--- a/reference.docx
+++ b/reference.docx
@@ -3572,8 +3572,8 @@
       <w:keepNext/>
       <w:keepLines/>
       <w:numPr>
+        <w:ilvl w:val="0"/>
         <w:numId w:val="99"/>
-        <w:ilvl w:val="0"/>
       </w:numPr>
       <w:spacing w:before="360" w:after="240"/>
       <w:ind w:left="0" w:firstLine="0"/>
@@ -3597,8 +3597,8 @@
       <w:keepNext/>
       <w:keepLines/>
       <w:numPr>
+        <w:ilvl w:val="1"/>
         <w:numId w:val="99"/>
-        <w:ilvl w:val="1"/>
       </w:numPr>
       <w:spacing w:before="160" w:after="80"/>
       <w:ind w:left="0" w:firstLine="0"/>
@@ -3622,12 +3622,12 @@
     <w:pPr>
       <w:keepNext/>
       <w:keepLines/>
-      <w:spacing w:before="160" w:after="80"/>
-      <w:outlineLvl w:val="2"/>
       <w:numPr>
         <w:ilvl w:val="2"/>
         <w:numId w:val="99"/>
       </w:numPr>
+      <w:spacing w:before="160" w:after="80"/>
+      <w:outlineLvl w:val="2"/>
     </w:pPr>
     <w:rPr>
       <w:rFonts w:eastAsiaTheme="majorEastAsia" w:cstheme="majorBidi"/>

--- a/reference.docx
+++ b/reference.docx
@@ -2778,7 +2778,7 @@
   <w:style w:type="paragraph" w:styleId="a4">
     <w:name w:val="Title"/>
     <w:basedOn w:val="a"/>
-    <w:next w:val="BodyText"/>
+    <w:next w:val="a0"/>
     <w:link w:val="a5"/>
     <w:uiPriority w:val="10"/>
     <w:qFormat/>
@@ -2809,7 +2809,7 @@
   <w:style w:type="paragraph" w:styleId="a6">
     <w:name w:val="Subtitle"/>
     <w:basedOn w:val="a4"/>
-    <w:next w:val="BodyText"/>
+    <w:next w:val="a0"/>
     <w:link w:val="a7"/>
     <w:uiPriority w:val="11"/>
     <w:qFormat/>
@@ -2856,7 +2856,7 @@
   <w:style w:type="paragraph" w:styleId="a8">
     <w:name w:val="Date"/>
     <w:basedOn w:val="a4"/>
-    <w:next w:val="BodyText"/>
+    <w:next w:val="a0"/>
     <w:qFormat/>
     <w:pPr>
       <w:keepNext/>
@@ -3180,7 +3180,7 @@
   </w:style>
   <w:style w:type="paragraph" w:customStyle="1" w:styleId="LptBodyText">
     <w:name w:val="LptBodyText"/>
-    <w:basedOn w:val="BodyText"/>
+    <w:basedOn w:val="a0"/>
     <w:qFormat/>
     <w:rsid w:val="004279C1"/>
     <w:pPr>

--- a/reference.docx
+++ b/reference.docx
@@ -5,7 +5,6 @@
     <w:p>
       <w:pPr>
         <w:pStyle w:val="LptPaperTitle"/>
-        <w:ind w:firstLine="480"/>
       </w:pPr>
       <w:r>
         <w:rPr>
@@ -13,12 +12,14 @@
         </w:rPr>
         <w:t>适合</w:t>
       </w:r>
+      <w:proofErr w:type="spellStart"/>
       <w:r>
         <w:rPr>
           <w:rFonts w:hint="eastAsia"/>
         </w:rPr>
         <w:t>Pandoc</w:t>
       </w:r>
+      <w:proofErr w:type="spellEnd"/>
       <w:r>
         <w:rPr>
           <w:rFonts w:hint="eastAsia"/>
@@ -35,7 +36,21 @@
         <w:rPr>
           <w:rFonts w:hint="eastAsia"/>
         </w:rPr>
-        <w:t>的极简论文手稿示例</w:t>
+        <w:t>的极</w:t>
+      </w:r>
+      <w:proofErr w:type="gramStart"/>
+      <w:r>
+        <w:rPr>
+          <w:rFonts w:hint="eastAsia"/>
+        </w:rPr>
+        <w:t>简论文</w:t>
+      </w:r>
+      <w:proofErr w:type="gramEnd"/>
+      <w:r>
+        <w:rPr>
+          <w:rFonts w:hint="eastAsia"/>
+        </w:rPr>
+        <w:t>手稿示例</w:t>
       </w:r>
     </w:p>
     <w:p>
@@ -71,6 +86,7 @@
     <w:p>
       <w:pPr>
         <w:pStyle w:val="LptAbstract"/>
+        <w:ind w:left="480" w:right="480"/>
       </w:pPr>
       <w:r>
         <w:rPr>
@@ -84,7 +100,21 @@
         <w:rPr>
           <w:rFonts w:hint="eastAsia"/>
         </w:rPr>
-        <w:t>本文给出一个极简</w:t>
+        <w:t>本文给出一个</w:t>
+      </w:r>
+      <w:proofErr w:type="gramStart"/>
+      <w:r>
+        <w:rPr>
+          <w:rFonts w:hint="eastAsia"/>
+        </w:rPr>
+        <w:t>极</w:t>
+      </w:r>
+      <w:proofErr w:type="gramEnd"/>
+      <w:r>
+        <w:rPr>
+          <w:rFonts w:hint="eastAsia"/>
+        </w:rPr>
+        <w:t>简</w:t>
       </w:r>
       <w:r>
         <w:rPr>
@@ -98,12 +128,14 @@
         </w:rPr>
         <w:t>论文手稿示例，目标是在保留论文常用语义元素的同时，尽量避免复杂期刊排版命令，从而提高</w:t>
       </w:r>
+      <w:proofErr w:type="spellStart"/>
       <w:r>
         <w:rPr>
           <w:rFonts w:hint="eastAsia"/>
         </w:rPr>
         <w:t>Pandoc</w:t>
       </w:r>
+      <w:proofErr w:type="spellEnd"/>
       <w:r>
         <w:rPr>
           <w:rFonts w:hint="eastAsia"/>
@@ -126,7 +158,7 @@
     <w:p>
       <w:pPr>
         <w:pStyle w:val="LptKeywords"/>
-        <w:ind w:firstLine="482"/>
+        <w:ind w:left="480" w:right="480"/>
       </w:pPr>
       <w:r>
         <w:rPr>
@@ -136,12 +168,14 @@
         </w:rPr>
         <w:t>关键词：</w:t>
       </w:r>
+      <w:proofErr w:type="spellStart"/>
       <w:r>
         <w:rPr>
           <w:rFonts w:hint="eastAsia"/>
         </w:rPr>
         <w:t>Pandoc</w:t>
       </w:r>
+      <w:proofErr w:type="spellEnd"/>
       <w:r>
         <w:rPr>
           <w:rFonts w:hint="eastAsia"/>
@@ -189,7 +223,7 @@
     <w:p>
       <w:pPr>
         <w:pStyle w:val="LptBodyText"/>
-        <w:ind w:firstLine="480"/>
+        <w:ind w:firstLine="484"/>
       </w:pPr>
       <w:r>
         <w:rPr>
@@ -225,7 +259,7 @@
     <w:p>
       <w:pPr>
         <w:pStyle w:val="LptBodyText"/>
-        <w:ind w:firstLine="480"/>
+        <w:ind w:firstLine="484"/>
       </w:pPr>
       <w:r>
         <w:rPr>
@@ -233,42 +267,80 @@
         </w:rPr>
         <w:t>本文的结构如下：第</w:t>
       </w:r>
-      <w:hyperlink w:anchor="sec:method">
-        <w:r>
-          <w:rPr>
-            <w:rStyle w:val="af"/>
-          </w:rPr>
-          <w:t>2</w:t>
-        </w:r>
-      </w:hyperlink>
-      <w:r>
-        <w:rPr>
-          <w:rFonts w:hint="eastAsia"/>
-        </w:rPr>
-        <w:t>节介绍基本写法，第</w:t>
-      </w:r>
-      <w:hyperlink w:anchor="sec:results">
-        <w:r>
-          <w:rPr>
-            <w:rStyle w:val="af"/>
-          </w:rPr>
-          <w:t>3</w:t>
-        </w:r>
-      </w:hyperlink>
+      <w:r>
+        <w:fldChar w:fldCharType="begin"/>
+      </w:r>
+      <w:r>
+        <w:instrText>HYPERLINK \l "sec:method" \h</w:instrText>
+      </w:r>
+      <w:r>
+        <w:fldChar w:fldCharType="separate"/>
+      </w:r>
+      <w:r>
+        <w:rPr>
+          <w:rStyle w:val="af"/>
+        </w:rPr>
+        <w:t>2</w:t>
+      </w:r>
+      <w:r>
+        <w:fldChar w:fldCharType="end"/>
+      </w:r>
+      <w:proofErr w:type="gramStart"/>
+      <w:r>
+        <w:rPr>
+          <w:rFonts w:hint="eastAsia"/>
+        </w:rPr>
+        <w:t>节介绍</w:t>
+      </w:r>
+      <w:proofErr w:type="gramEnd"/>
+      <w:r>
+        <w:rPr>
+          <w:rFonts w:hint="eastAsia"/>
+        </w:rPr>
+        <w:t>基本写法，第</w:t>
+      </w:r>
+      <w:r>
+        <w:fldChar w:fldCharType="begin"/>
+      </w:r>
+      <w:r>
+        <w:instrText>HYPERLINK \l "sec:results" \h</w:instrText>
+      </w:r>
+      <w:r>
+        <w:fldChar w:fldCharType="separate"/>
+      </w:r>
+      <w:r>
+        <w:rPr>
+          <w:rStyle w:val="af"/>
+        </w:rPr>
+        <w:t>3</w:t>
+      </w:r>
+      <w:r>
+        <w:fldChar w:fldCharType="end"/>
+      </w:r>
       <w:r>
         <w:rPr>
           <w:rFonts w:hint="eastAsia"/>
         </w:rPr>
         <w:t>节给出图表和公式示例，第</w:t>
       </w:r>
-      <w:hyperlink w:anchor="sec:conclusion">
-        <w:r>
-          <w:rPr>
-            <w:rStyle w:val="af"/>
-          </w:rPr>
-          <w:t>4</w:t>
-        </w:r>
-      </w:hyperlink>
+      <w:r>
+        <w:fldChar w:fldCharType="begin"/>
+      </w:r>
+      <w:r>
+        <w:instrText>HYPERLINK \l "sec:conclusion" \h</w:instrText>
+      </w:r>
+      <w:r>
+        <w:fldChar w:fldCharType="separate"/>
+      </w:r>
+      <w:r>
+        <w:rPr>
+          <w:rStyle w:val="af"/>
+        </w:rPr>
+        <w:t>4</w:t>
+      </w:r>
+      <w:r>
+        <w:fldChar w:fldCharType="end"/>
+      </w:r>
       <w:r>
         <w:rPr>
           <w:rFonts w:hint="eastAsia"/>
@@ -350,7 +422,7 @@
     <w:p>
       <w:pPr>
         <w:pStyle w:val="LptBodyText"/>
-        <w:ind w:firstLine="480"/>
+        <w:ind w:firstLine="484"/>
       </w:pPr>
       <w:r>
         <w:rPr>
@@ -401,6 +473,7 @@
         <w:rPr>
           <w:rFonts w:hint="eastAsia"/>
         </w:rPr>
+        <w:lastRenderedPageBreak/>
         <w:t>三级标题示例</w:t>
       </w:r>
     </w:p>
@@ -408,7 +481,7 @@
     <w:p>
       <w:pPr>
         <w:pStyle w:val="LptBodyText"/>
-        <w:ind w:firstLine="480"/>
+        <w:ind w:firstLine="484"/>
       </w:pPr>
       <w:r>
         <w:rPr>
@@ -433,7 +506,7 @@
     <w:p>
       <w:pPr>
         <w:pStyle w:val="LptBodyText"/>
-        <w:ind w:firstLine="480"/>
+        <w:ind w:firstLine="484"/>
       </w:pPr>
       <w:r>
         <w:rPr>
@@ -469,8 +542,14 @@
     <w:p>
       <w:pPr>
         <w:pStyle w:val="LptEquationNumbered"/>
-        <w:ind w:firstLine="480"/>
-      </w:pPr>
+        <w:spacing w:before="240"/>
+      </w:pPr>
+      <w:r>
+        <w:rPr>
+          <w:iCs/>
+        </w:rPr>
+        <w:tab/>
+      </w:r>
       <m:oMath>
         <m:r>
           <w:rPr>
@@ -510,13 +589,19 @@
         </m:r>
       </m:oMath>
       <w:r>
+        <w:rPr>
+          <w:iCs/>
+        </w:rPr>
+        <w:tab/>
+      </w:r>
+      <w:r>
         <w:t>(1)</w:t>
       </w:r>
     </w:p>
     <w:p>
       <w:pPr>
         <w:pStyle w:val="LptBodyText"/>
-        <w:ind w:firstLine="480"/>
+        <w:ind w:firstLine="484"/>
       </w:pPr>
       <w:r>
         <w:rPr>
@@ -602,7 +687,6 @@
         <w:rPr>
           <w:rFonts w:hint="eastAsia"/>
         </w:rPr>
-        <w:lastRenderedPageBreak/>
         <w:t>结果与讨论</w:t>
       </w:r>
     </w:p>
@@ -623,7 +707,7 @@
     <w:p>
       <w:pPr>
         <w:pStyle w:val="LptBodyText"/>
-        <w:ind w:firstLine="480"/>
+        <w:ind w:firstLine="484"/>
       </w:pPr>
       <w:r>
         <w:rPr>
@@ -643,12 +727,14 @@
         </w:rPr>
         <w:t>展示了一个普通图片环境。为了便于</w:t>
       </w:r>
+      <w:proofErr w:type="spellStart"/>
       <w:r>
         <w:rPr>
           <w:rFonts w:hint="eastAsia"/>
         </w:rPr>
         <w:t>Pandoc</w:t>
       </w:r>
+      <w:proofErr w:type="spellEnd"/>
       <w:r>
         <w:rPr>
           <w:rFonts w:hint="eastAsia"/>
@@ -665,7 +751,21 @@
         <w:rPr>
           <w:rFonts w:hint="eastAsia"/>
         </w:rPr>
-        <w:t>，不要使用双语图题计数器回退等复杂写法。</w:t>
+        <w:t>，不要使用</w:t>
+      </w:r>
+      <w:proofErr w:type="gramStart"/>
+      <w:r>
+        <w:rPr>
+          <w:rFonts w:hint="eastAsia"/>
+        </w:rPr>
+        <w:t>双语图题</w:t>
+      </w:r>
+      <w:proofErr w:type="gramEnd"/>
+      <w:r>
+        <w:rPr>
+          <w:rFonts w:hint="eastAsia"/>
+        </w:rPr>
+        <w:t>计数器回退等复杂写法。</w:t>
       </w:r>
     </w:p>
     <w:p>
@@ -677,6 +777,7 @@
         <w:rPr>
           <w:noProof/>
         </w:rPr>
+        <w:lastRenderedPageBreak/>
         <w:drawing>
           <wp:inline distT="0" distB="0" distL="0" distR="0" wp14:anchorId="71FFCED0" wp14:editId="7DADEA45">
             <wp:extent cx="3467100" cy="4955237"/>
@@ -747,7 +848,7 @@
     <w:p>
       <w:pPr>
         <w:pStyle w:val="LptBodyText"/>
-        <w:ind w:firstLine="480"/>
+        <w:ind w:firstLine="484"/>
       </w:pPr>
       <w:r>
         <w:rPr>
@@ -815,12 +916,14 @@
         </w:rPr>
         <w:t>编译和</w:t>
       </w:r>
+      <w:proofErr w:type="spellStart"/>
       <w:r>
         <w:rPr>
           <w:rFonts w:hint="eastAsia"/>
         </w:rPr>
         <w:t>Pandoc</w:t>
       </w:r>
+      <w:proofErr w:type="spellEnd"/>
       <w:r>
         <w:rPr>
           <w:rFonts w:hint="eastAsia"/>
@@ -849,7 +952,6 @@
         <w:rPr>
           <w:noProof/>
         </w:rPr>
-        <w:lastRenderedPageBreak/>
         <w:drawing>
           <wp:inline distT="0" distB="0" distL="0" distR="0" wp14:anchorId="14016676" wp14:editId="14C4670E">
             <wp:extent cx="2510777" cy="779839"/>
@@ -938,6 +1040,7 @@
         <w:rPr>
           <w:noProof/>
         </w:rPr>
+        <w:lastRenderedPageBreak/>
         <w:drawing>
           <wp:inline distT="0" distB="0" distL="0" distR="0" wp14:anchorId="4DB241AD" wp14:editId="4A8E6F86">
             <wp:extent cx="2498544" cy="767606"/>
@@ -1033,7 +1136,7 @@
     <w:p>
       <w:pPr>
         <w:pStyle w:val="LptBodyText"/>
-        <w:ind w:firstLine="480"/>
+        <w:ind w:firstLine="484"/>
       </w:pPr>
       <w:r>
         <w:rPr>
@@ -1053,12 +1156,14 @@
         </w:rPr>
         <w:t>给出一个三线表。表格中可以使用</w:t>
       </w:r>
+      <w:proofErr w:type="spellStart"/>
       <w:r>
         <w:rPr>
           <w:rStyle w:val="VerbatimChar"/>
         </w:rPr>
         <w:t>booktabs</w:t>
       </w:r>
+      <w:proofErr w:type="spellEnd"/>
       <w:r>
         <w:rPr>
           <w:rFonts w:hint="eastAsia"/>
@@ -1069,8 +1174,16 @@
         <w:rPr>
           <w:rStyle w:val="VerbatimChar"/>
         </w:rPr>
-        <w:t>\toprule</w:t>
-      </w:r>
+        <w:t>\</w:t>
+      </w:r>
+      <w:proofErr w:type="spellStart"/>
+      <w:r>
+        <w:rPr>
+          <w:rStyle w:val="VerbatimChar"/>
+        </w:rPr>
+        <w:t>toprule</w:t>
+      </w:r>
+      <w:proofErr w:type="spellEnd"/>
       <w:r>
         <w:t>、</w:t>
       </w:r>
@@ -1078,8 +1191,16 @@
         <w:rPr>
           <w:rStyle w:val="VerbatimChar"/>
         </w:rPr>
-        <w:t>\midrule</w:t>
-      </w:r>
+        <w:t>\</w:t>
+      </w:r>
+      <w:proofErr w:type="spellStart"/>
+      <w:r>
+        <w:rPr>
+          <w:rStyle w:val="VerbatimChar"/>
+        </w:rPr>
+        <w:t>midrule</w:t>
+      </w:r>
+      <w:proofErr w:type="spellEnd"/>
       <w:r>
         <w:rPr>
           <w:rFonts w:hint="eastAsia"/>
@@ -1090,8 +1211,16 @@
         <w:rPr>
           <w:rStyle w:val="VerbatimChar"/>
         </w:rPr>
-        <w:t>\bottomrule</w:t>
-      </w:r>
+        <w:t>\</w:t>
+      </w:r>
+      <w:proofErr w:type="spellStart"/>
+      <w:r>
+        <w:rPr>
+          <w:rStyle w:val="VerbatimChar"/>
+        </w:rPr>
+        <w:t>bottomrule</w:t>
+      </w:r>
+      <w:proofErr w:type="spellEnd"/>
       <w:r>
         <w:rPr>
           <w:rFonts w:hint="eastAsia"/>
@@ -1102,7 +1231,7 @@
     <w:p>
       <w:pPr>
         <w:pStyle w:val="LptTableCaption"/>
-        <w:ind w:firstLine="480"/>
+        <w:ind w:firstLine="484"/>
       </w:pPr>
       <w:bookmarkStart w:id="11" w:name="tab:sample"/>
       <w:r>
@@ -1436,7 +1565,7 @@
     <w:p>
       <w:pPr>
         <w:pStyle w:val="LptBodyText"/>
-        <w:ind w:firstLine="480"/>
+        <w:ind w:firstLine="484"/>
       </w:pPr>
       <w:r>
         <w:rPr>
@@ -1444,14 +1573,24 @@
         </w:rPr>
         <w:t>在讨论中可以同时引用多个对象。例如，第</w:t>
       </w:r>
-      <w:hyperlink w:anchor="subsec:equation">
-        <w:r>
-          <w:rPr>
-            <w:rStyle w:val="af"/>
-          </w:rPr>
-          <w:t>2.2</w:t>
-        </w:r>
-      </w:hyperlink>
+      <w:r>
+        <w:fldChar w:fldCharType="begin"/>
+      </w:r>
+      <w:r>
+        <w:instrText>HYPERLINK \l "subsec:equation" \h</w:instrText>
+      </w:r>
+      <w:r>
+        <w:fldChar w:fldCharType="separate"/>
+      </w:r>
+      <w:r>
+        <w:rPr>
+          <w:rStyle w:val="af"/>
+        </w:rPr>
+        <w:t>2.2</w:t>
+      </w:r>
+      <w:r>
+        <w:fldChar w:fldCharType="end"/>
+      </w:r>
       <w:r>
         <w:rPr>
           <w:rFonts w:hint="eastAsia"/>
@@ -1516,7 +1655,21 @@
         <w:rPr>
           <w:rFonts w:hint="eastAsia"/>
         </w:rPr>
-        <w:t>、早期会议论文</w:t>
+        <w:t>、</w:t>
+      </w:r>
+      <w:proofErr w:type="gramStart"/>
+      <w:r>
+        <w:rPr>
+          <w:rFonts w:hint="eastAsia"/>
+        </w:rPr>
+        <w:t>早期会</w:t>
+      </w:r>
+      <w:proofErr w:type="gramEnd"/>
+      <w:r>
+        <w:rPr>
+          <w:rFonts w:hint="eastAsia"/>
+        </w:rPr>
+        <w:t>议论文</w:t>
       </w:r>
       <w:r>
         <w:rPr>
@@ -1568,7 +1721,7 @@
     <w:p>
       <w:pPr>
         <w:pStyle w:val="LptBodyText"/>
-        <w:ind w:firstLine="480"/>
+        <w:ind w:firstLine="484"/>
       </w:pPr>
       <w:r>
         <w:rPr>
@@ -1576,12 +1729,14 @@
         </w:rPr>
         <w:t>本文示例保留了论文手稿的核心语义元素，同时删除了期刊模板中的页眉页脚、双栏、字体、复杂标题页和专用参考文献宏。这样的写法更适合作为</w:t>
       </w:r>
+      <w:proofErr w:type="spellStart"/>
       <w:r>
         <w:rPr>
           <w:rFonts w:hint="eastAsia"/>
         </w:rPr>
         <w:t>Pandoc</w:t>
       </w:r>
+      <w:proofErr w:type="spellEnd"/>
       <w:r>
         <w:rPr>
           <w:rFonts w:hint="eastAsia"/>
@@ -1604,7 +1759,7 @@
     <w:p>
       <w:pPr>
         <w:pStyle w:val="LptBodyText"/>
-        <w:ind w:firstLine="480"/>
+        <w:ind w:firstLine="484"/>
       </w:pPr>
       <w:r>
         <w:rPr>
@@ -1682,14 +1837,7 @@
         <w:rPr>
           <w:rFonts w:hint="eastAsia"/>
         </w:rPr>
-        <w:t>、普通未出版</w:t>
-      </w:r>
-      <w:r>
-        <w:rPr>
-          <w:rFonts w:hint="eastAsia"/>
-        </w:rPr>
-        <w:lastRenderedPageBreak/>
-        <w:t>或网络资料</w:t>
+        <w:t>、普通未出版或网络资料</w:t>
       </w:r>
       <w:r>
         <w:rPr>
@@ -1715,12 +1863,14 @@
         </w:rPr>
         <w:t>；在</w:t>
       </w:r>
+      <w:proofErr w:type="spellStart"/>
       <w:r>
         <w:rPr>
           <w:rFonts w:hint="eastAsia"/>
         </w:rPr>
         <w:t>Pandoc</w:t>
       </w:r>
+      <w:proofErr w:type="spellEnd"/>
       <w:r>
         <w:rPr>
           <w:rFonts w:hint="eastAsia"/>
@@ -1739,12 +1889,14 @@
         </w:rPr>
         <w:t>时，这些引用可以通过同一个</w:t>
       </w:r>
+      <w:proofErr w:type="spellStart"/>
       <w:r>
         <w:rPr>
           <w:rFonts w:hint="eastAsia"/>
         </w:rPr>
         <w:t>BibTeX</w:t>
       </w:r>
+      <w:proofErr w:type="spellEnd"/>
       <w:r>
         <w:rPr>
           <w:rFonts w:hint="eastAsia"/>
@@ -1755,7 +1907,6 @@
     <w:p>
       <w:pPr>
         <w:pStyle w:val="LptReferencesHeading"/>
-        <w:ind w:firstLine="480"/>
       </w:pPr>
       <w:r>
         <w:rPr>
@@ -1767,23 +1918,50 @@
     <w:p>
       <w:pPr>
         <w:pStyle w:val="LptReferenceItem"/>
-        <w:ind w:firstLine="480"/>
+        <w:spacing w:after="120"/>
+        <w:ind w:left="360" w:hanging="360"/>
       </w:pPr>
       <w:bookmarkStart w:id="14" w:name="ref-ffowcswilliams1969theory"/>
       <w:bookmarkStart w:id="15" w:name="refs"/>
       <w:r>
-        <w:t xml:space="preserve">[1] </w:t>
+        <w:lastRenderedPageBreak/>
+        <w:t>[1</w:t>
+      </w:r>
+      <w:proofErr w:type="gramStart"/>
+      <w:r>
+        <w:t xml:space="preserve">] </w:t>
       </w:r>
       <w:r>
         <w:tab/>
-        <w:t xml:space="preserve">FFOWCS WILLIAMS J E, HAWKINGS D L. Theory relating to the noise of rotating machinery[J/OL]. Journal of Sound and Vibration, 1969, 10(1): 10-21. DOI: </w:t>
+        <w:t>FFOWCS</w:t>
+      </w:r>
+      <w:proofErr w:type="gramEnd"/>
+      <w:r>
+        <w:t xml:space="preserve"> WILLIAMS J E, HAWKINGS D L. Theory relating to the noise of rotating machinery[J/OL]. Journal of Sound and Vibration, 1969, 10(1): 10-21. DOI: </w:t>
       </w:r>
       <w:hyperlink r:id="rId9">
         <w:r>
           <w:rPr>
             <w:rStyle w:val="af"/>
+            <w:color w:val="auto"/>
           </w:rPr>
-          <w:t>10.1016/0022-460X(69)90125-4</w:t>
+          <w:t>10.1016/0022-460</w:t>
+        </w:r>
+        <w:proofErr w:type="gramStart"/>
+        <w:r>
+          <w:rPr>
+            <w:rStyle w:val="af"/>
+            <w:color w:val="auto"/>
+          </w:rPr>
+          <w:t>X(</w:t>
+        </w:r>
+        <w:proofErr w:type="gramEnd"/>
+        <w:r>
+          <w:rPr>
+            <w:rStyle w:val="af"/>
+            <w:color w:val="auto"/>
+          </w:rPr>
+          <w:t>69)90125-4</w:t>
         </w:r>
       </w:hyperlink>
       <w:r>
@@ -1793,21 +1971,47 @@
     <w:p>
       <w:pPr>
         <w:pStyle w:val="LptReferenceItem"/>
-        <w:ind w:firstLine="480"/>
+        <w:spacing w:after="120"/>
+        <w:ind w:left="360" w:hanging="360"/>
       </w:pPr>
       <w:bookmarkStart w:id="16" w:name="ref-higgins2020aeroacoustic"/>
       <w:bookmarkEnd w:id="14"/>
       <w:r>
-        <w:t xml:space="preserve">[2] </w:t>
+        <w:t>[2</w:t>
+      </w:r>
+      <w:proofErr w:type="gramStart"/>
+      <w:r>
+        <w:t xml:space="preserve">] </w:t>
       </w:r>
       <w:r>
         <w:tab/>
-        <w:t xml:space="preserve">HIGGINS R J, BARAKOS G N, SHAHPAR S, et al. An aeroacoustic investigation of a tiltwing eVTOL concept aircraft[C/OL]//AIAA Aviation 2020 Forum. AIAA, 2020: 2684. DOI: </w:t>
+        <w:t>HIGGINS</w:t>
+      </w:r>
+      <w:proofErr w:type="gramEnd"/>
+      <w:r>
+        <w:t xml:space="preserve"> R J, BARAKOS G N, SHAHPAR S, et al. An </w:t>
+      </w:r>
+      <w:proofErr w:type="spellStart"/>
+      <w:r>
+        <w:t>aeroacoustic</w:t>
+      </w:r>
+      <w:proofErr w:type="spellEnd"/>
+      <w:r>
+        <w:t xml:space="preserve"> investigation of a tiltwing eVTOL concept aircraft[C/</w:t>
+      </w:r>
+      <w:proofErr w:type="gramStart"/>
+      <w:r>
+        <w:t>OL]/</w:t>
+      </w:r>
+      <w:proofErr w:type="gramEnd"/>
+      <w:r>
+        <w:t xml:space="preserve">/AIAA Aviation 2020 Forum. AIAA, 2020: 2684. DOI: </w:t>
       </w:r>
       <w:hyperlink r:id="rId10">
         <w:r>
           <w:rPr>
             <w:rStyle w:val="af"/>
+            <w:color w:val="auto"/>
           </w:rPr>
           <w:t>10.2514/6.2020-2684</w:t>
         </w:r>
@@ -1819,97 +2023,232 @@
     <w:p>
       <w:pPr>
         <w:pStyle w:val="LptReferenceItem"/>
-        <w:ind w:firstLine="480"/>
+        <w:spacing w:after="120"/>
+        <w:ind w:left="360" w:hanging="360"/>
       </w:pPr>
       <w:bookmarkStart w:id="17" w:name="ref-Johnson80a"/>
       <w:bookmarkEnd w:id="16"/>
       <w:r>
-        <w:t xml:space="preserve">[3] </w:t>
+        <w:t>[3</w:t>
+      </w:r>
+      <w:proofErr w:type="gramStart"/>
+      <w:r>
+        <w:t xml:space="preserve">] </w:t>
       </w:r>
       <w:r>
         <w:tab/>
-        <w:t>JOHNSON W. Helicopter theory[M]. Princeton, NJ: Princeton University Press, 1980: 808-813.</w:t>
+        <w:t>JOHNSON</w:t>
+      </w:r>
+      <w:proofErr w:type="gramEnd"/>
+      <w:r>
+        <w:t xml:space="preserve"> W. Helicopter theory[M]. Princeton, NJ: Princeton University Press, 1980: 808-813.</w:t>
       </w:r>
     </w:p>
     <w:p>
       <w:pPr>
         <w:pStyle w:val="LptReferenceItem"/>
-        <w:ind w:firstLine="480"/>
+        <w:spacing w:after="120"/>
+        <w:ind w:left="360" w:hanging="360"/>
       </w:pPr>
       <w:bookmarkStart w:id="18" w:name="ref-Leishman00"/>
       <w:bookmarkEnd w:id="17"/>
       <w:r>
-        <w:t xml:space="preserve">[4] </w:t>
+        <w:t>[4</w:t>
+      </w:r>
+      <w:proofErr w:type="gramStart"/>
+      <w:r>
+        <w:t xml:space="preserve">] </w:t>
       </w:r>
       <w:r>
         <w:tab/>
-        <w:t>LEISHMAN J G. Principles of helicopter aerodynamics[M]. New York, NY: Cambridge University Press, 2000.</w:t>
+        <w:t>LEISHMAN</w:t>
+      </w:r>
+      <w:proofErr w:type="gramEnd"/>
+      <w:r>
+        <w:t xml:space="preserve"> J G. Principles of helicopter aerodynamics[M]. New York, NY: Cambridge University Press, 2000.</w:t>
       </w:r>
     </w:p>
     <w:p>
       <w:pPr>
         <w:pStyle w:val="LptReferenceItem"/>
-        <w:ind w:firstLine="480"/>
+        <w:spacing w:after="120"/>
+        <w:ind w:left="360" w:hanging="360"/>
       </w:pPr>
       <w:bookmarkStart w:id="19" w:name="ref-Straub84"/>
       <w:bookmarkEnd w:id="18"/>
       <w:r>
-        <w:t xml:space="preserve">[5] </w:t>
+        <w:t>[5</w:t>
+      </w:r>
+      <w:proofErr w:type="gramStart"/>
+      <w:r>
+        <w:t xml:space="preserve">] </w:t>
       </w:r>
       <w:r>
         <w:tab/>
-        <w:t>STRAUB F. Study to eliminate ground resonance using active controls: 166609[R]. [S.l.: s.n.], 1984.</w:t>
+        <w:t>STRAUB</w:t>
+      </w:r>
+      <w:proofErr w:type="gramEnd"/>
+      <w:r>
+        <w:t xml:space="preserve"> F. Study to eliminate ground resonance using active controls: 166609[R]. [</w:t>
+      </w:r>
+      <w:proofErr w:type="spellStart"/>
+      <w:r>
+        <w:t>S.l.</w:t>
+      </w:r>
+      <w:proofErr w:type="spellEnd"/>
+      <w:r>
+        <w:t xml:space="preserve">: </w:t>
+      </w:r>
+      <w:proofErr w:type="spellStart"/>
+      <w:r>
+        <w:t>s.n</w:t>
+      </w:r>
+      <w:proofErr w:type="spellEnd"/>
+      <w:r>
+        <w:t>.], 1984.</w:t>
       </w:r>
     </w:p>
     <w:p>
       <w:pPr>
         <w:pStyle w:val="LptReferenceItem"/>
-        <w:ind w:firstLine="480"/>
+        <w:spacing w:after="120"/>
+        <w:ind w:left="360" w:hanging="360"/>
       </w:pPr>
       <w:bookmarkStart w:id="20" w:name="ref-Friedmann93"/>
       <w:bookmarkEnd w:id="19"/>
       <w:r>
-        <w:t xml:space="preserve">[6] </w:t>
+        <w:t>[6</w:t>
+      </w:r>
+      <w:proofErr w:type="gramStart"/>
+      <w:r>
+        <w:t xml:space="preserve">] </w:t>
       </w:r>
       <w:r>
         <w:tab/>
-        <w:t>FRIEDMANN P P, HODGES D H. Rotary-wing aeroelasticity with application to VTOL vehicles[M]//NOOR A K, VENNERI S L. Part II: volume 5 Flight-Vehicle Materials, Structures, and Dynamics. New York, NY: American Society of Mechanical Engineers, 1993: 299-391.</w:t>
+        <w:t>FRIEDMANN</w:t>
+      </w:r>
+      <w:proofErr w:type="gramEnd"/>
+      <w:r>
+        <w:t xml:space="preserve"> P </w:t>
+      </w:r>
+      <w:proofErr w:type="spellStart"/>
+      <w:r>
+        <w:t>P</w:t>
+      </w:r>
+      <w:proofErr w:type="spellEnd"/>
+      <w:r>
+        <w:t>, HODGES D H. Rotary-wing aeroelasticity with application to VTOL vehicles[</w:t>
+      </w:r>
+      <w:proofErr w:type="gramStart"/>
+      <w:r>
+        <w:t>M]/</w:t>
+      </w:r>
+      <w:proofErr w:type="gramEnd"/>
+      <w:r>
+        <w:t>/NOOR A K, VENNERI S L. Part II: volume 5 Flight-Vehicle Materials, Structures, and Dynamics. New York, NY: American Society of Mechanical Engineers, 1993: 299-391.</w:t>
       </w:r>
     </w:p>
     <w:p>
       <w:pPr>
         <w:pStyle w:val="LptReferenceItem"/>
-        <w:ind w:firstLine="480"/>
+        <w:spacing w:after="120"/>
+        <w:ind w:left="360" w:hanging="360"/>
       </w:pPr>
       <w:bookmarkStart w:id="21" w:name="ref-Sadler"/>
       <w:bookmarkEnd w:id="20"/>
       <w:r>
-        <w:t xml:space="preserve">[7] </w:t>
+        <w:t>[7</w:t>
+      </w:r>
+      <w:proofErr w:type="gramStart"/>
+      <w:r>
+        <w:t xml:space="preserve">] </w:t>
       </w:r>
       <w:r>
         <w:tab/>
-        <w:t>SADLER S G. A method for predicting helicopter wake geometry, wake-induced inflow and wake effects on blade airloads[C]//American Helicopter Society 27th Annual Forum. [S.l.: s.n.], 1971.</w:t>
+        <w:t>SADLER</w:t>
+      </w:r>
+      <w:proofErr w:type="gramEnd"/>
+      <w:r>
+        <w:t xml:space="preserve"> S G. A method for predicting helicopter wake geometry, wake-induced inflow and wake effects on blade </w:t>
+      </w:r>
+      <w:proofErr w:type="spellStart"/>
+      <w:r>
+        <w:t>airloads</w:t>
+      </w:r>
+      <w:proofErr w:type="spellEnd"/>
+      <w:r>
+        <w:t>[C]//American Helicopter Society 27th Annual Forum. [</w:t>
+      </w:r>
+      <w:proofErr w:type="spellStart"/>
+      <w:r>
+        <w:t>S.l.</w:t>
+      </w:r>
+      <w:proofErr w:type="spellEnd"/>
+      <w:r>
+        <w:t xml:space="preserve">: </w:t>
+      </w:r>
+      <w:proofErr w:type="spellStart"/>
+      <w:r>
+        <w:t>s.n</w:t>
+      </w:r>
+      <w:proofErr w:type="spellEnd"/>
+      <w:r>
+        <w:t>.], 1971.</w:t>
       </w:r>
     </w:p>
     <w:p>
       <w:pPr>
         <w:pStyle w:val="LptReferenceItem"/>
-        <w:ind w:firstLine="480"/>
+        <w:spacing w:after="120"/>
+        <w:ind w:left="360" w:hanging="360"/>
       </w:pPr>
       <w:bookmarkStart w:id="22" w:name="ref-Patashnik"/>
       <w:bookmarkEnd w:id="21"/>
       <w:r>
-        <w:t xml:space="preserve">[8] </w:t>
+        <w:t>[8</w:t>
+      </w:r>
+      <w:proofErr w:type="gramStart"/>
+      <w:r>
+        <w:t xml:space="preserve">] </w:t>
       </w:r>
       <w:r>
         <w:tab/>
-        <w:t>PATASHNIK O. BibTeXing[Z]. [S.l.: s.n.], 1988.</w:t>
+        <w:t>PATASHNIK</w:t>
+      </w:r>
+      <w:proofErr w:type="gramEnd"/>
+      <w:r>
+        <w:t xml:space="preserve"> O. </w:t>
+      </w:r>
+      <w:proofErr w:type="spellStart"/>
+      <w:r>
+        <w:t>BibTeXing</w:t>
+      </w:r>
+      <w:proofErr w:type="spellEnd"/>
+      <w:r>
+        <w:t>[Z]. [</w:t>
+      </w:r>
+      <w:proofErr w:type="spellStart"/>
+      <w:r>
+        <w:t>S.l.</w:t>
+      </w:r>
+      <w:proofErr w:type="spellEnd"/>
+      <w:r>
+        <w:t xml:space="preserve">: </w:t>
+      </w:r>
+      <w:proofErr w:type="spellStart"/>
+      <w:r>
+        <w:t>s.n</w:t>
+      </w:r>
+      <w:proofErr w:type="spellEnd"/>
+      <w:r>
+        <w:t>.], 1988.</w:t>
       </w:r>
     </w:p>
     <w:p>
       <w:pPr>
         <w:pStyle w:val="LptReferenceItem"/>
-        <w:ind w:firstLine="480"/>
+        <w:spacing w:after="120"/>
+        <w:ind w:left="360" w:hanging="360"/>
       </w:pPr>
       <w:bookmarkStart w:id="23" w:name="ref-Roy:compworld2023"/>
       <w:bookmarkEnd w:id="22"/>
@@ -1918,12 +2257,21 @@
       </w:r>
       <w:r>
         <w:tab/>
-        <w:t xml:space="preserve">ROY A. Composites opportunities in eVTOL[EB/OL]. Composites World, 2023. </w:t>
+        <w:t xml:space="preserve">ROY A. Composites opportunities in </w:t>
+      </w:r>
+      <w:proofErr w:type="gramStart"/>
+      <w:r>
+        <w:t>eVTOL[</w:t>
+      </w:r>
+      <w:proofErr w:type="gramEnd"/>
+      <w:r>
+        <w:t xml:space="preserve">EB/OL]. Composites World, 2023. </w:t>
       </w:r>
       <w:hyperlink r:id="rId11">
         <w:r>
           <w:rPr>
             <w:rStyle w:val="af"/>
+            <w:color w:val="auto"/>
           </w:rPr>
           <w:t>www.compositesworld.com/articles/composites-opportunities-in-evtols</w:t>
         </w:r>
@@ -1939,7 +2287,7 @@
         <w:numRestart w:val="eachSect"/>
       </w:footnotePr>
       <w:pgSz w:w="12240" w:h="15840"/>
-      <w:pgMar w:top="1440" w:right="1800" w:bottom="1440" w:left="1800" w:header="720" w:footer="720" w:gutter="0"/>
+      <w:pgMar w:top="1440" w:right="1440" w:bottom="1440" w:left="1440" w:header="720" w:footer="720" w:gutter="0"/>
       <w:cols w:space="720"/>
     </w:sectPr>
   </w:body>
@@ -1947,8 +2295,8 @@
 </file>
 
 <file path=word/numbering.xml><?xml version="1.0" encoding="utf-8"?>
-<w:numbering xmlns:ns1="http://schemas.openxmlformats.org/markup-compatibility/2006" xmlns:ns2="http://schemas.microsoft.com/office/word/2012/wordml" xmlns:ns3="http://schemas.microsoft.com/office/word/2016/wordml/cid" xmlns:w="http://schemas.openxmlformats.org/wordprocessingml/2006/main" ns1:Ignorable="w14 w15 w16se w16cid w16 w16cex w16sdtdh w16sdtfl w16du wp14">
-  <w:abstractNum w:abstractNumId="0" ns2:restartNumberingAfterBreak="0">
+<w:numbering xmlns:wpc="http://schemas.microsoft.com/office/word/2010/wordprocessingCanvas" xmlns:cx="http://schemas.microsoft.com/office/drawing/2014/chartex" xmlns:cx1="http://schemas.microsoft.com/office/drawing/2015/9/8/chartex" xmlns:cx2="http://schemas.microsoft.com/office/drawing/2015/10/21/chartex" xmlns:cx3="http://schemas.microsoft.com/office/drawing/2016/5/9/chartex" xmlns:cx4="http://schemas.microsoft.com/office/drawing/2016/5/10/chartex" xmlns:cx5="http://schemas.microsoft.com/office/drawing/2016/5/11/chartex" xmlns:cx6="http://schemas.microsoft.com/office/drawing/2016/5/12/chartex" xmlns:cx7="http://schemas.microsoft.com/office/drawing/2016/5/13/chartex" xmlns:cx8="http://schemas.microsoft.com/office/drawing/2016/5/14/chartex" xmlns:mc="http://schemas.openxmlformats.org/markup-compatibility/2006" xmlns:aink="http://schemas.microsoft.com/office/drawing/2016/ink" xmlns:am3d="http://schemas.microsoft.com/office/drawing/2017/model3d" xmlns:o="urn:schemas-microsoft-com:office:office" xmlns:oel="http://schemas.microsoft.com/office/2019/extlst" xmlns:r="http://schemas.openxmlformats.org/officeDocument/2006/relationships" xmlns:m="http://schemas.openxmlformats.org/officeDocument/2006/math" xmlns:v="urn:schemas-microsoft-com:vml" xmlns:wp14="http://schemas.microsoft.com/office/word/2010/wordprocessingDrawing" xmlns:wp="http://schemas.openxmlformats.org/drawingml/2006/wordprocessingDrawing" xmlns:w10="urn:schemas-microsoft-com:office:word" xmlns:w="http://schemas.openxmlformats.org/wordprocessingml/2006/main" xmlns:w14="http://schemas.microsoft.com/office/word/2010/wordml" xmlns:w15="http://schemas.microsoft.com/office/word/2012/wordml" xmlns:w16cex="http://schemas.microsoft.com/office/word/2018/wordml/cex" xmlns:w16cid="http://schemas.microsoft.com/office/word/2016/wordml/cid" xmlns:w16="http://schemas.microsoft.com/office/word/2018/wordml" xmlns:w16du="http://schemas.microsoft.com/office/word/2023/wordml/word16du" xmlns:w16sdtdh="http://schemas.microsoft.com/office/word/2020/wordml/sdtdatahash" xmlns:w16sdtfl="http://schemas.microsoft.com/office/word/2024/wordml/sdtformatlock" xmlns:w16se="http://schemas.microsoft.com/office/word/2015/wordml/symex" xmlns:wpg="http://schemas.microsoft.com/office/word/2010/wordprocessingGroup" xmlns:wpi="http://schemas.microsoft.com/office/word/2010/wordprocessingInk" xmlns:wne="http://schemas.microsoft.com/office/word/2006/wordml" xmlns:wps="http://schemas.microsoft.com/office/word/2010/wordprocessingShape" mc:Ignorable="w14 w15 w16se w16cid w16 w16cex w16sdtdh w16sdtfl w16du wp14">
+  <w:abstractNum w:abstractNumId="0" w15:restartNumberingAfterBreak="0">
     <w:nsid w:val="0000A990"/>
     <w:multiLevelType w:val="multilevel"/>
     <w:tmpl w:val="E1169774"/>
@@ -2025,14 +2373,13 @@
       </w:pPr>
     </w:lvl>
   </w:abstractNum>
-  <w:abstractNum w:abstractNumId="1" ns2:restartNumberingAfterBreak="0">
+  <w:abstractNum w:abstractNumId="1" w15:restartNumberingAfterBreak="0">
     <w:nsid w:val="3A494C13"/>
     <w:multiLevelType w:val="hybridMultilevel"/>
     <w:tmpl w:val="13F2956A"/>
     <w:lvl w:ilvl="0" w:tplc="74E4D3D6">
       <w:start w:val="1"/>
       <w:numFmt w:val="decimal"/>
-      <w:pStyle w:val="LptHeading1"/>
       <w:lvlText w:val="%1"/>
       <w:lvlJc w:val="left"/>
       <w:pPr>
@@ -2115,14 +2462,87 @@
       </w:pPr>
     </w:lvl>
   </w:abstractNum>
-  <w:abstractNum w:abstractNumId="2" ns2:restartNumberingAfterBreak="0">
+  <w:abstractNum w:abstractNumId="2" w15:restartNumberingAfterBreak="0">
+    <w:nsid w:val="54D53319"/>
+    <w:multiLevelType w:val="multilevel"/>
+    <w:tmpl w:val="E5F81554"/>
+    <w:lvl w:ilvl="0">
+      <w:start w:val="1"/>
+      <w:numFmt w:val="decimal"/>
+      <w:pStyle w:val="LptHeading1"/>
+      <w:lvlText w:val="%1"/>
+      <w:lvlJc w:val="left"/>
+      <w:pPr>
+        <w:tabs>
+          <w:tab w:val="num" w:pos="360"/>
+        </w:tabs>
+        <w:ind w:left="360" w:hanging="360"/>
+      </w:pPr>
+    </w:lvl>
+    <w:lvl w:ilvl="1">
+      <w:start w:val="1"/>
+      <w:numFmt w:val="decimal"/>
+      <w:pStyle w:val="LptHeading2"/>
+      <w:lvlText w:val="%1.%2"/>
+      <w:lvlJc w:val="left"/>
+      <w:pPr>
+        <w:tabs>
+          <w:tab w:val="num" w:pos="540"/>
+        </w:tabs>
+        <w:ind w:left="540" w:hanging="360"/>
+      </w:pPr>
+    </w:lvl>
+    <w:lvl w:ilvl="2">
+      <w:start w:val="1"/>
+      <w:numFmt w:val="decimal"/>
+      <w:pStyle w:val="LptHeading3"/>
+      <w:lvlText w:val="%1.%2.%3"/>
+      <w:lvlJc w:val="left"/>
+      <w:pPr>
+        <w:tabs>
+          <w:tab w:val="num" w:pos="720"/>
+        </w:tabs>
+        <w:ind w:left="720" w:hanging="360"/>
+      </w:pPr>
+    </w:lvl>
+    <w:lvl w:ilvl="3">
+      <w:numFmt w:val="decimal"/>
+      <w:lvlText w:val=""/>
+      <w:lvlJc w:val="left"/>
+    </w:lvl>
+    <w:lvl w:ilvl="4">
+      <w:numFmt w:val="decimal"/>
+      <w:lvlText w:val=""/>
+      <w:lvlJc w:val="left"/>
+    </w:lvl>
+    <w:lvl w:ilvl="5">
+      <w:numFmt w:val="decimal"/>
+      <w:lvlText w:val=""/>
+      <w:lvlJc w:val="left"/>
+    </w:lvl>
+    <w:lvl w:ilvl="6">
+      <w:numFmt w:val="decimal"/>
+      <w:lvlText w:val=""/>
+      <w:lvlJc w:val="left"/>
+    </w:lvl>
+    <w:lvl w:ilvl="7">
+      <w:numFmt w:val="decimal"/>
+      <w:lvlText w:val=""/>
+      <w:lvlJc w:val="left"/>
+    </w:lvl>
+    <w:lvl w:ilvl="8">
+      <w:numFmt w:val="decimal"/>
+      <w:lvlText w:val=""/>
+      <w:lvlJc w:val="left"/>
+    </w:lvl>
+  </w:abstractNum>
+  <w:abstractNum w:abstractNumId="3" w15:restartNumberingAfterBreak="0">
     <w:nsid w:val="63C8339E"/>
     <w:multiLevelType w:val="hybridMultilevel"/>
     <w:tmpl w:val="A672CC52"/>
     <w:lvl w:ilvl="0" w:tplc="131A2B7A">
       <w:start w:val="1"/>
       <w:numFmt w:val="decimal"/>
-      <w:pStyle w:val="LptHeading2"/>
       <w:lvlText w:val="1.%1."/>
       <w:lvlJc w:val="left"/>
       <w:pPr>
@@ -2205,65 +2625,14 @@
       </w:pPr>
     </w:lvl>
   </w:abstractNum>
-  <w:num w:numId="1" ns3:durableId="350490881">
-    <w:abstractNumId w:val="0"/>
-  </w:num>
-  <w:num w:numId="2" ns3:durableId="1065226198">
-    <w:abstractNumId w:val="1"/>
-  </w:num>
-  <w:num w:numId="3" ns3:durableId="855272063">
+  <w:num w:numId="1" w16cid:durableId="2000958245">
     <w:abstractNumId w:val="2"/>
-  </w:num>
-  <w:abstractNum w:abstractNumId="99">
-    <w:multiLevelType w:val="multilevel"/>
-    <w:lvl w:ilvl="0">
-      <w:start w:val="1"/>
-      <w:numFmt w:val="decimal"/>
-      <w:pStyle w:val="LptHeading1"/>
-      <w:lvlText w:val="%1"/>
-      <w:lvlJc w:val="left"/>
-      <w:pPr>
-        <w:tabs>
-          <w:tab w:val="num" w:pos="360"/>
-        </w:tabs>
-        <w:ind w:left="360" w:hanging="360"/>
-      </w:pPr>
-    </w:lvl>
-    <w:lvl w:ilvl="1">
-      <w:start w:val="1"/>
-      <w:numFmt w:val="decimal"/>
-      <w:pStyle w:val="LptHeading2"/>
-      <w:lvlText w:val="%1.%2"/>
-      <w:lvlJc w:val="left"/>
-      <w:pPr>
-        <w:tabs>
-          <w:tab w:val="num" w:pos="540"/>
-        </w:tabs>
-        <w:ind w:left="540" w:hanging="360"/>
-      </w:pPr>
-    </w:lvl>
-    <w:lvl w:ilvl="2">
-      <w:start w:val="1"/>
-      <w:numFmt w:val="decimal"/>
-      <w:pStyle w:val="LptHeading3"/>
-      <w:lvlText w:val="%1.%2.%3"/>
-      <w:lvlJc w:val="left"/>
-      <w:pPr>
-        <w:tabs>
-          <w:tab w:val="num" w:pos="720"/>
-        </w:tabs>
-        <w:ind w:left="720" w:hanging="360"/>
-      </w:pPr>
-    </w:lvl>
-  </w:abstractNum>
-  <w:num w:numId="99">
-    <w:abstractNumId w:val="99"/>
   </w:num>
 </w:numbering>
 </file>
 
 <file path=word/styles.xml><?xml version="1.0" encoding="utf-8"?>
-<w:styles xmlns:ns1="http://schemas.openxmlformats.org/markup-compatibility/2006" xmlns:w="http://schemas.openxmlformats.org/wordprocessingml/2006/main" ns1:Ignorable="w14 w15 w16se w16cid w16 w16cex w16sdtdh w16sdtfl w16du">
+<w:styles xmlns:mc="http://schemas.openxmlformats.org/markup-compatibility/2006" xmlns:r="http://schemas.openxmlformats.org/officeDocument/2006/relationships" xmlns:w="http://schemas.openxmlformats.org/wordprocessingml/2006/main" xmlns:w14="http://schemas.microsoft.com/office/word/2010/wordml" xmlns:w15="http://schemas.microsoft.com/office/word/2012/wordml" xmlns:w16cex="http://schemas.microsoft.com/office/word/2018/wordml/cex" xmlns:w16cid="http://schemas.microsoft.com/office/word/2016/wordml/cid" xmlns:w16="http://schemas.microsoft.com/office/word/2018/wordml" xmlns:w16du="http://schemas.microsoft.com/office/word/2023/wordml/word16du" xmlns:w16sdtdh="http://schemas.microsoft.com/office/word/2020/wordml/sdtdatahash" xmlns:w16sdtfl="http://schemas.microsoft.com/office/word/2024/wordml/sdtformatlock" xmlns:w16se="http://schemas.microsoft.com/office/word/2015/wordml/symex" mc:Ignorable="w14 w15 w16se w16cid w16 w16cex w16sdtdh w16sdtfl w16du">
   <w:docDefaults>
     <w:rPrDefault>
       <w:rPr>
@@ -2888,13 +3257,17 @@
     <w:basedOn w:val="a"/>
     <w:next w:val="LptBodyText"/>
     <w:qFormat/>
+    <w:rsid w:val="0086435E"/>
     <w:pPr>
       <w:keepNext/>
       <w:keepLines/>
-      <w:spacing w:before="100" w:after="300"/>
+      <w:spacing w:before="720" w:after="240" w:line="360" w:lineRule="exact"/>
+      <w:ind w:leftChars="200" w:left="200" w:rightChars="200" w:right="200"/>
+      <w:jc w:val="both"/>
     </w:pPr>
     <w:rPr>
-      <w:sz w:val="20"/>
+      <w:rFonts w:ascii="LMRoman12" w:eastAsia="宋体" w:hAnsi="LMRoman12"/>
+      <w:spacing w:val="-8"/>
       <w:szCs w:val="20"/>
     </w:rPr>
   </w:style>
@@ -3175,26 +3548,50 @@
   </w:style>
   <w:style w:type="paragraph" w:customStyle="1" w:styleId="LptAuthorBlock">
     <w:name w:val="LptAuthorBlock"/>
-    <w:basedOn w:val="LptBodyText"/>
+    <w:basedOn w:val="af0"/>
     <w:qFormat/>
+    <w:rsid w:val="002C1006"/>
+    <w:pPr>
+      <w:spacing w:before="0" w:after="200"/>
+      <w:ind w:left="0" w:right="0"/>
+    </w:pPr>
+    <w:rPr>
+      <w:rFonts w:ascii="LMRoman12" w:eastAsia="宋体" w:hAnsi="LMRoman12"/>
+      <w:i w:val="0"/>
+      <w:color w:val="auto"/>
+      <w:sz w:val="32"/>
+    </w:rPr>
   </w:style>
   <w:style w:type="paragraph" w:customStyle="1" w:styleId="LptBodyText">
     <w:name w:val="LptBodyText"/>
     <w:basedOn w:val="a0"/>
     <w:qFormat/>
-    <w:rsid w:val="004279C1"/>
+    <w:rsid w:val="007728B7"/>
     <w:pPr>
       <w:spacing w:before="0" w:after="0" w:line="360" w:lineRule="exact"/>
       <w:ind w:firstLineChars="200" w:firstLine="200"/>
+      <w:jc w:val="both"/>
     </w:pPr>
     <w:rPr>
       <w:rFonts w:ascii="LMRoman12" w:eastAsia="宋体" w:hAnsi="LMRoman12"/>
+      <w:spacing w:val="2"/>
     </w:rPr>
   </w:style>
   <w:style w:type="paragraph" w:customStyle="1" w:styleId="LptEquationNumbered">
     <w:name w:val="LptEquationNumbered"/>
-    <w:basedOn w:val="LptBodyText"/>
+    <w:basedOn w:val="a"/>
     <w:qFormat/>
+    <w:rsid w:val="00886CAC"/>
+    <w:pPr>
+      <w:tabs>
+        <w:tab w:val="center" w:pos="4678"/>
+        <w:tab w:val="right" w:pos="9360"/>
+      </w:tabs>
+      <w:spacing w:beforeLines="100" w:before="100" w:after="0" w:line="360" w:lineRule="auto"/>
+    </w:pPr>
+    <w:rPr>
+      <w:rFonts w:ascii="LMRoman12" w:eastAsia="宋体" w:hAnsi="LMRoman12"/>
+    </w:rPr>
   </w:style>
   <w:style w:type="paragraph" w:customStyle="1" w:styleId="LptFigureCaption">
     <w:name w:val="LptFigureCaption"/>
@@ -3210,28 +3607,75 @@
   </w:style>
   <w:style w:type="paragraph" w:customStyle="1" w:styleId="LptKeywords">
     <w:name w:val="LptKeywords"/>
-    <w:basedOn w:val="LptBodyText"/>
+    <w:basedOn w:val="a"/>
     <w:qFormat/>
+    <w:rsid w:val="0086435E"/>
+    <w:pPr>
+      <w:spacing w:after="360"/>
+      <w:ind w:leftChars="200" w:left="200" w:rightChars="200" w:right="200"/>
+      <w:jc w:val="both"/>
+    </w:pPr>
+    <w:rPr>
+      <w:rFonts w:ascii="LMRoman12" w:eastAsia="宋体" w:hAnsi="LMRoman12"/>
+      <w:spacing w:val="-12"/>
+    </w:rPr>
   </w:style>
   <w:style w:type="paragraph" w:customStyle="1" w:styleId="LptPaperDate">
     <w:name w:val="LptPaperDate"/>
-    <w:basedOn w:val="LptBodyText"/>
+    <w:basedOn w:val="a"/>
     <w:qFormat/>
+    <w:rsid w:val="002C1006"/>
+    <w:pPr>
+      <w:spacing w:after="480"/>
+      <w:jc w:val="center"/>
+    </w:pPr>
+    <w:rPr>
+      <w:rFonts w:ascii="LMRoman12" w:eastAsia="宋体" w:hAnsi="LMRoman12"/>
+      <w:sz w:val="32"/>
+    </w:rPr>
   </w:style>
   <w:style w:type="paragraph" w:customStyle="1" w:styleId="LptPaperTitle">
     <w:name w:val="LptPaperTitle"/>
-    <w:basedOn w:val="LptBodyText"/>
+    <w:basedOn w:val="a"/>
     <w:qFormat/>
+    <w:rsid w:val="00066123"/>
+    <w:pPr>
+      <w:spacing w:before="720" w:after="480"/>
+      <w:jc w:val="center"/>
+    </w:pPr>
+    <w:rPr>
+      <w:rFonts w:ascii="LMRoman12" w:eastAsia="宋体" w:hAnsi="LMRoman12"/>
+      <w:sz w:val="40"/>
+    </w:rPr>
   </w:style>
   <w:style w:type="paragraph" w:customStyle="1" w:styleId="LptReferenceItem">
     <w:name w:val="LptReferenceItem"/>
-    <w:basedOn w:val="LptBodyText"/>
+    <w:basedOn w:val="a"/>
     <w:qFormat/>
+    <w:rsid w:val="000B0F81"/>
+    <w:pPr>
+      <w:wordWrap w:val="0"/>
+      <w:spacing w:afterLines="50" w:after="50" w:line="360" w:lineRule="exact"/>
+      <w:ind w:left="150" w:hangingChars="150" w:hanging="150"/>
+      <w:jc w:val="both"/>
+    </w:pPr>
+    <w:rPr>
+      <w:rFonts w:ascii="LMRoman12" w:eastAsia="宋体" w:hAnsi="LMRoman12"/>
+    </w:rPr>
   </w:style>
   <w:style w:type="paragraph" w:customStyle="1" w:styleId="LptReferencesHeading">
     <w:name w:val="LptReferencesHeading"/>
-    <w:basedOn w:val="LptBodyText"/>
+    <w:basedOn w:val="a"/>
     <w:qFormat/>
+    <w:rsid w:val="00FA1371"/>
+    <w:pPr>
+      <w:spacing w:before="640"/>
+      <w:outlineLvl w:val="0"/>
+    </w:pPr>
+    <w:rPr>
+      <w:rFonts w:ascii="LMRoman12" w:eastAsia="黑体" w:hAnsi="LMRoman12"/>
+      <w:sz w:val="32"/>
+    </w:rPr>
   </w:style>
   <w:style w:type="paragraph" w:customStyle="1" w:styleId="LptTableBody">
     <w:name w:val="LptTableBody"/>
@@ -3567,15 +4011,14 @@
     <w:next w:val="LptBodyText"/>
     <w:uiPriority w:val="9"/>
     <w:qFormat/>
-    <w:rsid w:val="00BD2699"/>
+    <w:rsid w:val="00552AE6"/>
     <w:pPr>
       <w:keepNext/>
       <w:keepLines/>
       <w:numPr>
-        <w:ilvl w:val="0"/>
-        <w:numId w:val="99"/>
+        <w:numId w:val="1"/>
       </w:numPr>
-      <w:spacing w:before="360" w:after="240"/>
+      <w:spacing w:before="480" w:after="240"/>
       <w:ind w:left="0" w:firstLine="0"/>
       <w:outlineLvl w:val="0"/>
     </w:pPr>
@@ -3592,15 +4035,15 @@
     <w:uiPriority w:val="9"/>
     <w:unhideWhenUsed/>
     <w:qFormat/>
-    <w:rsid w:val="008F15BF"/>
+    <w:rsid w:val="00684458"/>
     <w:pPr>
       <w:keepNext/>
       <w:keepLines/>
       <w:numPr>
         <w:ilvl w:val="1"/>
-        <w:numId w:val="99"/>
+        <w:numId w:val="1"/>
       </w:numPr>
-      <w:spacing w:before="160" w:after="80"/>
+      <w:spacing w:before="240" w:after="120"/>
       <w:ind w:left="0" w:firstLine="0"/>
       <w:outlineLvl w:val="1"/>
     </w:pPr>
@@ -3618,22 +4061,49 @@
     <w:semiHidden/>
     <w:unhideWhenUsed/>
     <w:qFormat/>
-    <w:rsid w:val="00A10FD9"/>
+    <w:rsid w:val="00684458"/>
     <w:pPr>
       <w:keepNext/>
       <w:keepLines/>
       <w:numPr>
         <w:ilvl w:val="2"/>
-        <w:numId w:val="99"/>
+        <w:numId w:val="1"/>
       </w:numPr>
-      <w:spacing w:before="160" w:after="80"/>
+      <w:spacing w:before="160" w:after="160"/>
+      <w:ind w:left="357" w:hanging="357"/>
       <w:outlineLvl w:val="2"/>
     </w:pPr>
     <w:rPr>
-      <w:rFonts w:eastAsiaTheme="majorEastAsia" w:cstheme="majorBidi"/>
-      <w:color w:val="0F4761" w:themeColor="accent1" w:themeShade="BF"/>
-      <w:sz w:val="28"/>
+      <w:rFonts w:ascii="LMRoman12" w:eastAsia="黑体" w:hAnsi="LMRoman12" w:cstheme="majorBidi"/>
       <w:szCs w:val="28"/>
+    </w:rPr>
+  </w:style>
+  <w:style w:type="paragraph" w:styleId="af0">
+    <w:name w:val="Quote"/>
+    <w:basedOn w:val="a"/>
+    <w:next w:val="a"/>
+    <w:link w:val="af1"/>
+    <w:rsid w:val="00750A7F"/>
+    <w:pPr>
+      <w:spacing w:before="200" w:after="160"/>
+      <w:ind w:left="864" w:right="864"/>
+      <w:jc w:val="center"/>
+    </w:pPr>
+    <w:rPr>
+      <w:i/>
+      <w:iCs/>
+      <w:color w:val="404040" w:themeColor="text1" w:themeTint="BF"/>
+    </w:rPr>
+  </w:style>
+  <w:style w:type="character" w:customStyle="1" w:styleId="af1">
+    <w:name w:val="引用 字符"/>
+    <w:basedOn w:val="a1"/>
+    <w:link w:val="af0"/>
+    <w:rsid w:val="00750A7F"/>
+    <w:rPr>
+      <w:i/>
+      <w:iCs/>
+      <w:color w:val="404040" w:themeColor="text1" w:themeTint="BF"/>
     </w:rPr>
   </w:style>
 </w:styles>

--- a/reference.docx
+++ b/reference.docx
@@ -1,6 +1,6 @@
 
 <file path=word/document.xml><?xml version="1.0" encoding="utf-8"?>
-<w:document xmlns:wpc="http://schemas.microsoft.com/office/word/2010/wordprocessingCanvas" xmlns:cx="http://schemas.microsoft.com/office/drawing/2014/chartex" xmlns:cx1="http://schemas.microsoft.com/office/drawing/2015/9/8/chartex" xmlns:cx2="http://schemas.microsoft.com/office/drawing/2015/10/21/chartex" xmlns:cx3="http://schemas.microsoft.com/office/drawing/2016/5/9/chartex" xmlns:cx4="http://schemas.microsoft.com/office/drawing/2016/5/10/chartex" xmlns:cx5="http://schemas.microsoft.com/office/drawing/2016/5/11/chartex" xmlns:cx6="http://schemas.microsoft.com/office/drawing/2016/5/12/chartex" xmlns:cx7="http://schemas.microsoft.com/office/drawing/2016/5/13/chartex" xmlns:cx8="http://schemas.microsoft.com/office/drawing/2016/5/14/chartex" xmlns:mc="http://schemas.openxmlformats.org/markup-compatibility/2006" xmlns:aink="http://schemas.microsoft.com/office/drawing/2016/ink" xmlns:am3d="http://schemas.microsoft.com/office/drawing/2017/model3d" xmlns:o="urn:schemas-microsoft-com:office:office" xmlns:oel="http://schemas.microsoft.com/office/2019/extlst" xmlns:r="http://schemas.openxmlformats.org/officeDocument/2006/relationships" xmlns:m="http://schemas.openxmlformats.org/officeDocument/2006/math" xmlns:v="urn:schemas-microsoft-com:vml" xmlns:wp14="http://schemas.microsoft.com/office/word/2010/wordprocessingDrawing" xmlns:wp="http://schemas.openxmlformats.org/drawingml/2006/wordprocessingDrawing" xmlns:w10="urn:schemas-microsoft-com:office:word" xmlns:w="http://schemas.openxmlformats.org/wordprocessingml/2006/main" xmlns:w14="http://schemas.microsoft.com/office/word/2010/wordml" xmlns:w15="http://schemas.microsoft.com/office/word/2012/wordml" xmlns:w16cex="http://schemas.microsoft.com/office/word/2018/wordml/cex" xmlns:w16cid="http://schemas.microsoft.com/office/word/2016/wordml/cid" xmlns:w16="http://schemas.microsoft.com/office/word/2018/wordml" xmlns:w16du="http://schemas.microsoft.com/office/word/2023/wordml/word16du" xmlns:w16sdtdh="http://schemas.microsoft.com/office/word/2020/wordml/sdtdatahash" xmlns:w16sdtfl="http://schemas.microsoft.com/office/word/2024/wordml/sdtformatlock" xmlns:w16se="http://schemas.microsoft.com/office/word/2015/wordml/symex" xmlns:wpg="http://schemas.microsoft.com/office/word/2010/wordprocessingGroup" xmlns:wpi="http://schemas.microsoft.com/office/word/2010/wordprocessingInk" xmlns:wne="http://schemas.microsoft.com/office/word/2006/wordml" xmlns:wps="http://schemas.microsoft.com/office/word/2010/wordprocessingShape" mc:Ignorable="w14 w15 w16se w16cid w16 w16cex w16sdtdh w16sdtfl w16du wp14">
+<w:document xmlns:w="http://schemas.openxmlformats.org/wordprocessingml/2006/main" xmlns:m="http://schemas.openxmlformats.org/officeDocument/2006/math" xmlns:r="http://schemas.openxmlformats.org/officeDocument/2006/relationships" xmlns:o="urn:schemas-microsoft-com:office:office" xmlns:v="urn:schemas-microsoft-com:vml" xmlns:w10="urn:schemas-microsoft-com:office:word" xmlns:a="http://schemas.openxmlformats.org/drawingml/2006/main" xmlns:pic="http://schemas.openxmlformats.org/drawingml/2006/picture" xmlns:wp="http://schemas.openxmlformats.org/drawingml/2006/wordprocessingDrawing">
   <w:body>
     <w:p>
       <w:pPr>
@@ -10,83 +10,40 @@
         <w:rPr>
           <w:rFonts w:hint="eastAsia"/>
         </w:rPr>
-        <w:t>适合</w:t>
-      </w:r>
-      <w:proofErr w:type="spellStart"/>
-      <w:r>
-        <w:rPr>
-          <w:rFonts w:hint="eastAsia"/>
-        </w:rPr>
-        <w:t>Pandoc</w:t>
-      </w:r>
-      <w:proofErr w:type="spellEnd"/>
-      <w:r>
-        <w:rPr>
-          <w:rFonts w:hint="eastAsia"/>
-        </w:rPr>
-        <w:t>转</w:t>
-      </w:r>
-      <w:r>
-        <w:rPr>
-          <w:rFonts w:hint="eastAsia"/>
-        </w:rPr>
-        <w:t>Word</w:t>
-      </w:r>
-      <w:r>
-        <w:rPr>
-          <w:rFonts w:hint="eastAsia"/>
-        </w:rPr>
-        <w:t>的极</w:t>
-      </w:r>
-      <w:proofErr w:type="gramStart"/>
-      <w:r>
-        <w:rPr>
-          <w:rFonts w:hint="eastAsia"/>
-        </w:rPr>
-        <w:t>简论文</w:t>
-      </w:r>
-      <w:proofErr w:type="gramEnd"/>
-      <w:r>
-        <w:rPr>
-          <w:rFonts w:hint="eastAsia"/>
-        </w:rPr>
-        <w:t>手稿示例</w:t>
+        <w:t xml:space="preserve">适合Pandoc转Word的极简论文手稿示例</w:t>
       </w:r>
     </w:p>
     <w:p>
       <w:pPr>
         <w:pStyle w:val="LptAuthorBlock"/>
-        <w:ind w:firstLine="480"/>
-      </w:pPr>
-      <w:r>
-        <w:rPr>
-          <w:rFonts w:hint="eastAsia"/>
-        </w:rPr>
-        <w:t>张三</w:t>
-      </w:r>
-      <w:r>
-        <w:t>    </w:t>
-      </w:r>
-      <w:r>
-        <w:rPr>
-          <w:rFonts w:hint="eastAsia"/>
-        </w:rPr>
-        <w:t>李四</w:t>
+      </w:pPr>
+      <w:r>
+        <w:rPr>
+          <w:rFonts w:hint="eastAsia"/>
+        </w:rPr>
+        <w:t xml:space="preserve">张三</w:t>
+      </w:r>
+      <w:r>
+        <w:t xml:space="preserve">    </w:t>
+      </w:r>
+      <w:r>
+        <w:rPr>
+          <w:rFonts w:hint="eastAsia"/>
+        </w:rPr>
+        <w:t xml:space="preserve">李四</w:t>
       </w:r>
     </w:p>
     <w:p>
       <w:pPr>
         <w:pStyle w:val="LptPaperDate"/>
-        <w:ind w:firstLine="480"/>
-      </w:pPr>
-      <w:r>
-        <w:t>2026-06-02</w:t>
+      </w:pPr>
+      <w:r>
+        <w:t xml:space="preserve">2026-06-02</w:t>
       </w:r>
     </w:p>
     <w:p>
       <w:pPr>
         <w:pStyle w:val="LptAbstract"/>
-        <w:ind w:left="480" w:right="480"/>
       </w:pPr>
       <w:r>
         <w:rPr>
@@ -94,71 +51,18 @@
           <w:b/>
           <w:bCs/>
         </w:rPr>
-        <w:t>摘要：</w:t>
-      </w:r>
-      <w:r>
-        <w:rPr>
-          <w:rFonts w:hint="eastAsia"/>
-        </w:rPr>
-        <w:t>本文给出一个</w:t>
-      </w:r>
-      <w:proofErr w:type="gramStart"/>
-      <w:r>
-        <w:rPr>
-          <w:rFonts w:hint="eastAsia"/>
-        </w:rPr>
-        <w:t>极</w:t>
-      </w:r>
-      <w:proofErr w:type="gramEnd"/>
-      <w:r>
-        <w:rPr>
-          <w:rFonts w:hint="eastAsia"/>
-        </w:rPr>
-        <w:t>简</w:t>
-      </w:r>
-      <w:r>
-        <w:rPr>
-          <w:rFonts w:hint="eastAsia"/>
-        </w:rPr>
-        <w:t>LaTeX</w:t>
-      </w:r>
-      <w:r>
-        <w:rPr>
-          <w:rFonts w:hint="eastAsia"/>
-        </w:rPr>
-        <w:t>论文手稿示例，目标是在保留论文常用语义元素的同时，尽量避免复杂期刊排版命令，从而提高</w:t>
-      </w:r>
-      <w:proofErr w:type="spellStart"/>
-      <w:r>
-        <w:rPr>
-          <w:rFonts w:hint="eastAsia"/>
-        </w:rPr>
-        <w:t>Pandoc</w:t>
-      </w:r>
-      <w:proofErr w:type="spellEnd"/>
-      <w:r>
-        <w:rPr>
-          <w:rFonts w:hint="eastAsia"/>
-        </w:rPr>
-        <w:t>转换为</w:t>
-      </w:r>
-      <w:r>
-        <w:rPr>
-          <w:rFonts w:hint="eastAsia"/>
-        </w:rPr>
-        <w:t>Word</w:t>
-      </w:r>
-      <w:r>
-        <w:rPr>
-          <w:rFonts w:hint="eastAsia"/>
-        </w:rPr>
-        <w:t>文档时的稳定性。模板包含标题、作者、摘要、关键词、章节层级、图表、公式、交叉引用和参考文献等常见内容。</w:t>
+        <w:t xml:space="preserve">摘要：</w:t>
+      </w:r>
+      <w:r>
+        <w:rPr>
+          <w:rFonts w:hint="eastAsia"/>
+        </w:rPr>
+        <w:t xml:space="preserve">本文给出一个极简LaTeX论文手稿示例，目标是在保留论文常用语义元素的同时，尽量避免复杂期刊排版命令，从而提高Pandoc转换为Word文档时的稳定性。模板包含标题、作者、摘要、关键词、章节层级、图表、公式、交叉引用和参考文献等常见内容。</w:t>
       </w:r>
     </w:p>
     <w:p>
       <w:pPr>
         <w:pStyle w:val="LptKeywords"/>
-        <w:ind w:left="480" w:right="480"/>
       </w:pPr>
       <w:r>
         <w:rPr>
@@ -166,454 +70,273 @@
           <w:b/>
           <w:bCs/>
         </w:rPr>
-        <w:t>关键词：</w:t>
-      </w:r>
-      <w:proofErr w:type="spellStart"/>
-      <w:r>
-        <w:rPr>
-          <w:rFonts w:hint="eastAsia"/>
-        </w:rPr>
-        <w:t>Pandoc</w:t>
-      </w:r>
-      <w:proofErr w:type="spellEnd"/>
-      <w:r>
-        <w:rPr>
-          <w:rFonts w:hint="eastAsia"/>
-        </w:rPr>
-        <w:t>；</w:t>
-      </w:r>
-      <w:r>
-        <w:rPr>
-          <w:rFonts w:hint="eastAsia"/>
-        </w:rPr>
-        <w:t>LaTeX</w:t>
-      </w:r>
-      <w:r>
-        <w:rPr>
-          <w:rFonts w:hint="eastAsia"/>
-        </w:rPr>
-        <w:t>；</w:t>
-      </w:r>
-      <w:r>
-        <w:rPr>
-          <w:rFonts w:hint="eastAsia"/>
-        </w:rPr>
-        <w:t>Word</w:t>
-      </w:r>
-      <w:r>
-        <w:rPr>
-          <w:rFonts w:hint="eastAsia"/>
-        </w:rPr>
-        <w:t>；论文手稿；交叉引用</w:t>
-      </w:r>
-    </w:p>
+        <w:t xml:space="preserve">关键词：</w:t>
+      </w:r>
+      <w:r>
+        <w:t xml:space="preserve"> </w:t>
+      </w:r>
+      <w:r>
+        <w:rPr>
+          <w:rFonts w:hint="eastAsia"/>
+        </w:rPr>
+        <w:t xml:space="preserve">Pandoc；LaTeX；Word；论文手稿；交叉引用</w:t>
+      </w:r>
+    </w:p>
+    <w:bookmarkStart w:id="17" w:name="sec:introduction"/>
     <w:p>
       <w:pPr>
         <w:pStyle w:val="LptHeading1"/>
       </w:pPr>
-      <w:bookmarkStart w:id="0" w:name="sec:introduction"/>
-      <w:r>
-        <w:rPr>
-          <w:rFonts w:hint="eastAsia"/>
-        </w:rPr>
-        <w:t>引言</w:t>
-      </w:r>
-    </w:p>
-    <w:bookmarkEnd w:id="0"/>
+      <w:r>
+        <w:rPr>
+          <w:rFonts w:hint="eastAsia"/>
+        </w:rPr>
+        <w:t xml:space="preserve">引言</w:t>
+      </w:r>
+    </w:p>
+    <w:bookmarkEnd w:id="17"/>
     <w:p>
       <w:pPr>
         <w:pStyle w:val="LptBodyText"/>
-        <w:ind w:firstLine="484"/>
-      </w:pPr>
-      <w:r>
-        <w:rPr>
-          <w:rFonts w:hint="eastAsia"/>
-        </w:rPr>
-        <w:t>论文初稿通常更重视内容结构和审阅便利性，而不是期刊最终排版。为了便于转换为</w:t>
-      </w:r>
-      <w:r>
-        <w:rPr>
-          <w:rFonts w:hint="eastAsia"/>
-        </w:rPr>
-        <w:t>Word</w:t>
-      </w:r>
-      <w:r>
-        <w:rPr>
-          <w:rFonts w:hint="eastAsia"/>
-        </w:rPr>
-        <w:t>，建议手稿中优先使用标准</w:t>
-      </w:r>
-      <w:r>
-        <w:rPr>
-          <w:rFonts w:hint="eastAsia"/>
-        </w:rPr>
-        <w:t>LaTeX</w:t>
-      </w:r>
-      <w:r>
-        <w:rPr>
-          <w:rFonts w:hint="eastAsia"/>
-        </w:rPr>
-        <w:t>命令，例如章节命令、图表环境、公式环境和普通引用命令。</w:t>
+      </w:pPr>
+      <w:r>
+        <w:rPr>
+          <w:rFonts w:hint="eastAsia"/>
+        </w:rPr>
+        <w:t xml:space="preserve">论文初稿通常更重视内容结构和审阅便利性，而不是期刊最终排版。为了便于转换为Word，建议手稿中优先使用标准LaTeX命令，例如章节命令、图表环境、公式环境和普通引用命令。</w:t>
       </w:r>
     </w:p>
     <w:p>
       <w:pPr>
         <w:pStyle w:val="LptBodyText"/>
-        <w:ind w:firstLine="484"/>
-      </w:pPr>
-      <w:r>
-        <w:rPr>
-          <w:rFonts w:hint="eastAsia"/>
-        </w:rPr>
-        <w:t>本文的结构如下：第</w:t>
-      </w:r>
-      <w:r>
-        <w:fldChar w:fldCharType="begin"/>
-      </w:r>
-      <w:r>
-        <w:instrText>HYPERLINK \l "sec:method" \h</w:instrText>
-      </w:r>
-      <w:r>
-        <w:fldChar w:fldCharType="separate"/>
-      </w:r>
-      <w:r>
-        <w:rPr>
-          <w:rStyle w:val="af"/>
-        </w:rPr>
-        <w:t>2</w:t>
-      </w:r>
-      <w:r>
-        <w:fldChar w:fldCharType="end"/>
-      </w:r>
-      <w:proofErr w:type="gramStart"/>
-      <w:r>
-        <w:rPr>
-          <w:rFonts w:hint="eastAsia"/>
-        </w:rPr>
-        <w:t>节介绍</w:t>
-      </w:r>
-      <w:proofErr w:type="gramEnd"/>
-      <w:r>
-        <w:rPr>
-          <w:rFonts w:hint="eastAsia"/>
-        </w:rPr>
-        <w:t>基本写法，第</w:t>
-      </w:r>
-      <w:r>
-        <w:fldChar w:fldCharType="begin"/>
-      </w:r>
-      <w:r>
-        <w:instrText>HYPERLINK \l "sec:results" \h</w:instrText>
-      </w:r>
-      <w:r>
-        <w:fldChar w:fldCharType="separate"/>
-      </w:r>
-      <w:r>
-        <w:rPr>
-          <w:rStyle w:val="af"/>
-        </w:rPr>
-        <w:t>3</w:t>
-      </w:r>
-      <w:r>
-        <w:fldChar w:fldCharType="end"/>
-      </w:r>
-      <w:r>
-        <w:rPr>
-          <w:rFonts w:hint="eastAsia"/>
-        </w:rPr>
-        <w:t>节给出图表和公式示例，第</w:t>
-      </w:r>
-      <w:r>
-        <w:fldChar w:fldCharType="begin"/>
-      </w:r>
-      <w:r>
-        <w:instrText>HYPERLINK \l "sec:conclusion" \h</w:instrText>
-      </w:r>
-      <w:r>
-        <w:fldChar w:fldCharType="separate"/>
-      </w:r>
-      <w:r>
-        <w:rPr>
-          <w:rStyle w:val="af"/>
-        </w:rPr>
-        <w:t>4</w:t>
-      </w:r>
-      <w:r>
-        <w:fldChar w:fldCharType="end"/>
-      </w:r>
-      <w:r>
-        <w:rPr>
-          <w:rFonts w:hint="eastAsia"/>
-        </w:rPr>
-        <w:t>节总结使用建议。旋转机械噪声理论可参考期刊论文</w:t>
-      </w:r>
-      <w:r>
-        <w:rPr>
-          <w:vertAlign w:val="superscript"/>
-        </w:rPr>
-        <w:t>[1]</w:t>
-      </w:r>
-      <w:r>
-        <w:rPr>
-          <w:rFonts w:hint="eastAsia"/>
-        </w:rPr>
-        <w:t>，倾转翼</w:t>
-      </w:r>
-      <w:r>
-        <w:rPr>
-          <w:rFonts w:hint="eastAsia"/>
-        </w:rPr>
-        <w:t>eVTOL</w:t>
-      </w:r>
-      <w:r>
-        <w:rPr>
-          <w:rFonts w:hint="eastAsia"/>
-        </w:rPr>
-        <w:t>噪声分析可参考会议论文</w:t>
-      </w:r>
-      <w:r>
-        <w:rPr>
-          <w:vertAlign w:val="superscript"/>
-        </w:rPr>
-        <w:t>[2]</w:t>
-      </w:r>
-      <w:r>
-        <w:rPr>
-          <w:rFonts w:hint="eastAsia"/>
-        </w:rPr>
-        <w:t>，旋翼空气动力学基础可参考专著和书中章节</w:t>
-      </w:r>
-      <w:r>
-        <w:rPr>
-          <w:vertAlign w:val="superscript"/>
-        </w:rPr>
-        <w:t>[3, 4]</w:t>
-      </w:r>
-      <w:r>
-        <w:t>。</w:t>
-      </w:r>
-    </w:p>
+      </w:pPr>
+      <w:r>
+        <w:rPr>
+          <w:rFonts w:hint="eastAsia"/>
+        </w:rPr>
+        <w:t xml:space="preserve">本文的结构如下：第</w:t>
+      </w:r>
+      <w:hyperlink w:anchor="sec:method">
+        <w:r>
+          <w:rPr>
+            <w:rStyle w:val="af"/>
+          </w:rPr>
+          <w:t xml:space="preserve">2</w:t>
+        </w:r>
+      </w:hyperlink>
+      <w:r>
+        <w:rPr>
+          <w:rFonts w:hint="eastAsia"/>
+        </w:rPr>
+        <w:t xml:space="preserve">节介绍基本写法，第</w:t>
+      </w:r>
+      <w:hyperlink w:anchor="sec:results">
+        <w:r>
+          <w:rPr>
+            <w:rStyle w:val="af"/>
+          </w:rPr>
+          <w:t xml:space="preserve">3</w:t>
+        </w:r>
+      </w:hyperlink>
+      <w:r>
+        <w:rPr>
+          <w:rFonts w:hint="eastAsia"/>
+        </w:rPr>
+        <w:t xml:space="preserve">节给出图表和公式示例，第</w:t>
+      </w:r>
+      <w:hyperlink w:anchor="sec:conclusion">
+        <w:r>
+          <w:rPr>
+            <w:rStyle w:val="af"/>
+          </w:rPr>
+          <w:t xml:space="preserve">4</w:t>
+        </w:r>
+      </w:hyperlink>
+      <w:r>
+        <w:rPr>
+          <w:rFonts w:hint="eastAsia"/>
+        </w:rPr>
+        <w:t xml:space="preserve">节总结使用建议。</w:t>
+      </w:r>
+    </w:p>
+    <w:bookmarkStart w:id="18" w:name="sec:method"/>
     <w:p>
       <w:pPr>
         <w:pStyle w:val="LptHeading1"/>
       </w:pPr>
-      <w:bookmarkStart w:id="1" w:name="sec:method"/>
-      <w:r>
-        <w:rPr>
-          <w:rFonts w:hint="eastAsia"/>
-        </w:rPr>
-        <w:t>方法</w:t>
-      </w:r>
-    </w:p>
+      <w:r>
+        <w:rPr>
+          <w:rFonts w:hint="eastAsia"/>
+        </w:rPr>
+        <w:t xml:space="preserve">方法</w:t>
+      </w:r>
+    </w:p>
+    <w:bookmarkEnd w:id="18"/>
+    <w:bookmarkStart w:id="19" w:name="subsec:structure"/>
     <w:p>
       <w:pPr>
         <w:pStyle w:val="LptHeading2"/>
       </w:pPr>
-      <w:bookmarkStart w:id="2" w:name="subsec:structure"/>
-      <w:bookmarkEnd w:id="1"/>
-      <w:r>
-        <w:rPr>
-          <w:rFonts w:hint="eastAsia"/>
-        </w:rPr>
-        <w:t>手稿结构</w:t>
-      </w:r>
-    </w:p>
-    <w:bookmarkEnd w:id="2"/>
+      <w:r>
+        <w:rPr>
+          <w:rFonts w:hint="eastAsia"/>
+        </w:rPr>
+        <w:t xml:space="preserve">手稿结构</w:t>
+      </w:r>
+    </w:p>
+    <w:bookmarkEnd w:id="19"/>
     <w:p>
       <w:pPr>
         <w:pStyle w:val="LptBodyText"/>
-        <w:ind w:firstLine="484"/>
-      </w:pPr>
-      <w:r>
-        <w:rPr>
-          <w:rFonts w:hint="eastAsia"/>
-        </w:rPr>
-        <w:t>手稿结构建议保持简单。标题、作者、摘要和关键词放在正文开头；正文使用</w:t>
+      </w:pPr>
+      <w:r>
+        <w:rPr>
+          <w:rFonts w:hint="eastAsia"/>
+        </w:rPr>
+        <w:t xml:space="preserve">手稿结构建议保持简单。标题、作者、摘要和关键词放在正文开头；正文使用</w:t>
       </w:r>
       <w:r>
         <w:rPr>
           <w:rStyle w:val="VerbatimChar"/>
         </w:rPr>
-        <w:t>\section</w:t>
-      </w:r>
-      <w:r>
-        <w:t>、</w:t>
+        <w:t xml:space="preserve">\section</w:t>
+      </w:r>
+      <w:r>
+        <w:t xml:space="preserve">、</w:t>
       </w:r>
       <w:r>
         <w:rPr>
           <w:rStyle w:val="VerbatimChar"/>
         </w:rPr>
-        <w:t>\subsection</w:t>
-      </w:r>
-      <w:r>
-        <w:rPr>
-          <w:rFonts w:hint="eastAsia"/>
-        </w:rPr>
-        <w:t>和</w:t>
+        <w:t xml:space="preserve">\subsection</w:t>
+      </w:r>
+      <w:r>
+        <w:rPr>
+          <w:rFonts w:hint="eastAsia"/>
+        </w:rPr>
+        <w:t xml:space="preserve">和</w:t>
       </w:r>
       <w:r>
         <w:rPr>
           <w:rStyle w:val="VerbatimChar"/>
         </w:rPr>
-        <w:t>\subsubsection</w:t>
-      </w:r>
-      <w:r>
-        <w:rPr>
-          <w:rFonts w:hint="eastAsia"/>
-        </w:rPr>
-        <w:t>表示层级；图、表、公式使用标准浮动体和数学环境。</w:t>
-      </w:r>
-    </w:p>
+        <w:t xml:space="preserve">\subsubsection</w:t>
+      </w:r>
+      <w:r>
+        <w:rPr>
+          <w:rFonts w:hint="eastAsia"/>
+        </w:rPr>
+        <w:t xml:space="preserve">表示层级；图、表、公式使用标准浮动体和数学环境。</w:t>
+      </w:r>
+    </w:p>
+    <w:bookmarkStart w:id="20" w:name="subsubsec:third-level"/>
     <w:p>
       <w:pPr>
         <w:pStyle w:val="LptHeading3"/>
       </w:pPr>
-      <w:bookmarkStart w:id="3" w:name="subsubsec:third-level"/>
-      <w:r>
-        <w:rPr>
-          <w:rFonts w:hint="eastAsia"/>
-        </w:rPr>
-        <w:lastRenderedPageBreak/>
-        <w:t>三级标题示例</w:t>
-      </w:r>
-    </w:p>
-    <w:bookmarkEnd w:id="3"/>
+      <w:r>
+        <w:rPr>
+          <w:rFonts w:hint="eastAsia"/>
+        </w:rPr>
+        <w:t xml:space="preserve">三级标题示例</w:t>
+      </w:r>
+    </w:p>
+    <w:bookmarkEnd w:id="20"/>
     <w:p>
       <w:pPr>
         <w:pStyle w:val="LptBodyText"/>
-        <w:ind w:firstLine="484"/>
-      </w:pPr>
-      <w:r>
-        <w:rPr>
-          <w:rFonts w:hint="eastAsia"/>
-        </w:rPr>
-        <w:t>三级标题可用于细分方法、实验条件或推导步骤。若后续需要投递期刊，可在定稿阶段再迁移到期刊模板，而不是在初稿阶段混入大量版式命令。</w:t>
-      </w:r>
-    </w:p>
+      </w:pPr>
+      <w:r>
+        <w:rPr>
+          <w:rFonts w:hint="eastAsia"/>
+        </w:rPr>
+        <w:t xml:space="preserve">三级标题可用于细分方法、实验条件或推导步骤。若后续需要投递期刊，可在定稿阶段再迁移到期刊模板，而不是在初稿阶段混入大量版式命令。</w:t>
+      </w:r>
+    </w:p>
+    <w:bookmarkStart w:id="21" w:name="subsec:equation"/>
     <w:p>
       <w:pPr>
         <w:pStyle w:val="LptHeading2"/>
       </w:pPr>
-      <w:bookmarkStart w:id="4" w:name="subsec:equation"/>
-      <w:r>
-        <w:rPr>
-          <w:rFonts w:hint="eastAsia"/>
-        </w:rPr>
-        <w:t>公式与引用</w:t>
-      </w:r>
-    </w:p>
-    <w:bookmarkEnd w:id="4"/>
+      <w:r>
+        <w:rPr>
+          <w:rFonts w:hint="eastAsia"/>
+        </w:rPr>
+        <w:t xml:space="preserve">公式与引用</w:t>
+      </w:r>
+    </w:p>
+    <w:bookmarkEnd w:id="21"/>
     <w:p>
       <w:pPr>
         <w:pStyle w:val="LptBodyText"/>
-        <w:ind w:firstLine="484"/>
-      </w:pPr>
-      <w:r>
-        <w:rPr>
-          <w:rFonts w:hint="eastAsia"/>
-        </w:rPr>
-        <w:t>公式建议使用标准</w:t>
+      </w:pPr>
+      <w:r>
+        <w:rPr>
+          <w:rFonts w:hint="eastAsia"/>
+        </w:rPr>
+        <w:t xml:space="preserve">公式建议使用标准</w:t>
       </w:r>
       <w:r>
         <w:rPr>
           <w:rStyle w:val="VerbatimChar"/>
         </w:rPr>
-        <w:t>equation</w:t>
-      </w:r>
-      <w:r>
-        <w:rPr>
-          <w:rFonts w:hint="eastAsia"/>
-        </w:rPr>
-        <w:t>环境。式</w:t>
-      </w:r>
-      <w:r>
-        <w:rPr>
-          <w:rFonts w:hint="eastAsia"/>
-        </w:rPr>
-        <w:t>(1)</w:t>
-      </w:r>
-      <w:r>
-        <w:rPr>
-          <w:rFonts w:hint="eastAsia"/>
-        </w:rPr>
-        <w:t>给出一个简单的线性模型：</w:t>
+        <w:t xml:space="preserve">equation</w:t>
+      </w:r>
+      <w:r>
+        <w:rPr>
+          <w:rFonts w:hint="eastAsia"/>
+        </w:rPr>
+        <w:t xml:space="preserve">环境。式(1)给出一个简单的线性模型：</w:t>
       </w:r>
     </w:p>
     <w:p>
       <w:pPr>
         <w:pStyle w:val="LptEquationNumbered"/>
-        <w:spacing w:before="240"/>
-      </w:pPr>
-      <w:r>
-        <w:rPr>
-          <w:iCs/>
-        </w:rPr>
-        <w:tab/>
-      </w:r>
+      </w:pPr>
+      <w:tab/>
       <m:oMath>
         <m:r>
-          <w:rPr>
-            <w:rFonts w:ascii="Cambria Math" w:hAnsi="Cambria Math"/>
-          </w:rPr>
           <m:t>y</m:t>
         </m:r>
         <m:r>
           <m:rPr>
             <m:sty m:val="p"/>
           </m:rPr>
-          <w:rPr>
-            <w:rFonts w:ascii="Cambria Math" w:hAnsi="Cambria Math"/>
-          </w:rPr>
           <m:t>=</m:t>
         </m:r>
         <m:r>
-          <w:rPr>
-            <w:rFonts w:ascii="Cambria Math" w:hAnsi="Cambria Math"/>
-          </w:rPr>
-          <m:t>ax</m:t>
+          <m:t>a</m:t>
+        </m:r>
+        <m:r>
+          <m:t>x</m:t>
         </m:r>
         <m:r>
           <m:rPr>
             <m:sty m:val="p"/>
           </m:rPr>
-          <w:rPr>
-            <w:rFonts w:ascii="Cambria Math" w:hAnsi="Cambria Math"/>
-          </w:rPr>
           <m:t>+</m:t>
         </m:r>
         <m:r>
-          <w:rPr>
-            <w:rFonts w:ascii="Cambria Math" w:hAnsi="Cambria Math"/>
-          </w:rPr>
           <m:t>b</m:t>
         </m:r>
       </m:oMath>
-      <w:r>
-        <w:rPr>
-          <w:iCs/>
-        </w:rPr>
-        <w:tab/>
-      </w:r>
-      <w:r>
-        <w:t>(1)</w:t>
+      <w:tab/>
+      <w:r>
+        <w:t xml:space="preserve">(1)</w:t>
       </w:r>
     </w:p>
     <w:p>
       <w:pPr>
         <w:pStyle w:val="LptBodyText"/>
-        <w:ind w:firstLine="484"/>
-      </w:pPr>
-      <w:r>
-        <w:rPr>
-          <w:rFonts w:hint="eastAsia"/>
-        </w:rPr>
-        <w:t>其中，</w:t>
+      </w:pPr>
+      <w:r>
+        <w:rPr>
+          <w:rFonts w:hint="eastAsia"/>
+        </w:rPr>
+        <w:t xml:space="preserve">其中，</w:t>
       </w:r>
       <m:oMath>
         <m:r>
-          <w:rPr>
-            <w:rFonts w:ascii="Cambria Math" w:hAnsi="Cambria Math"/>
-          </w:rPr>
           <m:t>x</m:t>
         </m:r>
       </m:oMath>
@@ -621,13 +344,10 @@
         <w:rPr>
           <w:rFonts w:hint="eastAsia"/>
         </w:rPr>
-        <w:t>为自变量，</w:t>
+        <w:t xml:space="preserve">为自变量，</w:t>
       </w:r>
       <m:oMath>
         <m:r>
-          <w:rPr>
-            <w:rFonts w:ascii="Cambria Math" w:hAnsi="Cambria Math"/>
-          </w:rPr>
           <m:t>y</m:t>
         </m:r>
       </m:oMath>
@@ -635,13 +355,10 @@
         <w:rPr>
           <w:rFonts w:hint="eastAsia"/>
         </w:rPr>
-        <w:t>为因变量，</w:t>
+        <w:t xml:space="preserve">为因变量，</w:t>
       </w:r>
       <m:oMath>
         <m:r>
-          <w:rPr>
-            <w:rFonts w:ascii="Cambria Math" w:hAnsi="Cambria Math"/>
-          </w:rPr>
           <m:t>a</m:t>
         </m:r>
       </m:oMath>
@@ -649,13 +366,10 @@
         <w:rPr>
           <w:rFonts w:hint="eastAsia"/>
         </w:rPr>
-        <w:t>和</w:t>
+        <w:t xml:space="preserve">和</w:t>
       </w:r>
       <m:oMath>
         <m:r>
-          <w:rPr>
-            <w:rFonts w:ascii="Cambria Math" w:hAnsi="Cambria Math"/>
-          </w:rPr>
           <m:t>b</m:t>
         </m:r>
       </m:oMath>
@@ -663,312 +377,80 @@
         <w:rPr>
           <w:rFonts w:hint="eastAsia"/>
         </w:rPr>
-        <w:t>分别为模型参数。正文中可以继续引用式</w:t>
-      </w:r>
-      <w:r>
-        <w:rPr>
-          <w:rFonts w:hint="eastAsia"/>
-        </w:rPr>
-        <w:t>(1)</w:t>
-      </w:r>
-      <w:r>
-        <w:rPr>
-          <w:rFonts w:hint="eastAsia"/>
-        </w:rPr>
-        <w:t>，但不建议使用期刊模板专用的自定义引用命令。</w:t>
-      </w:r>
-    </w:p>
+        <w:t xml:space="preserve">分别为模型参数。正文中可以继续引用式(1)，但不建议使用期刊模板专用的自定义引用命令。</w:t>
+      </w:r>
+    </w:p>
+    <w:bookmarkStart w:id="22" w:name="sec:results"/>
     <w:p>
       <w:pPr>
         <w:pStyle w:val="LptHeading1"/>
       </w:pPr>
-      <w:bookmarkStart w:id="5" w:name="sec:results"/>
-      <w:r>
-        <w:rPr>
-          <w:rFonts w:hint="eastAsia"/>
-        </w:rPr>
-        <w:t>结果与讨论</w:t>
-      </w:r>
-    </w:p>
+      <w:r>
+        <w:rPr>
+          <w:rFonts w:hint="eastAsia"/>
+        </w:rPr>
+        <w:t xml:space="preserve">结果与讨论</w:t>
+      </w:r>
+    </w:p>
+    <w:bookmarkEnd w:id="22"/>
+    <w:bookmarkStart w:id="23" w:name="subsec:figure"/>
     <w:p>
       <w:pPr>
         <w:pStyle w:val="LptHeading2"/>
       </w:pPr>
-      <w:bookmarkStart w:id="6" w:name="subsec:figure"/>
-      <w:bookmarkEnd w:id="5"/>
-      <w:r>
-        <w:rPr>
-          <w:rFonts w:hint="eastAsia"/>
-        </w:rPr>
-        <w:t>图片示例</w:t>
-      </w:r>
-    </w:p>
-    <w:bookmarkEnd w:id="6"/>
+      <w:r>
+        <w:rPr>
+          <w:rFonts w:hint="eastAsia"/>
+        </w:rPr>
+        <w:t xml:space="preserve">图片示例</w:t>
+      </w:r>
+    </w:p>
+    <w:bookmarkEnd w:id="23"/>
     <w:p>
       <w:pPr>
         <w:pStyle w:val="LptBodyText"/>
-        <w:ind w:firstLine="484"/>
-      </w:pPr>
-      <w:r>
-        <w:rPr>
-          <w:rFonts w:hint="eastAsia"/>
-        </w:rPr>
-        <w:t>图</w:t>
-      </w:r>
-      <w:r>
-        <w:rPr>
-          <w:rFonts w:hint="eastAsia"/>
-        </w:rPr>
-        <w:t>1</w:t>
-      </w:r>
-      <w:r>
-        <w:rPr>
-          <w:rFonts w:hint="eastAsia"/>
-        </w:rPr>
-        <w:t>展示了一个普通图片环境。为了便于</w:t>
-      </w:r>
-      <w:proofErr w:type="spellStart"/>
-      <w:r>
-        <w:rPr>
-          <w:rFonts w:hint="eastAsia"/>
-        </w:rPr>
-        <w:t>Pandoc</w:t>
-      </w:r>
-      <w:proofErr w:type="spellEnd"/>
-      <w:r>
-        <w:rPr>
-          <w:rFonts w:hint="eastAsia"/>
-        </w:rPr>
-        <w:t>识别，建议每个图片只保留一个</w:t>
+      </w:pPr>
+      <w:r>
+        <w:rPr>
+          <w:rFonts w:hint="eastAsia"/>
+        </w:rPr>
+        <w:t xml:space="preserve">图1和图2展示了普通图片环境，它们分别插入同一图片的PDF和PNG格式，用于检查LaTeX编译和Pandoc转Word时不同图片格式的兼容性。为了便于Pandoc识别，建议每个图片只保留一个</w:t>
       </w:r>
       <w:r>
         <w:rPr>
           <w:rStyle w:val="VerbatimChar"/>
         </w:rPr>
-        <w:t>\caption</w:t>
-      </w:r>
-      <w:r>
-        <w:rPr>
-          <w:rFonts w:hint="eastAsia"/>
-        </w:rPr>
-        <w:t>，不要使用</w:t>
-      </w:r>
-      <w:proofErr w:type="gramStart"/>
-      <w:r>
-        <w:rPr>
-          <w:rFonts w:hint="eastAsia"/>
-        </w:rPr>
-        <w:t>双语图题</w:t>
-      </w:r>
-      <w:proofErr w:type="gramEnd"/>
-      <w:r>
-        <w:rPr>
-          <w:rFonts w:hint="eastAsia"/>
-        </w:rPr>
-        <w:t>计数器回退等复杂写法。</w:t>
-      </w:r>
-    </w:p>
+        <w:t xml:space="preserve">\caption</w:t>
+      </w:r>
+      <w:r>
+        <w:rPr>
+          <w:rFonts w:hint="eastAsia"/>
+        </w:rPr>
+        <w:t xml:space="preserve">，不要使用双语图题计数器回退等复杂写法。注意，Word不支持PDF格式的图片，因此脚本在处理时先将pdf导出成了PNG格式。</w:t>
+      </w:r>
+    </w:p>
+    <w:bookmarkStart w:id="27" w:name="fig:vector-format-test-pdf"/>
     <w:p>
       <w:pPr>
         <w:pStyle w:val="CaptionedFigure"/>
       </w:pPr>
-      <w:bookmarkStart w:id="7" w:name="fig:sample"/>
-      <w:r>
-        <w:rPr>
-          <w:noProof/>
-        </w:rPr>
-        <w:lastRenderedPageBreak/>
+      <w:r>
         <w:drawing>
-          <wp:inline distT="0" distB="0" distL="0" distR="0" wp14:anchorId="71FFCED0" wp14:editId="7DADEA45">
-            <wp:extent cx="3467100" cy="4955237"/>
-            <wp:effectExtent l="0" t="0" r="0" b="0"/>
-            <wp:docPr id="63" name="Picture"/>
-            <wp:cNvGraphicFramePr/>
-            <a:graphic xmlns:a="http://schemas.openxmlformats.org/drawingml/2006/main">
+          <wp:inline>
+            <wp:extent cx="2510777" cy="779839"/>
+            <wp:effectExtent b="0" l="0" r="0" t="0"/>
+            <wp:docPr descr="" title="" id="25" name="Picture"/>
+            <a:graphic>
               <a:graphicData uri="http://schemas.openxmlformats.org/drawingml/2006/picture">
-                <pic:pic xmlns:pic="http://schemas.openxmlformats.org/drawingml/2006/picture">
+                <pic:pic>
                   <pic:nvPicPr>
-                    <pic:cNvPr id="64" name="Picture" descr="cover-kqdlxxb.jpg"/>
+                    <pic:cNvPr descr="example-fig-1-048ca51106-300dpi.png" id="26" name="Picture"/>
                     <pic:cNvPicPr>
-                      <a:picLocks noChangeAspect="1" noChangeArrowheads="1"/>
+                      <a:picLocks noChangeArrowheads="1" noChangeAspect="1"/>
                     </pic:cNvPicPr>
                   </pic:nvPicPr>
                   <pic:blipFill>
-                    <a:blip r:embed="rId6"/>
-                    <a:stretch>
-                      <a:fillRect/>
-                    </a:stretch>
-                  </pic:blipFill>
-                  <pic:spPr bwMode="auto">
-                    <a:xfrm>
-                      <a:off x="0" y="0"/>
-                      <a:ext cx="3467100" cy="4955237"/>
-                    </a:xfrm>
-                    <a:prstGeom prst="rect">
-                      <a:avLst/>
-                    </a:prstGeom>
-                    <a:noFill/>
-                    <a:ln w="9525">
-                      <a:noFill/>
-                      <a:headEnd/>
-                      <a:tailEnd/>
-                    </a:ln>
-                  </pic:spPr>
-                </pic:pic>
-              </a:graphicData>
-            </a:graphic>
-          </wp:inline>
-        </w:drawing>
-      </w:r>
-    </w:p>
-    <w:p>
-      <w:pPr>
-        <w:pStyle w:val="LptFigureCaption"/>
-      </w:pPr>
-      <w:r>
-        <w:rPr>
-          <w:rFonts w:hint="eastAsia"/>
-        </w:rPr>
-        <w:t>图</w:t>
-      </w:r>
-      <w:r>
-        <w:rPr>
-          <w:rFonts w:hint="eastAsia"/>
-        </w:rPr>
-        <w:t>1</w:t>
-      </w:r>
-      <w:r>
-        <w:rPr>
-          <w:rFonts w:hint="eastAsia"/>
-        </w:rPr>
-        <w:t>图片示例：期刊封面占位图</w:t>
-      </w:r>
-    </w:p>
-    <w:bookmarkEnd w:id="7"/>
-    <w:p>
-      <w:pPr>
-        <w:pStyle w:val="LptBodyText"/>
-        <w:ind w:firstLine="484"/>
-      </w:pPr>
-      <w:r>
-        <w:rPr>
-          <w:rFonts w:hint="eastAsia"/>
-        </w:rPr>
-        <w:t>图</w:t>
-      </w:r>
-      <w:r>
-        <w:rPr>
-          <w:rFonts w:hint="eastAsia"/>
-        </w:rPr>
-        <w:t>2</w:t>
-      </w:r>
-      <w:r>
-        <w:rPr>
-          <w:rFonts w:hint="eastAsia"/>
-        </w:rPr>
-        <w:t>和图</w:t>
-      </w:r>
-      <w:r>
-        <w:rPr>
-          <w:rFonts w:hint="eastAsia"/>
-        </w:rPr>
-        <w:t>3</w:t>
-      </w:r>
-      <w:r>
-        <w:rPr>
-          <w:rFonts w:hint="eastAsia"/>
-        </w:rPr>
-        <w:t>分别插入同一图片的</w:t>
-      </w:r>
-      <w:r>
-        <w:rPr>
-          <w:rFonts w:hint="eastAsia"/>
-        </w:rPr>
-        <w:t>PDF</w:t>
-      </w:r>
-      <w:r>
-        <w:rPr>
-          <w:rFonts w:hint="eastAsia"/>
-        </w:rPr>
-        <w:t>和</w:t>
-      </w:r>
-      <w:r>
-        <w:rPr>
-          <w:rFonts w:hint="eastAsia"/>
-        </w:rPr>
-        <w:t>PNG</w:t>
-      </w:r>
-      <w:r>
-        <w:rPr>
-          <w:rFonts w:hint="eastAsia"/>
-        </w:rPr>
-        <w:t>格式，用于检查</w:t>
-      </w:r>
-      <w:r>
-        <w:rPr>
-          <w:rFonts w:hint="eastAsia"/>
-        </w:rPr>
-        <w:t>LaTeX</w:t>
-      </w:r>
-      <w:r>
-        <w:rPr>
-          <w:rFonts w:hint="eastAsia"/>
-        </w:rPr>
-        <w:t>编译和</w:t>
-      </w:r>
-      <w:proofErr w:type="spellStart"/>
-      <w:r>
-        <w:rPr>
-          <w:rFonts w:hint="eastAsia"/>
-        </w:rPr>
-        <w:t>Pandoc</w:t>
-      </w:r>
-      <w:proofErr w:type="spellEnd"/>
-      <w:r>
-        <w:rPr>
-          <w:rFonts w:hint="eastAsia"/>
-        </w:rPr>
-        <w:t>转</w:t>
-      </w:r>
-      <w:r>
-        <w:rPr>
-          <w:rFonts w:hint="eastAsia"/>
-        </w:rPr>
-        <w:t>Word</w:t>
-      </w:r>
-      <w:r>
-        <w:rPr>
-          <w:rFonts w:hint="eastAsia"/>
-        </w:rPr>
-        <w:t>时不同图片格式的兼容性。</w:t>
-      </w:r>
-    </w:p>
-    <w:p>
-      <w:pPr>
-        <w:pStyle w:val="CaptionedFigure"/>
-      </w:pPr>
-      <w:bookmarkStart w:id="8" w:name="fig:vector-format-test-pdf"/>
-      <w:r>
-        <w:rPr>
-          <w:noProof/>
-        </w:rPr>
-        <w:drawing>
-          <wp:inline distT="0" distB="0" distL="0" distR="0" wp14:anchorId="14016676" wp14:editId="14C4670E">
-            <wp:extent cx="2510777" cy="779839"/>
-            <wp:effectExtent l="0" t="0" r="0" b="0"/>
-            <wp:docPr id="67" name="Picture"/>
-            <wp:cNvGraphicFramePr/>
-            <a:graphic xmlns:a="http://schemas.openxmlformats.org/drawingml/2006/main">
-              <a:graphicData uri="http://schemas.openxmlformats.org/drawingml/2006/picture">
-                <pic:pic xmlns:pic="http://schemas.openxmlformats.org/drawingml/2006/picture">
-                  <pic:nvPicPr>
-                    <pic:cNvPr id="68" name="Picture" descr="example-fig-1-048ca51106-300dpi.png"/>
-                    <pic:cNvPicPr>
-                      <a:picLocks noChangeAspect="1" noChangeArrowheads="1"/>
-                    </pic:cNvPicPr>
-                  </pic:nvPicPr>
-                  <pic:blipFill>
-                    <a:blip r:embed="rId7"/>
+                    <a:blip r:embed="rId24"/>
                     <a:stretch>
                       <a:fillRect/>
                     </a:stretch>
@@ -1003,61 +485,50 @@
         <w:rPr>
           <w:rFonts w:hint="eastAsia"/>
         </w:rPr>
-        <w:t>图</w:t>
-      </w:r>
-      <w:r>
-        <w:rPr>
-          <w:rFonts w:hint="eastAsia"/>
-        </w:rPr>
-        <w:t>2</w:t>
-      </w:r>
-      <w:r>
-        <w:rPr>
-          <w:rFonts w:hint="eastAsia"/>
-        </w:rPr>
-        <w:t>图片格式测试：</w:t>
-      </w:r>
-      <w:r>
-        <w:rPr>
-          <w:rFonts w:hint="eastAsia"/>
-        </w:rPr>
-        <w:t>PDF</w:t>
-      </w:r>
-      <w:r>
-        <w:rPr>
-          <w:rFonts w:hint="eastAsia"/>
-        </w:rPr>
-        <w:t>矢量图</w:t>
-      </w:r>
-    </w:p>
+        <w:t xml:space="preserve">图</w:t>
+      </w:r>
+      <w:r>
+        <w:t xml:space="preserve"> 1 </w:t>
+      </w:r>
+      <w:r>
+        <w:rPr>
+          <w:rFonts w:hint="eastAsia"/>
+        </w:rPr>
+        <w:t xml:space="preserve">图片格式测试：PDF</w:t>
+      </w:r>
+      <w:r>
+        <w:t xml:space="preserve"> </w:t>
+      </w:r>
+      <w:r>
+        <w:rPr>
+          <w:rFonts w:hint="eastAsia"/>
+        </w:rPr>
+        <w:t xml:space="preserve">矢量图</w:t>
+      </w:r>
+    </w:p>
+    <w:bookmarkEnd w:id="27"/>
+    <w:bookmarkStart w:id="31" w:name="fig:vector-format-test-png"/>
     <w:p>
       <w:pPr>
         <w:pStyle w:val="CaptionedFigure"/>
       </w:pPr>
-      <w:bookmarkStart w:id="9" w:name="fig:vector-format-test-png"/>
-      <w:bookmarkEnd w:id="8"/>
-      <w:r>
-        <w:rPr>
-          <w:noProof/>
-        </w:rPr>
-        <w:lastRenderedPageBreak/>
+      <w:r>
         <w:drawing>
-          <wp:inline distT="0" distB="0" distL="0" distR="0" wp14:anchorId="4DB241AD" wp14:editId="4A8E6F86">
+          <wp:inline>
             <wp:extent cx="2498544" cy="767606"/>
-            <wp:effectExtent l="0" t="0" r="0" b="0"/>
-            <wp:docPr id="71" name="Picture"/>
-            <wp:cNvGraphicFramePr/>
-            <a:graphic xmlns:a="http://schemas.openxmlformats.org/drawingml/2006/main">
+            <wp:effectExtent b="0" l="0" r="0" t="0"/>
+            <wp:docPr descr="" title="" id="29" name="Picture"/>
+            <a:graphic>
               <a:graphicData uri="http://schemas.openxmlformats.org/drawingml/2006/picture">
-                <pic:pic xmlns:pic="http://schemas.openxmlformats.org/drawingml/2006/picture">
+                <pic:pic>
                   <pic:nvPicPr>
-                    <pic:cNvPr id="72" name="Picture" descr="example-fig-2.png"/>
+                    <pic:cNvPr descr="example-fig-2.png" id="30" name="Picture"/>
                     <pic:cNvPicPr>
-                      <a:picLocks noChangeAspect="1" noChangeArrowheads="1"/>
+                      <a:picLocks noChangeArrowheads="1" noChangeAspect="1"/>
                     </pic:cNvPicPr>
                   </pic:nvPicPr>
                   <pic:blipFill>
-                    <a:blip r:embed="rId8"/>
+                    <a:blip r:embed="rId28"/>
                     <a:stretch>
                       <a:fillRect/>
                     </a:stretch>
@@ -1092,277 +563,245 @@
         <w:rPr>
           <w:rFonts w:hint="eastAsia"/>
         </w:rPr>
-        <w:t>图</w:t>
-      </w:r>
-      <w:r>
-        <w:rPr>
-          <w:rFonts w:hint="eastAsia"/>
-        </w:rPr>
-        <w:t>3</w:t>
-      </w:r>
-      <w:r>
-        <w:rPr>
-          <w:rFonts w:hint="eastAsia"/>
-        </w:rPr>
-        <w:t>图片格式测试：</w:t>
-      </w:r>
-      <w:r>
-        <w:rPr>
-          <w:rFonts w:hint="eastAsia"/>
-        </w:rPr>
-        <w:t>PNG</w:t>
-      </w:r>
-      <w:r>
-        <w:rPr>
-          <w:rFonts w:hint="eastAsia"/>
-        </w:rPr>
-        <w:t>位图</w:t>
-      </w:r>
-    </w:p>
+        <w:t xml:space="preserve">图</w:t>
+      </w:r>
+      <w:r>
+        <w:t xml:space="preserve"> 2 </w:t>
+      </w:r>
+      <w:r>
+        <w:rPr>
+          <w:rFonts w:hint="eastAsia"/>
+        </w:rPr>
+        <w:t xml:space="preserve">图片格式测试：PNG</w:t>
+      </w:r>
+      <w:r>
+        <w:t xml:space="preserve"> </w:t>
+      </w:r>
+      <w:r>
+        <w:rPr>
+          <w:rFonts w:hint="eastAsia"/>
+        </w:rPr>
+        <w:t xml:space="preserve">位图</w:t>
+      </w:r>
+    </w:p>
+    <w:bookmarkEnd w:id="31"/>
+    <w:bookmarkStart w:id="32" w:name="subsec:table"/>
     <w:p>
       <w:pPr>
         <w:pStyle w:val="LptHeading2"/>
       </w:pPr>
-      <w:bookmarkStart w:id="10" w:name="subsec:table"/>
-      <w:bookmarkEnd w:id="9"/>
-      <w:r>
-        <w:rPr>
-          <w:rFonts w:hint="eastAsia"/>
-        </w:rPr>
-        <w:t>表格示例</w:t>
-      </w:r>
-    </w:p>
-    <w:bookmarkEnd w:id="10"/>
+      <w:r>
+        <w:rPr>
+          <w:rFonts w:hint="eastAsia"/>
+        </w:rPr>
+        <w:t xml:space="preserve">表格示例</w:t>
+      </w:r>
+    </w:p>
+    <w:bookmarkEnd w:id="32"/>
     <w:p>
       <w:pPr>
         <w:pStyle w:val="LptBodyText"/>
-        <w:ind w:firstLine="484"/>
-      </w:pPr>
-      <w:r>
-        <w:rPr>
-          <w:rFonts w:hint="eastAsia"/>
-        </w:rPr>
-        <w:t>表</w:t>
-      </w:r>
-      <w:r>
-        <w:rPr>
-          <w:rFonts w:hint="eastAsia"/>
-        </w:rPr>
-        <w:t>1</w:t>
-      </w:r>
-      <w:r>
-        <w:rPr>
-          <w:rFonts w:hint="eastAsia"/>
-        </w:rPr>
-        <w:t>给出一个三线表。表格中可以使用</w:t>
-      </w:r>
-      <w:proofErr w:type="spellStart"/>
+      </w:pPr>
+      <w:r>
+        <w:rPr>
+          <w:rFonts w:hint="eastAsia"/>
+        </w:rPr>
+        <w:t xml:space="preserve">表1给出一个三线表。表格中可以使用</w:t>
+      </w:r>
       <w:r>
         <w:rPr>
           <w:rStyle w:val="VerbatimChar"/>
         </w:rPr>
-        <w:t>booktabs</w:t>
-      </w:r>
-      <w:proofErr w:type="spellEnd"/>
-      <w:r>
-        <w:rPr>
-          <w:rFonts w:hint="eastAsia"/>
-        </w:rPr>
-        <w:t>的</w:t>
+        <w:t xml:space="preserve">booktabs</w:t>
+      </w:r>
+      <w:r>
+        <w:rPr>
+          <w:rFonts w:hint="eastAsia"/>
+        </w:rPr>
+        <w:t xml:space="preserve">的</w:t>
       </w:r>
       <w:r>
         <w:rPr>
           <w:rStyle w:val="VerbatimChar"/>
         </w:rPr>
-        <w:t>\</w:t>
-      </w:r>
-      <w:proofErr w:type="spellStart"/>
+        <w:t xml:space="preserve">\toprule</w:t>
+      </w:r>
+      <w:r>
+        <w:t xml:space="preserve">、</w:t>
+      </w:r>
       <w:r>
         <w:rPr>
           <w:rStyle w:val="VerbatimChar"/>
         </w:rPr>
-        <w:t>toprule</w:t>
-      </w:r>
-      <w:proofErr w:type="spellEnd"/>
-      <w:r>
-        <w:t>、</w:t>
+        <w:t xml:space="preserve">\midrule</w:t>
+      </w:r>
+      <w:r>
+        <w:rPr>
+          <w:rFonts w:hint="eastAsia"/>
+        </w:rPr>
+        <w:t xml:space="preserve">和</w:t>
       </w:r>
       <w:r>
         <w:rPr>
           <w:rStyle w:val="VerbatimChar"/>
         </w:rPr>
-        <w:t>\</w:t>
-      </w:r>
-      <w:proofErr w:type="spellStart"/>
-      <w:r>
-        <w:rPr>
-          <w:rStyle w:val="VerbatimChar"/>
-        </w:rPr>
-        <w:t>midrule</w:t>
-      </w:r>
-      <w:proofErr w:type="spellEnd"/>
-      <w:r>
-        <w:rPr>
-          <w:rFonts w:hint="eastAsia"/>
-        </w:rPr>
-        <w:t>和</w:t>
-      </w:r>
-      <w:r>
-        <w:rPr>
-          <w:rStyle w:val="VerbatimChar"/>
-        </w:rPr>
-        <w:t>\</w:t>
-      </w:r>
-      <w:proofErr w:type="spellStart"/>
-      <w:r>
-        <w:rPr>
-          <w:rStyle w:val="VerbatimChar"/>
-        </w:rPr>
-        <w:t>bottomrule</w:t>
-      </w:r>
-      <w:proofErr w:type="spellEnd"/>
-      <w:r>
-        <w:rPr>
-          <w:rFonts w:hint="eastAsia"/>
-        </w:rPr>
-        <w:t>，这类结构通常比复杂合并单元格更利于转换。</w:t>
-      </w:r>
-    </w:p>
+        <w:t xml:space="preserve">\bottomrule</w:t>
+      </w:r>
+      <w:r>
+        <w:rPr>
+          <w:rFonts w:hint="eastAsia"/>
+        </w:rPr>
+        <w:t xml:space="preserve">，这类结构通常比复杂合并单元格更利于转换。</w:t>
+      </w:r>
+    </w:p>
+    <w:bookmarkStart w:id="33" w:name="tab:sample"/>
     <w:p>
       <w:pPr>
         <w:pStyle w:val="LptTableCaption"/>
-        <w:ind w:firstLine="484"/>
-      </w:pPr>
-      <w:bookmarkStart w:id="11" w:name="tab:sample"/>
-      <w:r>
-        <w:rPr>
-          <w:rFonts w:hint="eastAsia"/>
-        </w:rPr>
-        <w:t>表</w:t>
-      </w:r>
-      <w:r>
-        <w:rPr>
-          <w:rFonts w:hint="eastAsia"/>
-        </w:rPr>
-        <w:t>1</w:t>
-      </w:r>
-      <w:r>
-        <w:rPr>
-          <w:rFonts w:hint="eastAsia"/>
-        </w:rPr>
-        <w:t>表格示例：模型参数</w:t>
+      </w:pPr>
+      <w:r>
+        <w:rPr>
+          <w:rFonts w:hint="eastAsia"/>
+        </w:rPr>
+        <w:t xml:space="preserve">表</w:t>
+      </w:r>
+      <w:r>
+        <w:t xml:space="preserve"> 1 </w:t>
+      </w:r>
+      <w:r>
+        <w:rPr>
+          <w:rFonts w:hint="eastAsia"/>
+        </w:rPr>
+        <w:t xml:space="preserve">表格示例：模型参数</w:t>
       </w:r>
     </w:p>
     <w:tbl>
       <w:tblPr>
         <w:tblStyle w:val="Table"/>
-        <w:tblW w:w="0" w:type="auto"/>
+        <w:tblW w:type="auto" w:w="0"/>
+        <w:tblLook w:firstRow="1" w:lastRow="0" w:firstColumn="0" w:lastColumn="0" w:noHBand="0" w:noVBand="0" w:val="0020"/>
+        <w:tblCaption w:val="表 1 表格示例：模型参数"/>
         <w:jc w:val="center"/>
+        <w:tblLayout w:type="autofit"/>
         <w:tblBorders>
           <w:top w:val="single" w:sz="12" w:space="0" w:color="000000"/>
+          <w:bottom w:val="single" w:sz="12" w:space="0" w:color="000000"/>
           <w:left w:val="nil"/>
-          <w:bottom w:val="single" w:sz="12" w:space="0" w:color="000000"/>
           <w:right w:val="nil"/>
           <w:insideH w:val="nil"/>
           <w:insideV w:val="nil"/>
         </w:tblBorders>
-        <w:tblLook w:val="0020" w:firstRow="1" w:lastRow="0" w:firstColumn="0" w:lastColumn="0" w:noHBand="0" w:noVBand="0"/>
       </w:tblPr>
       <w:tblGrid>
-        <w:gridCol w:w="1078"/>
-        <w:gridCol w:w="696"/>
-        <w:gridCol w:w="696"/>
+        <w:gridCol w:w="2640"/>
+        <w:gridCol w:w="2640"/>
+        <w:gridCol w:w="2640"/>
       </w:tblGrid>
       <w:tr>
         <w:trPr>
-          <w:cnfStyle w:val="100000000000" w:firstRow="1" w:lastRow="0" w:firstColumn="0" w:lastColumn="0" w:oddVBand="0" w:evenVBand="0" w:oddHBand="0" w:evenHBand="0" w:firstRowFirstColumn="0" w:firstRowLastColumn="0" w:lastRowFirstColumn="0" w:lastRowLastColumn="0"/>
-          <w:tblHeader/>
-          <w:jc w:val="center"/>
+          <w:tblHeader w:val="on"/>
         </w:trPr>
         <w:tc>
           <w:tcPr>
-            <w:tcW w:w="0" w:type="auto"/>
             <w:tcBorders>
+              <w:left w:val="nil"/>
+              <w:right w:val="nil"/>
+              <w:insideH w:val="nil"/>
+              <w:insideV w:val="nil"/>
               <w:top w:val="single" w:sz="12" w:space="0" w:color="000000"/>
-              <w:left w:val="nil"/>
               <w:bottom w:val="single" w:sz="8" w:space="0" w:color="000000"/>
-              <w:right w:val="nil"/>
             </w:tcBorders>
           </w:tcPr>
           <w:p>
             <w:pPr>
               <w:pStyle w:val="LptTableHeader"/>
+              <w:jc w:val="left"/>
             </w:pPr>
             <w:r>
-              <w:t>参数</w:t>
+              <w:rPr>
+                <w:rFonts w:hint="eastAsia"/>
+              </w:rPr>
+              <w:t xml:space="preserve">参数</w:t>
             </w:r>
           </w:p>
         </w:tc>
         <w:tc>
           <w:tcPr>
-            <w:tcW w:w="0" w:type="auto"/>
             <w:tcBorders>
+              <w:left w:val="nil"/>
+              <w:right w:val="nil"/>
+              <w:insideH w:val="nil"/>
+              <w:insideV w:val="nil"/>
               <w:top w:val="single" w:sz="12" w:space="0" w:color="000000"/>
-              <w:left w:val="nil"/>
               <w:bottom w:val="single" w:sz="8" w:space="0" w:color="000000"/>
-              <w:right w:val="nil"/>
             </w:tcBorders>
           </w:tcPr>
           <w:p>
             <w:pPr>
               <w:pStyle w:val="LptTableHeader"/>
+              <w:jc w:val="center"/>
             </w:pPr>
             <w:r>
-              <w:t>数值</w:t>
+              <w:rPr>
+                <w:rFonts w:hint="eastAsia"/>
+              </w:rPr>
+              <w:t xml:space="preserve">数值</w:t>
             </w:r>
           </w:p>
         </w:tc>
         <w:tc>
           <w:tcPr>
-            <w:tcW w:w="0" w:type="auto"/>
             <w:tcBorders>
+              <w:left w:val="nil"/>
+              <w:right w:val="nil"/>
+              <w:insideH w:val="nil"/>
+              <w:insideV w:val="nil"/>
               <w:top w:val="single" w:sz="12" w:space="0" w:color="000000"/>
-              <w:left w:val="nil"/>
               <w:bottom w:val="single" w:sz="8" w:space="0" w:color="000000"/>
-              <w:right w:val="nil"/>
             </w:tcBorders>
           </w:tcPr>
           <w:p>
             <w:pPr>
               <w:pStyle w:val="LptTableHeader"/>
+              <w:jc w:val="center"/>
             </w:pPr>
             <w:r>
-              <w:t>单位</w:t>
+              <w:rPr>
+                <w:rFonts w:hint="eastAsia"/>
+              </w:rPr>
+              <w:t xml:space="preserve">单位</w:t>
             </w:r>
           </w:p>
         </w:tc>
       </w:tr>
       <w:tr>
-        <w:trPr>
-          <w:jc w:val="center"/>
-        </w:trPr>
         <w:tc>
           <w:tcPr>
-            <w:tcW w:w="0" w:type="auto"/>
             <w:tcBorders>
+              <w:left w:val="nil"/>
+              <w:right w:val="nil"/>
+              <w:insideH w:val="nil"/>
+              <w:insideV w:val="nil"/>
               <w:top w:val="nil"/>
-              <w:left w:val="nil"/>
               <w:bottom w:val="nil"/>
-              <w:right w:val="nil"/>
             </w:tcBorders>
           </w:tcPr>
           <w:p>
             <w:pPr>
               <w:pStyle w:val="LptTableBody"/>
+              <w:jc w:val="left"/>
             </w:pPr>
             <w:r>
-              <w:t>斜率</w:t>
+              <w:rPr>
+                <w:rFonts w:hint="eastAsia"/>
+              </w:rPr>
+              <w:t xml:space="preserve">斜率</w:t>
+            </w:r>
+            <w:r>
+              <w:t xml:space="preserve"> </w:t>
             </w:r>
             <m:oMath>
               <m:r>
-                <w:rPr>
-                  <w:rFonts w:ascii="Cambria Math" w:hAnsi="Cambria Math"/>
-                </w:rPr>
                 <m:t>a</m:t>
               </m:r>
             </m:oMath>
@@ -1370,69 +809,75 @@
         </w:tc>
         <w:tc>
           <w:tcPr>
-            <w:tcW w:w="0" w:type="auto"/>
             <w:tcBorders>
+              <w:left w:val="nil"/>
+              <w:right w:val="nil"/>
+              <w:insideH w:val="nil"/>
+              <w:insideV w:val="nil"/>
               <w:top w:val="nil"/>
-              <w:left w:val="nil"/>
               <w:bottom w:val="nil"/>
-              <w:right w:val="nil"/>
             </w:tcBorders>
           </w:tcPr>
           <w:p>
             <w:pPr>
               <w:pStyle w:val="LptTableBody"/>
+              <w:jc w:val="center"/>
             </w:pPr>
             <w:r>
-              <w:t>1.20</w:t>
+              <w:t xml:space="preserve">1.20</w:t>
             </w:r>
           </w:p>
         </w:tc>
         <w:tc>
           <w:tcPr>
-            <w:tcW w:w="0" w:type="auto"/>
             <w:tcBorders>
+              <w:left w:val="nil"/>
+              <w:right w:val="nil"/>
+              <w:insideH w:val="nil"/>
+              <w:insideV w:val="nil"/>
               <w:top w:val="nil"/>
-              <w:left w:val="nil"/>
               <w:bottom w:val="nil"/>
-              <w:right w:val="nil"/>
             </w:tcBorders>
           </w:tcPr>
           <w:p>
             <w:pPr>
               <w:pStyle w:val="LptTableBody"/>
+              <w:jc w:val="center"/>
             </w:pPr>
             <w:r>
-              <w:t>–</w:t>
+              <w:t xml:space="preserve">–</w:t>
             </w:r>
           </w:p>
         </w:tc>
       </w:tr>
       <w:tr>
-        <w:trPr>
-          <w:jc w:val="center"/>
-        </w:trPr>
         <w:tc>
           <w:tcPr>
-            <w:tcW w:w="0" w:type="auto"/>
             <w:tcBorders>
+              <w:left w:val="nil"/>
+              <w:right w:val="nil"/>
+              <w:insideH w:val="nil"/>
+              <w:insideV w:val="nil"/>
               <w:top w:val="nil"/>
-              <w:left w:val="nil"/>
               <w:bottom w:val="nil"/>
-              <w:right w:val="nil"/>
             </w:tcBorders>
           </w:tcPr>
           <w:p>
             <w:pPr>
               <w:pStyle w:val="LptTableBody"/>
+              <w:jc w:val="left"/>
             </w:pPr>
             <w:r>
-              <w:t>截距</w:t>
+              <w:rPr>
+                <w:rFonts w:hint="eastAsia"/>
+              </w:rPr>
+              <w:t xml:space="preserve">截距</w:t>
+            </w:r>
+            <w:r>
+              <w:t xml:space="preserve"> </w:t>
             </w:r>
             <m:oMath>
               <m:r>
-                <w:rPr>
-                  <w:rFonts w:ascii="Cambria Math" w:hAnsi="Cambria Math"/>
-                </w:rPr>
                 <m:t>b</m:t>
               </m:r>
             </m:oMath>
@@ -1440,69 +885,75 @@
         </w:tc>
         <w:tc>
           <w:tcPr>
-            <w:tcW w:w="0" w:type="auto"/>
             <w:tcBorders>
+              <w:left w:val="nil"/>
+              <w:right w:val="nil"/>
+              <w:insideH w:val="nil"/>
+              <w:insideV w:val="nil"/>
               <w:top w:val="nil"/>
-              <w:left w:val="nil"/>
               <w:bottom w:val="nil"/>
-              <w:right w:val="nil"/>
             </w:tcBorders>
           </w:tcPr>
           <w:p>
             <w:pPr>
               <w:pStyle w:val="LptTableBody"/>
+              <w:jc w:val="center"/>
             </w:pPr>
             <w:r>
-              <w:t>0.35</w:t>
+              <w:t xml:space="preserve">0.35</w:t>
             </w:r>
           </w:p>
         </w:tc>
         <w:tc>
           <w:tcPr>
-            <w:tcW w:w="0" w:type="auto"/>
             <w:tcBorders>
+              <w:left w:val="nil"/>
+              <w:right w:val="nil"/>
+              <w:insideH w:val="nil"/>
+              <w:insideV w:val="nil"/>
               <w:top w:val="nil"/>
-              <w:left w:val="nil"/>
               <w:bottom w:val="nil"/>
-              <w:right w:val="nil"/>
             </w:tcBorders>
           </w:tcPr>
           <w:p>
             <w:pPr>
               <w:pStyle w:val="LptTableBody"/>
+              <w:jc w:val="center"/>
             </w:pPr>
             <w:r>
-              <w:t>–</w:t>
+              <w:t xml:space="preserve">–</w:t>
             </w:r>
           </w:p>
         </w:tc>
       </w:tr>
       <w:tr>
-        <w:trPr>
-          <w:jc w:val="center"/>
-        </w:trPr>
         <w:tc>
           <w:tcPr>
-            <w:tcW w:w="0" w:type="auto"/>
             <w:tcBorders>
+              <w:left w:val="nil"/>
+              <w:right w:val="nil"/>
+              <w:insideH w:val="nil"/>
+              <w:insideV w:val="nil"/>
               <w:top w:val="nil"/>
-              <w:left w:val="nil"/>
               <w:bottom w:val="single" w:sz="12" w:space="0" w:color="000000"/>
-              <w:right w:val="nil"/>
             </w:tcBorders>
           </w:tcPr>
           <w:p>
             <w:pPr>
               <w:pStyle w:val="LptTableBody"/>
+              <w:jc w:val="left"/>
             </w:pPr>
             <w:r>
-              <w:t>样本数</w:t>
+              <w:rPr>
+                <w:rFonts w:hint="eastAsia"/>
+              </w:rPr>
+              <w:t xml:space="preserve">样本数</w:t>
+            </w:r>
+            <w:r>
+              <w:t xml:space="preserve"> </w:t>
             </w:r>
             <m:oMath>
               <m:r>
-                <w:rPr>
-                  <w:rFonts w:ascii="Cambria Math" w:hAnsi="Cambria Math"/>
-                </w:rPr>
                 <m:t>n</m:t>
               </m:r>
             </m:oMath>
@@ -1510,793 +961,1460 @@
         </w:tc>
         <w:tc>
           <w:tcPr>
-            <w:tcW w:w="0" w:type="auto"/>
             <w:tcBorders>
+              <w:left w:val="nil"/>
+              <w:right w:val="nil"/>
+              <w:insideH w:val="nil"/>
+              <w:insideV w:val="nil"/>
               <w:top w:val="nil"/>
-              <w:left w:val="nil"/>
               <w:bottom w:val="single" w:sz="12" w:space="0" w:color="000000"/>
-              <w:right w:val="nil"/>
             </w:tcBorders>
           </w:tcPr>
           <w:p>
             <w:pPr>
               <w:pStyle w:val="LptTableBody"/>
+              <w:jc w:val="center"/>
             </w:pPr>
             <w:r>
-              <w:t>100</w:t>
+              <w:t xml:space="preserve">100</w:t>
             </w:r>
           </w:p>
         </w:tc>
         <w:tc>
           <w:tcPr>
-            <w:tcW w:w="0" w:type="auto"/>
             <w:tcBorders>
+              <w:left w:val="nil"/>
+              <w:right w:val="nil"/>
+              <w:insideH w:val="nil"/>
+              <w:insideV w:val="nil"/>
               <w:top w:val="nil"/>
-              <w:left w:val="nil"/>
               <w:bottom w:val="single" w:sz="12" w:space="0" w:color="000000"/>
-              <w:right w:val="nil"/>
             </w:tcBorders>
           </w:tcPr>
           <w:p>
             <w:pPr>
               <w:pStyle w:val="LptTableBody"/>
+              <w:jc w:val="center"/>
             </w:pPr>
             <w:r>
-              <w:t>–</w:t>
+              <w:t xml:space="preserve">–</w:t>
             </w:r>
           </w:p>
         </w:tc>
       </w:tr>
     </w:tbl>
+    <w:bookmarkEnd w:id="33"/>
+    <w:bookmarkStart w:id="34" w:name="subsec:cross-reference"/>
     <w:p>
       <w:pPr>
         <w:pStyle w:val="LptHeading2"/>
       </w:pPr>
-      <w:bookmarkStart w:id="12" w:name="subsec:cross-reference"/>
-      <w:bookmarkEnd w:id="11"/>
-      <w:r>
-        <w:rPr>
-          <w:rFonts w:hint="eastAsia"/>
-        </w:rPr>
-        <w:t>综合引用示例</w:t>
-      </w:r>
-    </w:p>
-    <w:bookmarkEnd w:id="12"/>
+      <w:r>
+        <w:rPr>
+          <w:rFonts w:hint="eastAsia"/>
+        </w:rPr>
+        <w:t xml:space="preserve">综合引用示例</w:t>
+      </w:r>
+    </w:p>
+    <w:bookmarkEnd w:id="34"/>
     <w:p>
       <w:pPr>
         <w:pStyle w:val="LptBodyText"/>
-        <w:ind w:firstLine="484"/>
-      </w:pPr>
-      <w:r>
-        <w:rPr>
-          <w:rFonts w:hint="eastAsia"/>
-        </w:rPr>
-        <w:t>在讨论中可以同时引用多个对象。例如，第</w:t>
-      </w:r>
-      <w:r>
-        <w:fldChar w:fldCharType="begin"/>
-      </w:r>
-      <w:r>
-        <w:instrText>HYPERLINK \l "subsec:equation" \h</w:instrText>
-      </w:r>
-      <w:r>
-        <w:fldChar w:fldCharType="separate"/>
-      </w:r>
-      <w:r>
-        <w:rPr>
-          <w:rStyle w:val="af"/>
-        </w:rPr>
-        <w:t>2.2</w:t>
-      </w:r>
-      <w:r>
-        <w:fldChar w:fldCharType="end"/>
-      </w:r>
-      <w:r>
-        <w:rPr>
-          <w:rFonts w:hint="eastAsia"/>
-        </w:rPr>
-        <w:t>节定义了模型，式</w:t>
-      </w:r>
-      <w:r>
-        <w:rPr>
-          <w:rFonts w:hint="eastAsia"/>
-        </w:rPr>
-        <w:t>(1)</w:t>
-      </w:r>
-      <w:r>
-        <w:rPr>
-          <w:rFonts w:hint="eastAsia"/>
-        </w:rPr>
-        <w:t>给出了数学表达，图</w:t>
-      </w:r>
-      <w:r>
-        <w:rPr>
-          <w:rFonts w:hint="eastAsia"/>
-        </w:rPr>
-        <w:t>1</w:t>
-      </w:r>
-      <w:r>
-        <w:rPr>
-          <w:rFonts w:hint="eastAsia"/>
-        </w:rPr>
-        <w:t>和表</w:t>
-      </w:r>
-      <w:r>
-        <w:rPr>
-          <w:rFonts w:hint="eastAsia"/>
-        </w:rPr>
-        <w:t>1</w:t>
-      </w:r>
-      <w:r>
-        <w:rPr>
-          <w:rFonts w:hint="eastAsia"/>
-        </w:rPr>
-        <w:t>分别展示了图片和表格的写法。关于旋翼系统分析，还可参考技术报告</w:t>
-      </w:r>
-      <w:r>
-        <w:rPr>
-          <w:vertAlign w:val="superscript"/>
-        </w:rPr>
-        <w:t>[5]</w:t>
-      </w:r>
-      <w:r>
-        <w:rPr>
-          <w:rFonts w:hint="eastAsia"/>
-        </w:rPr>
-        <w:t>、论文集章节</w:t>
-      </w:r>
-      <w:r>
-        <w:rPr>
-          <w:vertAlign w:val="superscript"/>
-        </w:rPr>
-        <w:t>[6]</w:t>
-      </w:r>
-      <w:r>
-        <w:rPr>
-          <w:rFonts w:hint="eastAsia"/>
-        </w:rPr>
-        <w:t>、</w:t>
-      </w:r>
-      <w:proofErr w:type="gramStart"/>
-      <w:r>
-        <w:rPr>
-          <w:rFonts w:hint="eastAsia"/>
-        </w:rPr>
-        <w:t>早期会</w:t>
-      </w:r>
-      <w:proofErr w:type="gramEnd"/>
-      <w:r>
-        <w:rPr>
-          <w:rFonts w:hint="eastAsia"/>
-        </w:rPr>
-        <w:t>议论文</w:t>
-      </w:r>
-      <w:r>
-        <w:rPr>
-          <w:vertAlign w:val="superscript"/>
-        </w:rPr>
-        <w:t>[7]</w:t>
-      </w:r>
-      <w:r>
-        <w:rPr>
-          <w:rFonts w:hint="eastAsia"/>
-        </w:rPr>
-        <w:t>、普通网络或未出版资料</w:t>
-      </w:r>
-      <w:r>
-        <w:rPr>
-          <w:vertAlign w:val="superscript"/>
-        </w:rPr>
-        <w:t>[8]</w:t>
-      </w:r>
-      <w:r>
-        <w:rPr>
-          <w:rFonts w:hint="eastAsia"/>
-        </w:rPr>
-        <w:t>，以及在线资料</w:t>
-      </w:r>
-      <w:r>
-        <w:rPr>
-          <w:vertAlign w:val="superscript"/>
-        </w:rPr>
-        <w:t>[9]</w:t>
-      </w:r>
-      <w:r>
-        <w:t>。</w:t>
-      </w:r>
-    </w:p>
-    <w:p>
-      <w:pPr>
-        <w:pStyle w:val="LptHeading1"/>
-      </w:pPr>
-      <w:bookmarkStart w:id="13" w:name="sec:conclusion"/>
-      <w:r>
-        <w:rPr>
-          <w:rFonts w:hint="eastAsia"/>
-        </w:rPr>
-        <w:t>结论</w:t>
-      </w:r>
-    </w:p>
-    <w:bookmarkEnd w:id="13"/>
-    <w:p>
-      <w:pPr>
-        <w:pStyle w:val="LptBodyText"/>
-        <w:ind w:firstLine="484"/>
-      </w:pPr>
-      <w:r>
-        <w:rPr>
-          <w:rFonts w:hint="eastAsia"/>
-        </w:rPr>
-        <w:t>本文示例保留了论文手稿的核心语义元素，同时删除了期刊模板中的页眉页脚、双栏、字体、复杂标题页和专用参考文献宏。这样的写法更适合作为</w:t>
-      </w:r>
-      <w:proofErr w:type="spellStart"/>
-      <w:r>
-        <w:rPr>
-          <w:rFonts w:hint="eastAsia"/>
-        </w:rPr>
-        <w:t>Pandoc</w:t>
-      </w:r>
-      <w:proofErr w:type="spellEnd"/>
-      <w:r>
-        <w:rPr>
-          <w:rFonts w:hint="eastAsia"/>
-        </w:rPr>
-        <w:t>转</w:t>
-      </w:r>
-      <w:r>
-        <w:rPr>
-          <w:rFonts w:hint="eastAsia"/>
-        </w:rPr>
-        <w:t>Word</w:t>
-      </w:r>
-      <w:r>
-        <w:rPr>
-          <w:rFonts w:hint="eastAsia"/>
-        </w:rPr>
-        <w:t>审阅稿的源文件。</w:t>
-      </w:r>
-    </w:p>
-    <w:p>
-      <w:pPr>
-        <w:pStyle w:val="LptBodyText"/>
-        <w:ind w:firstLine="484"/>
-      </w:pPr>
-      <w:r>
-        <w:rPr>
-          <w:rFonts w:hint="eastAsia"/>
-        </w:rPr>
-        <w:t>本模板的参考文献文件基本覆盖了一篇论文中常见的文献类型，包括期刊论文</w:t>
-      </w:r>
-      <w:r>
-        <w:rPr>
-          <w:vertAlign w:val="superscript"/>
-        </w:rPr>
-        <w:t>[1]</w:t>
-      </w:r>
-      <w:r>
-        <w:rPr>
-          <w:rFonts w:hint="eastAsia"/>
-        </w:rPr>
-        <w:t>、会议论文</w:t>
-      </w:r>
-      <w:r>
-        <w:rPr>
-          <w:vertAlign w:val="superscript"/>
-        </w:rPr>
-        <w:t>[2, 7]</w:t>
-      </w:r>
-      <w:r>
-        <w:rPr>
-          <w:rFonts w:hint="eastAsia"/>
-        </w:rPr>
-        <w:t>、技术报告</w:t>
-      </w:r>
-      <w:r>
-        <w:rPr>
-          <w:vertAlign w:val="superscript"/>
-        </w:rPr>
-        <w:t>[5]</w:t>
-      </w:r>
-      <w:r>
-        <w:rPr>
-          <w:rFonts w:hint="eastAsia"/>
-        </w:rPr>
-        <w:t>、专著</w:t>
-      </w:r>
-      <w:r>
-        <w:rPr>
-          <w:vertAlign w:val="superscript"/>
-        </w:rPr>
-        <w:t>[3]</w:t>
-      </w:r>
-      <w:r>
-        <w:rPr>
-          <w:rFonts w:hint="eastAsia"/>
-        </w:rPr>
-        <w:t>、书中章节</w:t>
-      </w:r>
-      <w:r>
-        <w:rPr>
-          <w:vertAlign w:val="superscript"/>
-        </w:rPr>
-        <w:t>[4]</w:t>
-      </w:r>
-      <w:r>
-        <w:rPr>
-          <w:rFonts w:hint="eastAsia"/>
-        </w:rPr>
-        <w:t>、论文集章节</w:t>
-      </w:r>
-      <w:r>
-        <w:rPr>
-          <w:vertAlign w:val="superscript"/>
-        </w:rPr>
-        <w:t>[6]</w:t>
-      </w:r>
-      <w:r>
-        <w:rPr>
-          <w:rFonts w:hint="eastAsia"/>
-        </w:rPr>
-        <w:t>、普通未出版或网络资料</w:t>
-      </w:r>
-      <w:r>
-        <w:rPr>
-          <w:vertAlign w:val="superscript"/>
-        </w:rPr>
-        <w:t>[8]</w:t>
-      </w:r>
-      <w:r>
-        <w:rPr>
-          <w:rFonts w:hint="eastAsia"/>
-        </w:rPr>
-        <w:t>，以及在线资料</w:t>
-      </w:r>
-      <w:r>
-        <w:rPr>
-          <w:vertAlign w:val="superscript"/>
-        </w:rPr>
-        <w:t>[9]</w:t>
-      </w:r>
-      <w:r>
-        <w:rPr>
-          <w:rFonts w:hint="eastAsia"/>
-        </w:rPr>
-        <w:t>；在</w:t>
-      </w:r>
-      <w:proofErr w:type="spellStart"/>
-      <w:r>
-        <w:rPr>
-          <w:rFonts w:hint="eastAsia"/>
-        </w:rPr>
-        <w:t>Pandoc</w:t>
-      </w:r>
-      <w:proofErr w:type="spellEnd"/>
-      <w:r>
-        <w:rPr>
-          <w:rFonts w:hint="eastAsia"/>
-        </w:rPr>
-        <w:t>转</w:t>
-      </w:r>
-      <w:r>
-        <w:rPr>
-          <w:rFonts w:hint="eastAsia"/>
-        </w:rPr>
-        <w:t>Word</w:t>
-      </w:r>
-      <w:r>
-        <w:rPr>
-          <w:rFonts w:hint="eastAsia"/>
-        </w:rPr>
-        <w:t>时，这些引用可以通过同一个</w:t>
-      </w:r>
-      <w:proofErr w:type="spellStart"/>
-      <w:r>
-        <w:rPr>
-          <w:rFonts w:hint="eastAsia"/>
-        </w:rPr>
-        <w:t>BibTeX</w:t>
-      </w:r>
-      <w:proofErr w:type="spellEnd"/>
-      <w:r>
-        <w:rPr>
-          <w:rFonts w:hint="eastAsia"/>
-        </w:rPr>
-        <w:t>数据库统一管理。</w:t>
-      </w:r>
-    </w:p>
-    <w:p>
-      <w:pPr>
-        <w:pStyle w:val="LptReferencesHeading"/>
-      </w:pPr>
-      <w:r>
-        <w:rPr>
-          <w:rFonts w:hint="eastAsia"/>
-        </w:rPr>
-        <w:t>参考文献</w:t>
-      </w:r>
-    </w:p>
-    <w:p>
-      <w:pPr>
-        <w:pStyle w:val="LptReferenceItem"/>
-        <w:spacing w:after="120"/>
-        <w:ind w:left="360" w:hanging="360"/>
-      </w:pPr>
-      <w:bookmarkStart w:id="14" w:name="ref-ffowcswilliams1969theory"/>
-      <w:bookmarkStart w:id="15" w:name="refs"/>
-      <w:r>
-        <w:lastRenderedPageBreak/>
-        <w:t>[1</w:t>
-      </w:r>
-      <w:proofErr w:type="gramStart"/>
-      <w:r>
-        <w:t xml:space="preserve">] </w:t>
-      </w:r>
-      <w:r>
-        <w:tab/>
-        <w:t>FFOWCS</w:t>
-      </w:r>
-      <w:proofErr w:type="gramEnd"/>
-      <w:r>
-        <w:t xml:space="preserve"> WILLIAMS J E, HAWKINGS D L. Theory relating to the noise of rotating machinery[J/OL]. Journal of Sound and Vibration, 1969, 10(1): 10-21. DOI: </w:t>
-      </w:r>
-      <w:hyperlink r:id="rId9">
+      </w:pPr>
+      <w:r>
+        <w:rPr>
+          <w:rFonts w:hint="eastAsia"/>
+        </w:rPr>
+        <w:t xml:space="preserve">在讨论中可以同时引用多个对象。例如，第</w:t>
+      </w:r>
+      <w:hyperlink w:anchor="subsec:equation">
         <w:r>
           <w:rPr>
             <w:rStyle w:val="af"/>
-            <w:color w:val="auto"/>
           </w:rPr>
-          <w:t>10.1016/0022-460</w:t>
+          <w:t xml:space="preserve">2.2</w:t>
         </w:r>
-        <w:proofErr w:type="gramStart"/>
+      </w:hyperlink>
+      <w:r>
+        <w:rPr>
+          <w:rFonts w:hint="eastAsia"/>
+        </w:rPr>
+        <w:t xml:space="preserve">节定义了模型，式(1)给出了数学表达，图1、图2和表1分别展示了图片和表格的写法。</w:t>
+      </w:r>
+      <w:r>
+        <w:t xml:space="preserve"> </w:t>
+      </w:r>
+      <w:r>
+        <w:rPr>
+          <w:rFonts w:hint="eastAsia"/>
+        </w:rPr>
+        <w:t xml:space="preserve">本模板的参考文献文件覆盖了多种BibTeX条目类型，包括期刊论文</w:t>
+      </w:r>
+      <w:r>
+        <w:rPr>
+          <w:vertAlign w:val="superscript"/>
+        </w:rPr>
+        <w:t xml:space="preserve">[1, 2]</w:t>
+      </w:r>
+      <w:r>
+        <w:rPr>
+          <w:rFonts w:hint="eastAsia"/>
+        </w:rPr>
+        <w:t xml:space="preserve">、档案资料</w:t>
+      </w:r>
+      <w:r>
+        <w:rPr>
+          <w:vertAlign w:val="superscript"/>
+        </w:rPr>
+        <w:t xml:space="preserve">[3]</w:t>
+      </w:r>
+      <w:r>
+        <w:rPr>
+          <w:rFonts w:hint="eastAsia"/>
+        </w:rPr>
+        <w:t xml:space="preserve">、专著</w:t>
+      </w:r>
+      <w:r>
+        <w:rPr>
+          <w:vertAlign w:val="superscript"/>
+        </w:rPr>
+        <w:t xml:space="preserve">[4]</w:t>
+      </w:r>
+      <w:r>
+        <w:rPr>
+          <w:rFonts w:hint="eastAsia"/>
+        </w:rPr>
+        <w:t xml:space="preserve">、小册子</w:t>
+      </w:r>
+      <w:r>
+        <w:rPr>
+          <w:vertAlign w:val="superscript"/>
+        </w:rPr>
+        <w:t xml:space="preserve">[5]</w:t>
+      </w:r>
+      <w:r>
+        <w:rPr>
+          <w:rFonts w:hint="eastAsia"/>
+        </w:rPr>
+        <w:t xml:space="preserve">、文集</w:t>
+      </w:r>
+      <w:r>
+        <w:rPr>
+          <w:vertAlign w:val="superscript"/>
+        </w:rPr>
+        <w:t xml:space="preserve">[6]</w:t>
+      </w:r>
+      <w:r>
+        <w:rPr>
+          <w:rFonts w:hint="eastAsia"/>
+        </w:rPr>
+        <w:t xml:space="preserve">、会议论文</w:t>
+      </w:r>
+      <w:r>
+        <w:rPr>
+          <w:vertAlign w:val="superscript"/>
+        </w:rPr>
+        <w:t xml:space="preserve">[7, 8]</w:t>
+      </w:r>
+      <w:r>
+        <w:rPr>
+          <w:rFonts w:hint="eastAsia"/>
+        </w:rPr>
+        <w:t xml:space="preserve">、数据库</w:t>
+      </w:r>
+      <w:r>
+        <w:rPr>
+          <w:vertAlign w:val="superscript"/>
+        </w:rPr>
+        <w:t xml:space="preserve">[9]</w:t>
+      </w:r>
+      <w:r>
+        <w:rPr>
+          <w:rFonts w:hint="eastAsia"/>
+        </w:rPr>
+        <w:t xml:space="preserve">、数据集</w:t>
+      </w:r>
+      <w:r>
+        <w:rPr>
+          <w:vertAlign w:val="superscript"/>
+        </w:rPr>
+        <w:t xml:space="preserve">[10]</w:t>
+      </w:r>
+      <w:r>
+        <w:rPr>
+          <w:rFonts w:hint="eastAsia"/>
+        </w:rPr>
+        <w:t xml:space="preserve">、电子资料</w:t>
+      </w:r>
+      <w:r>
+        <w:rPr>
+          <w:vertAlign w:val="superscript"/>
+        </w:rPr>
+        <w:t xml:space="preserve">[11]</w:t>
+      </w:r>
+      <w:r>
+        <w:rPr>
+          <w:rFonts w:hint="eastAsia"/>
+        </w:rPr>
+        <w:t xml:space="preserve">、书中章节</w:t>
+      </w:r>
+      <w:r>
+        <w:rPr>
+          <w:vertAlign w:val="superscript"/>
+        </w:rPr>
+        <w:t xml:space="preserve">[12]</w:t>
+      </w:r>
+      <w:r>
+        <w:rPr>
+          <w:rFonts w:hint="eastAsia"/>
+        </w:rPr>
+        <w:t xml:space="preserve">、论文集章节</w:t>
+      </w:r>
+      <w:r>
+        <w:rPr>
+          <w:vertAlign w:val="superscript"/>
+        </w:rPr>
+        <w:t xml:space="preserve">[13]</w:t>
+      </w:r>
+      <w:r>
+        <w:rPr>
+          <w:rFonts w:hint="eastAsia"/>
+        </w:rPr>
+        <w:t xml:space="preserve">、手册</w:t>
+      </w:r>
+      <w:r>
+        <w:rPr>
+          <w:vertAlign w:val="superscript"/>
+        </w:rPr>
+        <w:t xml:space="preserve">[14]</w:t>
+      </w:r>
+      <w:r>
+        <w:rPr>
+          <w:rFonts w:hint="eastAsia"/>
+        </w:rPr>
+        <w:t xml:space="preserve">、地图</w:t>
+      </w:r>
+      <w:r>
+        <w:rPr>
+          <w:vertAlign w:val="superscript"/>
+        </w:rPr>
+        <w:t xml:space="preserve">[15]</w:t>
+      </w:r>
+      <w:r>
+        <w:rPr>
+          <w:rFonts w:hint="eastAsia"/>
+        </w:rPr>
+        <w:t xml:space="preserve">、学位论文</w:t>
+      </w:r>
+      <w:r>
+        <w:rPr>
+          <w:vertAlign w:val="superscript"/>
+        </w:rPr>
+        <w:t xml:space="preserve">[16, 17]</w:t>
+      </w:r>
+      <w:r>
+        <w:rPr>
+          <w:rFonts w:hint="eastAsia"/>
+        </w:rPr>
+        <w:t xml:space="preserve">、普通资料</w:t>
+      </w:r>
+      <w:r>
+        <w:rPr>
+          <w:vertAlign w:val="superscript"/>
+        </w:rPr>
+        <w:t xml:space="preserve">[18]</w:t>
+      </w:r>
+      <w:r>
+        <w:rPr>
+          <w:rFonts w:hint="eastAsia"/>
+        </w:rPr>
+        <w:t xml:space="preserve">、专题著作</w:t>
+      </w:r>
+      <w:r>
+        <w:rPr>
+          <w:vertAlign w:val="superscript"/>
+        </w:rPr>
+        <w:t xml:space="preserve">[19]</w:t>
+      </w:r>
+      <w:r>
+        <w:rPr>
+          <w:rFonts w:hint="eastAsia"/>
+        </w:rPr>
+        <w:t xml:space="preserve">、报纸文章</w:t>
+      </w:r>
+      <w:r>
+        <w:rPr>
+          <w:vertAlign w:val="superscript"/>
+        </w:rPr>
+        <w:t xml:space="preserve">[20]</w:t>
+      </w:r>
+      <w:r>
+        <w:rPr>
+          <w:rFonts w:hint="eastAsia"/>
+        </w:rPr>
+        <w:t xml:space="preserve">、在线资料</w:t>
+      </w:r>
+      <w:r>
+        <w:rPr>
+          <w:vertAlign w:val="superscript"/>
+        </w:rPr>
+        <w:t xml:space="preserve">[21]</w:t>
+      </w:r>
+      <w:r>
+        <w:rPr>
+          <w:rFonts w:hint="eastAsia"/>
+        </w:rPr>
+        <w:t xml:space="preserve">、专利</w:t>
+      </w:r>
+      <w:r>
+        <w:rPr>
+          <w:vertAlign w:val="superscript"/>
+        </w:rPr>
+        <w:t xml:space="preserve">[22]</w:t>
+      </w:r>
+      <w:r>
+        <w:rPr>
+          <w:rFonts w:hint="eastAsia"/>
+        </w:rPr>
+        <w:t xml:space="preserve">、连续出版物</w:t>
+      </w:r>
+      <w:r>
+        <w:rPr>
+          <w:vertAlign w:val="superscript"/>
+        </w:rPr>
+        <w:t xml:space="preserve">[23]</w:t>
+      </w:r>
+      <w:r>
+        <w:rPr>
+          <w:rFonts w:hint="eastAsia"/>
+        </w:rPr>
+        <w:t xml:space="preserve">、会议录</w:t>
+      </w:r>
+      <w:r>
+        <w:rPr>
+          <w:vertAlign w:val="superscript"/>
+        </w:rPr>
+        <w:t xml:space="preserve">[24]</w:t>
+      </w:r>
+      <w:r>
+        <w:rPr>
+          <w:rFonts w:hint="eastAsia"/>
+        </w:rPr>
+        <w:t xml:space="preserve">、软件</w:t>
+      </w:r>
+      <w:r>
+        <w:rPr>
+          <w:vertAlign w:val="superscript"/>
+        </w:rPr>
+        <w:t xml:space="preserve">[25]</w:t>
+      </w:r>
+      <w:r>
+        <w:rPr>
+          <w:rFonts w:hint="eastAsia"/>
+        </w:rPr>
+        <w:t xml:space="preserve">、标准</w:t>
+      </w:r>
+      <w:r>
+        <w:rPr>
+          <w:vertAlign w:val="superscript"/>
+        </w:rPr>
+        <w:t xml:space="preserve">[26]</w:t>
+      </w:r>
+      <w:r>
+        <w:rPr>
+          <w:rFonts w:hint="eastAsia"/>
+        </w:rPr>
+        <w:t xml:space="preserve">、技术报告</w:t>
+      </w:r>
+      <w:r>
+        <w:rPr>
+          <w:vertAlign w:val="superscript"/>
+        </w:rPr>
+        <w:t xml:space="preserve">[27]</w:t>
+      </w:r>
+      <w:r>
+        <w:rPr>
+          <w:rFonts w:hint="eastAsia"/>
+        </w:rPr>
+        <w:t xml:space="preserve">，以及未出版资料</w:t>
+      </w:r>
+      <w:r>
+        <w:rPr>
+          <w:vertAlign w:val="superscript"/>
+        </w:rPr>
+        <w:t xml:space="preserve">[28]</w:t>
+      </w:r>
+      <w:r>
+        <w:rPr>
+          <w:rFonts w:hint="eastAsia"/>
+        </w:rPr>
+        <w:t xml:space="preserve">；在Pandoc转Word时，这些引用可以通过同一个BibTeX数据库统一管理。</w:t>
+      </w:r>
+    </w:p>
+    <w:bookmarkStart w:id="35" w:name="sec:conclusion"/>
+    <w:p>
+      <w:pPr>
+        <w:pStyle w:val="LptHeading1"/>
+      </w:pPr>
+      <w:r>
+        <w:rPr>
+          <w:rFonts w:hint="eastAsia"/>
+        </w:rPr>
+        <w:t xml:space="preserve">结论</w:t>
+      </w:r>
+    </w:p>
+    <w:bookmarkEnd w:id="35"/>
+    <w:p>
+      <w:pPr>
+        <w:pStyle w:val="LptBodyText"/>
+      </w:pPr>
+      <w:r>
+        <w:rPr>
+          <w:rFonts w:hint="eastAsia"/>
+        </w:rPr>
+        <w:t xml:space="preserve">本文示例保留了论文手稿的核心语义元素，同时删除了期刊模板中的页眉页脚、双栏、字体、复杂标题页和专用参考文献宏。这样的写法更适合作为Pandoc转Word审阅稿的源文件。</w:t>
+      </w:r>
+    </w:p>
+    <w:p>
+      <w:pPr>
+        <w:pStyle w:val="LptReferencesHeading"/>
+      </w:pPr>
+      <w:r>
+        <w:rPr>
+          <w:rFonts w:hint="eastAsia"/>
+        </w:rPr>
+        <w:t xml:space="preserve">参考文献</w:t>
+      </w:r>
+    </w:p>
+    <w:bookmarkStart w:id="74" w:name="refs"/>
+    <w:bookmarkStart w:id="37" w:name="ref-nightcity2077chipSideChannel"/>
+    <w:p>
+      <w:pPr>
+        <w:pStyle w:val="LptReferenceItem"/>
+      </w:pPr>
+      <w:r>
+        <w:t xml:space="preserve">[1]</w:t>
+      </w:r>
+      <w:r>
+        <w:t xml:space="preserve"> </w:t>
+      </w:r>
+      <w:r>
+        <w:t xml:space="preserve">	</w:t>
+      </w:r>
+      <w:r>
+        <w:t xml:space="preserve">CUNNINGHAM A, T-BUG. Observability analysis of cortical augment chip side-channel echoes and low-latency neural interference[J/OL]. Journal of Neural Interface Security, 2077, 42(3): 117-139. DOI:</w:t>
+      </w:r>
+      <w:r>
+        <w:t xml:space="preserve"> </w:t>
+      </w:r>
+      <w:hyperlink r:id="rId36">
         <w:r>
           <w:rPr>
             <w:rStyle w:val="af"/>
-            <w:color w:val="auto"/>
           </w:rPr>
-          <w:t>X(</w:t>
+          <w:t xml:space="preserve">10.2077/jnis.42.3.117</w:t>
         </w:r>
-        <w:proofErr w:type="gramEnd"/>
+      </w:hyperlink>
+      <w:r>
+        <w:t xml:space="preserve">.</w:t>
+      </w:r>
+    </w:p>
+    <w:bookmarkEnd w:id="37"/>
+    <w:bookmarkStart w:id="39" w:name="ref-wang2047flyingBlade"/>
+    <w:p>
+      <w:pPr>
+        <w:pStyle w:val="LptReferenceItem"/>
+      </w:pPr>
+      <w:r>
+        <w:t xml:space="preserve">[2]</w:t>
+      </w:r>
+      <w:r>
+        <w:t xml:space="preserve"> </w:t>
+      </w:r>
+      <w:r>
+        <w:t xml:space="preserve">	</w:t>
+      </w:r>
+      <w:r>
+        <w:rPr>
+          <w:rFonts w:hint="eastAsia"/>
+        </w:rPr>
+        <w:t xml:space="preserve">汪淼.</w:t>
+      </w:r>
+      <w:r>
+        <w:t xml:space="preserve"> </w:t>
+      </w:r>
+      <w:r>
+        <w:rPr>
+          <w:rFonts w:hint="eastAsia"/>
+        </w:rPr>
+        <w:t xml:space="preserve">基于飞刃纳米材料的高张力钢结构准静态切割性能分析与多层甲板干扰实验[J/OL].</w:t>
+      </w:r>
+      <w:r>
+        <w:t xml:space="preserve"> </w:t>
+      </w:r>
+      <w:r>
+        <w:rPr>
+          <w:rFonts w:hint="eastAsia"/>
+        </w:rPr>
+        <w:t xml:space="preserve">纳米材料与高强结构学报,</w:t>
+      </w:r>
+      <w:r>
+        <w:t xml:space="preserve"> 2047, 18(4): 233-251. DOI:</w:t>
+      </w:r>
+      <w:r>
+        <w:t xml:space="preserve"> </w:t>
+      </w:r>
+      <w:hyperlink r:id="rId38">
         <w:r>
           <w:rPr>
             <w:rStyle w:val="af"/>
-            <w:color w:val="auto"/>
           </w:rPr>
-          <w:t>69)90125-4</w:t>
+          <w:t xml:space="preserve">10.2047/nmhs.18.4.233</w:t>
         </w:r>
       </w:hyperlink>
       <w:r>
-        <w:t>.</w:t>
-      </w:r>
-    </w:p>
+        <w:t xml:space="preserve">.</w:t>
+      </w:r>
+    </w:p>
+    <w:bookmarkEnd w:id="39"/>
+    <w:bookmarkStart w:id="41" w:name="ref-天庭巡查司648六根封存"/>
     <w:p>
       <w:pPr>
         <w:pStyle w:val="LptReferenceItem"/>
-        <w:spacing w:after="120"/>
-        <w:ind w:left="360" w:hanging="360"/>
-      </w:pPr>
-      <w:bookmarkStart w:id="16" w:name="ref-higgins2020aeroacoustic"/>
-      <w:bookmarkEnd w:id="14"/>
-      <w:r>
-        <w:t>[2</w:t>
-      </w:r>
-      <w:proofErr w:type="gramStart"/>
-      <w:r>
-        <w:t xml:space="preserve">] </w:t>
-      </w:r>
-      <w:r>
-        <w:tab/>
-        <w:t>HIGGINS</w:t>
-      </w:r>
-      <w:proofErr w:type="gramEnd"/>
-      <w:r>
-        <w:t xml:space="preserve"> R J, BARAKOS G N, SHAHPAR S, et al. An </w:t>
-      </w:r>
-      <w:proofErr w:type="spellStart"/>
-      <w:r>
-        <w:t>aeroacoustic</w:t>
-      </w:r>
-      <w:proofErr w:type="spellEnd"/>
-      <w:r>
-        <w:t xml:space="preserve"> investigation of a tiltwing eVTOL concept aircraft[C/</w:t>
-      </w:r>
-      <w:proofErr w:type="gramStart"/>
-      <w:r>
-        <w:t>OL]/</w:t>
-      </w:r>
-      <w:proofErr w:type="gramEnd"/>
-      <w:r>
-        <w:t xml:space="preserve">/AIAA Aviation 2020 Forum. AIAA, 2020: 2684. DOI: </w:t>
-      </w:r>
-      <w:hyperlink r:id="rId10">
+      </w:pPr>
+      <w:r>
+        <w:t xml:space="preserve">[3]</w:t>
+      </w:r>
+      <w:r>
+        <w:t xml:space="preserve"> </w:t>
+      </w:r>
+      <w:r>
+        <w:t xml:space="preserve">	</w:t>
+      </w:r>
+      <w:r>
+        <w:rPr>
+          <w:rFonts w:hint="eastAsia"/>
+        </w:rPr>
+        <w:t xml:space="preserve">天庭巡察司案牍房,</w:t>
+      </w:r>
+      <w:r>
+        <w:t xml:space="preserve"> </w:t>
+      </w:r>
+      <w:r>
+        <w:rPr>
+          <w:rFonts w:hint="eastAsia"/>
+        </w:rPr>
+        <w:t xml:space="preserve">土地庙案牍房.</w:t>
+      </w:r>
+      <w:r>
+        <w:t xml:space="preserve"> </w:t>
+      </w:r>
+      <w:r>
+        <w:rPr>
+          <w:rFonts w:hint="eastAsia"/>
+        </w:rPr>
+        <w:t xml:space="preserve">关于齐天大圣孙悟空六根封存事宜及后续妖王受领、</w:t>
+      </w:r>
+      <w:r>
+        <w:t xml:space="preserve"> </w:t>
+      </w:r>
+      <w:r>
+        <w:rPr>
+          <w:rFonts w:hint="eastAsia"/>
+        </w:rPr>
+        <w:t xml:space="preserve">责任界定与切割批注的案牍汇编（内部试行本）[Z].</w:t>
+      </w:r>
+      <w:r>
+        <w:t xml:space="preserve"> [S.l.: s.n.], </w:t>
+      </w:r>
+      <w:r>
+        <w:rPr>
+          <w:rFonts w:hint="eastAsia"/>
+        </w:rPr>
+        <w:t xml:space="preserve">648公元.</w:t>
+      </w:r>
+      <w:r>
+        <w:t xml:space="preserve"> </w:t>
+      </w:r>
+      <w:hyperlink r:id="rId40">
         <w:r>
           <w:rPr>
             <w:rStyle w:val="af"/>
-            <w:color w:val="auto"/>
+            <w:rFonts w:hint="eastAsia"/>
           </w:rPr>
-          <w:t>10.2514/6.2020-2684</w:t>
+          <w:t xml:space="preserve">https://archive.lingxiao.heaven/neibu/wukong/six-roots?key=庚申</w:t>
         </w:r>
       </w:hyperlink>
       <w:r>
-        <w:t>.</w:t>
-      </w:r>
-    </w:p>
+        <w:t xml:space="preserve">.</w:t>
+      </w:r>
+    </w:p>
+    <w:bookmarkEnd w:id="41"/>
+    <w:bookmarkStart w:id="42" w:name="ref-logan1023firstFlame"/>
     <w:p>
       <w:pPr>
         <w:pStyle w:val="LptReferenceItem"/>
-        <w:spacing w:after="120"/>
-        <w:ind w:left="360" w:hanging="360"/>
-      </w:pPr>
-      <w:bookmarkStart w:id="17" w:name="ref-Johnson80a"/>
-      <w:bookmarkEnd w:id="16"/>
-      <w:r>
-        <w:t>[3</w:t>
-      </w:r>
-      <w:proofErr w:type="gramStart"/>
-      <w:r>
-        <w:t xml:space="preserve">] </w:t>
-      </w:r>
-      <w:r>
-        <w:tab/>
-        <w:t>JOHNSON</w:t>
-      </w:r>
-      <w:proofErr w:type="gramEnd"/>
-      <w:r>
-        <w:t xml:space="preserve"> W. Helicopter theory[M]. Princeton, NJ: Princeton University Press, 1980: 808-813.</w:t>
-      </w:r>
-    </w:p>
+      </w:pPr>
+      <w:r>
+        <w:t xml:space="preserve">[4]</w:t>
+      </w:r>
+      <w:r>
+        <w:t xml:space="preserve"> </w:t>
+      </w:r>
+      <w:r>
+        <w:t xml:space="preserve">	</w:t>
+      </w:r>
+      <w:r>
+        <w:t xml:space="preserve">LOGAN B H. Soul-level decay, hollowing dynamics, and vessel relink thresholds under residual first-flame radiation[M]. Vinheim: Vinheim Academy Press, 1023: 1-486.</w:t>
+      </w:r>
+    </w:p>
+    <w:bookmarkEnd w:id="42"/>
+    <w:bookmarkStart w:id="43" w:name="ref-htt2010teaTimeRules"/>
     <w:p>
       <w:pPr>
         <w:pStyle w:val="LptReferenceItem"/>
-        <w:spacing w:after="120"/>
-        <w:ind w:left="360" w:hanging="360"/>
-      </w:pPr>
-      <w:bookmarkStart w:id="18" w:name="ref-Leishman00"/>
-      <w:bookmarkEnd w:id="17"/>
-      <w:r>
-        <w:t>[4</w:t>
-      </w:r>
-      <w:proofErr w:type="gramStart"/>
-      <w:r>
-        <w:t xml:space="preserve">] </w:t>
-      </w:r>
-      <w:r>
-        <w:tab/>
-        <w:t>LEISHMAN</w:t>
-      </w:r>
-      <w:proofErr w:type="gramEnd"/>
-      <w:r>
-        <w:t xml:space="preserve"> J G. Principles of helicopter aerodynamics[M]. New York, NY: Cambridge University Press, 2000.</w:t>
-      </w:r>
-    </w:p>
+      </w:pPr>
+      <w:r>
+        <w:t xml:space="preserve">[5]</w:t>
+      </w:r>
+      <w:r>
+        <w:t xml:space="preserve"> </w:t>
+      </w:r>
+      <w:r>
+        <w:t xml:space="preserve">	</w:t>
+      </w:r>
+      <w:r>
+        <w:rPr>
+          <w:rFonts w:hint="eastAsia"/>
+        </w:rPr>
+        <w:t xml:space="preserve">琴吹紬,</w:t>
+      </w:r>
+      <w:r>
+        <w:t xml:space="preserve"> </w:t>
+      </w:r>
+      <w:r>
+        <w:rPr>
+          <w:rFonts w:hint="eastAsia"/>
+        </w:rPr>
+        <w:t xml:space="preserve">平泽唯,</w:t>
+      </w:r>
+      <w:r>
+        <w:t xml:space="preserve"> </w:t>
+      </w:r>
+      <w:r>
+        <w:rPr>
+          <w:rFonts w:hint="eastAsia"/>
+        </w:rPr>
+        <w:t xml:space="preserve">秋山澪,</w:t>
+      </w:r>
+      <w:r>
+        <w:t xml:space="preserve"> et al. </w:t>
+      </w:r>
+      <w:r>
+        <w:rPr>
+          <w:rFonts w:hint="eastAsia"/>
+        </w:rPr>
+        <w:t xml:space="preserve">放课后</w:t>
+      </w:r>
+      <w:r>
+        <w:t xml:space="preserve"> tea time </w:t>
+      </w:r>
+      <w:r>
+        <w:rPr>
+          <w:rFonts w:hint="eastAsia"/>
+        </w:rPr>
+        <w:t xml:space="preserve">茶点制备、分配与练习室清洁规程[Z].</w:t>
+      </w:r>
+      <w:r>
+        <w:t xml:space="preserve"> [S.l.: s.n.], 2010.</w:t>
+      </w:r>
+    </w:p>
+    <w:bookmarkEnd w:id="43"/>
+    <w:bookmarkStart w:id="44" w:name="ref-senshi514dungeonFoodSystems"/>
     <w:p>
       <w:pPr>
         <w:pStyle w:val="LptReferenceItem"/>
-        <w:spacing w:after="120"/>
-        <w:ind w:left="360" w:hanging="360"/>
-      </w:pPr>
-      <w:bookmarkStart w:id="19" w:name="ref-Straub84"/>
-      <w:bookmarkEnd w:id="18"/>
-      <w:r>
-        <w:t>[5</w:t>
-      </w:r>
-      <w:proofErr w:type="gramStart"/>
-      <w:r>
-        <w:t xml:space="preserve">] </w:t>
-      </w:r>
-      <w:r>
-        <w:tab/>
-        <w:t>STRAUB</w:t>
-      </w:r>
-      <w:proofErr w:type="gramEnd"/>
-      <w:r>
-        <w:t xml:space="preserve"> F. Study to eliminate ground resonance using active controls: 166609[R]. [</w:t>
-      </w:r>
-      <w:proofErr w:type="spellStart"/>
-      <w:r>
-        <w:t>S.l.</w:t>
-      </w:r>
-      <w:proofErr w:type="spellEnd"/>
-      <w:r>
-        <w:t xml:space="preserve">: </w:t>
-      </w:r>
-      <w:proofErr w:type="spellStart"/>
-      <w:r>
-        <w:t>s.n</w:t>
-      </w:r>
-      <w:proofErr w:type="spellEnd"/>
-      <w:r>
-        <w:t>.], 1984.</w:t>
-      </w:r>
-    </w:p>
+      </w:pPr>
+      <w:r>
+        <w:t xml:space="preserve">[6]</w:t>
+      </w:r>
+      <w:r>
+        <w:t xml:space="preserve"> </w:t>
+      </w:r>
+      <w:r>
+        <w:t xml:space="preserve">	</w:t>
+      </w:r>
+      <w:r>
+        <w:t xml:space="preserve">SENSHI, TOUDEN L, DONATO M, et al. Thermal processing windows, toxicity classes, and ecological harvesting of edible dungeon monsters[M]. The Island: Golden Country Field Press, </w:t>
+      </w:r>
+      <w:r>
+        <w:rPr>
+          <w:rFonts w:hint="eastAsia"/>
+        </w:rPr>
+        <w:t xml:space="preserve">514公元:</w:t>
+      </w:r>
+      <w:r>
+        <w:t xml:space="preserve"> 1-372.</w:t>
+      </w:r>
+    </w:p>
+    <w:bookmarkEnd w:id="44"/>
+    <w:bookmarkStart w:id="46" w:name="ref-二郎642六根分配"/>
     <w:p>
       <w:pPr>
         <w:pStyle w:val="LptReferenceItem"/>
-        <w:spacing w:after="120"/>
-        <w:ind w:left="360" w:hanging="360"/>
-      </w:pPr>
-      <w:bookmarkStart w:id="20" w:name="ref-Friedmann93"/>
-      <w:bookmarkEnd w:id="19"/>
-      <w:r>
-        <w:t>[6</w:t>
-      </w:r>
-      <w:proofErr w:type="gramStart"/>
-      <w:r>
-        <w:t xml:space="preserve">] </w:t>
-      </w:r>
-      <w:r>
-        <w:tab/>
-        <w:t>FRIEDMANN</w:t>
-      </w:r>
-      <w:proofErr w:type="gramEnd"/>
-      <w:r>
-        <w:t xml:space="preserve"> P </w:t>
-      </w:r>
-      <w:proofErr w:type="spellStart"/>
-      <w:r>
-        <w:t>P</w:t>
-      </w:r>
-      <w:proofErr w:type="spellEnd"/>
-      <w:r>
-        <w:t>, HODGES D H. Rotary-wing aeroelasticity with application to VTOL vehicles[</w:t>
-      </w:r>
-      <w:proofErr w:type="gramStart"/>
-      <w:r>
-        <w:t>M]/</w:t>
-      </w:r>
-      <w:proofErr w:type="gramEnd"/>
-      <w:r>
-        <w:t>/NOOR A K, VENNERI S L. Part II: volume 5 Flight-Vehicle Materials, Structures, and Dynamics. New York, NY: American Society of Mechanical Engineers, 1993: 299-391.</w:t>
-      </w:r>
-    </w:p>
-    <w:p>
-      <w:pPr>
-        <w:pStyle w:val="LptReferenceItem"/>
-        <w:spacing w:after="120"/>
-        <w:ind w:left="360" w:hanging="360"/>
-      </w:pPr>
-      <w:bookmarkStart w:id="21" w:name="ref-Sadler"/>
-      <w:bookmarkEnd w:id="20"/>
-      <w:r>
-        <w:t>[7</w:t>
-      </w:r>
-      <w:proofErr w:type="gramStart"/>
-      <w:r>
-        <w:t xml:space="preserve">] </w:t>
-      </w:r>
-      <w:r>
-        <w:tab/>
-        <w:t>SADLER</w:t>
-      </w:r>
-      <w:proofErr w:type="gramEnd"/>
-      <w:r>
-        <w:t xml:space="preserve"> S G. A method for predicting helicopter wake geometry, wake-induced inflow and wake effects on blade </w:t>
-      </w:r>
-      <w:proofErr w:type="spellStart"/>
-      <w:r>
-        <w:t>airloads</w:t>
-      </w:r>
-      <w:proofErr w:type="spellEnd"/>
-      <w:r>
-        <w:t>[C]//American Helicopter Society 27th Annual Forum. [</w:t>
-      </w:r>
-      <w:proofErr w:type="spellStart"/>
-      <w:r>
-        <w:t>S.l.</w:t>
-      </w:r>
-      <w:proofErr w:type="spellEnd"/>
-      <w:r>
-        <w:t xml:space="preserve">: </w:t>
-      </w:r>
-      <w:proofErr w:type="spellStart"/>
-      <w:r>
-        <w:t>s.n</w:t>
-      </w:r>
-      <w:proofErr w:type="spellEnd"/>
-      <w:r>
-        <w:t>.], 1971.</w:t>
-      </w:r>
-    </w:p>
-    <w:p>
-      <w:pPr>
-        <w:pStyle w:val="LptReferenceItem"/>
-        <w:spacing w:after="120"/>
-        <w:ind w:left="360" w:hanging="360"/>
-      </w:pPr>
-      <w:bookmarkStart w:id="22" w:name="ref-Patashnik"/>
-      <w:bookmarkEnd w:id="21"/>
-      <w:r>
-        <w:t>[8</w:t>
-      </w:r>
-      <w:proofErr w:type="gramStart"/>
-      <w:r>
-        <w:t xml:space="preserve">] </w:t>
-      </w:r>
-      <w:r>
-        <w:tab/>
-        <w:t>PATASHNIK</w:t>
-      </w:r>
-      <w:proofErr w:type="gramEnd"/>
-      <w:r>
-        <w:t xml:space="preserve"> O. </w:t>
-      </w:r>
-      <w:proofErr w:type="spellStart"/>
-      <w:r>
-        <w:t>BibTeXing</w:t>
-      </w:r>
-      <w:proofErr w:type="spellEnd"/>
-      <w:r>
-        <w:t>[Z]. [</w:t>
-      </w:r>
-      <w:proofErr w:type="spellStart"/>
-      <w:r>
-        <w:t>S.l.</w:t>
-      </w:r>
-      <w:proofErr w:type="spellEnd"/>
-      <w:r>
-        <w:t xml:space="preserve">: </w:t>
-      </w:r>
-      <w:proofErr w:type="spellStart"/>
-      <w:r>
-        <w:t>s.n</w:t>
-      </w:r>
-      <w:proofErr w:type="spellEnd"/>
-      <w:r>
-        <w:t>.], 1988.</w:t>
-      </w:r>
-    </w:p>
-    <w:p>
-      <w:pPr>
-        <w:pStyle w:val="LptReferenceItem"/>
-        <w:spacing w:after="120"/>
-        <w:ind w:left="360" w:hanging="360"/>
-      </w:pPr>
-      <w:bookmarkStart w:id="23" w:name="ref-Roy:compworld2023"/>
-      <w:bookmarkEnd w:id="22"/>
-      <w:r>
-        <w:t xml:space="preserve">[9] </w:t>
-      </w:r>
-      <w:r>
-        <w:tab/>
-        <w:t xml:space="preserve">ROY A. Composites opportunities in </w:t>
-      </w:r>
-      <w:proofErr w:type="gramStart"/>
-      <w:r>
-        <w:t>eVTOL[</w:t>
-      </w:r>
-      <w:proofErr w:type="gramEnd"/>
-      <w:r>
-        <w:t xml:space="preserve">EB/OL]. Composites World, 2023. </w:t>
-      </w:r>
-      <w:hyperlink r:id="rId11">
+      </w:pPr>
+      <w:r>
+        <w:t xml:space="preserve">[7]</w:t>
+      </w:r>
+      <w:r>
+        <w:t xml:space="preserve"> </w:t>
+      </w:r>
+      <w:r>
+        <w:t xml:space="preserve">	</w:t>
+      </w:r>
+      <w:r>
+        <w:rPr>
+          <w:rFonts w:hint="eastAsia"/>
+        </w:rPr>
+        <w:t xml:space="preserve">二郎显圣真君,</w:t>
+      </w:r>
+      <w:r>
+        <w:t xml:space="preserve"> </w:t>
+      </w:r>
+      <w:r>
+        <w:rPr>
+          <w:rFonts w:hint="eastAsia"/>
+        </w:rPr>
+        <w:t xml:space="preserve">黄眉,</w:t>
+      </w:r>
+      <w:r>
+        <w:t xml:space="preserve"> </w:t>
+      </w:r>
+      <w:r>
+        <w:rPr>
+          <w:rFonts w:hint="eastAsia"/>
+        </w:rPr>
+        <w:t xml:space="preserve">黑风大王,</w:t>
+      </w:r>
+      <w:r>
+        <w:t xml:space="preserve"> et al. </w:t>
+      </w:r>
+      <w:r>
+        <w:rPr>
+          <w:rFonts w:hint="eastAsia"/>
+        </w:rPr>
+        <w:t xml:space="preserve">大圣残躯六根分置：妖王敕封、灵蕴禁锢与重感预警事宜[Z].</w:t>
+      </w:r>
+      <w:r>
+        <w:t xml:space="preserve"> [S.l.: s.n.], </w:t>
+      </w:r>
+      <w:r>
+        <w:rPr>
+          <w:rFonts w:hint="eastAsia"/>
+        </w:rPr>
+        <w:t xml:space="preserve">642公元.</w:t>
+      </w:r>
+      <w:r>
+        <w:t xml:space="preserve"> DOI:</w:t>
+      </w:r>
+      <w:r>
+        <w:t xml:space="preserve"> </w:t>
+      </w:r>
+      <w:hyperlink r:id="rId45">
         <w:r>
           <w:rPr>
             <w:rStyle w:val="af"/>
-            <w:color w:val="auto"/>
+            <w:rFonts w:hint="eastAsia"/>
           </w:rPr>
-          <w:t>www.compositesworld.com/articles/composites-opportunities-in-evtols</w:t>
+          <w:t xml:space="preserve">10.天庭.封存/642.66</w:t>
         </w:r>
       </w:hyperlink>
       <w:r>
-        <w:t>.</w:t>
-      </w:r>
-      <w:bookmarkEnd w:id="15"/>
-      <w:bookmarkEnd w:id="23"/>
-    </w:p>
+        <w:t xml:space="preserve">.</w:t>
+      </w:r>
+    </w:p>
+    <w:bookmarkEnd w:id="46"/>
+    <w:bookmarkStart w:id="48" w:name="ref-bridges2039timefallRouting"/>
+    <w:p>
+      <w:pPr>
+        <w:pStyle w:val="LptReferenceItem"/>
+      </w:pPr>
+      <w:r>
+        <w:t xml:space="preserve">[8]</w:t>
+      </w:r>
+      <w:r>
+        <w:t xml:space="preserve"> </w:t>
+      </w:r>
+      <w:r>
+        <w:t xml:space="preserve">	</w:t>
+      </w:r>
+      <w:r>
+        <w:t xml:space="preserve">BRIDGES S P, FRAGILE. Time-varying degradation models for last-mile delivery under timefall exposure and chiral-network trust reweighting[C/OL]//Proceedings of the UCA Symposium on Chiral Logistics and Terrain Reconstruction. United Cities of America, 2039: 144-159. DOI:</w:t>
+      </w:r>
+      <w:r>
+        <w:t xml:space="preserve"> </w:t>
+      </w:r>
+      <w:hyperlink r:id="rId47">
+        <w:r>
+          <w:rPr>
+            <w:rStyle w:val="af"/>
+          </w:rPr>
+          <w:t xml:space="preserve">10.2039/uca.cltr.144</w:t>
+        </w:r>
+      </w:hyperlink>
+      <w:r>
+        <w:t xml:space="preserve">.</w:t>
+      </w:r>
+    </w:p>
+    <w:bookmarkEnd w:id="48"/>
+    <w:bookmarkStart w:id="50" w:name="ref-ofnir1320landsBetweenDatabase"/>
+    <w:p>
+      <w:pPr>
+        <w:pStyle w:val="LptReferenceItem"/>
+      </w:pPr>
+      <w:r>
+        <w:t xml:space="preserve">[9]</w:t>
+      </w:r>
+      <w:r>
+        <w:t xml:space="preserve"> </w:t>
+      </w:r>
+      <w:r>
+        <w:t xml:space="preserve">	</w:t>
+      </w:r>
+      <w:r>
+        <w:t xml:space="preserve">OFNIR G. Conflicting provenance database of relics, rune inscriptions, and demigod kinship claims in the lands between[Z]. [S.l.: s.n.], 1320.</w:t>
+      </w:r>
+      <w:r>
+        <w:t xml:space="preserve"> </w:t>
+      </w:r>
+      <w:hyperlink r:id="rId49">
+        <w:r>
+          <w:rPr>
+            <w:rStyle w:val="af"/>
+          </w:rPr>
+          <w:t xml:space="preserve">https://roundtable.example/db/relic-provenance</w:t>
+        </w:r>
+      </w:hyperlink>
+      <w:r>
+        <w:t xml:space="preserve">.</w:t>
+      </w:r>
+    </w:p>
+    <w:bookmarkEnd w:id="50"/>
+    <w:bookmarkStart w:id="52" w:name="ref-heroAssociation2021disasterDataset"/>
+    <w:p>
+      <w:pPr>
+        <w:pStyle w:val="LptReferenceItem"/>
+      </w:pPr>
+      <w:r>
+        <w:t xml:space="preserve">[10]</w:t>
+      </w:r>
+      <w:r>
+        <w:t xml:space="preserve"> </w:t>
+      </w:r>
+      <w:r>
+        <w:t xml:space="preserve">	</w:t>
+      </w:r>
+      <w:r>
+        <w:t xml:space="preserve">GENOS, EMPEROR C, KNIGHT M, et al. Hero association disaster-level revision, urban damage, and s-class response latency dataset[Z]. [S.l.: s.n.], 2021.</w:t>
+      </w:r>
+      <w:r>
+        <w:t xml:space="preserve"> </w:t>
+      </w:r>
+      <w:hyperlink r:id="rId51">
+        <w:r>
+          <w:rPr>
+            <w:rStyle w:val="af"/>
+          </w:rPr>
+          <w:t xml:space="preserve">https://hero-association.example/datasets/disaster-latency</w:t>
+        </w:r>
+      </w:hyperlink>
+      <w:r>
+        <w:t xml:space="preserve">.</w:t>
+      </w:r>
+    </w:p>
+    <w:bookmarkEnd w:id="52"/>
+    <w:bookmarkStart w:id="54" w:name="ref-alvarez2076braindanceArtifacts"/>
+    <w:p>
+      <w:pPr>
+        <w:pStyle w:val="LptReferenceItem"/>
+      </w:pPr>
+      <w:r>
+        <w:t xml:space="preserve">[11]</w:t>
+      </w:r>
+      <w:r>
+        <w:t xml:space="preserve"> </w:t>
+      </w:r>
+      <w:r>
+        <w:t xml:space="preserve">	</w:t>
+      </w:r>
+      <w:r>
+        <w:t xml:space="preserve">ALVAREZ J. Electronic archive of tactile-channel compression artifacts, affective synchronization error, and illicit braindance distribution links[EB/OL]. Lizzie’s Braindance Workshop, 2076.</w:t>
+      </w:r>
+      <w:r>
+        <w:t xml:space="preserve"> </w:t>
+      </w:r>
+      <w:hyperlink r:id="rId53">
+        <w:r>
+          <w:rPr>
+            <w:rStyle w:val="af"/>
+          </w:rPr>
+          <w:t xml:space="preserve">https://bdarchive.nightcity.example/tactile-artifacts</w:t>
+        </w:r>
+      </w:hyperlink>
+      <w:r>
+        <w:t xml:space="preserve">.</w:t>
+      </w:r>
+    </w:p>
+    <w:bookmarkEnd w:id="54"/>
+    <w:bookmarkStart w:id="55" w:name="ref-tu550moonEngineChapter"/>
+    <w:p>
+      <w:pPr>
+        <w:pStyle w:val="LptReferenceItem"/>
+      </w:pPr>
+      <w:r>
+        <w:t xml:space="preserve">[12]</w:t>
+      </w:r>
+      <w:r>
+        <w:t xml:space="preserve"> </w:t>
+      </w:r>
+      <w:r>
+        <w:t xml:space="preserve">	</w:t>
+      </w:r>
+      <w:r>
+        <w:rPr>
+          <w:rFonts w:hint="eastAsia"/>
+        </w:rPr>
+        <w:t xml:space="preserve">图恒宇,</w:t>
+      </w:r>
+      <w:r>
+        <w:t xml:space="preserve"> MOSS. Lunar-engine phase error, digital-life backup latency, and the global ignition protocol[M]. </w:t>
+      </w:r>
+      <w:r>
+        <w:rPr>
+          <w:rFonts w:hint="eastAsia"/>
+        </w:rPr>
+        <w:t xml:space="preserve">北京:</w:t>
+      </w:r>
+      <w:r>
+        <w:t xml:space="preserve"> United Earth Government Engineering History Office, 2058: 201-238.</w:t>
+      </w:r>
+    </w:p>
+    <w:bookmarkEnd w:id="55"/>
+    <w:bookmarkStart w:id="56" w:name="ref-frieren1045memoryMagic"/>
+    <w:p>
+      <w:pPr>
+        <w:pStyle w:val="LptReferenceItem"/>
+      </w:pPr>
+      <w:r>
+        <w:t xml:space="preserve">[13]</w:t>
+      </w:r>
+      <w:r>
+        <w:t xml:space="preserve"> </w:t>
+      </w:r>
+      <w:r>
+        <w:t xml:space="preserve">	</w:t>
+      </w:r>
+      <w:r>
+        <w:t xml:space="preserve">FRIEREN, FERN. Memory error in long-lived species, low-frequency mourning behavior, and maintenance of civilian magic catalogues[M]//HEITER, SEIN. Applied Memory Engineering after the Demon King’s Defeat. Äußerst: Central Magic Association Press, 1045: 73-102.</w:t>
+      </w:r>
+    </w:p>
+    <w:bookmarkEnd w:id="56"/>
+    <w:bookmarkStart w:id="57" w:name="ref-sculptor1579prostheticManual"/>
+    <w:p>
+      <w:pPr>
+        <w:pStyle w:val="LptReferenceItem"/>
+      </w:pPr>
+      <w:r>
+        <w:t xml:space="preserve">[14]</w:t>
+      </w:r>
+      <w:r>
+        <w:t xml:space="preserve"> </w:t>
+      </w:r>
+      <w:r>
+        <w:t xml:space="preserve">	</w:t>
+      </w:r>
+      <w:r>
+        <w:t xml:space="preserve">SCULPTOR T, EMMA. Maintenance of modular shinobi prosthetic mechanisms, tool load matching, and post-inflammatory tissue recovery[M]. Ashina Outskirts: Dilapidated Temple Prosthetic Office, 1579: 1-96.</w:t>
+      </w:r>
+    </w:p>
+    <w:bookmarkEnd w:id="57"/>
+    <w:bookmarkStart w:id="58" w:name="ref-senshi514goldenCountryMap"/>
+    <w:p>
+      <w:pPr>
+        <w:pStyle w:val="LptReferenceItem"/>
+      </w:pPr>
+      <w:r>
+        <w:t xml:space="preserve">[15]</w:t>
+      </w:r>
+      <w:r>
+        <w:t xml:space="preserve"> </w:t>
+      </w:r>
+      <w:r>
+        <w:t xml:space="preserve">	</w:t>
+      </w:r>
+      <w:r>
+        <w:rPr>
+          <w:rFonts w:hint="eastAsia"/>
+        </w:rPr>
+        <w:t xml:space="preserve">森西,</w:t>
+      </w:r>
+      <w:r>
+        <w:t xml:space="preserve"> </w:t>
+      </w:r>
+      <w:r>
+        <w:rPr>
+          <w:rFonts w:hint="eastAsia"/>
+        </w:rPr>
+        <w:t xml:space="preserve">玛露希尔.</w:t>
+      </w:r>
+      <w:r>
+        <w:t xml:space="preserve"> </w:t>
+      </w:r>
+      <w:r>
+        <w:rPr>
+          <w:rFonts w:hint="eastAsia"/>
+        </w:rPr>
+        <w:t xml:space="preserve">黄金乡地下迷宫可食魔物分布、迁徙季节与热处理风险图[Z].</w:t>
+      </w:r>
+      <w:r>
+        <w:t xml:space="preserve"> [S.l.: s.n.], </w:t>
+      </w:r>
+      <w:r>
+        <w:rPr>
+          <w:rFonts w:hint="eastAsia"/>
+        </w:rPr>
+        <w:t xml:space="preserve">514公元.</w:t>
+      </w:r>
+    </w:p>
+    <w:bookmarkEnd w:id="58"/>
+    <w:bookmarkStart w:id="59" w:name="ref-gotoh2023stageNoise"/>
+    <w:p>
+      <w:pPr>
+        <w:pStyle w:val="LptReferenceItem"/>
+      </w:pPr>
+      <w:r>
+        <w:t xml:space="preserve">[16]</w:t>
+      </w:r>
+      <w:r>
+        <w:t xml:space="preserve"> </w:t>
+      </w:r>
+      <w:r>
+        <w:t xml:space="preserve">	</w:t>
+      </w:r>
+      <w:r>
+        <w:t xml:space="preserve">GOTOH H. Correlations among individual anxiety feedback, guitar distortion parameters, and small-band synchronization in low-signal-to-noise stage environments[Z]. [S.l.: s.n.], 2023.</w:t>
+      </w:r>
+    </w:p>
+    <w:bookmarkEnd w:id="59"/>
+    <w:bookmarkStart w:id="60" w:name="ref-sellen1214primevalCurrent"/>
+    <w:p>
+      <w:pPr>
+        <w:pStyle w:val="LptReferenceItem"/>
+      </w:pPr>
+      <w:r>
+        <w:t xml:space="preserve">[17]</w:t>
+      </w:r>
+      <w:r>
+        <w:t xml:space="preserve"> </w:t>
+      </w:r>
+      <w:r>
+        <w:t xml:space="preserve">	</w:t>
+      </w:r>
+      <w:r>
+        <w:t xml:space="preserve">SELLEN S. Coherent excitation of the primeval current in glintstone cores, consciousness transcription, and the ethical boundary of academy experimentation[Z]. [S.l.: s.n.], 1214.</w:t>
+      </w:r>
+    </w:p>
+    <w:bookmarkEnd w:id="60"/>
+    <w:bookmarkStart w:id="61" w:name="ref-rubicon621jobFragments"/>
+    <w:p>
+      <w:pPr>
+        <w:pStyle w:val="LptReferenceItem"/>
+      </w:pPr>
+      <w:r>
+        <w:t xml:space="preserve">[18]</w:t>
+      </w:r>
+      <w:r>
+        <w:t xml:space="preserve"> </w:t>
+      </w:r>
+      <w:r>
+        <w:t xml:space="preserve">	</w:t>
+      </w:r>
+      <w:r>
+        <w:t xml:space="preserve">WALTER H, AYRE. Rubicon independent mercenary job-board fragments, coral-echo annotations, and mission-objective drift records[Z]. [S.l.: s.n.], </w:t>
+      </w:r>
+      <w:r>
+        <w:rPr>
+          <w:rFonts w:hint="eastAsia"/>
+        </w:rPr>
+        <w:t xml:space="preserve">621公元.</w:t>
+      </w:r>
+    </w:p>
+    <w:bookmarkEnd w:id="61"/>
+    <w:bookmarkStart w:id="62" w:name="ref-moretti1349divinationRisk"/>
+    <w:p>
+      <w:pPr>
+        <w:pStyle w:val="LptReferenceItem"/>
+      </w:pPr>
+      <w:r>
+        <w:t xml:space="preserve">[19]</w:t>
+      </w:r>
+      <w:r>
+        <w:t xml:space="preserve"> </w:t>
+      </w:r>
+      <w:r>
+        <w:t xml:space="preserve">	</w:t>
+      </w:r>
+      <w:r>
+        <w:rPr>
+          <w:rFonts w:hint="eastAsia"/>
+        </w:rPr>
+        <w:t xml:space="preserve">克莱恩·莫雷蒂.</w:t>
+      </w:r>
+      <w:r>
+        <w:t xml:space="preserve"> </w:t>
+      </w:r>
+      <w:r>
+        <w:rPr>
+          <w:rFonts w:hint="eastAsia"/>
+        </w:rPr>
+        <w:t xml:space="preserve">灰雾占卜干扰条件下非凡事件溯源、风险分级与值夜者行动决策[Z].</w:t>
+      </w:r>
+      <w:r>
+        <w:t xml:space="preserve"> [S.l.: s.n.], 1349.</w:t>
+      </w:r>
+    </w:p>
+    <w:bookmarkEnd w:id="62"/>
+    <w:bookmarkStart w:id="63" w:name="ref-usagiyama2014steamerFault"/>
+    <w:p>
+      <w:pPr>
+        <w:pStyle w:val="LptReferenceItem"/>
+      </w:pPr>
+      <w:r>
+        <w:t xml:space="preserve">[20]</w:t>
+      </w:r>
+      <w:r>
+        <w:t xml:space="preserve"> </w:t>
+      </w:r>
+      <w:r>
+        <w:t xml:space="preserve">	</w:t>
+      </w:r>
+      <w:r>
+        <w:t xml:space="preserve">USAGIYAMA SHOPPING DISTRICT NEWS. Brief steamer-line failure on mochi festival eve; usagiyama association says supply remains unaffected[Z]. [S.l.: s.n.], 2014.</w:t>
+      </w:r>
+    </w:p>
+    <w:bookmarkEnd w:id="63"/>
+    <w:bookmarkStart w:id="65" w:name="ref-nakano2011keionGear"/>
+    <w:p>
+      <w:pPr>
+        <w:pStyle w:val="LptReferenceItem"/>
+      </w:pPr>
+      <w:r>
+        <w:t xml:space="preserve">[21]</w:t>
+      </w:r>
+      <w:r>
+        <w:t xml:space="preserve"> </w:t>
+      </w:r>
+      <w:r>
+        <w:t xml:space="preserve">	</w:t>
+      </w:r>
+      <w:r>
+        <w:t xml:space="preserve">NAKANO A. Sakuragaoka light music club gear lineage, amplifier settings, and school-festival recording variant notes[EB/OL]. Light Music Club Equipment Archive, 2011.</w:t>
+      </w:r>
+      <w:r>
+        <w:t xml:space="preserve"> </w:t>
+      </w:r>
+      <w:hyperlink r:id="rId64">
+        <w:r>
+          <w:rPr>
+            <w:rStyle w:val="af"/>
+          </w:rPr>
+          <w:t xml:space="preserve">https://keion-gear.example/sakuragaoka/archive</w:t>
+        </w:r>
+      </w:hyperlink>
+      <w:r>
+        <w:t xml:space="preserve">.</w:t>
+      </w:r>
+    </w:p>
+    <w:bookmarkEnd w:id="65"/>
+    <w:bookmarkStart w:id="66" w:name="ref-gustav1192priorArtTranslation"/>
+    <w:p>
+      <w:pPr>
+        <w:pStyle w:val="LptReferenceItem"/>
+      </w:pPr>
+      <w:r>
+        <w:t xml:space="preserve">[22]</w:t>
+      </w:r>
+      <w:r>
+        <w:t xml:space="preserve"> </w:t>
+      </w:r>
+      <w:r>
+        <w:t xml:space="preserve">	</w:t>
+      </w:r>
+      <w:r>
+        <w:t xml:space="preserve">GUSTAV R. Method for localizing prior-world technical schemes, reassembling claims, and avoiding mystical negative feedback[Z]. [S.l.: s.n.], 1192.</w:t>
+      </w:r>
+    </w:p>
+    <w:bookmarkEnd w:id="66"/>
+    <w:bookmarkStart w:id="67" w:name="ref-toyohashi2024makeineSpecial"/>
+    <w:p>
+      <w:pPr>
+        <w:pStyle w:val="LptReferenceItem"/>
+      </w:pPr>
+      <w:r>
+        <w:t xml:space="preserve">[23]</w:t>
+      </w:r>
+      <w:r>
+        <w:t xml:space="preserve"> </w:t>
+      </w:r>
+      <w:r>
+        <w:t xml:space="preserve">	</w:t>
+      </w:r>
+      <w:r>
+        <w:rPr>
+          <w:rFonts w:hint="eastAsia"/>
+        </w:rPr>
+        <w:t xml:space="preserve">温水和彦,</w:t>
+      </w:r>
+      <w:r>
+        <w:t xml:space="preserve"> </w:t>
+      </w:r>
+      <w:r>
+        <w:rPr>
+          <w:rFonts w:hint="eastAsia"/>
+        </w:rPr>
+        <w:t xml:space="preserve">丰桥青春观察编辑部.</w:t>
+      </w:r>
+      <w:r>
+        <w:t xml:space="preserve"> </w:t>
+      </w:r>
+      <w:r>
+        <w:rPr>
+          <w:rFonts w:hint="eastAsia"/>
+        </w:rPr>
+        <w:t xml:space="preserve">丰桥青春观察：校园关系网络、告白失败率与便当交换行为的连续观测专号[J].</w:t>
+      </w:r>
+      <w:r>
+        <w:t xml:space="preserve"> </w:t>
+      </w:r>
+      <w:r>
+        <w:rPr>
+          <w:rFonts w:hint="eastAsia"/>
+        </w:rPr>
+        <w:t xml:space="preserve">丰桥青春观察：校园关系网络、告白失败率与便当交换行为的连续观测专号,</w:t>
+      </w:r>
+      <w:r>
+        <w:t xml:space="preserve"> 2024, 7(8).</w:t>
+      </w:r>
+    </w:p>
+    <w:bookmarkEnd w:id="67"/>
+    <w:bookmarkStart w:id="68" w:name="ref-ranni1321leyndellSymposium"/>
+    <w:p>
+      <w:pPr>
+        <w:pStyle w:val="LptReferenceItem"/>
+      </w:pPr>
+      <w:r>
+        <w:t xml:space="preserve">[24]</w:t>
+      </w:r>
+      <w:r>
+        <w:t xml:space="preserve"> </w:t>
+      </w:r>
+      <w:r>
+        <w:t xml:space="preserve">	</w:t>
+      </w:r>
+      <w:r>
+        <w:t xml:space="preserve">RANNI THE W, OFNIR G</w:t>
+      </w:r>
+      <w:r>
+        <w:t xml:space="preserve">. Proceedings of the first leyndell joint symposium on grace measurement, lunar phase, and omen classification[M]. Leyndell: Royal Capital Proceedings Office, 1321: 1-418.</w:t>
+      </w:r>
+    </w:p>
+    <w:bookmarkEnd w:id="68"/>
+    <w:bookmarkStart w:id="70" w:name="ref-allmind621arenaBench"/>
+    <w:p>
+      <w:pPr>
+        <w:pStyle w:val="LptReferenceItem"/>
+      </w:pPr>
+      <w:r>
+        <w:t xml:space="preserve">[25]</w:t>
+      </w:r>
+      <w:r>
+        <w:t xml:space="preserve"> </w:t>
+      </w:r>
+      <w:r>
+        <w:t xml:space="preserve">	</w:t>
+      </w:r>
+      <w:r>
+        <w:t xml:space="preserve">ALLMIND, WALTER H, AYRE, et al.</w:t>
+      </w:r>
+      <w:r>
+        <w:t xml:space="preserve"> </w:t>
+      </w:r>
+      <w:r>
+        <w:t xml:space="preserve">ALLMIND ArenaBench</w:t>
+      </w:r>
+      <w:r>
+        <w:t xml:space="preserve">: AC part-combination simulation testing, training-arena target response, and frame compatibility evaluation software[Z]. [S.l.: s.n.], </w:t>
+      </w:r>
+      <w:r>
+        <w:rPr>
+          <w:rFonts w:hint="eastAsia"/>
+        </w:rPr>
+        <w:t xml:space="preserve">621公元.</w:t>
+      </w:r>
+      <w:r>
+        <w:t xml:space="preserve"> </w:t>
+      </w:r>
+      <w:hyperlink r:id="rId69">
+        <w:r>
+          <w:rPr>
+            <w:rStyle w:val="af"/>
+          </w:rPr>
+          <w:t xml:space="preserve">https://allmind.example/arena-bench</w:t>
+        </w:r>
+      </w:hyperlink>
+      <w:r>
+        <w:t xml:space="preserve">.</w:t>
+      </w:r>
+    </w:p>
+    <w:bookmarkEnd w:id="70"/>
+    <w:bookmarkStart w:id="71" w:name="ref-centrebrain4870dysonInterface"/>
+    <w:p>
+      <w:pPr>
+        <w:pStyle w:val="LptReferenceItem"/>
+      </w:pPr>
+      <w:r>
+        <w:t xml:space="preserve">[26]</w:t>
+      </w:r>
+      <w:r>
+        <w:t xml:space="preserve"> </w:t>
+      </w:r>
+      <w:r>
+        <w:t xml:space="preserve">	</w:t>
+      </w:r>
+      <w:r>
+        <w:t xml:space="preserve">CENTREBRAIN, ICARUS. Interstellar standard for solar-sail swarm node addressing, ray-receiver safety margin, and dyson-shell assembly interfaces[Z]. [S.l.: s.n.], 4870.</w:t>
+      </w:r>
+    </w:p>
+    <w:bookmarkEnd w:id="71"/>
+    <w:bookmarkStart w:id="72" w:name="ref-ueg2058heavyFusionScaleup"/>
+    <w:p>
+      <w:pPr>
+        <w:pStyle w:val="LptReferenceItem"/>
+      </w:pPr>
+      <w:r>
+        <w:t xml:space="preserve">[27]</w:t>
+      </w:r>
+      <w:r>
+        <w:t xml:space="preserve"> </w:t>
+      </w:r>
+      <w:r>
+        <w:t xml:space="preserve">	</w:t>
+      </w:r>
+      <w:r>
+        <w:rPr>
+          <w:rFonts w:hint="eastAsia"/>
+        </w:rPr>
+        <w:t xml:space="preserve">地球联合政府行星发动机工程验证组,</w:t>
+      </w:r>
+      <w:r>
+        <w:t xml:space="preserve"> </w:t>
+      </w:r>
+      <w:r>
+        <w:rPr>
+          <w:rFonts w:hint="eastAsia"/>
+        </w:rPr>
+        <w:t xml:space="preserve">刘培强.</w:t>
+      </w:r>
+      <w:r>
+        <w:t xml:space="preserve"> </w:t>
+      </w:r>
+      <w:r>
+        <w:rPr>
+          <w:rFonts w:hint="eastAsia"/>
+        </w:rPr>
+        <w:t xml:space="preserve">重核聚变等离子体约束尺度放大、喷流相干保持与行星发动机阵列工程化验证报告:</w:t>
+      </w:r>
+      <w:r>
+        <w:t xml:space="preserve"> UEG-PEV-2058-17[R]. </w:t>
+      </w:r>
+      <w:r>
+        <w:rPr>
+          <w:rFonts w:hint="eastAsia"/>
+        </w:rPr>
+        <w:t xml:space="preserve">北京:</w:t>
+      </w:r>
+      <w:r>
+        <w:t xml:space="preserve"> </w:t>
+      </w:r>
+      <w:r>
+        <w:rPr>
+          <w:rFonts w:hint="eastAsia"/>
+        </w:rPr>
+        <w:t xml:space="preserve">地球联合政府行星发动机工程验证组,</w:t>
+      </w:r>
+      <w:r>
+        <w:t xml:space="preserve"> 2058.</w:t>
+      </w:r>
+    </w:p>
+    <w:bookmarkEnd w:id="72"/>
+    <w:bookmarkStart w:id="73" w:name="ref-gotoh2023emergencyStickyNote"/>
+    <w:p>
+      <w:pPr>
+        <w:pStyle w:val="LptReferenceItem"/>
+      </w:pPr>
+      <w:r>
+        <w:t xml:space="preserve">[28]</w:t>
+      </w:r>
+      <w:r>
+        <w:t xml:space="preserve"> </w:t>
+      </w:r>
+      <w:r>
+        <w:t xml:space="preserve">	</w:t>
+      </w:r>
+      <w:r>
+        <w:t xml:space="preserve">GOTOH H, IJICHI N. Bocchi stage-emergency sticky note: Look at nijika, count four beats, and keep the volume below six before disappearing[Z]. [S.l.: s.n.], 2023.</w:t>
+      </w:r>
+    </w:p>
+    <w:bookmarkEnd w:id="73"/>
+    <w:bookmarkEnd w:id="74"/>
     <w:sectPr>
       <w:footnotePr>
         <w:numRestart w:val="eachSect"/>
       </w:footnotePr>
-      <w:pgSz w:w="12240" w:h="15840"/>
-      <w:pgMar w:top="1440" w:right="1440" w:bottom="1440" w:left="1440" w:header="720" w:footer="720" w:gutter="0"/>
+      <w:pgSz w:h="15840" w:w="12240"/>
+      <w:pgMar w:bottom="1440" w:footer="720" w:gutter="0" w:header="720" w:left="1440" w:right="1440" w:top="1440"/>
       <w:cols w:space="720"/>
     </w:sectPr>
   </w:body>
 </w:document>
 </file>
 
+<file path=word/comments.xml><?xml version="1.0" encoding="utf-8"?>
+<w:comments xmlns:w="http://schemas.openxmlformats.org/wordprocessingml/2006/main" xmlns:m="http://schemas.openxmlformats.org/officeDocument/2006/math" xmlns:r="http://schemas.openxmlformats.org/officeDocument/2006/relationships" xmlns:o="urn:schemas-microsoft-com:office:office" xmlns:v="urn:schemas-microsoft-com:vml" xmlns:w10="urn:schemas-microsoft-com:office:word" xmlns:a="http://schemas.openxmlformats.org/drawingml/2006/main" xmlns:pic="http://schemas.openxmlformats.org/drawingml/2006/picture" xmlns:wp="http://schemas.openxmlformats.org/drawingml/2006/wordprocessingDrawing"/>
+</file>
+
+<file path=word/footnotes.xml><?xml version="1.0" encoding="utf-8"?>
+<w:footnotes xmlns:w="http://schemas.openxmlformats.org/wordprocessingml/2006/main" xmlns:m="http://schemas.openxmlformats.org/officeDocument/2006/math" xmlns:r="http://schemas.openxmlformats.org/officeDocument/2006/relationships" xmlns:o="urn:schemas-microsoft-com:office:office" xmlns:v="urn:schemas-microsoft-com:vml" xmlns:w10="urn:schemas-microsoft-com:office:word" xmlns:a="http://schemas.openxmlformats.org/drawingml/2006/main" xmlns:pic="http://schemas.openxmlformats.org/drawingml/2006/picture" xmlns:wp="http://schemas.openxmlformats.org/drawingml/2006/wordprocessingDrawing">
+  <w:footnote w:type="continuationSeparator" w:id="0">
+    <w:p>
+      <w:r>
+        <w:continuationSeparator/>
+      </w:r>
+    </w:p>
+  </w:footnote>
+  <w:footnote w:type="separator" w:id="-1">
+    <w:p>
+      <w:r>
+        <w:separator/>
+      </w:r>
+    </w:p>
+  </w:footnote>
+</w:footnotes>
+</file>
+
 <file path=word/numbering.xml><?xml version="1.0" encoding="utf-8"?>
-<w:numbering xmlns:wpc="http://schemas.microsoft.com/office/word/2010/wordprocessingCanvas" xmlns:cx="http://schemas.microsoft.com/office/drawing/2014/chartex" xmlns:cx1="http://schemas.microsoft.com/office/drawing/2015/9/8/chartex" xmlns:cx2="http://schemas.microsoft.com/office/drawing/2015/10/21/chartex" xmlns:cx3="http://schemas.microsoft.com/office/drawing/2016/5/9/chartex" xmlns:cx4="http://schemas.microsoft.com/office/drawing/2016/5/10/chartex" xmlns:cx5="http://schemas.microsoft.com/office/drawing/2016/5/11/chartex" xmlns:cx6="http://schemas.microsoft.com/office/drawing/2016/5/12/chartex" xmlns:cx7="http://schemas.microsoft.com/office/drawing/2016/5/13/chartex" xmlns:cx8="http://schemas.microsoft.com/office/drawing/2016/5/14/chartex" xmlns:mc="http://schemas.openxmlformats.org/markup-compatibility/2006" xmlns:aink="http://schemas.microsoft.com/office/drawing/2016/ink" xmlns:am3d="http://schemas.microsoft.com/office/drawing/2017/model3d" xmlns:o="urn:schemas-microsoft-com:office:office" xmlns:oel="http://schemas.microsoft.com/office/2019/extlst" xmlns:r="http://schemas.openxmlformats.org/officeDocument/2006/relationships" xmlns:m="http://schemas.openxmlformats.org/officeDocument/2006/math" xmlns:v="urn:schemas-microsoft-com:vml" xmlns:wp14="http://schemas.microsoft.com/office/word/2010/wordprocessingDrawing" xmlns:wp="http://schemas.openxmlformats.org/drawingml/2006/wordprocessingDrawing" xmlns:w10="urn:schemas-microsoft-com:office:word" xmlns:w="http://schemas.openxmlformats.org/wordprocessingml/2006/main" xmlns:w14="http://schemas.microsoft.com/office/word/2010/wordml" xmlns:w15="http://schemas.microsoft.com/office/word/2012/wordml" xmlns:w16cex="http://schemas.microsoft.com/office/word/2018/wordml/cex" xmlns:w16cid="http://schemas.microsoft.com/office/word/2016/wordml/cid" xmlns:w16="http://schemas.microsoft.com/office/word/2018/wordml" xmlns:w16du="http://schemas.microsoft.com/office/word/2023/wordml/word16du" xmlns:w16sdtdh="http://schemas.microsoft.com/office/word/2020/wordml/sdtdatahash" xmlns:w16sdtfl="http://schemas.microsoft.com/office/word/2024/wordml/sdtformatlock" xmlns:w16se="http://schemas.microsoft.com/office/word/2015/wordml/symex" xmlns:wpg="http://schemas.microsoft.com/office/word/2010/wordprocessingGroup" xmlns:wpi="http://schemas.microsoft.com/office/word/2010/wordprocessingInk" xmlns:wne="http://schemas.microsoft.com/office/word/2006/wordml" xmlns:wps="http://schemas.microsoft.com/office/word/2010/wordprocessingShape" mc:Ignorable="w14 w15 w16se w16cid w16 w16cex w16sdtdh w16sdtfl w16du wp14">
-  <w:abstractNum w:abstractNumId="0" w15:restartNumberingAfterBreak="0">
+<w:numbering xmlns:ns1="http://schemas.openxmlformats.org/markup-compatibility/2006" xmlns:ns2="http://schemas.microsoft.com/office/word/2012/wordml" xmlns:ns3="http://schemas.microsoft.com/office/word/2016/wordml/cid" xmlns:w="http://schemas.openxmlformats.org/wordprocessingml/2006/main" ns1:Ignorable="w14 w15 w16se w16cid w16 w16cex w16sdtdh w16sdtfl w16du wp14">
+  <w:abstractNum ns2:restartNumberingAfterBreak="0" w:abstractNumId="0">
     <w:nsid w:val="0000A990"/>
     <w:multiLevelType w:val="multilevel"/>
     <w:tmpl w:val="E1169774"/>
@@ -2305,7 +2423,7 @@
       <w:lvlText w:val=" "/>
       <w:lvlJc w:val="left"/>
       <w:pPr>
-        <w:ind w:left="720" w:hanging="360"/>
+        <w:ind w:hanging="360" w:left="720"/>
       </w:pPr>
     </w:lvl>
     <w:lvl w:ilvl="1">
@@ -2313,7 +2431,7 @@
       <w:lvlText w:val=" "/>
       <w:lvlJc w:val="left"/>
       <w:pPr>
-        <w:ind w:left="1440" w:hanging="360"/>
+        <w:ind w:hanging="360" w:left="1440"/>
       </w:pPr>
     </w:lvl>
     <w:lvl w:ilvl="2">
@@ -2321,7 +2439,7 @@
       <w:lvlText w:val=" "/>
       <w:lvlJc w:val="left"/>
       <w:pPr>
-        <w:ind w:left="2160" w:hanging="360"/>
+        <w:ind w:hanging="360" w:left="2160"/>
       </w:pPr>
     </w:lvl>
     <w:lvl w:ilvl="3">
@@ -2329,7 +2447,7 @@
       <w:lvlText w:val=" "/>
       <w:lvlJc w:val="left"/>
       <w:pPr>
-        <w:ind w:left="2880" w:hanging="360"/>
+        <w:ind w:hanging="360" w:left="2880"/>
       </w:pPr>
     </w:lvl>
     <w:lvl w:ilvl="4">
@@ -2337,7 +2455,7 @@
       <w:lvlText w:val=" "/>
       <w:lvlJc w:val="left"/>
       <w:pPr>
-        <w:ind w:left="3600" w:hanging="360"/>
+        <w:ind w:hanging="360" w:left="3600"/>
       </w:pPr>
     </w:lvl>
     <w:lvl w:ilvl="5">
@@ -2345,7 +2463,7 @@
       <w:lvlText w:val=" "/>
       <w:lvlJc w:val="left"/>
       <w:pPr>
-        <w:ind w:left="4320" w:hanging="360"/>
+        <w:ind w:hanging="360" w:left="4320"/>
       </w:pPr>
     </w:lvl>
     <w:lvl w:ilvl="6">
@@ -2353,7 +2471,7 @@
       <w:lvlText w:val=" "/>
       <w:lvlJc w:val="left"/>
       <w:pPr>
-        <w:ind w:left="5040" w:hanging="360"/>
+        <w:ind w:hanging="360" w:left="5040"/>
       </w:pPr>
     </w:lvl>
     <w:lvl w:ilvl="7">
@@ -2361,7 +2479,7 @@
       <w:lvlText w:val=" "/>
       <w:lvlJc w:val="left"/>
       <w:pPr>
-        <w:ind w:left="5760" w:hanging="360"/>
+        <w:ind w:hanging="360" w:left="5760"/>
       </w:pPr>
     </w:lvl>
     <w:lvl w:ilvl="8">
@@ -2369,11 +2487,11 @@
       <w:lvlText w:val=" "/>
       <w:lvlJc w:val="left"/>
       <w:pPr>
-        <w:ind w:left="6480" w:hanging="360"/>
+        <w:ind w:hanging="360" w:left="6480"/>
       </w:pPr>
     </w:lvl>
   </w:abstractNum>
-  <w:abstractNum w:abstractNumId="1" w15:restartNumberingAfterBreak="0">
+  <w:abstractNum ns2:restartNumberingAfterBreak="0" w:abstractNumId="1">
     <w:nsid w:val="3A494C13"/>
     <w:multiLevelType w:val="hybridMultilevel"/>
     <w:tmpl w:val="13F2956A"/>
@@ -2383,86 +2501,86 @@
       <w:lvlText w:val="%1"/>
       <w:lvlJc w:val="left"/>
       <w:pPr>
-        <w:ind w:left="440" w:hanging="440"/>
+        <w:ind w:hanging="440" w:left="440"/>
       </w:pPr>
       <w:rPr>
         <w:rFonts w:hint="eastAsia"/>
       </w:rPr>
     </w:lvl>
-    <w:lvl w:ilvl="1" w:tplc="04090019" w:tentative="1">
+    <w:lvl w:ilvl="1" w:tentative="1" w:tplc="04090019">
       <w:start w:val="1"/>
       <w:numFmt w:val="lowerLetter"/>
       <w:lvlText w:val="%2)"/>
       <w:lvlJc w:val="left"/>
       <w:pPr>
-        <w:ind w:left="880" w:hanging="440"/>
-      </w:pPr>
-    </w:lvl>
-    <w:lvl w:ilvl="2" w:tplc="0409001B" w:tentative="1">
+        <w:ind w:hanging="440" w:left="880"/>
+      </w:pPr>
+    </w:lvl>
+    <w:lvl w:ilvl="2" w:tentative="1" w:tplc="0409001B">
       <w:start w:val="1"/>
       <w:numFmt w:val="lowerRoman"/>
       <w:lvlText w:val="%3."/>
       <w:lvlJc w:val="right"/>
       <w:pPr>
-        <w:ind w:left="1320" w:hanging="440"/>
-      </w:pPr>
-    </w:lvl>
-    <w:lvl w:ilvl="3" w:tplc="0409000F" w:tentative="1">
+        <w:ind w:hanging="440" w:left="1320"/>
+      </w:pPr>
+    </w:lvl>
+    <w:lvl w:ilvl="3" w:tentative="1" w:tplc="0409000F">
       <w:start w:val="1"/>
       <w:numFmt w:val="decimal"/>
       <w:lvlText w:val="%4."/>
       <w:lvlJc w:val="left"/>
       <w:pPr>
-        <w:ind w:left="1760" w:hanging="440"/>
-      </w:pPr>
-    </w:lvl>
-    <w:lvl w:ilvl="4" w:tplc="04090019" w:tentative="1">
+        <w:ind w:hanging="440" w:left="1760"/>
+      </w:pPr>
+    </w:lvl>
+    <w:lvl w:ilvl="4" w:tentative="1" w:tplc="04090019">
       <w:start w:val="1"/>
       <w:numFmt w:val="lowerLetter"/>
       <w:lvlText w:val="%5)"/>
       <w:lvlJc w:val="left"/>
       <w:pPr>
-        <w:ind w:left="2200" w:hanging="440"/>
-      </w:pPr>
-    </w:lvl>
-    <w:lvl w:ilvl="5" w:tplc="0409001B" w:tentative="1">
+        <w:ind w:hanging="440" w:left="2200"/>
+      </w:pPr>
+    </w:lvl>
+    <w:lvl w:ilvl="5" w:tentative="1" w:tplc="0409001B">
       <w:start w:val="1"/>
       <w:numFmt w:val="lowerRoman"/>
       <w:lvlText w:val="%6."/>
       <w:lvlJc w:val="right"/>
       <w:pPr>
-        <w:ind w:left="2640" w:hanging="440"/>
-      </w:pPr>
-    </w:lvl>
-    <w:lvl w:ilvl="6" w:tplc="0409000F" w:tentative="1">
+        <w:ind w:hanging="440" w:left="2640"/>
+      </w:pPr>
+    </w:lvl>
+    <w:lvl w:ilvl="6" w:tentative="1" w:tplc="0409000F">
       <w:start w:val="1"/>
       <w:numFmt w:val="decimal"/>
       <w:lvlText w:val="%7."/>
       <w:lvlJc w:val="left"/>
       <w:pPr>
-        <w:ind w:left="3080" w:hanging="440"/>
-      </w:pPr>
-    </w:lvl>
-    <w:lvl w:ilvl="7" w:tplc="04090019" w:tentative="1">
+        <w:ind w:hanging="440" w:left="3080"/>
+      </w:pPr>
+    </w:lvl>
+    <w:lvl w:ilvl="7" w:tentative="1" w:tplc="04090019">
       <w:start w:val="1"/>
       <w:numFmt w:val="lowerLetter"/>
       <w:lvlText w:val="%8)"/>
       <w:lvlJc w:val="left"/>
       <w:pPr>
-        <w:ind w:left="3520" w:hanging="440"/>
-      </w:pPr>
-    </w:lvl>
-    <w:lvl w:ilvl="8" w:tplc="0409001B" w:tentative="1">
+        <w:ind w:hanging="440" w:left="3520"/>
+      </w:pPr>
+    </w:lvl>
+    <w:lvl w:ilvl="8" w:tentative="1" w:tplc="0409001B">
       <w:start w:val="1"/>
       <w:numFmt w:val="lowerRoman"/>
       <w:lvlText w:val="%9."/>
       <w:lvlJc w:val="right"/>
       <w:pPr>
-        <w:ind w:left="3960" w:hanging="440"/>
+        <w:ind w:hanging="440" w:left="3960"/>
       </w:pPr>
     </w:lvl>
   </w:abstractNum>
-  <w:abstractNum w:abstractNumId="2" w15:restartNumberingAfterBreak="0">
+  <w:abstractNum ns2:restartNumberingAfterBreak="0" w:abstractNumId="2">
     <w:nsid w:val="54D53319"/>
     <w:multiLevelType w:val="multilevel"/>
     <w:tmpl w:val="E5F81554"/>
@@ -2474,9 +2592,9 @@
       <w:lvlJc w:val="left"/>
       <w:pPr>
         <w:tabs>
-          <w:tab w:val="num" w:pos="360"/>
+          <w:tab w:pos="360" w:val="num"/>
         </w:tabs>
-        <w:ind w:left="360" w:hanging="360"/>
+        <w:ind w:hanging="360" w:left="360"/>
       </w:pPr>
     </w:lvl>
     <w:lvl w:ilvl="1">
@@ -2487,9 +2605,9 @@
       <w:lvlJc w:val="left"/>
       <w:pPr>
         <w:tabs>
-          <w:tab w:val="num" w:pos="540"/>
+          <w:tab w:pos="540" w:val="num"/>
         </w:tabs>
-        <w:ind w:left="540" w:hanging="360"/>
+        <w:ind w:hanging="360" w:left="540"/>
       </w:pPr>
     </w:lvl>
     <w:lvl w:ilvl="2">
@@ -2500,9 +2618,9 @@
       <w:lvlJc w:val="left"/>
       <w:pPr>
         <w:tabs>
-          <w:tab w:val="num" w:pos="720"/>
+          <w:tab w:pos="720" w:val="num"/>
         </w:tabs>
-        <w:ind w:left="720" w:hanging="360"/>
+        <w:ind w:hanging="360" w:left="720"/>
       </w:pPr>
     </w:lvl>
     <w:lvl w:ilvl="3">
@@ -2536,7 +2654,7 @@
       <w:lvlJc w:val="left"/>
     </w:lvl>
   </w:abstractNum>
-  <w:abstractNum w:abstractNumId="3" w15:restartNumberingAfterBreak="0">
+  <w:abstractNum ns2:restartNumberingAfterBreak="0" w:abstractNumId="3">
     <w:nsid w:val="63C8339E"/>
     <w:multiLevelType w:val="hybridMultilevel"/>
     <w:tmpl w:val="A672CC52"/>
@@ -2546,100 +2664,224 @@
       <w:lvlText w:val="1.%1."/>
       <w:lvlJc w:val="left"/>
       <w:pPr>
-        <w:ind w:left="440" w:hanging="440"/>
+        <w:ind w:hanging="440" w:left="440"/>
       </w:pPr>
       <w:rPr>
         <w:rFonts w:hint="eastAsia"/>
       </w:rPr>
     </w:lvl>
-    <w:lvl w:ilvl="1" w:tplc="04090019" w:tentative="1">
+    <w:lvl w:ilvl="1" w:tentative="1" w:tplc="04090019">
       <w:start w:val="1"/>
       <w:numFmt w:val="lowerLetter"/>
       <w:lvlText w:val="%2)"/>
       <w:lvlJc w:val="left"/>
       <w:pPr>
-        <w:ind w:left="880" w:hanging="440"/>
-      </w:pPr>
-    </w:lvl>
-    <w:lvl w:ilvl="2" w:tplc="0409001B" w:tentative="1">
+        <w:ind w:hanging="440" w:left="880"/>
+      </w:pPr>
+    </w:lvl>
+    <w:lvl w:ilvl="2" w:tentative="1" w:tplc="0409001B">
       <w:start w:val="1"/>
       <w:numFmt w:val="lowerRoman"/>
       <w:lvlText w:val="%3."/>
       <w:lvlJc w:val="right"/>
       <w:pPr>
-        <w:ind w:left="1320" w:hanging="440"/>
-      </w:pPr>
-    </w:lvl>
-    <w:lvl w:ilvl="3" w:tplc="0409000F" w:tentative="1">
+        <w:ind w:hanging="440" w:left="1320"/>
+      </w:pPr>
+    </w:lvl>
+    <w:lvl w:ilvl="3" w:tentative="1" w:tplc="0409000F">
       <w:start w:val="1"/>
       <w:numFmt w:val="decimal"/>
       <w:lvlText w:val="%4."/>
       <w:lvlJc w:val="left"/>
       <w:pPr>
-        <w:ind w:left="1760" w:hanging="440"/>
-      </w:pPr>
-    </w:lvl>
-    <w:lvl w:ilvl="4" w:tplc="04090019" w:tentative="1">
+        <w:ind w:hanging="440" w:left="1760"/>
+      </w:pPr>
+    </w:lvl>
+    <w:lvl w:ilvl="4" w:tentative="1" w:tplc="04090019">
       <w:start w:val="1"/>
       <w:numFmt w:val="lowerLetter"/>
       <w:lvlText w:val="%5)"/>
       <w:lvlJc w:val="left"/>
       <w:pPr>
-        <w:ind w:left="2200" w:hanging="440"/>
-      </w:pPr>
-    </w:lvl>
-    <w:lvl w:ilvl="5" w:tplc="0409001B" w:tentative="1">
+        <w:ind w:hanging="440" w:left="2200"/>
+      </w:pPr>
+    </w:lvl>
+    <w:lvl w:ilvl="5" w:tentative="1" w:tplc="0409001B">
       <w:start w:val="1"/>
       <w:numFmt w:val="lowerRoman"/>
       <w:lvlText w:val="%6."/>
       <w:lvlJc w:val="right"/>
       <w:pPr>
-        <w:ind w:left="2640" w:hanging="440"/>
-      </w:pPr>
-    </w:lvl>
-    <w:lvl w:ilvl="6" w:tplc="0409000F" w:tentative="1">
+        <w:ind w:hanging="440" w:left="2640"/>
+      </w:pPr>
+    </w:lvl>
+    <w:lvl w:ilvl="6" w:tentative="1" w:tplc="0409000F">
       <w:start w:val="1"/>
       <w:numFmt w:val="decimal"/>
       <w:lvlText w:val="%7."/>
       <w:lvlJc w:val="left"/>
       <w:pPr>
-        <w:ind w:left="3080" w:hanging="440"/>
-      </w:pPr>
-    </w:lvl>
-    <w:lvl w:ilvl="7" w:tplc="04090019" w:tentative="1">
+        <w:ind w:hanging="440" w:left="3080"/>
+      </w:pPr>
+    </w:lvl>
+    <w:lvl w:ilvl="7" w:tentative="1" w:tplc="04090019">
       <w:start w:val="1"/>
       <w:numFmt w:val="lowerLetter"/>
       <w:lvlText w:val="%8)"/>
       <w:lvlJc w:val="left"/>
       <w:pPr>
-        <w:ind w:left="3520" w:hanging="440"/>
-      </w:pPr>
-    </w:lvl>
-    <w:lvl w:ilvl="8" w:tplc="0409001B" w:tentative="1">
+        <w:ind w:hanging="440" w:left="3520"/>
+      </w:pPr>
+    </w:lvl>
+    <w:lvl w:ilvl="8" w:tentative="1" w:tplc="0409001B">
       <w:start w:val="1"/>
       <w:numFmt w:val="lowerRoman"/>
       <w:lvlText w:val="%9."/>
       <w:lvlJc w:val="right"/>
       <w:pPr>
-        <w:ind w:left="3960" w:hanging="440"/>
+        <w:ind w:hanging="440" w:left="3960"/>
       </w:pPr>
     </w:lvl>
   </w:abstractNum>
-  <w:num w:numId="1" w16cid:durableId="2000958245">
+  <w:abstractNum w:abstractNumId="990">
+    <w:nsid w:val="0000A990"/>
+    <w:multiLevelType w:val="multilevel"/>
+    <w:lvl w:ilvl="0">
+      <w:numFmt w:val="bullet"/>
+      <w:lvlText w:val=" "/>
+      <w:lvlJc w:val="left"/>
+      <w:pPr>
+        <w:ind w:left="720" w:hanging="360"/>
+      </w:pPr>
+    </w:lvl>
+    <w:lvl w:ilvl="1">
+      <w:numFmt w:val="bullet"/>
+      <w:lvlText w:val=" "/>
+      <w:lvlJc w:val="left"/>
+      <w:pPr>
+        <w:ind w:left="1440" w:hanging="360"/>
+      </w:pPr>
+    </w:lvl>
+    <w:lvl w:ilvl="2">
+      <w:numFmt w:val="bullet"/>
+      <w:lvlText w:val=" "/>
+      <w:lvlJc w:val="left"/>
+      <w:pPr>
+        <w:ind w:left="2160" w:hanging="360"/>
+      </w:pPr>
+    </w:lvl>
+    <w:lvl w:ilvl="3">
+      <w:numFmt w:val="bullet"/>
+      <w:lvlText w:val=" "/>
+      <w:lvlJc w:val="left"/>
+      <w:pPr>
+        <w:ind w:left="2880" w:hanging="360"/>
+      </w:pPr>
+    </w:lvl>
+    <w:lvl w:ilvl="4">
+      <w:numFmt w:val="bullet"/>
+      <w:lvlText w:val=" "/>
+      <w:lvlJc w:val="left"/>
+      <w:pPr>
+        <w:ind w:left="3600" w:hanging="360"/>
+      </w:pPr>
+    </w:lvl>
+    <w:lvl w:ilvl="5">
+      <w:numFmt w:val="bullet"/>
+      <w:lvlText w:val=" "/>
+      <w:lvlJc w:val="left"/>
+      <w:pPr>
+        <w:ind w:left="4320" w:hanging="360"/>
+      </w:pPr>
+    </w:lvl>
+    <w:lvl w:ilvl="6">
+      <w:numFmt w:val="bullet"/>
+      <w:lvlText w:val=" "/>
+      <w:lvlJc w:val="left"/>
+      <w:pPr>
+        <w:ind w:left="5040" w:hanging="360"/>
+      </w:pPr>
+    </w:lvl>
+    <w:lvl w:ilvl="7">
+      <w:numFmt w:val="bullet"/>
+      <w:lvlText w:val=" "/>
+      <w:lvlJc w:val="left"/>
+      <w:pPr>
+        <w:ind w:left="5760" w:hanging="360"/>
+      </w:pPr>
+    </w:lvl>
+    <w:lvl w:ilvl="8">
+      <w:numFmt w:val="bullet"/>
+      <w:lvlText w:val=" "/>
+      <w:lvlJc w:val="left"/>
+      <w:pPr>
+        <w:ind w:left="6480" w:hanging="360"/>
+      </w:pPr>
+    </w:lvl>
+  </w:abstractNum>
+  <w:num ns3:durableId="2000958245" w:numId="1">
     <w:abstractNumId w:val="2"/>
+  </w:num>
+  <w:num w:numId="1000">
+    <w:abstractNumId w:val="990"/>
+  </w:num>
+  <w:abstractNum w:abstractNumId="99">
+    <w:multiLevelType w:val="multilevel"/>
+    <w:lvl w:ilvl="0">
+      <w:start w:val="1"/>
+      <w:numFmt w:val="decimal"/>
+      <w:pStyle w:val="LptHeading1"/>
+      <w:lvlText w:val="%1"/>
+      <w:lvlJc w:val="left"/>
+      <w:pPr>
+        <w:tabs>
+          <w:tab w:val="num" w:pos="360"/>
+        </w:tabs>
+        <w:ind w:left="360" w:hanging="360"/>
+      </w:pPr>
+    </w:lvl>
+    <w:lvl w:ilvl="1">
+      <w:start w:val="1"/>
+      <w:numFmt w:val="decimal"/>
+      <w:pStyle w:val="LptHeading2"/>
+      <w:lvlText w:val="%1.%2"/>
+      <w:lvlJc w:val="left"/>
+      <w:pPr>
+        <w:tabs>
+          <w:tab w:val="num" w:pos="540"/>
+        </w:tabs>
+        <w:ind w:left="540" w:hanging="360"/>
+      </w:pPr>
+    </w:lvl>
+    <w:lvl w:ilvl="2">
+      <w:start w:val="1"/>
+      <w:numFmt w:val="decimal"/>
+      <w:pStyle w:val="LptHeading3"/>
+      <w:lvlText w:val="%1.%2.%3"/>
+      <w:lvlJc w:val="left"/>
+      <w:pPr>
+        <w:tabs>
+          <w:tab w:val="num" w:pos="720"/>
+        </w:tabs>
+        <w:ind w:left="720" w:hanging="360"/>
+      </w:pPr>
+    </w:lvl>
+  </w:abstractNum>
+  <w:num w:numId="99">
+    <w:abstractNumId w:val="99"/>
   </w:num>
 </w:numbering>
 </file>
 
 <file path=word/styles.xml><?xml version="1.0" encoding="utf-8"?>
-<w:styles xmlns:mc="http://schemas.openxmlformats.org/markup-compatibility/2006" xmlns:r="http://schemas.openxmlformats.org/officeDocument/2006/relationships" xmlns:w="http://schemas.openxmlformats.org/wordprocessingml/2006/main" xmlns:w14="http://schemas.microsoft.com/office/word/2010/wordml" xmlns:w15="http://schemas.microsoft.com/office/word/2012/wordml" xmlns:w16cex="http://schemas.microsoft.com/office/word/2018/wordml/cex" xmlns:w16cid="http://schemas.microsoft.com/office/word/2016/wordml/cid" xmlns:w16="http://schemas.microsoft.com/office/word/2018/wordml" xmlns:w16du="http://schemas.microsoft.com/office/word/2023/wordml/word16du" xmlns:w16sdtdh="http://schemas.microsoft.com/office/word/2020/wordml/sdtdatahash" xmlns:w16sdtfl="http://schemas.microsoft.com/office/word/2024/wordml/sdtformatlock" xmlns:w16se="http://schemas.microsoft.com/office/word/2015/wordml/symex" mc:Ignorable="w14 w15 w16se w16cid w16 w16cex w16sdtdh w16sdtfl w16du">
+<w:styles xmlns:ns1="http://schemas.openxmlformats.org/markup-compatibility/2006" xmlns:w="http://schemas.openxmlformats.org/wordprocessingml/2006/main" ns1:Ignorable="w14 w15 w16se w16cid w16 w16cex w16sdtdh w16sdtfl w16du">
   <w:docDefaults>
     <w:rPrDefault>
       <w:rPr>
-        <w:rFonts w:asciiTheme="minorHAnsi" w:eastAsiaTheme="minorEastAsia" w:hAnsiTheme="minorHAnsi" w:cstheme="minorBidi"/>
+        <w:rFonts w:asciiTheme="minorHAnsi" w:cstheme="minorBidi" w:eastAsiaTheme="minorEastAsia" w:hAnsiTheme="minorHAnsi"/>
         <w:sz w:val="24"/>
         <w:szCs w:val="24"/>
-        <w:lang w:val="en-US" w:eastAsia="zh-CN" w:bidi="ar-SA"/>
+        <w:lang w:bidi="ar-SA" w:eastAsia="zh-CN" w:val="en-US"/>
       </w:rPr>
     </w:rPrDefault>
     <w:pPrDefault>
@@ -2648,7 +2890,7 @@
       </w:pPr>
     </w:pPrDefault>
   </w:docDefaults>
-  <w:latentStyles w:defLockedState="0" w:defUIPriority="0" w:defSemiHidden="0" w:defUnhideWhenUsed="0" w:defQFormat="0" w:count="376">
+  <w:latentStyles w:count="376" w:defLockedState="0" w:defQFormat="0" w:defSemiHidden="0" w:defUIPriority="0" w:defUnhideWhenUsed="0">
     <w:lsdException w:name="Normal Table" w:semiHidden="1" w:unhideWhenUsed="1"/>
     <w:lsdException w:name="Table Simple 1" w:semiHidden="1" w:unhideWhenUsed="1"/>
     <w:lsdException w:name="Table Simple 2" w:semiHidden="1" w:unhideWhenUsed="1"/>
@@ -2892,11 +3134,11 @@
     <w:lsdException w:name="Unresolved Mention" w:semiHidden="1" w:uiPriority="99" w:unhideWhenUsed="1"/>
     <w:lsdException w:name="Smart Link" w:semiHidden="1" w:uiPriority="99" w:unhideWhenUsed="1"/>
   </w:latentStyles>
-  <w:style w:type="paragraph" w:default="1" w:styleId="a">
+  <w:style w:default="1" w:styleId="a" w:type="paragraph">
     <w:name w:val="Normal"/>
     <w:qFormat/>
   </w:style>
-  <w:style w:type="paragraph" w:styleId="1">
+  <w:style w:styleId="1" w:type="paragraph">
     <w:name w:val="heading 1"/>
     <w:basedOn w:val="a"/>
     <w:next w:val="a0"/>
@@ -2907,17 +3149,17 @@
     <w:pPr>
       <w:keepNext/>
       <w:keepLines/>
-      <w:spacing w:before="360" w:after="80"/>
+      <w:spacing w:after="80" w:before="360"/>
       <w:outlineLvl w:val="0"/>
     </w:pPr>
     <w:rPr>
-      <w:rFonts w:asciiTheme="majorHAnsi" w:eastAsiaTheme="majorEastAsia" w:hAnsiTheme="majorHAnsi" w:cstheme="majorBidi"/>
-      <w:color w:val="0F4761" w:themeColor="accent1" w:themeShade="BF"/>
+      <w:rFonts w:asciiTheme="majorHAnsi" w:cstheme="majorBidi" w:eastAsiaTheme="majorEastAsia" w:hAnsiTheme="majorHAnsi"/>
+      <w:color w:themeColor="accent1" w:themeShade="BF" w:val="0F4761"/>
       <w:sz w:val="40"/>
       <w:szCs w:val="40"/>
     </w:rPr>
   </w:style>
-  <w:style w:type="paragraph" w:styleId="2">
+  <w:style w:styleId="2" w:type="paragraph">
     <w:name w:val="heading 2"/>
     <w:basedOn w:val="a"/>
     <w:next w:val="a0"/>
@@ -2930,17 +3172,17 @@
     <w:pPr>
       <w:keepNext/>
       <w:keepLines/>
-      <w:spacing w:before="160" w:after="80"/>
+      <w:spacing w:after="80" w:before="160"/>
       <w:outlineLvl w:val="1"/>
     </w:pPr>
     <w:rPr>
-      <w:rFonts w:asciiTheme="majorHAnsi" w:eastAsiaTheme="majorEastAsia" w:hAnsiTheme="majorHAnsi" w:cstheme="majorBidi"/>
-      <w:color w:val="0F4761" w:themeColor="accent1" w:themeShade="BF"/>
+      <w:rFonts w:asciiTheme="majorHAnsi" w:cstheme="majorBidi" w:eastAsiaTheme="majorEastAsia" w:hAnsiTheme="majorHAnsi"/>
+      <w:color w:themeColor="accent1" w:themeShade="BF" w:val="0F4761"/>
       <w:sz w:val="32"/>
       <w:szCs w:val="32"/>
     </w:rPr>
   </w:style>
-  <w:style w:type="paragraph" w:styleId="3">
+  <w:style w:styleId="3" w:type="paragraph">
     <w:name w:val="heading 3"/>
     <w:basedOn w:val="a"/>
     <w:next w:val="a0"/>
@@ -2953,17 +3195,17 @@
     <w:pPr>
       <w:keepNext/>
       <w:keepLines/>
-      <w:spacing w:before="160" w:after="80"/>
+      <w:spacing w:after="80" w:before="160"/>
       <w:outlineLvl w:val="2"/>
     </w:pPr>
     <w:rPr>
-      <w:rFonts w:eastAsiaTheme="majorEastAsia" w:cstheme="majorBidi"/>
-      <w:color w:val="0F4761" w:themeColor="accent1" w:themeShade="BF"/>
+      <w:rFonts w:cstheme="majorBidi" w:eastAsiaTheme="majorEastAsia"/>
+      <w:color w:themeColor="accent1" w:themeShade="BF" w:val="0F4761"/>
       <w:sz w:val="28"/>
       <w:szCs w:val="28"/>
     </w:rPr>
   </w:style>
-  <w:style w:type="paragraph" w:styleId="4">
+  <w:style w:styleId="4" w:type="paragraph">
     <w:name w:val="heading 4"/>
     <w:basedOn w:val="a"/>
     <w:next w:val="a0"/>
@@ -2976,17 +3218,17 @@
     <w:pPr>
       <w:keepNext/>
       <w:keepLines/>
-      <w:spacing w:before="80" w:after="40"/>
+      <w:spacing w:after="40" w:before="80"/>
       <w:outlineLvl w:val="3"/>
     </w:pPr>
     <w:rPr>
-      <w:rFonts w:eastAsiaTheme="majorEastAsia" w:cstheme="majorBidi"/>
+      <w:rFonts w:cstheme="majorBidi" w:eastAsiaTheme="majorEastAsia"/>
       <w:i/>
       <w:iCs/>
-      <w:color w:val="0F4761" w:themeColor="accent1" w:themeShade="BF"/>
-    </w:rPr>
-  </w:style>
-  <w:style w:type="paragraph" w:styleId="5">
+      <w:color w:themeColor="accent1" w:themeShade="BF" w:val="0F4761"/>
+    </w:rPr>
+  </w:style>
+  <w:style w:styleId="5" w:type="paragraph">
     <w:name w:val="heading 5"/>
     <w:basedOn w:val="a"/>
     <w:next w:val="a0"/>
@@ -2999,15 +3241,15 @@
     <w:pPr>
       <w:keepNext/>
       <w:keepLines/>
-      <w:spacing w:before="80" w:after="40"/>
+      <w:spacing w:after="40" w:before="80"/>
       <w:outlineLvl w:val="4"/>
     </w:pPr>
     <w:rPr>
-      <w:rFonts w:eastAsiaTheme="majorEastAsia" w:cstheme="majorBidi"/>
-      <w:color w:val="0F4761" w:themeColor="accent1" w:themeShade="BF"/>
-    </w:rPr>
-  </w:style>
-  <w:style w:type="paragraph" w:styleId="6">
+      <w:rFonts w:cstheme="majorBidi" w:eastAsiaTheme="majorEastAsia"/>
+      <w:color w:themeColor="accent1" w:themeShade="BF" w:val="0F4761"/>
+    </w:rPr>
+  </w:style>
+  <w:style w:styleId="6" w:type="paragraph">
     <w:name w:val="heading 6"/>
     <w:basedOn w:val="a"/>
     <w:next w:val="a0"/>
@@ -3020,17 +3262,17 @@
     <w:pPr>
       <w:keepNext/>
       <w:keepLines/>
-      <w:spacing w:before="40" w:after="0"/>
+      <w:spacing w:after="0" w:before="40"/>
       <w:outlineLvl w:val="5"/>
     </w:pPr>
     <w:rPr>
-      <w:rFonts w:eastAsiaTheme="majorEastAsia" w:cstheme="majorBidi"/>
+      <w:rFonts w:cstheme="majorBidi" w:eastAsiaTheme="majorEastAsia"/>
       <w:i/>
       <w:iCs/>
-      <w:color w:val="595959" w:themeColor="text1" w:themeTint="A6"/>
-    </w:rPr>
-  </w:style>
-  <w:style w:type="paragraph" w:styleId="7">
+      <w:color w:themeColor="text1" w:themeTint="A6" w:val="595959"/>
+    </w:rPr>
+  </w:style>
+  <w:style w:styleId="7" w:type="paragraph">
     <w:name w:val="heading 7"/>
     <w:basedOn w:val="a"/>
     <w:next w:val="a0"/>
@@ -3043,15 +3285,15 @@
     <w:pPr>
       <w:keepNext/>
       <w:keepLines/>
-      <w:spacing w:before="40" w:after="0"/>
+      <w:spacing w:after="0" w:before="40"/>
       <w:outlineLvl w:val="6"/>
     </w:pPr>
     <w:rPr>
-      <w:rFonts w:eastAsiaTheme="majorEastAsia" w:cstheme="majorBidi"/>
-      <w:color w:val="595959" w:themeColor="text1" w:themeTint="A6"/>
-    </w:rPr>
-  </w:style>
-  <w:style w:type="paragraph" w:styleId="8">
+      <w:rFonts w:cstheme="majorBidi" w:eastAsiaTheme="majorEastAsia"/>
+      <w:color w:themeColor="text1" w:themeTint="A6" w:val="595959"/>
+    </w:rPr>
+  </w:style>
+  <w:style w:styleId="8" w:type="paragraph">
     <w:name w:val="heading 8"/>
     <w:basedOn w:val="a"/>
     <w:next w:val="a0"/>
@@ -3068,13 +3310,13 @@
       <w:outlineLvl w:val="7"/>
     </w:pPr>
     <w:rPr>
-      <w:rFonts w:eastAsiaTheme="majorEastAsia" w:cstheme="majorBidi"/>
+      <w:rFonts w:cstheme="majorBidi" w:eastAsiaTheme="majorEastAsia"/>
       <w:i/>
       <w:iCs/>
-      <w:color w:val="272727" w:themeColor="text1" w:themeTint="D8"/>
-    </w:rPr>
-  </w:style>
-  <w:style w:type="paragraph" w:styleId="9">
+      <w:color w:themeColor="text1" w:themeTint="D8" w:val="272727"/>
+    </w:rPr>
+  </w:style>
+  <w:style w:styleId="9" w:type="paragraph">
     <w:name w:val="heading 9"/>
     <w:basedOn w:val="a"/>
     <w:next w:val="a0"/>
@@ -3091,60 +3333,60 @@
       <w:outlineLvl w:val="8"/>
     </w:pPr>
     <w:rPr>
-      <w:rFonts w:eastAsiaTheme="majorEastAsia" w:cstheme="majorBidi"/>
-      <w:color w:val="272727" w:themeColor="text1" w:themeTint="D8"/>
-    </w:rPr>
-  </w:style>
-  <w:style w:type="character" w:default="1" w:styleId="a1">
+      <w:rFonts w:cstheme="majorBidi" w:eastAsiaTheme="majorEastAsia"/>
+      <w:color w:themeColor="text1" w:themeTint="D8" w:val="272727"/>
+    </w:rPr>
+  </w:style>
+  <w:style w:default="1" w:styleId="a1" w:type="character">
     <w:name w:val="Default Paragraph Font"/>
     <w:uiPriority w:val="1"/>
     <w:semiHidden/>
     <w:unhideWhenUsed/>
   </w:style>
-  <w:style w:type="table" w:default="1" w:styleId="a2">
+  <w:style w:default="1" w:styleId="a2" w:type="table">
     <w:name w:val="Normal Table"/>
     <w:uiPriority w:val="99"/>
     <w:semiHidden/>
     <w:unhideWhenUsed/>
     <w:tblPr>
-      <w:tblInd w:w="0" w:type="dxa"/>
+      <w:tblInd w:type="dxa" w:w="0"/>
       <w:tblCellMar>
-        <w:top w:w="0" w:type="dxa"/>
-        <w:left w:w="108" w:type="dxa"/>
-        <w:bottom w:w="0" w:type="dxa"/>
-        <w:right w:w="108" w:type="dxa"/>
+        <w:top w:type="dxa" w:w="0"/>
+        <w:left w:type="dxa" w:w="108"/>
+        <w:bottom w:type="dxa" w:w="0"/>
+        <w:right w:type="dxa" w:w="108"/>
       </w:tblCellMar>
     </w:tblPr>
   </w:style>
-  <w:style w:type="numbering" w:default="1" w:styleId="a3">
+  <w:style w:default="1" w:styleId="a3" w:type="numbering">
     <w:name w:val="No List"/>
     <w:uiPriority w:val="99"/>
     <w:semiHidden/>
     <w:unhideWhenUsed/>
   </w:style>
-  <w:style w:type="paragraph" w:styleId="a0">
+  <w:style w:styleId="a0" w:type="paragraph">
     <w:name w:val="Body Text"/>
     <w:basedOn w:val="a"/>
     <w:qFormat/>
     <w:pPr>
-      <w:spacing w:before="180" w:after="180"/>
+      <w:spacing w:after="180" w:before="180"/>
     </w:pPr>
   </w:style>
-  <w:style w:type="paragraph" w:customStyle="1" w:styleId="FirstParagraph">
+  <w:style w:customStyle="1" w:styleId="FirstParagraph" w:type="paragraph">
     <w:name w:val="First Paragraph"/>
     <w:basedOn w:val="a0"/>
     <w:next w:val="a0"/>
     <w:qFormat/>
   </w:style>
-  <w:style w:type="paragraph" w:customStyle="1" w:styleId="Compact">
+  <w:style w:customStyle="1" w:styleId="Compact" w:type="paragraph">
     <w:name w:val="Compact"/>
     <w:basedOn w:val="LptBodyText"/>
     <w:qFormat/>
     <w:pPr>
-      <w:spacing w:before="36" w:after="36"/>
+      <w:spacing w:after="36" w:before="36"/>
     </w:pPr>
   </w:style>
-  <w:style w:type="paragraph" w:styleId="a4">
+  <w:style w:styleId="a4" w:type="paragraph">
     <w:name w:val="Title"/>
     <w:basedOn w:val="a"/>
     <w:next w:val="a0"/>
@@ -3158,24 +3400,24 @@
       <w:jc w:val="center"/>
     </w:pPr>
     <w:rPr>
-      <w:rFonts w:asciiTheme="majorHAnsi" w:eastAsiaTheme="majorEastAsia" w:hAnsiTheme="majorHAnsi" w:cstheme="majorBidi"/>
+      <w:rFonts w:asciiTheme="majorHAnsi" w:cstheme="majorBidi" w:eastAsiaTheme="majorEastAsia" w:hAnsiTheme="majorHAnsi"/>
       <w:sz w:val="56"/>
       <w:szCs w:val="56"/>
     </w:rPr>
   </w:style>
-  <w:style w:type="character" w:customStyle="1" w:styleId="a5">
+  <w:style w:customStyle="1" w:styleId="a5" w:type="character">
     <w:name w:val="标题 字符"/>
     <w:basedOn w:val="a1"/>
     <w:link w:val="a4"/>
     <w:uiPriority w:val="10"/>
     <w:rsid w:val="00A10FD9"/>
     <w:rPr>
-      <w:rFonts w:asciiTheme="majorHAnsi" w:eastAsiaTheme="majorEastAsia" w:hAnsiTheme="majorHAnsi" w:cstheme="majorBidi"/>
+      <w:rFonts w:asciiTheme="majorHAnsi" w:cstheme="majorBidi" w:eastAsiaTheme="majorEastAsia" w:hAnsiTheme="majorHAnsi"/>
       <w:sz w:val="56"/>
       <w:szCs w:val="56"/>
     </w:rPr>
   </w:style>
-  <w:style w:type="paragraph" w:styleId="a6">
+  <w:style w:styleId="a6" w:type="paragraph">
     <w:name w:val="Subtitle"/>
     <w:basedOn w:val="a4"/>
     <w:next w:val="a0"/>
@@ -3194,21 +3436,21 @@
       <w:szCs w:val="28"/>
     </w:rPr>
   </w:style>
-  <w:style w:type="character" w:customStyle="1" w:styleId="a7">
+  <w:style w:customStyle="1" w:styleId="a7" w:type="character">
     <w:name w:val="副标题 字符"/>
     <w:basedOn w:val="a1"/>
     <w:link w:val="a6"/>
     <w:uiPriority w:val="11"/>
     <w:rsid w:val="00A10FD9"/>
     <w:rPr>
-      <w:rFonts w:eastAsiaTheme="majorEastAsia" w:cstheme="majorBidi"/>
-      <w:color w:val="595959" w:themeColor="text1" w:themeTint="A6"/>
+      <w:rFonts w:cstheme="majorBidi" w:eastAsiaTheme="majorEastAsia"/>
+      <w:color w:themeColor="text1" w:themeTint="A6" w:val="595959"/>
       <w:spacing w:val="15"/>
       <w:sz w:val="28"/>
       <w:szCs w:val="28"/>
     </w:rPr>
   </w:style>
-  <w:style w:type="paragraph" w:customStyle="1" w:styleId="Author">
+  <w:style w:customStyle="1" w:styleId="Author" w:type="paragraph">
     <w:name w:val="Author"/>
     <w:basedOn w:val="a4"/>
     <w:next w:val="LptBodyText"/>
@@ -3222,7 +3464,7 @@
       <w:szCs w:val="24"/>
     </w:rPr>
   </w:style>
-  <w:style w:type="paragraph" w:styleId="a8">
+  <w:style w:styleId="a8" w:type="paragraph">
     <w:name w:val="Date"/>
     <w:basedOn w:val="a4"/>
     <w:next w:val="a0"/>
@@ -3236,14 +3478,14 @@
       <w:szCs w:val="24"/>
     </w:rPr>
   </w:style>
-  <w:style w:type="paragraph" w:customStyle="1" w:styleId="AbstractTitle">
+  <w:style w:customStyle="1" w:styleId="AbstractTitle" w:type="paragraph">
     <w:name w:val="Abstract Title"/>
     <w:basedOn w:val="a"/>
     <w:qFormat/>
     <w:pPr>
       <w:keepNext/>
       <w:keepLines/>
-      <w:spacing w:before="300" w:after="0"/>
+      <w:spacing w:after="0" w:before="300"/>
       <w:jc w:val="center"/>
     </w:pPr>
     <w:rPr>
@@ -3252,7 +3494,7 @@
       <w:szCs w:val="20"/>
     </w:rPr>
   </w:style>
-  <w:style w:type="paragraph" w:customStyle="1" w:styleId="LptAbstract">
+  <w:style w:customStyle="1" w:styleId="LptAbstract" w:type="paragraph">
     <w:name w:val="LptAbstract"/>
     <w:basedOn w:val="a"/>
     <w:next w:val="LptBodyText"/>
@@ -3261,8 +3503,8 @@
     <w:pPr>
       <w:keepNext/>
       <w:keepLines/>
-      <w:spacing w:before="720" w:after="240" w:line="360" w:lineRule="exact"/>
-      <w:ind w:leftChars="200" w:left="200" w:rightChars="200" w:right="200"/>
+      <w:spacing w:after="240" w:before="720" w:line="360" w:lineRule="exact"/>
+      <w:ind w:left="200" w:leftChars="200" w:right="200" w:rightChars="200"/>
       <w:jc w:val="both"/>
     </w:pPr>
     <w:rPr>
@@ -3271,25 +3513,25 @@
       <w:szCs w:val="20"/>
     </w:rPr>
   </w:style>
-  <w:style w:type="paragraph" w:styleId="a9">
+  <w:style w:styleId="a9" w:type="paragraph">
     <w:name w:val="Bibliography"/>
     <w:basedOn w:val="a"/>
     <w:qFormat/>
   </w:style>
-  <w:style w:type="character" w:customStyle="1" w:styleId="10">
+  <w:style w:customStyle="1" w:styleId="10" w:type="character">
     <w:name w:val="标题 1 字符"/>
     <w:basedOn w:val="a1"/>
     <w:link w:val="1"/>
     <w:uiPriority w:val="9"/>
     <w:rsid w:val="00A10FD9"/>
     <w:rPr>
-      <w:rFonts w:asciiTheme="majorHAnsi" w:eastAsiaTheme="majorEastAsia" w:hAnsiTheme="majorHAnsi" w:cstheme="majorBidi"/>
-      <w:color w:val="0F4761" w:themeColor="accent1" w:themeShade="BF"/>
+      <w:rFonts w:asciiTheme="majorHAnsi" w:cstheme="majorBidi" w:eastAsiaTheme="majorEastAsia" w:hAnsiTheme="majorHAnsi"/>
+      <w:color w:themeColor="accent1" w:themeShade="BF" w:val="0F4761"/>
       <w:sz w:val="40"/>
       <w:szCs w:val="40"/>
     </w:rPr>
   </w:style>
-  <w:style w:type="character" w:customStyle="1" w:styleId="20">
+  <w:style w:customStyle="1" w:styleId="20" w:type="character">
     <w:name w:val="标题 2 字符"/>
     <w:basedOn w:val="a1"/>
     <w:link w:val="2"/>
@@ -3297,13 +3539,13 @@
     <w:semiHidden/>
     <w:rsid w:val="00A10FD9"/>
     <w:rPr>
-      <w:rFonts w:asciiTheme="majorHAnsi" w:eastAsiaTheme="majorEastAsia" w:hAnsiTheme="majorHAnsi" w:cstheme="majorBidi"/>
-      <w:color w:val="0F4761" w:themeColor="accent1" w:themeShade="BF"/>
+      <w:rFonts w:asciiTheme="majorHAnsi" w:cstheme="majorBidi" w:eastAsiaTheme="majorEastAsia" w:hAnsiTheme="majorHAnsi"/>
+      <w:color w:themeColor="accent1" w:themeShade="BF" w:val="0F4761"/>
       <w:sz w:val="32"/>
       <w:szCs w:val="32"/>
     </w:rPr>
   </w:style>
-  <w:style w:type="character" w:customStyle="1" w:styleId="30">
+  <w:style w:customStyle="1" w:styleId="30" w:type="character">
     <w:name w:val="标题 3 字符"/>
     <w:basedOn w:val="a1"/>
     <w:link w:val="3"/>
@@ -3311,13 +3553,13 @@
     <w:semiHidden/>
     <w:rsid w:val="00A10FD9"/>
     <w:rPr>
-      <w:rFonts w:eastAsiaTheme="majorEastAsia" w:cstheme="majorBidi"/>
-      <w:color w:val="0F4761" w:themeColor="accent1" w:themeShade="BF"/>
+      <w:rFonts w:cstheme="majorBidi" w:eastAsiaTheme="majorEastAsia"/>
+      <w:color w:themeColor="accent1" w:themeShade="BF" w:val="0F4761"/>
       <w:sz w:val="28"/>
       <w:szCs w:val="28"/>
     </w:rPr>
   </w:style>
-  <w:style w:type="character" w:customStyle="1" w:styleId="40">
+  <w:style w:customStyle="1" w:styleId="40" w:type="character">
     <w:name w:val="标题 4 字符"/>
     <w:basedOn w:val="a1"/>
     <w:link w:val="4"/>
@@ -3325,13 +3567,13 @@
     <w:semiHidden/>
     <w:rsid w:val="00A10FD9"/>
     <w:rPr>
-      <w:rFonts w:eastAsiaTheme="majorEastAsia" w:cstheme="majorBidi"/>
+      <w:rFonts w:cstheme="majorBidi" w:eastAsiaTheme="majorEastAsia"/>
       <w:i/>
       <w:iCs/>
-      <w:color w:val="0F4761" w:themeColor="accent1" w:themeShade="BF"/>
-    </w:rPr>
-  </w:style>
-  <w:style w:type="character" w:customStyle="1" w:styleId="50">
+      <w:color w:themeColor="accent1" w:themeShade="BF" w:val="0F4761"/>
+    </w:rPr>
+  </w:style>
+  <w:style w:customStyle="1" w:styleId="50" w:type="character">
     <w:name w:val="标题 5 字符"/>
     <w:basedOn w:val="a1"/>
     <w:link w:val="5"/>
@@ -3339,11 +3581,11 @@
     <w:semiHidden/>
     <w:rsid w:val="00A10FD9"/>
     <w:rPr>
-      <w:rFonts w:eastAsiaTheme="majorEastAsia" w:cstheme="majorBidi"/>
-      <w:color w:val="0F4761" w:themeColor="accent1" w:themeShade="BF"/>
-    </w:rPr>
-  </w:style>
-  <w:style w:type="character" w:customStyle="1" w:styleId="60">
+      <w:rFonts w:cstheme="majorBidi" w:eastAsiaTheme="majorEastAsia"/>
+      <w:color w:themeColor="accent1" w:themeShade="BF" w:val="0F4761"/>
+    </w:rPr>
+  </w:style>
+  <w:style w:customStyle="1" w:styleId="60" w:type="character">
     <w:name w:val="标题 6 字符"/>
     <w:basedOn w:val="a1"/>
     <w:link w:val="6"/>
@@ -3351,13 +3593,13 @@
     <w:semiHidden/>
     <w:rsid w:val="00A10FD9"/>
     <w:rPr>
-      <w:rFonts w:eastAsiaTheme="majorEastAsia" w:cstheme="majorBidi"/>
+      <w:rFonts w:cstheme="majorBidi" w:eastAsiaTheme="majorEastAsia"/>
       <w:i/>
       <w:iCs/>
-      <w:color w:val="595959" w:themeColor="text1" w:themeTint="A6"/>
-    </w:rPr>
-  </w:style>
-  <w:style w:type="character" w:customStyle="1" w:styleId="70">
+      <w:color w:themeColor="text1" w:themeTint="A6" w:val="595959"/>
+    </w:rPr>
+  </w:style>
+  <w:style w:customStyle="1" w:styleId="70" w:type="character">
     <w:name w:val="标题 7 字符"/>
     <w:basedOn w:val="a1"/>
     <w:link w:val="7"/>
@@ -3365,11 +3607,11 @@
     <w:semiHidden/>
     <w:rsid w:val="00A10FD9"/>
     <w:rPr>
-      <w:rFonts w:eastAsiaTheme="majorEastAsia" w:cstheme="majorBidi"/>
-      <w:color w:val="595959" w:themeColor="text1" w:themeTint="A6"/>
-    </w:rPr>
-  </w:style>
-  <w:style w:type="character" w:customStyle="1" w:styleId="80">
+      <w:rFonts w:cstheme="majorBidi" w:eastAsiaTheme="majorEastAsia"/>
+      <w:color w:themeColor="text1" w:themeTint="A6" w:val="595959"/>
+    </w:rPr>
+  </w:style>
+  <w:style w:customStyle="1" w:styleId="80" w:type="character">
     <w:name w:val="标题 8 字符"/>
     <w:basedOn w:val="a1"/>
     <w:link w:val="8"/>
@@ -3377,13 +3619,13 @@
     <w:semiHidden/>
     <w:rsid w:val="00A10FD9"/>
     <w:rPr>
-      <w:rFonts w:eastAsiaTheme="majorEastAsia" w:cstheme="majorBidi"/>
+      <w:rFonts w:cstheme="majorBidi" w:eastAsiaTheme="majorEastAsia"/>
       <w:i/>
       <w:iCs/>
-      <w:color w:val="272727" w:themeColor="text1" w:themeTint="D8"/>
-    </w:rPr>
-  </w:style>
-  <w:style w:type="character" w:customStyle="1" w:styleId="90">
+      <w:color w:themeColor="text1" w:themeTint="D8" w:val="272727"/>
+    </w:rPr>
+  </w:style>
+  <w:style w:customStyle="1" w:styleId="90" w:type="character">
     <w:name w:val="标题 9 字符"/>
     <w:basedOn w:val="a1"/>
     <w:link w:val="9"/>
@@ -3391,11 +3633,11 @@
     <w:semiHidden/>
     <w:rsid w:val="00A10FD9"/>
     <w:rPr>
-      <w:rFonts w:eastAsiaTheme="majorEastAsia" w:cstheme="majorBidi"/>
-      <w:color w:val="272727" w:themeColor="text1" w:themeTint="D8"/>
-    </w:rPr>
-  </w:style>
-  <w:style w:type="paragraph" w:styleId="aa">
+      <w:rFonts w:cstheme="majorBidi" w:eastAsiaTheme="majorEastAsia"/>
+      <w:color w:themeColor="text1" w:themeTint="D8" w:val="272727"/>
+    </w:rPr>
+  </w:style>
+  <w:style w:styleId="aa" w:type="paragraph">
     <w:name w:val="Block Text"/>
     <w:basedOn w:val="a0"/>
     <w:next w:val="a0"/>
@@ -3403,18 +3645,18 @@
     <w:unhideWhenUsed/>
     <w:qFormat/>
     <w:pPr>
-      <w:spacing w:before="100" w:after="100"/>
+      <w:spacing w:after="100" w:before="100"/>
       <w:ind w:left="480" w:right="480"/>
     </w:pPr>
   </w:style>
-  <w:style w:type="paragraph" w:styleId="ab">
+  <w:style w:styleId="ab" w:type="paragraph">
     <w:name w:val="footnote text"/>
     <w:basedOn w:val="a"/>
     <w:uiPriority w:val="9"/>
     <w:unhideWhenUsed/>
     <w:qFormat/>
   </w:style>
-  <w:style w:type="paragraph" w:customStyle="1" w:styleId="FootnoteBlockText">
+  <w:style w:customStyle="1" w:styleId="FootnoteBlockText" w:type="paragraph">
     <w:name w:val="Footnote Block Text"/>
     <w:basedOn w:val="ab"/>
     <w:next w:val="ab"/>
@@ -3422,35 +3664,35 @@
     <w:unhideWhenUsed/>
     <w:qFormat/>
     <w:pPr>
-      <w:spacing w:before="100" w:after="100"/>
+      <w:spacing w:after="100" w:before="100"/>
       <w:ind w:left="480" w:right="480"/>
     </w:pPr>
   </w:style>
-  <w:style w:type="table" w:customStyle="1" w:styleId="Table">
+  <w:style w:customStyle="1" w:styleId="Table" w:type="table">
     <w:name w:val="Table"/>
     <w:semiHidden/>
     <w:unhideWhenUsed/>
     <w:qFormat/>
     <w:tblPr>
-      <w:tblInd w:w="0" w:type="dxa"/>
+      <w:tblInd w:type="dxa" w:w="0"/>
       <w:tblCellMar>
-        <w:top w:w="0" w:type="dxa"/>
-        <w:left w:w="108" w:type="dxa"/>
-        <w:bottom w:w="0" w:type="dxa"/>
-        <w:right w:w="108" w:type="dxa"/>
+        <w:top w:type="dxa" w:w="0"/>
+        <w:left w:type="dxa" w:w="108"/>
+        <w:bottom w:type="dxa" w:w="0"/>
+        <w:right w:type="dxa" w:w="108"/>
       </w:tblCellMar>
     </w:tblPr>
     <w:tblStylePr w:type="firstRow">
       <w:tblPr/>
       <w:tcPr>
         <w:tcBorders>
-          <w:bottom w:val="single" w:sz="0" w:space="0" w:color="auto"/>
+          <w:bottom w:color="auto" w:space="0" w:sz="0" w:val="single"/>
         </w:tcBorders>
         <w:vAlign w:val="bottom"/>
       </w:tcPr>
     </w:tblStylePr>
   </w:style>
-  <w:style w:type="paragraph" w:customStyle="1" w:styleId="DefinitionTerm">
+  <w:style w:customStyle="1" w:styleId="DefinitionTerm" w:type="paragraph">
     <w:name w:val="Definition Term"/>
     <w:basedOn w:val="a"/>
     <w:next w:val="Definition"/>
@@ -3463,11 +3705,11 @@
       <w:b/>
     </w:rPr>
   </w:style>
-  <w:style w:type="paragraph" w:customStyle="1" w:styleId="Definition">
+  <w:style w:customStyle="1" w:styleId="Definition" w:type="paragraph">
     <w:name w:val="Definition"/>
     <w:basedOn w:val="a"/>
   </w:style>
-  <w:style w:type="paragraph" w:styleId="ac">
+  <w:style w:styleId="ac" w:type="paragraph">
     <w:name w:val="caption"/>
     <w:basedOn w:val="a"/>
     <w:link w:val="ad"/>
@@ -3478,22 +3720,22 @@
       <w:i/>
     </w:rPr>
   </w:style>
-  <w:style w:type="paragraph" w:customStyle="1" w:styleId="TableCaption">
+  <w:style w:customStyle="1" w:styleId="TableCaption" w:type="paragraph">
     <w:name w:val="Table Caption"/>
     <w:basedOn w:val="ac"/>
     <w:pPr>
       <w:keepNext/>
     </w:pPr>
   </w:style>
-  <w:style w:type="paragraph" w:customStyle="1" w:styleId="ImageCaption">
+  <w:style w:customStyle="1" w:styleId="ImageCaption" w:type="paragraph">
     <w:name w:val="Image Caption"/>
     <w:basedOn w:val="ac"/>
   </w:style>
-  <w:style w:type="paragraph" w:customStyle="1" w:styleId="Figure">
+  <w:style w:customStyle="1" w:styleId="Figure" w:type="paragraph">
     <w:name w:val="Figure"/>
     <w:basedOn w:val="a"/>
   </w:style>
-  <w:style w:type="paragraph" w:customStyle="1" w:styleId="CaptionedFigure">
+  <w:style w:customStyle="1" w:styleId="CaptionedFigure" w:type="paragraph">
     <w:name w:val="Captioned Figure"/>
     <w:basedOn w:val="Figure"/>
     <w:rsid w:val="00FF4E68"/>
@@ -3502,12 +3744,12 @@
       <w:jc w:val="center"/>
     </w:pPr>
   </w:style>
-  <w:style w:type="character" w:customStyle="1" w:styleId="ad">
+  <w:style w:customStyle="1" w:styleId="ad" w:type="character">
     <w:name w:val="题注 字符"/>
     <w:basedOn w:val="a1"/>
     <w:link w:val="ac"/>
   </w:style>
-  <w:style w:type="character" w:customStyle="1" w:styleId="VerbatimChar">
+  <w:style w:customStyle="1" w:styleId="VerbatimChar" w:type="character">
     <w:name w:val="Verbatim Char"/>
     <w:basedOn w:val="ad"/>
     <w:link w:val="SourceCode"/>
@@ -3516,25 +3758,25 @@
       <w:sz w:val="22"/>
     </w:rPr>
   </w:style>
-  <w:style w:type="character" w:customStyle="1" w:styleId="SectionNumber">
+  <w:style w:customStyle="1" w:styleId="SectionNumber" w:type="character">
     <w:name w:val="Section Number"/>
     <w:basedOn w:val="ad"/>
   </w:style>
-  <w:style w:type="character" w:styleId="ae">
+  <w:style w:styleId="ae" w:type="character">
     <w:name w:val="footnote reference"/>
     <w:basedOn w:val="ad"/>
     <w:rPr>
       <w:vertAlign w:val="superscript"/>
     </w:rPr>
   </w:style>
-  <w:style w:type="character" w:styleId="af">
+  <w:style w:styleId="af" w:type="character">
     <w:name w:val="Hyperlink"/>
     <w:basedOn w:val="ad"/>
     <w:rPr>
-      <w:color w:val="156082" w:themeColor="accent1"/>
-    </w:rPr>
-  </w:style>
-  <w:style w:type="paragraph" w:styleId="TOC">
+      <w:color w:themeColor="accent1" w:val="156082"/>
+    </w:rPr>
+  </w:style>
+  <w:style w:styleId="TOC" w:type="paragraph">
     <w:name w:val="TOC Heading"/>
     <w:basedOn w:val="1"/>
     <w:next w:val="a0"/>
@@ -3546,13 +3788,13 @@
       <w:outlineLvl w:val="9"/>
     </w:pPr>
   </w:style>
-  <w:style w:type="paragraph" w:customStyle="1" w:styleId="LptAuthorBlock">
+  <w:style w:customStyle="1" w:styleId="LptAuthorBlock" w:type="paragraph">
     <w:name w:val="LptAuthorBlock"/>
     <w:basedOn w:val="af0"/>
     <w:qFormat/>
     <w:rsid w:val="002C1006"/>
     <w:pPr>
-      <w:spacing w:before="0" w:after="200"/>
+      <w:spacing w:after="200" w:before="0"/>
       <w:ind w:left="0" w:right="0"/>
     </w:pPr>
     <w:rPr>
@@ -3562,14 +3804,14 @@
       <w:sz w:val="32"/>
     </w:rPr>
   </w:style>
-  <w:style w:type="paragraph" w:customStyle="1" w:styleId="LptBodyText">
+  <w:style w:customStyle="1" w:styleId="LptBodyText" w:type="paragraph">
     <w:name w:val="LptBodyText"/>
     <w:basedOn w:val="a0"/>
     <w:qFormat/>
     <w:rsid w:val="007728B7"/>
     <w:pPr>
-      <w:spacing w:before="0" w:after="0" w:line="360" w:lineRule="exact"/>
-      <w:ind w:firstLineChars="200" w:firstLine="200"/>
+      <w:spacing w:after="0" w:before="0" w:line="360" w:lineRule="exact"/>
+      <w:ind w:firstLine="200" w:firstLineChars="200"/>
       <w:jc w:val="both"/>
     </w:pPr>
     <w:rPr>
@@ -3577,23 +3819,23 @@
       <w:spacing w:val="2"/>
     </w:rPr>
   </w:style>
-  <w:style w:type="paragraph" w:customStyle="1" w:styleId="LptEquationNumbered">
+  <w:style w:customStyle="1" w:styleId="LptEquationNumbered" w:type="paragraph">
     <w:name w:val="LptEquationNumbered"/>
     <w:basedOn w:val="a"/>
     <w:qFormat/>
     <w:rsid w:val="00886CAC"/>
     <w:pPr>
       <w:tabs>
-        <w:tab w:val="center" w:pos="4678"/>
-        <w:tab w:val="right" w:pos="9360"/>
+        <w:tab w:pos="4678" w:val="center"/>
+        <w:tab w:pos="9360" w:val="right"/>
       </w:tabs>
-      <w:spacing w:beforeLines="100" w:before="100" w:after="0" w:line="360" w:lineRule="auto"/>
+      <w:spacing w:after="0" w:before="100" w:beforeLines="100" w:line="360" w:lineRule="auto"/>
     </w:pPr>
     <w:rPr>
       <w:rFonts w:ascii="LMRoman12" w:eastAsia="宋体" w:hAnsi="LMRoman12"/>
     </w:rPr>
   </w:style>
-  <w:style w:type="paragraph" w:customStyle="1" w:styleId="LptFigureCaption">
+  <w:style w:customStyle="1" w:styleId="LptFigureCaption" w:type="paragraph">
     <w:name w:val="LptFigureCaption"/>
     <w:basedOn w:val="a"/>
     <w:qFormat/>
@@ -3605,14 +3847,14 @@
       <w:rFonts w:ascii="LMRoman12" w:eastAsia="宋体" w:hAnsi="LMRoman12"/>
     </w:rPr>
   </w:style>
-  <w:style w:type="paragraph" w:customStyle="1" w:styleId="LptKeywords">
+  <w:style w:customStyle="1" w:styleId="LptKeywords" w:type="paragraph">
     <w:name w:val="LptKeywords"/>
     <w:basedOn w:val="a"/>
     <w:qFormat/>
     <w:rsid w:val="0086435E"/>
     <w:pPr>
       <w:spacing w:after="360"/>
-      <w:ind w:leftChars="200" w:left="200" w:rightChars="200" w:right="200"/>
+      <w:ind w:left="200" w:leftChars="200" w:right="200" w:rightChars="200"/>
       <w:jc w:val="both"/>
     </w:pPr>
     <w:rPr>
@@ -3620,7 +3862,7 @@
       <w:spacing w:val="-12"/>
     </w:rPr>
   </w:style>
-  <w:style w:type="paragraph" w:customStyle="1" w:styleId="LptPaperDate">
+  <w:style w:customStyle="1" w:styleId="LptPaperDate" w:type="paragraph">
     <w:name w:val="LptPaperDate"/>
     <w:basedOn w:val="a"/>
     <w:qFormat/>
@@ -3634,13 +3876,13 @@
       <w:sz w:val="32"/>
     </w:rPr>
   </w:style>
-  <w:style w:type="paragraph" w:customStyle="1" w:styleId="LptPaperTitle">
+  <w:style w:customStyle="1" w:styleId="LptPaperTitle" w:type="paragraph">
     <w:name w:val="LptPaperTitle"/>
     <w:basedOn w:val="a"/>
     <w:qFormat/>
     <w:rsid w:val="00066123"/>
     <w:pPr>
-      <w:spacing w:before="720" w:after="480"/>
+      <w:spacing w:after="480" w:before="720"/>
       <w:jc w:val="center"/>
     </w:pPr>
     <w:rPr>
@@ -3648,22 +3890,22 @@
       <w:sz w:val="40"/>
     </w:rPr>
   </w:style>
-  <w:style w:type="paragraph" w:customStyle="1" w:styleId="LptReferenceItem">
+  <w:style w:customStyle="1" w:styleId="LptReferenceItem" w:type="paragraph">
     <w:name w:val="LptReferenceItem"/>
     <w:basedOn w:val="a"/>
     <w:qFormat/>
     <w:rsid w:val="000B0F81"/>
     <w:pPr>
       <w:wordWrap w:val="0"/>
-      <w:spacing w:afterLines="50" w:after="50" w:line="360" w:lineRule="exact"/>
-      <w:ind w:left="150" w:hangingChars="150" w:hanging="150"/>
+      <w:spacing w:after="50" w:afterLines="50" w:line="360" w:lineRule="exact"/>
+      <w:ind w:hanging="150" w:hangingChars="150" w:left="150"/>
       <w:jc w:val="both"/>
     </w:pPr>
     <w:rPr>
       <w:rFonts w:ascii="LMRoman12" w:eastAsia="宋体" w:hAnsi="LMRoman12"/>
     </w:rPr>
   </w:style>
-  <w:style w:type="paragraph" w:customStyle="1" w:styleId="LptReferencesHeading">
+  <w:style w:customStyle="1" w:styleId="LptReferencesHeading" w:type="paragraph">
     <w:name w:val="LptReferencesHeading"/>
     <w:basedOn w:val="a"/>
     <w:qFormat/>
@@ -3677,36 +3919,36 @@
       <w:sz w:val="32"/>
     </w:rPr>
   </w:style>
-  <w:style w:type="paragraph" w:customStyle="1" w:styleId="LptTableBody">
+  <w:style w:customStyle="1" w:styleId="LptTableBody" w:type="paragraph">
     <w:name w:val="LptTableBody"/>
     <w:basedOn w:val="a"/>
     <w:qFormat/>
     <w:rsid w:val="00A52D26"/>
     <w:pPr>
-      <w:spacing w:before="60" w:after="60"/>
+      <w:spacing w:after="60" w:before="60"/>
     </w:pPr>
     <w:rPr>
       <w:rFonts w:ascii="LMRoman12" w:eastAsia="宋体" w:hAnsi="LMRoman12"/>
     </w:rPr>
   </w:style>
-  <w:style w:type="paragraph" w:customStyle="1" w:styleId="LptTableCaption">
+  <w:style w:customStyle="1" w:styleId="LptTableCaption" w:type="paragraph">
     <w:name w:val="LptTableCaption"/>
     <w:basedOn w:val="LptBodyText"/>
     <w:qFormat/>
   </w:style>
-  <w:style w:type="paragraph" w:customStyle="1" w:styleId="LptTableHeader">
+  <w:style w:customStyle="1" w:styleId="LptTableHeader" w:type="paragraph">
     <w:name w:val="LptTableHeader"/>
     <w:basedOn w:val="a"/>
     <w:qFormat/>
     <w:rsid w:val="00C60195"/>
     <w:pPr>
-      <w:spacing w:before="120" w:after="120"/>
+      <w:spacing w:after="120" w:before="120"/>
     </w:pPr>
     <w:rPr>
       <w:rFonts w:ascii="LMRoman12" w:eastAsia="宋体" w:hAnsi="LMRoman12"/>
     </w:rPr>
   </w:style>
-  <w:style w:type="paragraph" w:customStyle="1" w:styleId="SourceCode">
+  <w:style w:customStyle="1" w:styleId="SourceCode" w:type="paragraph">
     <w:name w:val="Source Code"/>
     <w:basedOn w:val="a"/>
     <w:link w:val="VerbatimChar"/>
@@ -3714,7 +3956,7 @@
       <w:wordWrap w:val="0"/>
     </w:pPr>
   </w:style>
-  <w:style w:type="character" w:customStyle="1" w:styleId="KeywordTok">
+  <w:style w:customStyle="1" w:styleId="KeywordTok" w:type="character">
     <w:name w:val="KeywordTok"/>
     <w:basedOn w:val="VerbatimChar"/>
     <w:rPr>
@@ -3724,7 +3966,7 @@
       <w:sz w:val="22"/>
     </w:rPr>
   </w:style>
-  <w:style w:type="character" w:customStyle="1" w:styleId="DataTypeTok">
+  <w:style w:customStyle="1" w:styleId="DataTypeTok" w:type="character">
     <w:name w:val="DataTypeTok"/>
     <w:basedOn w:val="VerbatimChar"/>
     <w:rPr>
@@ -3733,7 +3975,7 @@
       <w:sz w:val="22"/>
     </w:rPr>
   </w:style>
-  <w:style w:type="character" w:customStyle="1" w:styleId="DecValTok">
+  <w:style w:customStyle="1" w:styleId="DecValTok" w:type="character">
     <w:name w:val="DecValTok"/>
     <w:basedOn w:val="VerbatimChar"/>
     <w:rPr>
@@ -3742,7 +3984,7 @@
       <w:sz w:val="22"/>
     </w:rPr>
   </w:style>
-  <w:style w:type="character" w:customStyle="1" w:styleId="BaseNTok">
+  <w:style w:customStyle="1" w:styleId="BaseNTok" w:type="character">
     <w:name w:val="BaseNTok"/>
     <w:basedOn w:val="VerbatimChar"/>
     <w:rPr>
@@ -3751,7 +3993,7 @@
       <w:sz w:val="22"/>
     </w:rPr>
   </w:style>
-  <w:style w:type="character" w:customStyle="1" w:styleId="FloatTok">
+  <w:style w:customStyle="1" w:styleId="FloatTok" w:type="character">
     <w:name w:val="FloatTok"/>
     <w:basedOn w:val="VerbatimChar"/>
     <w:rPr>
@@ -3760,7 +4002,7 @@
       <w:sz w:val="22"/>
     </w:rPr>
   </w:style>
-  <w:style w:type="character" w:customStyle="1" w:styleId="ConstantTok">
+  <w:style w:customStyle="1" w:styleId="ConstantTok" w:type="character">
     <w:name w:val="ConstantTok"/>
     <w:basedOn w:val="VerbatimChar"/>
     <w:rPr>
@@ -3769,7 +4011,7 @@
       <w:sz w:val="22"/>
     </w:rPr>
   </w:style>
-  <w:style w:type="character" w:customStyle="1" w:styleId="CharTok">
+  <w:style w:customStyle="1" w:styleId="CharTok" w:type="character">
     <w:name w:val="CharTok"/>
     <w:basedOn w:val="VerbatimChar"/>
     <w:rPr>
@@ -3778,7 +4020,7 @@
       <w:sz w:val="22"/>
     </w:rPr>
   </w:style>
-  <w:style w:type="character" w:customStyle="1" w:styleId="SpecialCharTok">
+  <w:style w:customStyle="1" w:styleId="SpecialCharTok" w:type="character">
     <w:name w:val="SpecialCharTok"/>
     <w:basedOn w:val="VerbatimChar"/>
     <w:rPr>
@@ -3787,7 +4029,7 @@
       <w:sz w:val="22"/>
     </w:rPr>
   </w:style>
-  <w:style w:type="character" w:customStyle="1" w:styleId="StringTok">
+  <w:style w:customStyle="1" w:styleId="StringTok" w:type="character">
     <w:name w:val="StringTok"/>
     <w:basedOn w:val="VerbatimChar"/>
     <w:rPr>
@@ -3796,7 +4038,7 @@
       <w:sz w:val="22"/>
     </w:rPr>
   </w:style>
-  <w:style w:type="character" w:customStyle="1" w:styleId="VerbatimStringTok">
+  <w:style w:customStyle="1" w:styleId="VerbatimStringTok" w:type="character">
     <w:name w:val="VerbatimStringTok"/>
     <w:basedOn w:val="VerbatimChar"/>
     <w:rPr>
@@ -3805,7 +4047,7 @@
       <w:sz w:val="22"/>
     </w:rPr>
   </w:style>
-  <w:style w:type="character" w:customStyle="1" w:styleId="SpecialStringTok">
+  <w:style w:customStyle="1" w:styleId="SpecialStringTok" w:type="character">
     <w:name w:val="SpecialStringTok"/>
     <w:basedOn w:val="VerbatimChar"/>
     <w:rPr>
@@ -3814,7 +4056,7 @@
       <w:sz w:val="22"/>
     </w:rPr>
   </w:style>
-  <w:style w:type="character" w:customStyle="1" w:styleId="ImportTok">
+  <w:style w:customStyle="1" w:styleId="ImportTok" w:type="character">
     <w:name w:val="ImportTok"/>
     <w:basedOn w:val="VerbatimChar"/>
     <w:rPr>
@@ -3824,7 +4066,7 @@
       <w:sz w:val="22"/>
     </w:rPr>
   </w:style>
-  <w:style w:type="character" w:customStyle="1" w:styleId="CommentTok">
+  <w:style w:customStyle="1" w:styleId="CommentTok" w:type="character">
     <w:name w:val="CommentTok"/>
     <w:basedOn w:val="VerbatimChar"/>
     <w:rPr>
@@ -3834,7 +4076,7 @@
       <w:sz w:val="22"/>
     </w:rPr>
   </w:style>
-  <w:style w:type="character" w:customStyle="1" w:styleId="DocumentationTok">
+  <w:style w:customStyle="1" w:styleId="DocumentationTok" w:type="character">
     <w:name w:val="DocumentationTok"/>
     <w:basedOn w:val="VerbatimChar"/>
     <w:rPr>
@@ -3844,7 +4086,7 @@
       <w:sz w:val="22"/>
     </w:rPr>
   </w:style>
-  <w:style w:type="character" w:customStyle="1" w:styleId="AnnotationTok">
+  <w:style w:customStyle="1" w:styleId="AnnotationTok" w:type="character">
     <w:name w:val="AnnotationTok"/>
     <w:basedOn w:val="VerbatimChar"/>
     <w:rPr>
@@ -3855,7 +4097,7 @@
       <w:sz w:val="22"/>
     </w:rPr>
   </w:style>
-  <w:style w:type="character" w:customStyle="1" w:styleId="CommentVarTok">
+  <w:style w:customStyle="1" w:styleId="CommentVarTok" w:type="character">
     <w:name w:val="CommentVarTok"/>
     <w:basedOn w:val="VerbatimChar"/>
     <w:rPr>
@@ -3866,7 +4108,7 @@
       <w:sz w:val="22"/>
     </w:rPr>
   </w:style>
-  <w:style w:type="character" w:customStyle="1" w:styleId="OtherTok">
+  <w:style w:customStyle="1" w:styleId="OtherTok" w:type="character">
     <w:name w:val="OtherTok"/>
     <w:basedOn w:val="VerbatimChar"/>
     <w:rPr>
@@ -3875,7 +4117,7 @@
       <w:sz w:val="22"/>
     </w:rPr>
   </w:style>
-  <w:style w:type="character" w:customStyle="1" w:styleId="FunctionTok">
+  <w:style w:customStyle="1" w:styleId="FunctionTok" w:type="character">
     <w:name w:val="FunctionTok"/>
     <w:basedOn w:val="VerbatimChar"/>
     <w:rPr>
@@ -3884,7 +4126,7 @@
       <w:sz w:val="22"/>
     </w:rPr>
   </w:style>
-  <w:style w:type="character" w:customStyle="1" w:styleId="VariableTok">
+  <w:style w:customStyle="1" w:styleId="VariableTok" w:type="character">
     <w:name w:val="VariableTok"/>
     <w:basedOn w:val="VerbatimChar"/>
     <w:rPr>
@@ -3893,7 +4135,7 @@
       <w:sz w:val="22"/>
     </w:rPr>
   </w:style>
-  <w:style w:type="character" w:customStyle="1" w:styleId="ControlFlowTok">
+  <w:style w:customStyle="1" w:styleId="ControlFlowTok" w:type="character">
     <w:name w:val="ControlFlowTok"/>
     <w:basedOn w:val="VerbatimChar"/>
     <w:rPr>
@@ -3903,7 +4145,7 @@
       <w:sz w:val="22"/>
     </w:rPr>
   </w:style>
-  <w:style w:type="character" w:customStyle="1" w:styleId="OperatorTok">
+  <w:style w:customStyle="1" w:styleId="OperatorTok" w:type="character">
     <w:name w:val="OperatorTok"/>
     <w:basedOn w:val="VerbatimChar"/>
     <w:rPr>
@@ -3912,7 +4154,7 @@
       <w:sz w:val="22"/>
     </w:rPr>
   </w:style>
-  <w:style w:type="character" w:customStyle="1" w:styleId="BuiltInTok">
+  <w:style w:customStyle="1" w:styleId="BuiltInTok" w:type="character">
     <w:name w:val="BuiltInTok"/>
     <w:basedOn w:val="VerbatimChar"/>
     <w:rPr>
@@ -3921,7 +4163,7 @@
       <w:sz w:val="22"/>
     </w:rPr>
   </w:style>
-  <w:style w:type="character" w:customStyle="1" w:styleId="ExtensionTok">
+  <w:style w:customStyle="1" w:styleId="ExtensionTok" w:type="character">
     <w:name w:val="ExtensionTok"/>
     <w:basedOn w:val="VerbatimChar"/>
     <w:rPr>
@@ -3929,7 +4171,7 @@
       <w:sz w:val="22"/>
     </w:rPr>
   </w:style>
-  <w:style w:type="character" w:customStyle="1" w:styleId="PreprocessorTok">
+  <w:style w:customStyle="1" w:styleId="PreprocessorTok" w:type="character">
     <w:name w:val="PreprocessorTok"/>
     <w:basedOn w:val="VerbatimChar"/>
     <w:rPr>
@@ -3938,7 +4180,7 @@
       <w:sz w:val="22"/>
     </w:rPr>
   </w:style>
-  <w:style w:type="character" w:customStyle="1" w:styleId="AttributeTok">
+  <w:style w:customStyle="1" w:styleId="AttributeTok" w:type="character">
     <w:name w:val="AttributeTok"/>
     <w:basedOn w:val="VerbatimChar"/>
     <w:rPr>
@@ -3947,7 +4189,7 @@
       <w:sz w:val="22"/>
     </w:rPr>
   </w:style>
-  <w:style w:type="character" w:customStyle="1" w:styleId="RegionMarkerTok">
+  <w:style w:customStyle="1" w:styleId="RegionMarkerTok" w:type="character">
     <w:name w:val="RegionMarkerTok"/>
     <w:basedOn w:val="VerbatimChar"/>
     <w:rPr>
@@ -3955,7 +4197,7 @@
       <w:sz w:val="22"/>
     </w:rPr>
   </w:style>
-  <w:style w:type="character" w:customStyle="1" w:styleId="InformationTok">
+  <w:style w:customStyle="1" w:styleId="InformationTok" w:type="character">
     <w:name w:val="InformationTok"/>
     <w:basedOn w:val="VerbatimChar"/>
     <w:rPr>
@@ -3966,7 +4208,7 @@
       <w:sz w:val="22"/>
     </w:rPr>
   </w:style>
-  <w:style w:type="character" w:customStyle="1" w:styleId="WarningTok">
+  <w:style w:customStyle="1" w:styleId="WarningTok" w:type="character">
     <w:name w:val="WarningTok"/>
     <w:basedOn w:val="VerbatimChar"/>
     <w:rPr>
@@ -3977,7 +4219,7 @@
       <w:sz w:val="22"/>
     </w:rPr>
   </w:style>
-  <w:style w:type="character" w:customStyle="1" w:styleId="AlertTok">
+  <w:style w:customStyle="1" w:styleId="AlertTok" w:type="character">
     <w:name w:val="AlertTok"/>
     <w:basedOn w:val="VerbatimChar"/>
     <w:rPr>
@@ -3987,7 +4229,7 @@
       <w:sz w:val="22"/>
     </w:rPr>
   </w:style>
-  <w:style w:type="character" w:customStyle="1" w:styleId="ErrorTok">
+  <w:style w:customStyle="1" w:styleId="ErrorTok" w:type="character">
     <w:name w:val="ErrorTok"/>
     <w:basedOn w:val="VerbatimChar"/>
     <w:rPr>
@@ -3997,7 +4239,7 @@
       <w:sz w:val="22"/>
     </w:rPr>
   </w:style>
-  <w:style w:type="character" w:customStyle="1" w:styleId="NormalTok">
+  <w:style w:customStyle="1" w:styleId="NormalTok" w:type="character">
     <w:name w:val="NormalTok"/>
     <w:basedOn w:val="VerbatimChar"/>
     <w:rPr>
@@ -4005,7 +4247,7 @@
       <w:sz w:val="22"/>
     </w:rPr>
   </w:style>
-  <w:style w:type="paragraph" w:customStyle="1" w:styleId="LptHeading1">
+  <w:style w:customStyle="1" w:styleId="LptHeading1" w:type="paragraph">
     <w:name w:val="LptHeading1"/>
     <w:basedOn w:val="a"/>
     <w:next w:val="LptBodyText"/>
@@ -4016,19 +4258,20 @@
       <w:keepNext/>
       <w:keepLines/>
       <w:numPr>
-        <w:numId w:val="1"/>
+        <w:ilvl w:val="0"/>
+        <w:numId w:val="99"/>
       </w:numPr>
-      <w:spacing w:before="480" w:after="240"/>
-      <w:ind w:left="0" w:firstLine="0"/>
+      <w:spacing w:after="240" w:before="480"/>
+      <w:ind w:firstLine="0" w:left="0"/>
       <w:outlineLvl w:val="0"/>
     </w:pPr>
     <w:rPr>
-      <w:rFonts w:ascii="LMRoman12" w:eastAsia="黑体" w:hAnsi="LMRoman12" w:cstheme="majorBidi"/>
+      <w:rFonts w:ascii="LMRoman12" w:cstheme="majorBidi" w:eastAsia="黑体" w:hAnsi="LMRoman12"/>
       <w:sz w:val="36"/>
       <w:szCs w:val="40"/>
     </w:rPr>
   </w:style>
-  <w:style w:type="paragraph" w:customStyle="1" w:styleId="LptHeading2">
+  <w:style w:customStyle="1" w:styleId="LptHeading2" w:type="paragraph">
     <w:name w:val="LptHeading2"/>
     <w:basedOn w:val="a"/>
     <w:next w:val="LptBodyText"/>
@@ -4041,19 +4284,19 @@
       <w:keepLines/>
       <w:numPr>
         <w:ilvl w:val="1"/>
-        <w:numId w:val="1"/>
+        <w:numId w:val="99"/>
       </w:numPr>
-      <w:spacing w:before="240" w:after="120"/>
-      <w:ind w:left="0" w:firstLine="0"/>
+      <w:spacing w:after="120" w:before="240"/>
+      <w:ind w:firstLine="0" w:left="0"/>
       <w:outlineLvl w:val="1"/>
     </w:pPr>
     <w:rPr>
-      <w:rFonts w:ascii="LMRoman12" w:eastAsia="黑体" w:hAnsi="LMRoman12" w:cstheme="majorBidi"/>
+      <w:rFonts w:ascii="LMRoman12" w:cstheme="majorBidi" w:eastAsia="黑体" w:hAnsi="LMRoman12"/>
       <w:sz w:val="32"/>
       <w:szCs w:val="32"/>
     </w:rPr>
   </w:style>
-  <w:style w:type="paragraph" w:customStyle="1" w:styleId="LptHeading3">
+  <w:style w:customStyle="1" w:styleId="LptHeading3" w:type="paragraph">
     <w:name w:val="LptHeading3"/>
     <w:basedOn w:val="a"/>
     <w:next w:val="LptBodyText"/>
@@ -4067,35 +4310,35 @@
       <w:keepLines/>
       <w:numPr>
         <w:ilvl w:val="2"/>
-        <w:numId w:val="1"/>
+        <w:numId w:val="99"/>
       </w:numPr>
-      <w:spacing w:before="160" w:after="160"/>
-      <w:ind w:left="357" w:hanging="357"/>
+      <w:spacing w:after="160" w:before="160"/>
+      <w:ind w:hanging="357" w:left="357"/>
       <w:outlineLvl w:val="2"/>
     </w:pPr>
     <w:rPr>
-      <w:rFonts w:ascii="LMRoman12" w:eastAsia="黑体" w:hAnsi="LMRoman12" w:cstheme="majorBidi"/>
+      <w:rFonts w:ascii="LMRoman12" w:cstheme="majorBidi" w:eastAsia="黑体" w:hAnsi="LMRoman12"/>
       <w:szCs w:val="28"/>
     </w:rPr>
   </w:style>
-  <w:style w:type="paragraph" w:styleId="af0">
+  <w:style w:styleId="af0" w:type="paragraph">
     <w:name w:val="Quote"/>
     <w:basedOn w:val="a"/>
     <w:next w:val="a"/>
     <w:link w:val="af1"/>
     <w:rsid w:val="00750A7F"/>
     <w:pPr>
-      <w:spacing w:before="200" w:after="160"/>
+      <w:spacing w:after="160" w:before="200"/>
       <w:ind w:left="864" w:right="864"/>
       <w:jc w:val="center"/>
     </w:pPr>
     <w:rPr>
       <w:i/>
       <w:iCs/>
-      <w:color w:val="404040" w:themeColor="text1" w:themeTint="BF"/>
-    </w:rPr>
-  </w:style>
-  <w:style w:type="character" w:customStyle="1" w:styleId="af1">
+      <w:color w:themeColor="text1" w:themeTint="BF" w:val="404040"/>
+    </w:rPr>
+  </w:style>
+  <w:style w:customStyle="1" w:styleId="af1" w:type="character">
     <w:name w:val="引用 字符"/>
     <w:basedOn w:val="a1"/>
     <w:link w:val="af0"/>
@@ -4103,7 +4346,7 @@
     <w:rPr>
       <w:i/>
       <w:iCs/>
-      <w:color w:val="404040" w:themeColor="text1" w:themeTint="BF"/>
+      <w:color w:themeColor="text1" w:themeTint="BF" w:val="404040"/>
     </w:rPr>
   </w:style>
 </w:styles>
@@ -4402,16 +4645,4 @@
     </a:ext>
   </a:extLst>
 </a:theme>
-</file>
-
-<file path=customXml/item1.xml><?xml version="1.0" encoding="utf-8"?>
-<b:Sources xmlns:b="http://schemas.openxmlformats.org/officeDocument/2006/bibliography" xmlns="http://schemas.openxmlformats.org/officeDocument/2006/bibliography" SelectedStyle="\APASixthEditionOfficeOnline.xsl" StyleName="APA" Version="6"/>
-</file>
-
-<file path=customXml/itemProps1.xml><?xml version="1.0" encoding="utf-8"?>
-<ds:datastoreItem xmlns:ds="http://schemas.openxmlformats.org/officeDocument/2006/customXml" ds:itemID="{F6D4CFD4-FD3E-48BC-8A7F-63400CDFA168}">
-  <ds:schemaRefs>
-    <ds:schemaRef ds:uri="http://schemas.openxmlformats.org/officeDocument/2006/bibliography"/>
-  </ds:schemaRefs>
-</ds:datastoreItem>
 </file>
--- a/reference.docx
+++ b/reference.docx
@@ -12,6 +12,9 @@
         </w:rPr>
         <w:t xml:space="preserve">适合Pandoc转Word的极简论文手稿示例</w:t>
       </w:r>
+      <w:r>
+        <w:t xml:space="preserve"> Minimal Manuscript Example for Pandoc-to-Word Conversion</w:t>
+      </w:r>
     </w:p>
     <w:p>
       <w:pPr>
@@ -38,7 +41,7 @@
         <w:pStyle w:val="LptPaperDate"/>
       </w:pPr>
       <w:r>
-        <w:t xml:space="preserve">2026-06-02</w:t>
+        <w:t xml:space="preserve">2026-06-03</w:t>
       </w:r>
     </w:p>
     <w:p>
@@ -59,6 +62,9 @@
         </w:rPr>
         <w:t xml:space="preserve">本文给出一个极简LaTeX论文手稿示例，目标是在保留论文常用语义元素的同时，尽量避免复杂期刊排版命令，从而提高Pandoc转换为Word文档时的稳定性。模板包含标题、作者、摘要、关键词、章节层级、图表、公式、交叉引用和参考文献等常见内容。</w:t>
       </w:r>
+      <w:r>
+        <w:t xml:space="preserve"> This example provides a minimal LaTeX manuscript template. It keeps common semantic elements for academic writing while avoiding complex journal-specific layout commands, so that Pandoc can convert the manuscript to Word more reliably. The template includes the title, authors, abstract, keywords, section hierarchy, figures, tables, equations, cross references, and references.</w:t>
+      </w:r>
     </w:p>
     <w:p>
       <w:pPr>
@@ -70,19 +76,46 @@
           <w:b/>
           <w:bCs/>
         </w:rPr>
-        <w:t xml:space="preserve">关键词：</w:t>
-      </w:r>
-      <w:r>
-        <w:t xml:space="preserve"> </w:t>
-      </w:r>
-      <w:r>
-        <w:rPr>
-          <w:rFonts w:hint="eastAsia"/>
-        </w:rPr>
-        <w:t xml:space="preserve">Pandoc；LaTeX；Word；论文手稿；交叉引用</w:t>
-      </w:r>
-    </w:p>
-    <w:bookmarkStart w:id="17" w:name="sec:introduction"/>
+        <w:t xml:space="preserve">关键词</w:t>
+      </w:r>
+      <w:r>
+        <w:rPr>
+          <w:b/>
+          <w:bCs/>
+        </w:rPr>
+        <w:t xml:space="preserve"> </w:t>
+      </w:r>
+      <w:r>
+        <w:rPr>
+          <w:rFonts w:hint="eastAsia"/>
+          <w:b/>
+          <w:bCs/>
+        </w:rPr>
+        <w:t xml:space="preserve">Keywords：</w:t>
+      </w:r>
+      <w:r>
+        <w:t xml:space="preserve"> </w:t>
+      </w:r>
+      <w:r>
+        <w:rPr>
+          <w:rFonts w:hint="eastAsia"/>
+        </w:rPr>
+        <w:t xml:space="preserve">Pandoc；LaTeX；Word；论文手稿</w:t>
+      </w:r>
+      <w:r>
+        <w:t xml:space="preserve"> </w:t>
+      </w:r>
+      <w:r>
+        <w:rPr>
+          <w:rFonts w:hint="eastAsia"/>
+        </w:rPr>
+        <w:t xml:space="preserve">Manuscript；交叉引用</w:t>
+      </w:r>
+      <w:r>
+        <w:t xml:space="preserve"> Cross references</w:t>
+      </w:r>
+    </w:p>
+    <w:bookmarkStart w:id="77" w:name="sec:introduction"/>
     <w:p>
       <w:pPr>
         <w:pStyle w:val="LptHeading1"/>
@@ -93,8 +126,11 @@
         </w:rPr>
         <w:t xml:space="preserve">引言</w:t>
       </w:r>
-    </w:p>
-    <w:bookmarkEnd w:id="17"/>
+      <w:r>
+        <w:t xml:space="preserve"> Introduction</w:t>
+      </w:r>
+    </w:p>
+    <w:bookmarkEnd w:id="77"/>
     <w:p>
       <w:pPr>
         <w:pStyle w:val="LptBodyText"/>
@@ -104,6 +140,9 @@
           <w:rFonts w:hint="eastAsia"/>
         </w:rPr>
         <w:t xml:space="preserve">论文初稿通常更重视内容结构和审阅便利性，而不是期刊最终排版。为了便于转换为Word，建议手稿中优先使用标准LaTeX命令，例如章节命令、图表环境、公式环境和普通引用命令。</w:t>
+      </w:r>
+      <w:r>
+        <w:t xml:space="preserve"> A draft manuscript usually focuses on content structure and review convenience rather than final journal layout. To make Word conversion easier, the manuscript should prefer standard LaTeX commands, including section commands, figure and table environments, equation environments, and ordinary citation commands.</w:t>
       </w:r>
     </w:p>
     <w:p>
@@ -158,8 +197,62 @@
         </w:rPr>
         <w:t xml:space="preserve">节总结使用建议。</w:t>
       </w:r>
-    </w:p>
-    <w:bookmarkStart w:id="18" w:name="sec:method"/>
+      <w:r>
+        <w:t xml:space="preserve"> The structure of this manuscript is as follows: Section</w:t>
+      </w:r>
+      <w:r>
+        <w:t xml:space="preserve"> </w:t>
+      </w:r>
+      <w:hyperlink w:anchor="sec:method">
+        <w:r>
+          <w:rPr>
+            <w:rStyle w:val="af"/>
+          </w:rPr>
+          <w:t xml:space="preserve">2</w:t>
+        </w:r>
+      </w:hyperlink>
+      <w:r>
+        <w:t xml:space="preserve"> </w:t>
+      </w:r>
+      <w:r>
+        <w:t xml:space="preserve">introduces the basic writing pattern, Section</w:t>
+      </w:r>
+      <w:r>
+        <w:t xml:space="preserve"> </w:t>
+      </w:r>
+      <w:hyperlink w:anchor="sec:results">
+        <w:r>
+          <w:rPr>
+            <w:rStyle w:val="af"/>
+          </w:rPr>
+          <w:t xml:space="preserve">3</w:t>
+        </w:r>
+      </w:hyperlink>
+      <w:r>
+        <w:t xml:space="preserve"> </w:t>
+      </w:r>
+      <w:r>
+        <w:t xml:space="preserve">gives examples of figures, tables, and equations, and Section</w:t>
+      </w:r>
+      <w:r>
+        <w:t xml:space="preserve"> </w:t>
+      </w:r>
+      <w:hyperlink w:anchor="sec:conclusion">
+        <w:r>
+          <w:rPr>
+            <w:rStyle w:val="af"/>
+          </w:rPr>
+          <w:t xml:space="preserve">4</w:t>
+        </w:r>
+      </w:hyperlink>
+      <w:r>
+        <w:t xml:space="preserve"> </w:t>
+      </w:r>
+      <w:r>
+        <w:t xml:space="preserve">summarizes usage suggestions.</w:t>
+      </w:r>
+    </w:p>
+    <w:bookmarkStart w:id="78" w:name="sec:method"/>
     <w:p>
       <w:pPr>
         <w:pStyle w:val="LptHeading1"/>
@@ -170,9 +263,12 @@
         </w:rPr>
         <w:t xml:space="preserve">方法</w:t>
       </w:r>
-    </w:p>
-    <w:bookmarkEnd w:id="18"/>
-    <w:bookmarkStart w:id="19" w:name="subsec:structure"/>
+      <w:r>
+        <w:t xml:space="preserve"> Method</w:t>
+      </w:r>
+    </w:p>
+    <w:bookmarkEnd w:id="78"/>
+    <w:bookmarkStart w:id="79" w:name="subsec:structure"/>
     <w:p>
       <w:pPr>
         <w:pStyle w:val="LptHeading2"/>
@@ -183,8 +279,11 @@
         </w:rPr>
         <w:t xml:space="preserve">手稿结构</w:t>
       </w:r>
-    </w:p>
-    <w:bookmarkEnd w:id="19"/>
+      <w:r>
+        <w:t xml:space="preserve"> Manuscript Structure</w:t>
+      </w:r>
+    </w:p>
+    <w:bookmarkEnd w:id="79"/>
     <w:p>
       <w:pPr>
         <w:pStyle w:val="LptBodyText"/>
@@ -228,8 +327,50 @@
         </w:rPr>
         <w:t xml:space="preserve">表示层级；图、表、公式使用标准浮动体和数学环境。</w:t>
       </w:r>
-    </w:p>
-    <w:bookmarkStart w:id="20" w:name="subsubsec:third-level"/>
+      <w:r>
+        <w:t xml:space="preserve"> The manuscript structure should remain simple. The title, authors, abstract, and keywords are placed before the main text; the body uses</w:t>
+      </w:r>
+      <w:r>
+        <w:t xml:space="preserve"> </w:t>
+      </w:r>
+      <w:r>
+        <w:rPr>
+          <w:rStyle w:val="VerbatimChar"/>
+        </w:rPr>
+        <w:t xml:space="preserve">\section</w:t>
+      </w:r>
+      <w:r>
+        <w:t xml:space="preserve">,</w:t>
+      </w:r>
+      <w:r>
+        <w:t xml:space="preserve"> </w:t>
+      </w:r>
+      <w:r>
+        <w:rPr>
+          <w:rStyle w:val="VerbatimChar"/>
+        </w:rPr>
+        <w:t xml:space="preserve">\subsection</w:t>
+      </w:r>
+      <w:r>
+        <w:t xml:space="preserve">, and</w:t>
+      </w:r>
+      <w:r>
+        <w:t xml:space="preserve"> </w:t>
+      </w:r>
+      <w:r>
+        <w:rPr>
+          <w:rStyle w:val="VerbatimChar"/>
+        </w:rPr>
+        <w:t xml:space="preserve">\subsubsection</w:t>
+      </w:r>
+      <w:r>
+        <w:t xml:space="preserve"> </w:t>
+      </w:r>
+      <w:r>
+        <w:t xml:space="preserve">to express hierarchy; figures, tables, and equations use standard floating and mathematical environments.</w:t>
+      </w:r>
+    </w:p>
+    <w:bookmarkStart w:id="80" w:name="subsubsec:third-level"/>
     <w:p>
       <w:pPr>
         <w:pStyle w:val="LptHeading3"/>
@@ -240,8 +381,11 @@
         </w:rPr>
         <w:t xml:space="preserve">三级标题示例</w:t>
       </w:r>
-    </w:p>
-    <w:bookmarkEnd w:id="20"/>
+      <w:r>
+        <w:t xml:space="preserve"> Third-Level Heading Example</w:t>
+      </w:r>
+    </w:p>
+    <w:bookmarkEnd w:id="80"/>
     <w:p>
       <w:pPr>
         <w:pStyle w:val="LptBodyText"/>
@@ -252,8 +396,11 @@
         </w:rPr>
         <w:t xml:space="preserve">三级标题可用于细分方法、实验条件或推导步骤。若后续需要投递期刊，可在定稿阶段再迁移到期刊模板，而不是在初稿阶段混入大量版式命令。</w:t>
       </w:r>
-    </w:p>
-    <w:bookmarkStart w:id="21" w:name="subsec:equation"/>
+      <w:r>
+        <w:t xml:space="preserve"> A third-level heading can be used to divide methods, experimental conditions, or derivation steps. If the manuscript later needs to be submitted to a journal, it can be migrated to the target journal template at the final stage instead of mixing many layout commands into the draft.</w:t>
+      </w:r>
+    </w:p>
+    <w:bookmarkStart w:id="81" w:name="subsec:equation"/>
     <w:p>
       <w:pPr>
         <w:pStyle w:val="LptHeading2"/>
@@ -264,8 +411,11 @@
         </w:rPr>
         <w:t xml:space="preserve">公式与引用</w:t>
       </w:r>
-    </w:p>
-    <w:bookmarkEnd w:id="21"/>
+      <w:r>
+        <w:t xml:space="preserve"> Equations and Citations</w:t>
+      </w:r>
+    </w:p>
+    <w:bookmarkEnd w:id="81"/>
     <w:p>
       <w:pPr>
         <w:pStyle w:val="LptBodyText"/>
@@ -288,12 +438,32 @@
         </w:rPr>
         <w:t xml:space="preserve">环境。式(1)给出一个简单的线性模型：</w:t>
       </w:r>
+      <w:r>
+        <w:t xml:space="preserve"> Equations should use the standard</w:t>
+      </w:r>
+      <w:r>
+        <w:t xml:space="preserve"> </w:t>
+      </w:r>
+      <w:r>
+        <w:rPr>
+          <w:rStyle w:val="VerbatimChar"/>
+        </w:rPr>
+        <w:t xml:space="preserve">equation</w:t>
+      </w:r>
+      <w:r>
+        <w:t xml:space="preserve"> </w:t>
+      </w:r>
+      <w:r>
+        <w:t xml:space="preserve">environment. Equation (1) gives a simple linear model:</w:t>
+      </w:r>
     </w:p>
     <w:p>
       <w:pPr>
         <w:pStyle w:val="LptEquationNumbered"/>
       </w:pPr>
-      <w:tab/>
+      <w:r>
+        <w:tab/>
+      </w:r>
       <m:oMath>
         <m:r>
           <m:t>y</m:t>
@@ -320,7 +490,9 @@
           <m:t>b</m:t>
         </m:r>
       </m:oMath>
-      <w:tab/>
+      <w:r>
+        <w:tab/>
+      </w:r>
       <w:r>
         <w:t xml:space="preserve">(1)</w:t>
       </w:r>
@@ -379,8 +551,67 @@
         </w:rPr>
         <w:t xml:space="preserve">分别为模型参数。正文中可以继续引用式(1)，但不建议使用期刊模板专用的自定义引用命令。</w:t>
       </w:r>
-    </w:p>
-    <w:bookmarkStart w:id="22" w:name="sec:results"/>
+      <w:r>
+        <w:t xml:space="preserve"> Here,</w:t>
+      </w:r>
+      <w:r>
+        <w:t xml:space="preserve"> </w:t>
+      </w:r>
+      <m:oMath>
+        <m:r>
+          <m:t>x</m:t>
+        </m:r>
+      </m:oMath>
+      <w:r>
+        <w:t xml:space="preserve"> </w:t>
+      </w:r>
+      <w:r>
+        <w:t xml:space="preserve">is the independent variable,</w:t>
+      </w:r>
+      <w:r>
+        <w:t xml:space="preserve"> </w:t>
+      </w:r>
+      <m:oMath>
+        <m:r>
+          <m:t>y</m:t>
+        </m:r>
+      </m:oMath>
+      <w:r>
+        <w:t xml:space="preserve"> </w:t>
+      </w:r>
+      <w:r>
+        <w:t xml:space="preserve">is the dependent variable, and</w:t>
+      </w:r>
+      <w:r>
+        <w:t xml:space="preserve"> </w:t>
+      </w:r>
+      <m:oMath>
+        <m:r>
+          <m:t>a</m:t>
+        </m:r>
+      </m:oMath>
+      <w:r>
+        <w:t xml:space="preserve"> </w:t>
+      </w:r>
+      <w:r>
+        <w:t xml:space="preserve">and</w:t>
+      </w:r>
+      <w:r>
+        <w:t xml:space="preserve"> </w:t>
+      </w:r>
+      <m:oMath>
+        <m:r>
+          <m:t>b</m:t>
+        </m:r>
+      </m:oMath>
+      <w:r>
+        <w:t xml:space="preserve"> </w:t>
+      </w:r>
+      <w:r>
+        <w:t xml:space="preserve">are model parameters. The body text can continue to cite Equation (1), but journal-template-specific custom reference commands are not recommended.</w:t>
+      </w:r>
+    </w:p>
+    <w:bookmarkStart w:id="82" w:name="sec:results"/>
     <w:p>
       <w:pPr>
         <w:pStyle w:val="LptHeading1"/>
@@ -391,9 +622,12 @@
         </w:rPr>
         <w:t xml:space="preserve">结果与讨论</w:t>
       </w:r>
-    </w:p>
-    <w:bookmarkEnd w:id="22"/>
-    <w:bookmarkStart w:id="23" w:name="subsec:figure"/>
+      <w:r>
+        <w:t xml:space="preserve"> Results and Discussion</w:t>
+      </w:r>
+    </w:p>
+    <w:bookmarkEnd w:id="82"/>
+    <w:bookmarkStart w:id="83" w:name="subsec:figure"/>
     <w:p>
       <w:pPr>
         <w:pStyle w:val="LptHeading2"/>
@@ -404,8 +638,11 @@
         </w:rPr>
         <w:t xml:space="preserve">图片示例</w:t>
       </w:r>
-    </w:p>
-    <w:bookmarkEnd w:id="23"/>
+      <w:r>
+        <w:t xml:space="preserve"> Figure Examples</w:t>
+      </w:r>
+    </w:p>
+    <w:bookmarkEnd w:id="83"/>
     <w:p>
       <w:pPr>
         <w:pStyle w:val="LptBodyText"/>
@@ -428,8 +665,26 @@
         </w:rPr>
         <w:t xml:space="preserve">，不要使用双语图题计数器回退等复杂写法。注意，Word不支持PDF格式的图片，因此脚本在处理时先将pdf导出成了PNG格式。</w:t>
       </w:r>
-    </w:p>
-    <w:bookmarkStart w:id="27" w:name="fig:vector-format-test-pdf"/>
+      <w:r>
+        <w:t xml:space="preserve"> Figure 1 and Figure 2 show ordinary figure environments. They insert the same image in PDF and PNG formats to check compatibility during LaTeX compilation and Pandoc-to-Word conversion. To help Pandoc recognize figures, each figure should keep only one</w:t>
+      </w:r>
+      <w:r>
+        <w:t xml:space="preserve"> </w:t>
+      </w:r>
+      <w:r>
+        <w:rPr>
+          <w:rStyle w:val="VerbatimChar"/>
+        </w:rPr>
+        <w:t xml:space="preserve">\caption</w:t>
+      </w:r>
+      <w:r>
+        <w:t xml:space="preserve"> </w:t>
+      </w:r>
+      <w:r>
+        <w:t xml:space="preserve">and avoid complex patterns such as bilingual caption counter rollback. Note that Word does not support PDF images, so the script first exports PDF images to PNG during processing.</w:t>
+      </w:r>
+    </w:p>
+    <w:bookmarkStart w:id="87" w:name="fig:vector-format-test-pdf"/>
     <w:p>
       <w:pPr>
         <w:pStyle w:val="CaptionedFigure"/>
@@ -439,18 +694,18 @@
           <wp:inline>
             <wp:extent cx="2510777" cy="779839"/>
             <wp:effectExtent b="0" l="0" r="0" t="0"/>
-            <wp:docPr descr="" title="" id="25" name="Picture"/>
+            <wp:docPr descr="" title="" id="85" name="Picture"/>
             <a:graphic>
               <a:graphicData uri="http://schemas.openxmlformats.org/drawingml/2006/picture">
                 <pic:pic>
                   <pic:nvPicPr>
-                    <pic:cNvPr descr="example-fig-1-048ca51106-300dpi.png" id="26" name="Picture"/>
+                    <pic:cNvPr descr="example-fig-1-048ca51106-300dpi.png" id="86" name="Picture"/>
                     <pic:cNvPicPr>
                       <a:picLocks noChangeArrowheads="1" noChangeAspect="1"/>
                     </pic:cNvPicPr>
                   </pic:nvPicPr>
                   <pic:blipFill>
-                    <a:blip r:embed="rId24"/>
+                    <a:blip r:embed="rId84"/>
                     <a:stretch>
                       <a:fillRect/>
                     </a:stretch>
@@ -505,9 +760,12 @@
         </w:rPr>
         <w:t xml:space="preserve">矢量图</w:t>
       </w:r>
-    </w:p>
-    <w:bookmarkEnd w:id="27"/>
-    <w:bookmarkStart w:id="31" w:name="fig:vector-format-test-png"/>
+      <w:r>
+        <w:t xml:space="preserve"> Figure format test: PDF vector image</w:t>
+      </w:r>
+    </w:p>
+    <w:bookmarkEnd w:id="87"/>
+    <w:bookmarkStart w:id="91" w:name="fig:vector-format-test-png"/>
     <w:p>
       <w:pPr>
         <w:pStyle w:val="CaptionedFigure"/>
@@ -517,18 +775,18 @@
           <wp:inline>
             <wp:extent cx="2498544" cy="767606"/>
             <wp:effectExtent b="0" l="0" r="0" t="0"/>
-            <wp:docPr descr="" title="" id="29" name="Picture"/>
+            <wp:docPr descr="" title="" id="89" name="Picture"/>
             <a:graphic>
               <a:graphicData uri="http://schemas.openxmlformats.org/drawingml/2006/picture">
                 <pic:pic>
                   <pic:nvPicPr>
-                    <pic:cNvPr descr="example-fig-2.png" id="30" name="Picture"/>
+                    <pic:cNvPr descr="example-fig-2.png" id="90" name="Picture"/>
                     <pic:cNvPicPr>
                       <a:picLocks noChangeArrowheads="1" noChangeAspect="1"/>
                     </pic:cNvPicPr>
                   </pic:nvPicPr>
                   <pic:blipFill>
-                    <a:blip r:embed="rId28"/>
+                    <a:blip r:embed="rId88"/>
                     <a:stretch>
                       <a:fillRect/>
                     </a:stretch>
@@ -583,9 +841,12 @@
         </w:rPr>
         <w:t xml:space="preserve">位图</w:t>
       </w:r>
-    </w:p>
-    <w:bookmarkEnd w:id="31"/>
-    <w:bookmarkStart w:id="32" w:name="subsec:table"/>
+      <w:r>
+        <w:t xml:space="preserve"> Figure format test: PNG bitmap image</w:t>
+      </w:r>
+    </w:p>
+    <w:bookmarkEnd w:id="91"/>
+    <w:bookmarkStart w:id="92" w:name="subsec:table"/>
     <w:p>
       <w:pPr>
         <w:pStyle w:val="LptHeading2"/>
@@ -596,8 +857,11 @@
         </w:rPr>
         <w:t xml:space="preserve">表格示例</w:t>
       </w:r>
-    </w:p>
-    <w:bookmarkEnd w:id="32"/>
+      <w:r>
+        <w:t xml:space="preserve"> Table Example</w:t>
+      </w:r>
+    </w:p>
+    <w:bookmarkEnd w:id="92"/>
     <w:p>
       <w:pPr>
         <w:pStyle w:val="LptBodyText"/>
@@ -653,8 +917,62 @@
         </w:rPr>
         <w:t xml:space="preserve">，这类结构通常比复杂合并单元格更利于转换。</w:t>
       </w:r>
-    </w:p>
-    <w:bookmarkStart w:id="33" w:name="tab:sample"/>
+      <w:r>
+        <w:t xml:space="preserve"> Table 1 gives a three-line table. Tables can use the</w:t>
+      </w:r>
+      <w:r>
+        <w:t xml:space="preserve"> </w:t>
+      </w:r>
+      <w:r>
+        <w:rPr>
+          <w:rStyle w:val="VerbatimChar"/>
+        </w:rPr>
+        <w:t xml:space="preserve">\toprule</w:t>
+      </w:r>
+      <w:r>
+        <w:t xml:space="preserve">,</w:t>
+      </w:r>
+      <w:r>
+        <w:t xml:space="preserve"> </w:t>
+      </w:r>
+      <w:r>
+        <w:rPr>
+          <w:rStyle w:val="VerbatimChar"/>
+        </w:rPr>
+        <w:t xml:space="preserve">\midrule</w:t>
+      </w:r>
+      <w:r>
+        <w:t xml:space="preserve">, and</w:t>
+      </w:r>
+      <w:r>
+        <w:t xml:space="preserve"> </w:t>
+      </w:r>
+      <w:r>
+        <w:rPr>
+          <w:rStyle w:val="VerbatimChar"/>
+        </w:rPr>
+        <w:t xml:space="preserve">\bottomrule</w:t>
+      </w:r>
+      <w:r>
+        <w:t xml:space="preserve"> </w:t>
+      </w:r>
+      <w:r>
+        <w:t xml:space="preserve">commands from</w:t>
+      </w:r>
+      <w:r>
+        <w:t xml:space="preserve"> </w:t>
+      </w:r>
+      <w:r>
+        <w:rPr>
+          <w:rStyle w:val="VerbatimChar"/>
+        </w:rPr>
+        <w:t xml:space="preserve">booktabs</w:t>
+      </w:r>
+      <w:r>
+        <w:t xml:space="preserve">; this structure is usually easier to convert than complex merged cells.</w:t>
+      </w:r>
+    </w:p>
+    <w:bookmarkStart w:id="93" w:name="tab:sample"/>
     <w:p>
       <w:pPr>
         <w:pStyle w:val="LptTableCaption"/>
@@ -673,6 +991,9 @@
           <w:rFonts w:hint="eastAsia"/>
         </w:rPr>
         <w:t xml:space="preserve">表格示例：模型参数</w:t>
+      </w:r>
+      <w:r>
+        <w:t xml:space="preserve"> Table example: model parameters</w:t>
       </w:r>
     </w:p>
     <w:tbl>
@@ -680,7 +1001,7 @@
         <w:tblStyle w:val="Table"/>
         <w:tblW w:type="auto" w:w="0"/>
         <w:tblLook w:firstRow="1" w:lastRow="0" w:firstColumn="0" w:lastColumn="0" w:noHBand="0" w:noVBand="0" w:val="0020"/>
-        <w:tblCaption w:val="表 1 表格示例：模型参数"/>
+        <w:tblCaption w:val="表 1 表格示例：模型参数 Table example: model parameters"/>
         <w:jc w:val="center"/>
         <w:tblLayout w:type="autofit"/>
         <w:tblBorders>
@@ -723,6 +1044,9 @@
               </w:rPr>
               <w:t xml:space="preserve">参数</w:t>
             </w:r>
+            <w:r>
+              <w:t xml:space="preserve"> Parameter</w:t>
+            </w:r>
           </w:p>
         </w:tc>
         <w:tc>
@@ -747,6 +1071,9 @@
               </w:rPr>
               <w:t xml:space="preserve">数值</w:t>
             </w:r>
+            <w:r>
+              <w:t xml:space="preserve"> Value</w:t>
+            </w:r>
           </w:p>
         </w:tc>
         <w:tc>
@@ -770,6 +1097,9 @@
                 <w:rFonts w:hint="eastAsia"/>
               </w:rPr>
               <w:t xml:space="preserve">单位</w:t>
+            </w:r>
+            <w:r>
+              <w:t xml:space="preserve"> Unit</w:t>
             </w:r>
           </w:p>
         </w:tc>
@@ -796,6 +1126,9 @@
                 <w:rFonts w:hint="eastAsia"/>
               </w:rPr>
               <w:t xml:space="preserve">斜率</w:t>
+            </w:r>
+            <w:r>
+              <w:t xml:space="preserve"> Slope</w:t>
             </w:r>
             <w:r>
               <w:t xml:space="preserve"> </w:t>
@@ -874,6 +1207,9 @@
               <w:t xml:space="preserve">截距</w:t>
             </w:r>
             <w:r>
+              <w:t xml:space="preserve"> Intercept</w:t>
+            </w:r>
+            <w:r>
               <w:t xml:space="preserve"> </w:t>
             </w:r>
             <m:oMath>
@@ -950,6 +1286,9 @@
               <w:t xml:space="preserve">样本数</w:t>
             </w:r>
             <w:r>
+              <w:t xml:space="preserve"> Sample size</w:t>
+            </w:r>
+            <w:r>
               <w:t xml:space="preserve"> </w:t>
             </w:r>
             <m:oMath>
@@ -1003,8 +1342,8 @@
         </w:tc>
       </w:tr>
     </w:tbl>
-    <w:bookmarkEnd w:id="33"/>
-    <w:bookmarkStart w:id="34" w:name="subsec:cross-reference"/>
+    <w:bookmarkEnd w:id="93"/>
+    <w:bookmarkStart w:id="94" w:name="subsec:cross-reference"/>
     <w:p>
       <w:pPr>
         <w:pStyle w:val="LptHeading2"/>
@@ -1015,8 +1354,11 @@
         </w:rPr>
         <w:t xml:space="preserve">综合引用示例</w:t>
       </w:r>
-    </w:p>
-    <w:bookmarkEnd w:id="34"/>
+      <w:r>
+        <w:t xml:space="preserve"> Combined Cross-Reference Example</w:t>
+      </w:r>
+    </w:p>
+    <w:bookmarkEnd w:id="94"/>
     <w:p>
       <w:pPr>
         <w:pStyle w:val="LptBodyText"/>
@@ -1042,6 +1384,26 @@
         <w:t xml:space="preserve">节定义了模型，式(1)给出了数学表达，图1、图2和表1分别展示了图片和表格的写法。</w:t>
       </w:r>
       <w:r>
+        <w:t xml:space="preserve"> Multiple objects can be cited together in the discussion. For example, Section</w:t>
+      </w:r>
+      <w:r>
+        <w:t xml:space="preserve"> </w:t>
+      </w:r>
+      <w:hyperlink w:anchor="subsec:equation">
+        <w:r>
+          <w:rPr>
+            <w:rStyle w:val="af"/>
+          </w:rPr>
+          <w:t xml:space="preserve">2.2</w:t>
+        </w:r>
+      </w:hyperlink>
+      <w:r>
+        <w:t xml:space="preserve"> </w:t>
+      </w:r>
+      <w:r>
+        <w:t xml:space="preserve">defines the model, Equation (1) gives the mathematical expression, and Figure 1, Figure 2, and Table 1 show the writing patterns for figures and tables.</w:t>
+      </w:r>
+      <w:r>
         <w:t xml:space="preserve"> </w:t>
       </w:r>
       <w:r>
@@ -1350,8 +1712,236 @@
         </w:rPr>
         <w:t xml:space="preserve">；在Pandoc转Word时，这些引用可以通过同一个BibTeX数据库统一管理。</w:t>
       </w:r>
-    </w:p>
-    <w:bookmarkStart w:id="35" w:name="sec:conclusion"/>
+      <w:r>
+        <w:t xml:space="preserve"> The bibliography file in this template covers many BibTeX entry types, including journal articles</w:t>
+      </w:r>
+      <w:r>
+        <w:rPr>
+          <w:vertAlign w:val="superscript"/>
+        </w:rPr>
+        <w:t xml:space="preserve">[1, 2]</w:t>
+      </w:r>
+      <w:r>
+        <w:t xml:space="preserve">, archives</w:t>
+      </w:r>
+      <w:r>
+        <w:rPr>
+          <w:vertAlign w:val="superscript"/>
+        </w:rPr>
+        <w:t xml:space="preserve">[3]</w:t>
+      </w:r>
+      <w:r>
+        <w:t xml:space="preserve">, books</w:t>
+      </w:r>
+      <w:r>
+        <w:rPr>
+          <w:vertAlign w:val="superscript"/>
+        </w:rPr>
+        <w:t xml:space="preserve">[4]</w:t>
+      </w:r>
+      <w:r>
+        <w:t xml:space="preserve">, booklets</w:t>
+      </w:r>
+      <w:r>
+        <w:rPr>
+          <w:vertAlign w:val="superscript"/>
+        </w:rPr>
+        <w:t xml:space="preserve">[5]</w:t>
+      </w:r>
+      <w:r>
+        <w:t xml:space="preserve">, collections</w:t>
+      </w:r>
+      <w:r>
+        <w:rPr>
+          <w:vertAlign w:val="superscript"/>
+        </w:rPr>
+        <w:t xml:space="preserve">[6]</w:t>
+      </w:r>
+      <w:r>
+        <w:t xml:space="preserve">, conference papers</w:t>
+      </w:r>
+      <w:r>
+        <w:rPr>
+          <w:vertAlign w:val="superscript"/>
+        </w:rPr>
+        <w:t xml:space="preserve">[7, 8]</w:t>
+      </w:r>
+      <w:r>
+        <w:t xml:space="preserve">, databases</w:t>
+      </w:r>
+      <w:r>
+        <w:rPr>
+          <w:vertAlign w:val="superscript"/>
+        </w:rPr>
+        <w:t xml:space="preserve">[9]</w:t>
+      </w:r>
+      <w:r>
+        <w:t xml:space="preserve">, datasets</w:t>
+      </w:r>
+      <w:r>
+        <w:rPr>
+          <w:vertAlign w:val="superscript"/>
+        </w:rPr>
+        <w:t xml:space="preserve">[10]</w:t>
+      </w:r>
+      <w:r>
+        <w:t xml:space="preserve">, electronic resources</w:t>
+      </w:r>
+      <w:r>
+        <w:rPr>
+          <w:vertAlign w:val="superscript"/>
+        </w:rPr>
+        <w:t xml:space="preserve">[11]</w:t>
+      </w:r>
+      <w:r>
+        <w:t xml:space="preserve">, book chapters</w:t>
+      </w:r>
+      <w:r>
+        <w:rPr>
+          <w:vertAlign w:val="superscript"/>
+        </w:rPr>
+        <w:t xml:space="preserve">[12]</w:t>
+      </w:r>
+      <w:r>
+        <w:t xml:space="preserve">, proceedings chapters</w:t>
+      </w:r>
+      <w:r>
+        <w:rPr>
+          <w:vertAlign w:val="superscript"/>
+        </w:rPr>
+        <w:t xml:space="preserve">[13]</w:t>
+      </w:r>
+      <w:r>
+        <w:t xml:space="preserve">, manuals</w:t>
+      </w:r>
+      <w:r>
+        <w:rPr>
+          <w:vertAlign w:val="superscript"/>
+        </w:rPr>
+        <w:t xml:space="preserve">[14]</w:t>
+      </w:r>
+      <w:r>
+        <w:t xml:space="preserve">, maps</w:t>
+      </w:r>
+      <w:r>
+        <w:rPr>
+          <w:vertAlign w:val="superscript"/>
+        </w:rPr>
+        <w:t xml:space="preserve">[15]</w:t>
+      </w:r>
+      <w:r>
+        <w:t xml:space="preserve">, theses</w:t>
+      </w:r>
+      <w:r>
+        <w:rPr>
+          <w:vertAlign w:val="superscript"/>
+        </w:rPr>
+        <w:t xml:space="preserve">[16, 17]</w:t>
+      </w:r>
+      <w:r>
+        <w:t xml:space="preserve">, miscellaneous materials</w:t>
+      </w:r>
+      <w:r>
+        <w:rPr>
+          <w:vertAlign w:val="superscript"/>
+        </w:rPr>
+        <w:t xml:space="preserve">[18]</w:t>
+      </w:r>
+      <w:r>
+        <w:t xml:space="preserve">, monographs</w:t>
+      </w:r>
+      <w:r>
+        <w:rPr>
+          <w:vertAlign w:val="superscript"/>
+        </w:rPr>
+        <w:t xml:space="preserve">[19]</w:t>
+      </w:r>
+      <w:r>
+        <w:t xml:space="preserve">, newspaper articles</w:t>
+      </w:r>
+      <w:r>
+        <w:rPr>
+          <w:vertAlign w:val="superscript"/>
+        </w:rPr>
+        <w:t xml:space="preserve">[20]</w:t>
+      </w:r>
+      <w:r>
+        <w:t xml:space="preserve">, online resources</w:t>
+      </w:r>
+      <w:r>
+        <w:rPr>
+          <w:vertAlign w:val="superscript"/>
+        </w:rPr>
+        <w:t xml:space="preserve">[21]</w:t>
+      </w:r>
+      <w:r>
+        <w:t xml:space="preserve">, patents</w:t>
+      </w:r>
+      <w:r>
+        <w:rPr>
+          <w:vertAlign w:val="superscript"/>
+        </w:rPr>
+        <w:t xml:space="preserve">[22]</w:t>
+      </w:r>
+      <w:r>
+        <w:t xml:space="preserve">, serials</w:t>
+      </w:r>
+      <w:r>
+        <w:rPr>
+          <w:vertAlign w:val="superscript"/>
+        </w:rPr>
+        <w:t xml:space="preserve">[23]</w:t>
+      </w:r>
+      <w:r>
+        <w:t xml:space="preserve">, proceedings</w:t>
+      </w:r>
+      <w:r>
+        <w:rPr>
+          <w:vertAlign w:val="superscript"/>
+        </w:rPr>
+        <w:t xml:space="preserve">[24]</w:t>
+      </w:r>
+      <w:r>
+        <w:t xml:space="preserve">, software</w:t>
+      </w:r>
+      <w:r>
+        <w:rPr>
+          <w:vertAlign w:val="superscript"/>
+        </w:rPr>
+        <w:t xml:space="preserve">[25]</w:t>
+      </w:r>
+      <w:r>
+        <w:t xml:space="preserve">, standards</w:t>
+      </w:r>
+      <w:r>
+        <w:rPr>
+          <w:vertAlign w:val="superscript"/>
+        </w:rPr>
+        <w:t xml:space="preserve">[26]</w:t>
+      </w:r>
+      <w:r>
+        <w:t xml:space="preserve">, technical reports</w:t>
+      </w:r>
+      <w:r>
+        <w:rPr>
+          <w:vertAlign w:val="superscript"/>
+        </w:rPr>
+        <w:t xml:space="preserve">[27]</w:t>
+      </w:r>
+      <w:r>
+        <w:t xml:space="preserve">, and unpublished materials</w:t>
+      </w:r>
+      <w:r>
+        <w:rPr>
+          <w:vertAlign w:val="superscript"/>
+        </w:rPr>
+        <w:t xml:space="preserve">[28]</w:t>
+      </w:r>
+      <w:r>
+        <w:t xml:space="preserve">. During Pandoc-to-Word conversion, these references can be managed through the same BibTeX database.</w:t>
+      </w:r>
+    </w:p>
+    <w:bookmarkStart w:id="95" w:name="sec:conclusion"/>
     <w:p>
       <w:pPr>
         <w:pStyle w:val="LptHeading1"/>
@@ -1362,8 +1952,11 @@
         </w:rPr>
         <w:t xml:space="preserve">结论</w:t>
       </w:r>
-    </w:p>
-    <w:bookmarkEnd w:id="35"/>
+      <w:r>
+        <w:t xml:space="preserve"> Conclusion</w:t>
+      </w:r>
+    </w:p>
+    <w:bookmarkEnd w:id="95"/>
     <w:p>
       <w:pPr>
         <w:pStyle w:val="LptBodyText"/>
@@ -1374,6 +1967,9 @@
         </w:rPr>
         <w:t xml:space="preserve">本文示例保留了论文手稿的核心语义元素，同时删除了期刊模板中的页眉页脚、双栏、字体、复杂标题页和专用参考文献宏。这样的写法更适合作为Pandoc转Word审阅稿的源文件。</w:t>
       </w:r>
+      <w:r>
+        <w:t xml:space="preserve"> This example keeps the core semantic elements of a manuscript while removing journal-template elements such as headers and footers, two-column layout, special fonts, complex title pages, and dedicated reference macros. This writing style is more suitable as the source file for a Pandoc-generated Word review draft.</w:t>
+      </w:r>
     </w:p>
     <w:p>
       <w:pPr>
@@ -1386,8 +1982,8 @@
         <w:t xml:space="preserve">参考文献</w:t>
       </w:r>
     </w:p>
-    <w:bookmarkStart w:id="74" w:name="refs"/>
-    <w:bookmarkStart w:id="37" w:name="ref-nightcity2077chipSideChannel"/>
+    <w:bookmarkStart w:id="134" w:name="refs"/>
+    <w:bookmarkStart w:id="97" w:name="ref-nightcity2077chipSideChannel"/>
     <w:p>
       <w:pPr>
         <w:pStyle w:val="LptReferenceItem"/>
@@ -1407,7 +2003,7 @@
       <w:r>
         <w:t xml:space="preserve"> </w:t>
       </w:r>
-      <w:hyperlink r:id="rId36">
+      <w:hyperlink r:id="rId96">
         <w:r>
           <w:rPr>
             <w:rStyle w:val="af"/>
@@ -1419,8 +2015,8 @@
         <w:t xml:space="preserve">.</w:t>
       </w:r>
     </w:p>
-    <w:bookmarkEnd w:id="37"/>
-    <w:bookmarkStart w:id="39" w:name="ref-wang2047flyingBlade"/>
+    <w:bookmarkEnd w:id="97"/>
+    <w:bookmarkStart w:id="99" w:name="ref-wang2047flyingBlade"/>
     <w:p>
       <w:pPr>
         <w:pStyle w:val="LptReferenceItem"/>
@@ -1464,7 +2060,7 @@
       <w:r>
         <w:t xml:space="preserve"> </w:t>
       </w:r>
-      <w:hyperlink r:id="rId38">
+      <w:hyperlink r:id="rId98">
         <w:r>
           <w:rPr>
             <w:rStyle w:val="af"/>
@@ -1476,8 +2072,8 @@
         <w:t xml:space="preserve">.</w:t>
       </w:r>
     </w:p>
-    <w:bookmarkEnd w:id="39"/>
-    <w:bookmarkStart w:id="41" w:name="ref-天庭巡查司648六根封存"/>
+    <w:bookmarkEnd w:id="99"/>
+    <w:bookmarkStart w:id="101" w:name="ref-天庭巡查司648六根封存"/>
     <w:p>
       <w:pPr>
         <w:pStyle w:val="LptReferenceItem"/>
@@ -1536,7 +2132,7 @@
       <w:r>
         <w:t xml:space="preserve"> </w:t>
       </w:r>
-      <w:hyperlink r:id="rId40">
+      <w:hyperlink r:id="rId100">
         <w:r>
           <w:rPr>
             <w:rStyle w:val="af"/>
@@ -1549,8 +2145,8 @@
         <w:t xml:space="preserve">.</w:t>
       </w:r>
     </w:p>
-    <w:bookmarkEnd w:id="41"/>
-    <w:bookmarkStart w:id="42" w:name="ref-logan1023firstFlame"/>
+    <w:bookmarkEnd w:id="101"/>
+    <w:bookmarkStart w:id="102" w:name="ref-logan1023firstFlame"/>
     <w:p>
       <w:pPr>
         <w:pStyle w:val="LptReferenceItem"/>
@@ -1568,8 +2164,8 @@
         <w:t xml:space="preserve">LOGAN B H. Soul-level decay, hollowing dynamics, and vessel relink thresholds under residual first-flame radiation[M]. Vinheim: Vinheim Academy Press, 1023: 1-486.</w:t>
       </w:r>
     </w:p>
-    <w:bookmarkEnd w:id="42"/>
-    <w:bookmarkStart w:id="43" w:name="ref-htt2010teaTimeRules"/>
+    <w:bookmarkEnd w:id="102"/>
+    <w:bookmarkStart w:id="103" w:name="ref-htt2010teaTimeRules"/>
     <w:p>
       <w:pPr>
         <w:pStyle w:val="LptReferenceItem"/>
@@ -1629,8 +2225,8 @@
         <w:t xml:space="preserve"> [S.l.: s.n.], 2010.</w:t>
       </w:r>
     </w:p>
-    <w:bookmarkEnd w:id="43"/>
-    <w:bookmarkStart w:id="44" w:name="ref-senshi514dungeonFoodSystems"/>
+    <w:bookmarkEnd w:id="103"/>
+    <w:bookmarkStart w:id="104" w:name="ref-senshi514dungeonFoodSystems"/>
     <w:p>
       <w:pPr>
         <w:pStyle w:val="LptReferenceItem"/>
@@ -1657,8 +2253,8 @@
         <w:t xml:space="preserve"> 1-372.</w:t>
       </w:r>
     </w:p>
-    <w:bookmarkEnd w:id="44"/>
-    <w:bookmarkStart w:id="46" w:name="ref-二郎642六根分配"/>
+    <w:bookmarkEnd w:id="104"/>
+    <w:bookmarkStart w:id="106" w:name="ref-二郎642六根分配"/>
     <w:p>
       <w:pPr>
         <w:pStyle w:val="LptReferenceItem"/>
@@ -1720,7 +2316,7 @@
       <w:r>
         <w:t xml:space="preserve"> </w:t>
       </w:r>
-      <w:hyperlink r:id="rId45">
+      <w:hyperlink r:id="rId105">
         <w:r>
           <w:rPr>
             <w:rStyle w:val="af"/>
@@ -1733,8 +2329,8 @@
         <w:t xml:space="preserve">.</w:t>
       </w:r>
     </w:p>
-    <w:bookmarkEnd w:id="46"/>
-    <w:bookmarkStart w:id="48" w:name="ref-bridges2039timefallRouting"/>
+    <w:bookmarkEnd w:id="106"/>
+    <w:bookmarkStart w:id="108" w:name="ref-bridges2039timefallRouting"/>
     <w:p>
       <w:pPr>
         <w:pStyle w:val="LptReferenceItem"/>
@@ -1754,7 +2350,7 @@
       <w:r>
         <w:t xml:space="preserve"> </w:t>
       </w:r>
-      <w:hyperlink r:id="rId47">
+      <w:hyperlink r:id="rId107">
         <w:r>
           <w:rPr>
             <w:rStyle w:val="af"/>
@@ -1766,8 +2362,8 @@
         <w:t xml:space="preserve">.</w:t>
       </w:r>
     </w:p>
-    <w:bookmarkEnd w:id="48"/>
-    <w:bookmarkStart w:id="50" w:name="ref-ofnir1320landsBetweenDatabase"/>
+    <w:bookmarkEnd w:id="108"/>
+    <w:bookmarkStart w:id="110" w:name="ref-ofnir1320landsBetweenDatabase"/>
     <w:p>
       <w:pPr>
         <w:pStyle w:val="LptReferenceItem"/>
@@ -1787,7 +2383,7 @@
       <w:r>
         <w:t xml:space="preserve"> </w:t>
       </w:r>
-      <w:hyperlink r:id="rId49">
+      <w:hyperlink r:id="rId109">
         <w:r>
           <w:rPr>
             <w:rStyle w:val="af"/>
@@ -1799,8 +2395,8 @@
         <w:t xml:space="preserve">.</w:t>
       </w:r>
     </w:p>
-    <w:bookmarkEnd w:id="50"/>
-    <w:bookmarkStart w:id="52" w:name="ref-heroAssociation2021disasterDataset"/>
+    <w:bookmarkEnd w:id="110"/>
+    <w:bookmarkStart w:id="112" w:name="ref-heroAssociation2021disasterDataset"/>
     <w:p>
       <w:pPr>
         <w:pStyle w:val="LptReferenceItem"/>
@@ -1820,7 +2416,7 @@
       <w:r>
         <w:t xml:space="preserve"> </w:t>
       </w:r>
-      <w:hyperlink r:id="rId51">
+      <w:hyperlink r:id="rId111">
         <w:r>
           <w:rPr>
             <w:rStyle w:val="af"/>
@@ -1832,8 +2428,8 @@
         <w:t xml:space="preserve">.</w:t>
       </w:r>
     </w:p>
-    <w:bookmarkEnd w:id="52"/>
-    <w:bookmarkStart w:id="54" w:name="ref-alvarez2076braindanceArtifacts"/>
+    <w:bookmarkEnd w:id="112"/>
+    <w:bookmarkStart w:id="114" w:name="ref-alvarez2076braindanceArtifacts"/>
     <w:p>
       <w:pPr>
         <w:pStyle w:val="LptReferenceItem"/>
@@ -1853,7 +2449,7 @@
       <w:r>
         <w:t xml:space="preserve"> </w:t>
       </w:r>
-      <w:hyperlink r:id="rId53">
+      <w:hyperlink r:id="rId113">
         <w:r>
           <w:rPr>
             <w:rStyle w:val="af"/>
@@ -1865,8 +2461,8 @@
         <w:t xml:space="preserve">.</w:t>
       </w:r>
     </w:p>
-    <w:bookmarkEnd w:id="54"/>
-    <w:bookmarkStart w:id="55" w:name="ref-tu550moonEngineChapter"/>
+    <w:bookmarkEnd w:id="114"/>
+    <w:bookmarkStart w:id="115" w:name="ref-tu550moonEngineChapter"/>
     <w:p>
       <w:pPr>
         <w:pStyle w:val="LptReferenceItem"/>
@@ -1899,8 +2495,8 @@
         <w:t xml:space="preserve"> United Earth Government Engineering History Office, 2058: 201-238.</w:t>
       </w:r>
     </w:p>
-    <w:bookmarkEnd w:id="55"/>
-    <w:bookmarkStart w:id="56" w:name="ref-frieren1045memoryMagic"/>
+    <w:bookmarkEnd w:id="115"/>
+    <w:bookmarkStart w:id="116" w:name="ref-frieren1045memoryMagic"/>
     <w:p>
       <w:pPr>
         <w:pStyle w:val="LptReferenceItem"/>
@@ -1918,8 +2514,8 @@
         <w:t xml:space="preserve">FRIEREN, FERN. Memory error in long-lived species, low-frequency mourning behavior, and maintenance of civilian magic catalogues[M]//HEITER, SEIN. Applied Memory Engineering after the Demon King’s Defeat. Äußerst: Central Magic Association Press, 1045: 73-102.</w:t>
       </w:r>
     </w:p>
-    <w:bookmarkEnd w:id="56"/>
-    <w:bookmarkStart w:id="57" w:name="ref-sculptor1579prostheticManual"/>
+    <w:bookmarkEnd w:id="116"/>
+    <w:bookmarkStart w:id="117" w:name="ref-sculptor1579prostheticManual"/>
     <w:p>
       <w:pPr>
         <w:pStyle w:val="LptReferenceItem"/>
@@ -1937,8 +2533,8 @@
         <w:t xml:space="preserve">SCULPTOR T, EMMA. Maintenance of modular shinobi prosthetic mechanisms, tool load matching, and post-inflammatory tissue recovery[M]. Ashina Outskirts: Dilapidated Temple Prosthetic Office, 1579: 1-96.</w:t>
       </w:r>
     </w:p>
-    <w:bookmarkEnd w:id="57"/>
-    <w:bookmarkStart w:id="58" w:name="ref-senshi514goldenCountryMap"/>
+    <w:bookmarkEnd w:id="117"/>
+    <w:bookmarkStart w:id="118" w:name="ref-senshi514goldenCountryMap"/>
     <w:p>
       <w:pPr>
         <w:pStyle w:val="LptReferenceItem"/>
@@ -1986,8 +2582,8 @@
         <w:t xml:space="preserve">514公元.</w:t>
       </w:r>
     </w:p>
-    <w:bookmarkEnd w:id="58"/>
-    <w:bookmarkStart w:id="59" w:name="ref-gotoh2023stageNoise"/>
+    <w:bookmarkEnd w:id="118"/>
+    <w:bookmarkStart w:id="119" w:name="ref-gotoh2023stageNoise"/>
     <w:p>
       <w:pPr>
         <w:pStyle w:val="LptReferenceItem"/>
@@ -2005,8 +2601,8 @@
         <w:t xml:space="preserve">GOTOH H. Correlations among individual anxiety feedback, guitar distortion parameters, and small-band synchronization in low-signal-to-noise stage environments[Z]. [S.l.: s.n.], 2023.</w:t>
       </w:r>
     </w:p>
-    <w:bookmarkEnd w:id="59"/>
-    <w:bookmarkStart w:id="60" w:name="ref-sellen1214primevalCurrent"/>
+    <w:bookmarkEnd w:id="119"/>
+    <w:bookmarkStart w:id="120" w:name="ref-sellen1214primevalCurrent"/>
     <w:p>
       <w:pPr>
         <w:pStyle w:val="LptReferenceItem"/>
@@ -2024,8 +2620,8 @@
         <w:t xml:space="preserve">SELLEN S. Coherent excitation of the primeval current in glintstone cores, consciousness transcription, and the ethical boundary of academy experimentation[Z]. [S.l.: s.n.], 1214.</w:t>
       </w:r>
     </w:p>
-    <w:bookmarkEnd w:id="60"/>
-    <w:bookmarkStart w:id="61" w:name="ref-rubicon621jobFragments"/>
+    <w:bookmarkEnd w:id="120"/>
+    <w:bookmarkStart w:id="121" w:name="ref-rubicon621jobFragments"/>
     <w:p>
       <w:pPr>
         <w:pStyle w:val="LptReferenceItem"/>
@@ -2049,8 +2645,8 @@
         <w:t xml:space="preserve">621公元.</w:t>
       </w:r>
     </w:p>
-    <w:bookmarkEnd w:id="61"/>
-    <w:bookmarkStart w:id="62" w:name="ref-moretti1349divinationRisk"/>
+    <w:bookmarkEnd w:id="121"/>
+    <w:bookmarkStart w:id="122" w:name="ref-moretti1349divinationRisk"/>
     <w:p>
       <w:pPr>
         <w:pStyle w:val="LptReferenceItem"/>
@@ -2083,8 +2679,8 @@
         <w:t xml:space="preserve"> [S.l.: s.n.], 1349.</w:t>
       </w:r>
     </w:p>
-    <w:bookmarkEnd w:id="62"/>
-    <w:bookmarkStart w:id="63" w:name="ref-usagiyama2014steamerFault"/>
+    <w:bookmarkEnd w:id="122"/>
+    <w:bookmarkStart w:id="123" w:name="ref-usagiyama2014steamerFault"/>
     <w:p>
       <w:pPr>
         <w:pStyle w:val="LptReferenceItem"/>
@@ -2102,8 +2698,8 @@
         <w:t xml:space="preserve">USAGIYAMA SHOPPING DISTRICT NEWS. Brief steamer-line failure on mochi festival eve; usagiyama association says supply remains unaffected[Z]. [S.l.: s.n.], 2014.</w:t>
       </w:r>
     </w:p>
-    <w:bookmarkEnd w:id="63"/>
-    <w:bookmarkStart w:id="65" w:name="ref-nakano2011keionGear"/>
+    <w:bookmarkEnd w:id="123"/>
+    <w:bookmarkStart w:id="125" w:name="ref-nakano2011keionGear"/>
     <w:p>
       <w:pPr>
         <w:pStyle w:val="LptReferenceItem"/>
@@ -2123,7 +2719,7 @@
       <w:r>
         <w:t xml:space="preserve"> </w:t>
       </w:r>
-      <w:hyperlink r:id="rId64">
+      <w:hyperlink r:id="rId124">
         <w:r>
           <w:rPr>
             <w:rStyle w:val="af"/>
@@ -2135,8 +2731,8 @@
         <w:t xml:space="preserve">.</w:t>
       </w:r>
     </w:p>
-    <w:bookmarkEnd w:id="65"/>
-    <w:bookmarkStart w:id="66" w:name="ref-gustav1192priorArtTranslation"/>
+    <w:bookmarkEnd w:id="125"/>
+    <w:bookmarkStart w:id="126" w:name="ref-gustav1192priorArtTranslation"/>
     <w:p>
       <w:pPr>
         <w:pStyle w:val="LptReferenceItem"/>
@@ -2154,8 +2750,8 @@
         <w:t xml:space="preserve">GUSTAV R. Method for localizing prior-world technical schemes, reassembling claims, and avoiding mystical negative feedback[Z]. [S.l.: s.n.], 1192.</w:t>
       </w:r>
     </w:p>
-    <w:bookmarkEnd w:id="66"/>
-    <w:bookmarkStart w:id="67" w:name="ref-toyohashi2024makeineSpecial"/>
+    <w:bookmarkEnd w:id="126"/>
+    <w:bookmarkStart w:id="127" w:name="ref-toyohashi2024makeineSpecial"/>
     <w:p>
       <w:pPr>
         <w:pStyle w:val="LptReferenceItem"/>
@@ -2206,8 +2802,8 @@
         <w:t xml:space="preserve"> 2024, 7(8).</w:t>
       </w:r>
     </w:p>
-    <w:bookmarkEnd w:id="67"/>
-    <w:bookmarkStart w:id="68" w:name="ref-ranni1321leyndellSymposium"/>
+    <w:bookmarkEnd w:id="127"/>
+    <w:bookmarkStart w:id="128" w:name="ref-ranni1321leyndellSymposium"/>
     <w:p>
       <w:pPr>
         <w:pStyle w:val="LptReferenceItem"/>
@@ -2228,8 +2824,8 @@
         <w:t xml:space="preserve">. Proceedings of the first leyndell joint symposium on grace measurement, lunar phase, and omen classification[M]. Leyndell: Royal Capital Proceedings Office, 1321: 1-418.</w:t>
       </w:r>
     </w:p>
-    <w:bookmarkEnd w:id="68"/>
-    <w:bookmarkStart w:id="70" w:name="ref-allmind621arenaBench"/>
+    <w:bookmarkEnd w:id="128"/>
+    <w:bookmarkStart w:id="130" w:name="ref-allmind621arenaBench"/>
     <w:p>
       <w:pPr>
         <w:pStyle w:val="LptReferenceItem"/>
@@ -2264,7 +2860,7 @@
       <w:r>
         <w:t xml:space="preserve"> </w:t>
       </w:r>
-      <w:hyperlink r:id="rId69">
+      <w:hyperlink r:id="rId129">
         <w:r>
           <w:rPr>
             <w:rStyle w:val="af"/>
@@ -2276,8 +2872,8 @@
         <w:t xml:space="preserve">.</w:t>
       </w:r>
     </w:p>
-    <w:bookmarkEnd w:id="70"/>
-    <w:bookmarkStart w:id="71" w:name="ref-centrebrain4870dysonInterface"/>
+    <w:bookmarkEnd w:id="130"/>
+    <w:bookmarkStart w:id="131" w:name="ref-centrebrain4870dysonInterface"/>
     <w:p>
       <w:pPr>
         <w:pStyle w:val="LptReferenceItem"/>
@@ -2295,8 +2891,8 @@
         <w:t xml:space="preserve">CENTREBRAIN, ICARUS. Interstellar standard for solar-sail swarm node addressing, ray-receiver safety margin, and dyson-shell assembly interfaces[Z]. [S.l.: s.n.], 4870.</w:t>
       </w:r>
     </w:p>
-    <w:bookmarkEnd w:id="71"/>
-    <w:bookmarkStart w:id="72" w:name="ref-ueg2058heavyFusionScaleup"/>
+    <w:bookmarkEnd w:id="131"/>
+    <w:bookmarkStart w:id="132" w:name="ref-ueg2058heavyFusionScaleup"/>
     <w:p>
       <w:pPr>
         <w:pStyle w:val="LptReferenceItem"/>
@@ -2356,8 +2952,8 @@
         <w:t xml:space="preserve"> 2058.</w:t>
       </w:r>
     </w:p>
-    <w:bookmarkEnd w:id="72"/>
-    <w:bookmarkStart w:id="73" w:name="ref-gotoh2023emergencyStickyNote"/>
+    <w:bookmarkEnd w:id="132"/>
+    <w:bookmarkStart w:id="133" w:name="ref-gotoh2023emergencyStickyNote"/>
     <w:p>
       <w:pPr>
         <w:pStyle w:val="LptReferenceItem"/>
@@ -2375,8 +2971,8 @@
         <w:t xml:space="preserve">GOTOH H, IJICHI N. Bocchi stage-emergency sticky note: Look at nijika, count four beats, and keep the volume below six before disappearing[Z]. [S.l.: s.n.], 2023.</w:t>
       </w:r>
     </w:p>
-    <w:bookmarkEnd w:id="73"/>
-    <w:bookmarkEnd w:id="74"/>
+    <w:bookmarkEnd w:id="133"/>
+    <w:bookmarkEnd w:id="134"/>
     <w:sectPr>
       <w:footnotePr>
         <w:numRestart w:val="eachSect"/>
@@ -2743,88 +3339,6 @@
       </w:pPr>
     </w:lvl>
   </w:abstractNum>
-  <w:abstractNum w:abstractNumId="990">
-    <w:nsid w:val="0000A990"/>
-    <w:multiLevelType w:val="multilevel"/>
-    <w:lvl w:ilvl="0">
-      <w:numFmt w:val="bullet"/>
-      <w:lvlText w:val=" "/>
-      <w:lvlJc w:val="left"/>
-      <w:pPr>
-        <w:ind w:left="720" w:hanging="360"/>
-      </w:pPr>
-    </w:lvl>
-    <w:lvl w:ilvl="1">
-      <w:numFmt w:val="bullet"/>
-      <w:lvlText w:val=" "/>
-      <w:lvlJc w:val="left"/>
-      <w:pPr>
-        <w:ind w:left="1440" w:hanging="360"/>
-      </w:pPr>
-    </w:lvl>
-    <w:lvl w:ilvl="2">
-      <w:numFmt w:val="bullet"/>
-      <w:lvlText w:val=" "/>
-      <w:lvlJc w:val="left"/>
-      <w:pPr>
-        <w:ind w:left="2160" w:hanging="360"/>
-      </w:pPr>
-    </w:lvl>
-    <w:lvl w:ilvl="3">
-      <w:numFmt w:val="bullet"/>
-      <w:lvlText w:val=" "/>
-      <w:lvlJc w:val="left"/>
-      <w:pPr>
-        <w:ind w:left="2880" w:hanging="360"/>
-      </w:pPr>
-    </w:lvl>
-    <w:lvl w:ilvl="4">
-      <w:numFmt w:val="bullet"/>
-      <w:lvlText w:val=" "/>
-      <w:lvlJc w:val="left"/>
-      <w:pPr>
-        <w:ind w:left="3600" w:hanging="360"/>
-      </w:pPr>
-    </w:lvl>
-    <w:lvl w:ilvl="5">
-      <w:numFmt w:val="bullet"/>
-      <w:lvlText w:val=" "/>
-      <w:lvlJc w:val="left"/>
-      <w:pPr>
-        <w:ind w:left="4320" w:hanging="360"/>
-      </w:pPr>
-    </w:lvl>
-    <w:lvl w:ilvl="6">
-      <w:numFmt w:val="bullet"/>
-      <w:lvlText w:val=" "/>
-      <w:lvlJc w:val="left"/>
-      <w:pPr>
-        <w:ind w:left="5040" w:hanging="360"/>
-      </w:pPr>
-    </w:lvl>
-    <w:lvl w:ilvl="7">
-      <w:numFmt w:val="bullet"/>
-      <w:lvlText w:val=" "/>
-      <w:lvlJc w:val="left"/>
-      <w:pPr>
-        <w:ind w:left="5760" w:hanging="360"/>
-      </w:pPr>
-    </w:lvl>
-    <w:lvl w:ilvl="8">
-      <w:numFmt w:val="bullet"/>
-      <w:lvlText w:val=" "/>
-      <w:lvlJc w:val="left"/>
-      <w:pPr>
-        <w:ind w:left="6480" w:hanging="360"/>
-      </w:pPr>
-    </w:lvl>
-  </w:abstractNum>
-  <w:num ns3:durableId="2000958245" w:numId="1">
-    <w:abstractNumId w:val="2"/>
-  </w:num>
-  <w:num w:numId="1000">
-    <w:abstractNumId w:val="990"/>
-  </w:num>
   <w:abstractNum w:abstractNumId="99">
     <w:multiLevelType w:val="multilevel"/>
     <w:lvl w:ilvl="0">
@@ -2867,8 +3381,90 @@
       </w:pPr>
     </w:lvl>
   </w:abstractNum>
+  <w:abstractNum w:abstractNumId="990">
+    <w:nsid w:val="0000A990"/>
+    <w:multiLevelType w:val="multilevel"/>
+    <w:lvl w:ilvl="0">
+      <w:numFmt w:val="bullet"/>
+      <w:lvlText w:val=" "/>
+      <w:lvlJc w:val="left"/>
+      <w:pPr>
+        <w:ind w:left="720" w:hanging="360"/>
+      </w:pPr>
+    </w:lvl>
+    <w:lvl w:ilvl="1">
+      <w:numFmt w:val="bullet"/>
+      <w:lvlText w:val=" "/>
+      <w:lvlJc w:val="left"/>
+      <w:pPr>
+        <w:ind w:left="1440" w:hanging="360"/>
+      </w:pPr>
+    </w:lvl>
+    <w:lvl w:ilvl="2">
+      <w:numFmt w:val="bullet"/>
+      <w:lvlText w:val=" "/>
+      <w:lvlJc w:val="left"/>
+      <w:pPr>
+        <w:ind w:left="2160" w:hanging="360"/>
+      </w:pPr>
+    </w:lvl>
+    <w:lvl w:ilvl="3">
+      <w:numFmt w:val="bullet"/>
+      <w:lvlText w:val=" "/>
+      <w:lvlJc w:val="left"/>
+      <w:pPr>
+        <w:ind w:left="2880" w:hanging="360"/>
+      </w:pPr>
+    </w:lvl>
+    <w:lvl w:ilvl="4">
+      <w:numFmt w:val="bullet"/>
+      <w:lvlText w:val=" "/>
+      <w:lvlJc w:val="left"/>
+      <w:pPr>
+        <w:ind w:left="3600" w:hanging="360"/>
+      </w:pPr>
+    </w:lvl>
+    <w:lvl w:ilvl="5">
+      <w:numFmt w:val="bullet"/>
+      <w:lvlText w:val=" "/>
+      <w:lvlJc w:val="left"/>
+      <w:pPr>
+        <w:ind w:left="4320" w:hanging="360"/>
+      </w:pPr>
+    </w:lvl>
+    <w:lvl w:ilvl="6">
+      <w:numFmt w:val="bullet"/>
+      <w:lvlText w:val=" "/>
+      <w:lvlJc w:val="left"/>
+      <w:pPr>
+        <w:ind w:left="5040" w:hanging="360"/>
+      </w:pPr>
+    </w:lvl>
+    <w:lvl w:ilvl="7">
+      <w:numFmt w:val="bullet"/>
+      <w:lvlText w:val=" "/>
+      <w:lvlJc w:val="left"/>
+      <w:pPr>
+        <w:ind w:left="5760" w:hanging="360"/>
+      </w:pPr>
+    </w:lvl>
+    <w:lvl w:ilvl="8">
+      <w:numFmt w:val="bullet"/>
+      <w:lvlText w:val=" "/>
+      <w:lvlJc w:val="left"/>
+      <w:pPr>
+        <w:ind w:left="6480" w:hanging="360"/>
+      </w:pPr>
+    </w:lvl>
+  </w:abstractNum>
+  <w:num ns3:durableId="2000958245" w:numId="1">
+    <w:abstractNumId w:val="2"/>
+  </w:num>
   <w:num w:numId="99">
     <w:abstractNumId w:val="99"/>
+  </w:num>
+  <w:num w:numId="1000">
+    <w:abstractNumId w:val="990"/>
   </w:num>
 </w:numbering>
 </file>

--- a/reference.docx
+++ b/reference.docx
@@ -41,7 +41,7 @@
         <w:pStyle w:val="LptPaperDate"/>
       </w:pPr>
       <w:r>
-        <w:t xml:space="preserve">2026-06-03</w:t>
+        <w:t xml:space="preserve">2026-06-26</w:t>
       </w:r>
     </w:p>
     <w:p>
@@ -115,7 +115,7 @@
         <w:t xml:space="preserve"> Cross references</w:t>
       </w:r>
     </w:p>
-    <w:bookmarkStart w:id="77" w:name="sec:introduction"/>
+    <w:bookmarkStart w:id="21" w:name="sec:introduction"/>
     <w:p>
       <w:pPr>
         <w:pStyle w:val="LptHeading1"/>
@@ -130,7 +130,7 @@
         <w:t xml:space="preserve"> Introduction</w:t>
       </w:r>
     </w:p>
-    <w:bookmarkEnd w:id="77"/>
+    <w:bookmarkEnd w:id="21"/>
     <w:p>
       <w:pPr>
         <w:pStyle w:val="LptBodyText"/>
@@ -252,7 +252,7 @@
         <w:t xml:space="preserve">summarizes usage suggestions.</w:t>
       </w:r>
     </w:p>
-    <w:bookmarkStart w:id="78" w:name="sec:method"/>
+    <w:bookmarkStart w:id="22" w:name="sec:method"/>
     <w:p>
       <w:pPr>
         <w:pStyle w:val="LptHeading1"/>
@@ -267,8 +267,8 @@
         <w:t xml:space="preserve"> Method</w:t>
       </w:r>
     </w:p>
-    <w:bookmarkEnd w:id="78"/>
-    <w:bookmarkStart w:id="79" w:name="subsec:structure"/>
+    <w:bookmarkEnd w:id="22"/>
+    <w:bookmarkStart w:id="23" w:name="subsec:structure"/>
     <w:p>
       <w:pPr>
         <w:pStyle w:val="LptHeading2"/>
@@ -283,7 +283,7 @@
         <w:t xml:space="preserve"> Manuscript Structure</w:t>
       </w:r>
     </w:p>
-    <w:bookmarkEnd w:id="79"/>
+    <w:bookmarkEnd w:id="23"/>
     <w:p>
       <w:pPr>
         <w:pStyle w:val="LptBodyText"/>
@@ -370,7 +370,7 @@
         <w:t xml:space="preserve">to express hierarchy; figures, tables, and equations use standard floating and mathematical environments.</w:t>
       </w:r>
     </w:p>
-    <w:bookmarkStart w:id="80" w:name="subsubsec:third-level"/>
+    <w:bookmarkStart w:id="24" w:name="subsubsec:third-level"/>
     <w:p>
       <w:pPr>
         <w:pStyle w:val="LptHeading3"/>
@@ -385,7 +385,7 @@
         <w:t xml:space="preserve"> Third-Level Heading Example</w:t>
       </w:r>
     </w:p>
-    <w:bookmarkEnd w:id="80"/>
+    <w:bookmarkEnd w:id="24"/>
     <w:p>
       <w:pPr>
         <w:pStyle w:val="LptBodyText"/>
@@ -400,7 +400,7 @@
         <w:t xml:space="preserve"> A third-level heading can be used to divide methods, experimental conditions, or derivation steps. If the manuscript later needs to be submitted to a journal, it can be migrated to the target journal template at the final stage instead of mixing many layout commands into the draft.</w:t>
       </w:r>
     </w:p>
-    <w:bookmarkStart w:id="81" w:name="subsec:equation"/>
+    <w:bookmarkStart w:id="25" w:name="subsec:equation"/>
     <w:p>
       <w:pPr>
         <w:pStyle w:val="LptHeading2"/>
@@ -415,7 +415,7 @@
         <w:t xml:space="preserve"> Equations and Citations</w:t>
       </w:r>
     </w:p>
-    <w:bookmarkEnd w:id="81"/>
+    <w:bookmarkEnd w:id="25"/>
     <w:p>
       <w:pPr>
         <w:pStyle w:val="LptBodyText"/>
@@ -611,7 +611,582 @@
         <w:t xml:space="preserve">are model parameters. The body text can continue to cite Equation (1), but journal-template-specific custom reference commands are not recommended.</w:t>
       </w:r>
     </w:p>
-    <w:bookmarkStart w:id="82" w:name="sec:results"/>
+    <w:bookmarkStart w:id="26" w:name="subsec:compatibility"/>
+    <w:p>
+      <w:pPr>
+        <w:pStyle w:val="LptHeading2"/>
+      </w:pPr>
+      <w:r>
+        <w:rPr>
+          <w:rFonts w:hint="eastAsia"/>
+        </w:rPr>
+        <w:t xml:space="preserve">转换兼容性示例</w:t>
+      </w:r>
+      <w:r>
+        <w:t xml:space="preserve"> Conversion Compatibility Examples</w:t>
+      </w:r>
+    </w:p>
+    <w:bookmarkEnd w:id="26"/>
+    <w:p>
+      <w:pPr>
+        <w:pStyle w:val="LptBodyText"/>
+      </w:pPr>
+      <w:r>
+        <w:rPr>
+          <w:rFonts w:hint="eastAsia"/>
+        </w:rPr>
+        <w:t xml:space="preserve">本节给出少量转换兼容性示例，用于检查</w:t>
+      </w:r>
+      <w:r>
+        <w:t xml:space="preserve"> Word </w:t>
+      </w:r>
+      <w:r>
+        <w:rPr>
+          <w:rFonts w:hint="eastAsia"/>
+        </w:rPr>
+        <w:t xml:space="preserve">转换前预处理能否展开常用缩略语、符号和单位。示例中，RANS</w:t>
+      </w:r>
+      <w:r>
+        <w:t xml:space="preserve"> </w:t>
+      </w:r>
+      <w:r>
+        <w:rPr>
+          <w:rFonts w:hint="eastAsia"/>
+        </w:rPr>
+        <w:t xml:space="preserve">方法和两个</w:t>
+      </w:r>
+      <w:r>
+        <w:t xml:space="preserve"> UAVs </w:t>
+      </w:r>
+      <w:r>
+        <w:rPr>
+          <w:rFonts w:hint="eastAsia"/>
+        </w:rPr>
+        <w:t xml:space="preserve">共享特征长度</w:t>
+      </w:r>
+      <w:r>
+        <w:t xml:space="preserve"> </w:t>
+      </w:r>
+      <w:r>
+        <w:rPr>
+          <w:rFonts w:hint="eastAsia"/>
+        </w:rPr>
+        <w:t xml:space="preserve">L；采样频率可写为</w:t>
+      </w:r>
+      <w:r>
+        <w:t xml:space="preserve"> 450 </w:t>
+      </w:r>
+      <w:r>
+        <w:rPr>
+          <w:rFonts w:hint="eastAsia"/>
+        </w:rPr>
+        <w:t xml:space="preserve">Hz，频带可写为</w:t>
+      </w:r>
+      <w:r>
+        <w:t xml:space="preserve"> 450–700 </w:t>
+      </w:r>
+      <w:r>
+        <w:rPr>
+          <w:rFonts w:hint="eastAsia"/>
+        </w:rPr>
+        <w:t xml:space="preserve">Hz，角度可写为</w:t>
+      </w:r>
+      <w:r>
+        <w:t xml:space="preserve"> -2°。 The compatibility examples exercise glossary expansion, siunitx-style units, and SVG-rendered equations without relying on journal-specific commands.</w:t>
+      </w:r>
+    </w:p>
+    <w:tbl>
+      <w:tblPr>
+        <w:tblStyle w:val="Table"/>
+        <w:tblW w:type="auto" w:w="0"/>
+        <w:tblLook w:firstRow="0" w:lastRow="0" w:firstColumn="0" w:lastColumn="0" w:noHBand="0" w:noVBand="0" w:val="0000"/>
+        <w:jc w:val="center"/>
+        <w:tblLayout w:type="autofit"/>
+        <w:tblBorders>
+          <w:top w:val="single" w:sz="12" w:space="0" w:color="000000"/>
+          <w:bottom w:val="single" w:sz="12" w:space="0" w:color="000000"/>
+          <w:left w:val="nil"/>
+          <w:right w:val="nil"/>
+          <w:insideH w:val="nil"/>
+          <w:insideV w:val="nil"/>
+        </w:tblBorders>
+      </w:tblPr>
+      <w:tblGrid>
+        <w:gridCol w:w="3960"/>
+        <w:gridCol w:w="3960"/>
+      </w:tblGrid>
+      <w:tr>
+        <w:tc>
+          <w:tcPr>
+            <w:tcBorders>
+              <w:left w:val="nil"/>
+              <w:right w:val="nil"/>
+              <w:insideH w:val="nil"/>
+              <w:insideV w:val="nil"/>
+              <w:top w:val="single" w:sz="12" w:space="0" w:color="000000"/>
+              <w:bottom w:val="single" w:sz="8" w:space="0" w:color="000000"/>
+            </w:tcBorders>
+          </w:tcPr>
+          <w:p>
+            <w:pPr>
+              <w:pStyle w:val="LptTableHeader"/>
+              <w:jc w:val="left"/>
+            </w:pPr>
+            <w:r>
+              <w:rPr>
+                <w:b/>
+                <w:bCs/>
+              </w:rPr>
+              <w:t xml:space="preserve">L</w:t>
+            </w:r>
+          </w:p>
+        </w:tc>
+        <w:tc>
+          <w:tcPr>
+            <w:tcBorders>
+              <w:left w:val="nil"/>
+              <w:right w:val="nil"/>
+              <w:insideH w:val="nil"/>
+              <w:insideV w:val="nil"/>
+              <w:top w:val="single" w:sz="12" w:space="0" w:color="000000"/>
+              <w:bottom w:val="single" w:sz="8" w:space="0" w:color="000000"/>
+            </w:tcBorders>
+          </w:tcPr>
+          <w:p>
+            <w:pPr>
+              <w:pStyle w:val="LptTableHeader"/>
+              <w:jc w:val="left"/>
+            </w:pPr>
+            <w:r>
+              <w:rPr>
+                <w:rFonts w:hint="eastAsia"/>
+              </w:rPr>
+              <w:t xml:space="preserve">示例长度，单位</w:t>
+            </w:r>
+            <w:r>
+              <w:t xml:space="preserve"> m</w:t>
+            </w:r>
+          </w:p>
+        </w:tc>
+      </w:tr>
+    </w:tbl>
+    <w:p/>
+    <w:tbl>
+      <w:tblPr>
+        <w:tblStyle w:val="Table"/>
+        <w:tblW w:type="auto" w:w="0"/>
+        <w:tblLook w:firstRow="0" w:lastRow="0" w:firstColumn="0" w:lastColumn="0" w:noHBand="0" w:noVBand="0" w:val="0000"/>
+        <w:jc w:val="center"/>
+        <w:tblLayout w:type="autofit"/>
+        <w:tblBorders>
+          <w:top w:val="single" w:sz="12" w:space="0" w:color="000000"/>
+          <w:bottom w:val="single" w:sz="12" w:space="0" w:color="000000"/>
+          <w:left w:val="nil"/>
+          <w:right w:val="nil"/>
+          <w:insideH w:val="nil"/>
+          <w:insideV w:val="nil"/>
+        </w:tblBorders>
+      </w:tblPr>
+      <w:tblGrid>
+        <w:gridCol w:w="3960"/>
+        <w:gridCol w:w="3960"/>
+      </w:tblGrid>
+      <w:tr>
+        <w:tc>
+          <w:tcPr>
+            <w:tcBorders>
+              <w:left w:val="nil"/>
+              <w:right w:val="nil"/>
+              <w:insideH w:val="nil"/>
+              <w:insideV w:val="nil"/>
+              <w:top w:val="single" w:sz="12" w:space="0" w:color="000000"/>
+              <w:bottom w:val="single" w:sz="8" w:space="0" w:color="000000"/>
+            </w:tcBorders>
+          </w:tcPr>
+          <w:p>
+            <w:pPr>
+              <w:pStyle w:val="LptTableHeader"/>
+              <w:jc w:val="left"/>
+            </w:pPr>
+            <w:r>
+              <w:rPr>
+                <w:b/>
+                <w:bCs/>
+              </w:rPr>
+              <w:t xml:space="preserve">RANS</w:t>
+            </w:r>
+          </w:p>
+        </w:tc>
+        <w:tc>
+          <w:tcPr>
+            <w:tcBorders>
+              <w:left w:val="nil"/>
+              <w:right w:val="nil"/>
+              <w:insideH w:val="nil"/>
+              <w:insideV w:val="nil"/>
+              <w:top w:val="single" w:sz="12" w:space="0" w:color="000000"/>
+              <w:bottom w:val="single" w:sz="8" w:space="0" w:color="000000"/>
+            </w:tcBorders>
+          </w:tcPr>
+          <w:p>
+            <w:pPr>
+              <w:pStyle w:val="LptTableHeader"/>
+              <w:jc w:val="left"/>
+            </w:pPr>
+            <w:r>
+              <w:t xml:space="preserve">Reynolds-averaged Navier-Stokes</w:t>
+            </w:r>
+          </w:p>
+        </w:tc>
+      </w:tr>
+      <w:tr>
+        <w:tc>
+          <w:tcPr>
+            <w:tcBorders>
+              <w:left w:val="nil"/>
+              <w:right w:val="nil"/>
+              <w:insideH w:val="nil"/>
+              <w:insideV w:val="nil"/>
+              <w:top w:val="nil"/>
+              <w:bottom w:val="single" w:sz="12" w:space="0" w:color="000000"/>
+            </w:tcBorders>
+          </w:tcPr>
+          <w:p>
+            <w:pPr>
+              <w:pStyle w:val="LptTableBody"/>
+              <w:jc w:val="left"/>
+            </w:pPr>
+            <w:r>
+              <w:rPr>
+                <w:b/>
+                <w:bCs/>
+              </w:rPr>
+              <w:t xml:space="preserve">UAV</w:t>
+            </w:r>
+          </w:p>
+        </w:tc>
+        <w:tc>
+          <w:tcPr>
+            <w:tcBorders>
+              <w:left w:val="nil"/>
+              <w:right w:val="nil"/>
+              <w:insideH w:val="nil"/>
+              <w:insideV w:val="nil"/>
+              <w:top w:val="nil"/>
+              <w:bottom w:val="single" w:sz="12" w:space="0" w:color="000000"/>
+            </w:tcBorders>
+          </w:tcPr>
+          <w:p>
+            <w:pPr>
+              <w:pStyle w:val="LptTableBody"/>
+              <w:jc w:val="left"/>
+            </w:pPr>
+            <w:r>
+              <w:t xml:space="preserve">Unmanned Aerial Vehicle</w:t>
+            </w:r>
+          </w:p>
+        </w:tc>
+      </w:tr>
+    </w:tbl>
+    <w:p>
+      <w:pPr>
+        <w:pStyle w:val="LptBodyText"/>
+      </w:pPr>
+      <w:r>
+        <w:rPr>
+          <w:rFonts w:hint="eastAsia"/>
+        </w:rPr>
+        <w:t xml:space="preserve">式(2)和式(3)用于触发复杂公式</w:t>
+      </w:r>
+      <w:r>
+        <w:t xml:space="preserve"> SVG </w:t>
+      </w:r>
+      <w:r>
+        <w:rPr>
+          <w:rFonts w:hint="eastAsia"/>
+        </w:rPr>
+        <w:t xml:space="preserve">渲染。</w:t>
+      </w:r>
+      <w:r>
+        <w:t xml:space="preserve"> Equation (2) and Equation (3) trigger SVG rendering for complex displayed equations.</w:t>
+      </w:r>
+    </w:p>
+    <w:p>
+      <w:pPr>
+        <w:pStyle w:val="LptEquationNumbered"/>
+      </w:pPr>
+      <w:r>
+        <w:tab/>
+      </w:r>
+      <m:oMath>
+        <m:eqArr>
+          <m:e>
+            <m:sSub>
+              <m:e>
+                <m:r>
+                  <m:rPr>
+                    <m:sty m:val="b"/>
+                  </m:rPr>
+                  <m:t>q</m:t>
+                </m:r>
+              </m:e>
+              <m:sub>
+                <m:r>
+                  <m:t>k</m:t>
+                </m:r>
+                <m:r>
+                  <m:rPr>
+                    <m:sty m:val="p"/>
+                  </m:rPr>
+                  <m:t>+</m:t>
+                </m:r>
+                <m:r>
+                  <m:t>1</m:t>
+                </m:r>
+              </m:sub>
+            </m:sSub>
+            <m:r>
+              <m:t>&amp;</m:t>
+            </m:r>
+            <m:r>
+              <m:rPr>
+                <m:sty m:val="p"/>
+              </m:rPr>
+              <m:t>=</m:t>
+            </m:r>
+            <m:r>
+              <m:rPr>
+                <m:sty m:val="b"/>
+              </m:rPr>
+              <m:t>A</m:t>
+            </m:r>
+            <m:sSub>
+              <m:e>
+                <m:r>
+                  <m:rPr>
+                    <m:sty m:val="b"/>
+                  </m:rPr>
+                  <m:t>q</m:t>
+                </m:r>
+              </m:e>
+              <m:sub>
+                <m:r>
+                  <m:t>k</m:t>
+                </m:r>
+              </m:sub>
+            </m:sSub>
+            <m:r>
+              <m:rPr>
+                <m:sty m:val="p"/>
+              </m:rPr>
+              <m:t>+</m:t>
+            </m:r>
+            <m:r>
+              <m:rPr>
+                <m:sty m:val="b"/>
+              </m:rPr>
+              <m:t>b</m:t>
+            </m:r>
+          </m:e>
+          <m:e>
+            <m:sSub>
+              <m:e>
+                <m:r>
+                  <m:t>y</m:t>
+                </m:r>
+              </m:e>
+              <m:sub>
+                <m:r>
+                  <m:t>k</m:t>
+                </m:r>
+              </m:sub>
+            </m:sSub>
+            <m:r>
+              <m:t>&amp;</m:t>
+            </m:r>
+            <m:r>
+              <m:rPr>
+                <m:sty m:val="p"/>
+              </m:rPr>
+              <m:t>=</m:t>
+            </m:r>
+            <m:sSup>
+              <m:e>
+                <m:r>
+                  <m:rPr>
+                    <m:sty m:val="b"/>
+                  </m:rPr>
+                  <m:t>c</m:t>
+                </m:r>
+              </m:e>
+              <m:sup>
+                <m:r>
+                  <m:rPr>
+                    <m:sty m:val="p"/>
+                  </m:rPr>
+                  <m:t>T</m:t>
+                </m:r>
+              </m:sup>
+            </m:sSup>
+            <m:sSub>
+              <m:e>
+                <m:r>
+                  <m:rPr>
+                    <m:sty m:val="b"/>
+                  </m:rPr>
+                  <m:t>q</m:t>
+                </m:r>
+              </m:e>
+              <m:sub>
+                <m:r>
+                  <m:t>k</m:t>
+                </m:r>
+              </m:sub>
+            </m:sSub>
+          </m:e>
+        </m:eqArr>
+      </m:oMath>
+      <w:r>
+        <w:tab/>
+      </w:r>
+      <w:r>
+        <w:t xml:space="preserve">(2)</w:t>
+      </w:r>
+    </w:p>
+    <w:p>
+      <w:pPr>
+        <w:pStyle w:val="LptEquationNumbered"/>
+      </w:pPr>
+      <w:r>
+        <w:tab/>
+      </w:r>
+      <m:oMath>
+        <m:r>
+          <m:t>f</m:t>
+        </m:r>
+        <m:r>
+          <m:rPr>
+            <m:sty m:val="p"/>
+          </m:rPr>
+          <m:t>(</m:t>
+        </m:r>
+        <m:r>
+          <m:t>x</m:t>
+        </m:r>
+        <m:r>
+          <m:rPr>
+            <m:sty m:val="p"/>
+          </m:rPr>
+          <m:t>)</m:t>
+        </m:r>
+        <m:r>
+          <m:rPr>
+            <m:sty m:val="p"/>
+          </m:rPr>
+          <m:t>=</m:t>
+        </m:r>
+        <m:d>
+          <m:dPr>
+            <m:begChr m:val="{"/>
+            <m:sepChr m:val=""/>
+            <m:endChr m:val=""/>
+            <m:grow/>
+          </m:dPr>
+          <m:e>
+            <m:m>
+              <m:mPr>
+                <m:baseJc m:val="center"/>
+                <m:plcHide m:val="on"/>
+                <m:mcs>
+                  <m:mc>
+                    <m:mcPr>
+                      <m:mcJc m:val="left"/>
+                      <m:count m:val="1"/>
+                    </m:mcPr>
+                  </m:mc>
+                  <m:mc>
+                    <m:mcPr>
+                      <m:mcJc m:val="left"/>
+                      <m:count m:val="1"/>
+                    </m:mcPr>
+                  </m:mc>
+                </m:mcs>
+              </m:mPr>
+              <m:mr>
+                <m:e>
+                  <m:r>
+                    <m:t>0</m:t>
+                  </m:r>
+                  <m:r>
+                    <m:rPr>
+                      <m:sty m:val="p"/>
+                    </m:rPr>
+                    <m:t>,</m:t>
+                  </m:r>
+                </m:e>
+                <m:e>
+                  <m:r>
+                    <m:t>x</m:t>
+                  </m:r>
+                  <m:r>
+                    <m:rPr>
+                      <m:sty m:val="p"/>
+                    </m:rPr>
+                    <m:t>&lt;</m:t>
+                  </m:r>
+                  <m:r>
+                    <m:t>0</m:t>
+                  </m:r>
+                </m:e>
+              </m:mr>
+              <m:mr>
+                <m:e>
+                  <m:sSup>
+                    <m:e>
+                      <m:r>
+                        <m:t>x</m:t>
+                      </m:r>
+                    </m:e>
+                    <m:sup>
+                      <m:r>
+                        <m:t>2</m:t>
+                      </m:r>
+                    </m:sup>
+                  </m:sSup>
+                  <m:r>
+                    <m:rPr>
+                      <m:sty m:val="p"/>
+                    </m:rPr>
+                    <m:t>,</m:t>
+                  </m:r>
+                </m:e>
+                <m:e>
+                  <m:r>
+                    <m:t>x</m:t>
+                  </m:r>
+                  <m:r>
+                    <m:rPr>
+                      <m:sty m:val="p"/>
+                    </m:rPr>
+                    <m:t>≥</m:t>
+                  </m:r>
+                  <m:r>
+                    <m:t>0</m:t>
+                  </m:r>
+                </m:e>
+              </m:mr>
+            </m:m>
+          </m:e>
+        </m:d>
+      </m:oMath>
+      <w:r>
+        <w:tab/>
+      </w:r>
+      <w:r>
+        <w:t xml:space="preserve">(3)</w:t>
+      </w:r>
+    </w:p>
+    <w:bookmarkStart w:id="27" w:name="sec:results"/>
     <w:p>
       <w:pPr>
         <w:pStyle w:val="LptHeading1"/>
@@ -626,8 +1201,8 @@
         <w:t xml:space="preserve"> Results and Discussion</w:t>
       </w:r>
     </w:p>
-    <w:bookmarkEnd w:id="82"/>
-    <w:bookmarkStart w:id="83" w:name="subsec:figure"/>
+    <w:bookmarkEnd w:id="27"/>
+    <w:bookmarkStart w:id="28" w:name="subsec:figure"/>
     <w:p>
       <w:pPr>
         <w:pStyle w:val="LptHeading2"/>
@@ -642,7 +1217,7 @@
         <w:t xml:space="preserve"> Figure Examples</w:t>
       </w:r>
     </w:p>
-    <w:bookmarkEnd w:id="83"/>
+    <w:bookmarkEnd w:id="28"/>
     <w:p>
       <w:pPr>
         <w:pStyle w:val="LptBodyText"/>
@@ -684,7 +1259,7 @@
         <w:t xml:space="preserve">and avoid complex patterns such as bilingual caption counter rollback. Note that Word does not support PDF images, so the script first exports PDF images to PNG during processing.</w:t>
       </w:r>
     </w:p>
-    <w:bookmarkStart w:id="87" w:name="fig:vector-format-test-pdf"/>
+    <w:bookmarkStart w:id="32" w:name="fig:vector-format-test-pdf"/>
     <w:p>
       <w:pPr>
         <w:pStyle w:val="CaptionedFigure"/>
@@ -694,18 +1269,18 @@
           <wp:inline>
             <wp:extent cx="2510777" cy="779839"/>
             <wp:effectExtent b="0" l="0" r="0" t="0"/>
-            <wp:docPr descr="" title="" id="85" name="Picture"/>
+            <wp:docPr descr="" title="" id="30" name="Picture"/>
             <a:graphic>
               <a:graphicData uri="http://schemas.openxmlformats.org/drawingml/2006/picture">
                 <pic:pic>
                   <pic:nvPicPr>
-                    <pic:cNvPr descr="example-fig-1-048ca51106-300dpi.png" id="86" name="Picture"/>
+                    <pic:cNvPr descr="example-fig-1-048ca51106-300dpi.png" id="31" name="Picture"/>
                     <pic:cNvPicPr>
                       <a:picLocks noChangeArrowheads="1" noChangeAspect="1"/>
                     </pic:cNvPicPr>
                   </pic:nvPicPr>
                   <pic:blipFill>
-                    <a:blip r:embed="rId84"/>
+                    <a:blip r:embed="rId29"/>
                     <a:stretch>
                       <a:fillRect/>
                     </a:stretch>
@@ -764,8 +1339,8 @@
         <w:t xml:space="preserve"> Figure format test: PDF vector image</w:t>
       </w:r>
     </w:p>
-    <w:bookmarkEnd w:id="87"/>
-    <w:bookmarkStart w:id="91" w:name="fig:vector-format-test-png"/>
+    <w:bookmarkEnd w:id="32"/>
+    <w:bookmarkStart w:id="36" w:name="fig:vector-format-test-png"/>
     <w:p>
       <w:pPr>
         <w:pStyle w:val="CaptionedFigure"/>
@@ -775,18 +1350,18 @@
           <wp:inline>
             <wp:extent cx="2498544" cy="767606"/>
             <wp:effectExtent b="0" l="0" r="0" t="0"/>
-            <wp:docPr descr="" title="" id="89" name="Picture"/>
+            <wp:docPr descr="" title="" id="34" name="Picture"/>
             <a:graphic>
               <a:graphicData uri="http://schemas.openxmlformats.org/drawingml/2006/picture">
                 <pic:pic>
                   <pic:nvPicPr>
-                    <pic:cNvPr descr="example-fig-2.png" id="90" name="Picture"/>
+                    <pic:cNvPr descr="example-fig-2.png" id="35" name="Picture"/>
                     <pic:cNvPicPr>
                       <a:picLocks noChangeArrowheads="1" noChangeAspect="1"/>
                     </pic:cNvPicPr>
                   </pic:nvPicPr>
                   <pic:blipFill>
-                    <a:blip r:embed="rId88"/>
+                    <a:blip r:embed="rId33"/>
                     <a:stretch>
                       <a:fillRect/>
                     </a:stretch>
@@ -845,8 +1420,8 @@
         <w:t xml:space="preserve"> Figure format test: PNG bitmap image</w:t>
       </w:r>
     </w:p>
-    <w:bookmarkEnd w:id="91"/>
-    <w:bookmarkStart w:id="92" w:name="subsec:table"/>
+    <w:bookmarkEnd w:id="36"/>
+    <w:bookmarkStart w:id="37" w:name="subsec:table"/>
     <w:p>
       <w:pPr>
         <w:pStyle w:val="LptHeading2"/>
@@ -861,7 +1436,7 @@
         <w:t xml:space="preserve"> Table Example</w:t>
       </w:r>
     </w:p>
-    <w:bookmarkEnd w:id="92"/>
+    <w:bookmarkEnd w:id="37"/>
     <w:p>
       <w:pPr>
         <w:pStyle w:val="LptBodyText"/>
@@ -972,7 +1547,7 @@
         <w:t xml:space="preserve">; this structure is usually easier to convert than complex merged cells.</w:t>
       </w:r>
     </w:p>
-    <w:bookmarkStart w:id="93" w:name="tab:sample"/>
+    <w:bookmarkStart w:id="38" w:name="tab:sample"/>
     <w:p>
       <w:pPr>
         <w:pStyle w:val="LptTableCaption"/>
@@ -1342,8 +1917,8 @@
         </w:tc>
       </w:tr>
     </w:tbl>
-    <w:bookmarkEnd w:id="93"/>
-    <w:bookmarkStart w:id="94" w:name="subsec:cross-reference"/>
+    <w:bookmarkEnd w:id="38"/>
+    <w:bookmarkStart w:id="39" w:name="subsec:cross-reference"/>
     <w:p>
       <w:pPr>
         <w:pStyle w:val="LptHeading2"/>
@@ -1358,7 +1933,7 @@
         <w:t xml:space="preserve"> Combined Cross-Reference Example</w:t>
       </w:r>
     </w:p>
-    <w:bookmarkEnd w:id="94"/>
+    <w:bookmarkEnd w:id="39"/>
     <w:p>
       <w:pPr>
         <w:pStyle w:val="LptBodyText"/>
@@ -1941,7 +2516,7 @@
         <w:t xml:space="preserve">. During Pandoc-to-Word conversion, these references can be managed through the same BibTeX database.</w:t>
       </w:r>
     </w:p>
-    <w:bookmarkStart w:id="95" w:name="sec:conclusion"/>
+    <w:bookmarkStart w:id="40" w:name="sec:conclusion"/>
     <w:p>
       <w:pPr>
         <w:pStyle w:val="LptHeading1"/>
@@ -1956,7 +2531,7 @@
         <w:t xml:space="preserve"> Conclusion</w:t>
       </w:r>
     </w:p>
-    <w:bookmarkEnd w:id="95"/>
+    <w:bookmarkEnd w:id="40"/>
     <w:p>
       <w:pPr>
         <w:pStyle w:val="LptBodyText"/>
@@ -1982,8 +2557,8 @@
         <w:t xml:space="preserve">参考文献</w:t>
       </w:r>
     </w:p>
-    <w:bookmarkStart w:id="134" w:name="refs"/>
-    <w:bookmarkStart w:id="97" w:name="ref-nightcity2077chipSideChannel"/>
+    <w:bookmarkStart w:id="79" w:name="refs"/>
+    <w:bookmarkStart w:id="42" w:name="ref-nightcity2077chipSideChannel"/>
     <w:p>
       <w:pPr>
         <w:pStyle w:val="LptReferenceItem"/>
@@ -2003,7 +2578,7 @@
       <w:r>
         <w:t xml:space="preserve"> </w:t>
       </w:r>
-      <w:hyperlink r:id="rId96">
+      <w:hyperlink r:id="rId41">
         <w:r>
           <w:rPr>
             <w:rStyle w:val="af"/>
@@ -2015,8 +2590,8 @@
         <w:t xml:space="preserve">.</w:t>
       </w:r>
     </w:p>
-    <w:bookmarkEnd w:id="97"/>
-    <w:bookmarkStart w:id="99" w:name="ref-wang2047flyingBlade"/>
+    <w:bookmarkEnd w:id="42"/>
+    <w:bookmarkStart w:id="44" w:name="ref-wang2047flyingBlade"/>
     <w:p>
       <w:pPr>
         <w:pStyle w:val="LptReferenceItem"/>
@@ -2060,7 +2635,7 @@
       <w:r>
         <w:t xml:space="preserve"> </w:t>
       </w:r>
-      <w:hyperlink r:id="rId98">
+      <w:hyperlink r:id="rId43">
         <w:r>
           <w:rPr>
             <w:rStyle w:val="af"/>
@@ -2072,8 +2647,8 @@
         <w:t xml:space="preserve">.</w:t>
       </w:r>
     </w:p>
-    <w:bookmarkEnd w:id="99"/>
-    <w:bookmarkStart w:id="101" w:name="ref-天庭巡查司648六根封存"/>
+    <w:bookmarkEnd w:id="44"/>
+    <w:bookmarkStart w:id="46" w:name="ref-天庭巡查司648六根封存"/>
     <w:p>
       <w:pPr>
         <w:pStyle w:val="LptReferenceItem"/>
@@ -2132,7 +2707,7 @@
       <w:r>
         <w:t xml:space="preserve"> </w:t>
       </w:r>
-      <w:hyperlink r:id="rId100">
+      <w:hyperlink r:id="rId45">
         <w:r>
           <w:rPr>
             <w:rStyle w:val="af"/>
@@ -2145,8 +2720,8 @@
         <w:t xml:space="preserve">.</w:t>
       </w:r>
     </w:p>
-    <w:bookmarkEnd w:id="101"/>
-    <w:bookmarkStart w:id="102" w:name="ref-logan1023firstFlame"/>
+    <w:bookmarkEnd w:id="46"/>
+    <w:bookmarkStart w:id="47" w:name="ref-logan1023firstFlame"/>
     <w:p>
       <w:pPr>
         <w:pStyle w:val="LptReferenceItem"/>
@@ -2164,8 +2739,8 @@
         <w:t xml:space="preserve">LOGAN B H. Soul-level decay, hollowing dynamics, and vessel relink thresholds under residual first-flame radiation[M]. Vinheim: Vinheim Academy Press, 1023: 1-486.</w:t>
       </w:r>
     </w:p>
-    <w:bookmarkEnd w:id="102"/>
-    <w:bookmarkStart w:id="103" w:name="ref-htt2010teaTimeRules"/>
+    <w:bookmarkEnd w:id="47"/>
+    <w:bookmarkStart w:id="48" w:name="ref-htt2010teaTimeRules"/>
     <w:p>
       <w:pPr>
         <w:pStyle w:val="LptReferenceItem"/>
@@ -2225,8 +2800,8 @@
         <w:t xml:space="preserve"> [S.l.: s.n.], 2010.</w:t>
       </w:r>
     </w:p>
-    <w:bookmarkEnd w:id="103"/>
-    <w:bookmarkStart w:id="104" w:name="ref-senshi514dungeonFoodSystems"/>
+    <w:bookmarkEnd w:id="48"/>
+    <w:bookmarkStart w:id="49" w:name="ref-senshi514dungeonFoodSystems"/>
     <w:p>
       <w:pPr>
         <w:pStyle w:val="LptReferenceItem"/>
@@ -2253,8 +2828,8 @@
         <w:t xml:space="preserve"> 1-372.</w:t>
       </w:r>
     </w:p>
-    <w:bookmarkEnd w:id="104"/>
-    <w:bookmarkStart w:id="106" w:name="ref-二郎642六根分配"/>
+    <w:bookmarkEnd w:id="49"/>
+    <w:bookmarkStart w:id="51" w:name="ref-二郎642六根分配"/>
     <w:p>
       <w:pPr>
         <w:pStyle w:val="LptReferenceItem"/>
@@ -2316,7 +2891,7 @@
       <w:r>
         <w:t xml:space="preserve"> </w:t>
       </w:r>
-      <w:hyperlink r:id="rId105">
+      <w:hyperlink r:id="rId50">
         <w:r>
           <w:rPr>
             <w:rStyle w:val="af"/>
@@ -2329,8 +2904,8 @@
         <w:t xml:space="preserve">.</w:t>
       </w:r>
     </w:p>
-    <w:bookmarkEnd w:id="106"/>
-    <w:bookmarkStart w:id="108" w:name="ref-bridges2039timefallRouting"/>
+    <w:bookmarkEnd w:id="51"/>
+    <w:bookmarkStart w:id="53" w:name="ref-bridges2039timefallRouting"/>
     <w:p>
       <w:pPr>
         <w:pStyle w:val="LptReferenceItem"/>
@@ -2350,7 +2925,7 @@
       <w:r>
         <w:t xml:space="preserve"> </w:t>
       </w:r>
-      <w:hyperlink r:id="rId107">
+      <w:hyperlink r:id="rId52">
         <w:r>
           <w:rPr>
             <w:rStyle w:val="af"/>
@@ -2362,8 +2937,8 @@
         <w:t xml:space="preserve">.</w:t>
       </w:r>
     </w:p>
-    <w:bookmarkEnd w:id="108"/>
-    <w:bookmarkStart w:id="110" w:name="ref-ofnir1320landsBetweenDatabase"/>
+    <w:bookmarkEnd w:id="53"/>
+    <w:bookmarkStart w:id="55" w:name="ref-ofnir1320landsBetweenDatabase"/>
     <w:p>
       <w:pPr>
         <w:pStyle w:val="LptReferenceItem"/>
@@ -2383,7 +2958,7 @@
       <w:r>
         <w:t xml:space="preserve"> </w:t>
       </w:r>
-      <w:hyperlink r:id="rId109">
+      <w:hyperlink r:id="rId54">
         <w:r>
           <w:rPr>
             <w:rStyle w:val="af"/>
@@ -2395,8 +2970,8 @@
         <w:t xml:space="preserve">.</w:t>
       </w:r>
     </w:p>
-    <w:bookmarkEnd w:id="110"/>
-    <w:bookmarkStart w:id="112" w:name="ref-heroAssociation2021disasterDataset"/>
+    <w:bookmarkEnd w:id="55"/>
+    <w:bookmarkStart w:id="57" w:name="ref-heroAssociation2021disasterDataset"/>
     <w:p>
       <w:pPr>
         <w:pStyle w:val="LptReferenceItem"/>
@@ -2416,7 +2991,7 @@
       <w:r>
         <w:t xml:space="preserve"> </w:t>
       </w:r>
-      <w:hyperlink r:id="rId111">
+      <w:hyperlink r:id="rId56">
         <w:r>
           <w:rPr>
             <w:rStyle w:val="af"/>
@@ -2428,8 +3003,8 @@
         <w:t xml:space="preserve">.</w:t>
       </w:r>
     </w:p>
-    <w:bookmarkEnd w:id="112"/>
-    <w:bookmarkStart w:id="114" w:name="ref-alvarez2076braindanceArtifacts"/>
+    <w:bookmarkEnd w:id="57"/>
+    <w:bookmarkStart w:id="59" w:name="ref-alvarez2076braindanceArtifacts"/>
     <w:p>
       <w:pPr>
         <w:pStyle w:val="LptReferenceItem"/>
@@ -2449,7 +3024,7 @@
       <w:r>
         <w:t xml:space="preserve"> </w:t>
       </w:r>
-      <w:hyperlink r:id="rId113">
+      <w:hyperlink r:id="rId58">
         <w:r>
           <w:rPr>
             <w:rStyle w:val="af"/>
@@ -2461,8 +3036,8 @@
         <w:t xml:space="preserve">.</w:t>
       </w:r>
     </w:p>
-    <w:bookmarkEnd w:id="114"/>
-    <w:bookmarkStart w:id="115" w:name="ref-tu550moonEngineChapter"/>
+    <w:bookmarkEnd w:id="59"/>
+    <w:bookmarkStart w:id="60" w:name="ref-tu550moonEngineChapter"/>
     <w:p>
       <w:pPr>
         <w:pStyle w:val="LptReferenceItem"/>
@@ -2495,8 +3070,8 @@
         <w:t xml:space="preserve"> United Earth Government Engineering History Office, 2058: 201-238.</w:t>
       </w:r>
     </w:p>
-    <w:bookmarkEnd w:id="115"/>
-    <w:bookmarkStart w:id="116" w:name="ref-frieren1045memoryMagic"/>
+    <w:bookmarkEnd w:id="60"/>
+    <w:bookmarkStart w:id="61" w:name="ref-frieren1045memoryMagic"/>
     <w:p>
       <w:pPr>
         <w:pStyle w:val="LptReferenceItem"/>
@@ -2514,8 +3089,8 @@
         <w:t xml:space="preserve">FRIEREN, FERN. Memory error in long-lived species, low-frequency mourning behavior, and maintenance of civilian magic catalogues[M]//HEITER, SEIN. Applied Memory Engineering after the Demon King’s Defeat. Äußerst: Central Magic Association Press, 1045: 73-102.</w:t>
       </w:r>
     </w:p>
-    <w:bookmarkEnd w:id="116"/>
-    <w:bookmarkStart w:id="117" w:name="ref-sculptor1579prostheticManual"/>
+    <w:bookmarkEnd w:id="61"/>
+    <w:bookmarkStart w:id="62" w:name="ref-sculptor1579prostheticManual"/>
     <w:p>
       <w:pPr>
         <w:pStyle w:val="LptReferenceItem"/>
@@ -2533,8 +3108,8 @@
         <w:t xml:space="preserve">SCULPTOR T, EMMA. Maintenance of modular shinobi prosthetic mechanisms, tool load matching, and post-inflammatory tissue recovery[M]. Ashina Outskirts: Dilapidated Temple Prosthetic Office, 1579: 1-96.</w:t>
       </w:r>
     </w:p>
-    <w:bookmarkEnd w:id="117"/>
-    <w:bookmarkStart w:id="118" w:name="ref-senshi514goldenCountryMap"/>
+    <w:bookmarkEnd w:id="62"/>
+    <w:bookmarkStart w:id="63" w:name="ref-senshi514goldenCountryMap"/>
     <w:p>
       <w:pPr>
         <w:pStyle w:val="LptReferenceItem"/>
@@ -2582,8 +3157,8 @@
         <w:t xml:space="preserve">514公元.</w:t>
       </w:r>
     </w:p>
-    <w:bookmarkEnd w:id="118"/>
-    <w:bookmarkStart w:id="119" w:name="ref-gotoh2023stageNoise"/>
+    <w:bookmarkEnd w:id="63"/>
+    <w:bookmarkStart w:id="64" w:name="ref-gotoh2023stageNoise"/>
     <w:p>
       <w:pPr>
         <w:pStyle w:val="LptReferenceItem"/>
@@ -2601,8 +3176,8 @@
         <w:t xml:space="preserve">GOTOH H. Correlations among individual anxiety feedback, guitar distortion parameters, and small-band synchronization in low-signal-to-noise stage environments[Z]. [S.l.: s.n.], 2023.</w:t>
       </w:r>
     </w:p>
-    <w:bookmarkEnd w:id="119"/>
-    <w:bookmarkStart w:id="120" w:name="ref-sellen1214primevalCurrent"/>
+    <w:bookmarkEnd w:id="64"/>
+    <w:bookmarkStart w:id="65" w:name="ref-sellen1214primevalCurrent"/>
     <w:p>
       <w:pPr>
         <w:pStyle w:val="LptReferenceItem"/>
@@ -2620,8 +3195,8 @@
         <w:t xml:space="preserve">SELLEN S. Coherent excitation of the primeval current in glintstone cores, consciousness transcription, and the ethical boundary of academy experimentation[Z]. [S.l.: s.n.], 1214.</w:t>
       </w:r>
     </w:p>
-    <w:bookmarkEnd w:id="120"/>
-    <w:bookmarkStart w:id="121" w:name="ref-rubicon621jobFragments"/>
+    <w:bookmarkEnd w:id="65"/>
+    <w:bookmarkStart w:id="66" w:name="ref-rubicon621jobFragments"/>
     <w:p>
       <w:pPr>
         <w:pStyle w:val="LptReferenceItem"/>
@@ -2645,8 +3220,8 @@
         <w:t xml:space="preserve">621公元.</w:t>
       </w:r>
     </w:p>
-    <w:bookmarkEnd w:id="121"/>
-    <w:bookmarkStart w:id="122" w:name="ref-moretti1349divinationRisk"/>
+    <w:bookmarkEnd w:id="66"/>
+    <w:bookmarkStart w:id="67" w:name="ref-moretti1349divinationRisk"/>
     <w:p>
       <w:pPr>
         <w:pStyle w:val="LptReferenceItem"/>
@@ -2679,8 +3254,8 @@
         <w:t xml:space="preserve"> [S.l.: s.n.], 1349.</w:t>
       </w:r>
     </w:p>
-    <w:bookmarkEnd w:id="122"/>
-    <w:bookmarkStart w:id="123" w:name="ref-usagiyama2014steamerFault"/>
+    <w:bookmarkEnd w:id="67"/>
+    <w:bookmarkStart w:id="68" w:name="ref-usagiyama2014steamerFault"/>
     <w:p>
       <w:pPr>
         <w:pStyle w:val="LptReferenceItem"/>
@@ -2698,8 +3273,8 @@
         <w:t xml:space="preserve">USAGIYAMA SHOPPING DISTRICT NEWS. Brief steamer-line failure on mochi festival eve; usagiyama association says supply remains unaffected[Z]. [S.l.: s.n.], 2014.</w:t>
       </w:r>
     </w:p>
-    <w:bookmarkEnd w:id="123"/>
-    <w:bookmarkStart w:id="125" w:name="ref-nakano2011keionGear"/>
+    <w:bookmarkEnd w:id="68"/>
+    <w:bookmarkStart w:id="70" w:name="ref-nakano2011keionGear"/>
     <w:p>
       <w:pPr>
         <w:pStyle w:val="LptReferenceItem"/>
@@ -2719,7 +3294,7 @@
       <w:r>
         <w:t xml:space="preserve"> </w:t>
       </w:r>
-      <w:hyperlink r:id="rId124">
+      <w:hyperlink r:id="rId69">
         <w:r>
           <w:rPr>
             <w:rStyle w:val="af"/>
@@ -2731,8 +3306,8 @@
         <w:t xml:space="preserve">.</w:t>
       </w:r>
     </w:p>
-    <w:bookmarkEnd w:id="125"/>
-    <w:bookmarkStart w:id="126" w:name="ref-gustav1192priorArtTranslation"/>
+    <w:bookmarkEnd w:id="70"/>
+    <w:bookmarkStart w:id="71" w:name="ref-gustav1192priorArtTranslation"/>
     <w:p>
       <w:pPr>
         <w:pStyle w:val="LptReferenceItem"/>
@@ -2750,8 +3325,8 @@
         <w:t xml:space="preserve">GUSTAV R. Method for localizing prior-world technical schemes, reassembling claims, and avoiding mystical negative feedback[Z]. [S.l.: s.n.], 1192.</w:t>
       </w:r>
     </w:p>
-    <w:bookmarkEnd w:id="126"/>
-    <w:bookmarkStart w:id="127" w:name="ref-toyohashi2024makeineSpecial"/>
+    <w:bookmarkEnd w:id="71"/>
+    <w:bookmarkStart w:id="72" w:name="ref-toyohashi2024makeineSpecial"/>
     <w:p>
       <w:pPr>
         <w:pStyle w:val="LptReferenceItem"/>
@@ -2802,8 +3377,8 @@
         <w:t xml:space="preserve"> 2024, 7(8).</w:t>
       </w:r>
     </w:p>
-    <w:bookmarkEnd w:id="127"/>
-    <w:bookmarkStart w:id="128" w:name="ref-ranni1321leyndellSymposium"/>
+    <w:bookmarkEnd w:id="72"/>
+    <w:bookmarkStart w:id="73" w:name="ref-ranni1321leyndellSymposium"/>
     <w:p>
       <w:pPr>
         <w:pStyle w:val="LptReferenceItem"/>
@@ -2824,8 +3399,8 @@
         <w:t xml:space="preserve">. Proceedings of the first leyndell joint symposium on grace measurement, lunar phase, and omen classification[M]. Leyndell: Royal Capital Proceedings Office, 1321: 1-418.</w:t>
       </w:r>
     </w:p>
-    <w:bookmarkEnd w:id="128"/>
-    <w:bookmarkStart w:id="130" w:name="ref-allmind621arenaBench"/>
+    <w:bookmarkEnd w:id="73"/>
+    <w:bookmarkStart w:id="75" w:name="ref-allmind621arenaBench"/>
     <w:p>
       <w:pPr>
         <w:pStyle w:val="LptReferenceItem"/>
@@ -2860,7 +3435,7 @@
       <w:r>
         <w:t xml:space="preserve"> </w:t>
       </w:r>
-      <w:hyperlink r:id="rId129">
+      <w:hyperlink r:id="rId74">
         <w:r>
           <w:rPr>
             <w:rStyle w:val="af"/>
@@ -2872,8 +3447,8 @@
         <w:t xml:space="preserve">.</w:t>
       </w:r>
     </w:p>
-    <w:bookmarkEnd w:id="130"/>
-    <w:bookmarkStart w:id="131" w:name="ref-centrebrain4870dysonInterface"/>
+    <w:bookmarkEnd w:id="75"/>
+    <w:bookmarkStart w:id="76" w:name="ref-centrebrain4870dysonInterface"/>
     <w:p>
       <w:pPr>
         <w:pStyle w:val="LptReferenceItem"/>
@@ -2891,8 +3466,8 @@
         <w:t xml:space="preserve">CENTREBRAIN, ICARUS. Interstellar standard for solar-sail swarm node addressing, ray-receiver safety margin, and dyson-shell assembly interfaces[Z]. [S.l.: s.n.], 4870.</w:t>
       </w:r>
     </w:p>
-    <w:bookmarkEnd w:id="131"/>
-    <w:bookmarkStart w:id="132" w:name="ref-ueg2058heavyFusionScaleup"/>
+    <w:bookmarkEnd w:id="76"/>
+    <w:bookmarkStart w:id="77" w:name="ref-ueg2058heavyFusionScaleup"/>
     <w:p>
       <w:pPr>
         <w:pStyle w:val="LptReferenceItem"/>
@@ -2952,8 +3527,8 @@
         <w:t xml:space="preserve"> 2058.</w:t>
       </w:r>
     </w:p>
-    <w:bookmarkEnd w:id="132"/>
-    <w:bookmarkStart w:id="133" w:name="ref-gotoh2023emergencyStickyNote"/>
+    <w:bookmarkEnd w:id="77"/>
+    <w:bookmarkStart w:id="78" w:name="ref-gotoh2023emergencyStickyNote"/>
     <w:p>
       <w:pPr>
         <w:pStyle w:val="LptReferenceItem"/>
@@ -2971,8 +3546,8 @@
         <w:t xml:space="preserve">GOTOH H, IJICHI N. Bocchi stage-emergency sticky note: Look at nijika, count four beats, and keep the volume below six before disappearing[Z]. [S.l.: s.n.], 2023.</w:t>
       </w:r>
     </w:p>
-    <w:bookmarkEnd w:id="133"/>
-    <w:bookmarkEnd w:id="134"/>
+    <w:bookmarkEnd w:id="78"/>
+    <w:bookmarkEnd w:id="79"/>
     <w:sectPr>
       <w:footnotePr>
         <w:numRestart w:val="eachSect"/>
@@ -3183,7 +3758,6 @@
     <w:lvl w:ilvl="0">
       <w:start w:val="1"/>
       <w:numFmt w:val="decimal"/>
-      <w:pStyle w:val="LptHeading1"/>
       <w:lvlText w:val="%1"/>
       <w:lvlJc w:val="left"/>
       <w:pPr>
@@ -3196,7 +3770,6 @@
     <w:lvl w:ilvl="1">
       <w:start w:val="1"/>
       <w:numFmt w:val="decimal"/>
-      <w:pStyle w:val="LptHeading2"/>
       <w:lvlText w:val="%1.%2"/>
       <w:lvlJc w:val="left"/>
       <w:pPr>
@@ -3209,7 +3782,6 @@
     <w:lvl w:ilvl="2">
       <w:start w:val="1"/>
       <w:numFmt w:val="decimal"/>
-      <w:pStyle w:val="LptHeading3"/>
       <w:lvlText w:val="%1.%2.%3"/>
       <w:lvlJc w:val="left"/>
       <w:pPr>
@@ -3339,8 +3911,10 @@
       </w:pPr>
     </w:lvl>
   </w:abstractNum>
-  <w:abstractNum w:abstractNumId="99">
+  <w:abstractNum ns2:restartNumberingAfterBreak="0" w:abstractNumId="4">
+    <w:nsid w:val="70066944"/>
     <w:multiLevelType w:val="multilevel"/>
+    <w:tmpl w:val="41A2572A"/>
     <w:lvl w:ilvl="0">
       <w:start w:val="1"/>
       <w:numFmt w:val="decimal"/>
@@ -3349,9 +3923,9 @@
       <w:lvlJc w:val="left"/>
       <w:pPr>
         <w:tabs>
-          <w:tab w:val="num" w:pos="360"/>
+          <w:tab w:pos="360" w:val="num"/>
         </w:tabs>
-        <w:ind w:left="360" w:hanging="360"/>
+        <w:ind w:hanging="360" w:left="360"/>
       </w:pPr>
     </w:lvl>
     <w:lvl w:ilvl="1">
@@ -3362,9 +3936,9 @@
       <w:lvlJc w:val="left"/>
       <w:pPr>
         <w:tabs>
-          <w:tab w:val="num" w:pos="540"/>
+          <w:tab w:pos="540" w:val="num"/>
         </w:tabs>
-        <w:ind w:left="540" w:hanging="360"/>
+        <w:ind w:hanging="360" w:left="540"/>
       </w:pPr>
     </w:lvl>
     <w:lvl w:ilvl="2">
@@ -3375,10 +3949,40 @@
       <w:lvlJc w:val="left"/>
       <w:pPr>
         <w:tabs>
-          <w:tab w:val="num" w:pos="720"/>
+          <w:tab w:pos="720" w:val="num"/>
         </w:tabs>
-        <w:ind w:left="720" w:hanging="360"/>
-      </w:pPr>
+        <w:ind w:hanging="360" w:left="720"/>
+      </w:pPr>
+    </w:lvl>
+    <w:lvl w:ilvl="3">
+      <w:numFmt w:val="decimal"/>
+      <w:lvlText w:val=""/>
+      <w:lvlJc w:val="left"/>
+    </w:lvl>
+    <w:lvl w:ilvl="4">
+      <w:numFmt w:val="decimal"/>
+      <w:lvlText w:val=""/>
+      <w:lvlJc w:val="left"/>
+    </w:lvl>
+    <w:lvl w:ilvl="5">
+      <w:numFmt w:val="decimal"/>
+      <w:lvlText w:val=""/>
+      <w:lvlJc w:val="left"/>
+    </w:lvl>
+    <w:lvl w:ilvl="6">
+      <w:numFmt w:val="decimal"/>
+      <w:lvlText w:val=""/>
+      <w:lvlJc w:val="left"/>
+    </w:lvl>
+    <w:lvl w:ilvl="7">
+      <w:numFmt w:val="decimal"/>
+      <w:lvlText w:val=""/>
+      <w:lvlJc w:val="left"/>
+    </w:lvl>
+    <w:lvl w:ilvl="8">
+      <w:numFmt w:val="decimal"/>
+      <w:lvlText w:val=""/>
+      <w:lvlJc w:val="left"/>
     </w:lvl>
   </w:abstractNum>
   <w:abstractNum w:abstractNumId="990">
@@ -3460,11 +4064,59 @@
   <w:num ns3:durableId="2000958245" w:numId="1">
     <w:abstractNumId w:val="2"/>
   </w:num>
-  <w:num w:numId="99">
-    <w:abstractNumId w:val="99"/>
+  <w:num ns3:durableId="1485312545" w:numId="2">
+    <w:abstractNumId w:val="4"/>
+  </w:num>
+  <w:num ns3:durableId="54671412" w:numId="3">
+    <w:abstractNumId w:val="0"/>
   </w:num>
   <w:num w:numId="1000">
     <w:abstractNumId w:val="990"/>
+  </w:num>
+  <w:abstractNum w:abstractNumId="99">
+    <w:multiLevelType w:val="multilevel"/>
+    <w:lvl w:ilvl="0">
+      <w:start w:val="1"/>
+      <w:numFmt w:val="decimal"/>
+      <w:pStyle w:val="LptHeading1"/>
+      <w:lvlText w:val="%1"/>
+      <w:lvlJc w:val="left"/>
+      <w:pPr>
+        <w:tabs>
+          <w:tab w:val="num" w:pos="360"/>
+        </w:tabs>
+        <w:ind w:left="360" w:hanging="360"/>
+      </w:pPr>
+    </w:lvl>
+    <w:lvl w:ilvl="1">
+      <w:start w:val="1"/>
+      <w:numFmt w:val="decimal"/>
+      <w:pStyle w:val="LptHeading2"/>
+      <w:lvlText w:val="%1.%2"/>
+      <w:lvlJc w:val="left"/>
+      <w:pPr>
+        <w:tabs>
+          <w:tab w:val="num" w:pos="540"/>
+        </w:tabs>
+        <w:ind w:left="540" w:hanging="360"/>
+      </w:pPr>
+    </w:lvl>
+    <w:lvl w:ilvl="2">
+      <w:start w:val="1"/>
+      <w:numFmt w:val="decimal"/>
+      <w:pStyle w:val="LptHeading3"/>
+      <w:lvlText w:val="%1.%2.%3"/>
+      <w:lvlJc w:val="left"/>
+      <w:pPr>
+        <w:tabs>
+          <w:tab w:val="num" w:pos="720"/>
+        </w:tabs>
+        <w:ind w:left="720" w:hanging="360"/>
+      </w:pPr>
+    </w:lvl>
+  </w:abstractNum>
+  <w:num w:numId="99">
+    <w:abstractNumId w:val="99"/>
   </w:num>
 </w:numbering>
 </file>
@@ -4531,6 +5183,10 @@
     <w:name w:val="LptTableCaption"/>
     <w:basedOn w:val="LptBodyText"/>
     <w:qFormat/>
+    <w:rsid w:val="004A07E5"/>
+    <w:pPr>
+      <w:jc w:val="center"/>
+    </w:pPr>
   </w:style>
   <w:style w:customStyle="1" w:styleId="LptTableHeader" w:type="paragraph">
     <w:name w:val="LptTableHeader"/>

--- a/reference.docx
+++ b/reference.docx
@@ -41,7 +41,7 @@
         <w:pStyle w:val="LptPaperDate"/>
       </w:pPr>
       <w:r>
-        <w:t xml:space="preserve">2026-06-26</w:t>
+        <w:t xml:space="preserve">2026-07-11</w:t>
       </w:r>
     </w:p>
     <w:p>
@@ -115,7 +115,7 @@
         <w:t xml:space="preserve"> Cross references</w:t>
       </w:r>
     </w:p>
-    <w:bookmarkStart w:id="21" w:name="sec:introduction"/>
+    <w:bookmarkStart w:id="42" w:name="sec:introduction"/>
     <w:p>
       <w:pPr>
         <w:pStyle w:val="LptHeading1"/>
@@ -130,7 +130,7 @@
         <w:t xml:space="preserve"> Introduction</w:t>
       </w:r>
     </w:p>
-    <w:bookmarkEnd w:id="21"/>
+    <w:bookmarkEnd w:id="42"/>
     <w:p>
       <w:pPr>
         <w:pStyle w:val="LptBodyText"/>
@@ -252,7 +252,7 @@
         <w:t xml:space="preserve">summarizes usage suggestions.</w:t>
       </w:r>
     </w:p>
-    <w:bookmarkStart w:id="22" w:name="sec:method"/>
+    <w:bookmarkStart w:id="43" w:name="sec:method"/>
     <w:p>
       <w:pPr>
         <w:pStyle w:val="LptHeading1"/>
@@ -267,8 +267,8 @@
         <w:t xml:space="preserve"> Method</w:t>
       </w:r>
     </w:p>
-    <w:bookmarkEnd w:id="22"/>
-    <w:bookmarkStart w:id="23" w:name="subsec:structure"/>
+    <w:bookmarkEnd w:id="43"/>
+    <w:bookmarkStart w:id="44" w:name="subsec:structure"/>
     <w:p>
       <w:pPr>
         <w:pStyle w:val="LptHeading2"/>
@@ -283,7 +283,7 @@
         <w:t xml:space="preserve"> Manuscript Structure</w:t>
       </w:r>
     </w:p>
-    <w:bookmarkEnd w:id="23"/>
+    <w:bookmarkEnd w:id="44"/>
     <w:p>
       <w:pPr>
         <w:pStyle w:val="LptBodyText"/>
@@ -370,7 +370,7 @@
         <w:t xml:space="preserve">to express hierarchy; figures, tables, and equations use standard floating and mathematical environments.</w:t>
       </w:r>
     </w:p>
-    <w:bookmarkStart w:id="24" w:name="subsubsec:third-level"/>
+    <w:bookmarkStart w:id="45" w:name="subsubsec:third-level"/>
     <w:p>
       <w:pPr>
         <w:pStyle w:val="LptHeading3"/>
@@ -385,7 +385,7 @@
         <w:t xml:space="preserve"> Third-Level Heading Example</w:t>
       </w:r>
     </w:p>
-    <w:bookmarkEnd w:id="24"/>
+    <w:bookmarkEnd w:id="45"/>
     <w:p>
       <w:pPr>
         <w:pStyle w:val="LptBodyText"/>
@@ -400,7 +400,7 @@
         <w:t xml:space="preserve"> A third-level heading can be used to divide methods, experimental conditions, or derivation steps. If the manuscript later needs to be submitted to a journal, it can be migrated to the target journal template at the final stage instead of mixing many layout commands into the draft.</w:t>
       </w:r>
     </w:p>
-    <w:bookmarkStart w:id="25" w:name="subsec:equation"/>
+    <w:bookmarkStart w:id="46" w:name="subsec:equation"/>
     <w:p>
       <w:pPr>
         <w:pStyle w:val="LptHeading2"/>
@@ -415,7 +415,7 @@
         <w:t xml:space="preserve"> Equations and Citations</w:t>
       </w:r>
     </w:p>
-    <w:bookmarkEnd w:id="25"/>
+    <w:bookmarkEnd w:id="46"/>
     <w:p>
       <w:pPr>
         <w:pStyle w:val="LptBodyText"/>
@@ -611,7 +611,7 @@
         <w:t xml:space="preserve">are model parameters. The body text can continue to cite Equation (1), but journal-template-specific custom reference commands are not recommended.</w:t>
       </w:r>
     </w:p>
-    <w:bookmarkStart w:id="26" w:name="subsec:compatibility"/>
+    <w:bookmarkStart w:id="47" w:name="subsec:compatibility"/>
     <w:p>
       <w:pPr>
         <w:pStyle w:val="LptHeading2"/>
@@ -626,7 +626,7 @@
         <w:t xml:space="preserve"> Conversion Compatibility Examples</w:t>
       </w:r>
     </w:p>
-    <w:bookmarkEnd w:id="26"/>
+    <w:bookmarkEnd w:id="47"/>
     <w:p>
       <w:pPr>
         <w:pStyle w:val="LptBodyText"/>
@@ -1186,7 +1186,7 @@
         <w:t xml:space="preserve">(3)</w:t>
       </w:r>
     </w:p>
-    <w:bookmarkStart w:id="27" w:name="sec:results"/>
+    <w:bookmarkStart w:id="48" w:name="sec:results"/>
     <w:p>
       <w:pPr>
         <w:pStyle w:val="LptHeading1"/>
@@ -1201,8 +1201,8 @@
         <w:t xml:space="preserve"> Results and Discussion</w:t>
       </w:r>
     </w:p>
-    <w:bookmarkEnd w:id="27"/>
-    <w:bookmarkStart w:id="28" w:name="subsec:figure"/>
+    <w:bookmarkEnd w:id="48"/>
+    <w:bookmarkStart w:id="49" w:name="subsec:figure"/>
     <w:p>
       <w:pPr>
         <w:pStyle w:val="LptHeading2"/>
@@ -1217,7 +1217,7 @@
         <w:t xml:space="preserve"> Figure Examples</w:t>
       </w:r>
     </w:p>
-    <w:bookmarkEnd w:id="28"/>
+    <w:bookmarkEnd w:id="49"/>
     <w:p>
       <w:pPr>
         <w:pStyle w:val="LptBodyText"/>
@@ -1259,7 +1259,7 @@
         <w:t xml:space="preserve">and avoid complex patterns such as bilingual caption counter rollback. Note that Word does not support PDF images, so the script first exports PDF images to PNG during processing.</w:t>
       </w:r>
     </w:p>
-    <w:bookmarkStart w:id="32" w:name="fig:vector-format-test-pdf"/>
+    <w:bookmarkStart w:id="53" w:name="fig:vector-format-test-pdf"/>
     <w:p>
       <w:pPr>
         <w:pStyle w:val="CaptionedFigure"/>
@@ -1269,18 +1269,18 @@
           <wp:inline>
             <wp:extent cx="2510777" cy="779839"/>
             <wp:effectExtent b="0" l="0" r="0" t="0"/>
-            <wp:docPr descr="" title="" id="30" name="Picture"/>
+            <wp:docPr descr="" title="" id="51" name="Picture"/>
             <a:graphic>
               <a:graphicData uri="http://schemas.openxmlformats.org/drawingml/2006/picture">
                 <pic:pic>
                   <pic:nvPicPr>
-                    <pic:cNvPr descr="example-fig-1-048ca51106-300dpi.png" id="31" name="Picture"/>
+                    <pic:cNvPr descr="example-fig-1-048ca51106-300dpi.png" id="52" name="Picture"/>
                     <pic:cNvPicPr>
                       <a:picLocks noChangeArrowheads="1" noChangeAspect="1"/>
                     </pic:cNvPicPr>
                   </pic:nvPicPr>
                   <pic:blipFill>
-                    <a:blip r:embed="rId29"/>
+                    <a:blip r:embed="rId50"/>
                     <a:stretch>
                       <a:fillRect/>
                     </a:stretch>
@@ -1339,8 +1339,8 @@
         <w:t xml:space="preserve"> Figure format test: PDF vector image</w:t>
       </w:r>
     </w:p>
-    <w:bookmarkEnd w:id="32"/>
-    <w:bookmarkStart w:id="36" w:name="fig:vector-format-test-png"/>
+    <w:bookmarkEnd w:id="53"/>
+    <w:bookmarkStart w:id="57" w:name="fig:vector-format-test-png"/>
     <w:p>
       <w:pPr>
         <w:pStyle w:val="CaptionedFigure"/>
@@ -1350,18 +1350,18 @@
           <wp:inline>
             <wp:extent cx="2498544" cy="767606"/>
             <wp:effectExtent b="0" l="0" r="0" t="0"/>
-            <wp:docPr descr="" title="" id="34" name="Picture"/>
+            <wp:docPr descr="" title="" id="55" name="Picture"/>
             <a:graphic>
               <a:graphicData uri="http://schemas.openxmlformats.org/drawingml/2006/picture">
                 <pic:pic>
                   <pic:nvPicPr>
-                    <pic:cNvPr descr="example-fig-2.png" id="35" name="Picture"/>
+                    <pic:cNvPr descr="example-fig-2.png" id="56" name="Picture"/>
                     <pic:cNvPicPr>
                       <a:picLocks noChangeArrowheads="1" noChangeAspect="1"/>
                     </pic:cNvPicPr>
                   </pic:nvPicPr>
                   <pic:blipFill>
-                    <a:blip r:embed="rId33"/>
+                    <a:blip r:embed="rId54"/>
                     <a:stretch>
                       <a:fillRect/>
                     </a:stretch>
@@ -1420,8 +1420,8 @@
         <w:t xml:space="preserve"> Figure format test: PNG bitmap image</w:t>
       </w:r>
     </w:p>
-    <w:bookmarkEnd w:id="36"/>
-    <w:bookmarkStart w:id="37" w:name="subsec:table"/>
+    <w:bookmarkEnd w:id="57"/>
+    <w:bookmarkStart w:id="58" w:name="subsec:table"/>
     <w:p>
       <w:pPr>
         <w:pStyle w:val="LptHeading2"/>
@@ -1436,7 +1436,7 @@
         <w:t xml:space="preserve"> Table Example</w:t>
       </w:r>
     </w:p>
-    <w:bookmarkEnd w:id="37"/>
+    <w:bookmarkEnd w:id="58"/>
     <w:p>
       <w:pPr>
         <w:pStyle w:val="LptBodyText"/>
@@ -1547,7 +1547,7 @@
         <w:t xml:space="preserve">; this structure is usually easier to convert than complex merged cells.</w:t>
       </w:r>
     </w:p>
-    <w:bookmarkStart w:id="38" w:name="tab:sample"/>
+    <w:bookmarkStart w:id="59" w:name="tab:sample"/>
     <w:p>
       <w:pPr>
         <w:pStyle w:val="LptTableCaption"/>
@@ -1917,8 +1917,8 @@
         </w:tc>
       </w:tr>
     </w:tbl>
-    <w:bookmarkEnd w:id="38"/>
-    <w:bookmarkStart w:id="39" w:name="subsec:cross-reference"/>
+    <w:bookmarkEnd w:id="59"/>
+    <w:bookmarkStart w:id="60" w:name="subsec:list"/>
     <w:p>
       <w:pPr>
         <w:pStyle w:val="LptHeading2"/>
@@ -1927,13 +1927,184 @@
         <w:rPr>
           <w:rFonts w:hint="eastAsia"/>
         </w:rPr>
+        <w:t xml:space="preserve">列表示例</w:t>
+      </w:r>
+      <w:r>
+        <w:t xml:space="preserve"> List Example</w:t>
+      </w:r>
+    </w:p>
+    <w:bookmarkEnd w:id="60"/>
+    <w:p>
+      <w:pPr>
+        <w:pStyle w:val="LptBodyText"/>
+      </w:pPr>
+      <w:r>
+        <w:rPr>
+          <w:rFonts w:hint="eastAsia"/>
+        </w:rPr>
+        <w:t xml:space="preserve">有序列表和项目符号列表应使用标准的</w:t>
+      </w:r>
+      <w:r>
+        <w:rPr>
+          <w:rStyle w:val="VerbatimChar"/>
+        </w:rPr>
+        <w:t xml:space="preserve">enumerate</w:t>
+      </w:r>
+      <w:r>
+        <w:t xml:space="preserve">、</w:t>
+      </w:r>
+      <w:r>
+        <w:rPr>
+          <w:rStyle w:val="VerbatimChar"/>
+        </w:rPr>
+        <w:t xml:space="preserve">itemize</w:t>
+      </w:r>
+      <w:r>
+        <w:rPr>
+          <w:rFonts w:hint="eastAsia"/>
+        </w:rPr>
+        <w:t xml:space="preserve">与</w:t>
+      </w:r>
+      <w:r>
+        <w:rPr>
+          <w:rStyle w:val="VerbatimChar"/>
+        </w:rPr>
+        <w:t xml:space="preserve">\item</w:t>
+      </w:r>
+      <w:r>
+        <w:rPr>
+          <w:rFonts w:hint="eastAsia"/>
+        </w:rPr>
+        <w:t xml:space="preserve">结构。转换后的Word审阅稿会保留Pandoc原生编号，并分别应用项目定义的有序列表和项目符号列表样式。</w:t>
+      </w:r>
+      <w:r>
+        <w:t xml:space="preserve"> Ordered and bullet lists should use the standard</w:t>
+      </w:r>
+      <w:r>
+        <w:t xml:space="preserve"> </w:t>
+      </w:r>
+      <w:r>
+        <w:rPr>
+          <w:rStyle w:val="VerbatimChar"/>
+        </w:rPr>
+        <w:t xml:space="preserve">enumerate</w:t>
+      </w:r>
+      <w:r>
+        <w:t xml:space="preserve">,</w:t>
+      </w:r>
+      <w:r>
+        <w:t xml:space="preserve"> </w:t>
+      </w:r>
+      <w:r>
+        <w:rPr>
+          <w:rStyle w:val="VerbatimChar"/>
+        </w:rPr>
+        <w:t xml:space="preserve">itemize</w:t>
+      </w:r>
+      <w:r>
+        <w:t xml:space="preserve">, and</w:t>
+      </w:r>
+      <w:r>
+        <w:t xml:space="preserve"> </w:t>
+      </w:r>
+      <w:r>
+        <w:rPr>
+          <w:rStyle w:val="VerbatimChar"/>
+        </w:rPr>
+        <w:t xml:space="preserve">\item</w:t>
+      </w:r>
+      <w:r>
+        <w:t xml:space="preserve"> </w:t>
+      </w:r>
+      <w:r>
+        <w:t xml:space="preserve">structure. The converted Word review draft keeps Pandoc native numbering and applies the project ordered-list and bullet-list styles.</w:t>
+      </w:r>
+    </w:p>
+    <w:p>
+      <w:pPr>
+        <w:pStyle w:val="LptOrderedList"/>
+        <w:numPr>
+          <w:ilvl w:val="0"/>
+          <w:numId w:val="1001"/>
+        </w:numPr>
+      </w:pPr>
+      <w:r>
+        <w:rPr>
+          <w:rFonts w:hint="eastAsia"/>
+        </w:rPr>
+        <w:t xml:space="preserve">第一项用于验证有序列表的编号、段落样式和换行缩进。</w:t>
+      </w:r>
+      <w:r>
+        <w:t xml:space="preserve"> The first item verifies ordered-list numbering, paragraph styling, and wrapped-line indentation.</w:t>
+      </w:r>
+    </w:p>
+    <w:p>
+      <w:pPr>
+        <w:pStyle w:val="LptOrderedList"/>
+        <w:numPr>
+          <w:ilvl w:val="0"/>
+          <w:numId w:val="1001"/>
+        </w:numPr>
+      </w:pPr>
+      <w:r>
+        <w:rPr>
+          <w:rFonts w:hint="eastAsia"/>
+        </w:rPr>
+        <w:t xml:space="preserve">第二项包含嵌套项目符号列表，用于验证多级列表的层级与样式边界。</w:t>
+      </w:r>
+    </w:p>
+    <w:p>
+      <w:pPr>
+        <w:pStyle w:val="LptBulletList"/>
+        <w:numPr>
+          <w:ilvl w:val="1"/>
+          <w:numId w:val="1002"/>
+        </w:numPr>
+      </w:pPr>
+      <w:r>
+        <w:rPr>
+          <w:rFonts w:hint="eastAsia"/>
+        </w:rPr>
+        <w:t xml:space="preserve">嵌套项保留项目符号样式，并与父级编号保持清晰的缩进关系。</w:t>
+      </w:r>
+      <w:r>
+        <w:t xml:space="preserve"> Nested items retain the bullet-list style and a clear indentation relationship with the parent number.</w:t>
+      </w:r>
+    </w:p>
+    <w:p>
+      <w:pPr>
+        <w:pStyle w:val="LptBulletList"/>
+        <w:numPr>
+          <w:ilvl w:val="1"/>
+          <w:numId w:val="1002"/>
+        </w:numPr>
+      </w:pPr>
+      <w:r>
+        <w:rPr>
+          <w:rFonts w:hint="eastAsia"/>
+        </w:rPr>
+        <w:t xml:space="preserve">第二个嵌套项用于检查相邻列表项的连续编号与换行表现。</w:t>
+      </w:r>
+      <w:r>
+        <w:t xml:space="preserve"> The second nested item checks adjacent-item continuity and line wrapping.</w:t>
+      </w:r>
+    </w:p>
+    <w:bookmarkStart w:id="61" w:name="subsec:cross-reference"/>
+    <w:p>
+      <w:pPr>
+        <w:pStyle w:val="LptHeading2"/>
+      </w:pPr>
+      <w:r>
+        <w:rPr>
+          <w:rFonts w:hint="eastAsia"/>
+        </w:rPr>
         <w:t xml:space="preserve">综合引用示例</w:t>
       </w:r>
       <w:r>
         <w:t xml:space="preserve"> Combined Cross-Reference Example</w:t>
       </w:r>
     </w:p>
-    <w:bookmarkEnd w:id="39"/>
+    <w:bookmarkEnd w:id="61"/>
     <w:p>
       <w:pPr>
         <w:pStyle w:val="LptBodyText"/>
@@ -2516,7 +2687,7 @@
         <w:t xml:space="preserve">. During Pandoc-to-Word conversion, these references can be managed through the same BibTeX database.</w:t>
       </w:r>
     </w:p>
-    <w:bookmarkStart w:id="40" w:name="sec:conclusion"/>
+    <w:bookmarkStart w:id="62" w:name="sec:conclusion"/>
     <w:p>
       <w:pPr>
         <w:pStyle w:val="LptHeading1"/>
@@ -2531,7 +2702,7 @@
         <w:t xml:space="preserve"> Conclusion</w:t>
       </w:r>
     </w:p>
-    <w:bookmarkEnd w:id="40"/>
+    <w:bookmarkEnd w:id="62"/>
     <w:p>
       <w:pPr>
         <w:pStyle w:val="LptBodyText"/>
@@ -2557,8 +2728,8 @@
         <w:t xml:space="preserve">参考文献</w:t>
       </w:r>
     </w:p>
-    <w:bookmarkStart w:id="79" w:name="refs"/>
-    <w:bookmarkStart w:id="42" w:name="ref-nightcity2077chipSideChannel"/>
+    <w:bookmarkStart w:id="101" w:name="refs"/>
+    <w:bookmarkStart w:id="64" w:name="ref-nightcity2077chipSideChannel"/>
     <w:p>
       <w:pPr>
         <w:pStyle w:val="LptReferenceItem"/>
@@ -2578,7 +2749,7 @@
       <w:r>
         <w:t xml:space="preserve"> </w:t>
       </w:r>
-      <w:hyperlink r:id="rId41">
+      <w:hyperlink r:id="rId63">
         <w:r>
           <w:rPr>
             <w:rStyle w:val="af"/>
@@ -2590,8 +2761,8 @@
         <w:t xml:space="preserve">.</w:t>
       </w:r>
     </w:p>
-    <w:bookmarkEnd w:id="42"/>
-    <w:bookmarkStart w:id="44" w:name="ref-wang2047flyingBlade"/>
+    <w:bookmarkEnd w:id="64"/>
+    <w:bookmarkStart w:id="66" w:name="ref-wang2047flyingBlade"/>
     <w:p>
       <w:pPr>
         <w:pStyle w:val="LptReferenceItem"/>
@@ -2635,7 +2806,7 @@
       <w:r>
         <w:t xml:space="preserve"> </w:t>
       </w:r>
-      <w:hyperlink r:id="rId43">
+      <w:hyperlink r:id="rId65">
         <w:r>
           <w:rPr>
             <w:rStyle w:val="af"/>
@@ -2647,8 +2818,8 @@
         <w:t xml:space="preserve">.</w:t>
       </w:r>
     </w:p>
-    <w:bookmarkEnd w:id="44"/>
-    <w:bookmarkStart w:id="46" w:name="ref-天庭巡查司648六根封存"/>
+    <w:bookmarkEnd w:id="66"/>
+    <w:bookmarkStart w:id="68" w:name="ref-天庭巡查司648六根封存"/>
     <w:p>
       <w:pPr>
         <w:pStyle w:val="LptReferenceItem"/>
@@ -2707,7 +2878,7 @@
       <w:r>
         <w:t xml:space="preserve"> </w:t>
       </w:r>
-      <w:hyperlink r:id="rId45">
+      <w:hyperlink r:id="rId67">
         <w:r>
           <w:rPr>
             <w:rStyle w:val="af"/>
@@ -2720,8 +2891,8 @@
         <w:t xml:space="preserve">.</w:t>
       </w:r>
     </w:p>
-    <w:bookmarkEnd w:id="46"/>
-    <w:bookmarkStart w:id="47" w:name="ref-logan1023firstFlame"/>
+    <w:bookmarkEnd w:id="68"/>
+    <w:bookmarkStart w:id="69" w:name="ref-logan1023firstFlame"/>
     <w:p>
       <w:pPr>
         <w:pStyle w:val="LptReferenceItem"/>
@@ -2739,8 +2910,8 @@
         <w:t xml:space="preserve">LOGAN B H. Soul-level decay, hollowing dynamics, and vessel relink thresholds under residual first-flame radiation[M]. Vinheim: Vinheim Academy Press, 1023: 1-486.</w:t>
       </w:r>
     </w:p>
-    <w:bookmarkEnd w:id="47"/>
-    <w:bookmarkStart w:id="48" w:name="ref-htt2010teaTimeRules"/>
+    <w:bookmarkEnd w:id="69"/>
+    <w:bookmarkStart w:id="70" w:name="ref-htt2010teaTimeRules"/>
     <w:p>
       <w:pPr>
         <w:pStyle w:val="LptReferenceItem"/>
@@ -2800,8 +2971,8 @@
         <w:t xml:space="preserve"> [S.l.: s.n.], 2010.</w:t>
       </w:r>
     </w:p>
-    <w:bookmarkEnd w:id="48"/>
-    <w:bookmarkStart w:id="49" w:name="ref-senshi514dungeonFoodSystems"/>
+    <w:bookmarkEnd w:id="70"/>
+    <w:bookmarkStart w:id="71" w:name="ref-senshi514dungeonFoodSystems"/>
     <w:p>
       <w:pPr>
         <w:pStyle w:val="LptReferenceItem"/>
@@ -2828,8 +2999,8 @@
         <w:t xml:space="preserve"> 1-372.</w:t>
       </w:r>
     </w:p>
-    <w:bookmarkEnd w:id="49"/>
-    <w:bookmarkStart w:id="51" w:name="ref-二郎642六根分配"/>
+    <w:bookmarkEnd w:id="71"/>
+    <w:bookmarkStart w:id="73" w:name="ref-二郎642六根分配"/>
     <w:p>
       <w:pPr>
         <w:pStyle w:val="LptReferenceItem"/>
@@ -2891,7 +3062,7 @@
       <w:r>
         <w:t xml:space="preserve"> </w:t>
       </w:r>
-      <w:hyperlink r:id="rId50">
+      <w:hyperlink r:id="rId72">
         <w:r>
           <w:rPr>
             <w:rStyle w:val="af"/>
@@ -2904,8 +3075,8 @@
         <w:t xml:space="preserve">.</w:t>
       </w:r>
     </w:p>
-    <w:bookmarkEnd w:id="51"/>
-    <w:bookmarkStart w:id="53" w:name="ref-bridges2039timefallRouting"/>
+    <w:bookmarkEnd w:id="73"/>
+    <w:bookmarkStart w:id="75" w:name="ref-bridges2039timefallRouting"/>
     <w:p>
       <w:pPr>
         <w:pStyle w:val="LptReferenceItem"/>
@@ -2925,7 +3096,7 @@
       <w:r>
         <w:t xml:space="preserve"> </w:t>
       </w:r>
-      <w:hyperlink r:id="rId52">
+      <w:hyperlink r:id="rId74">
         <w:r>
           <w:rPr>
             <w:rStyle w:val="af"/>
@@ -2937,8 +3108,8 @@
         <w:t xml:space="preserve">.</w:t>
       </w:r>
     </w:p>
-    <w:bookmarkEnd w:id="53"/>
-    <w:bookmarkStart w:id="55" w:name="ref-ofnir1320landsBetweenDatabase"/>
+    <w:bookmarkEnd w:id="75"/>
+    <w:bookmarkStart w:id="77" w:name="ref-ofnir1320landsBetweenDatabase"/>
     <w:p>
       <w:pPr>
         <w:pStyle w:val="LptReferenceItem"/>
@@ -2958,7 +3129,7 @@
       <w:r>
         <w:t xml:space="preserve"> </w:t>
       </w:r>
-      <w:hyperlink r:id="rId54">
+      <w:hyperlink r:id="rId76">
         <w:r>
           <w:rPr>
             <w:rStyle w:val="af"/>
@@ -2970,8 +3141,8 @@
         <w:t xml:space="preserve">.</w:t>
       </w:r>
     </w:p>
-    <w:bookmarkEnd w:id="55"/>
-    <w:bookmarkStart w:id="57" w:name="ref-heroAssociation2021disasterDataset"/>
+    <w:bookmarkEnd w:id="77"/>
+    <w:bookmarkStart w:id="79" w:name="ref-heroAssociation2021disasterDataset"/>
     <w:p>
       <w:pPr>
         <w:pStyle w:val="LptReferenceItem"/>
@@ -2991,7 +3162,7 @@
       <w:r>
         <w:t xml:space="preserve"> </w:t>
       </w:r>
-      <w:hyperlink r:id="rId56">
+      <w:hyperlink r:id="rId78">
         <w:r>
           <w:rPr>
             <w:rStyle w:val="af"/>
@@ -3003,8 +3174,8 @@
         <w:t xml:space="preserve">.</w:t>
       </w:r>
     </w:p>
-    <w:bookmarkEnd w:id="57"/>
-    <w:bookmarkStart w:id="59" w:name="ref-alvarez2076braindanceArtifacts"/>
+    <w:bookmarkEnd w:id="79"/>
+    <w:bookmarkStart w:id="81" w:name="ref-alvarez2076braindanceArtifacts"/>
     <w:p>
       <w:pPr>
         <w:pStyle w:val="LptReferenceItem"/>
@@ -3024,7 +3195,7 @@
       <w:r>
         <w:t xml:space="preserve"> </w:t>
       </w:r>
-      <w:hyperlink r:id="rId58">
+      <w:hyperlink r:id="rId80">
         <w:r>
           <w:rPr>
             <w:rStyle w:val="af"/>
@@ -3036,8 +3207,8 @@
         <w:t xml:space="preserve">.</w:t>
       </w:r>
     </w:p>
-    <w:bookmarkEnd w:id="59"/>
-    <w:bookmarkStart w:id="60" w:name="ref-tu550moonEngineChapter"/>
+    <w:bookmarkEnd w:id="81"/>
+    <w:bookmarkStart w:id="82" w:name="ref-tu550moonEngineChapter"/>
     <w:p>
       <w:pPr>
         <w:pStyle w:val="LptReferenceItem"/>
@@ -3070,8 +3241,8 @@
         <w:t xml:space="preserve"> United Earth Government Engineering History Office, 2058: 201-238.</w:t>
       </w:r>
     </w:p>
-    <w:bookmarkEnd w:id="60"/>
-    <w:bookmarkStart w:id="61" w:name="ref-frieren1045memoryMagic"/>
+    <w:bookmarkEnd w:id="82"/>
+    <w:bookmarkStart w:id="83" w:name="ref-frieren1045memoryMagic"/>
     <w:p>
       <w:pPr>
         <w:pStyle w:val="LptReferenceItem"/>
@@ -3089,8 +3260,8 @@
         <w:t xml:space="preserve">FRIEREN, FERN. Memory error in long-lived species, low-frequency mourning behavior, and maintenance of civilian magic catalogues[M]//HEITER, SEIN. Applied Memory Engineering after the Demon King’s Defeat. Äußerst: Central Magic Association Press, 1045: 73-102.</w:t>
       </w:r>
     </w:p>
-    <w:bookmarkEnd w:id="61"/>
-    <w:bookmarkStart w:id="62" w:name="ref-sculptor1579prostheticManual"/>
+    <w:bookmarkEnd w:id="83"/>
+    <w:bookmarkStart w:id="84" w:name="ref-sculptor1579prostheticManual"/>
     <w:p>
       <w:pPr>
         <w:pStyle w:val="LptReferenceItem"/>
@@ -3108,8 +3279,8 @@
         <w:t xml:space="preserve">SCULPTOR T, EMMA. Maintenance of modular shinobi prosthetic mechanisms, tool load matching, and post-inflammatory tissue recovery[M]. Ashina Outskirts: Dilapidated Temple Prosthetic Office, 1579: 1-96.</w:t>
       </w:r>
     </w:p>
-    <w:bookmarkEnd w:id="62"/>
-    <w:bookmarkStart w:id="63" w:name="ref-senshi514goldenCountryMap"/>
+    <w:bookmarkEnd w:id="84"/>
+    <w:bookmarkStart w:id="85" w:name="ref-senshi514goldenCountryMap"/>
     <w:p>
       <w:pPr>
         <w:pStyle w:val="LptReferenceItem"/>
@@ -3157,8 +3328,8 @@
         <w:t xml:space="preserve">514公元.</w:t>
       </w:r>
     </w:p>
-    <w:bookmarkEnd w:id="63"/>
-    <w:bookmarkStart w:id="64" w:name="ref-gotoh2023stageNoise"/>
+    <w:bookmarkEnd w:id="85"/>
+    <w:bookmarkStart w:id="86" w:name="ref-gotoh2023stageNoise"/>
     <w:p>
       <w:pPr>
         <w:pStyle w:val="LptReferenceItem"/>
@@ -3176,8 +3347,8 @@
         <w:t xml:space="preserve">GOTOH H. Correlations among individual anxiety feedback, guitar distortion parameters, and small-band synchronization in low-signal-to-noise stage environments[Z]. [S.l.: s.n.], 2023.</w:t>
       </w:r>
     </w:p>
-    <w:bookmarkEnd w:id="64"/>
-    <w:bookmarkStart w:id="65" w:name="ref-sellen1214primevalCurrent"/>
+    <w:bookmarkEnd w:id="86"/>
+    <w:bookmarkStart w:id="87" w:name="ref-sellen1214primevalCurrent"/>
     <w:p>
       <w:pPr>
         <w:pStyle w:val="LptReferenceItem"/>
@@ -3195,8 +3366,8 @@
         <w:t xml:space="preserve">SELLEN S. Coherent excitation of the primeval current in glintstone cores, consciousness transcription, and the ethical boundary of academy experimentation[Z]. [S.l.: s.n.], 1214.</w:t>
       </w:r>
     </w:p>
-    <w:bookmarkEnd w:id="65"/>
-    <w:bookmarkStart w:id="66" w:name="ref-rubicon621jobFragments"/>
+    <w:bookmarkEnd w:id="87"/>
+    <w:bookmarkStart w:id="88" w:name="ref-rubicon621jobFragments"/>
     <w:p>
       <w:pPr>
         <w:pStyle w:val="LptReferenceItem"/>
@@ -3220,8 +3391,8 @@
         <w:t xml:space="preserve">621公元.</w:t>
       </w:r>
     </w:p>
-    <w:bookmarkEnd w:id="66"/>
-    <w:bookmarkStart w:id="67" w:name="ref-moretti1349divinationRisk"/>
+    <w:bookmarkEnd w:id="88"/>
+    <w:bookmarkStart w:id="89" w:name="ref-moretti1349divinationRisk"/>
     <w:p>
       <w:pPr>
         <w:pStyle w:val="LptReferenceItem"/>
@@ -3254,8 +3425,8 @@
         <w:t xml:space="preserve"> [S.l.: s.n.], 1349.</w:t>
       </w:r>
     </w:p>
-    <w:bookmarkEnd w:id="67"/>
-    <w:bookmarkStart w:id="68" w:name="ref-usagiyama2014steamerFault"/>
+    <w:bookmarkEnd w:id="89"/>
+    <w:bookmarkStart w:id="90" w:name="ref-usagiyama2014steamerFault"/>
     <w:p>
       <w:pPr>
         <w:pStyle w:val="LptReferenceItem"/>
@@ -3273,8 +3444,8 @@
         <w:t xml:space="preserve">USAGIYAMA SHOPPING DISTRICT NEWS. Brief steamer-line failure on mochi festival eve; usagiyama association says supply remains unaffected[Z]. [S.l.: s.n.], 2014.</w:t>
       </w:r>
     </w:p>
-    <w:bookmarkEnd w:id="68"/>
-    <w:bookmarkStart w:id="70" w:name="ref-nakano2011keionGear"/>
+    <w:bookmarkEnd w:id="90"/>
+    <w:bookmarkStart w:id="92" w:name="ref-nakano2011keionGear"/>
     <w:p>
       <w:pPr>
         <w:pStyle w:val="LptReferenceItem"/>
@@ -3294,7 +3465,7 @@
       <w:r>
         <w:t xml:space="preserve"> </w:t>
       </w:r>
-      <w:hyperlink r:id="rId69">
+      <w:hyperlink r:id="rId91">
         <w:r>
           <w:rPr>
             <w:rStyle w:val="af"/>
@@ -3306,8 +3477,8 @@
         <w:t xml:space="preserve">.</w:t>
       </w:r>
     </w:p>
-    <w:bookmarkEnd w:id="70"/>
-    <w:bookmarkStart w:id="71" w:name="ref-gustav1192priorArtTranslation"/>
+    <w:bookmarkEnd w:id="92"/>
+    <w:bookmarkStart w:id="93" w:name="ref-gustav1192priorArtTranslation"/>
     <w:p>
       <w:pPr>
         <w:pStyle w:val="LptReferenceItem"/>
@@ -3325,8 +3496,8 @@
         <w:t xml:space="preserve">GUSTAV R. Method for localizing prior-world technical schemes, reassembling claims, and avoiding mystical negative feedback[Z]. [S.l.: s.n.], 1192.</w:t>
       </w:r>
     </w:p>
-    <w:bookmarkEnd w:id="71"/>
-    <w:bookmarkStart w:id="72" w:name="ref-toyohashi2024makeineSpecial"/>
+    <w:bookmarkEnd w:id="93"/>
+    <w:bookmarkStart w:id="94" w:name="ref-toyohashi2024makeineSpecial"/>
     <w:p>
       <w:pPr>
         <w:pStyle w:val="LptReferenceItem"/>
@@ -3377,8 +3548,8 @@
         <w:t xml:space="preserve"> 2024, 7(8).</w:t>
       </w:r>
     </w:p>
-    <w:bookmarkEnd w:id="72"/>
-    <w:bookmarkStart w:id="73" w:name="ref-ranni1321leyndellSymposium"/>
+    <w:bookmarkEnd w:id="94"/>
+    <w:bookmarkStart w:id="95" w:name="ref-ranni1321leyndellSymposium"/>
     <w:p>
       <w:pPr>
         <w:pStyle w:val="LptReferenceItem"/>
@@ -3399,8 +3570,8 @@
         <w:t xml:space="preserve">. Proceedings of the first leyndell joint symposium on grace measurement, lunar phase, and omen classification[M]. Leyndell: Royal Capital Proceedings Office, 1321: 1-418.</w:t>
       </w:r>
     </w:p>
-    <w:bookmarkEnd w:id="73"/>
-    <w:bookmarkStart w:id="75" w:name="ref-allmind621arenaBench"/>
+    <w:bookmarkEnd w:id="95"/>
+    <w:bookmarkStart w:id="97" w:name="ref-allmind621arenaBench"/>
     <w:p>
       <w:pPr>
         <w:pStyle w:val="LptReferenceItem"/>
@@ -3435,7 +3606,7 @@
       <w:r>
         <w:t xml:space="preserve"> </w:t>
       </w:r>
-      <w:hyperlink r:id="rId74">
+      <w:hyperlink r:id="rId96">
         <w:r>
           <w:rPr>
             <w:rStyle w:val="af"/>
@@ -3447,8 +3618,8 @@
         <w:t xml:space="preserve">.</w:t>
       </w:r>
     </w:p>
-    <w:bookmarkEnd w:id="75"/>
-    <w:bookmarkStart w:id="76" w:name="ref-centrebrain4870dysonInterface"/>
+    <w:bookmarkEnd w:id="97"/>
+    <w:bookmarkStart w:id="98" w:name="ref-centrebrain4870dysonInterface"/>
     <w:p>
       <w:pPr>
         <w:pStyle w:val="LptReferenceItem"/>
@@ -3466,8 +3637,8 @@
         <w:t xml:space="preserve">CENTREBRAIN, ICARUS. Interstellar standard for solar-sail swarm node addressing, ray-receiver safety margin, and dyson-shell assembly interfaces[Z]. [S.l.: s.n.], 4870.</w:t>
       </w:r>
     </w:p>
-    <w:bookmarkEnd w:id="76"/>
-    <w:bookmarkStart w:id="77" w:name="ref-ueg2058heavyFusionScaleup"/>
+    <w:bookmarkEnd w:id="98"/>
+    <w:bookmarkStart w:id="99" w:name="ref-ueg2058heavyFusionScaleup"/>
     <w:p>
       <w:pPr>
         <w:pStyle w:val="LptReferenceItem"/>
@@ -3527,8 +3698,8 @@
         <w:t xml:space="preserve"> 2058.</w:t>
       </w:r>
     </w:p>
-    <w:bookmarkEnd w:id="77"/>
-    <w:bookmarkStart w:id="78" w:name="ref-gotoh2023emergencyStickyNote"/>
+    <w:bookmarkEnd w:id="99"/>
+    <w:bookmarkStart w:id="100" w:name="ref-gotoh2023emergencyStickyNote"/>
     <w:p>
       <w:pPr>
         <w:pStyle w:val="LptReferenceItem"/>
@@ -3546,8 +3717,8 @@
         <w:t xml:space="preserve">GOTOH H, IJICHI N. Bocchi stage-emergency sticky note: Look at nijika, count four beats, and keep the volume below six before disappearing[Z]. [S.l.: s.n.], 2023.</w:t>
       </w:r>
     </w:p>
-    <w:bookmarkEnd w:id="78"/>
-    <w:bookmarkEnd w:id="79"/>
+    <w:bookmarkEnd w:id="100"/>
+    <w:bookmarkEnd w:id="101"/>
     <w:sectPr>
       <w:footnotePr>
         <w:numRestart w:val="eachSect"/>
@@ -3985,6 +4156,48 @@
       <w:lvlJc w:val="left"/>
     </w:lvl>
   </w:abstractNum>
+  <w:abstractNum w:abstractNumId="99">
+    <w:multiLevelType w:val="multilevel"/>
+    <w:lvl w:ilvl="0">
+      <w:start w:val="1"/>
+      <w:numFmt w:val="decimal"/>
+      <w:pStyle w:val="LptHeading1"/>
+      <w:lvlText w:val="%1"/>
+      <w:lvlJc w:val="left"/>
+      <w:pPr>
+        <w:tabs>
+          <w:tab w:val="num" w:pos="360"/>
+        </w:tabs>
+        <w:ind w:left="360" w:hanging="360"/>
+      </w:pPr>
+    </w:lvl>
+    <w:lvl w:ilvl="1">
+      <w:start w:val="1"/>
+      <w:numFmt w:val="decimal"/>
+      <w:pStyle w:val="LptHeading2"/>
+      <w:lvlText w:val="%1.%2"/>
+      <w:lvlJc w:val="left"/>
+      <w:pPr>
+        <w:tabs>
+          <w:tab w:val="num" w:pos="540"/>
+        </w:tabs>
+        <w:ind w:left="540" w:hanging="360"/>
+      </w:pPr>
+    </w:lvl>
+    <w:lvl w:ilvl="2">
+      <w:start w:val="1"/>
+      <w:numFmt w:val="decimal"/>
+      <w:pStyle w:val="LptHeading3"/>
+      <w:lvlText w:val="%1.%2.%3"/>
+      <w:lvlJc w:val="left"/>
+      <w:pPr>
+        <w:tabs>
+          <w:tab w:val="num" w:pos="720"/>
+        </w:tabs>
+        <w:ind w:left="720" w:hanging="360"/>
+      </w:pPr>
+    </w:lvl>
+  </w:abstractNum>
   <w:abstractNum w:abstractNumId="990">
     <w:nsid w:val="0000A990"/>
     <w:multiLevelType w:val="multilevel"/>
@@ -4059,6 +4272,194 @@
       <w:pPr>
         <w:ind w:left="6480" w:hanging="360"/>
       </w:pPr>
+    </w:lvl>
+  </w:abstractNum>
+  <w:abstractNum w:abstractNumId="99201">
+    <w:nsid w:val="00A99201"/>
+    <w:multiLevelType w:val="multilevel"/>
+    <w:lvl w:ilvl="0">
+      <w:start w:val="1"/>
+      <w:numFmt w:val="decimal"/>
+      <w:lvlText w:val="%1."/>
+      <w:lvlJc w:val="left"/>
+      <w:pPr>
+        <w:ind w:left="720" w:hanging="360"/>
+      </w:pPr>
+    </w:lvl>
+    <w:lvl w:ilvl="1">
+      <w:start w:val="1"/>
+      <w:numFmt w:val="lowerLetter"/>
+      <w:lvlText w:val="%2."/>
+      <w:lvlJc w:val="left"/>
+      <w:pPr>
+        <w:ind w:left="1440" w:hanging="360"/>
+      </w:pPr>
+    </w:lvl>
+    <w:lvl w:ilvl="2">
+      <w:start w:val="1"/>
+      <w:numFmt w:val="lowerRoman"/>
+      <w:lvlText w:val="%3."/>
+      <w:lvlJc w:val="left"/>
+      <w:pPr>
+        <w:ind w:left="2160" w:hanging="360"/>
+      </w:pPr>
+    </w:lvl>
+    <w:lvl w:ilvl="3">
+      <w:start w:val="1"/>
+      <w:numFmt w:val="decimal"/>
+      <w:lvlText w:val="%4."/>
+      <w:lvlJc w:val="left"/>
+      <w:pPr>
+        <w:ind w:left="2880" w:hanging="360"/>
+      </w:pPr>
+    </w:lvl>
+    <w:lvl w:ilvl="4">
+      <w:start w:val="1"/>
+      <w:numFmt w:val="lowerLetter"/>
+      <w:lvlText w:val="%5."/>
+      <w:lvlJc w:val="left"/>
+      <w:pPr>
+        <w:ind w:left="3600" w:hanging="360"/>
+      </w:pPr>
+    </w:lvl>
+    <w:lvl w:ilvl="5">
+      <w:start w:val="1"/>
+      <w:numFmt w:val="lowerRoman"/>
+      <w:lvlText w:val="%6."/>
+      <w:lvlJc w:val="left"/>
+      <w:pPr>
+        <w:ind w:left="4320" w:hanging="360"/>
+      </w:pPr>
+    </w:lvl>
+    <w:lvl w:ilvl="6">
+      <w:start w:val="1"/>
+      <w:numFmt w:val="decimal"/>
+      <w:lvlText w:val="%7."/>
+      <w:lvlJc w:val="left"/>
+      <w:pPr>
+        <w:ind w:left="5040" w:hanging="360"/>
+      </w:pPr>
+    </w:lvl>
+    <w:lvl w:ilvl="7">
+      <w:start w:val="1"/>
+      <w:numFmt w:val="lowerLetter"/>
+      <w:lvlText w:val="%8."/>
+      <w:lvlJc w:val="left"/>
+      <w:pPr>
+        <w:ind w:left="5760" w:hanging="360"/>
+      </w:pPr>
+    </w:lvl>
+    <w:lvl w:ilvl="8">
+      <w:start w:val="1"/>
+      <w:numFmt w:val="lowerRoman"/>
+      <w:lvlText w:val="%9."/>
+      <w:lvlJc w:val="left"/>
+      <w:pPr>
+        <w:ind w:left="6480" w:hanging="360"/>
+      </w:pPr>
+    </w:lvl>
+  </w:abstractNum>
+  <w:abstractNum w:abstractNumId="991">
+    <w:nsid w:val="0000A991"/>
+    <w:multiLevelType w:val="multilevel"/>
+    <w:lvl w:ilvl="0">
+      <w:numFmt w:val="bullet"/>
+      <w:lvlText w:val=""/>
+      <w:lvlJc w:val="left"/>
+      <w:pPr>
+        <w:ind w:left="720" w:hanging="360"/>
+      </w:pPr>
+      <w:rPr>
+        <w:rFonts w:ascii="Symbol" w:hAnsi="Symbol" w:cs="Symbol" w:hint="default"/>
+      </w:rPr>
+    </w:lvl>
+    <w:lvl w:ilvl="1">
+      <w:numFmt w:val="bullet"/>
+      <w:lvlText w:val="o"/>
+      <w:lvlJc w:val="left"/>
+      <w:pPr>
+        <w:ind w:left="1440" w:hanging="360"/>
+      </w:pPr>
+      <w:rPr>
+        <w:rFonts w:ascii="Courier New" w:hAnsi="Courier New" w:cs="Courier New" w:hint="default"/>
+      </w:rPr>
+    </w:lvl>
+    <w:lvl w:ilvl="2">
+      <w:numFmt w:val="bullet"/>
+      <w:lvlText w:val=""/>
+      <w:lvlJc w:val="left"/>
+      <w:pPr>
+        <w:ind w:left="2160" w:hanging="360"/>
+      </w:pPr>
+      <w:rPr>
+        <w:rFonts w:ascii="Wingdings" w:hAnsi="Wingdings" w:cs="Wingdings" w:hint="default"/>
+      </w:rPr>
+    </w:lvl>
+    <w:lvl w:ilvl="3">
+      <w:numFmt w:val="bullet"/>
+      <w:lvlText w:val=""/>
+      <w:lvlJc w:val="left"/>
+      <w:pPr>
+        <w:ind w:left="2880" w:hanging="360"/>
+      </w:pPr>
+      <w:rPr>
+        <w:rFonts w:ascii="Symbol" w:hAnsi="Symbol" w:cs="Symbol" w:hint="default"/>
+      </w:rPr>
+    </w:lvl>
+    <w:lvl w:ilvl="4">
+      <w:numFmt w:val="bullet"/>
+      <w:lvlText w:val="o"/>
+      <w:lvlJc w:val="left"/>
+      <w:pPr>
+        <w:ind w:left="3600" w:hanging="360"/>
+      </w:pPr>
+      <w:rPr>
+        <w:rFonts w:ascii="Courier New" w:hAnsi="Courier New" w:cs="Courier New" w:hint="default"/>
+      </w:rPr>
+    </w:lvl>
+    <w:lvl w:ilvl="5">
+      <w:numFmt w:val="bullet"/>
+      <w:lvlText w:val=""/>
+      <w:lvlJc w:val="left"/>
+      <w:pPr>
+        <w:ind w:left="4320" w:hanging="360"/>
+      </w:pPr>
+      <w:rPr>
+        <w:rFonts w:ascii="Wingdings" w:hAnsi="Wingdings" w:cs="Wingdings" w:hint="default"/>
+      </w:rPr>
+    </w:lvl>
+    <w:lvl w:ilvl="6">
+      <w:numFmt w:val="bullet"/>
+      <w:lvlText w:val=""/>
+      <w:lvlJc w:val="left"/>
+      <w:pPr>
+        <w:ind w:left="5040" w:hanging="360"/>
+      </w:pPr>
+      <w:rPr>
+        <w:rFonts w:ascii="Symbol" w:hAnsi="Symbol" w:cs="Symbol" w:hint="default"/>
+      </w:rPr>
+    </w:lvl>
+    <w:lvl w:ilvl="7">
+      <w:numFmt w:val="bullet"/>
+      <w:lvlText w:val="o"/>
+      <w:lvlJc w:val="left"/>
+      <w:pPr>
+        <w:ind w:left="5760" w:hanging="360"/>
+      </w:pPr>
+      <w:rPr>
+        <w:rFonts w:ascii="Courier New" w:hAnsi="Courier New" w:cs="Courier New" w:hint="default"/>
+      </w:rPr>
+    </w:lvl>
+    <w:lvl w:ilvl="8">
+      <w:numFmt w:val="bullet"/>
+      <w:lvlText w:val=""/>
+      <w:lvlJc w:val="left"/>
+      <w:pPr>
+        <w:ind w:left="6480" w:hanging="360"/>
+      </w:pPr>
+      <w:rPr>
+        <w:rFonts w:ascii="Wingdings" w:hAnsi="Wingdings" w:cs="Wingdings" w:hint="default"/>
+      </w:rPr>
     </w:lvl>
   </w:abstractNum>
   <w:num ns3:durableId="2000958245" w:numId="1">
@@ -4070,53 +4471,44 @@
   <w:num ns3:durableId="54671412" w:numId="3">
     <w:abstractNumId w:val="0"/>
   </w:num>
+  <w:num w:numId="99">
+    <w:abstractNumId w:val="99"/>
+  </w:num>
   <w:num w:numId="1000">
     <w:abstractNumId w:val="990"/>
   </w:num>
-  <w:abstractNum w:abstractNumId="99">
-    <w:multiLevelType w:val="multilevel"/>
-    <w:lvl w:ilvl="0">
-      <w:start w:val="1"/>
-      <w:numFmt w:val="decimal"/>
-      <w:pStyle w:val="LptHeading1"/>
-      <w:lvlText w:val="%1"/>
-      <w:lvlJc w:val="left"/>
-      <w:pPr>
-        <w:tabs>
-          <w:tab w:val="num" w:pos="360"/>
-        </w:tabs>
-        <w:ind w:left="360" w:hanging="360"/>
-      </w:pPr>
-    </w:lvl>
-    <w:lvl w:ilvl="1">
-      <w:start w:val="1"/>
-      <w:numFmt w:val="decimal"/>
-      <w:pStyle w:val="LptHeading2"/>
-      <w:lvlText w:val="%1.%2"/>
-      <w:lvlJc w:val="left"/>
-      <w:pPr>
-        <w:tabs>
-          <w:tab w:val="num" w:pos="540"/>
-        </w:tabs>
-        <w:ind w:left="540" w:hanging="360"/>
-      </w:pPr>
-    </w:lvl>
-    <w:lvl w:ilvl="2">
-      <w:start w:val="1"/>
-      <w:numFmt w:val="decimal"/>
-      <w:pStyle w:val="LptHeading3"/>
-      <w:lvlText w:val="%1.%2.%3"/>
-      <w:lvlJc w:val="left"/>
-      <w:pPr>
-        <w:tabs>
-          <w:tab w:val="num" w:pos="720"/>
-        </w:tabs>
-        <w:ind w:left="720" w:hanging="360"/>
-      </w:pPr>
-    </w:lvl>
-  </w:abstractNum>
-  <w:num w:numId="99">
-    <w:abstractNumId w:val="99"/>
+  <w:num w:numId="1001">
+    <w:abstractNumId w:val="99201"/>
+    <w:lvlOverride w:ilvl="0">
+      <w:startOverride w:val="1"/>
+    </w:lvlOverride>
+    <w:lvlOverride w:ilvl="1">
+      <w:startOverride w:val="1"/>
+    </w:lvlOverride>
+    <w:lvlOverride w:ilvl="2">
+      <w:startOverride w:val="1"/>
+    </w:lvlOverride>
+    <w:lvlOverride w:ilvl="3">
+      <w:startOverride w:val="1"/>
+    </w:lvlOverride>
+    <w:lvlOverride w:ilvl="4">
+      <w:startOverride w:val="1"/>
+    </w:lvlOverride>
+    <w:lvlOverride w:ilvl="5">
+      <w:startOverride w:val="1"/>
+    </w:lvlOverride>
+    <w:lvlOverride w:ilvl="6">
+      <w:startOverride w:val="1"/>
+    </w:lvlOverride>
+    <w:lvlOverride w:ilvl="7">
+      <w:startOverride w:val="1"/>
+    </w:lvlOverride>
+    <w:lvlOverride w:ilvl="8">
+      <w:startOverride w:val="1"/>
+    </w:lvlOverride>
+  </w:num>
+  <w:num w:numId="1002">
+    <w:abstractNumId w:val="991"/>
   </w:num>
 </w:numbering>
 </file>
@@ -5600,6 +5992,22 @@
       <w:iCs/>
       <w:color w:themeColor="text1" w:themeTint="BF" w:val="404040"/>
     </w:rPr>
+  </w:style>
+  <w:style w:customStyle="1" w:styleId="LptOrderedList" w:type="paragraph">
+    <w:name w:val="LptOrderedList"/>
+    <w:basedOn w:val="LptBodyText"/>
+    <w:next w:val="LptOrderedList"/>
+    <w:pPr>
+      <w:ind w:firstLine="0" w:firstLineChars="0"/>
+    </w:pPr>
+  </w:style>
+  <w:style w:customStyle="1" w:styleId="LptBulletList" w:type="paragraph">
+    <w:name w:val="LptBulletList"/>
+    <w:basedOn w:val="LptBodyText"/>
+    <w:next w:val="LptBulletList"/>
+    <w:pPr>
+      <w:ind w:firstLine="0" w:firstLineChars="0"/>
+    </w:pPr>
   </w:style>
 </w:styles>
 </file>

--- a/reference.docx
+++ b/reference.docx
@@ -1,6 +1,6 @@
 
 <file path=word/document.xml><?xml version="1.0" encoding="utf-8"?>
-<w:document xmlns:w="http://schemas.openxmlformats.org/wordprocessingml/2006/main" xmlns:m="http://schemas.openxmlformats.org/officeDocument/2006/math" xmlns:r="http://schemas.openxmlformats.org/officeDocument/2006/relationships" xmlns:o="urn:schemas-microsoft-com:office:office" xmlns:v="urn:schemas-microsoft-com:vml" xmlns:w10="urn:schemas-microsoft-com:office:word" xmlns:a="http://schemas.openxmlformats.org/drawingml/2006/main" xmlns:pic="http://schemas.openxmlformats.org/drawingml/2006/picture" xmlns:wp="http://schemas.openxmlformats.org/drawingml/2006/wordprocessingDrawing">
+<w:document xmlns:wpc="http://schemas.microsoft.com/office/word/2010/wordprocessingCanvas" xmlns:cx="http://schemas.microsoft.com/office/drawing/2014/chartex" xmlns:cx1="http://schemas.microsoft.com/office/drawing/2015/9/8/chartex" xmlns:cx2="http://schemas.microsoft.com/office/drawing/2015/10/21/chartex" xmlns:cx3="http://schemas.microsoft.com/office/drawing/2016/5/9/chartex" xmlns:cx4="http://schemas.microsoft.com/office/drawing/2016/5/10/chartex" xmlns:cx5="http://schemas.microsoft.com/office/drawing/2016/5/11/chartex" xmlns:cx6="http://schemas.microsoft.com/office/drawing/2016/5/12/chartex" xmlns:cx7="http://schemas.microsoft.com/office/drawing/2016/5/13/chartex" xmlns:cx8="http://schemas.microsoft.com/office/drawing/2016/5/14/chartex" xmlns:mc="http://schemas.openxmlformats.org/markup-compatibility/2006" xmlns:aink="http://schemas.microsoft.com/office/drawing/2016/ink" xmlns:am3d="http://schemas.microsoft.com/office/drawing/2017/model3d" xmlns:o="urn:schemas-microsoft-com:office:office" xmlns:oel="http://schemas.microsoft.com/office/2019/extlst" xmlns:r="http://schemas.openxmlformats.org/officeDocument/2006/relationships" xmlns:m="http://schemas.openxmlformats.org/officeDocument/2006/math" xmlns:v="urn:schemas-microsoft-com:vml" xmlns:wp14="http://schemas.microsoft.com/office/word/2010/wordprocessingDrawing" xmlns:wp="http://schemas.openxmlformats.org/drawingml/2006/wordprocessingDrawing" xmlns:w10="urn:schemas-microsoft-com:office:word" xmlns:w="http://schemas.openxmlformats.org/wordprocessingml/2006/main" xmlns:w14="http://schemas.microsoft.com/office/word/2010/wordml" xmlns:w15="http://schemas.microsoft.com/office/word/2012/wordml" xmlns:w16cex="http://schemas.microsoft.com/office/word/2018/wordml/cex" xmlns:w16cid="http://schemas.microsoft.com/office/word/2016/wordml/cid" xmlns:w16="http://schemas.microsoft.com/office/word/2018/wordml" xmlns:w16du="http://schemas.microsoft.com/office/word/2023/wordml/word16du" xmlns:w16sdtdh="http://schemas.microsoft.com/office/word/2020/wordml/sdtdatahash" xmlns:w16sdtfl="http://schemas.microsoft.com/office/word/2024/wordml/sdtformatlock" xmlns:w16se="http://schemas.microsoft.com/office/word/2015/wordml/symex" xmlns:wpg="http://schemas.microsoft.com/office/word/2010/wordprocessingGroup" xmlns:wpi="http://schemas.microsoft.com/office/word/2010/wordprocessingInk" xmlns:wne="http://schemas.microsoft.com/office/word/2006/wordml" xmlns:wps="http://schemas.microsoft.com/office/word/2010/wordprocessingShape" mc:Ignorable="w14 w15 w16se w16cid w16 w16cex w16sdtdh w16sdtfl w16du wp14">
   <w:body>
     <w:p>
       <w:pPr>
@@ -10,7 +10,31 @@
         <w:rPr>
           <w:rFonts w:hint="eastAsia"/>
         </w:rPr>
-        <w:t xml:space="preserve">适合Pandoc转Word的极简论文手稿示例</w:t>
+        <w:t>适合</w:t>
+      </w:r>
+      <w:r>
+        <w:rPr>
+          <w:rFonts w:hint="eastAsia"/>
+        </w:rPr>
+        <w:t>Pandoc</w:t>
+      </w:r>
+      <w:r>
+        <w:rPr>
+          <w:rFonts w:hint="eastAsia"/>
+        </w:rPr>
+        <w:t>转</w:t>
+      </w:r>
+      <w:r>
+        <w:rPr>
+          <w:rFonts w:hint="eastAsia"/>
+        </w:rPr>
+        <w:t>Word</w:t>
+      </w:r>
+      <w:r>
+        <w:rPr>
+          <w:rFonts w:hint="eastAsia"/>
+        </w:rPr>
+        <w:t>的极简论文手稿示例</w:t>
       </w:r>
       <w:r>
         <w:t xml:space="preserve"> Minimal Manuscript Example for Pandoc-to-Word Conversion</w:t>
@@ -24,16 +48,16 @@
         <w:rPr>
           <w:rFonts w:hint="eastAsia"/>
         </w:rPr>
-        <w:t xml:space="preserve">张三</w:t>
-      </w:r>
-      <w:r>
-        <w:t xml:space="preserve">    </w:t>
-      </w:r>
-      <w:r>
-        <w:rPr>
-          <w:rFonts w:hint="eastAsia"/>
-        </w:rPr>
-        <w:t xml:space="preserve">李四</w:t>
+        <w:t>张三</w:t>
+      </w:r>
+      <w:r>
+        <w:t>    </w:t>
+      </w:r>
+      <w:r>
+        <w:rPr>
+          <w:rFonts w:hint="eastAsia"/>
+        </w:rPr>
+        <w:t>李四</w:t>
       </w:r>
     </w:p>
     <w:p>
@@ -41,12 +65,13 @@
         <w:pStyle w:val="LptPaperDate"/>
       </w:pPr>
       <w:r>
-        <w:t xml:space="preserve">2026-07-11</w:t>
+        <w:t>2026-07-14</w:t>
       </w:r>
     </w:p>
     <w:p>
       <w:pPr>
         <w:pStyle w:val="LptAbstract"/>
+        <w:ind w:left="480" w:right="480"/>
       </w:pPr>
       <w:r>
         <w:rPr>
@@ -54,13 +79,49 @@
           <w:b/>
           <w:bCs/>
         </w:rPr>
-        <w:t xml:space="preserve">摘要：</w:t>
-      </w:r>
-      <w:r>
-        <w:rPr>
-          <w:rFonts w:hint="eastAsia"/>
-        </w:rPr>
-        <w:t xml:space="preserve">本文给出一个极简LaTeX论文手稿示例，目标是在保留论文常用语义元素的同时，尽量避免复杂期刊排版命令，从而提高Pandoc转换为Word文档时的稳定性。模板包含标题、作者、摘要、关键词、章节层级、图表、公式、交叉引用和参考文献等常见内容。</w:t>
+        <w:t>摘要：</w:t>
+      </w:r>
+      <w:r>
+        <w:rPr>
+          <w:rFonts w:hint="eastAsia"/>
+        </w:rPr>
+        <w:t>本文给出一个极简</w:t>
+      </w:r>
+      <w:r>
+        <w:rPr>
+          <w:rFonts w:hint="eastAsia"/>
+        </w:rPr>
+        <w:t>LaTeX</w:t>
+      </w:r>
+      <w:r>
+        <w:rPr>
+          <w:rFonts w:hint="eastAsia"/>
+        </w:rPr>
+        <w:t>论文手稿示例，目标是在保留论文常用语义元素的同时，尽量避免复杂期刊排版命令，从而提高</w:t>
+      </w:r>
+      <w:r>
+        <w:rPr>
+          <w:rFonts w:hint="eastAsia"/>
+        </w:rPr>
+        <w:t>Pandoc</w:t>
+      </w:r>
+      <w:r>
+        <w:rPr>
+          <w:rFonts w:hint="eastAsia"/>
+        </w:rPr>
+        <w:t>转换为</w:t>
+      </w:r>
+      <w:r>
+        <w:rPr>
+          <w:rFonts w:hint="eastAsia"/>
+        </w:rPr>
+        <w:t>Word</w:t>
+      </w:r>
+      <w:r>
+        <w:rPr>
+          <w:rFonts w:hint="eastAsia"/>
+        </w:rPr>
+        <w:t>文档时的稳定性。模板包含标题、作者、摘要、关键词、章节层级、图表、公式、交叉引用和参考文献等常见内容。</w:t>
       </w:r>
       <w:r>
         <w:t xml:space="preserve"> This example provides a minimal LaTeX manuscript template. It keeps common semantic elements for academic writing while avoiding complex journal-specific layout commands, so that Pandoc can convert the manuscript to Word more reliably. The template includes the title, authors, abstract, keywords, section hierarchy, figures, tables, equations, cross references, and references.</w:t>
@@ -69,6 +130,7 @@
     <w:p>
       <w:pPr>
         <w:pStyle w:val="LptKeywords"/>
+        <w:ind w:left="480" w:right="480"/>
       </w:pPr>
       <w:r>
         <w:rPr>
@@ -76,7 +138,7 @@
           <w:b/>
           <w:bCs/>
         </w:rPr>
-        <w:t xml:space="preserve">关键词</w:t>
+        <w:t>关键词</w:t>
       </w:r>
       <w:r>
         <w:rPr>
@@ -91,7 +153,15 @@
           <w:b/>
           <w:bCs/>
         </w:rPr>
-        <w:t xml:space="preserve">Keywords：</w:t>
+        <w:t>Keywords</w:t>
+      </w:r>
+      <w:r>
+        <w:rPr>
+          <w:rFonts w:hint="eastAsia"/>
+          <w:b/>
+          <w:bCs/>
+        </w:rPr>
+        <w:t>：</w:t>
       </w:r>
       <w:r>
         <w:t xml:space="preserve"> </w:t>
@@ -100,7 +170,37 @@
         <w:rPr>
           <w:rFonts w:hint="eastAsia"/>
         </w:rPr>
-        <w:t xml:space="preserve">Pandoc；LaTeX；Word；论文手稿</w:t>
+        <w:t>Pandoc</w:t>
+      </w:r>
+      <w:r>
+        <w:rPr>
+          <w:rFonts w:hint="eastAsia"/>
+        </w:rPr>
+        <w:t>；</w:t>
+      </w:r>
+      <w:r>
+        <w:rPr>
+          <w:rFonts w:hint="eastAsia"/>
+        </w:rPr>
+        <w:t>LaTeX</w:t>
+      </w:r>
+      <w:r>
+        <w:rPr>
+          <w:rFonts w:hint="eastAsia"/>
+        </w:rPr>
+        <w:t>；</w:t>
+      </w:r>
+      <w:r>
+        <w:rPr>
+          <w:rFonts w:hint="eastAsia"/>
+        </w:rPr>
+        <w:t>Word</w:t>
+      </w:r>
+      <w:r>
+        <w:rPr>
+          <w:rFonts w:hint="eastAsia"/>
+        </w:rPr>
+        <w:t>；论文手稿</w:t>
       </w:r>
       <w:r>
         <w:t xml:space="preserve"> </w:t>
@@ -109,406 +209,433 @@
         <w:rPr>
           <w:rFonts w:hint="eastAsia"/>
         </w:rPr>
-        <w:t xml:space="preserve">Manuscript；交叉引用</w:t>
+        <w:t>Manuscript</w:t>
+      </w:r>
+      <w:r>
+        <w:rPr>
+          <w:rFonts w:hint="eastAsia"/>
+        </w:rPr>
+        <w:t>；交叉引用</w:t>
       </w:r>
       <w:r>
         <w:t xml:space="preserve"> Cross references</w:t>
-      </w:r>
-    </w:p>
-    <w:bookmarkStart w:id="42" w:name="sec:introduction"/>
-    <w:p>
-      <w:pPr>
-        <w:pStyle w:val="LptHeading1"/>
-      </w:pPr>
-      <w:r>
-        <w:rPr>
-          <w:rFonts w:hint="eastAsia"/>
-        </w:rPr>
-        <w:t xml:space="preserve">引言</w:t>
-      </w:r>
-      <w:r>
-        <w:t xml:space="preserve"> Introduction</w:t>
-      </w:r>
-    </w:p>
-    <w:bookmarkEnd w:id="42"/>
-    <w:p>
-      <w:pPr>
-        <w:pStyle w:val="LptBodyText"/>
-      </w:pPr>
-      <w:r>
-        <w:rPr>
-          <w:rFonts w:hint="eastAsia"/>
-        </w:rPr>
-        <w:t xml:space="preserve">论文初稿通常更重视内容结构和审阅便利性，而不是期刊最终排版。为了便于转换为Word，建议手稿中优先使用标准LaTeX命令，例如章节命令、图表环境、公式环境和普通引用命令。</w:t>
-      </w:r>
-      <w:r>
-        <w:t xml:space="preserve"> A draft manuscript usually focuses on content structure and review convenience rather than final journal layout. To make Word conversion easier, the manuscript should prefer standard LaTeX commands, including section commands, figure and table environments, equation environments, and ordinary citation commands.</w:t>
       </w:r>
     </w:p>
     <w:p>
       <w:pPr>
+        <w:pStyle w:val="LptHeading1"/>
+      </w:pPr>
+      <w:bookmarkStart w:id="0" w:name="sec:introduction"/>
+      <w:r>
+        <w:rPr>
+          <w:rFonts w:hint="eastAsia"/>
+        </w:rPr>
+        <w:t>引言</w:t>
+      </w:r>
+      <w:r>
+        <w:t xml:space="preserve"> Introduction</w:t>
+      </w:r>
+    </w:p>
+    <w:bookmarkEnd w:id="0"/>
+    <w:p>
+      <w:pPr>
         <w:pStyle w:val="LptBodyText"/>
-      </w:pPr>
-      <w:r>
-        <w:rPr>
-          <w:rFonts w:hint="eastAsia"/>
-        </w:rPr>
-        <w:t xml:space="preserve">本文的结构如下：第</w:t>
+        <w:ind w:firstLine="484"/>
+      </w:pPr>
+      <w:r>
+        <w:rPr>
+          <w:rFonts w:hint="eastAsia"/>
+        </w:rPr>
+        <w:t>论文初稿通常更重视内容结构和审阅便利性，而不是期刊最终排版。为了便于转换为</w:t>
+      </w:r>
+      <w:r>
+        <w:rPr>
+          <w:rFonts w:hint="eastAsia"/>
+        </w:rPr>
+        <w:t>Word</w:t>
+      </w:r>
+      <w:r>
+        <w:rPr>
+          <w:rFonts w:hint="eastAsia"/>
+        </w:rPr>
+        <w:t>，建议手稿中优先使用标准</w:t>
+      </w:r>
+      <w:r>
+        <w:rPr>
+          <w:rFonts w:hint="eastAsia"/>
+        </w:rPr>
+        <w:t>LaTeX</w:t>
+      </w:r>
+      <w:r>
+        <w:rPr>
+          <w:rFonts w:hint="eastAsia"/>
+        </w:rPr>
+        <w:t>命令，例如章节命令、图表环境、公式环境和普通引用命令。</w:t>
+      </w:r>
+      <w:r>
+        <w:t xml:space="preserve"> A draft manuscript usually focuses on content structure and review convenience rather than final journal layout. To make Word conversion easier, the manuscript should prefer standard LaTeX commands, including section commands, figure and table environments, equation environments, and ordinary citation commands.</w:t>
+      </w:r>
+    </w:p>
+    <w:p>
+      <w:pPr>
+        <w:pStyle w:val="LptBodyText"/>
+        <w:ind w:firstLine="484"/>
+      </w:pPr>
+      <w:r>
+        <w:rPr>
+          <w:rFonts w:hint="eastAsia"/>
+        </w:rPr>
+        <w:t>本文的结构如下：第</w:t>
       </w:r>
       <w:hyperlink w:anchor="sec:method">
         <w:r>
           <w:rPr>
             <w:rStyle w:val="af"/>
           </w:rPr>
-          <w:t xml:space="preserve">2</w:t>
+          <w:t>2</w:t>
         </w:r>
       </w:hyperlink>
       <w:r>
         <w:rPr>
           <w:rFonts w:hint="eastAsia"/>
         </w:rPr>
-        <w:t xml:space="preserve">节介绍基本写法，第</w:t>
+        <w:t>节介绍基本写法，第</w:t>
       </w:r>
       <w:hyperlink w:anchor="sec:results">
         <w:r>
           <w:rPr>
             <w:rStyle w:val="af"/>
           </w:rPr>
-          <w:t xml:space="preserve">3</w:t>
+          <w:t>3</w:t>
         </w:r>
       </w:hyperlink>
       <w:r>
         <w:rPr>
           <w:rFonts w:hint="eastAsia"/>
         </w:rPr>
-        <w:t xml:space="preserve">节给出图表和公式示例，第</w:t>
+        <w:t>节给出图表和公式示例，第</w:t>
       </w:r>
       <w:hyperlink w:anchor="sec:conclusion">
         <w:r>
           <w:rPr>
             <w:rStyle w:val="af"/>
           </w:rPr>
-          <w:t xml:space="preserve">4</w:t>
+          <w:t>4</w:t>
         </w:r>
       </w:hyperlink>
       <w:r>
         <w:rPr>
           <w:rFonts w:hint="eastAsia"/>
         </w:rPr>
-        <w:t xml:space="preserve">节总结使用建议。</w:t>
-      </w:r>
-      <w:r>
-        <w:t xml:space="preserve"> The structure of this manuscript is as follows: Section</w:t>
-      </w:r>
-      <w:r>
-        <w:t xml:space="preserve"> </w:t>
+        <w:t>节总结使用建议。</w:t>
+      </w:r>
+      <w:r>
+        <w:t xml:space="preserve"> The structure of this manuscript is as follows: Section </w:t>
       </w:r>
       <w:hyperlink w:anchor="sec:method">
         <w:r>
           <w:rPr>
             <w:rStyle w:val="af"/>
           </w:rPr>
-          <w:t xml:space="preserve">2</w:t>
+          <w:t>2</w:t>
         </w:r>
       </w:hyperlink>
       <w:r>
-        <w:t xml:space="preserve"> </w:t>
-      </w:r>
-      <w:r>
-        <w:t xml:space="preserve">introduces the basic writing pattern, Section</w:t>
-      </w:r>
-      <w:r>
-        <w:t xml:space="preserve"> </w:t>
+        <w:t xml:space="preserve"> introduces the basic writing pattern, Section </w:t>
       </w:r>
       <w:hyperlink w:anchor="sec:results">
         <w:r>
           <w:rPr>
             <w:rStyle w:val="af"/>
           </w:rPr>
-          <w:t xml:space="preserve">3</w:t>
+          <w:t>3</w:t>
         </w:r>
       </w:hyperlink>
       <w:r>
-        <w:t xml:space="preserve"> </w:t>
-      </w:r>
-      <w:r>
-        <w:t xml:space="preserve">gives examples of figures, tables, and equations, and Section</w:t>
-      </w:r>
-      <w:r>
-        <w:t xml:space="preserve"> </w:t>
+        <w:t xml:space="preserve"> gives examples of figures, tables, and equations, and Section </w:t>
       </w:r>
       <w:hyperlink w:anchor="sec:conclusion">
         <w:r>
           <w:rPr>
             <w:rStyle w:val="af"/>
           </w:rPr>
-          <w:t xml:space="preserve">4</w:t>
+          <w:t>4</w:t>
         </w:r>
       </w:hyperlink>
       <w:r>
-        <w:t xml:space="preserve"> </w:t>
-      </w:r>
-      <w:r>
-        <w:t xml:space="preserve">summarizes usage suggestions.</w:t>
-      </w:r>
-    </w:p>
-    <w:bookmarkStart w:id="43" w:name="sec:method"/>
-    <w:p>
-      <w:pPr>
-        <w:pStyle w:val="LptHeading1"/>
-      </w:pPr>
-      <w:r>
-        <w:rPr>
-          <w:rFonts w:hint="eastAsia"/>
-        </w:rPr>
-        <w:t xml:space="preserve">方法</w:t>
-      </w:r>
-      <w:r>
-        <w:t xml:space="preserve"> Method</w:t>
-      </w:r>
-    </w:p>
-    <w:bookmarkEnd w:id="43"/>
-    <w:bookmarkStart w:id="44" w:name="subsec:structure"/>
-    <w:p>
-      <w:pPr>
-        <w:pStyle w:val="LptHeading2"/>
-      </w:pPr>
-      <w:r>
-        <w:rPr>
-          <w:rFonts w:hint="eastAsia"/>
-        </w:rPr>
-        <w:t xml:space="preserve">手稿结构</w:t>
-      </w:r>
-      <w:r>
-        <w:t xml:space="preserve"> Manuscript Structure</w:t>
-      </w:r>
-    </w:p>
-    <w:bookmarkEnd w:id="44"/>
-    <w:p>
-      <w:pPr>
-        <w:pStyle w:val="LptBodyText"/>
-      </w:pPr>
-      <w:r>
-        <w:rPr>
-          <w:rFonts w:hint="eastAsia"/>
-        </w:rPr>
-        <w:t xml:space="preserve">手稿结构建议保持简单。标题、作者、摘要和关键词放在正文开头；正文使用</w:t>
-      </w:r>
-      <w:r>
-        <w:rPr>
-          <w:rStyle w:val="VerbatimChar"/>
-        </w:rPr>
-        <w:t xml:space="preserve">\section</w:t>
-      </w:r>
-      <w:r>
-        <w:t xml:space="preserve">、</w:t>
-      </w:r>
-      <w:r>
-        <w:rPr>
-          <w:rStyle w:val="VerbatimChar"/>
-        </w:rPr>
-        <w:t xml:space="preserve">\subsection</w:t>
-      </w:r>
-      <w:r>
-        <w:rPr>
-          <w:rFonts w:hint="eastAsia"/>
-        </w:rPr>
-        <w:t xml:space="preserve">和</w:t>
-      </w:r>
-      <w:r>
-        <w:rPr>
-          <w:rStyle w:val="VerbatimChar"/>
-        </w:rPr>
-        <w:t xml:space="preserve">\subsubsection</w:t>
-      </w:r>
-      <w:r>
-        <w:rPr>
-          <w:rFonts w:hint="eastAsia"/>
-        </w:rPr>
-        <w:t xml:space="preserve">表示层级；图、表、公式使用标准浮动体和数学环境。</w:t>
-      </w:r>
-      <w:r>
-        <w:t xml:space="preserve"> The manuscript structure should remain simple. The title, authors, abstract, and keywords are placed before the main text; the body uses</w:t>
-      </w:r>
-      <w:r>
-        <w:t xml:space="preserve"> </w:t>
-      </w:r>
-      <w:r>
-        <w:rPr>
-          <w:rStyle w:val="VerbatimChar"/>
-        </w:rPr>
-        <w:t xml:space="preserve">\section</w:t>
-      </w:r>
-      <w:r>
-        <w:t xml:space="preserve">,</w:t>
-      </w:r>
-      <w:r>
-        <w:t xml:space="preserve"> </w:t>
-      </w:r>
-      <w:r>
-        <w:rPr>
-          <w:rStyle w:val="VerbatimChar"/>
-        </w:rPr>
-        <w:t xml:space="preserve">\subsection</w:t>
-      </w:r>
-      <w:r>
-        <w:t xml:space="preserve">, and</w:t>
-      </w:r>
-      <w:r>
-        <w:t xml:space="preserve"> </w:t>
-      </w:r>
-      <w:r>
-        <w:rPr>
-          <w:rStyle w:val="VerbatimChar"/>
-        </w:rPr>
-        <w:t xml:space="preserve">\subsubsection</w:t>
-      </w:r>
-      <w:r>
-        <w:t xml:space="preserve"> </w:t>
-      </w:r>
-      <w:r>
-        <w:t xml:space="preserve">to express hierarchy; figures, tables, and equations use standard floating and mathematical environments.</w:t>
-      </w:r>
-    </w:p>
-    <w:bookmarkStart w:id="45" w:name="subsubsec:third-level"/>
-    <w:p>
-      <w:pPr>
-        <w:pStyle w:val="LptHeading3"/>
-      </w:pPr>
-      <w:r>
-        <w:rPr>
-          <w:rFonts w:hint="eastAsia"/>
-        </w:rPr>
-        <w:t xml:space="preserve">三级标题示例</w:t>
-      </w:r>
-      <w:r>
-        <w:t xml:space="preserve"> Third-Level Heading Example</w:t>
-      </w:r>
-    </w:p>
-    <w:bookmarkEnd w:id="45"/>
-    <w:p>
-      <w:pPr>
-        <w:pStyle w:val="LptBodyText"/>
-      </w:pPr>
-      <w:r>
-        <w:rPr>
-          <w:rFonts w:hint="eastAsia"/>
-        </w:rPr>
-        <w:t xml:space="preserve">三级标题可用于细分方法、实验条件或推导步骤。若后续需要投递期刊，可在定稿阶段再迁移到期刊模板，而不是在初稿阶段混入大量版式命令。</w:t>
-      </w:r>
-      <w:r>
-        <w:t xml:space="preserve"> A third-level heading can be used to divide methods, experimental conditions, or derivation steps. If the manuscript later needs to be submitted to a journal, it can be migrated to the target journal template at the final stage instead of mixing many layout commands into the draft.</w:t>
-      </w:r>
-    </w:p>
-    <w:bookmarkStart w:id="46" w:name="subsec:equation"/>
-    <w:p>
-      <w:pPr>
-        <w:pStyle w:val="LptHeading2"/>
-      </w:pPr>
-      <w:r>
-        <w:rPr>
-          <w:rFonts w:hint="eastAsia"/>
-        </w:rPr>
-        <w:t xml:space="preserve">公式与引用</w:t>
-      </w:r>
-      <w:r>
-        <w:t xml:space="preserve"> Equations and Citations</w:t>
-      </w:r>
-    </w:p>
-    <w:bookmarkEnd w:id="46"/>
-    <w:p>
-      <w:pPr>
-        <w:pStyle w:val="LptBodyText"/>
-      </w:pPr>
-      <w:r>
-        <w:rPr>
-          <w:rFonts w:hint="eastAsia"/>
-        </w:rPr>
-        <w:t xml:space="preserve">公式建议使用标准</w:t>
-      </w:r>
-      <w:r>
-        <w:rPr>
-          <w:rStyle w:val="VerbatimChar"/>
-        </w:rPr>
-        <w:t xml:space="preserve">equation</w:t>
-      </w:r>
-      <w:r>
-        <w:rPr>
-          <w:rFonts w:hint="eastAsia"/>
-        </w:rPr>
-        <w:t xml:space="preserve">环境。式(1)给出一个简单的线性模型：</w:t>
-      </w:r>
-      <w:r>
-        <w:t xml:space="preserve"> Equations should use the standard</w:t>
-      </w:r>
-      <w:r>
-        <w:t xml:space="preserve"> </w:t>
-      </w:r>
-      <w:r>
-        <w:rPr>
-          <w:rStyle w:val="VerbatimChar"/>
-        </w:rPr>
-        <w:t xml:space="preserve">equation</w:t>
-      </w:r>
-      <w:r>
-        <w:t xml:space="preserve"> </w:t>
-      </w:r>
-      <w:r>
-        <w:t xml:space="preserve">environment. Equation (1) gives a simple linear model:</w:t>
+        <w:t xml:space="preserve"> summarizes usage suggestions.</w:t>
       </w:r>
     </w:p>
     <w:p>
       <w:pPr>
+        <w:pStyle w:val="LptHeading1"/>
+      </w:pPr>
+      <w:bookmarkStart w:id="1" w:name="sec:method"/>
+      <w:r>
+        <w:rPr>
+          <w:rFonts w:hint="eastAsia"/>
+        </w:rPr>
+        <w:lastRenderedPageBreak/>
+        <w:t>方法</w:t>
+      </w:r>
+      <w:r>
+        <w:t xml:space="preserve"> Method</w:t>
+      </w:r>
+    </w:p>
+    <w:p>
+      <w:pPr>
+        <w:pStyle w:val="LptHeading2"/>
+      </w:pPr>
+      <w:bookmarkStart w:id="2" w:name="subsec:structure"/>
+      <w:bookmarkEnd w:id="1"/>
+      <w:r>
+        <w:rPr>
+          <w:rFonts w:hint="eastAsia"/>
+        </w:rPr>
+        <w:t>手稿结构</w:t>
+      </w:r>
+      <w:r>
+        <w:t xml:space="preserve"> Manuscript Structure</w:t>
+      </w:r>
+    </w:p>
+    <w:bookmarkEnd w:id="2"/>
+    <w:p>
+      <w:pPr>
+        <w:pStyle w:val="LptBodyText"/>
+        <w:ind w:firstLine="484"/>
+      </w:pPr>
+      <w:r>
+        <w:rPr>
+          <w:rFonts w:hint="eastAsia"/>
+        </w:rPr>
+        <w:t>手稿结构建议保持简单。标题、作者、摘要和关键词放在正文开头；正文使用</w:t>
+      </w:r>
+      <w:r>
+        <w:rPr>
+          <w:rStyle w:val="VerbatimChar"/>
+        </w:rPr>
+        <w:t>\section</w:t>
+      </w:r>
+      <w:r>
+        <w:t>、</w:t>
+      </w:r>
+      <w:r>
+        <w:rPr>
+          <w:rStyle w:val="VerbatimChar"/>
+        </w:rPr>
+        <w:t>\subsection</w:t>
+      </w:r>
+      <w:r>
+        <w:rPr>
+          <w:rFonts w:hint="eastAsia"/>
+        </w:rPr>
+        <w:t>和</w:t>
+      </w:r>
+      <w:r>
+        <w:rPr>
+          <w:rStyle w:val="VerbatimChar"/>
+        </w:rPr>
+        <w:t>\subsubsection</w:t>
+      </w:r>
+      <w:r>
+        <w:rPr>
+          <w:rFonts w:hint="eastAsia"/>
+        </w:rPr>
+        <w:t>表示层级；图、表、公式使用标准浮动体和数学环境。</w:t>
+      </w:r>
+      <w:r>
+        <w:t xml:space="preserve"> The manuscript structure should remain simple. The title, authors, abstract, and keywords are placed before the main text; the body uses </w:t>
+      </w:r>
+      <w:r>
+        <w:rPr>
+          <w:rStyle w:val="VerbatimChar"/>
+        </w:rPr>
+        <w:t>\section</w:t>
+      </w:r>
+      <w:r>
+        <w:t xml:space="preserve">, </w:t>
+      </w:r>
+      <w:r>
+        <w:rPr>
+          <w:rStyle w:val="VerbatimChar"/>
+        </w:rPr>
+        <w:t>\subsection</w:t>
+      </w:r>
+      <w:r>
+        <w:t xml:space="preserve">, and </w:t>
+      </w:r>
+      <w:r>
+        <w:rPr>
+          <w:rStyle w:val="VerbatimChar"/>
+        </w:rPr>
+        <w:t>\subsubsection</w:t>
+      </w:r>
+      <w:r>
+        <w:t xml:space="preserve"> to express hierarchy; figures, tables, and equations use standard floating and mathematical environments.</w:t>
+      </w:r>
+    </w:p>
+    <w:p>
+      <w:pPr>
+        <w:pStyle w:val="LptHeading3"/>
+      </w:pPr>
+      <w:bookmarkStart w:id="3" w:name="subsubsec:third-level"/>
+      <w:r>
+        <w:rPr>
+          <w:rFonts w:hint="eastAsia"/>
+        </w:rPr>
+        <w:t>三级标题示例</w:t>
+      </w:r>
+      <w:r>
+        <w:t xml:space="preserve"> Third-Level Heading Example</w:t>
+      </w:r>
+    </w:p>
+    <w:bookmarkEnd w:id="3"/>
+    <w:p>
+      <w:pPr>
+        <w:pStyle w:val="LptBodyText"/>
+        <w:ind w:firstLine="484"/>
+      </w:pPr>
+      <w:r>
+        <w:rPr>
+          <w:rFonts w:hint="eastAsia"/>
+        </w:rPr>
+        <w:t>三级标题可用于细分方法、实验条件或推导步骤。若后续需要投递期刊，可在定稿阶段再迁移到期刊模板，而不是在初稿阶段混入大量版式命令。</w:t>
+      </w:r>
+      <w:r>
+        <w:t xml:space="preserve"> A third-level heading can be used to divide methods, experimental conditions, or derivation steps. If the manuscript later needs to be submitted to a journal, it can be migrated to the target journal template at the final stage instead of mixing many layout commands into the draft.</w:t>
+      </w:r>
+    </w:p>
+    <w:p>
+      <w:pPr>
+        <w:pStyle w:val="LptHeading2"/>
+      </w:pPr>
+      <w:bookmarkStart w:id="4" w:name="subsec:equation"/>
+      <w:r>
+        <w:rPr>
+          <w:rFonts w:hint="eastAsia"/>
+        </w:rPr>
+        <w:t>公式与引用</w:t>
+      </w:r>
+      <w:r>
+        <w:t xml:space="preserve"> Equations and Citations</w:t>
+      </w:r>
+    </w:p>
+    <w:bookmarkEnd w:id="4"/>
+    <w:p>
+      <w:pPr>
+        <w:pStyle w:val="LptBodyText"/>
+        <w:ind w:firstLine="484"/>
+      </w:pPr>
+      <w:r>
+        <w:rPr>
+          <w:rFonts w:hint="eastAsia"/>
+        </w:rPr>
+        <w:t>公式建议使用标准</w:t>
+      </w:r>
+      <w:r>
+        <w:rPr>
+          <w:rStyle w:val="VerbatimChar"/>
+        </w:rPr>
+        <w:t>equation</w:t>
+      </w:r>
+      <w:r>
+        <w:rPr>
+          <w:rFonts w:hint="eastAsia"/>
+        </w:rPr>
+        <w:t>环境。式</w:t>
+      </w:r>
+      <w:r>
+        <w:rPr>
+          <w:rFonts w:hint="eastAsia"/>
+        </w:rPr>
+        <w:t>(1)</w:t>
+      </w:r>
+      <w:r>
+        <w:rPr>
+          <w:rFonts w:hint="eastAsia"/>
+        </w:rPr>
+        <w:t>给出一个简单的线性模型：</w:t>
+      </w:r>
+      <w:r>
+        <w:t xml:space="preserve"> Equations should use the standard </w:t>
+      </w:r>
+      <w:r>
+        <w:rPr>
+          <w:rStyle w:val="VerbatimChar"/>
+        </w:rPr>
+        <w:t>equation</w:t>
+      </w:r>
+      <w:r>
+        <w:t xml:space="preserve"> environment. Equation (1) gives a simple linear model:</w:t>
+      </w:r>
+    </w:p>
+    <w:p>
+      <w:pPr>
         <w:pStyle w:val="LptEquationNumbered"/>
+        <w:spacing w:before="240"/>
       </w:pPr>
       <w:r>
         <w:tab/>
       </w:r>
       <m:oMath>
         <m:r>
+          <w:rPr>
+            <w:rFonts w:ascii="Cambria Math" w:hAnsi="Cambria Math"/>
+          </w:rPr>
           <m:t>y</m:t>
         </m:r>
         <m:r>
           <m:rPr>
             <m:sty m:val="p"/>
           </m:rPr>
+          <w:rPr>
+            <w:rFonts w:ascii="Cambria Math" w:hAnsi="Cambria Math"/>
+          </w:rPr>
           <m:t>=</m:t>
         </m:r>
         <m:r>
-          <m:t>a</m:t>
-        </m:r>
-        <m:r>
-          <m:t>x</m:t>
+          <w:rPr>
+            <w:rFonts w:ascii="Cambria Math" w:hAnsi="Cambria Math"/>
+          </w:rPr>
+          <m:t>ax</m:t>
         </m:r>
         <m:r>
           <m:rPr>
             <m:sty m:val="p"/>
           </m:rPr>
+          <w:rPr>
+            <w:rFonts w:ascii="Cambria Math" w:hAnsi="Cambria Math"/>
+          </w:rPr>
           <m:t>+</m:t>
         </m:r>
         <m:r>
+          <w:rPr>
+            <w:rFonts w:ascii="Cambria Math" w:hAnsi="Cambria Math"/>
+          </w:rPr>
           <m:t>b</m:t>
         </m:r>
       </m:oMath>
       <w:r>
         <w:tab/>
-      </w:r>
-      <w:r>
-        <w:t xml:space="preserve">(1)</w:t>
+        <w:t>(1)</w:t>
       </w:r>
     </w:p>
     <w:p>
       <w:pPr>
         <w:pStyle w:val="LptBodyText"/>
-      </w:pPr>
-      <w:r>
-        <w:rPr>
-          <w:rFonts w:hint="eastAsia"/>
-        </w:rPr>
-        <w:t xml:space="preserve">其中，</w:t>
+        <w:ind w:firstLine="484"/>
+      </w:pPr>
+      <w:r>
+        <w:rPr>
+          <w:rFonts w:hint="eastAsia"/>
+        </w:rPr>
+        <w:t>其中，</w:t>
       </w:r>
       <m:oMath>
         <m:r>
+          <w:rPr>
+            <w:rFonts w:ascii="Cambria Math" w:hAnsi="Cambria Math"/>
+          </w:rPr>
           <m:t>x</m:t>
         </m:r>
       </m:oMath>
@@ -516,10 +643,13 @@
         <w:rPr>
           <w:rFonts w:hint="eastAsia"/>
         </w:rPr>
-        <w:t xml:space="preserve">为自变量，</w:t>
+        <w:t>为自变量，</w:t>
       </w:r>
       <m:oMath>
         <m:r>
+          <w:rPr>
+            <w:rFonts w:ascii="Cambria Math" w:hAnsi="Cambria Math"/>
+          </w:rPr>
           <m:t>y</m:t>
         </m:r>
       </m:oMath>
@@ -527,10 +657,13 @@
         <w:rPr>
           <w:rFonts w:hint="eastAsia"/>
         </w:rPr>
-        <w:t xml:space="preserve">为因变量，</w:t>
+        <w:t>为因变量，</w:t>
       </w:r>
       <m:oMath>
         <m:r>
+          <w:rPr>
+            <w:rFonts w:ascii="Cambria Math" w:hAnsi="Cambria Math"/>
+          </w:rPr>
           <m:t>a</m:t>
         </m:r>
       </m:oMath>
@@ -538,10 +671,13 @@
         <w:rPr>
           <w:rFonts w:hint="eastAsia"/>
         </w:rPr>
-        <w:t xml:space="preserve">和</w:t>
+        <w:t>和</w:t>
       </w:r>
       <m:oMath>
         <m:r>
+          <w:rPr>
+            <w:rFonts w:ascii="Cambria Math" w:hAnsi="Cambria Math"/>
+          </w:rPr>
           <m:t>b</m:t>
         </m:r>
       </m:oMath>
@@ -549,102 +685,127 @@
         <w:rPr>
           <w:rFonts w:hint="eastAsia"/>
         </w:rPr>
-        <w:t xml:space="preserve">分别为模型参数。正文中可以继续引用式(1)，但不建议使用期刊模板专用的自定义引用命令。</w:t>
-      </w:r>
-      <w:r>
-        <w:t xml:space="preserve"> Here,</w:t>
-      </w:r>
-      <w:r>
-        <w:t xml:space="preserve"> </w:t>
+        <w:t>分别为模型参数。正文中可以继续引用式</w:t>
+      </w:r>
+      <w:r>
+        <w:rPr>
+          <w:rFonts w:hint="eastAsia"/>
+        </w:rPr>
+        <w:t>(1)</w:t>
+      </w:r>
+      <w:r>
+        <w:rPr>
+          <w:rFonts w:hint="eastAsia"/>
+        </w:rPr>
+        <w:t>，但不建议使用期刊模板专用的自定义引用命令。</w:t>
+      </w:r>
+      <w:r>
+        <w:t xml:space="preserve"> Here, </w:t>
       </w:r>
       <m:oMath>
         <m:r>
+          <w:rPr>
+            <w:rFonts w:ascii="Cambria Math" w:hAnsi="Cambria Math"/>
+          </w:rPr>
           <m:t>x</m:t>
         </m:r>
       </m:oMath>
       <w:r>
-        <w:t xml:space="preserve"> </w:t>
-      </w:r>
-      <w:r>
-        <w:t xml:space="preserve">is the independent variable,</w:t>
-      </w:r>
-      <w:r>
-        <w:t xml:space="preserve"> </w:t>
+        <w:t xml:space="preserve"> is the independent variable, </w:t>
       </w:r>
       <m:oMath>
         <m:r>
+          <w:rPr>
+            <w:rFonts w:ascii="Cambria Math" w:hAnsi="Cambria Math"/>
+          </w:rPr>
           <m:t>y</m:t>
         </m:r>
       </m:oMath>
       <w:r>
-        <w:t xml:space="preserve"> </w:t>
-      </w:r>
-      <w:r>
-        <w:t xml:space="preserve">is the dependent variable, and</w:t>
-      </w:r>
-      <w:r>
-        <w:t xml:space="preserve"> </w:t>
+        <w:t xml:space="preserve"> is the dependent variable, and </w:t>
       </w:r>
       <m:oMath>
         <m:r>
+          <w:rPr>
+            <w:rFonts w:ascii="Cambria Math" w:hAnsi="Cambria Math"/>
+          </w:rPr>
           <m:t>a</m:t>
         </m:r>
       </m:oMath>
       <w:r>
-        <w:t xml:space="preserve"> </w:t>
-      </w:r>
-      <w:r>
-        <w:t xml:space="preserve">and</w:t>
-      </w:r>
-      <w:r>
-        <w:t xml:space="preserve"> </w:t>
+        <w:t xml:space="preserve"> and </w:t>
       </w:r>
       <m:oMath>
         <m:r>
+          <w:rPr>
+            <w:rFonts w:ascii="Cambria Math" w:hAnsi="Cambria Math"/>
+          </w:rPr>
           <m:t>b</m:t>
         </m:r>
       </m:oMath>
       <w:r>
+        <w:t xml:space="preserve"> are model parameters. The body text can continue to cite Equation (1), but journal-template-specific custom reference commands are not recommended.</w:t>
+      </w:r>
+    </w:p>
+    <w:p>
+      <w:pPr>
+        <w:pStyle w:val="LptHeading2"/>
+      </w:pPr>
+      <w:bookmarkStart w:id="5" w:name="subsec:compatibility"/>
+      <w:r>
+        <w:rPr>
+          <w:rFonts w:hint="eastAsia"/>
+        </w:rPr>
+        <w:t>转换兼容性示例</w:t>
+      </w:r>
+      <w:r>
+        <w:t xml:space="preserve"> Conversion Compatibility Examples</w:t>
+      </w:r>
+    </w:p>
+    <w:bookmarkEnd w:id="5"/>
+    <w:p>
+      <w:pPr>
+        <w:pStyle w:val="LptBodyText"/>
+        <w:ind w:firstLine="484"/>
+      </w:pPr>
+      <w:r>
+        <w:rPr>
+          <w:rFonts w:hint="eastAsia"/>
+        </w:rPr>
+        <w:t>本节给出少量转换兼容性示例，用于检查</w:t>
+      </w:r>
+      <w:r>
+        <w:t xml:space="preserve"> Word </w:t>
+      </w:r>
+      <w:r>
+        <w:rPr>
+          <w:rFonts w:hint="eastAsia"/>
+        </w:rPr>
+        <w:t>转换前预处理能否展开常用缩略语、符号和单位。示例中，</w:t>
+      </w:r>
+      <w:r>
+        <w:rPr>
+          <w:rFonts w:hint="eastAsia"/>
+        </w:rPr>
+        <w:t>RANS</w:t>
+      </w:r>
+      <w:r>
         <w:t xml:space="preserve"> </w:t>
       </w:r>
       <w:r>
-        <w:t xml:space="preserve">are model parameters. The body text can continue to cite Equation (1), but journal-template-specific custom reference commands are not recommended.</w:t>
-      </w:r>
-    </w:p>
-    <w:bookmarkStart w:id="47" w:name="subsec:compatibility"/>
-    <w:p>
-      <w:pPr>
-        <w:pStyle w:val="LptHeading2"/>
-      </w:pPr>
-      <w:r>
-        <w:rPr>
-          <w:rFonts w:hint="eastAsia"/>
-        </w:rPr>
-        <w:t xml:space="preserve">转换兼容性示例</w:t>
-      </w:r>
-      <w:r>
-        <w:t xml:space="preserve"> Conversion Compatibility Examples</w:t>
-      </w:r>
-    </w:p>
-    <w:bookmarkEnd w:id="47"/>
-    <w:p>
-      <w:pPr>
-        <w:pStyle w:val="LptBodyText"/>
-      </w:pPr>
-      <w:r>
-        <w:rPr>
-          <w:rFonts w:hint="eastAsia"/>
-        </w:rPr>
-        <w:t xml:space="preserve">本节给出少量转换兼容性示例，用于检查</w:t>
-      </w:r>
-      <w:r>
-        <w:t xml:space="preserve"> Word </w:t>
-      </w:r>
-      <w:r>
-        <w:rPr>
-          <w:rFonts w:hint="eastAsia"/>
-        </w:rPr>
-        <w:t xml:space="preserve">转换前预处理能否展开常用缩略语、符号和单位。示例中，RANS</w:t>
+        <w:rPr>
+          <w:rFonts w:hint="eastAsia"/>
+        </w:rPr>
+        <w:t>方法和两个</w:t>
+      </w:r>
+      <w:r>
+        <w:t xml:space="preserve"> UAVs </w:t>
+      </w:r>
+      <w:r>
+        <w:rPr>
+          <w:rFonts w:hint="eastAsia"/>
+        </w:rPr>
+        <w:t>共享特征长度</w:t>
       </w:r>
       <w:r>
         <w:t xml:space="preserve"> </w:t>
@@ -653,25 +814,13 @@
         <w:rPr>
           <w:rFonts w:hint="eastAsia"/>
         </w:rPr>
-        <w:t xml:space="preserve">方法和两个</w:t>
-      </w:r>
-      <w:r>
-        <w:t xml:space="preserve"> UAVs </w:t>
-      </w:r>
-      <w:r>
-        <w:rPr>
-          <w:rFonts w:hint="eastAsia"/>
-        </w:rPr>
-        <w:t xml:space="preserve">共享特征长度</w:t>
-      </w:r>
-      <w:r>
-        <w:t xml:space="preserve"> </w:t>
-      </w:r>
-      <w:r>
-        <w:rPr>
-          <w:rFonts w:hint="eastAsia"/>
-        </w:rPr>
-        <w:t xml:space="preserve">L；采样频率可写为</w:t>
+        <w:t>L</w:t>
+      </w:r>
+      <w:r>
+        <w:rPr>
+          <w:rFonts w:hint="eastAsia"/>
+        </w:rPr>
+        <w:t>；采样频率可写为</w:t>
       </w:r>
       <w:r>
         <w:t xml:space="preserve"> 450 </w:t>
@@ -680,7 +829,13 @@
         <w:rPr>
           <w:rFonts w:hint="eastAsia"/>
         </w:rPr>
-        <w:t xml:space="preserve">Hz，频带可写为</w:t>
+        <w:t>Hz</w:t>
+      </w:r>
+      <w:r>
+        <w:rPr>
+          <w:rFonts w:hint="eastAsia"/>
+        </w:rPr>
+        <w:t>，频带可写为</w:t>
       </w:r>
       <w:r>
         <w:t xml:space="preserve"> 450–700 </w:t>
@@ -689,79 +844,93 @@
         <w:rPr>
           <w:rFonts w:hint="eastAsia"/>
         </w:rPr>
-        <w:t xml:space="preserve">Hz，角度可写为</w:t>
-      </w:r>
-      <w:r>
-        <w:t xml:space="preserve"> -2°。 The compatibility examples exercise glossary expansion, siunitx-style units, and SVG-rendered equations without relying on journal-specific commands.</w:t>
+        <w:t>Hz</w:t>
+      </w:r>
+      <w:r>
+        <w:rPr>
+          <w:rFonts w:hint="eastAsia"/>
+        </w:rPr>
+        <w:t>，角度可写为</w:t>
+      </w:r>
+      <w:r>
+        <w:t xml:space="preserve"> -2°</w:t>
+      </w:r>
+      <w:r>
+        <w:t>。</w:t>
+      </w:r>
+      <w:r>
+        <w:t xml:space="preserve"> The compatibility examples exercise </w:t>
+      </w:r>
+      <w:r>
+        <w:lastRenderedPageBreak/>
+        <w:t>glossary expansion, siunitx-style units, and SVG-rendered equations without relying on journal-specific commands.</w:t>
       </w:r>
     </w:p>
     <w:tbl>
       <w:tblPr>
         <w:tblStyle w:val="Table"/>
-        <w:tblW w:type="auto" w:w="0"/>
-        <w:tblLook w:firstRow="0" w:lastRow="0" w:firstColumn="0" w:lastColumn="0" w:noHBand="0" w:noVBand="0" w:val="0000"/>
+        <w:tblW w:w="0" w:type="auto"/>
         <w:jc w:val="center"/>
-        <w:tblLayout w:type="autofit"/>
         <w:tblBorders>
           <w:top w:val="single" w:sz="12" w:space="0" w:color="000000"/>
+          <w:left w:val="nil"/>
           <w:bottom w:val="single" w:sz="12" w:space="0" w:color="000000"/>
-          <w:left w:val="nil"/>
           <w:right w:val="nil"/>
           <w:insideH w:val="nil"/>
           <w:insideV w:val="nil"/>
         </w:tblBorders>
+        <w:tblLook w:val="0000" w:firstRow="0" w:lastRow="0" w:firstColumn="0" w:lastColumn="0" w:noHBand="0" w:noVBand="0"/>
       </w:tblPr>
       <w:tblGrid>
-        <w:gridCol w:w="3960"/>
-        <w:gridCol w:w="3960"/>
+        <w:gridCol w:w="379"/>
+        <w:gridCol w:w="2171"/>
       </w:tblGrid>
       <w:tr>
+        <w:trPr>
+          <w:jc w:val="center"/>
+        </w:trPr>
         <w:tc>
           <w:tcPr>
+            <w:tcW w:w="0" w:type="auto"/>
             <w:tcBorders>
+              <w:top w:val="single" w:sz="12" w:space="0" w:color="000000"/>
               <w:left w:val="nil"/>
+              <w:bottom w:val="single" w:sz="8" w:space="0" w:color="000000"/>
               <w:right w:val="nil"/>
-              <w:insideH w:val="nil"/>
-              <w:insideV w:val="nil"/>
-              <w:top w:val="single" w:sz="12" w:space="0" w:color="000000"/>
-              <w:bottom w:val="single" w:sz="8" w:space="0" w:color="000000"/>
             </w:tcBorders>
           </w:tcPr>
           <w:p>
             <w:pPr>
               <w:pStyle w:val="LptTableHeader"/>
-              <w:jc w:val="left"/>
             </w:pPr>
             <w:r>
               <w:rPr>
                 <w:b/>
                 <w:bCs/>
               </w:rPr>
-              <w:t xml:space="preserve">L</w:t>
+              <w:t>L</w:t>
             </w:r>
           </w:p>
         </w:tc>
         <w:tc>
           <w:tcPr>
+            <w:tcW w:w="0" w:type="auto"/>
             <w:tcBorders>
+              <w:top w:val="single" w:sz="12" w:space="0" w:color="000000"/>
               <w:left w:val="nil"/>
+              <w:bottom w:val="single" w:sz="8" w:space="0" w:color="000000"/>
               <w:right w:val="nil"/>
-              <w:insideH w:val="nil"/>
-              <w:insideV w:val="nil"/>
-              <w:top w:val="single" w:sz="12" w:space="0" w:color="000000"/>
-              <w:bottom w:val="single" w:sz="8" w:space="0" w:color="000000"/>
             </w:tcBorders>
           </w:tcPr>
           <w:p>
             <w:pPr>
               <w:pStyle w:val="LptTableHeader"/>
-              <w:jc w:val="left"/>
             </w:pPr>
             <w:r>
               <w:rPr>
                 <w:rFonts w:hint="eastAsia"/>
               </w:rPr>
-              <w:t xml:space="preserve">示例长度，单位</w:t>
+              <w:t>示例长度，单位</w:t>
             </w:r>
             <w:r>
               <w:t xml:space="preserve"> m</w:t>
@@ -774,115 +943,112 @@
     <w:tbl>
       <w:tblPr>
         <w:tblStyle w:val="Table"/>
-        <w:tblW w:type="auto" w:w="0"/>
-        <w:tblLook w:firstRow="0" w:lastRow="0" w:firstColumn="0" w:lastColumn="0" w:noHBand="0" w:noVBand="0" w:val="0000"/>
+        <w:tblW w:w="0" w:type="auto"/>
         <w:jc w:val="center"/>
-        <w:tblLayout w:type="autofit"/>
         <w:tblBorders>
           <w:top w:val="single" w:sz="12" w:space="0" w:color="000000"/>
+          <w:left w:val="nil"/>
           <w:bottom w:val="single" w:sz="12" w:space="0" w:color="000000"/>
-          <w:left w:val="nil"/>
           <w:right w:val="nil"/>
           <w:insideH w:val="nil"/>
           <w:insideV w:val="nil"/>
         </w:tblBorders>
+        <w:tblLook w:val="0000" w:firstRow="0" w:lastRow="0" w:firstColumn="0" w:lastColumn="0" w:noHBand="0" w:noVBand="0"/>
       </w:tblPr>
       <w:tblGrid>
-        <w:gridCol w:w="3960"/>
-        <w:gridCol w:w="3960"/>
+        <w:gridCol w:w="983"/>
+        <w:gridCol w:w="3637"/>
       </w:tblGrid>
       <w:tr>
+        <w:trPr>
+          <w:jc w:val="center"/>
+        </w:trPr>
         <w:tc>
           <w:tcPr>
+            <w:tcW w:w="0" w:type="auto"/>
             <w:tcBorders>
+              <w:top w:val="single" w:sz="12" w:space="0" w:color="000000"/>
               <w:left w:val="nil"/>
+              <w:bottom w:val="single" w:sz="8" w:space="0" w:color="000000"/>
               <w:right w:val="nil"/>
-              <w:insideH w:val="nil"/>
-              <w:insideV w:val="nil"/>
-              <w:top w:val="single" w:sz="12" w:space="0" w:color="000000"/>
-              <w:bottom w:val="single" w:sz="8" w:space="0" w:color="000000"/>
             </w:tcBorders>
           </w:tcPr>
           <w:p>
             <w:pPr>
               <w:pStyle w:val="LptTableHeader"/>
-              <w:jc w:val="left"/>
             </w:pPr>
             <w:r>
               <w:rPr>
                 <w:b/>
                 <w:bCs/>
               </w:rPr>
-              <w:t xml:space="preserve">RANS</w:t>
+              <w:t>RANS</w:t>
             </w:r>
           </w:p>
         </w:tc>
         <w:tc>
           <w:tcPr>
+            <w:tcW w:w="0" w:type="auto"/>
             <w:tcBorders>
+              <w:top w:val="single" w:sz="12" w:space="0" w:color="000000"/>
               <w:left w:val="nil"/>
+              <w:bottom w:val="single" w:sz="8" w:space="0" w:color="000000"/>
               <w:right w:val="nil"/>
-              <w:insideH w:val="nil"/>
-              <w:insideV w:val="nil"/>
-              <w:top w:val="single" w:sz="12" w:space="0" w:color="000000"/>
-              <w:bottom w:val="single" w:sz="8" w:space="0" w:color="000000"/>
             </w:tcBorders>
           </w:tcPr>
           <w:p>
             <w:pPr>
               <w:pStyle w:val="LptTableHeader"/>
-              <w:jc w:val="left"/>
             </w:pPr>
             <w:r>
-              <w:t xml:space="preserve">Reynolds-averaged Navier-Stokes</w:t>
+              <w:t>Reynolds-averaged Navier-Stokes</w:t>
             </w:r>
           </w:p>
         </w:tc>
       </w:tr>
       <w:tr>
+        <w:trPr>
+          <w:jc w:val="center"/>
+        </w:trPr>
         <w:tc>
           <w:tcPr>
+            <w:tcW w:w="0" w:type="auto"/>
             <w:tcBorders>
+              <w:top w:val="nil"/>
               <w:left w:val="nil"/>
+              <w:bottom w:val="single" w:sz="12" w:space="0" w:color="000000"/>
               <w:right w:val="nil"/>
-              <w:insideH w:val="nil"/>
-              <w:insideV w:val="nil"/>
-              <w:top w:val="nil"/>
-              <w:bottom w:val="single" w:sz="12" w:space="0" w:color="000000"/>
             </w:tcBorders>
           </w:tcPr>
           <w:p>
             <w:pPr>
               <w:pStyle w:val="LptTableBody"/>
-              <w:jc w:val="left"/>
             </w:pPr>
             <w:r>
               <w:rPr>
                 <w:b/>
                 <w:bCs/>
               </w:rPr>
-              <w:t xml:space="preserve">UAV</w:t>
+              <w:t>UAV</w:t>
             </w:r>
           </w:p>
         </w:tc>
         <w:tc>
           <w:tcPr>
+            <w:tcW w:w="0" w:type="auto"/>
             <w:tcBorders>
+              <w:top w:val="nil"/>
               <w:left w:val="nil"/>
+              <w:bottom w:val="single" w:sz="12" w:space="0" w:color="000000"/>
               <w:right w:val="nil"/>
-              <w:insideH w:val="nil"/>
-              <w:insideV w:val="nil"/>
-              <w:top w:val="nil"/>
-              <w:bottom w:val="single" w:sz="12" w:space="0" w:color="000000"/>
             </w:tcBorders>
           </w:tcPr>
           <w:p>
             <w:pPr>
               <w:pStyle w:val="LptTableBody"/>
-              <w:jc w:val="left"/>
             </w:pPr>
             <w:r>
-              <w:t xml:space="preserve">Unmanned Aerial Vehicle</w:t>
+              <w:t>Unmanned Aerial Vehicle</w:t>
             </w:r>
           </w:p>
         </w:tc>
@@ -891,12 +1057,37 @@
     <w:p>
       <w:pPr>
         <w:pStyle w:val="LptBodyText"/>
-      </w:pPr>
-      <w:r>
-        <w:rPr>
-          <w:rFonts w:hint="eastAsia"/>
-        </w:rPr>
-        <w:t xml:space="preserve">式(2)和式(3)用于触发复杂公式</w:t>
+        <w:ind w:firstLine="484"/>
+      </w:pPr>
+      <w:r>
+        <w:rPr>
+          <w:rFonts w:hint="eastAsia"/>
+        </w:rPr>
+        <w:t>式</w:t>
+      </w:r>
+      <w:r>
+        <w:rPr>
+          <w:rFonts w:hint="eastAsia"/>
+        </w:rPr>
+        <w:t>(2)</w:t>
+      </w:r>
+      <w:r>
+        <w:rPr>
+          <w:rFonts w:hint="eastAsia"/>
+        </w:rPr>
+        <w:t>和式</w:t>
+      </w:r>
+      <w:r>
+        <w:rPr>
+          <w:rFonts w:hint="eastAsia"/>
+        </w:rPr>
+        <w:t>(3)</w:t>
+      </w:r>
+      <w:r>
+        <w:rPr>
+          <w:rFonts w:hint="eastAsia"/>
+        </w:rPr>
+        <w:t>用于触发复杂公式</w:t>
       </w:r>
       <w:r>
         <w:t xml:space="preserve"> SVG </w:t>
@@ -905,7 +1096,7 @@
         <w:rPr>
           <w:rFonts w:hint="eastAsia"/>
         </w:rPr>
-        <w:t xml:space="preserve">渲染。</w:t>
+        <w:t>渲染。</w:t>
       </w:r>
       <w:r>
         <w:t xml:space="preserve"> Equation (2) and Equation (3) trigger SVG rendering for complex displayed equations.</w:t>
@@ -914,63 +1105,112 @@
     <w:p>
       <w:pPr>
         <w:pStyle w:val="LptEquationNumbered"/>
+        <w:spacing w:before="240"/>
       </w:pPr>
       <w:r>
         <w:tab/>
       </w:r>
       <m:oMath>
         <m:eqArr>
+          <m:eqArrPr>
+            <m:ctrlPr>
+              <w:rPr>
+                <w:rFonts w:ascii="Cambria Math" w:hAnsi="Cambria Math"/>
+              </w:rPr>
+            </m:ctrlPr>
+          </m:eqArrPr>
           <m:e>
             <m:sSub>
+              <m:sSubPr>
+                <m:ctrlPr>
+                  <w:rPr>
+                    <w:rFonts w:ascii="Cambria Math" w:hAnsi="Cambria Math"/>
+                  </w:rPr>
+                </m:ctrlPr>
+              </m:sSubPr>
               <m:e>
                 <m:r>
                   <m:rPr>
                     <m:sty m:val="b"/>
                   </m:rPr>
+                  <w:rPr>
+                    <w:rFonts w:ascii="Cambria Math" w:hAnsi="Cambria Math"/>
+                  </w:rPr>
                   <m:t>q</m:t>
                 </m:r>
               </m:e>
               <m:sub>
                 <m:r>
+                  <w:rPr>
+                    <w:rFonts w:ascii="Cambria Math" w:hAnsi="Cambria Math"/>
+                  </w:rPr>
                   <m:t>k</m:t>
                 </m:r>
                 <m:r>
                   <m:rPr>
                     <m:sty m:val="p"/>
                   </m:rPr>
+                  <w:rPr>
+                    <w:rFonts w:ascii="Cambria Math" w:hAnsi="Cambria Math"/>
+                  </w:rPr>
                   <m:t>+</m:t>
                 </m:r>
                 <m:r>
+                  <w:rPr>
+                    <w:rFonts w:ascii="Cambria Math" w:hAnsi="Cambria Math"/>
+                  </w:rPr>
                   <m:t>1</m:t>
                 </m:r>
               </m:sub>
             </m:sSub>
             <m:r>
+              <w:rPr>
+                <w:rFonts w:ascii="Cambria Math" w:hAnsi="Cambria Math"/>
+              </w:rPr>
               <m:t>&amp;</m:t>
             </m:r>
             <m:r>
               <m:rPr>
                 <m:sty m:val="p"/>
               </m:rPr>
+              <w:rPr>
+                <w:rFonts w:ascii="Cambria Math" w:hAnsi="Cambria Math"/>
+              </w:rPr>
               <m:t>=</m:t>
             </m:r>
             <m:r>
               <m:rPr>
                 <m:sty m:val="b"/>
               </m:rPr>
+              <w:rPr>
+                <w:rFonts w:ascii="Cambria Math" w:hAnsi="Cambria Math"/>
+              </w:rPr>
               <m:t>A</m:t>
             </m:r>
             <m:sSub>
+              <m:sSubPr>
+                <m:ctrlPr>
+                  <w:rPr>
+                    <w:rFonts w:ascii="Cambria Math" w:hAnsi="Cambria Math"/>
+                  </w:rPr>
+                </m:ctrlPr>
+              </m:sSubPr>
               <m:e>
                 <m:r>
                   <m:rPr>
                     <m:sty m:val="b"/>
                   </m:rPr>
+                  <w:rPr>
+                    <w:rFonts w:ascii="Cambria Math" w:hAnsi="Cambria Math"/>
+                  </w:rPr>
                   <m:t>q</m:t>
                 </m:r>
               </m:e>
               <m:sub>
                 <m:r>
+                  <w:rPr>
+                    <w:rFonts w:ascii="Cambria Math" w:hAnsi="Cambria Math"/>
+                  </w:rPr>
                   <m:t>k</m:t>
                 </m:r>
               </m:sub>
@@ -979,43 +1219,78 @@
               <m:rPr>
                 <m:sty m:val="p"/>
               </m:rPr>
+              <w:rPr>
+                <w:rFonts w:ascii="Cambria Math" w:hAnsi="Cambria Math"/>
+              </w:rPr>
               <m:t>+</m:t>
             </m:r>
             <m:r>
               <m:rPr>
                 <m:sty m:val="b"/>
               </m:rPr>
+              <w:rPr>
+                <w:rFonts w:ascii="Cambria Math" w:hAnsi="Cambria Math"/>
+              </w:rPr>
               <m:t>b</m:t>
             </m:r>
           </m:e>
           <m:e>
             <m:sSub>
+              <m:sSubPr>
+                <m:ctrlPr>
+                  <w:rPr>
+                    <w:rFonts w:ascii="Cambria Math" w:hAnsi="Cambria Math"/>
+                  </w:rPr>
+                </m:ctrlPr>
+              </m:sSubPr>
               <m:e>
                 <m:r>
+                  <w:rPr>
+                    <w:rFonts w:ascii="Cambria Math" w:hAnsi="Cambria Math"/>
+                  </w:rPr>
                   <m:t>y</m:t>
                 </m:r>
               </m:e>
               <m:sub>
                 <m:r>
+                  <w:rPr>
+                    <w:rFonts w:ascii="Cambria Math" w:hAnsi="Cambria Math"/>
+                  </w:rPr>
                   <m:t>k</m:t>
                 </m:r>
               </m:sub>
             </m:sSub>
             <m:r>
+              <w:rPr>
+                <w:rFonts w:ascii="Cambria Math" w:hAnsi="Cambria Math"/>
+              </w:rPr>
               <m:t>&amp;</m:t>
             </m:r>
             <m:r>
               <m:rPr>
                 <m:sty m:val="p"/>
               </m:rPr>
+              <w:rPr>
+                <w:rFonts w:ascii="Cambria Math" w:hAnsi="Cambria Math"/>
+              </w:rPr>
               <m:t>=</m:t>
             </m:r>
             <m:sSup>
+              <m:sSupPr>
+                <m:ctrlPr>
+                  <w:rPr>
+                    <w:rFonts w:ascii="Cambria Math" w:hAnsi="Cambria Math"/>
+                  </w:rPr>
+                </m:ctrlPr>
+              </m:sSupPr>
               <m:e>
                 <m:r>
                   <m:rPr>
                     <m:sty m:val="b"/>
                   </m:rPr>
+                  <w:rPr>
+                    <w:rFonts w:ascii="Cambria Math" w:hAnsi="Cambria Math"/>
+                  </w:rPr>
                   <m:t>c</m:t>
                 </m:r>
               </m:e>
@@ -1024,21 +1299,37 @@
                   <m:rPr>
                     <m:sty m:val="p"/>
                   </m:rPr>
+                  <w:rPr>
+                    <w:rFonts w:ascii="Cambria Math" w:hAnsi="Cambria Math"/>
+                  </w:rPr>
                   <m:t>T</m:t>
                 </m:r>
               </m:sup>
             </m:sSup>
             <m:sSub>
+              <m:sSubPr>
+                <m:ctrlPr>
+                  <w:rPr>
+                    <w:rFonts w:ascii="Cambria Math" w:hAnsi="Cambria Math"/>
+                  </w:rPr>
+                </m:ctrlPr>
+              </m:sSubPr>
               <m:e>
                 <m:r>
                   <m:rPr>
                     <m:sty m:val="b"/>
                   </m:rPr>
+                  <w:rPr>
+                    <w:rFonts w:ascii="Cambria Math" w:hAnsi="Cambria Math"/>
+                  </w:rPr>
                   <m:t>q</m:t>
                 </m:r>
               </m:e>
               <m:sub>
                 <m:r>
+                  <w:rPr>
+                    <w:rFonts w:ascii="Cambria Math" w:hAnsi="Cambria Math"/>
+                  </w:rPr>
                   <m:t>k</m:t>
                 </m:r>
               </m:sub>
@@ -1048,93 +1339,114 @@
       </m:oMath>
       <w:r>
         <w:tab/>
-      </w:r>
-      <w:r>
-        <w:t xml:space="preserve">(2)</w:t>
+        <w:t>(2)</w:t>
       </w:r>
     </w:p>
     <w:p>
       <w:pPr>
         <w:pStyle w:val="LptEquationNumbered"/>
+        <w:spacing w:before="240"/>
       </w:pPr>
       <w:r>
         <w:tab/>
       </w:r>
       <m:oMath>
         <m:r>
+          <w:rPr>
+            <w:rFonts w:ascii="Cambria Math" w:hAnsi="Cambria Math"/>
+          </w:rPr>
           <m:t>f</m:t>
         </m:r>
         <m:r>
           <m:rPr>
             <m:sty m:val="p"/>
           </m:rPr>
+          <w:rPr>
+            <w:rFonts w:ascii="Cambria Math" w:hAnsi="Cambria Math"/>
+          </w:rPr>
           <m:t>(</m:t>
         </m:r>
         <m:r>
+          <w:rPr>
+            <w:rFonts w:ascii="Cambria Math" w:hAnsi="Cambria Math"/>
+          </w:rPr>
           <m:t>x</m:t>
         </m:r>
         <m:r>
           <m:rPr>
             <m:sty m:val="p"/>
           </m:rPr>
-          <m:t>)</m:t>
-        </m:r>
-        <m:r>
-          <m:rPr>
-            <m:sty m:val="p"/>
-          </m:rPr>
-          <m:t>=</m:t>
+          <w:rPr>
+            <w:rFonts w:ascii="Cambria Math" w:hAnsi="Cambria Math"/>
+          </w:rPr>
+          <m:t>)=</m:t>
         </m:r>
         <m:d>
           <m:dPr>
             <m:begChr m:val="{"/>
-            <m:sepChr m:val=""/>
             <m:endChr m:val=""/>
-            <m:grow/>
+            <m:ctrlPr>
+              <w:rPr>
+                <w:rFonts w:ascii="Cambria Math" w:hAnsi="Cambria Math"/>
+              </w:rPr>
+            </m:ctrlPr>
           </m:dPr>
           <m:e>
             <m:m>
               <m:mPr>
-                <m:baseJc m:val="center"/>
-                <m:plcHide m:val="on"/>
+                <m:plcHide m:val="1"/>
                 <m:mcs>
                   <m:mc>
                     <m:mcPr>
+                      <m:count m:val="2"/>
                       <m:mcJc m:val="left"/>
-                      <m:count m:val="1"/>
-                    </m:mcPr>
-                  </m:mc>
-                  <m:mc>
-                    <m:mcPr>
-                      <m:mcJc m:val="left"/>
-                      <m:count m:val="1"/>
                     </m:mcPr>
                   </m:mc>
                 </m:mcs>
+                <m:ctrlPr>
+                  <w:rPr>
+                    <w:rFonts w:ascii="Cambria Math" w:hAnsi="Cambria Math"/>
+                  </w:rPr>
+                </m:ctrlPr>
               </m:mPr>
               <m:mr>
                 <m:e>
                   <m:r>
+                    <w:rPr>
+                      <w:rFonts w:ascii="Cambria Math" w:hAnsi="Cambria Math"/>
+                    </w:rPr>
                     <m:t>0</m:t>
                   </m:r>
                   <m:r>
                     <m:rPr>
                       <m:sty m:val="p"/>
                     </m:rPr>
+                    <w:rPr>
+                      <w:rFonts w:ascii="Cambria Math" w:hAnsi="Cambria Math"/>
+                    </w:rPr>
                     <m:t>,</m:t>
                   </m:r>
                 </m:e>
                 <m:e>
                   <m:r>
+                    <w:rPr>
+                      <w:rFonts w:ascii="Cambria Math" w:hAnsi="Cambria Math"/>
+                    </w:rPr>
                     <m:t>x</m:t>
                   </m:r>
                   <m:r>
                     <m:rPr>
                       <m:sty m:val="p"/>
                     </m:rPr>
+                    <w:rPr>
+                      <w:rFonts w:ascii="Cambria Math" w:hAnsi="Cambria Math"/>
+                    </w:rPr>
                     <m:t>&lt;</m:t>
                   </m:r>
                   <m:r>
+                    <w:rPr>
+                      <w:rFonts w:ascii="Cambria Math" w:hAnsi="Cambria Math"/>
+                    </w:rPr>
                     <m:t>0</m:t>
                   </m:r>
                 </m:e>
@@ -1142,13 +1454,26 @@
               <m:mr>
                 <m:e>
                   <m:sSup>
+                    <m:sSupPr>
+                      <m:ctrlPr>
+                        <w:rPr>
+                          <w:rFonts w:ascii="Cambria Math" w:hAnsi="Cambria Math"/>
+                        </w:rPr>
+                      </m:ctrlPr>
+                    </m:sSupPr>
                     <m:e>
                       <m:r>
+                        <w:rPr>
+                          <w:rFonts w:ascii="Cambria Math" w:hAnsi="Cambria Math"/>
+                        </w:rPr>
                         <m:t>x</m:t>
                       </m:r>
                     </m:e>
                     <m:sup>
                       <m:r>
+                        <w:rPr>
+                          <w:rFonts w:ascii="Cambria Math" w:hAnsi="Cambria Math"/>
+                        </w:rPr>
                         <m:t>2</m:t>
                       </m:r>
                     </m:sup>
@@ -1157,20 +1482,32 @@
                     <m:rPr>
                       <m:sty m:val="p"/>
                     </m:rPr>
+                    <w:rPr>
+                      <w:rFonts w:ascii="Cambria Math" w:hAnsi="Cambria Math"/>
+                    </w:rPr>
                     <m:t>,</m:t>
                   </m:r>
                 </m:e>
                 <m:e>
                   <m:r>
+                    <w:rPr>
+                      <w:rFonts w:ascii="Cambria Math" w:hAnsi="Cambria Math"/>
+                    </w:rPr>
                     <m:t>x</m:t>
                   </m:r>
                   <m:r>
                     <m:rPr>
                       <m:sty m:val="p"/>
                     </m:rPr>
+                    <w:rPr>
+                      <w:rFonts w:ascii="Cambria Math" w:hAnsi="Cambria Math"/>
+                    </w:rPr>
                     <m:t>≥</m:t>
                   </m:r>
                   <m:r>
+                    <w:rPr>
+                      <w:rFonts w:ascii="Cambria Math" w:hAnsi="Cambria Math"/>
+                    </w:rPr>
                     <m:t>0</m:t>
                   </m:r>
                 </m:e>
@@ -1181,106 +1518,220 @@
       </m:oMath>
       <w:r>
         <w:tab/>
-      </w:r>
-      <w:r>
-        <w:t xml:space="preserve">(3)</w:t>
+        <w:t>(3)</w:t>
       </w:r>
     </w:p>
-    <w:bookmarkStart w:id="48" w:name="sec:results"/>
     <w:p>
       <w:pPr>
         <w:pStyle w:val="LptHeading1"/>
       </w:pPr>
-      <w:r>
-        <w:rPr>
-          <w:rFonts w:hint="eastAsia"/>
-        </w:rPr>
-        <w:t xml:space="preserve">结果与讨论</w:t>
+      <w:bookmarkStart w:id="6" w:name="sec:results"/>
+      <w:r>
+        <w:rPr>
+          <w:rFonts w:hint="eastAsia"/>
+        </w:rPr>
+        <w:t>结果与讨论</w:t>
       </w:r>
       <w:r>
         <w:t xml:space="preserve"> Results and Discussion</w:t>
       </w:r>
     </w:p>
-    <w:bookmarkEnd w:id="48"/>
-    <w:bookmarkStart w:id="49" w:name="subsec:figure"/>
     <w:p>
       <w:pPr>
         <w:pStyle w:val="LptHeading2"/>
       </w:pPr>
-      <w:r>
-        <w:rPr>
-          <w:rFonts w:hint="eastAsia"/>
-        </w:rPr>
-        <w:t xml:space="preserve">图片示例</w:t>
+      <w:bookmarkStart w:id="7" w:name="subsec:figure"/>
+      <w:bookmarkEnd w:id="6"/>
+      <w:r>
+        <w:rPr>
+          <w:rFonts w:hint="eastAsia"/>
+        </w:rPr>
+        <w:t>图片示例</w:t>
       </w:r>
       <w:r>
         <w:t xml:space="preserve"> Figure Examples</w:t>
       </w:r>
     </w:p>
-    <w:bookmarkEnd w:id="49"/>
+    <w:bookmarkEnd w:id="7"/>
     <w:p>
       <w:pPr>
         <w:pStyle w:val="LptBodyText"/>
-      </w:pPr>
-      <w:r>
-        <w:rPr>
-          <w:rFonts w:hint="eastAsia"/>
-        </w:rPr>
-        <w:t xml:space="preserve">图1和图2展示了普通图片环境，它们分别插入同一图片的PDF和PNG格式，用于检查LaTeX编译和Pandoc转Word时不同图片格式的兼容性。为了便于Pandoc识别，建议每个图片只保留一个</w:t>
+        <w:ind w:firstLine="484"/>
+      </w:pPr>
+      <w:r>
+        <w:rPr>
+          <w:rFonts w:hint="eastAsia"/>
+        </w:rPr>
+        <w:t>图</w:t>
+      </w:r>
+      <w:r>
+        <w:rPr>
+          <w:rFonts w:hint="eastAsia"/>
+        </w:rPr>
+        <w:t>1</w:t>
+      </w:r>
+      <w:r>
+        <w:rPr>
+          <w:rFonts w:hint="eastAsia"/>
+        </w:rPr>
+        <w:t>使用</w:t>
       </w:r>
       <w:r>
         <w:rPr>
           <w:rStyle w:val="VerbatimChar"/>
         </w:rPr>
-        <w:t xml:space="preserve">\caption</w:t>
-      </w:r>
-      <w:r>
-        <w:rPr>
-          <w:rFonts w:hint="eastAsia"/>
-        </w:rPr>
-        <w:t xml:space="preserve">，不要使用双语图题计数器回退等复杂写法。注意，Word不支持PDF格式的图片，因此脚本在处理时先将pdf导出成了PNG格式。</w:t>
-      </w:r>
-      <w:r>
-        <w:t xml:space="preserve"> Figure 1 and Figure 2 show ordinary figure environments. They insert the same image in PDF and PNG formats to check compatibility during LaTeX compilation and Pandoc-to-Word conversion. To help Pandoc recognize figures, each figure should keep only one</w:t>
-      </w:r>
-      <w:r>
-        <w:t xml:space="preserve"> </w:t>
+        <w:t>\centering</w:t>
+      </w:r>
+      <w:r>
+        <w:rPr>
+          <w:rFonts w:hint="eastAsia"/>
+        </w:rPr>
+        <w:t>展示推荐的普通图片写法；图</w:t>
+      </w:r>
+      <w:r>
+        <w:rPr>
+          <w:rFonts w:hint="eastAsia"/>
+        </w:rPr>
+        <w:t>2</w:t>
+      </w:r>
+      <w:r>
+        <w:rPr>
+          <w:rFonts w:hint="eastAsia"/>
+        </w:rPr>
+        <w:t>刻意使用</w:t>
       </w:r>
       <w:r>
         <w:rPr>
           <w:rStyle w:val="VerbatimChar"/>
         </w:rPr>
-        <w:t xml:space="preserve">\caption</w:t>
-      </w:r>
-      <w:r>
-        <w:t xml:space="preserve"> </w:t>
-      </w:r>
-      <w:r>
-        <w:t xml:space="preserve">and avoid complex patterns such as bilingual caption counter rollback. Note that Word does not support PDF images, so the script first exports PDF images to PNG during processing.</w:t>
+        <w:t>center</w:t>
+      </w:r>
+      <w:r>
+        <w:rPr>
+          <w:rFonts w:hint="eastAsia"/>
+        </w:rPr>
+        <w:t>环境复现单图的布局表边界；图</w:t>
+      </w:r>
+      <w:r>
+        <w:rPr>
+          <w:rFonts w:hint="eastAsia"/>
+        </w:rPr>
+        <w:t>3</w:t>
+      </w:r>
+      <w:r>
+        <w:rPr>
+          <w:rFonts w:hint="eastAsia"/>
+        </w:rPr>
+        <w:t>包含两个带子标题的</w:t>
+      </w:r>
+      <w:r>
+        <w:rPr>
+          <w:rStyle w:val="VerbatimChar"/>
+        </w:rPr>
+        <w:t>subfigure</w:t>
+      </w:r>
+      <w:r>
+        <w:rPr>
+          <w:rFonts w:hint="eastAsia"/>
+        </w:rPr>
+        <w:t>，用于验证复合图片布局。</w:t>
+      </w:r>
+      <w:r>
+        <w:rPr>
+          <w:rFonts w:hint="eastAsia"/>
+        </w:rPr>
+        <w:t>Word</w:t>
+      </w:r>
+      <w:r>
+        <w:rPr>
+          <w:rFonts w:hint="eastAsia"/>
+        </w:rPr>
+        <w:t>不支持</w:t>
+      </w:r>
+      <w:r>
+        <w:rPr>
+          <w:rFonts w:hint="eastAsia"/>
+        </w:rPr>
+        <w:t>PDF</w:t>
+      </w:r>
+      <w:r>
+        <w:rPr>
+          <w:rFonts w:hint="eastAsia"/>
+        </w:rPr>
+        <w:t>格式的图片，因此脚本会先把</w:t>
+      </w:r>
+      <w:r>
+        <w:rPr>
+          <w:rFonts w:hint="eastAsia"/>
+        </w:rPr>
+        <w:t>PDF</w:t>
+      </w:r>
+      <w:r>
+        <w:rPr>
+          <w:rFonts w:hint="eastAsia"/>
+        </w:rPr>
+        <w:t>图片渲染为</w:t>
+      </w:r>
+      <w:r>
+        <w:rPr>
+          <w:rFonts w:hint="eastAsia"/>
+        </w:rPr>
+        <w:t>PNG</w:t>
+      </w:r>
+      <w:r>
+        <w:rPr>
+          <w:rFonts w:hint="eastAsia"/>
+        </w:rPr>
+        <w:t>。</w:t>
+      </w:r>
+      <w:r>
+        <w:t xml:space="preserve"> Figure 1 uses the recommended </w:t>
+      </w:r>
+      <w:r>
+        <w:rPr>
+          <w:rStyle w:val="VerbatimChar"/>
+        </w:rPr>
+        <w:t>\centering</w:t>
+      </w:r>
+      <w:r>
+        <w:t xml:space="preserve"> form, Figure 2 intentionally exercises the </w:t>
+      </w:r>
+      <w:r>
+        <w:rPr>
+          <w:rStyle w:val="VerbatimChar"/>
+        </w:rPr>
+        <w:t>center</w:t>
+      </w:r>
+      <w:r>
+        <w:t xml:space="preserve"> edge case, and Figure 3 verifies two captioned subfigures. PDF figures are rendered to PNG before DOCX conversion.</w:t>
       </w:r>
     </w:p>
-    <w:bookmarkStart w:id="53" w:name="fig:vector-format-test-pdf"/>
     <w:p>
       <w:pPr>
-        <w:pStyle w:val="CaptionedFigure"/>
-      </w:pPr>
-      <w:r>
+        <w:pStyle w:val="LptFigure"/>
+      </w:pPr>
+      <w:bookmarkStart w:id="8" w:name="fig:vector-format-test-pdf"/>
+      <w:r>
+        <w:rPr>
+          <w:noProof/>
+        </w:rPr>
         <w:drawing>
-          <wp:inline>
+          <wp:inline distT="0" distB="0" distL="0" distR="0" wp14:anchorId="66B594C9" wp14:editId="5F19C3AD">
             <wp:extent cx="2510777" cy="779839"/>
-            <wp:effectExtent b="0" l="0" r="0" t="0"/>
-            <wp:docPr descr="" title="" id="51" name="Picture"/>
-            <a:graphic>
+            <wp:effectExtent l="0" t="0" r="0" b="0"/>
+            <wp:docPr id="24" name="Picture"/>
+            <wp:cNvGraphicFramePr/>
+            <a:graphic xmlns:a="http://schemas.openxmlformats.org/drawingml/2006/main">
               <a:graphicData uri="http://schemas.openxmlformats.org/drawingml/2006/picture">
-                <pic:pic>
+                <pic:pic xmlns:pic="http://schemas.openxmlformats.org/drawingml/2006/picture">
                   <pic:nvPicPr>
-                    <pic:cNvPr descr="example-fig-1-048ca51106-300dpi.png" id="52" name="Picture"/>
+                    <pic:cNvPr id="25" name="Picture" descr="example-fig-1-048ca51106-300dpi.png"/>
                     <pic:cNvPicPr>
-                      <a:picLocks noChangeArrowheads="1" noChangeAspect="1"/>
+                      <a:picLocks noChangeAspect="1" noChangeArrowheads="1"/>
                     </pic:cNvPicPr>
                   </pic:nvPicPr>
                   <pic:blipFill>
-                    <a:blip r:embed="rId50"/>
+                    <a:blip r:embed="rId5"/>
                     <a:stretch>
                       <a:fillRect/>
                     </a:stretch>
@@ -1315,7 +1766,7 @@
         <w:rPr>
           <w:rFonts w:hint="eastAsia"/>
         </w:rPr>
-        <w:t xml:space="preserve">图</w:t>
+        <w:t>图</w:t>
       </w:r>
       <w:r>
         <w:t xml:space="preserve"> 1 </w:t>
@@ -1324,7 +1775,13 @@
         <w:rPr>
           <w:rFonts w:hint="eastAsia"/>
         </w:rPr>
-        <w:t xml:space="preserve">图片格式测试：PDF</w:t>
+        <w:t>图片格式测试：</w:t>
+      </w:r>
+      <w:r>
+        <w:rPr>
+          <w:rFonts w:hint="eastAsia"/>
+        </w:rPr>
+        <w:t>PDF</w:t>
       </w:r>
       <w:r>
         <w:t xml:space="preserve"> </w:t>
@@ -1333,230 +1790,453 @@
         <w:rPr>
           <w:rFonts w:hint="eastAsia"/>
         </w:rPr>
-        <w:t xml:space="preserve">矢量图</w:t>
+        <w:t>矢量图</w:t>
       </w:r>
       <w:r>
         <w:t xml:space="preserve"> Figure format test: PDF vector image</w:t>
       </w:r>
     </w:p>
-    <w:bookmarkEnd w:id="53"/>
-    <w:bookmarkStart w:id="57" w:name="fig:vector-format-test-png"/>
+    <w:tbl>
+      <w:tblPr>
+        <w:tblW w:w="0" w:type="auto"/>
+        <w:jc w:val="center"/>
+        <w:tblLook w:val="0600" w:firstRow="0" w:lastRow="0" w:firstColumn="0" w:lastColumn="0" w:noHBand="1" w:noVBand="1"/>
+      </w:tblPr>
+      <w:tblGrid>
+        <w:gridCol w:w="4150"/>
+      </w:tblGrid>
+      <w:tr>
+        <w:trPr>
+          <w:jc w:val="center"/>
+        </w:trPr>
+        <w:tc>
+          <w:tcPr>
+            <w:tcW w:w="0" w:type="auto"/>
+          </w:tcPr>
+          <w:p>
+            <w:pPr>
+              <w:pStyle w:val="LptFigure"/>
+            </w:pPr>
+            <w:bookmarkStart w:id="9" w:name="fig:vector-format-test-png"/>
+            <w:bookmarkEnd w:id="8"/>
+            <w:r>
+              <w:rPr>
+                <w:noProof/>
+              </w:rPr>
+              <w:drawing>
+                <wp:inline distT="0" distB="0" distL="0" distR="0" wp14:anchorId="7A74A9D2" wp14:editId="68A3E5A8">
+                  <wp:extent cx="2498544" cy="767606"/>
+                  <wp:effectExtent l="0" t="0" r="0" b="0"/>
+                  <wp:docPr id="28" name="Picture"/>
+                  <wp:cNvGraphicFramePr/>
+                  <a:graphic xmlns:a="http://schemas.openxmlformats.org/drawingml/2006/main">
+                    <a:graphicData uri="http://schemas.openxmlformats.org/drawingml/2006/picture">
+                      <pic:pic xmlns:pic="http://schemas.openxmlformats.org/drawingml/2006/picture">
+                        <pic:nvPicPr>
+                          <pic:cNvPr id="29" name="Picture" descr="example-fig-2.png"/>
+                          <pic:cNvPicPr>
+                            <a:picLocks noChangeAspect="1" noChangeArrowheads="1"/>
+                          </pic:cNvPicPr>
+                        </pic:nvPicPr>
+                        <pic:blipFill>
+                          <a:blip r:embed="rId6"/>
+                          <a:stretch>
+                            <a:fillRect/>
+                          </a:stretch>
+                        </pic:blipFill>
+                        <pic:spPr bwMode="auto">
+                          <a:xfrm>
+                            <a:off x="0" y="0"/>
+                            <a:ext cx="2498544" cy="767606"/>
+                          </a:xfrm>
+                          <a:prstGeom prst="rect">
+                            <a:avLst/>
+                          </a:prstGeom>
+                          <a:noFill/>
+                          <a:ln w="9525">
+                            <a:noFill/>
+                            <a:headEnd/>
+                            <a:tailEnd/>
+                          </a:ln>
+                        </pic:spPr>
+                      </pic:pic>
+                    </a:graphicData>
+                  </a:graphic>
+                </wp:inline>
+              </w:drawing>
+            </w:r>
+          </w:p>
+        </w:tc>
+      </w:tr>
+    </w:tbl>
     <w:p>
       <w:pPr>
-        <w:pStyle w:val="CaptionedFigure"/>
-      </w:pPr>
-      <w:r>
-        <w:drawing>
-          <wp:inline>
-            <wp:extent cx="2498544" cy="767606"/>
-            <wp:effectExtent b="0" l="0" r="0" t="0"/>
-            <wp:docPr descr="" title="" id="55" name="Picture"/>
-            <a:graphic>
-              <a:graphicData uri="http://schemas.openxmlformats.org/drawingml/2006/picture">
-                <pic:pic>
-                  <pic:nvPicPr>
-                    <pic:cNvPr descr="example-fig-2.png" id="56" name="Picture"/>
-                    <pic:cNvPicPr>
-                      <a:picLocks noChangeArrowheads="1" noChangeAspect="1"/>
-                    </pic:cNvPicPr>
-                  </pic:nvPicPr>
-                  <pic:blipFill>
-                    <a:blip r:embed="rId54"/>
-                    <a:stretch>
-                      <a:fillRect/>
-                    </a:stretch>
-                  </pic:blipFill>
-                  <pic:spPr bwMode="auto">
-                    <a:xfrm>
-                      <a:off x="0" y="0"/>
-                      <a:ext cx="2498544" cy="767606"/>
-                    </a:xfrm>
-                    <a:prstGeom prst="rect">
-                      <a:avLst/>
-                    </a:prstGeom>
-                    <a:noFill/>
-                    <a:ln w="9525">
-                      <a:noFill/>
-                      <a:headEnd/>
-                      <a:tailEnd/>
-                    </a:ln>
-                  </pic:spPr>
-                </pic:pic>
-              </a:graphicData>
-            </a:graphic>
-          </wp:inline>
-        </w:drawing>
+        <w:pStyle w:val="LptFigureCaption"/>
+      </w:pPr>
+      <w:r>
+        <w:rPr>
+          <w:rFonts w:hint="eastAsia"/>
+        </w:rPr>
+        <w:t>图</w:t>
+      </w:r>
+      <w:r>
+        <w:t xml:space="preserve"> 2 </w:t>
+      </w:r>
+      <w:r>
+        <w:rPr>
+          <w:rFonts w:hint="eastAsia"/>
+        </w:rPr>
+        <w:t>图片居中边界测试：</w:t>
+      </w:r>
+      <w:r>
+        <w:rPr>
+          <w:rFonts w:hint="eastAsia"/>
+        </w:rPr>
+        <w:t>center</w:t>
+      </w:r>
+      <w:r>
+        <w:t xml:space="preserve"> </w:t>
+      </w:r>
+      <w:r>
+        <w:rPr>
+          <w:rFonts w:hint="eastAsia"/>
+        </w:rPr>
+        <w:t>环境</w:t>
+      </w:r>
+      <w:r>
+        <w:t xml:space="preserve"> Figure centering edge case: center environment</w:t>
+      </w:r>
+    </w:p>
+    <w:tbl>
+      <w:tblPr>
+        <w:tblW w:w="0" w:type="auto"/>
+        <w:jc w:val="center"/>
+        <w:tblLook w:val="0600" w:firstRow="0" w:lastRow="0" w:firstColumn="0" w:lastColumn="0" w:noHBand="1" w:noVBand="1"/>
+      </w:tblPr>
+      <w:tblGrid>
+        <w:gridCol w:w="4169"/>
+        <w:gridCol w:w="4150"/>
+      </w:tblGrid>
+      <w:tr>
+        <w:trPr>
+          <w:jc w:val="center"/>
+        </w:trPr>
+        <w:tc>
+          <w:tcPr>
+            <w:tcW w:w="0" w:type="auto"/>
+          </w:tcPr>
+          <w:p>
+            <w:pPr>
+              <w:pStyle w:val="LptFigure"/>
+            </w:pPr>
+            <w:bookmarkStart w:id="10" w:name="fig:subfigure-layout-left"/>
+            <w:bookmarkStart w:id="11" w:name="fig:subfigure-layout-test"/>
+            <w:bookmarkEnd w:id="9"/>
+            <w:r>
+              <w:rPr>
+                <w:noProof/>
+              </w:rPr>
+              <w:lastRenderedPageBreak/>
+              <w:drawing>
+                <wp:inline distT="0" distB="0" distL="0" distR="0" wp14:anchorId="72AE4E59" wp14:editId="240090E3">
+                  <wp:extent cx="2510777" cy="779839"/>
+                  <wp:effectExtent l="0" t="0" r="0" b="0"/>
+                  <wp:docPr id="31" name="Picture"/>
+                  <wp:cNvGraphicFramePr/>
+                  <a:graphic xmlns:a="http://schemas.openxmlformats.org/drawingml/2006/main">
+                    <a:graphicData uri="http://schemas.openxmlformats.org/drawingml/2006/picture">
+                      <pic:pic xmlns:pic="http://schemas.openxmlformats.org/drawingml/2006/picture">
+                        <pic:nvPicPr>
+                          <pic:cNvPr id="32" name="Picture" descr="example-fig-1-048ca51106-300dpi.png"/>
+                          <pic:cNvPicPr>
+                            <a:picLocks noChangeAspect="1" noChangeArrowheads="1"/>
+                          </pic:cNvPicPr>
+                        </pic:nvPicPr>
+                        <pic:blipFill>
+                          <a:blip r:embed="rId5"/>
+                          <a:stretch>
+                            <a:fillRect/>
+                          </a:stretch>
+                        </pic:blipFill>
+                        <pic:spPr bwMode="auto">
+                          <a:xfrm>
+                            <a:off x="0" y="0"/>
+                            <a:ext cx="2510777" cy="779839"/>
+                          </a:xfrm>
+                          <a:prstGeom prst="rect">
+                            <a:avLst/>
+                          </a:prstGeom>
+                          <a:noFill/>
+                          <a:ln w="9525">
+                            <a:noFill/>
+                            <a:headEnd/>
+                            <a:tailEnd/>
+                          </a:ln>
+                        </pic:spPr>
+                      </pic:pic>
+                    </a:graphicData>
+                  </a:graphic>
+                </wp:inline>
+              </w:drawing>
+            </w:r>
+          </w:p>
+          <w:p>
+            <w:pPr>
+              <w:pStyle w:val="LptSubfigureCaption"/>
+              <w:jc w:val="center"/>
+            </w:pPr>
+            <w:r>
+              <w:t xml:space="preserve">PDF </w:t>
+            </w:r>
+            <w:r>
+              <w:rPr>
+                <w:rFonts w:hint="eastAsia"/>
+              </w:rPr>
+              <w:t>矢量子图</w:t>
+            </w:r>
+            <w:r>
+              <w:t xml:space="preserve"> PDF vector subfigure</w:t>
+            </w:r>
+          </w:p>
+        </w:tc>
+        <w:tc>
+          <w:tcPr>
+            <w:tcW w:w="0" w:type="auto"/>
+          </w:tcPr>
+          <w:p>
+            <w:pPr>
+              <w:pStyle w:val="LptFigure"/>
+            </w:pPr>
+            <w:bookmarkStart w:id="12" w:name="fig:subfigure-layout-right"/>
+            <w:bookmarkEnd w:id="10"/>
+            <w:r>
+              <w:rPr>
+                <w:noProof/>
+              </w:rPr>
+              <w:drawing>
+                <wp:inline distT="0" distB="0" distL="0" distR="0" wp14:anchorId="44C32550" wp14:editId="0D7B4788">
+                  <wp:extent cx="2498544" cy="767606"/>
+                  <wp:effectExtent l="0" t="0" r="0" b="0"/>
+                  <wp:docPr id="34" name="Picture"/>
+                  <wp:cNvGraphicFramePr/>
+                  <a:graphic xmlns:a="http://schemas.openxmlformats.org/drawingml/2006/main">
+                    <a:graphicData uri="http://schemas.openxmlformats.org/drawingml/2006/picture">
+                      <pic:pic xmlns:pic="http://schemas.openxmlformats.org/drawingml/2006/picture">
+                        <pic:nvPicPr>
+                          <pic:cNvPr id="35" name="Picture" descr="example-fig-2.png"/>
+                          <pic:cNvPicPr>
+                            <a:picLocks noChangeAspect="1" noChangeArrowheads="1"/>
+                          </pic:cNvPicPr>
+                        </pic:nvPicPr>
+                        <pic:blipFill>
+                          <a:blip r:embed="rId6"/>
+                          <a:stretch>
+                            <a:fillRect/>
+                          </a:stretch>
+                        </pic:blipFill>
+                        <pic:spPr bwMode="auto">
+                          <a:xfrm>
+                            <a:off x="0" y="0"/>
+                            <a:ext cx="2498544" cy="767606"/>
+                          </a:xfrm>
+                          <a:prstGeom prst="rect">
+                            <a:avLst/>
+                          </a:prstGeom>
+                          <a:noFill/>
+                          <a:ln w="9525">
+                            <a:noFill/>
+                            <a:headEnd/>
+                            <a:tailEnd/>
+                          </a:ln>
+                        </pic:spPr>
+                      </pic:pic>
+                    </a:graphicData>
+                  </a:graphic>
+                </wp:inline>
+              </w:drawing>
+            </w:r>
+          </w:p>
+          <w:p>
+            <w:pPr>
+              <w:pStyle w:val="LptSubfigureCaption"/>
+              <w:jc w:val="center"/>
+            </w:pPr>
+            <w:r>
+              <w:t xml:space="preserve">PNG </w:t>
+            </w:r>
+            <w:r>
+              <w:rPr>
+                <w:rFonts w:hint="eastAsia"/>
+              </w:rPr>
+              <w:t>位图子图</w:t>
+            </w:r>
+            <w:r>
+              <w:t xml:space="preserve"> PNG bitmap subfigure</w:t>
+            </w:r>
+          </w:p>
+        </w:tc>
+        <w:bookmarkEnd w:id="12"/>
+      </w:tr>
+    </w:tbl>
+    <w:p>
+      <w:pPr>
+        <w:pStyle w:val="LptFigureCaption"/>
+      </w:pPr>
+      <w:r>
+        <w:rPr>
+          <w:rFonts w:hint="eastAsia"/>
+        </w:rPr>
+        <w:t>图</w:t>
+      </w:r>
+      <w:r>
+        <w:t xml:space="preserve"> 3 </w:t>
+      </w:r>
+      <w:r>
+        <w:rPr>
+          <w:rFonts w:hint="eastAsia"/>
+        </w:rPr>
+        <w:t>带子标题的复合图片布局边界测试</w:t>
+      </w:r>
+      <w:r>
+        <w:t xml:space="preserve"> Captioned subfigure layout edge case</w:t>
       </w:r>
     </w:p>
     <w:p>
       <w:pPr>
-        <w:pStyle w:val="LptFigureCaption"/>
-      </w:pPr>
-      <w:r>
-        <w:rPr>
-          <w:rFonts w:hint="eastAsia"/>
-        </w:rPr>
-        <w:t xml:space="preserve">图</w:t>
-      </w:r>
-      <w:r>
-        <w:t xml:space="preserve"> 2 </w:t>
-      </w:r>
-      <w:r>
-        <w:rPr>
-          <w:rFonts w:hint="eastAsia"/>
-        </w:rPr>
-        <w:t xml:space="preserve">图片格式测试：PNG</w:t>
-      </w:r>
-      <w:r>
-        <w:t xml:space="preserve"> </w:t>
-      </w:r>
-      <w:r>
-        <w:rPr>
-          <w:rFonts w:hint="eastAsia"/>
-        </w:rPr>
-        <w:t xml:space="preserve">位图</w:t>
-      </w:r>
-      <w:r>
-        <w:t xml:space="preserve"> Figure format test: PNG bitmap image</w:t>
+        <w:pStyle w:val="LptHeading2"/>
+      </w:pPr>
+      <w:bookmarkStart w:id="13" w:name="subsec:table"/>
+      <w:bookmarkEnd w:id="11"/>
+      <w:r>
+        <w:rPr>
+          <w:rFonts w:hint="eastAsia"/>
+        </w:rPr>
+        <w:t>表格示例</w:t>
+      </w:r>
+      <w:r>
+        <w:t xml:space="preserve"> Table Example</w:t>
       </w:r>
     </w:p>
-    <w:bookmarkEnd w:id="57"/>
-    <w:bookmarkStart w:id="58" w:name="subsec:table"/>
+    <w:bookmarkEnd w:id="13"/>
     <w:p>
       <w:pPr>
-        <w:pStyle w:val="LptHeading2"/>
-      </w:pPr>
-      <w:r>
-        <w:rPr>
-          <w:rFonts w:hint="eastAsia"/>
-        </w:rPr>
-        <w:t xml:space="preserve">表格示例</w:t>
-      </w:r>
-      <w:r>
-        <w:t xml:space="preserve"> Table Example</w:t>
+        <w:pStyle w:val="LptBodyText"/>
+        <w:ind w:firstLine="484"/>
+      </w:pPr>
+      <w:r>
+        <w:rPr>
+          <w:rFonts w:hint="eastAsia"/>
+        </w:rPr>
+        <w:t>表</w:t>
+      </w:r>
+      <w:r>
+        <w:rPr>
+          <w:rFonts w:hint="eastAsia"/>
+        </w:rPr>
+        <w:t>1</w:t>
+      </w:r>
+      <w:r>
+        <w:rPr>
+          <w:rFonts w:hint="eastAsia"/>
+        </w:rPr>
+        <w:t>给出一个三线表。表格中可以使用</w:t>
+      </w:r>
+      <w:r>
+        <w:rPr>
+          <w:rStyle w:val="VerbatimChar"/>
+        </w:rPr>
+        <w:t>booktabs</w:t>
+      </w:r>
+      <w:r>
+        <w:rPr>
+          <w:rFonts w:hint="eastAsia"/>
+        </w:rPr>
+        <w:t>的</w:t>
+      </w:r>
+      <w:r>
+        <w:rPr>
+          <w:rStyle w:val="VerbatimChar"/>
+        </w:rPr>
+        <w:t>\toprule</w:t>
+      </w:r>
+      <w:r>
+        <w:t>、</w:t>
+      </w:r>
+      <w:r>
+        <w:rPr>
+          <w:rStyle w:val="VerbatimChar"/>
+        </w:rPr>
+        <w:t>\midrule</w:t>
+      </w:r>
+      <w:r>
+        <w:rPr>
+          <w:rFonts w:hint="eastAsia"/>
+        </w:rPr>
+        <w:t>和</w:t>
+      </w:r>
+      <w:r>
+        <w:rPr>
+          <w:rStyle w:val="VerbatimChar"/>
+        </w:rPr>
+        <w:t>\bottomrule</w:t>
+      </w:r>
+      <w:r>
+        <w:rPr>
+          <w:rFonts w:hint="eastAsia"/>
+        </w:rPr>
+        <w:t>，这类结构通常比复杂合并单元格更利于转换。</w:t>
+      </w:r>
+      <w:r>
+        <w:t xml:space="preserve"> Table 1 gives a three-line table. Tables can use the </w:t>
+      </w:r>
+      <w:r>
+        <w:rPr>
+          <w:rStyle w:val="VerbatimChar"/>
+        </w:rPr>
+        <w:t>\toprule</w:t>
+      </w:r>
+      <w:r>
+        <w:t xml:space="preserve">, </w:t>
+      </w:r>
+      <w:r>
+        <w:rPr>
+          <w:rStyle w:val="VerbatimChar"/>
+        </w:rPr>
+        <w:t>\midrule</w:t>
+      </w:r>
+      <w:r>
+        <w:t xml:space="preserve">, and </w:t>
+      </w:r>
+      <w:r>
+        <w:rPr>
+          <w:rStyle w:val="VerbatimChar"/>
+        </w:rPr>
+        <w:t>\bottomrule</w:t>
+      </w:r>
+      <w:r>
+        <w:t xml:space="preserve"> commands from </w:t>
+      </w:r>
+      <w:r>
+        <w:rPr>
+          <w:rStyle w:val="VerbatimChar"/>
+        </w:rPr>
+        <w:t>booktabs</w:t>
+      </w:r>
+      <w:r>
+        <w:t>; this structure is usually easier to convert than complex merged cells.</w:t>
       </w:r>
     </w:p>
-    <w:bookmarkEnd w:id="58"/>
     <w:p>
       <w:pPr>
-        <w:pStyle w:val="LptBodyText"/>
-      </w:pPr>
-      <w:r>
-        <w:rPr>
-          <w:rFonts w:hint="eastAsia"/>
-        </w:rPr>
-        <w:t xml:space="preserve">表1给出一个三线表。表格中可以使用</w:t>
-      </w:r>
-      <w:r>
-        <w:rPr>
-          <w:rStyle w:val="VerbatimChar"/>
-        </w:rPr>
-        <w:t xml:space="preserve">booktabs</w:t>
-      </w:r>
-      <w:r>
-        <w:rPr>
-          <w:rFonts w:hint="eastAsia"/>
-        </w:rPr>
-        <w:t xml:space="preserve">的</w:t>
-      </w:r>
-      <w:r>
-        <w:rPr>
-          <w:rStyle w:val="VerbatimChar"/>
-        </w:rPr>
-        <w:t xml:space="preserve">\toprule</w:t>
-      </w:r>
-      <w:r>
-        <w:t xml:space="preserve">、</w:t>
-      </w:r>
-      <w:r>
-        <w:rPr>
-          <w:rStyle w:val="VerbatimChar"/>
-        </w:rPr>
-        <w:t xml:space="preserve">\midrule</w:t>
-      </w:r>
-      <w:r>
-        <w:rPr>
-          <w:rFonts w:hint="eastAsia"/>
-        </w:rPr>
-        <w:t xml:space="preserve">和</w:t>
-      </w:r>
-      <w:r>
-        <w:rPr>
-          <w:rStyle w:val="VerbatimChar"/>
-        </w:rPr>
-        <w:t xml:space="preserve">\bottomrule</w:t>
-      </w:r>
-      <w:r>
-        <w:rPr>
-          <w:rFonts w:hint="eastAsia"/>
-        </w:rPr>
-        <w:t xml:space="preserve">，这类结构通常比复杂合并单元格更利于转换。</w:t>
-      </w:r>
-      <w:r>
-        <w:t xml:space="preserve"> Table 1 gives a three-line table. Tables can use the</w:t>
-      </w:r>
-      <w:r>
-        <w:t xml:space="preserve"> </w:t>
-      </w:r>
-      <w:r>
-        <w:rPr>
-          <w:rStyle w:val="VerbatimChar"/>
-        </w:rPr>
-        <w:t xml:space="preserve">\toprule</w:t>
-      </w:r>
-      <w:r>
-        <w:t xml:space="preserve">,</w:t>
-      </w:r>
-      <w:r>
-        <w:t xml:space="preserve"> </w:t>
-      </w:r>
-      <w:r>
-        <w:rPr>
-          <w:rStyle w:val="VerbatimChar"/>
-        </w:rPr>
-        <w:t xml:space="preserve">\midrule</w:t>
-      </w:r>
-      <w:r>
-        <w:t xml:space="preserve">, and</w:t>
-      </w:r>
-      <w:r>
-        <w:t xml:space="preserve"> </w:t>
-      </w:r>
-      <w:r>
-        <w:rPr>
-          <w:rStyle w:val="VerbatimChar"/>
-        </w:rPr>
-        <w:t xml:space="preserve">\bottomrule</w:t>
-      </w:r>
-      <w:r>
-        <w:t xml:space="preserve"> </w:t>
-      </w:r>
-      <w:r>
-        <w:t xml:space="preserve">commands from</w:t>
-      </w:r>
-      <w:r>
-        <w:t xml:space="preserve"> </w:t>
-      </w:r>
-      <w:r>
-        <w:rPr>
-          <w:rStyle w:val="VerbatimChar"/>
-        </w:rPr>
-        <w:t xml:space="preserve">booktabs</w:t>
-      </w:r>
-      <w:r>
-        <w:t xml:space="preserve">; this structure is usually easier to convert than complex merged cells.</w:t>
-      </w:r>
-    </w:p>
-    <w:bookmarkStart w:id="59" w:name="tab:sample"/>
-    <w:p>
-      <w:pPr>
         <w:pStyle w:val="LptTableCaption"/>
-      </w:pPr>
-      <w:r>
-        <w:rPr>
-          <w:rFonts w:hint="eastAsia"/>
-        </w:rPr>
-        <w:t xml:space="preserve">表</w:t>
+        <w:ind w:firstLine="484"/>
+      </w:pPr>
+      <w:bookmarkStart w:id="14" w:name="tab:sample"/>
+      <w:r>
+        <w:rPr>
+          <w:rFonts w:hint="eastAsia"/>
+        </w:rPr>
+        <w:t>表</w:t>
       </w:r>
       <w:r>
         <w:t xml:space="preserve"> 1 </w:t>
@@ -1565,7 +2245,7 @@
         <w:rPr>
           <w:rFonts w:hint="eastAsia"/>
         </w:rPr>
-        <w:t xml:space="preserve">表格示例：模型参数</w:t>
+        <w:t>表格示例：模型参数</w:t>
       </w:r>
       <w:r>
         <w:t xml:space="preserve"> Table example: model parameters</w:t>
@@ -1574,50 +2254,48 @@
     <w:tbl>
       <w:tblPr>
         <w:tblStyle w:val="Table"/>
-        <w:tblW w:type="auto" w:w="0"/>
-        <w:tblLook w:firstRow="1" w:lastRow="0" w:firstColumn="0" w:lastColumn="0" w:noHBand="0" w:noVBand="0" w:val="0020"/>
-        <w:tblCaption w:val="表 1 表格示例：模型参数 Table example: model parameters"/>
+        <w:tblW w:w="0" w:type="auto"/>
         <w:jc w:val="center"/>
-        <w:tblLayout w:type="autofit"/>
         <w:tblBorders>
           <w:top w:val="single" w:sz="12" w:space="0" w:color="000000"/>
+          <w:left w:val="nil"/>
           <w:bottom w:val="single" w:sz="12" w:space="0" w:color="000000"/>
-          <w:left w:val="nil"/>
           <w:right w:val="nil"/>
           <w:insideH w:val="nil"/>
           <w:insideV w:val="nil"/>
         </w:tblBorders>
+        <w:tblLook w:val="0020" w:firstRow="1" w:lastRow="0" w:firstColumn="0" w:lastColumn="0" w:noHBand="0" w:noVBand="0"/>
       </w:tblPr>
       <w:tblGrid>
-        <w:gridCol w:w="2640"/>
-        <w:gridCol w:w="2640"/>
-        <w:gridCol w:w="2640"/>
+        <w:gridCol w:w="2424"/>
+        <w:gridCol w:w="1369"/>
+        <w:gridCol w:w="1238"/>
       </w:tblGrid>
       <w:tr>
         <w:trPr>
-          <w:tblHeader w:val="on"/>
+          <w:cnfStyle w:val="100000000000" w:firstRow="1" w:lastRow="0" w:firstColumn="0" w:lastColumn="0" w:oddVBand="0" w:evenVBand="0" w:oddHBand="0" w:evenHBand="0" w:firstRowFirstColumn="0" w:firstRowLastColumn="0" w:lastRowFirstColumn="0" w:lastRowLastColumn="0"/>
+          <w:tblHeader/>
+          <w:jc w:val="center"/>
         </w:trPr>
         <w:tc>
           <w:tcPr>
+            <w:tcW w:w="0" w:type="auto"/>
             <w:tcBorders>
+              <w:top w:val="single" w:sz="12" w:space="0" w:color="000000"/>
               <w:left w:val="nil"/>
+              <w:bottom w:val="single" w:sz="8" w:space="0" w:color="000000"/>
               <w:right w:val="nil"/>
-              <w:insideH w:val="nil"/>
-              <w:insideV w:val="nil"/>
-              <w:top w:val="single" w:sz="12" w:space="0" w:color="000000"/>
-              <w:bottom w:val="single" w:sz="8" w:space="0" w:color="000000"/>
             </w:tcBorders>
           </w:tcPr>
           <w:p>
             <w:pPr>
               <w:pStyle w:val="LptTableHeader"/>
-              <w:jc w:val="left"/>
             </w:pPr>
             <w:r>
               <w:rPr>
                 <w:rFonts w:hint="eastAsia"/>
               </w:rPr>
-              <w:t xml:space="preserve">参数</w:t>
+              <w:t>参数</w:t>
             </w:r>
             <w:r>
               <w:t xml:space="preserve"> Parameter</w:t>
@@ -1626,13 +2304,12 @@
         </w:tc>
         <w:tc>
           <w:tcPr>
+            <w:tcW w:w="0" w:type="auto"/>
             <w:tcBorders>
+              <w:top w:val="single" w:sz="12" w:space="0" w:color="000000"/>
               <w:left w:val="nil"/>
+              <w:bottom w:val="single" w:sz="8" w:space="0" w:color="000000"/>
               <w:right w:val="nil"/>
-              <w:insideH w:val="nil"/>
-              <w:insideV w:val="nil"/>
-              <w:top w:val="single" w:sz="12" w:space="0" w:color="000000"/>
-              <w:bottom w:val="single" w:sz="8" w:space="0" w:color="000000"/>
             </w:tcBorders>
           </w:tcPr>
           <w:p>
@@ -1644,7 +2321,7 @@
               <w:rPr>
                 <w:rFonts w:hint="eastAsia"/>
               </w:rPr>
-              <w:t xml:space="preserve">数值</w:t>
+              <w:t>数值</w:t>
             </w:r>
             <w:r>
               <w:t xml:space="preserve"> Value</w:t>
@@ -1653,13 +2330,12 @@
         </w:tc>
         <w:tc>
           <w:tcPr>
+            <w:tcW w:w="0" w:type="auto"/>
             <w:tcBorders>
+              <w:top w:val="single" w:sz="12" w:space="0" w:color="000000"/>
               <w:left w:val="nil"/>
+              <w:bottom w:val="single" w:sz="8" w:space="0" w:color="000000"/>
               <w:right w:val="nil"/>
-              <w:insideH w:val="nil"/>
-              <w:insideV w:val="nil"/>
-              <w:top w:val="single" w:sz="12" w:space="0" w:color="000000"/>
-              <w:bottom w:val="single" w:sz="8" w:space="0" w:color="000000"/>
             </w:tcBorders>
           </w:tcPr>
           <w:p>
@@ -1671,7 +2347,7 @@
               <w:rPr>
                 <w:rFonts w:hint="eastAsia"/>
               </w:rPr>
-              <w:t xml:space="preserve">单位</w:t>
+              <w:t>单位</w:t>
             </w:r>
             <w:r>
               <w:t xml:space="preserve"> Unit</w:t>
@@ -1680,36 +2356,37 @@
         </w:tc>
       </w:tr>
       <w:tr>
+        <w:trPr>
+          <w:jc w:val="center"/>
+        </w:trPr>
         <w:tc>
           <w:tcPr>
+            <w:tcW w:w="0" w:type="auto"/>
             <w:tcBorders>
+              <w:top w:val="nil"/>
               <w:left w:val="nil"/>
+              <w:bottom w:val="nil"/>
               <w:right w:val="nil"/>
-              <w:insideH w:val="nil"/>
-              <w:insideV w:val="nil"/>
-              <w:top w:val="nil"/>
-              <w:bottom w:val="nil"/>
             </w:tcBorders>
           </w:tcPr>
           <w:p>
             <w:pPr>
               <w:pStyle w:val="LptTableBody"/>
-              <w:jc w:val="left"/>
             </w:pPr>
             <w:r>
               <w:rPr>
                 <w:rFonts w:hint="eastAsia"/>
               </w:rPr>
-              <w:t xml:space="preserve">斜率</w:t>
+              <w:t>斜率</w:t>
             </w:r>
             <w:r>
-              <w:t xml:space="preserve"> Slope</w:t>
-            </w:r>
-            <w:r>
-              <w:t xml:space="preserve"> </w:t>
+              <w:t xml:space="preserve"> Slope </w:t>
             </w:r>
             <m:oMath>
               <m:r>
+                <w:rPr>
+                  <w:rFonts w:ascii="Cambria Math" w:hAnsi="Cambria Math"/>
+                </w:rPr>
                 <m:t>a</m:t>
               </m:r>
             </m:oMath>
@@ -1717,13 +2394,12 @@
         </w:tc>
         <w:tc>
           <w:tcPr>
+            <w:tcW w:w="0" w:type="auto"/>
             <w:tcBorders>
+              <w:top w:val="nil"/>
               <w:left w:val="nil"/>
+              <w:bottom w:val="nil"/>
               <w:right w:val="nil"/>
-              <w:insideH w:val="nil"/>
-              <w:insideV w:val="nil"/>
-              <w:top w:val="nil"/>
-              <w:bottom w:val="nil"/>
             </w:tcBorders>
           </w:tcPr>
           <w:p>
@@ -1732,19 +2408,18 @@
               <w:jc w:val="center"/>
             </w:pPr>
             <w:r>
-              <w:t xml:space="preserve">1.20</w:t>
+              <w:t>1.20</w:t>
             </w:r>
           </w:p>
         </w:tc>
         <w:tc>
           <w:tcPr>
+            <w:tcW w:w="0" w:type="auto"/>
             <w:tcBorders>
+              <w:top w:val="nil"/>
               <w:left w:val="nil"/>
+              <w:bottom w:val="nil"/>
               <w:right w:val="nil"/>
-              <w:insideH w:val="nil"/>
-              <w:insideV w:val="nil"/>
-              <w:top w:val="nil"/>
-              <w:bottom w:val="nil"/>
             </w:tcBorders>
           </w:tcPr>
           <w:p>
@@ -1753,42 +2428,43 @@
               <w:jc w:val="center"/>
             </w:pPr>
             <w:r>
-              <w:t xml:space="preserve">–</w:t>
+              <w:t>–</w:t>
             </w:r>
           </w:p>
         </w:tc>
       </w:tr>
       <w:tr>
+        <w:trPr>
+          <w:jc w:val="center"/>
+        </w:trPr>
         <w:tc>
           <w:tcPr>
+            <w:tcW w:w="0" w:type="auto"/>
             <w:tcBorders>
+              <w:top w:val="nil"/>
               <w:left w:val="nil"/>
+              <w:bottom w:val="nil"/>
               <w:right w:val="nil"/>
-              <w:insideH w:val="nil"/>
-              <w:insideV w:val="nil"/>
-              <w:top w:val="nil"/>
-              <w:bottom w:val="nil"/>
             </w:tcBorders>
           </w:tcPr>
           <w:p>
             <w:pPr>
               <w:pStyle w:val="LptTableBody"/>
-              <w:jc w:val="left"/>
             </w:pPr>
             <w:r>
               <w:rPr>
                 <w:rFonts w:hint="eastAsia"/>
               </w:rPr>
-              <w:t xml:space="preserve">截距</w:t>
+              <w:t>截距</w:t>
             </w:r>
             <w:r>
-              <w:t xml:space="preserve"> Intercept</w:t>
-            </w:r>
-            <w:r>
-              <w:t xml:space="preserve"> </w:t>
+              <w:t xml:space="preserve"> Intercept </w:t>
             </w:r>
             <m:oMath>
               <m:r>
+                <w:rPr>
+                  <w:rFonts w:ascii="Cambria Math" w:hAnsi="Cambria Math"/>
+                </w:rPr>
                 <m:t>b</m:t>
               </m:r>
             </m:oMath>
@@ -1796,13 +2472,12 @@
         </w:tc>
         <w:tc>
           <w:tcPr>
+            <w:tcW w:w="0" w:type="auto"/>
             <w:tcBorders>
+              <w:top w:val="nil"/>
               <w:left w:val="nil"/>
+              <w:bottom w:val="nil"/>
               <w:right w:val="nil"/>
-              <w:insideH w:val="nil"/>
-              <w:insideV w:val="nil"/>
-              <w:top w:val="nil"/>
-              <w:bottom w:val="nil"/>
             </w:tcBorders>
           </w:tcPr>
           <w:p>
@@ -1811,19 +2486,18 @@
               <w:jc w:val="center"/>
             </w:pPr>
             <w:r>
-              <w:t xml:space="preserve">0.35</w:t>
+              <w:t>0.35</w:t>
             </w:r>
           </w:p>
         </w:tc>
         <w:tc>
           <w:tcPr>
+            <w:tcW w:w="0" w:type="auto"/>
             <w:tcBorders>
+              <w:top w:val="nil"/>
               <w:left w:val="nil"/>
+              <w:bottom w:val="nil"/>
               <w:right w:val="nil"/>
-              <w:insideH w:val="nil"/>
-              <w:insideV w:val="nil"/>
-              <w:top w:val="nil"/>
-              <w:bottom w:val="nil"/>
             </w:tcBorders>
           </w:tcPr>
           <w:p>
@@ -1832,42 +2506,43 @@
               <w:jc w:val="center"/>
             </w:pPr>
             <w:r>
-              <w:t xml:space="preserve">–</w:t>
+              <w:t>–</w:t>
             </w:r>
           </w:p>
         </w:tc>
       </w:tr>
       <w:tr>
+        <w:trPr>
+          <w:jc w:val="center"/>
+        </w:trPr>
         <w:tc>
           <w:tcPr>
+            <w:tcW w:w="0" w:type="auto"/>
             <w:tcBorders>
+              <w:top w:val="nil"/>
               <w:left w:val="nil"/>
+              <w:bottom w:val="single" w:sz="12" w:space="0" w:color="000000"/>
               <w:right w:val="nil"/>
-              <w:insideH w:val="nil"/>
-              <w:insideV w:val="nil"/>
-              <w:top w:val="nil"/>
-              <w:bottom w:val="single" w:sz="12" w:space="0" w:color="000000"/>
             </w:tcBorders>
           </w:tcPr>
           <w:p>
             <w:pPr>
               <w:pStyle w:val="LptTableBody"/>
-              <w:jc w:val="left"/>
             </w:pPr>
             <w:r>
               <w:rPr>
                 <w:rFonts w:hint="eastAsia"/>
               </w:rPr>
-              <w:t xml:space="preserve">样本数</w:t>
+              <w:t>样本数</w:t>
             </w:r>
             <w:r>
-              <w:t xml:space="preserve"> Sample size</w:t>
-            </w:r>
-            <w:r>
-              <w:t xml:space="preserve"> </w:t>
+              <w:t xml:space="preserve"> Sample size </w:t>
             </w:r>
             <m:oMath>
               <m:r>
+                <w:rPr>
+                  <w:rFonts w:ascii="Cambria Math" w:hAnsi="Cambria Math"/>
+                </w:rPr>
                 <m:t>n</m:t>
               </m:r>
             </m:oMath>
@@ -1875,13 +2550,12 @@
         </w:tc>
         <w:tc>
           <w:tcPr>
+            <w:tcW w:w="0" w:type="auto"/>
             <w:tcBorders>
+              <w:top w:val="nil"/>
               <w:left w:val="nil"/>
+              <w:bottom w:val="single" w:sz="12" w:space="0" w:color="000000"/>
               <w:right w:val="nil"/>
-              <w:insideH w:val="nil"/>
-              <w:insideV w:val="nil"/>
-              <w:top w:val="nil"/>
-              <w:bottom w:val="single" w:sz="12" w:space="0" w:color="000000"/>
             </w:tcBorders>
           </w:tcPr>
           <w:p>
@@ -1890,19 +2564,18 @@
               <w:jc w:val="center"/>
             </w:pPr>
             <w:r>
-              <w:t xml:space="preserve">100</w:t>
+              <w:t>100</w:t>
             </w:r>
           </w:p>
         </w:tc>
         <w:tc>
           <w:tcPr>
+            <w:tcW w:w="0" w:type="auto"/>
             <w:tcBorders>
+              <w:top w:val="nil"/>
               <w:left w:val="nil"/>
+              <w:bottom w:val="single" w:sz="12" w:space="0" w:color="000000"/>
               <w:right w:val="nil"/>
-              <w:insideH w:val="nil"/>
-              <w:insideV w:val="nil"/>
-              <w:top w:val="nil"/>
-              <w:bottom w:val="single" w:sz="12" w:space="0" w:color="000000"/>
             </w:tcBorders>
           </w:tcPr>
           <w:p>
@@ -1911,113 +2584,126 @@
               <w:jc w:val="center"/>
             </w:pPr>
             <w:r>
-              <w:t xml:space="preserve">–</w:t>
+              <w:t>–</w:t>
             </w:r>
           </w:p>
         </w:tc>
       </w:tr>
     </w:tbl>
-    <w:bookmarkEnd w:id="59"/>
-    <w:bookmarkStart w:id="60" w:name="subsec:list"/>
     <w:p>
       <w:pPr>
         <w:pStyle w:val="LptHeading2"/>
       </w:pPr>
-      <w:r>
-        <w:rPr>
-          <w:rFonts w:hint="eastAsia"/>
-        </w:rPr>
-        <w:t xml:space="preserve">列表示例</w:t>
+      <w:bookmarkStart w:id="15" w:name="subsec:list"/>
+      <w:bookmarkEnd w:id="14"/>
+      <w:r>
+        <w:rPr>
+          <w:rFonts w:hint="eastAsia"/>
+        </w:rPr>
+        <w:t>列表示例</w:t>
       </w:r>
       <w:r>
         <w:t xml:space="preserve"> List Example</w:t>
       </w:r>
     </w:p>
-    <w:bookmarkEnd w:id="60"/>
+    <w:bookmarkEnd w:id="15"/>
     <w:p>
       <w:pPr>
         <w:pStyle w:val="LptBodyText"/>
-      </w:pPr>
-      <w:r>
-        <w:rPr>
-          <w:rFonts w:hint="eastAsia"/>
-        </w:rPr>
-        <w:t xml:space="preserve">有序列表和项目符号列表应使用标准的</w:t>
+        <w:ind w:firstLine="484"/>
+      </w:pPr>
+      <w:r>
+        <w:rPr>
+          <w:rFonts w:hint="eastAsia"/>
+        </w:rPr>
+        <w:t>有序列表和项目符号列表应使用标准的</w:t>
       </w:r>
       <w:r>
         <w:rPr>
           <w:rStyle w:val="VerbatimChar"/>
         </w:rPr>
-        <w:t xml:space="preserve">enumerate</w:t>
-      </w:r>
-      <w:r>
-        <w:t xml:space="preserve">、</w:t>
+        <w:t>enumerate</w:t>
+      </w:r>
+      <w:r>
+        <w:t>、</w:t>
       </w:r>
       <w:r>
         <w:rPr>
           <w:rStyle w:val="VerbatimChar"/>
         </w:rPr>
-        <w:t xml:space="preserve">itemize</w:t>
-      </w:r>
-      <w:r>
-        <w:rPr>
-          <w:rFonts w:hint="eastAsia"/>
-        </w:rPr>
-        <w:t xml:space="preserve">与</w:t>
+        <w:t>itemize</w:t>
+      </w:r>
+      <w:r>
+        <w:rPr>
+          <w:rFonts w:hint="eastAsia"/>
+        </w:rPr>
+        <w:t>与</w:t>
       </w:r>
       <w:r>
         <w:rPr>
           <w:rStyle w:val="VerbatimChar"/>
         </w:rPr>
-        <w:t xml:space="preserve">\item</w:t>
-      </w:r>
-      <w:r>
-        <w:rPr>
-          <w:rFonts w:hint="eastAsia"/>
-        </w:rPr>
-        <w:t xml:space="preserve">结构。转换后的Word审阅稿会保留Pandoc原生编号，并分别应用项目定义的有序列表和项目符号列表样式。</w:t>
-      </w:r>
-      <w:r>
-        <w:t xml:space="preserve"> Ordered and bullet lists should use the standard</w:t>
-      </w:r>
-      <w:r>
-        <w:t xml:space="preserve"> </w:t>
+        <w:t>\item</w:t>
+      </w:r>
+      <w:r>
+        <w:rPr>
+          <w:rFonts w:hint="eastAsia"/>
+        </w:rPr>
+        <w:t>结构。转换后的</w:t>
+      </w:r>
+      <w:r>
+        <w:rPr>
+          <w:rFonts w:hint="eastAsia"/>
+        </w:rPr>
+        <w:t>Word</w:t>
+      </w:r>
+      <w:r>
+        <w:rPr>
+          <w:rFonts w:hint="eastAsia"/>
+        </w:rPr>
+        <w:t>审阅稿会保留</w:t>
+      </w:r>
+      <w:r>
+        <w:rPr>
+          <w:rFonts w:hint="eastAsia"/>
+        </w:rPr>
+        <w:t>Pandoc</w:t>
+      </w:r>
+      <w:r>
+        <w:rPr>
+          <w:rFonts w:hint="eastAsia"/>
+        </w:rPr>
+        <w:t>原生编号，并分别应用项目定义的有序列表和项目符号列表样式。</w:t>
+      </w:r>
+      <w:r>
+        <w:t xml:space="preserve"> Ordered and bullet lists should use the standard </w:t>
       </w:r>
       <w:r>
         <w:rPr>
           <w:rStyle w:val="VerbatimChar"/>
         </w:rPr>
-        <w:t xml:space="preserve">enumerate</w:t>
-      </w:r>
-      <w:r>
-        <w:t xml:space="preserve">,</w:t>
-      </w:r>
-      <w:r>
-        <w:t xml:space="preserve"> </w:t>
+        <w:t>enumerate</w:t>
+      </w:r>
+      <w:r>
+        <w:t xml:space="preserve">, </w:t>
       </w:r>
       <w:r>
         <w:rPr>
           <w:rStyle w:val="VerbatimChar"/>
         </w:rPr>
-        <w:t xml:space="preserve">itemize</w:t>
-      </w:r>
-      <w:r>
-        <w:t xml:space="preserve">, and</w:t>
-      </w:r>
-      <w:r>
-        <w:t xml:space="preserve"> </w:t>
+        <w:t>itemize</w:t>
+      </w:r>
+      <w:r>
+        <w:t xml:space="preserve">, and </w:t>
       </w:r>
       <w:r>
         <w:rPr>
           <w:rStyle w:val="VerbatimChar"/>
         </w:rPr>
-        <w:t xml:space="preserve">\item</w:t>
-      </w:r>
-      <w:r>
-        <w:t xml:space="preserve"> </w:t>
-      </w:r>
-      <w:r>
-        <w:t xml:space="preserve">structure. The converted Word review draft keeps Pandoc native numbering and applies the project ordered-list and bullet-list styles.</w:t>
+        <w:t>\item</w:t>
+      </w:r>
+      <w:r>
+        <w:t xml:space="preserve"> structure. The converted Word review draft keeps Pandoc native numbering and applies the project ordered-list and bullet-list styles.</w:t>
       </w:r>
     </w:p>
     <w:p>
@@ -2025,14 +2711,14 @@
         <w:pStyle w:val="LptOrderedList"/>
         <w:numPr>
           <w:ilvl w:val="0"/>
-          <w:numId w:val="1001"/>
+          <w:numId w:val="9"/>
         </w:numPr>
       </w:pPr>
       <w:r>
         <w:rPr>
           <w:rFonts w:hint="eastAsia"/>
         </w:rPr>
-        <w:t xml:space="preserve">第一项用于验证有序列表的编号、段落样式和换行缩进。</w:t>
+        <w:t>第一项用于验证有序列表的编号、段落样式和换行缩进。</w:t>
       </w:r>
       <w:r>
         <w:t xml:space="preserve"> The first item verifies ordered-list numbering, paragraph styling, and wrapped-line indentation.</w:t>
@@ -2043,14 +2729,14 @@
         <w:pStyle w:val="LptOrderedList"/>
         <w:numPr>
           <w:ilvl w:val="0"/>
-          <w:numId w:val="1001"/>
+          <w:numId w:val="9"/>
         </w:numPr>
       </w:pPr>
       <w:r>
         <w:rPr>
           <w:rFonts w:hint="eastAsia"/>
         </w:rPr>
-        <w:t xml:space="preserve">第二项包含嵌套项目符号列表，用于验证多级列表的层级与样式边界。</w:t>
+        <w:t>第二项包含嵌套项目符号列表，用于验证多级列表的层级与样式边界。</w:t>
       </w:r>
     </w:p>
     <w:p>
@@ -2058,14 +2744,14 @@
         <w:pStyle w:val="LptBulletList"/>
         <w:numPr>
           <w:ilvl w:val="1"/>
-          <w:numId w:val="1002"/>
+          <w:numId w:val="10"/>
         </w:numPr>
       </w:pPr>
       <w:r>
         <w:rPr>
           <w:rFonts w:hint="eastAsia"/>
         </w:rPr>
-        <w:t xml:space="preserve">嵌套项保留项目符号样式，并与父级编号保持清晰的缩进关系。</w:t>
+        <w:t>嵌套项保留项目符号样式，并与父级编号保持清晰的缩进关系。</w:t>
       </w:r>
       <w:r>
         <w:t xml:space="preserve"> Nested items retain the bullet-list style and a clear indentation relationship with the parent number.</w:t>
@@ -2076,387 +2762,488 @@
         <w:pStyle w:val="LptBulletList"/>
         <w:numPr>
           <w:ilvl w:val="1"/>
-          <w:numId w:val="1002"/>
+          <w:numId w:val="10"/>
         </w:numPr>
       </w:pPr>
       <w:r>
         <w:rPr>
           <w:rFonts w:hint="eastAsia"/>
         </w:rPr>
-        <w:t xml:space="preserve">第二个嵌套项用于检查相邻列表项的连续编号与换行表现。</w:t>
+        <w:t>第二个嵌套项用于检查相邻列表项的连续编号与换行表现。</w:t>
       </w:r>
       <w:r>
         <w:t xml:space="preserve"> The second nested item checks adjacent-item continuity and line wrapping.</w:t>
       </w:r>
     </w:p>
-    <w:bookmarkStart w:id="61" w:name="subsec:cross-reference"/>
     <w:p>
       <w:pPr>
         <w:pStyle w:val="LptHeading2"/>
       </w:pPr>
-      <w:r>
-        <w:rPr>
-          <w:rFonts w:hint="eastAsia"/>
-        </w:rPr>
-        <w:t xml:space="preserve">综合引用示例</w:t>
+      <w:bookmarkStart w:id="16" w:name="subsec:cross-reference"/>
+      <w:r>
+        <w:rPr>
+          <w:rFonts w:hint="eastAsia"/>
+        </w:rPr>
+        <w:lastRenderedPageBreak/>
+        <w:t>综合引用示例</w:t>
       </w:r>
       <w:r>
         <w:t xml:space="preserve"> Combined Cross-Reference Example</w:t>
       </w:r>
     </w:p>
-    <w:bookmarkEnd w:id="61"/>
+    <w:bookmarkEnd w:id="16"/>
     <w:p>
       <w:pPr>
         <w:pStyle w:val="LptBodyText"/>
-      </w:pPr>
-      <w:r>
-        <w:rPr>
-          <w:rFonts w:hint="eastAsia"/>
-        </w:rPr>
-        <w:t xml:space="preserve">在讨论中可以同时引用多个对象。例如，第</w:t>
+        <w:ind w:firstLine="484"/>
+      </w:pPr>
+      <w:r>
+        <w:rPr>
+          <w:rFonts w:hint="eastAsia"/>
+        </w:rPr>
+        <w:t>在讨论中可以同时引用多个对象。例如，第</w:t>
       </w:r>
       <w:hyperlink w:anchor="subsec:equation">
         <w:r>
           <w:rPr>
             <w:rStyle w:val="af"/>
           </w:rPr>
-          <w:t xml:space="preserve">2.2</w:t>
+          <w:t>2.2</w:t>
         </w:r>
       </w:hyperlink>
       <w:r>
         <w:rPr>
           <w:rFonts w:hint="eastAsia"/>
         </w:rPr>
-        <w:t xml:space="preserve">节定义了模型，式(1)给出了数学表达，图1、图2和表1分别展示了图片和表格的写法。</w:t>
-      </w:r>
-      <w:r>
-        <w:t xml:space="preserve"> Multiple objects can be cited together in the discussion. For example, Section</w:t>
-      </w:r>
-      <w:r>
-        <w:t xml:space="preserve"> </w:t>
+        <w:t>节定义了模型，式</w:t>
+      </w:r>
+      <w:r>
+        <w:rPr>
+          <w:rFonts w:hint="eastAsia"/>
+        </w:rPr>
+        <w:t>(1)</w:t>
+      </w:r>
+      <w:r>
+        <w:rPr>
+          <w:rFonts w:hint="eastAsia"/>
+        </w:rPr>
+        <w:t>给出了数学表达，图</w:t>
+      </w:r>
+      <w:r>
+        <w:rPr>
+          <w:rFonts w:hint="eastAsia"/>
+        </w:rPr>
+        <w:t>1</w:t>
+      </w:r>
+      <w:r>
+        <w:rPr>
+          <w:rFonts w:hint="eastAsia"/>
+        </w:rPr>
+        <w:t>、图</w:t>
+      </w:r>
+      <w:r>
+        <w:rPr>
+          <w:rFonts w:hint="eastAsia"/>
+        </w:rPr>
+        <w:t>2</w:t>
+      </w:r>
+      <w:r>
+        <w:rPr>
+          <w:rFonts w:hint="eastAsia"/>
+        </w:rPr>
+        <w:t>、图</w:t>
+      </w:r>
+      <w:r>
+        <w:rPr>
+          <w:rFonts w:hint="eastAsia"/>
+        </w:rPr>
+        <w:t>3</w:t>
+      </w:r>
+      <w:r>
+        <w:rPr>
+          <w:rFonts w:hint="eastAsia"/>
+        </w:rPr>
+        <w:t>和表</w:t>
+      </w:r>
+      <w:r>
+        <w:rPr>
+          <w:rFonts w:hint="eastAsia"/>
+        </w:rPr>
+        <w:t>1</w:t>
+      </w:r>
+      <w:r>
+        <w:rPr>
+          <w:rFonts w:hint="eastAsia"/>
+        </w:rPr>
+        <w:t>分别展示了普通图片、图片布局边界与表格的写法。</w:t>
+      </w:r>
+      <w:r>
+        <w:t xml:space="preserve"> Multiple objects can be cited together in the discussion. For example, Section </w:t>
       </w:r>
       <w:hyperlink w:anchor="subsec:equation">
         <w:r>
           <w:rPr>
             <w:rStyle w:val="af"/>
           </w:rPr>
-          <w:t xml:space="preserve">2.2</w:t>
+          <w:t>2.2</w:t>
         </w:r>
       </w:hyperlink>
       <w:r>
-        <w:t xml:space="preserve"> </w:t>
-      </w:r>
-      <w:r>
-        <w:t xml:space="preserve">defines the model, Equation (1) gives the mathematical expression, and Figure 1, Figure 2, and Table 1 show the writing patterns for figures and tables.</w:t>
-      </w:r>
-      <w:r>
-        <w:t xml:space="preserve"> </w:t>
-      </w:r>
-      <w:r>
-        <w:rPr>
-          <w:rFonts w:hint="eastAsia"/>
-        </w:rPr>
-        <w:t xml:space="preserve">本模板的参考文献文件覆盖了多种BibTeX条目类型，包括期刊论文</w:t>
+        <w:t xml:space="preserve"> defines the model, Equation (1) gives the mathematical expression, Figures 1, 2, and 3 exercise ordinary and edge-case figure layouts, while Table 1 shows the table pattern. </w:t>
+      </w:r>
+      <w:r>
+        <w:rPr>
+          <w:rFonts w:hint="eastAsia"/>
+        </w:rPr>
+        <w:t>本模板的参考文献文件覆盖了多种</w:t>
+      </w:r>
+      <w:r>
+        <w:rPr>
+          <w:rFonts w:hint="eastAsia"/>
+        </w:rPr>
+        <w:t>BibTeX</w:t>
+      </w:r>
+      <w:r>
+        <w:rPr>
+          <w:rFonts w:hint="eastAsia"/>
+        </w:rPr>
+        <w:t>条目类型，包括期刊论文</w:t>
       </w:r>
       <w:r>
         <w:rPr>
           <w:vertAlign w:val="superscript"/>
         </w:rPr>
-        <w:t xml:space="preserve">[1, 2]</w:t>
-      </w:r>
-      <w:r>
-        <w:rPr>
-          <w:rFonts w:hint="eastAsia"/>
-        </w:rPr>
-        <w:t xml:space="preserve">、档案资料</w:t>
+        <w:t>[1, 2]</w:t>
+      </w:r>
+      <w:r>
+        <w:rPr>
+          <w:rFonts w:hint="eastAsia"/>
+        </w:rPr>
+        <w:t>、档案资料</w:t>
       </w:r>
       <w:r>
         <w:rPr>
           <w:vertAlign w:val="superscript"/>
         </w:rPr>
-        <w:t xml:space="preserve">[3]</w:t>
-      </w:r>
-      <w:r>
-        <w:rPr>
-          <w:rFonts w:hint="eastAsia"/>
-        </w:rPr>
-        <w:t xml:space="preserve">、专著</w:t>
+        <w:t>[3]</w:t>
+      </w:r>
+      <w:r>
+        <w:rPr>
+          <w:rFonts w:hint="eastAsia"/>
+        </w:rPr>
+        <w:t>、专著</w:t>
       </w:r>
       <w:r>
         <w:rPr>
           <w:vertAlign w:val="superscript"/>
         </w:rPr>
-        <w:t xml:space="preserve">[4]</w:t>
-      </w:r>
-      <w:r>
-        <w:rPr>
-          <w:rFonts w:hint="eastAsia"/>
-        </w:rPr>
-        <w:t xml:space="preserve">、小册子</w:t>
+        <w:t>[4]</w:t>
+      </w:r>
+      <w:r>
+        <w:rPr>
+          <w:rFonts w:hint="eastAsia"/>
+        </w:rPr>
+        <w:t>、小册子</w:t>
       </w:r>
       <w:r>
         <w:rPr>
           <w:vertAlign w:val="superscript"/>
         </w:rPr>
-        <w:t xml:space="preserve">[5]</w:t>
-      </w:r>
-      <w:r>
-        <w:rPr>
-          <w:rFonts w:hint="eastAsia"/>
-        </w:rPr>
-        <w:t xml:space="preserve">、文集</w:t>
+        <w:t>[5]</w:t>
+      </w:r>
+      <w:r>
+        <w:rPr>
+          <w:rFonts w:hint="eastAsia"/>
+        </w:rPr>
+        <w:t>、文集</w:t>
       </w:r>
       <w:r>
         <w:rPr>
           <w:vertAlign w:val="superscript"/>
         </w:rPr>
-        <w:t xml:space="preserve">[6]</w:t>
-      </w:r>
-      <w:r>
-        <w:rPr>
-          <w:rFonts w:hint="eastAsia"/>
-        </w:rPr>
-        <w:t xml:space="preserve">、会议论文</w:t>
+        <w:t>[6]</w:t>
+      </w:r>
+      <w:r>
+        <w:rPr>
+          <w:rFonts w:hint="eastAsia"/>
+        </w:rPr>
+        <w:t>、会议论文</w:t>
       </w:r>
       <w:r>
         <w:rPr>
           <w:vertAlign w:val="superscript"/>
         </w:rPr>
-        <w:t xml:space="preserve">[7, 8]</w:t>
-      </w:r>
-      <w:r>
-        <w:rPr>
-          <w:rFonts w:hint="eastAsia"/>
-        </w:rPr>
-        <w:t xml:space="preserve">、数据库</w:t>
+        <w:t>[7, 8]</w:t>
+      </w:r>
+      <w:r>
+        <w:rPr>
+          <w:rFonts w:hint="eastAsia"/>
+        </w:rPr>
+        <w:t>、数据库</w:t>
       </w:r>
       <w:r>
         <w:rPr>
           <w:vertAlign w:val="superscript"/>
         </w:rPr>
-        <w:t xml:space="preserve">[9]</w:t>
-      </w:r>
-      <w:r>
-        <w:rPr>
-          <w:rFonts w:hint="eastAsia"/>
-        </w:rPr>
-        <w:t xml:space="preserve">、数据集</w:t>
+        <w:t>[9]</w:t>
+      </w:r>
+      <w:r>
+        <w:rPr>
+          <w:rFonts w:hint="eastAsia"/>
+        </w:rPr>
+        <w:t>、数据集</w:t>
       </w:r>
       <w:r>
         <w:rPr>
           <w:vertAlign w:val="superscript"/>
         </w:rPr>
-        <w:t xml:space="preserve">[10]</w:t>
-      </w:r>
-      <w:r>
-        <w:rPr>
-          <w:rFonts w:hint="eastAsia"/>
-        </w:rPr>
-        <w:t xml:space="preserve">、电子资料</w:t>
+        <w:t>[10]</w:t>
+      </w:r>
+      <w:r>
+        <w:rPr>
+          <w:rFonts w:hint="eastAsia"/>
+        </w:rPr>
+        <w:t>、电子资料</w:t>
       </w:r>
       <w:r>
         <w:rPr>
           <w:vertAlign w:val="superscript"/>
         </w:rPr>
-        <w:t xml:space="preserve">[11]</w:t>
-      </w:r>
-      <w:r>
-        <w:rPr>
-          <w:rFonts w:hint="eastAsia"/>
-        </w:rPr>
-        <w:t xml:space="preserve">、书中章节</w:t>
+        <w:t>[11]</w:t>
+      </w:r>
+      <w:r>
+        <w:rPr>
+          <w:rFonts w:hint="eastAsia"/>
+        </w:rPr>
+        <w:t>、书中章节</w:t>
       </w:r>
       <w:r>
         <w:rPr>
           <w:vertAlign w:val="superscript"/>
         </w:rPr>
-        <w:t xml:space="preserve">[12]</w:t>
-      </w:r>
-      <w:r>
-        <w:rPr>
-          <w:rFonts w:hint="eastAsia"/>
-        </w:rPr>
-        <w:t xml:space="preserve">、论文集章节</w:t>
+        <w:t>[12]</w:t>
+      </w:r>
+      <w:r>
+        <w:rPr>
+          <w:rFonts w:hint="eastAsia"/>
+        </w:rPr>
+        <w:t>、论文集章节</w:t>
       </w:r>
       <w:r>
         <w:rPr>
           <w:vertAlign w:val="superscript"/>
         </w:rPr>
-        <w:t xml:space="preserve">[13]</w:t>
-      </w:r>
-      <w:r>
-        <w:rPr>
-          <w:rFonts w:hint="eastAsia"/>
-        </w:rPr>
-        <w:t xml:space="preserve">、手册</w:t>
+        <w:t>[13]</w:t>
+      </w:r>
+      <w:r>
+        <w:rPr>
+          <w:rFonts w:hint="eastAsia"/>
+        </w:rPr>
+        <w:t>、手册</w:t>
       </w:r>
       <w:r>
         <w:rPr>
           <w:vertAlign w:val="superscript"/>
         </w:rPr>
-        <w:t xml:space="preserve">[14]</w:t>
-      </w:r>
-      <w:r>
-        <w:rPr>
-          <w:rFonts w:hint="eastAsia"/>
-        </w:rPr>
-        <w:t xml:space="preserve">、地图</w:t>
+        <w:t>[14]</w:t>
+      </w:r>
+      <w:r>
+        <w:rPr>
+          <w:rFonts w:hint="eastAsia"/>
+        </w:rPr>
+        <w:t>、地图</w:t>
       </w:r>
       <w:r>
         <w:rPr>
           <w:vertAlign w:val="superscript"/>
         </w:rPr>
-        <w:t xml:space="preserve">[15]</w:t>
-      </w:r>
-      <w:r>
-        <w:rPr>
-          <w:rFonts w:hint="eastAsia"/>
-        </w:rPr>
-        <w:t xml:space="preserve">、学位论文</w:t>
+        <w:t>[15]</w:t>
+      </w:r>
+      <w:r>
+        <w:rPr>
+          <w:rFonts w:hint="eastAsia"/>
+        </w:rPr>
+        <w:t>、学位论文</w:t>
       </w:r>
       <w:r>
         <w:rPr>
           <w:vertAlign w:val="superscript"/>
         </w:rPr>
-        <w:t xml:space="preserve">[16, 17]</w:t>
-      </w:r>
-      <w:r>
-        <w:rPr>
-          <w:rFonts w:hint="eastAsia"/>
-        </w:rPr>
-        <w:t xml:space="preserve">、普通资料</w:t>
+        <w:t>[16, 17]</w:t>
+      </w:r>
+      <w:r>
+        <w:rPr>
+          <w:rFonts w:hint="eastAsia"/>
+        </w:rPr>
+        <w:t>、普通资料</w:t>
       </w:r>
       <w:r>
         <w:rPr>
           <w:vertAlign w:val="superscript"/>
         </w:rPr>
-        <w:t xml:space="preserve">[18]</w:t>
-      </w:r>
-      <w:r>
-        <w:rPr>
-          <w:rFonts w:hint="eastAsia"/>
-        </w:rPr>
-        <w:t xml:space="preserve">、专题著作</w:t>
+        <w:t>[18]</w:t>
+      </w:r>
+      <w:r>
+        <w:rPr>
+          <w:rFonts w:hint="eastAsia"/>
+        </w:rPr>
+        <w:t>、专题著作</w:t>
       </w:r>
       <w:r>
         <w:rPr>
           <w:vertAlign w:val="superscript"/>
         </w:rPr>
-        <w:t xml:space="preserve">[19]</w:t>
-      </w:r>
-      <w:r>
-        <w:rPr>
-          <w:rFonts w:hint="eastAsia"/>
-        </w:rPr>
-        <w:t xml:space="preserve">、报纸文章</w:t>
+        <w:t>[19]</w:t>
+      </w:r>
+      <w:r>
+        <w:rPr>
+          <w:rFonts w:hint="eastAsia"/>
+        </w:rPr>
+        <w:t>、报纸文章</w:t>
       </w:r>
       <w:r>
         <w:rPr>
           <w:vertAlign w:val="superscript"/>
         </w:rPr>
-        <w:t xml:space="preserve">[20]</w:t>
-      </w:r>
-      <w:r>
-        <w:rPr>
-          <w:rFonts w:hint="eastAsia"/>
-        </w:rPr>
-        <w:t xml:space="preserve">、在线资料</w:t>
+        <w:t>[20]</w:t>
+      </w:r>
+      <w:r>
+        <w:rPr>
+          <w:rFonts w:hint="eastAsia"/>
+        </w:rPr>
+        <w:t>、在线资料</w:t>
       </w:r>
       <w:r>
         <w:rPr>
           <w:vertAlign w:val="superscript"/>
         </w:rPr>
-        <w:t xml:space="preserve">[21]</w:t>
-      </w:r>
-      <w:r>
-        <w:rPr>
-          <w:rFonts w:hint="eastAsia"/>
-        </w:rPr>
-        <w:t xml:space="preserve">、专利</w:t>
+        <w:t>[21]</w:t>
+      </w:r>
+      <w:r>
+        <w:rPr>
+          <w:rFonts w:hint="eastAsia"/>
+        </w:rPr>
+        <w:t>、专利</w:t>
       </w:r>
       <w:r>
         <w:rPr>
           <w:vertAlign w:val="superscript"/>
         </w:rPr>
-        <w:t xml:space="preserve">[22]</w:t>
-      </w:r>
-      <w:r>
-        <w:rPr>
-          <w:rFonts w:hint="eastAsia"/>
-        </w:rPr>
-        <w:t xml:space="preserve">、连续出版物</w:t>
+        <w:t>[22]</w:t>
+      </w:r>
+      <w:r>
+        <w:rPr>
+          <w:rFonts w:hint="eastAsia"/>
+        </w:rPr>
+        <w:t>、连续出版物</w:t>
       </w:r>
       <w:r>
         <w:rPr>
           <w:vertAlign w:val="superscript"/>
         </w:rPr>
-        <w:t xml:space="preserve">[23]</w:t>
-      </w:r>
-      <w:r>
-        <w:rPr>
-          <w:rFonts w:hint="eastAsia"/>
-        </w:rPr>
-        <w:t xml:space="preserve">、会议录</w:t>
+        <w:t>[23]</w:t>
+      </w:r>
+      <w:r>
+        <w:rPr>
+          <w:rFonts w:hint="eastAsia"/>
+        </w:rPr>
+        <w:t>、会议录</w:t>
       </w:r>
       <w:r>
         <w:rPr>
           <w:vertAlign w:val="superscript"/>
         </w:rPr>
-        <w:t xml:space="preserve">[24]</w:t>
-      </w:r>
-      <w:r>
-        <w:rPr>
-          <w:rFonts w:hint="eastAsia"/>
-        </w:rPr>
-        <w:t xml:space="preserve">、软件</w:t>
+        <w:t>[24]</w:t>
+      </w:r>
+      <w:r>
+        <w:rPr>
+          <w:rFonts w:hint="eastAsia"/>
+        </w:rPr>
+        <w:t>、软件</w:t>
       </w:r>
       <w:r>
         <w:rPr>
           <w:vertAlign w:val="superscript"/>
         </w:rPr>
-        <w:t xml:space="preserve">[25]</w:t>
-      </w:r>
-      <w:r>
-        <w:rPr>
-          <w:rFonts w:hint="eastAsia"/>
-        </w:rPr>
-        <w:t xml:space="preserve">、标准</w:t>
+        <w:t>[25]</w:t>
+      </w:r>
+      <w:r>
+        <w:rPr>
+          <w:rFonts w:hint="eastAsia"/>
+        </w:rPr>
+        <w:t>、标准</w:t>
       </w:r>
       <w:r>
         <w:rPr>
           <w:vertAlign w:val="superscript"/>
         </w:rPr>
-        <w:t xml:space="preserve">[26]</w:t>
-      </w:r>
-      <w:r>
-        <w:rPr>
-          <w:rFonts w:hint="eastAsia"/>
-        </w:rPr>
-        <w:t xml:space="preserve">、技术报告</w:t>
+        <w:t>[26]</w:t>
+      </w:r>
+      <w:r>
+        <w:rPr>
+          <w:rFonts w:hint="eastAsia"/>
+        </w:rPr>
+        <w:t>、技术报告</w:t>
       </w:r>
       <w:r>
         <w:rPr>
           <w:vertAlign w:val="superscript"/>
         </w:rPr>
-        <w:t xml:space="preserve">[27]</w:t>
-      </w:r>
-      <w:r>
-        <w:rPr>
-          <w:rFonts w:hint="eastAsia"/>
-        </w:rPr>
-        <w:t xml:space="preserve">，以及未出版资料</w:t>
+        <w:t>[27]</w:t>
+      </w:r>
+      <w:r>
+        <w:rPr>
+          <w:rFonts w:hint="eastAsia"/>
+        </w:rPr>
+        <w:t>，以及未出版资料</w:t>
       </w:r>
       <w:r>
         <w:rPr>
           <w:vertAlign w:val="superscript"/>
         </w:rPr>
-        <w:t xml:space="preserve">[28]</w:t>
-      </w:r>
-      <w:r>
-        <w:rPr>
-          <w:rFonts w:hint="eastAsia"/>
-        </w:rPr>
-        <w:t xml:space="preserve">；在Pandoc转Word时，这些引用可以通过同一个BibTeX数据库统一管理。</w:t>
+        <w:t>[28]</w:t>
+      </w:r>
+      <w:r>
+        <w:rPr>
+          <w:rFonts w:hint="eastAsia"/>
+        </w:rPr>
+        <w:t>；在</w:t>
+      </w:r>
+      <w:r>
+        <w:rPr>
+          <w:rFonts w:hint="eastAsia"/>
+        </w:rPr>
+        <w:t>Pandoc</w:t>
+      </w:r>
+      <w:r>
+        <w:rPr>
+          <w:rFonts w:hint="eastAsia"/>
+        </w:rPr>
+        <w:t>转</w:t>
+      </w:r>
+      <w:r>
+        <w:rPr>
+          <w:rFonts w:hint="eastAsia"/>
+        </w:rPr>
+        <w:t>Word</w:t>
+      </w:r>
+      <w:r>
+        <w:rPr>
+          <w:rFonts w:hint="eastAsia"/>
+        </w:rPr>
+        <w:t>时，这些引用可以通过同一个</w:t>
+      </w:r>
+      <w:r>
+        <w:rPr>
+          <w:rFonts w:hint="eastAsia"/>
+        </w:rPr>
+        <w:t>BibTeX</w:t>
+      </w:r>
+      <w:r>
+        <w:rPr>
+          <w:rFonts w:hint="eastAsia"/>
+        </w:rPr>
+        <w:t>数据库统一管理。</w:t>
       </w:r>
       <w:r>
         <w:t xml:space="preserve"> The bibliography file in this template covers many BibTeX entry types, including journal articles</w:t>
@@ -2465,322 +3252,362 @@
         <w:rPr>
           <w:vertAlign w:val="superscript"/>
         </w:rPr>
-        <w:t xml:space="preserve">[1, 2]</w:t>
-      </w:r>
-      <w:r>
-        <w:t xml:space="preserve">, archives</w:t>
+        <w:t>[1, 2]</w:t>
+      </w:r>
+      <w:r>
+        <w:t>, archives</w:t>
       </w:r>
       <w:r>
         <w:rPr>
           <w:vertAlign w:val="superscript"/>
         </w:rPr>
-        <w:t xml:space="preserve">[3]</w:t>
-      </w:r>
-      <w:r>
-        <w:t xml:space="preserve">, books</w:t>
+        <w:t>[3]</w:t>
+      </w:r>
+      <w:r>
+        <w:t>, books</w:t>
       </w:r>
       <w:r>
         <w:rPr>
           <w:vertAlign w:val="superscript"/>
         </w:rPr>
-        <w:t xml:space="preserve">[4]</w:t>
-      </w:r>
-      <w:r>
-        <w:t xml:space="preserve">, booklets</w:t>
+        <w:t>[4]</w:t>
+      </w:r>
+      <w:r>
+        <w:t>, booklets</w:t>
       </w:r>
       <w:r>
         <w:rPr>
           <w:vertAlign w:val="superscript"/>
         </w:rPr>
-        <w:t xml:space="preserve">[5]</w:t>
-      </w:r>
-      <w:r>
-        <w:t xml:space="preserve">, collections</w:t>
+        <w:t>[5]</w:t>
+      </w:r>
+      <w:r>
+        <w:t>, collections</w:t>
       </w:r>
       <w:r>
         <w:rPr>
           <w:vertAlign w:val="superscript"/>
         </w:rPr>
-        <w:t xml:space="preserve">[6]</w:t>
-      </w:r>
-      <w:r>
-        <w:t xml:space="preserve">, conference papers</w:t>
+        <w:t>[6]</w:t>
+      </w:r>
+      <w:r>
+        <w:t>, conference papers</w:t>
       </w:r>
       <w:r>
         <w:rPr>
           <w:vertAlign w:val="superscript"/>
         </w:rPr>
-        <w:t xml:space="preserve">[7, 8]</w:t>
-      </w:r>
-      <w:r>
-        <w:t xml:space="preserve">, databases</w:t>
+        <w:t>[7, 8]</w:t>
+      </w:r>
+      <w:r>
+        <w:t>, databases</w:t>
       </w:r>
       <w:r>
         <w:rPr>
           <w:vertAlign w:val="superscript"/>
         </w:rPr>
-        <w:t xml:space="preserve">[9]</w:t>
-      </w:r>
-      <w:r>
-        <w:t xml:space="preserve">, datasets</w:t>
+        <w:t>[9]</w:t>
+      </w:r>
+      <w:r>
+        <w:t>, datasets</w:t>
       </w:r>
       <w:r>
         <w:rPr>
           <w:vertAlign w:val="superscript"/>
         </w:rPr>
-        <w:t xml:space="preserve">[10]</w:t>
-      </w:r>
-      <w:r>
-        <w:t xml:space="preserve">, electronic resources</w:t>
+        <w:t>[10]</w:t>
+      </w:r>
+      <w:r>
+        <w:t>, electronic resources</w:t>
       </w:r>
       <w:r>
         <w:rPr>
           <w:vertAlign w:val="superscript"/>
         </w:rPr>
-        <w:t xml:space="preserve">[11]</w:t>
-      </w:r>
-      <w:r>
-        <w:t xml:space="preserve">, book chapters</w:t>
+        <w:t>[11]</w:t>
+      </w:r>
+      <w:r>
+        <w:t>, book chapters</w:t>
       </w:r>
       <w:r>
         <w:rPr>
           <w:vertAlign w:val="superscript"/>
         </w:rPr>
-        <w:t xml:space="preserve">[12]</w:t>
-      </w:r>
-      <w:r>
-        <w:t xml:space="preserve">, proceedings chapters</w:t>
+        <w:t>[12]</w:t>
+      </w:r>
+      <w:r>
+        <w:t>, proceedings chapters</w:t>
       </w:r>
       <w:r>
         <w:rPr>
           <w:vertAlign w:val="superscript"/>
         </w:rPr>
-        <w:t xml:space="preserve">[13]</w:t>
-      </w:r>
-      <w:r>
-        <w:t xml:space="preserve">, manuals</w:t>
+        <w:t>[13]</w:t>
+      </w:r>
+      <w:r>
+        <w:t>, manuals</w:t>
       </w:r>
       <w:r>
         <w:rPr>
           <w:vertAlign w:val="superscript"/>
         </w:rPr>
-        <w:t xml:space="preserve">[14]</w:t>
-      </w:r>
-      <w:r>
-        <w:t xml:space="preserve">, maps</w:t>
+        <w:t>[14]</w:t>
+      </w:r>
+      <w:r>
+        <w:t>, maps</w:t>
       </w:r>
       <w:r>
         <w:rPr>
           <w:vertAlign w:val="superscript"/>
         </w:rPr>
-        <w:t xml:space="preserve">[15]</w:t>
-      </w:r>
-      <w:r>
-        <w:t xml:space="preserve">, theses</w:t>
+        <w:t>[15]</w:t>
+      </w:r>
+      <w:r>
+        <w:t>, theses</w:t>
       </w:r>
       <w:r>
         <w:rPr>
           <w:vertAlign w:val="superscript"/>
         </w:rPr>
-        <w:t xml:space="preserve">[16, 17]</w:t>
-      </w:r>
-      <w:r>
-        <w:t xml:space="preserve">, miscellaneous materials</w:t>
+        <w:t>[16, 17]</w:t>
+      </w:r>
+      <w:r>
+        <w:t>, miscellaneous materials</w:t>
       </w:r>
       <w:r>
         <w:rPr>
           <w:vertAlign w:val="superscript"/>
         </w:rPr>
-        <w:t xml:space="preserve">[18]</w:t>
-      </w:r>
-      <w:r>
-        <w:t xml:space="preserve">, monographs</w:t>
+        <w:t>[18]</w:t>
+      </w:r>
+      <w:r>
+        <w:t>, monographs</w:t>
       </w:r>
       <w:r>
         <w:rPr>
           <w:vertAlign w:val="superscript"/>
         </w:rPr>
-        <w:t xml:space="preserve">[19]</w:t>
-      </w:r>
-      <w:r>
-        <w:t xml:space="preserve">, newspaper articles</w:t>
+        <w:t>[19]</w:t>
+      </w:r>
+      <w:r>
+        <w:t>, newspaper articles</w:t>
       </w:r>
       <w:r>
         <w:rPr>
           <w:vertAlign w:val="superscript"/>
         </w:rPr>
-        <w:t xml:space="preserve">[20]</w:t>
-      </w:r>
-      <w:r>
-        <w:t xml:space="preserve">, online resources</w:t>
+        <w:t>[20]</w:t>
+      </w:r>
+      <w:r>
+        <w:t>, online resources</w:t>
       </w:r>
       <w:r>
         <w:rPr>
           <w:vertAlign w:val="superscript"/>
         </w:rPr>
-        <w:t xml:space="preserve">[21]</w:t>
-      </w:r>
-      <w:r>
-        <w:t xml:space="preserve">, patents</w:t>
+        <w:t>[21]</w:t>
+      </w:r>
+      <w:r>
+        <w:t>, patents</w:t>
       </w:r>
       <w:r>
         <w:rPr>
           <w:vertAlign w:val="superscript"/>
         </w:rPr>
-        <w:t xml:space="preserve">[22]</w:t>
-      </w:r>
-      <w:r>
-        <w:t xml:space="preserve">, serials</w:t>
+        <w:t>[22]</w:t>
+      </w:r>
+      <w:r>
+        <w:t>, serials</w:t>
       </w:r>
       <w:r>
         <w:rPr>
           <w:vertAlign w:val="superscript"/>
         </w:rPr>
-        <w:t xml:space="preserve">[23]</w:t>
-      </w:r>
-      <w:r>
-        <w:t xml:space="preserve">, proceedings</w:t>
+        <w:t>[23]</w:t>
+      </w:r>
+      <w:r>
+        <w:t>, proceedings</w:t>
       </w:r>
       <w:r>
         <w:rPr>
           <w:vertAlign w:val="superscript"/>
         </w:rPr>
-        <w:t xml:space="preserve">[24]</w:t>
-      </w:r>
-      <w:r>
-        <w:t xml:space="preserve">, software</w:t>
+        <w:t>[24]</w:t>
+      </w:r>
+      <w:r>
+        <w:t>, software</w:t>
       </w:r>
       <w:r>
         <w:rPr>
           <w:vertAlign w:val="superscript"/>
         </w:rPr>
-        <w:t xml:space="preserve">[25]</w:t>
-      </w:r>
-      <w:r>
-        <w:t xml:space="preserve">, standards</w:t>
+        <w:t>[25]</w:t>
+      </w:r>
+      <w:r>
+        <w:t>, standards</w:t>
       </w:r>
       <w:r>
         <w:rPr>
           <w:vertAlign w:val="superscript"/>
         </w:rPr>
-        <w:t xml:space="preserve">[26]</w:t>
-      </w:r>
-      <w:r>
-        <w:t xml:space="preserve">, technical reports</w:t>
+        <w:t>[26]</w:t>
+      </w:r>
+      <w:r>
+        <w:t>, technical reports</w:t>
       </w:r>
       <w:r>
         <w:rPr>
           <w:vertAlign w:val="superscript"/>
         </w:rPr>
-        <w:t xml:space="preserve">[27]</w:t>
-      </w:r>
-      <w:r>
-        <w:t xml:space="preserve">, and unpublished materials</w:t>
+        <w:t>[27]</w:t>
+      </w:r>
+      <w:r>
+        <w:t>, and unpublished materials</w:t>
       </w:r>
       <w:r>
         <w:rPr>
           <w:vertAlign w:val="superscript"/>
         </w:rPr>
-        <w:t xml:space="preserve">[28]</w:t>
-      </w:r>
-      <w:r>
-        <w:t xml:space="preserve">. During Pandoc-to-Word conversion, these references can be managed through the same BibTeX database.</w:t>
-      </w:r>
-    </w:p>
-    <w:bookmarkStart w:id="62" w:name="sec:conclusion"/>
-    <w:p>
-      <w:pPr>
-        <w:pStyle w:val="LptHeading1"/>
-      </w:pPr>
-      <w:r>
-        <w:rPr>
-          <w:rFonts w:hint="eastAsia"/>
-        </w:rPr>
-        <w:t xml:space="preserve">结论</w:t>
-      </w:r>
-      <w:r>
-        <w:t xml:space="preserve"> Conclusion</w:t>
-      </w:r>
-    </w:p>
-    <w:bookmarkEnd w:id="62"/>
-    <w:p>
-      <w:pPr>
-        <w:pStyle w:val="LptBodyText"/>
-      </w:pPr>
-      <w:r>
-        <w:rPr>
-          <w:rFonts w:hint="eastAsia"/>
-        </w:rPr>
-        <w:t xml:space="preserve">本文示例保留了论文手稿的核心语义元素，同时删除了期刊模板中的页眉页脚、双栏、字体、复杂标题页和专用参考文献宏。这样的写法更适合作为Pandoc转Word审阅稿的源文件。</w:t>
-      </w:r>
-      <w:r>
-        <w:t xml:space="preserve"> This example keeps the core semantic elements of a manuscript while removing journal-template elements such as headers and footers, two-column layout, special fonts, complex title pages, and dedicated reference macros. This writing style is more suitable as the source file for a Pandoc-generated Word review draft.</w:t>
+        <w:t>[28]</w:t>
+      </w:r>
+      <w:r>
+        <w:t>. During Pandoc-to-Word conversion, these references can be managed through the same BibTeX database.</w:t>
       </w:r>
     </w:p>
     <w:p>
       <w:pPr>
+        <w:pStyle w:val="LptHeading1"/>
+      </w:pPr>
+      <w:bookmarkStart w:id="17" w:name="sec:conclusion"/>
+      <w:r>
+        <w:rPr>
+          <w:rFonts w:hint="eastAsia"/>
+        </w:rPr>
+        <w:t>结论</w:t>
+      </w:r>
+      <w:r>
+        <w:t xml:space="preserve"> Conclusion</w:t>
+      </w:r>
+    </w:p>
+    <w:bookmarkEnd w:id="17"/>
+    <w:p>
+      <w:pPr>
+        <w:pStyle w:val="LptBodyText"/>
+        <w:ind w:firstLine="484"/>
+      </w:pPr>
+      <w:r>
+        <w:rPr>
+          <w:rFonts w:hint="eastAsia"/>
+        </w:rPr>
+        <w:t>本文示例保留了论文手稿的核心语义元素，同时删除了期刊模板中的页眉页脚、双栏、字体、复杂标题页和专用参考文献宏。这样的写法更适合作为</w:t>
+      </w:r>
+      <w:r>
+        <w:rPr>
+          <w:rFonts w:hint="eastAsia"/>
+        </w:rPr>
+        <w:t>Pandoc</w:t>
+      </w:r>
+      <w:r>
+        <w:rPr>
+          <w:rFonts w:hint="eastAsia"/>
+        </w:rPr>
+        <w:t>转</w:t>
+      </w:r>
+      <w:r>
+        <w:rPr>
+          <w:rFonts w:hint="eastAsia"/>
+        </w:rPr>
+        <w:t>Word</w:t>
+      </w:r>
+      <w:r>
+        <w:rPr>
+          <w:rFonts w:hint="eastAsia"/>
+        </w:rPr>
+        <w:t>审阅稿的源文件。</w:t>
+      </w:r>
+      <w:r>
+        <w:t xml:space="preserve"> This example keeps the core semantic elements of a manuscript while removing journal-template elements such as headers and footers, two-column layout, special fonts, complex title pages, and dedicated reference macros. This writing style is more suitable as the source file for a Pandoc-generated Word review draft.</w:t>
+      </w:r>
+    </w:p>
+    <w:p>
+      <w:pPr>
         <w:pStyle w:val="LptReferencesHeading"/>
       </w:pPr>
       <w:r>
         <w:rPr>
           <w:rFonts w:hint="eastAsia"/>
         </w:rPr>
-        <w:t xml:space="preserve">参考文献</w:t>
+        <w:t>参考文献</w:t>
       </w:r>
     </w:p>
-    <w:bookmarkStart w:id="101" w:name="refs"/>
-    <w:bookmarkStart w:id="64" w:name="ref-nightcity2077chipSideChannel"/>
     <w:p>
       <w:pPr>
         <w:pStyle w:val="LptReferenceItem"/>
-      </w:pPr>
-      <w:r>
-        <w:t xml:space="preserve">[1]</w:t>
-      </w:r>
-      <w:r>
-        <w:t xml:space="preserve"> </w:t>
-      </w:r>
-      <w:r>
-        <w:t xml:space="preserve">	</w:t>
-      </w:r>
-      <w:r>
-        <w:t xml:space="preserve">CUNNINGHAM A, T-BUG. Observability analysis of cortical augment chip side-channel echoes and low-latency neural interference[J/OL]. Journal of Neural Interface Security, 2077, 42(3): 117-139. DOI:</w:t>
-      </w:r>
-      <w:r>
-        <w:t xml:space="preserve"> </w:t>
-      </w:r>
-      <w:hyperlink r:id="rId63">
+        <w:spacing w:after="120"/>
+        <w:ind w:left="360" w:hanging="360"/>
+      </w:pPr>
+      <w:bookmarkStart w:id="18" w:name="ref-nightcity2077chipSideChannel"/>
+      <w:bookmarkStart w:id="19" w:name="refs"/>
+      <w:r>
+        <w:t xml:space="preserve">[1] </w:t>
+      </w:r>
+      <w:r>
+        <w:tab/>
+        <w:t xml:space="preserve">CUNNINGHAM A, T-BUG. Observability analysis of cortical augment chip side-channel echoes and low-latency neural interference[J/OL]. Journal of Neural Interface Security, 2077, 42(3): 117-139. DOI: </w:t>
+      </w:r>
+      <w:hyperlink r:id="rId7">
         <w:r>
           <w:rPr>
             <w:rStyle w:val="af"/>
           </w:rPr>
-          <w:t xml:space="preserve">10.2077/jnis.42.3.117</w:t>
+          <w:t>10.2077/jnis.42.3.117</w:t>
         </w:r>
       </w:hyperlink>
       <w:r>
-        <w:t xml:space="preserve">.</w:t>
+        <w:t>.</w:t>
       </w:r>
     </w:p>
-    <w:bookmarkEnd w:id="64"/>
-    <w:bookmarkStart w:id="66" w:name="ref-wang2047flyingBlade"/>
     <w:p>
       <w:pPr>
         <w:pStyle w:val="LptReferenceItem"/>
-      </w:pPr>
-      <w:r>
-        <w:t xml:space="preserve">[2]</w:t>
+        <w:spacing w:after="120"/>
+        <w:ind w:left="360" w:hanging="360"/>
+      </w:pPr>
+      <w:bookmarkStart w:id="20" w:name="ref-wang2047flyingBlade"/>
+      <w:bookmarkEnd w:id="18"/>
+      <w:r>
+        <w:lastRenderedPageBreak/>
+        <w:t xml:space="preserve">[2] </w:t>
+      </w:r>
+      <w:r>
+        <w:tab/>
+      </w:r>
+      <w:r>
+        <w:rPr>
+          <w:rFonts w:hint="eastAsia"/>
+        </w:rPr>
+        <w:t>汪淼</w:t>
+      </w:r>
+      <w:r>
+        <w:rPr>
+          <w:rFonts w:hint="eastAsia"/>
+        </w:rPr>
+        <w:t>.</w:t>
       </w:r>
       <w:r>
         <w:t xml:space="preserve"> </w:t>
       </w:r>
       <w:r>
-        <w:t xml:space="preserve">	</w:t>
-      </w:r>
-      <w:r>
-        <w:rPr>
-          <w:rFonts w:hint="eastAsia"/>
-        </w:rPr>
-        <w:t xml:space="preserve">汪淼.</w:t>
+        <w:rPr>
+          <w:rFonts w:hint="eastAsia"/>
+        </w:rPr>
+        <w:t>基于飞刃纳米材料的高张力钢结构准静态切割性能分析与多层甲板干扰实验</w:t>
+      </w:r>
+      <w:r>
+        <w:rPr>
+          <w:rFonts w:hint="eastAsia"/>
+        </w:rPr>
+        <w:t>[J/OL].</w:t>
       </w:r>
       <w:r>
         <w:t xml:space="preserve"> </w:t>
@@ -2789,55 +3616,69 @@
         <w:rPr>
           <w:rFonts w:hint="eastAsia"/>
         </w:rPr>
-        <w:t xml:space="preserve">基于飞刃纳米材料的高张力钢结构准静态切割性能分析与多层甲板干扰实验[J/OL].</w:t>
-      </w:r>
-      <w:r>
-        <w:t xml:space="preserve"> </w:t>
-      </w:r>
-      <w:r>
-        <w:rPr>
-          <w:rFonts w:hint="eastAsia"/>
-        </w:rPr>
-        <w:t xml:space="preserve">纳米材料与高强结构学报,</w:t>
-      </w:r>
-      <w:r>
-        <w:t xml:space="preserve"> 2047, 18(4): 233-251. DOI:</w:t>
-      </w:r>
-      <w:r>
-        <w:t xml:space="preserve"> </w:t>
-      </w:r>
-      <w:hyperlink r:id="rId65">
+        <w:t>纳米材料与高强结构学报</w:t>
+      </w:r>
+      <w:r>
+        <w:rPr>
+          <w:rFonts w:hint="eastAsia"/>
+        </w:rPr>
+        <w:t>,</w:t>
+      </w:r>
+      <w:r>
+        <w:t xml:space="preserve"> 2047, 18(4): 233-251. DOI: </w:t>
+      </w:r>
+      <w:hyperlink r:id="rId8">
         <w:r>
           <w:rPr>
             <w:rStyle w:val="af"/>
           </w:rPr>
-          <w:t xml:space="preserve">10.2047/nmhs.18.4.233</w:t>
+          <w:t>10.2047/nmhs.18.4.233</w:t>
         </w:r>
       </w:hyperlink>
       <w:r>
-        <w:t xml:space="preserve">.</w:t>
+        <w:t>.</w:t>
       </w:r>
     </w:p>
-    <w:bookmarkEnd w:id="66"/>
-    <w:bookmarkStart w:id="68" w:name="ref-天庭巡查司648六根封存"/>
     <w:p>
       <w:pPr>
         <w:pStyle w:val="LptReferenceItem"/>
-      </w:pPr>
-      <w:r>
-        <w:t xml:space="preserve">[3]</w:t>
+        <w:spacing w:after="120"/>
+        <w:ind w:left="360" w:hanging="360"/>
+      </w:pPr>
+      <w:bookmarkStart w:id="21" w:name="ref-天庭巡查司648六根封存"/>
+      <w:bookmarkEnd w:id="20"/>
+      <w:r>
+        <w:t xml:space="preserve">[3] </w:t>
+      </w:r>
+      <w:r>
+        <w:tab/>
+      </w:r>
+      <w:r>
+        <w:rPr>
+          <w:rFonts w:hint="eastAsia"/>
+        </w:rPr>
+        <w:t>天庭巡察司案牍房</w:t>
+      </w:r>
+      <w:r>
+        <w:rPr>
+          <w:rFonts w:hint="eastAsia"/>
+        </w:rPr>
+        <w:t>,</w:t>
       </w:r>
       <w:r>
         <w:t xml:space="preserve"> </w:t>
       </w:r>
       <w:r>
-        <w:t xml:space="preserve">	</w:t>
-      </w:r>
-      <w:r>
-        <w:rPr>
-          <w:rFonts w:hint="eastAsia"/>
-        </w:rPr>
-        <w:t xml:space="preserve">天庭巡察司案牍房,</w:t>
+        <w:rPr>
+          <w:rFonts w:hint="eastAsia"/>
+        </w:rPr>
+        <w:t>土地庙案牍房</w:t>
+      </w:r>
+      <w:r>
+        <w:rPr>
+          <w:rFonts w:hint="eastAsia"/>
+        </w:rPr>
+        <w:t>.</w:t>
       </w:r>
       <w:r>
         <w:t xml:space="preserve"> </w:t>
@@ -2846,7 +3687,7 @@
         <w:rPr>
           <w:rFonts w:hint="eastAsia"/>
         </w:rPr>
-        <w:t xml:space="preserve">土地庙案牍房.</w:t>
+        <w:t>关于齐天大圣孙悟空六根封存事宜及后续妖王受领、</w:t>
       </w:r>
       <w:r>
         <w:t xml:space="preserve"> </w:t>
@@ -2855,908 +3696,1047 @@
         <w:rPr>
           <w:rFonts w:hint="eastAsia"/>
         </w:rPr>
-        <w:t xml:space="preserve">关于齐天大圣孙悟空六根封存事宜及后续妖王受领、</w:t>
+        <w:t>责任界定与切割批注的案牍汇编（内部试行本）</w:t>
+      </w:r>
+      <w:r>
+        <w:rPr>
+          <w:rFonts w:hint="eastAsia"/>
+        </w:rPr>
+        <w:t>[Z].</w:t>
+      </w:r>
+      <w:r>
+        <w:t xml:space="preserve"> [S.l.: s.n.], </w:t>
+      </w:r>
+      <w:r>
+        <w:rPr>
+          <w:rFonts w:hint="eastAsia"/>
+        </w:rPr>
+        <w:t>648</w:t>
+      </w:r>
+      <w:r>
+        <w:rPr>
+          <w:rFonts w:hint="eastAsia"/>
+        </w:rPr>
+        <w:t>公元</w:t>
+      </w:r>
+      <w:r>
+        <w:rPr>
+          <w:rFonts w:hint="eastAsia"/>
+        </w:rPr>
+        <w:t>.</w:t>
       </w:r>
       <w:r>
         <w:t xml:space="preserve"> </w:t>
       </w:r>
-      <w:r>
-        <w:rPr>
-          <w:rFonts w:hint="eastAsia"/>
-        </w:rPr>
-        <w:t xml:space="preserve">责任界定与切割批注的案牍汇编（内部试行本）[Z].</w:t>
-      </w:r>
-      <w:r>
-        <w:t xml:space="preserve"> [S.l.: s.n.], </w:t>
-      </w:r>
-      <w:r>
-        <w:rPr>
-          <w:rFonts w:hint="eastAsia"/>
-        </w:rPr>
-        <w:t xml:space="preserve">648公元.</w:t>
-      </w:r>
-      <w:r>
-        <w:t xml:space="preserve"> </w:t>
-      </w:r>
-      <w:hyperlink r:id="rId67">
+      <w:hyperlink r:id="rId9">
         <w:r>
           <w:rPr>
             <w:rStyle w:val="af"/>
             <w:rFonts w:hint="eastAsia"/>
           </w:rPr>
-          <w:t xml:space="preserve">https://archive.lingxiao.heaven/neibu/wukong/six-roots?key=庚申</w:t>
+          <w:t>https://archive.lingxiao.heaven/neibu/wukong/six-roots?key=</w:t>
         </w:r>
-      </w:hyperlink>
-      <w:r>
-        <w:t xml:space="preserve">.</w:t>
-      </w:r>
-    </w:p>
-    <w:bookmarkEnd w:id="68"/>
-    <w:bookmarkStart w:id="69" w:name="ref-logan1023firstFlame"/>
-    <w:p>
-      <w:pPr>
-        <w:pStyle w:val="LptReferenceItem"/>
-      </w:pPr>
-      <w:r>
-        <w:t xml:space="preserve">[4]</w:t>
-      </w:r>
-      <w:r>
-        <w:t xml:space="preserve"> </w:t>
-      </w:r>
-      <w:r>
-        <w:t xml:space="preserve">	</w:t>
-      </w:r>
-      <w:r>
-        <w:t xml:space="preserve">LOGAN B H. Soul-level decay, hollowing dynamics, and vessel relink thresholds under residual first-flame radiation[M]. Vinheim: Vinheim Academy Press, 1023: 1-486.</w:t>
-      </w:r>
-    </w:p>
-    <w:bookmarkEnd w:id="69"/>
-    <w:bookmarkStart w:id="70" w:name="ref-htt2010teaTimeRules"/>
-    <w:p>
-      <w:pPr>
-        <w:pStyle w:val="LptReferenceItem"/>
-      </w:pPr>
-      <w:r>
-        <w:t xml:space="preserve">[5]</w:t>
-      </w:r>
-      <w:r>
-        <w:t xml:space="preserve"> </w:t>
-      </w:r>
-      <w:r>
-        <w:t xml:space="preserve">	</w:t>
-      </w:r>
-      <w:r>
-        <w:rPr>
-          <w:rFonts w:hint="eastAsia"/>
-        </w:rPr>
-        <w:t xml:space="preserve">琴吹紬,</w:t>
-      </w:r>
-      <w:r>
-        <w:t xml:space="preserve"> </w:t>
-      </w:r>
-      <w:r>
-        <w:rPr>
-          <w:rFonts w:hint="eastAsia"/>
-        </w:rPr>
-        <w:t xml:space="preserve">平泽唯,</w:t>
-      </w:r>
-      <w:r>
-        <w:t xml:space="preserve"> </w:t>
-      </w:r>
-      <w:r>
-        <w:rPr>
-          <w:rFonts w:hint="eastAsia"/>
-        </w:rPr>
-        <w:t xml:space="preserve">秋山澪,</w:t>
-      </w:r>
-      <w:r>
-        <w:t xml:space="preserve"> et al. </w:t>
-      </w:r>
-      <w:r>
-        <w:rPr>
-          <w:rFonts w:hint="eastAsia"/>
-        </w:rPr>
-        <w:t xml:space="preserve">放课后</w:t>
-      </w:r>
-      <w:r>
-        <w:t xml:space="preserve"> tea time </w:t>
-      </w:r>
-      <w:r>
-        <w:rPr>
-          <w:rFonts w:hint="eastAsia"/>
-        </w:rPr>
-        <w:t xml:space="preserve">茶点制备、分配与练习室清洁规程[Z].</w:t>
-      </w:r>
-      <w:r>
-        <w:t xml:space="preserve"> [S.l.: s.n.], 2010.</w:t>
-      </w:r>
-    </w:p>
-    <w:bookmarkEnd w:id="70"/>
-    <w:bookmarkStart w:id="71" w:name="ref-senshi514dungeonFoodSystems"/>
-    <w:p>
-      <w:pPr>
-        <w:pStyle w:val="LptReferenceItem"/>
-      </w:pPr>
-      <w:r>
-        <w:t xml:space="preserve">[6]</w:t>
-      </w:r>
-      <w:r>
-        <w:t xml:space="preserve"> </w:t>
-      </w:r>
-      <w:r>
-        <w:t xml:space="preserve">	</w:t>
-      </w:r>
-      <w:r>
-        <w:t xml:space="preserve">SENSHI, TOUDEN L, DONATO M, et al. Thermal processing windows, toxicity classes, and ecological harvesting of edible dungeon monsters[M]. The Island: Golden Country Field Press, </w:t>
-      </w:r>
-      <w:r>
-        <w:rPr>
-          <w:rFonts w:hint="eastAsia"/>
-        </w:rPr>
-        <w:t xml:space="preserve">514公元:</w:t>
-      </w:r>
-      <w:r>
-        <w:t xml:space="preserve"> 1-372.</w:t>
-      </w:r>
-    </w:p>
-    <w:bookmarkEnd w:id="71"/>
-    <w:bookmarkStart w:id="73" w:name="ref-二郎642六根分配"/>
-    <w:p>
-      <w:pPr>
-        <w:pStyle w:val="LptReferenceItem"/>
-      </w:pPr>
-      <w:r>
-        <w:t xml:space="preserve">[7]</w:t>
-      </w:r>
-      <w:r>
-        <w:t xml:space="preserve"> </w:t>
-      </w:r>
-      <w:r>
-        <w:t xml:space="preserve">	</w:t>
-      </w:r>
-      <w:r>
-        <w:rPr>
-          <w:rFonts w:hint="eastAsia"/>
-        </w:rPr>
-        <w:t xml:space="preserve">二郎显圣真君,</w:t>
-      </w:r>
-      <w:r>
-        <w:t xml:space="preserve"> </w:t>
-      </w:r>
-      <w:r>
-        <w:rPr>
-          <w:rFonts w:hint="eastAsia"/>
-        </w:rPr>
-        <w:t xml:space="preserve">黄眉,</w:t>
-      </w:r>
-      <w:r>
-        <w:t xml:space="preserve"> </w:t>
-      </w:r>
-      <w:r>
-        <w:rPr>
-          <w:rFonts w:hint="eastAsia"/>
-        </w:rPr>
-        <w:t xml:space="preserve">黑风大王,</w:t>
-      </w:r>
-      <w:r>
-        <w:t xml:space="preserve"> et al. </w:t>
-      </w:r>
-      <w:r>
-        <w:rPr>
-          <w:rFonts w:hint="eastAsia"/>
-        </w:rPr>
-        <w:t xml:space="preserve">大圣残躯六根分置：妖王敕封、灵蕴禁锢与重感预警事宜[Z].</w:t>
-      </w:r>
-      <w:r>
-        <w:t xml:space="preserve"> [S.l.: s.n.], </w:t>
-      </w:r>
-      <w:r>
-        <w:rPr>
-          <w:rFonts w:hint="eastAsia"/>
-        </w:rPr>
-        <w:t xml:space="preserve">642公元.</w:t>
-      </w:r>
-      <w:r>
-        <w:t xml:space="preserve"> DOI:</w:t>
-      </w:r>
-      <w:r>
-        <w:t xml:space="preserve"> </w:t>
-      </w:r>
-      <w:hyperlink r:id="rId72">
         <w:r>
           <w:rPr>
             <w:rStyle w:val="af"/>
             <w:rFonts w:hint="eastAsia"/>
           </w:rPr>
-          <w:t xml:space="preserve">10.天庭.封存/642.66</w:t>
+          <w:t>庚申</w:t>
         </w:r>
       </w:hyperlink>
       <w:r>
-        <w:t xml:space="preserve">.</w:t>
+        <w:t>.</w:t>
       </w:r>
     </w:p>
-    <w:bookmarkEnd w:id="73"/>
-    <w:bookmarkStart w:id="75" w:name="ref-bridges2039timefallRouting"/>
     <w:p>
       <w:pPr>
         <w:pStyle w:val="LptReferenceItem"/>
-      </w:pPr>
-      <w:r>
-        <w:t xml:space="preserve">[8]</w:t>
+        <w:spacing w:after="120"/>
+        <w:ind w:left="360" w:hanging="360"/>
+      </w:pPr>
+      <w:bookmarkStart w:id="22" w:name="ref-logan1023firstFlame"/>
+      <w:bookmarkEnd w:id="21"/>
+      <w:r>
+        <w:t xml:space="preserve">[4] </w:t>
+      </w:r>
+      <w:r>
+        <w:tab/>
+        <w:t>LOGAN B H. Soul-level decay, hollowing dynamics, and vessel relink thresholds under residual first-flame radiation[M]. Vinheim: Vinheim Academy Press, 1023: 1-486.</w:t>
+      </w:r>
+    </w:p>
+    <w:p>
+      <w:pPr>
+        <w:pStyle w:val="LptReferenceItem"/>
+        <w:spacing w:after="120"/>
+        <w:ind w:left="360" w:hanging="360"/>
+      </w:pPr>
+      <w:bookmarkStart w:id="23" w:name="ref-htt2010teaTimeRules"/>
+      <w:bookmarkEnd w:id="22"/>
+      <w:r>
+        <w:t xml:space="preserve">[5] </w:t>
+      </w:r>
+      <w:r>
+        <w:tab/>
+      </w:r>
+      <w:r>
+        <w:rPr>
+          <w:rFonts w:hint="eastAsia"/>
+        </w:rPr>
+        <w:t>琴吹紬</w:t>
+      </w:r>
+      <w:r>
+        <w:rPr>
+          <w:rFonts w:hint="eastAsia"/>
+        </w:rPr>
+        <w:t>,</w:t>
       </w:r>
       <w:r>
         <w:t xml:space="preserve"> </w:t>
       </w:r>
       <w:r>
-        <w:t xml:space="preserve">	</w:t>
-      </w:r>
-      <w:r>
-        <w:t xml:space="preserve">BRIDGES S P, FRAGILE. Time-varying degradation models for last-mile delivery under timefall exposure and chiral-network trust reweighting[C/OL]//Proceedings of the UCA Symposium on Chiral Logistics and Terrain Reconstruction. United Cities of America, 2039: 144-159. DOI:</w:t>
+        <w:rPr>
+          <w:rFonts w:hint="eastAsia"/>
+        </w:rPr>
+        <w:t>平泽唯</w:t>
+      </w:r>
+      <w:r>
+        <w:rPr>
+          <w:rFonts w:hint="eastAsia"/>
+        </w:rPr>
+        <w:t>,</w:t>
       </w:r>
       <w:r>
         <w:t xml:space="preserve"> </w:t>
       </w:r>
-      <w:hyperlink r:id="rId74">
+      <w:r>
+        <w:rPr>
+          <w:rFonts w:hint="eastAsia"/>
+        </w:rPr>
+        <w:t>秋山澪</w:t>
+      </w:r>
+      <w:r>
+        <w:rPr>
+          <w:rFonts w:hint="eastAsia"/>
+        </w:rPr>
+        <w:t>,</w:t>
+      </w:r>
+      <w:r>
+        <w:t xml:space="preserve"> et al. </w:t>
+      </w:r>
+      <w:r>
+        <w:rPr>
+          <w:rFonts w:hint="eastAsia"/>
+        </w:rPr>
+        <w:t>放课后</w:t>
+      </w:r>
+      <w:r>
+        <w:t xml:space="preserve"> tea time </w:t>
+      </w:r>
+      <w:r>
+        <w:rPr>
+          <w:rFonts w:hint="eastAsia"/>
+        </w:rPr>
+        <w:t>茶点制备、分配与练习室清洁规程</w:t>
+      </w:r>
+      <w:r>
+        <w:rPr>
+          <w:rFonts w:hint="eastAsia"/>
+        </w:rPr>
+        <w:t>[Z].</w:t>
+      </w:r>
+      <w:r>
+        <w:t xml:space="preserve"> [S.l.: s.n.], 2010.</w:t>
+      </w:r>
+    </w:p>
+    <w:p>
+      <w:pPr>
+        <w:pStyle w:val="LptReferenceItem"/>
+        <w:spacing w:after="120"/>
+        <w:ind w:left="360" w:hanging="360"/>
+      </w:pPr>
+      <w:bookmarkStart w:id="24" w:name="ref-senshi514dungeonFoodSystems"/>
+      <w:bookmarkEnd w:id="23"/>
+      <w:r>
+        <w:t xml:space="preserve">[6] </w:t>
+      </w:r>
+      <w:r>
+        <w:tab/>
+        <w:t xml:space="preserve">SENSHI, TOUDEN L, DONATO M, et al. Thermal processing windows, toxicity classes, and ecological harvesting of edible dungeon monsters[M]. The Island: Golden Country Field Press, </w:t>
+      </w:r>
+      <w:r>
+        <w:rPr>
+          <w:rFonts w:hint="eastAsia"/>
+        </w:rPr>
+        <w:t>514</w:t>
+      </w:r>
+      <w:r>
+        <w:rPr>
+          <w:rFonts w:hint="eastAsia"/>
+        </w:rPr>
+        <w:t>公元</w:t>
+      </w:r>
+      <w:r>
+        <w:rPr>
+          <w:rFonts w:hint="eastAsia"/>
+        </w:rPr>
+        <w:t>:</w:t>
+      </w:r>
+      <w:r>
+        <w:t xml:space="preserve"> 1-372.</w:t>
+      </w:r>
+    </w:p>
+    <w:p>
+      <w:pPr>
+        <w:pStyle w:val="LptReferenceItem"/>
+        <w:spacing w:after="120"/>
+        <w:ind w:left="360" w:hanging="360"/>
+      </w:pPr>
+      <w:bookmarkStart w:id="25" w:name="ref-二郎642六根分配"/>
+      <w:bookmarkEnd w:id="24"/>
+      <w:r>
+        <w:t xml:space="preserve">[7] </w:t>
+      </w:r>
+      <w:r>
+        <w:tab/>
+      </w:r>
+      <w:r>
+        <w:rPr>
+          <w:rFonts w:hint="eastAsia"/>
+        </w:rPr>
+        <w:t>二郎显圣真君</w:t>
+      </w:r>
+      <w:r>
+        <w:rPr>
+          <w:rFonts w:hint="eastAsia"/>
+        </w:rPr>
+        <w:t>,</w:t>
+      </w:r>
+      <w:r>
+        <w:t xml:space="preserve"> </w:t>
+      </w:r>
+      <w:r>
+        <w:rPr>
+          <w:rFonts w:hint="eastAsia"/>
+        </w:rPr>
+        <w:t>黄眉</w:t>
+      </w:r>
+      <w:r>
+        <w:rPr>
+          <w:rFonts w:hint="eastAsia"/>
+        </w:rPr>
+        <w:t>,</w:t>
+      </w:r>
+      <w:r>
+        <w:t xml:space="preserve"> </w:t>
+      </w:r>
+      <w:r>
+        <w:rPr>
+          <w:rFonts w:hint="eastAsia"/>
+        </w:rPr>
+        <w:t>黑风大王</w:t>
+      </w:r>
+      <w:r>
+        <w:rPr>
+          <w:rFonts w:hint="eastAsia"/>
+        </w:rPr>
+        <w:t>,</w:t>
+      </w:r>
+      <w:r>
+        <w:t xml:space="preserve"> et al. </w:t>
+      </w:r>
+      <w:r>
+        <w:rPr>
+          <w:rFonts w:hint="eastAsia"/>
+        </w:rPr>
+        <w:t>大圣残躯六根分置：妖王敕封、灵蕴禁锢与重感预警事宜</w:t>
+      </w:r>
+      <w:r>
+        <w:rPr>
+          <w:rFonts w:hint="eastAsia"/>
+        </w:rPr>
+        <w:t>[Z].</w:t>
+      </w:r>
+      <w:r>
+        <w:t xml:space="preserve"> [S.l.: s.n.], </w:t>
+      </w:r>
+      <w:r>
+        <w:rPr>
+          <w:rFonts w:hint="eastAsia"/>
+        </w:rPr>
+        <w:t>642</w:t>
+      </w:r>
+      <w:r>
+        <w:rPr>
+          <w:rFonts w:hint="eastAsia"/>
+        </w:rPr>
+        <w:t>公元</w:t>
+      </w:r>
+      <w:r>
+        <w:rPr>
+          <w:rFonts w:hint="eastAsia"/>
+        </w:rPr>
+        <w:t>.</w:t>
+      </w:r>
+      <w:r>
+        <w:t xml:space="preserve"> DOI: </w:t>
+      </w:r>
+      <w:hyperlink r:id="rId10">
+        <w:r>
+          <w:rPr>
+            <w:rStyle w:val="af"/>
+            <w:rFonts w:hint="eastAsia"/>
+          </w:rPr>
+          <w:t>10.</w:t>
+        </w:r>
+        <w:r>
+          <w:rPr>
+            <w:rStyle w:val="af"/>
+            <w:rFonts w:hint="eastAsia"/>
+          </w:rPr>
+          <w:t>天庭</w:t>
+        </w:r>
+        <w:r>
+          <w:rPr>
+            <w:rStyle w:val="af"/>
+            <w:rFonts w:hint="eastAsia"/>
+          </w:rPr>
+          <w:t>.</w:t>
+        </w:r>
+        <w:r>
+          <w:rPr>
+            <w:rStyle w:val="af"/>
+            <w:rFonts w:hint="eastAsia"/>
+          </w:rPr>
+          <w:t>封存</w:t>
+        </w:r>
+        <w:r>
+          <w:rPr>
+            <w:rStyle w:val="af"/>
+            <w:rFonts w:hint="eastAsia"/>
+          </w:rPr>
+          <w:t>/642.66</w:t>
+        </w:r>
+      </w:hyperlink>
+      <w:r>
+        <w:t>.</w:t>
+      </w:r>
+    </w:p>
+    <w:p>
+      <w:pPr>
+        <w:pStyle w:val="LptReferenceItem"/>
+        <w:spacing w:after="120"/>
+        <w:ind w:left="360" w:hanging="360"/>
+      </w:pPr>
+      <w:bookmarkStart w:id="26" w:name="ref-bridges2039timefallRouting"/>
+      <w:bookmarkEnd w:id="25"/>
+      <w:r>
+        <w:t xml:space="preserve">[8] </w:t>
+      </w:r>
+      <w:r>
+        <w:tab/>
+        <w:t xml:space="preserve">BRIDGES S P, FRAGILE. Time-varying degradation models for last-mile delivery under timefall exposure and chiral-network trust reweighting[C/OL]//Proceedings of the UCA Symposium on Chiral Logistics and Terrain Reconstruction. United Cities of America, 2039: 144-159. DOI: </w:t>
+      </w:r>
+      <w:hyperlink r:id="rId11">
         <w:r>
           <w:rPr>
             <w:rStyle w:val="af"/>
           </w:rPr>
-          <w:t xml:space="preserve">10.2039/uca.cltr.144</w:t>
+          <w:t>10.2039/uca.cltr.144</w:t>
         </w:r>
       </w:hyperlink>
       <w:r>
-        <w:t xml:space="preserve">.</w:t>
+        <w:t>.</w:t>
       </w:r>
     </w:p>
-    <w:bookmarkEnd w:id="75"/>
-    <w:bookmarkStart w:id="77" w:name="ref-ofnir1320landsBetweenDatabase"/>
     <w:p>
       <w:pPr>
         <w:pStyle w:val="LptReferenceItem"/>
-      </w:pPr>
-      <w:r>
-        <w:t xml:space="preserve">[9]</w:t>
-      </w:r>
-      <w:r>
-        <w:t xml:space="preserve"> </w:t>
-      </w:r>
-      <w:r>
-        <w:t xml:space="preserve">	</w:t>
-      </w:r>
-      <w:r>
-        <w:t xml:space="preserve">OFNIR G. Conflicting provenance database of relics, rune inscriptions, and demigod kinship claims in the lands between[Z]. [S.l.: s.n.], 1320.</w:t>
-      </w:r>
-      <w:r>
-        <w:t xml:space="preserve"> </w:t>
-      </w:r>
-      <w:hyperlink r:id="rId76">
+        <w:spacing w:after="120"/>
+        <w:ind w:left="360" w:hanging="360"/>
+      </w:pPr>
+      <w:bookmarkStart w:id="27" w:name="ref-ofnir1320landsBetweenDatabase"/>
+      <w:bookmarkEnd w:id="26"/>
+      <w:r>
+        <w:t xml:space="preserve">[9] </w:t>
+      </w:r>
+      <w:r>
+        <w:tab/>
+        <w:t xml:space="preserve">OFNIR G. Conflicting provenance database of relics, rune inscriptions, and demigod kinship claims in the lands between[Z]. [S.l.: s.n.], 1320. </w:t>
+      </w:r>
+      <w:hyperlink r:id="rId12">
         <w:r>
           <w:rPr>
             <w:rStyle w:val="af"/>
           </w:rPr>
-          <w:t xml:space="preserve">https://roundtable.example/db/relic-provenance</w:t>
+          <w:t>https://roundtable.example/db/relic-provenance</w:t>
         </w:r>
       </w:hyperlink>
       <w:r>
-        <w:t xml:space="preserve">.</w:t>
+        <w:t>.</w:t>
       </w:r>
     </w:p>
-    <w:bookmarkEnd w:id="77"/>
-    <w:bookmarkStart w:id="79" w:name="ref-heroAssociation2021disasterDataset"/>
     <w:p>
       <w:pPr>
         <w:pStyle w:val="LptReferenceItem"/>
-      </w:pPr>
-      <w:r>
-        <w:t xml:space="preserve">[10]</w:t>
-      </w:r>
-      <w:r>
-        <w:t xml:space="preserve"> </w:t>
-      </w:r>
-      <w:r>
-        <w:t xml:space="preserve">	</w:t>
-      </w:r>
-      <w:r>
-        <w:t xml:space="preserve">GENOS, EMPEROR C, KNIGHT M, et al. Hero association disaster-level revision, urban damage, and s-class response latency dataset[Z]. [S.l.: s.n.], 2021.</w:t>
-      </w:r>
-      <w:r>
-        <w:t xml:space="preserve"> </w:t>
-      </w:r>
-      <w:hyperlink r:id="rId78">
+        <w:spacing w:after="120"/>
+        <w:ind w:left="360" w:hanging="360"/>
+      </w:pPr>
+      <w:bookmarkStart w:id="28" w:name="ref-heroAssociation2021disasterDataset"/>
+      <w:bookmarkEnd w:id="27"/>
+      <w:r>
+        <w:t xml:space="preserve">[10] </w:t>
+      </w:r>
+      <w:r>
+        <w:tab/>
+        <w:t xml:space="preserve">GENOS, EMPEROR C, KNIGHT M, et al. Hero association disaster-level revision, urban damage, and s-class response latency dataset[Z]. [S.l.: s.n.], 2021. </w:t>
+      </w:r>
+      <w:hyperlink r:id="rId13">
         <w:r>
           <w:rPr>
             <w:rStyle w:val="af"/>
           </w:rPr>
-          <w:t xml:space="preserve">https://hero-association.example/datasets/disaster-latency</w:t>
+          <w:t>https://hero-association.example/datasets/disaster-latency</w:t>
         </w:r>
       </w:hyperlink>
       <w:r>
-        <w:t xml:space="preserve">.</w:t>
+        <w:t>.</w:t>
       </w:r>
     </w:p>
-    <w:bookmarkEnd w:id="79"/>
-    <w:bookmarkStart w:id="81" w:name="ref-alvarez2076braindanceArtifacts"/>
     <w:p>
       <w:pPr>
         <w:pStyle w:val="LptReferenceItem"/>
-      </w:pPr>
-      <w:r>
-        <w:t xml:space="preserve">[11]</w:t>
-      </w:r>
-      <w:r>
-        <w:t xml:space="preserve"> </w:t>
-      </w:r>
-      <w:r>
-        <w:t xml:space="preserve">	</w:t>
-      </w:r>
-      <w:r>
-        <w:t xml:space="preserve">ALVAREZ J. Electronic archive of tactile-channel compression artifacts, affective synchronization error, and illicit braindance distribution links[EB/OL]. Lizzie’s Braindance Workshop, 2076.</w:t>
-      </w:r>
-      <w:r>
-        <w:t xml:space="preserve"> </w:t>
-      </w:r>
-      <w:hyperlink r:id="rId80">
+        <w:spacing w:after="120"/>
+        <w:ind w:left="360" w:hanging="360"/>
+      </w:pPr>
+      <w:bookmarkStart w:id="29" w:name="ref-alvarez2076braindanceArtifacts"/>
+      <w:bookmarkEnd w:id="28"/>
+      <w:r>
+        <w:t xml:space="preserve">[11] </w:t>
+      </w:r>
+      <w:r>
+        <w:tab/>
+        <w:t xml:space="preserve">ALVAREZ J. Electronic archive of tactile-channel compression artifacts, affective synchronization error, and illicit braindance distribution links[EB/OL]. Lizzie’s Braindance Workshop, 2076. </w:t>
+      </w:r>
+      <w:hyperlink r:id="rId14">
         <w:r>
           <w:rPr>
             <w:rStyle w:val="af"/>
           </w:rPr>
-          <w:t xml:space="preserve">https://bdarchive.nightcity.example/tactile-artifacts</w:t>
+          <w:t>https://bdarchive.nightcity.example/tactile-artifacts</w:t>
         </w:r>
       </w:hyperlink>
       <w:r>
-        <w:t xml:space="preserve">.</w:t>
+        <w:t>.</w:t>
       </w:r>
     </w:p>
-    <w:bookmarkEnd w:id="81"/>
-    <w:bookmarkStart w:id="82" w:name="ref-tu550moonEngineChapter"/>
     <w:p>
       <w:pPr>
         <w:pStyle w:val="LptReferenceItem"/>
-      </w:pPr>
-      <w:r>
-        <w:t xml:space="preserve">[12]</w:t>
+        <w:spacing w:after="120"/>
+        <w:ind w:left="360" w:hanging="360"/>
+      </w:pPr>
+      <w:bookmarkStart w:id="30" w:name="ref-tu550moonEngineChapter"/>
+      <w:bookmarkEnd w:id="29"/>
+      <w:r>
+        <w:t xml:space="preserve">[12] </w:t>
+      </w:r>
+      <w:r>
+        <w:tab/>
+      </w:r>
+      <w:r>
+        <w:rPr>
+          <w:rFonts w:hint="eastAsia"/>
+        </w:rPr>
+        <w:t>图恒宇</w:t>
+      </w:r>
+      <w:r>
+        <w:rPr>
+          <w:rFonts w:hint="eastAsia"/>
+        </w:rPr>
+        <w:t>,</w:t>
+      </w:r>
+      <w:r>
+        <w:t xml:space="preserve"> MOSS. Lunar-engine phase error, digital-life backup latency, and the global ignition protocol[M]. </w:t>
+      </w:r>
+      <w:r>
+        <w:rPr>
+          <w:rFonts w:hint="eastAsia"/>
+        </w:rPr>
+        <w:t>北京</w:t>
+      </w:r>
+      <w:r>
+        <w:rPr>
+          <w:rFonts w:hint="eastAsia"/>
+        </w:rPr>
+        <w:t>:</w:t>
+      </w:r>
+      <w:r>
+        <w:t xml:space="preserve"> United Earth Government Engineering History Office, 2058: 201-238.</w:t>
+      </w:r>
+    </w:p>
+    <w:p>
+      <w:pPr>
+        <w:pStyle w:val="LptReferenceItem"/>
+        <w:spacing w:after="120"/>
+        <w:ind w:left="360" w:hanging="360"/>
+      </w:pPr>
+      <w:bookmarkStart w:id="31" w:name="ref-frieren1045memoryMagic"/>
+      <w:bookmarkEnd w:id="30"/>
+      <w:r>
+        <w:t xml:space="preserve">[13] </w:t>
+      </w:r>
+      <w:r>
+        <w:tab/>
+        <w:t>FRIEREN, FERN. Memory error in long-lived species, low-frequency mourning behavior, and maintenance of civilian magic catalogues[M]//HEITER, SEIN. Applied Memo</w:t>
+      </w:r>
+      <w:r>
+        <w:lastRenderedPageBreak/>
+        <w:t>ry Engineering after the Demon King’s Defeat. Äußerst: Central Magic Association Press, 1045: 73-102.</w:t>
+      </w:r>
+    </w:p>
+    <w:p>
+      <w:pPr>
+        <w:pStyle w:val="LptReferenceItem"/>
+        <w:spacing w:after="120"/>
+        <w:ind w:left="360" w:hanging="360"/>
+      </w:pPr>
+      <w:bookmarkStart w:id="32" w:name="ref-sculptor1579prostheticManual"/>
+      <w:bookmarkEnd w:id="31"/>
+      <w:r>
+        <w:t xml:space="preserve">[14] </w:t>
+      </w:r>
+      <w:r>
+        <w:tab/>
+        <w:t>SCULPTOR T, EMMA. Maintenance of modular shinobi prosthetic mechanisms, tool load matching, and post-inflammatory tissue recovery[M]. Ashina Outskirts: Dilapidated Temple Prosthetic Office, 1579: 1-96.</w:t>
+      </w:r>
+    </w:p>
+    <w:p>
+      <w:pPr>
+        <w:pStyle w:val="LptReferenceItem"/>
+        <w:spacing w:after="120"/>
+        <w:ind w:left="360" w:hanging="360"/>
+      </w:pPr>
+      <w:bookmarkStart w:id="33" w:name="ref-senshi514goldenCountryMap"/>
+      <w:bookmarkEnd w:id="32"/>
+      <w:r>
+        <w:t xml:space="preserve">[15] </w:t>
+      </w:r>
+      <w:r>
+        <w:tab/>
+      </w:r>
+      <w:r>
+        <w:rPr>
+          <w:rFonts w:hint="eastAsia"/>
+        </w:rPr>
+        <w:t>森西</w:t>
+      </w:r>
+      <w:r>
+        <w:rPr>
+          <w:rFonts w:hint="eastAsia"/>
+        </w:rPr>
+        <w:t>,</w:t>
       </w:r>
       <w:r>
         <w:t xml:space="preserve"> </w:t>
       </w:r>
       <w:r>
-        <w:t xml:space="preserve">	</w:t>
-      </w:r>
-      <w:r>
-        <w:rPr>
-          <w:rFonts w:hint="eastAsia"/>
-        </w:rPr>
-        <w:t xml:space="preserve">图恒宇,</w:t>
-      </w:r>
-      <w:r>
-        <w:t xml:space="preserve"> MOSS. Lunar-engine phase error, digital-life backup latency, and the global ignition protocol[M]. </w:t>
-      </w:r>
-      <w:r>
-        <w:rPr>
-          <w:rFonts w:hint="eastAsia"/>
-        </w:rPr>
-        <w:t xml:space="preserve">北京:</w:t>
-      </w:r>
-      <w:r>
-        <w:t xml:space="preserve"> United Earth Government Engineering History Office, 2058: 201-238.</w:t>
+        <w:rPr>
+          <w:rFonts w:hint="eastAsia"/>
+        </w:rPr>
+        <w:t>玛露希尔</w:t>
+      </w:r>
+      <w:r>
+        <w:rPr>
+          <w:rFonts w:hint="eastAsia"/>
+        </w:rPr>
+        <w:t>.</w:t>
+      </w:r>
+      <w:r>
+        <w:t xml:space="preserve"> </w:t>
+      </w:r>
+      <w:r>
+        <w:rPr>
+          <w:rFonts w:hint="eastAsia"/>
+        </w:rPr>
+        <w:t>黄金乡地下迷宫可食魔物分布、迁徙季节与热处理风险图</w:t>
+      </w:r>
+      <w:r>
+        <w:rPr>
+          <w:rFonts w:hint="eastAsia"/>
+        </w:rPr>
+        <w:t>[Z].</w:t>
+      </w:r>
+      <w:r>
+        <w:t xml:space="preserve"> [S.l.: s.n.], </w:t>
+      </w:r>
+      <w:r>
+        <w:rPr>
+          <w:rFonts w:hint="eastAsia"/>
+        </w:rPr>
+        <w:t>514</w:t>
+      </w:r>
+      <w:r>
+        <w:rPr>
+          <w:rFonts w:hint="eastAsia"/>
+        </w:rPr>
+        <w:t>公元</w:t>
+      </w:r>
+      <w:r>
+        <w:rPr>
+          <w:rFonts w:hint="eastAsia"/>
+        </w:rPr>
+        <w:t>.</w:t>
       </w:r>
     </w:p>
-    <w:bookmarkEnd w:id="82"/>
-    <w:bookmarkStart w:id="83" w:name="ref-frieren1045memoryMagic"/>
     <w:p>
       <w:pPr>
         <w:pStyle w:val="LptReferenceItem"/>
-      </w:pPr>
-      <w:r>
-        <w:t xml:space="preserve">[13]</w:t>
+        <w:spacing w:after="120"/>
+        <w:ind w:left="360" w:hanging="360"/>
+      </w:pPr>
+      <w:bookmarkStart w:id="34" w:name="ref-gotoh2023stageNoise"/>
+      <w:bookmarkEnd w:id="33"/>
+      <w:r>
+        <w:t xml:space="preserve">[16] </w:t>
+      </w:r>
+      <w:r>
+        <w:tab/>
+        <w:t>GOTOH H. Correlations among individual anxiety feedback, guitar distortion parameters, and small-band synchronization in low-signal-to-noise stage environments[Z]. [S.l.: s.n.], 2023.</w:t>
+      </w:r>
+    </w:p>
+    <w:p>
+      <w:pPr>
+        <w:pStyle w:val="LptReferenceItem"/>
+        <w:spacing w:after="120"/>
+        <w:ind w:left="360" w:hanging="360"/>
+      </w:pPr>
+      <w:bookmarkStart w:id="35" w:name="ref-sellen1214primevalCurrent"/>
+      <w:bookmarkEnd w:id="34"/>
+      <w:r>
+        <w:t xml:space="preserve">[17] </w:t>
+      </w:r>
+      <w:r>
+        <w:tab/>
+        <w:t>SELLEN S. Coherent excitation of the primeval current in glintstone cores, consciousness transcription, and the ethical boundary of academy experimentation[Z]. [S.l.: s.n.], 1214.</w:t>
+      </w:r>
+    </w:p>
+    <w:p>
+      <w:pPr>
+        <w:pStyle w:val="LptReferenceItem"/>
+        <w:spacing w:after="120"/>
+        <w:ind w:left="360" w:hanging="360"/>
+      </w:pPr>
+      <w:bookmarkStart w:id="36" w:name="ref-rubicon621jobFragments"/>
+      <w:bookmarkEnd w:id="35"/>
+      <w:r>
+        <w:t xml:space="preserve">[18] </w:t>
+      </w:r>
+      <w:r>
+        <w:tab/>
+        <w:t xml:space="preserve">WALTER H, AYRE. Rubicon independent mercenary job-board fragments, coral-echo annotations, and mission-objective drift records[Z]. [S.l.: s.n.], </w:t>
+      </w:r>
+      <w:r>
+        <w:rPr>
+          <w:rFonts w:hint="eastAsia"/>
+        </w:rPr>
+        <w:t>621</w:t>
+      </w:r>
+      <w:r>
+        <w:rPr>
+          <w:rFonts w:hint="eastAsia"/>
+        </w:rPr>
+        <w:t>公元</w:t>
+      </w:r>
+      <w:r>
+        <w:rPr>
+          <w:rFonts w:hint="eastAsia"/>
+        </w:rPr>
+        <w:t>.</w:t>
+      </w:r>
+    </w:p>
+    <w:p>
+      <w:pPr>
+        <w:pStyle w:val="LptReferenceItem"/>
+        <w:spacing w:after="120"/>
+        <w:ind w:left="360" w:hanging="360"/>
+      </w:pPr>
+      <w:bookmarkStart w:id="37" w:name="ref-moretti1349divinationRisk"/>
+      <w:bookmarkEnd w:id="36"/>
+      <w:r>
+        <w:t xml:space="preserve">[19] </w:t>
+      </w:r>
+      <w:r>
+        <w:tab/>
+      </w:r>
+      <w:r>
+        <w:rPr>
+          <w:rFonts w:hint="eastAsia"/>
+        </w:rPr>
+        <w:t>克莱恩·莫雷蒂</w:t>
+      </w:r>
+      <w:r>
+        <w:rPr>
+          <w:rFonts w:hint="eastAsia"/>
+        </w:rPr>
+        <w:t>.</w:t>
       </w:r>
       <w:r>
         <w:t xml:space="preserve"> </w:t>
       </w:r>
       <w:r>
-        <w:t xml:space="preserve">	</w:t>
-      </w:r>
-      <w:r>
-        <w:t xml:space="preserve">FRIEREN, FERN. Memory error in long-lived species, low-frequency mourning behavior, and maintenance of civilian magic catalogues[M]//HEITER, SEIN. Applied Memory Engineering after the Demon King’s Defeat. Äußerst: Central Magic Association Press, 1045: 73-102.</w:t>
+        <w:rPr>
+          <w:rFonts w:hint="eastAsia"/>
+        </w:rPr>
+        <w:t>灰雾占卜干扰条件下非凡事件溯源、风险分级与值夜者行动决策</w:t>
+      </w:r>
+      <w:r>
+        <w:rPr>
+          <w:rFonts w:hint="eastAsia"/>
+        </w:rPr>
+        <w:t>[Z].</w:t>
+      </w:r>
+      <w:r>
+        <w:t xml:space="preserve"> [S.l.: s.n.], 1349.</w:t>
       </w:r>
     </w:p>
-    <w:bookmarkEnd w:id="83"/>
-    <w:bookmarkStart w:id="84" w:name="ref-sculptor1579prostheticManual"/>
     <w:p>
       <w:pPr>
         <w:pStyle w:val="LptReferenceItem"/>
-      </w:pPr>
-      <w:r>
-        <w:t xml:space="preserve">[14]</w:t>
-      </w:r>
-      <w:r>
-        <w:t xml:space="preserve"> </w:t>
-      </w:r>
-      <w:r>
-        <w:t xml:space="preserve">	</w:t>
-      </w:r>
-      <w:r>
-        <w:t xml:space="preserve">SCULPTOR T, EMMA. Maintenance of modular shinobi prosthetic mechanisms, tool load matching, and post-inflammatory tissue recovery[M]. Ashina Outskirts: Dilapidated Temple Prosthetic Office, 1579: 1-96.</w:t>
+        <w:spacing w:after="120"/>
+        <w:ind w:left="360" w:hanging="360"/>
+      </w:pPr>
+      <w:bookmarkStart w:id="38" w:name="ref-usagiyama2014steamerFault"/>
+      <w:bookmarkEnd w:id="37"/>
+      <w:r>
+        <w:t xml:space="preserve">[20] </w:t>
+      </w:r>
+      <w:r>
+        <w:tab/>
+        <w:t>USAGIYAMA SHOPPING DISTRICT NEWS. Brief steamer-line failure on mochi festival eve; usagiyama association says supply remains unaffected[Z]. [S.l.: s.n.], 2014.</w:t>
       </w:r>
     </w:p>
-    <w:bookmarkEnd w:id="84"/>
-    <w:bookmarkStart w:id="85" w:name="ref-senshi514goldenCountryMap"/>
     <w:p>
       <w:pPr>
         <w:pStyle w:val="LptReferenceItem"/>
-      </w:pPr>
-      <w:r>
-        <w:t xml:space="preserve">[15]</w:t>
-      </w:r>
-      <w:r>
-        <w:t xml:space="preserve"> </w:t>
-      </w:r>
-      <w:r>
-        <w:t xml:space="preserve">	</w:t>
-      </w:r>
-      <w:r>
-        <w:rPr>
-          <w:rFonts w:hint="eastAsia"/>
-        </w:rPr>
-        <w:t xml:space="preserve">森西,</w:t>
-      </w:r>
-      <w:r>
-        <w:t xml:space="preserve"> </w:t>
-      </w:r>
-      <w:r>
-        <w:rPr>
-          <w:rFonts w:hint="eastAsia"/>
-        </w:rPr>
-        <w:t xml:space="preserve">玛露希尔.</w:t>
-      </w:r>
-      <w:r>
-        <w:t xml:space="preserve"> </w:t>
-      </w:r>
-      <w:r>
-        <w:rPr>
-          <w:rFonts w:hint="eastAsia"/>
-        </w:rPr>
-        <w:t xml:space="preserve">黄金乡地下迷宫可食魔物分布、迁徙季节与热处理风险图[Z].</w:t>
-      </w:r>
-      <w:r>
-        <w:t xml:space="preserve"> [S.l.: s.n.], </w:t>
-      </w:r>
-      <w:r>
-        <w:rPr>
-          <w:rFonts w:hint="eastAsia"/>
-        </w:rPr>
-        <w:t xml:space="preserve">514公元.</w:t>
-      </w:r>
-    </w:p>
-    <w:bookmarkEnd w:id="85"/>
-    <w:bookmarkStart w:id="86" w:name="ref-gotoh2023stageNoise"/>
-    <w:p>
-      <w:pPr>
-        <w:pStyle w:val="LptReferenceItem"/>
-      </w:pPr>
-      <w:r>
-        <w:t xml:space="preserve">[16]</w:t>
-      </w:r>
-      <w:r>
-        <w:t xml:space="preserve"> </w:t>
-      </w:r>
-      <w:r>
-        <w:t xml:space="preserve">	</w:t>
-      </w:r>
-      <w:r>
-        <w:t xml:space="preserve">GOTOH H. Correlations among individual anxiety feedback, guitar distortion parameters, and small-band synchronization in low-signal-to-noise stage environments[Z]. [S.l.: s.n.], 2023.</w:t>
-      </w:r>
-    </w:p>
-    <w:bookmarkEnd w:id="86"/>
-    <w:bookmarkStart w:id="87" w:name="ref-sellen1214primevalCurrent"/>
-    <w:p>
-      <w:pPr>
-        <w:pStyle w:val="LptReferenceItem"/>
-      </w:pPr>
-      <w:r>
-        <w:t xml:space="preserve">[17]</w:t>
-      </w:r>
-      <w:r>
-        <w:t xml:space="preserve"> </w:t>
-      </w:r>
-      <w:r>
-        <w:t xml:space="preserve">	</w:t>
-      </w:r>
-      <w:r>
-        <w:t xml:space="preserve">SELLEN S. Coherent excitation of the primeval current in glintstone cores, consciousness transcription, and the ethical boundary of academy experimentation[Z]. [S.l.: s.n.], 1214.</w:t>
-      </w:r>
-    </w:p>
-    <w:bookmarkEnd w:id="87"/>
-    <w:bookmarkStart w:id="88" w:name="ref-rubicon621jobFragments"/>
-    <w:p>
-      <w:pPr>
-        <w:pStyle w:val="LptReferenceItem"/>
-      </w:pPr>
-      <w:r>
-        <w:t xml:space="preserve">[18]</w:t>
-      </w:r>
-      <w:r>
-        <w:t xml:space="preserve"> </w:t>
-      </w:r>
-      <w:r>
-        <w:t xml:space="preserve">	</w:t>
-      </w:r>
-      <w:r>
-        <w:t xml:space="preserve">WALTER H, AYRE. Rubicon independent mercenary job-board fragments, coral-echo annotations, and mission-objective drift records[Z]. [S.l.: s.n.], </w:t>
-      </w:r>
-      <w:r>
-        <w:rPr>
-          <w:rFonts w:hint="eastAsia"/>
-        </w:rPr>
-        <w:t xml:space="preserve">621公元.</w:t>
-      </w:r>
-    </w:p>
-    <w:bookmarkEnd w:id="88"/>
-    <w:bookmarkStart w:id="89" w:name="ref-moretti1349divinationRisk"/>
-    <w:p>
-      <w:pPr>
-        <w:pStyle w:val="LptReferenceItem"/>
-      </w:pPr>
-      <w:r>
-        <w:t xml:space="preserve">[19]</w:t>
-      </w:r>
-      <w:r>
-        <w:t xml:space="preserve"> </w:t>
-      </w:r>
-      <w:r>
-        <w:t xml:space="preserve">	</w:t>
-      </w:r>
-      <w:r>
-        <w:rPr>
-          <w:rFonts w:hint="eastAsia"/>
-        </w:rPr>
-        <w:t xml:space="preserve">克莱恩·莫雷蒂.</w:t>
-      </w:r>
-      <w:r>
-        <w:t xml:space="preserve"> </w:t>
-      </w:r>
-      <w:r>
-        <w:rPr>
-          <w:rFonts w:hint="eastAsia"/>
-        </w:rPr>
-        <w:t xml:space="preserve">灰雾占卜干扰条件下非凡事件溯源、风险分级与值夜者行动决策[Z].</w:t>
-      </w:r>
-      <w:r>
-        <w:t xml:space="preserve"> [S.l.: s.n.], 1349.</w:t>
-      </w:r>
-    </w:p>
-    <w:bookmarkEnd w:id="89"/>
-    <w:bookmarkStart w:id="90" w:name="ref-usagiyama2014steamerFault"/>
-    <w:p>
-      <w:pPr>
-        <w:pStyle w:val="LptReferenceItem"/>
-      </w:pPr>
-      <w:r>
-        <w:t xml:space="preserve">[20]</w:t>
-      </w:r>
-      <w:r>
-        <w:t xml:space="preserve"> </w:t>
-      </w:r>
-      <w:r>
-        <w:t xml:space="preserve">	</w:t>
-      </w:r>
-      <w:r>
-        <w:t xml:space="preserve">USAGIYAMA SHOPPING DISTRICT NEWS. Brief steamer-line failure on mochi festival eve; usagiyama association says supply remains unaffected[Z]. [S.l.: s.n.], 2014.</w:t>
-      </w:r>
-    </w:p>
-    <w:bookmarkEnd w:id="90"/>
-    <w:bookmarkStart w:id="92" w:name="ref-nakano2011keionGear"/>
-    <w:p>
-      <w:pPr>
-        <w:pStyle w:val="LptReferenceItem"/>
-      </w:pPr>
-      <w:r>
-        <w:t xml:space="preserve">[21]</w:t>
-      </w:r>
-      <w:r>
-        <w:t xml:space="preserve"> </w:t>
-      </w:r>
-      <w:r>
-        <w:t xml:space="preserve">	</w:t>
-      </w:r>
-      <w:r>
-        <w:t xml:space="preserve">NAKANO A. Sakuragaoka light music club gear lineage, amplifier settings, and school-festival recording variant notes[EB/OL]. Light Music Club Equipment Archive, 2011.</w:t>
-      </w:r>
-      <w:r>
-        <w:t xml:space="preserve"> </w:t>
-      </w:r>
-      <w:hyperlink r:id="rId91">
+        <w:spacing w:after="120"/>
+        <w:ind w:left="360" w:hanging="360"/>
+      </w:pPr>
+      <w:bookmarkStart w:id="39" w:name="ref-nakano2011keionGear"/>
+      <w:bookmarkEnd w:id="38"/>
+      <w:r>
+        <w:t xml:space="preserve">[21] </w:t>
+      </w:r>
+      <w:r>
+        <w:tab/>
+        <w:t xml:space="preserve">NAKANO A. Sakuragaoka light music club gear lineage, amplifier settings, and school-festival recording variant notes[EB/OL]. Light Music Club Equipment Archive, 2011. </w:t>
+      </w:r>
+      <w:hyperlink r:id="rId15">
         <w:r>
           <w:rPr>
             <w:rStyle w:val="af"/>
           </w:rPr>
-          <w:t xml:space="preserve">https://keion-gear.example/sakuragaoka/archive</w:t>
+          <w:t>https://keion-gear.example/sakuragaoka/archive</w:t>
         </w:r>
       </w:hyperlink>
       <w:r>
-        <w:t xml:space="preserve">.</w:t>
+        <w:t>.</w:t>
       </w:r>
     </w:p>
-    <w:bookmarkEnd w:id="92"/>
-    <w:bookmarkStart w:id="93" w:name="ref-gustav1192priorArtTranslation"/>
     <w:p>
       <w:pPr>
         <w:pStyle w:val="LptReferenceItem"/>
-      </w:pPr>
-      <w:r>
-        <w:t xml:space="preserve">[22]</w:t>
+        <w:spacing w:after="120"/>
+        <w:ind w:left="360" w:hanging="360"/>
+      </w:pPr>
+      <w:bookmarkStart w:id="40" w:name="ref-gustav1192priorArtTranslation"/>
+      <w:bookmarkEnd w:id="39"/>
+      <w:r>
+        <w:t xml:space="preserve">[22] </w:t>
+      </w:r>
+      <w:r>
+        <w:tab/>
+        <w:t>GUSTAV R. Method for localizing prior-world technical schemes, reassembling claims, and avoiding mystical negative feedback[Z]. [S.l.: s.n.], 1192.</w:t>
+      </w:r>
+    </w:p>
+    <w:p>
+      <w:pPr>
+        <w:pStyle w:val="LptReferenceItem"/>
+        <w:spacing w:after="120"/>
+        <w:ind w:left="360" w:hanging="360"/>
+      </w:pPr>
+      <w:bookmarkStart w:id="41" w:name="ref-toyohashi2024makeineSpecial"/>
+      <w:bookmarkEnd w:id="40"/>
+      <w:r>
+        <w:t xml:space="preserve">[23] </w:t>
+      </w:r>
+      <w:r>
+        <w:tab/>
+      </w:r>
+      <w:r>
+        <w:rPr>
+          <w:rFonts w:hint="eastAsia"/>
+        </w:rPr>
+        <w:t>温水和彦</w:t>
+      </w:r>
+      <w:r>
+        <w:rPr>
+          <w:rFonts w:hint="eastAsia"/>
+        </w:rPr>
+        <w:t>,</w:t>
       </w:r>
       <w:r>
         <w:t xml:space="preserve"> </w:t>
       </w:r>
       <w:r>
-        <w:t xml:space="preserve">	</w:t>
-      </w:r>
-      <w:r>
-        <w:t xml:space="preserve">GUSTAV R. Method for localizing prior-world technical schemes, reassembling claims, and avoiding mystical negative feedback[Z]. [S.l.: s.n.], 1192.</w:t>
+        <w:rPr>
+          <w:rFonts w:hint="eastAsia"/>
+        </w:rPr>
+        <w:t>丰桥青春观察编辑部</w:t>
+      </w:r>
+      <w:r>
+        <w:rPr>
+          <w:rFonts w:hint="eastAsia"/>
+        </w:rPr>
+        <w:t>.</w:t>
+      </w:r>
+      <w:r>
+        <w:t xml:space="preserve"> </w:t>
+      </w:r>
+      <w:r>
+        <w:rPr>
+          <w:rFonts w:hint="eastAsia"/>
+        </w:rPr>
+        <w:t>丰桥青春观察：校园关系网络、告白失败率与便当交换行为的连续观测专号</w:t>
+      </w:r>
+      <w:r>
+        <w:rPr>
+          <w:rFonts w:hint="eastAsia"/>
+        </w:rPr>
+        <w:t>[J].</w:t>
+      </w:r>
+      <w:r>
+        <w:t xml:space="preserve"> </w:t>
+      </w:r>
+      <w:r>
+        <w:rPr>
+          <w:rFonts w:hint="eastAsia"/>
+        </w:rPr>
+        <w:t>丰桥青春观察：校园关系网络、告白失败率与便当交换行为的连续观测专号</w:t>
+      </w:r>
+      <w:r>
+        <w:rPr>
+          <w:rFonts w:hint="eastAsia"/>
+        </w:rPr>
+        <w:t>,</w:t>
+      </w:r>
+      <w:r>
+        <w:t xml:space="preserve"> 2024, 7(8).</w:t>
       </w:r>
     </w:p>
-    <w:bookmarkEnd w:id="93"/>
-    <w:bookmarkStart w:id="94" w:name="ref-toyohashi2024makeineSpecial"/>
     <w:p>
       <w:pPr>
         <w:pStyle w:val="LptReferenceItem"/>
-      </w:pPr>
-      <w:r>
-        <w:t xml:space="preserve">[23]</w:t>
+        <w:spacing w:after="120"/>
+        <w:ind w:left="360" w:hanging="360"/>
+      </w:pPr>
+      <w:bookmarkStart w:id="42" w:name="ref-ranni1321leyndellSymposium"/>
+      <w:bookmarkEnd w:id="41"/>
+      <w:r>
+        <w:t xml:space="preserve">[24] </w:t>
+      </w:r>
+      <w:r>
+        <w:tab/>
+        <w:t>RANNI THE W, OFNIR G. Proceedings of the first leyndell joint symposium on grace measurement, lunar phase, and omen classification[M]. Leyndell: Royal Capital Proceedings Office, 1321: 1-418.</w:t>
+      </w:r>
+    </w:p>
+    <w:p>
+      <w:pPr>
+        <w:pStyle w:val="LptReferenceItem"/>
+        <w:spacing w:after="120"/>
+        <w:ind w:left="360" w:hanging="360"/>
+      </w:pPr>
+      <w:bookmarkStart w:id="43" w:name="ref-allmind621arenaBench"/>
+      <w:bookmarkEnd w:id="42"/>
+      <w:r>
+        <w:lastRenderedPageBreak/>
+        <w:t xml:space="preserve">[25] </w:t>
+      </w:r>
+      <w:r>
+        <w:tab/>
+        <w:t xml:space="preserve">ALLMIND, WALTER H, AYRE, et al. ALLMIND ArenaBench: AC part-combination simulation testing, training-arena target response, and frame compatibility evaluation software[Z]. [S.l.: s.n.], </w:t>
+      </w:r>
+      <w:r>
+        <w:rPr>
+          <w:rFonts w:hint="eastAsia"/>
+        </w:rPr>
+        <w:t>621</w:t>
+      </w:r>
+      <w:r>
+        <w:rPr>
+          <w:rFonts w:hint="eastAsia"/>
+        </w:rPr>
+        <w:t>公元</w:t>
+      </w:r>
+      <w:r>
+        <w:rPr>
+          <w:rFonts w:hint="eastAsia"/>
+        </w:rPr>
+        <w:t>.</w:t>
       </w:r>
       <w:r>
         <w:t xml:space="preserve"> </w:t>
       </w:r>
-      <w:r>
-        <w:t xml:space="preserve">	</w:t>
-      </w:r>
-      <w:r>
-        <w:rPr>
-          <w:rFonts w:hint="eastAsia"/>
-        </w:rPr>
-        <w:t xml:space="preserve">温水和彦,</w:t>
-      </w:r>
-      <w:r>
-        <w:t xml:space="preserve"> </w:t>
-      </w:r>
-      <w:r>
-        <w:rPr>
-          <w:rFonts w:hint="eastAsia"/>
-        </w:rPr>
-        <w:t xml:space="preserve">丰桥青春观察编辑部.</w:t>
-      </w:r>
-      <w:r>
-        <w:t xml:space="preserve"> </w:t>
-      </w:r>
-      <w:r>
-        <w:rPr>
-          <w:rFonts w:hint="eastAsia"/>
-        </w:rPr>
-        <w:t xml:space="preserve">丰桥青春观察：校园关系网络、告白失败率与便当交换行为的连续观测专号[J].</w:t>
-      </w:r>
-      <w:r>
-        <w:t xml:space="preserve"> </w:t>
-      </w:r>
-      <w:r>
-        <w:rPr>
-          <w:rFonts w:hint="eastAsia"/>
-        </w:rPr>
-        <w:t xml:space="preserve">丰桥青春观察：校园关系网络、告白失败率与便当交换行为的连续观测专号,</w:t>
-      </w:r>
-      <w:r>
-        <w:t xml:space="preserve"> 2024, 7(8).</w:t>
-      </w:r>
-    </w:p>
-    <w:bookmarkEnd w:id="94"/>
-    <w:bookmarkStart w:id="95" w:name="ref-ranni1321leyndellSymposium"/>
-    <w:p>
-      <w:pPr>
-        <w:pStyle w:val="LptReferenceItem"/>
-      </w:pPr>
-      <w:r>
-        <w:t xml:space="preserve">[24]</w:t>
-      </w:r>
-      <w:r>
-        <w:t xml:space="preserve"> </w:t>
-      </w:r>
-      <w:r>
-        <w:t xml:space="preserve">	</w:t>
-      </w:r>
-      <w:r>
-        <w:t xml:space="preserve">RANNI THE W, OFNIR G</w:t>
-      </w:r>
-      <w:r>
-        <w:t xml:space="preserve">. Proceedings of the first leyndell joint symposium on grace measurement, lunar phase, and omen classification[M]. Leyndell: Royal Capital Proceedings Office, 1321: 1-418.</w:t>
-      </w:r>
-    </w:p>
-    <w:bookmarkEnd w:id="95"/>
-    <w:bookmarkStart w:id="97" w:name="ref-allmind621arenaBench"/>
-    <w:p>
-      <w:pPr>
-        <w:pStyle w:val="LptReferenceItem"/>
-      </w:pPr>
-      <w:r>
-        <w:t xml:space="preserve">[25]</w:t>
-      </w:r>
-      <w:r>
-        <w:t xml:space="preserve"> </w:t>
-      </w:r>
-      <w:r>
-        <w:t xml:space="preserve">	</w:t>
-      </w:r>
-      <w:r>
-        <w:t xml:space="preserve">ALLMIND, WALTER H, AYRE, et al.</w:t>
-      </w:r>
-      <w:r>
-        <w:t xml:space="preserve"> </w:t>
-      </w:r>
-      <w:r>
-        <w:t xml:space="preserve">ALLMIND ArenaBench</w:t>
-      </w:r>
-      <w:r>
-        <w:t xml:space="preserve">: AC part-combination simulation testing, training-arena target response, and frame compatibility evaluation software[Z]. [S.l.: s.n.], </w:t>
-      </w:r>
-      <w:r>
-        <w:rPr>
-          <w:rFonts w:hint="eastAsia"/>
-        </w:rPr>
-        <w:t xml:space="preserve">621公元.</w:t>
-      </w:r>
-      <w:r>
-        <w:t xml:space="preserve"> </w:t>
-      </w:r>
-      <w:hyperlink r:id="rId96">
+      <w:hyperlink r:id="rId16">
         <w:r>
           <w:rPr>
             <w:rStyle w:val="af"/>
           </w:rPr>
-          <w:t xml:space="preserve">https://allmind.example/arena-bench</w:t>
+          <w:t>https://allmind.example/arena-bench</w:t>
         </w:r>
       </w:hyperlink>
       <w:r>
-        <w:t xml:space="preserve">.</w:t>
+        <w:t>.</w:t>
       </w:r>
     </w:p>
-    <w:bookmarkEnd w:id="97"/>
-    <w:bookmarkStart w:id="98" w:name="ref-centrebrain4870dysonInterface"/>
     <w:p>
       <w:pPr>
         <w:pStyle w:val="LptReferenceItem"/>
-      </w:pPr>
-      <w:r>
-        <w:t xml:space="preserve">[26]</w:t>
+        <w:spacing w:after="120"/>
+        <w:ind w:left="360" w:hanging="360"/>
+      </w:pPr>
+      <w:bookmarkStart w:id="44" w:name="ref-centrebrain4870dysonInterface"/>
+      <w:bookmarkEnd w:id="43"/>
+      <w:r>
+        <w:t xml:space="preserve">[26] </w:t>
+      </w:r>
+      <w:r>
+        <w:tab/>
+        <w:t>CENTREBRAIN, ICARUS. Interstellar standard for solar-sail swarm node addressing, ray-receiver safety margin, and dyson-shell assembly interfaces[Z]. [S.l.: s.n.], 4870.</w:t>
+      </w:r>
+    </w:p>
+    <w:p>
+      <w:pPr>
+        <w:pStyle w:val="LptReferenceItem"/>
+        <w:spacing w:after="120"/>
+        <w:ind w:left="360" w:hanging="360"/>
+      </w:pPr>
+      <w:bookmarkStart w:id="45" w:name="ref-ueg2058heavyFusionScaleup"/>
+      <w:bookmarkEnd w:id="44"/>
+      <w:r>
+        <w:t xml:space="preserve">[27] </w:t>
+      </w:r>
+      <w:r>
+        <w:tab/>
+      </w:r>
+      <w:r>
+        <w:rPr>
+          <w:rFonts w:hint="eastAsia"/>
+        </w:rPr>
+        <w:t>地球联合政府行星发动机工程验证组</w:t>
+      </w:r>
+      <w:r>
+        <w:rPr>
+          <w:rFonts w:hint="eastAsia"/>
+        </w:rPr>
+        <w:t>,</w:t>
       </w:r>
       <w:r>
         <w:t xml:space="preserve"> </w:t>
       </w:r>
       <w:r>
-        <w:t xml:space="preserve">	</w:t>
-      </w:r>
-      <w:r>
-        <w:t xml:space="preserve">CENTREBRAIN, ICARUS. Interstellar standard for solar-sail swarm node addressing, ray-receiver safety margin, and dyson-shell assembly interfaces[Z]. [S.l.: s.n.], 4870.</w:t>
+        <w:rPr>
+          <w:rFonts w:hint="eastAsia"/>
+        </w:rPr>
+        <w:t>刘培强</w:t>
+      </w:r>
+      <w:r>
+        <w:rPr>
+          <w:rFonts w:hint="eastAsia"/>
+        </w:rPr>
+        <w:t>.</w:t>
+      </w:r>
+      <w:r>
+        <w:t xml:space="preserve"> </w:t>
+      </w:r>
+      <w:r>
+        <w:rPr>
+          <w:rFonts w:hint="eastAsia"/>
+        </w:rPr>
+        <w:t>重核聚变等离子体约束尺度放大、喷流相干保持与行星发动机阵列工程化验证报告</w:t>
+      </w:r>
+      <w:r>
+        <w:rPr>
+          <w:rFonts w:hint="eastAsia"/>
+        </w:rPr>
+        <w:t>:</w:t>
+      </w:r>
+      <w:r>
+        <w:t xml:space="preserve"> UEG-PEV-2058-17[R]. </w:t>
+      </w:r>
+      <w:r>
+        <w:rPr>
+          <w:rFonts w:hint="eastAsia"/>
+        </w:rPr>
+        <w:t>北京</w:t>
+      </w:r>
+      <w:r>
+        <w:rPr>
+          <w:rFonts w:hint="eastAsia"/>
+        </w:rPr>
+        <w:t>:</w:t>
+      </w:r>
+      <w:r>
+        <w:t xml:space="preserve"> </w:t>
+      </w:r>
+      <w:r>
+        <w:rPr>
+          <w:rFonts w:hint="eastAsia"/>
+        </w:rPr>
+        <w:t>地球联合政府行星发动机工程验证组</w:t>
+      </w:r>
+      <w:r>
+        <w:rPr>
+          <w:rFonts w:hint="eastAsia"/>
+        </w:rPr>
+        <w:t>,</w:t>
+      </w:r>
+      <w:r>
+        <w:t xml:space="preserve"> 2058.</w:t>
       </w:r>
     </w:p>
-    <w:bookmarkEnd w:id="98"/>
-    <w:bookmarkStart w:id="99" w:name="ref-ueg2058heavyFusionScaleup"/>
     <w:p>
       <w:pPr>
         <w:pStyle w:val="LptReferenceItem"/>
-      </w:pPr>
-      <w:r>
-        <w:t xml:space="preserve">[27]</w:t>
-      </w:r>
-      <w:r>
-        <w:t xml:space="preserve"> </w:t>
-      </w:r>
-      <w:r>
-        <w:t xml:space="preserve">	</w:t>
-      </w:r>
-      <w:r>
-        <w:rPr>
-          <w:rFonts w:hint="eastAsia"/>
-        </w:rPr>
-        <w:t xml:space="preserve">地球联合政府行星发动机工程验证组,</w:t>
-      </w:r>
-      <w:r>
-        <w:t xml:space="preserve"> </w:t>
-      </w:r>
-      <w:r>
-        <w:rPr>
-          <w:rFonts w:hint="eastAsia"/>
-        </w:rPr>
-        <w:t xml:space="preserve">刘培强.</w:t>
-      </w:r>
-      <w:r>
-        <w:t xml:space="preserve"> </w:t>
-      </w:r>
-      <w:r>
-        <w:rPr>
-          <w:rFonts w:hint="eastAsia"/>
-        </w:rPr>
-        <w:t xml:space="preserve">重核聚变等离子体约束尺度放大、喷流相干保持与行星发动机阵列工程化验证报告:</w:t>
-      </w:r>
-      <w:r>
-        <w:t xml:space="preserve"> UEG-PEV-2058-17[R]. </w:t>
-      </w:r>
-      <w:r>
-        <w:rPr>
-          <w:rFonts w:hint="eastAsia"/>
-        </w:rPr>
-        <w:t xml:space="preserve">北京:</w:t>
-      </w:r>
-      <w:r>
-        <w:t xml:space="preserve"> </w:t>
-      </w:r>
-      <w:r>
-        <w:rPr>
-          <w:rFonts w:hint="eastAsia"/>
-        </w:rPr>
-        <w:t xml:space="preserve">地球联合政府行星发动机工程验证组,</w:t>
-      </w:r>
-      <w:r>
-        <w:t xml:space="preserve"> 2058.</w:t>
-      </w:r>
+        <w:spacing w:after="120"/>
+        <w:ind w:left="360" w:hanging="360"/>
+      </w:pPr>
+      <w:bookmarkStart w:id="46" w:name="ref-gotoh2023emergencyStickyNote"/>
+      <w:bookmarkEnd w:id="45"/>
+      <w:r>
+        <w:t xml:space="preserve">[28] </w:t>
+      </w:r>
+      <w:r>
+        <w:tab/>
+        <w:t>GOTOH H, IJICHI N. Bocchi stage-emergency sticky note: Look at nijika, count four beats, and keep the volume below six before disappearing[Z]. [S.l.: s.n.], 2023.</w:t>
+      </w:r>
+      <w:bookmarkEnd w:id="19"/>
+      <w:bookmarkEnd w:id="46"/>
     </w:p>
-    <w:bookmarkEnd w:id="99"/>
-    <w:bookmarkStart w:id="100" w:name="ref-gotoh2023emergencyStickyNote"/>
-    <w:p>
-      <w:pPr>
-        <w:pStyle w:val="LptReferenceItem"/>
-      </w:pPr>
-      <w:r>
-        <w:t xml:space="preserve">[28]</w:t>
-      </w:r>
-      <w:r>
-        <w:t xml:space="preserve"> </w:t>
-      </w:r>
-      <w:r>
-        <w:t xml:space="preserve">	</w:t>
-      </w:r>
-      <w:r>
-        <w:t xml:space="preserve">GOTOH H, IJICHI N. Bocchi stage-emergency sticky note: Look at nijika, count four beats, and keep the volume below six before disappearing[Z]. [S.l.: s.n.], 2023.</w:t>
-      </w:r>
-    </w:p>
-    <w:bookmarkEnd w:id="100"/>
-    <w:bookmarkEnd w:id="101"/>
     <w:sectPr>
       <w:footnotePr>
         <w:numRestart w:val="eachSect"/>
       </w:footnotePr>
-      <w:pgSz w:h="15840" w:w="12240"/>
-      <w:pgMar w:bottom="1440" w:footer="720" w:gutter="0" w:header="720" w:left="1440" w:right="1440" w:top="1440"/>
+      <w:pgSz w:w="12240" w:h="15840"/>
+      <w:pgMar w:top="1440" w:right="1440" w:bottom="1440" w:left="1440" w:header="720" w:footer="720" w:gutter="0"/>
       <w:cols w:space="720"/>
     </w:sectPr>
   </w:body>
 </w:document>
 </file>
 
-<file path=word/comments.xml><?xml version="1.0" encoding="utf-8"?>
-<w:comments xmlns:w="http://schemas.openxmlformats.org/wordprocessingml/2006/main" xmlns:m="http://schemas.openxmlformats.org/officeDocument/2006/math" xmlns:r="http://schemas.openxmlformats.org/officeDocument/2006/relationships" xmlns:o="urn:schemas-microsoft-com:office:office" xmlns:v="urn:schemas-microsoft-com:vml" xmlns:w10="urn:schemas-microsoft-com:office:word" xmlns:a="http://schemas.openxmlformats.org/drawingml/2006/main" xmlns:pic="http://schemas.openxmlformats.org/drawingml/2006/picture" xmlns:wp="http://schemas.openxmlformats.org/drawingml/2006/wordprocessingDrawing"/>
-</file>
-
-<file path=word/footnotes.xml><?xml version="1.0" encoding="utf-8"?>
-<w:footnotes xmlns:w="http://schemas.openxmlformats.org/wordprocessingml/2006/main" xmlns:m="http://schemas.openxmlformats.org/officeDocument/2006/math" xmlns:r="http://schemas.openxmlformats.org/officeDocument/2006/relationships" xmlns:o="urn:schemas-microsoft-com:office:office" xmlns:v="urn:schemas-microsoft-com:vml" xmlns:w10="urn:schemas-microsoft-com:office:word" xmlns:a="http://schemas.openxmlformats.org/drawingml/2006/main" xmlns:pic="http://schemas.openxmlformats.org/drawingml/2006/picture" xmlns:wp="http://schemas.openxmlformats.org/drawingml/2006/wordprocessingDrawing">
-  <w:footnote w:type="continuationSeparator" w:id="0">
-    <w:p>
-      <w:r>
-        <w:continuationSeparator/>
-      </w:r>
-    </w:p>
-  </w:footnote>
-  <w:footnote w:type="separator" w:id="-1">
-    <w:p>
-      <w:r>
-        <w:separator/>
-      </w:r>
-    </w:p>
-  </w:footnote>
-</w:footnotes>
-</file>
-
 <file path=word/numbering.xml><?xml version="1.0" encoding="utf-8"?>
-<w:numbering xmlns:ns1="http://schemas.openxmlformats.org/markup-compatibility/2006" xmlns:ns2="http://schemas.microsoft.com/office/word/2012/wordml" xmlns:ns3="http://schemas.microsoft.com/office/word/2016/wordml/cid" xmlns:w="http://schemas.openxmlformats.org/wordprocessingml/2006/main" ns1:Ignorable="w14 w15 w16se w16cid w16 w16cex w16sdtdh w16sdtfl w16du wp14">
-  <w:abstractNum ns2:restartNumberingAfterBreak="0" w:abstractNumId="0">
+<w:numbering xmlns:wpc="http://schemas.microsoft.com/office/word/2010/wordprocessingCanvas" xmlns:cx="http://schemas.microsoft.com/office/drawing/2014/chartex" xmlns:cx1="http://schemas.microsoft.com/office/drawing/2015/9/8/chartex" xmlns:cx2="http://schemas.microsoft.com/office/drawing/2015/10/21/chartex" xmlns:cx3="http://schemas.microsoft.com/office/drawing/2016/5/9/chartex" xmlns:cx4="http://schemas.microsoft.com/office/drawing/2016/5/10/chartex" xmlns:cx5="http://schemas.microsoft.com/office/drawing/2016/5/11/chartex" xmlns:cx6="http://schemas.microsoft.com/office/drawing/2016/5/12/chartex" xmlns:cx7="http://schemas.microsoft.com/office/drawing/2016/5/13/chartex" xmlns:cx8="http://schemas.microsoft.com/office/drawing/2016/5/14/chartex" xmlns:mc="http://schemas.openxmlformats.org/markup-compatibility/2006" xmlns:aink="http://schemas.microsoft.com/office/drawing/2016/ink" xmlns:am3d="http://schemas.microsoft.com/office/drawing/2017/model3d" xmlns:o="urn:schemas-microsoft-com:office:office" xmlns:oel="http://schemas.microsoft.com/office/2019/extlst" xmlns:r="http://schemas.openxmlformats.org/officeDocument/2006/relationships" xmlns:m="http://schemas.openxmlformats.org/officeDocument/2006/math" xmlns:v="urn:schemas-microsoft-com:vml" xmlns:wp14="http://schemas.microsoft.com/office/word/2010/wordprocessingDrawing" xmlns:wp="http://schemas.openxmlformats.org/drawingml/2006/wordprocessingDrawing" xmlns:w10="urn:schemas-microsoft-com:office:word" xmlns:w="http://schemas.openxmlformats.org/wordprocessingml/2006/main" xmlns:w14="http://schemas.microsoft.com/office/word/2010/wordml" xmlns:w15="http://schemas.microsoft.com/office/word/2012/wordml" xmlns:w16cex="http://schemas.microsoft.com/office/word/2018/wordml/cex" xmlns:w16cid="http://schemas.microsoft.com/office/word/2016/wordml/cid" xmlns:w16="http://schemas.microsoft.com/office/word/2018/wordml" xmlns:w16du="http://schemas.microsoft.com/office/word/2023/wordml/word16du" xmlns:w16sdtdh="http://schemas.microsoft.com/office/word/2020/wordml/sdtdatahash" xmlns:w16sdtfl="http://schemas.microsoft.com/office/word/2024/wordml/sdtformatlock" xmlns:w16se="http://schemas.microsoft.com/office/word/2015/wordml/symex" xmlns:wpg="http://schemas.microsoft.com/office/word/2010/wordprocessingGroup" xmlns:wpi="http://schemas.microsoft.com/office/word/2010/wordprocessingInk" xmlns:wne="http://schemas.microsoft.com/office/word/2006/wordml" xmlns:wps="http://schemas.microsoft.com/office/word/2010/wordprocessingShape" mc:Ignorable="w14 w15 w16se w16cid w16 w16cex w16sdtdh w16sdtfl w16du wp14">
+  <w:abstractNum w:abstractNumId="0" w15:restartNumberingAfterBreak="0">
     <w:nsid w:val="0000A990"/>
     <w:multiLevelType w:val="multilevel"/>
     <w:tmpl w:val="E1169774"/>
@@ -3765,7 +4745,7 @@
       <w:lvlText w:val=" "/>
       <w:lvlJc w:val="left"/>
       <w:pPr>
-        <w:ind w:hanging="360" w:left="720"/>
+        <w:ind w:left="720" w:hanging="360"/>
       </w:pPr>
     </w:lvl>
     <w:lvl w:ilvl="1">
@@ -3773,7 +4753,7 @@
       <w:lvlText w:val=" "/>
       <w:lvlJc w:val="left"/>
       <w:pPr>
-        <w:ind w:hanging="360" w:left="1440"/>
+        <w:ind w:left="1440" w:hanging="360"/>
       </w:pPr>
     </w:lvl>
     <w:lvl w:ilvl="2">
@@ -3781,7 +4761,7 @@
       <w:lvlText w:val=" "/>
       <w:lvlJc w:val="left"/>
       <w:pPr>
-        <w:ind w:hanging="360" w:left="2160"/>
+        <w:ind w:left="2160" w:hanging="360"/>
       </w:pPr>
     </w:lvl>
     <w:lvl w:ilvl="3">
@@ -3789,7 +4769,7 @@
       <w:lvlText w:val=" "/>
       <w:lvlJc w:val="left"/>
       <w:pPr>
-        <w:ind w:hanging="360" w:left="2880"/>
+        <w:ind w:left="2880" w:hanging="360"/>
       </w:pPr>
     </w:lvl>
     <w:lvl w:ilvl="4">
@@ -3797,7 +4777,7 @@
       <w:lvlText w:val=" "/>
       <w:lvlJc w:val="left"/>
       <w:pPr>
-        <w:ind w:hanging="360" w:left="3600"/>
+        <w:ind w:left="3600" w:hanging="360"/>
       </w:pPr>
     </w:lvl>
     <w:lvl w:ilvl="5">
@@ -3805,7 +4785,7 @@
       <w:lvlText w:val=" "/>
       <w:lvlJc w:val="left"/>
       <w:pPr>
-        <w:ind w:hanging="360" w:left="4320"/>
+        <w:ind w:left="4320" w:hanging="360"/>
       </w:pPr>
     </w:lvl>
     <w:lvl w:ilvl="6">
@@ -3813,7 +4793,7 @@
       <w:lvlText w:val=" "/>
       <w:lvlJc w:val="left"/>
       <w:pPr>
-        <w:ind w:hanging="360" w:left="5040"/>
+        <w:ind w:left="5040" w:hanging="360"/>
       </w:pPr>
     </w:lvl>
     <w:lvl w:ilvl="7">
@@ -3821,7 +4801,7 @@
       <w:lvlText w:val=" "/>
       <w:lvlJc w:val="left"/>
       <w:pPr>
-        <w:ind w:hanging="360" w:left="5760"/>
+        <w:ind w:left="5760" w:hanging="360"/>
       </w:pPr>
     </w:lvl>
     <w:lvl w:ilvl="8">
@@ -3829,11 +4809,201 @@
       <w:lvlText w:val=" "/>
       <w:lvlJc w:val="left"/>
       <w:pPr>
-        <w:ind w:hanging="360" w:left="6480"/>
+        <w:ind w:left="6480" w:hanging="360"/>
       </w:pPr>
     </w:lvl>
   </w:abstractNum>
-  <w:abstractNum ns2:restartNumberingAfterBreak="0" w:abstractNumId="1">
+  <w:abstractNum w:abstractNumId="1" w15:restartNumberingAfterBreak="0">
+    <w:nsid w:val="0000A991"/>
+    <w:multiLevelType w:val="multilevel"/>
+    <w:tmpl w:val="5E6CAD06"/>
+    <w:lvl w:ilvl="0">
+      <w:numFmt w:val="bullet"/>
+      <w:lvlText w:val=""/>
+      <w:lvlJc w:val="left"/>
+      <w:pPr>
+        <w:ind w:left="720" w:hanging="360"/>
+      </w:pPr>
+      <w:rPr>
+        <w:rFonts w:ascii="Symbol" w:hAnsi="Symbol" w:cs="Symbol" w:hint="default"/>
+      </w:rPr>
+    </w:lvl>
+    <w:lvl w:ilvl="1">
+      <w:numFmt w:val="bullet"/>
+      <w:lvlText w:val="o"/>
+      <w:lvlJc w:val="left"/>
+      <w:pPr>
+        <w:ind w:left="1440" w:hanging="360"/>
+      </w:pPr>
+      <w:rPr>
+        <w:rFonts w:ascii="Courier New" w:hAnsi="Courier New" w:cs="Courier New" w:hint="default"/>
+      </w:rPr>
+    </w:lvl>
+    <w:lvl w:ilvl="2">
+      <w:numFmt w:val="bullet"/>
+      <w:lvlText w:val=""/>
+      <w:lvlJc w:val="left"/>
+      <w:pPr>
+        <w:ind w:left="2160" w:hanging="360"/>
+      </w:pPr>
+      <w:rPr>
+        <w:rFonts w:ascii="Wingdings" w:hAnsi="Wingdings" w:cs="Wingdings" w:hint="default"/>
+      </w:rPr>
+    </w:lvl>
+    <w:lvl w:ilvl="3">
+      <w:numFmt w:val="bullet"/>
+      <w:lvlText w:val=""/>
+      <w:lvlJc w:val="left"/>
+      <w:pPr>
+        <w:ind w:left="2880" w:hanging="360"/>
+      </w:pPr>
+      <w:rPr>
+        <w:rFonts w:ascii="Symbol" w:hAnsi="Symbol" w:cs="Symbol" w:hint="default"/>
+      </w:rPr>
+    </w:lvl>
+    <w:lvl w:ilvl="4">
+      <w:numFmt w:val="bullet"/>
+      <w:lvlText w:val="o"/>
+      <w:lvlJc w:val="left"/>
+      <w:pPr>
+        <w:ind w:left="3600" w:hanging="360"/>
+      </w:pPr>
+      <w:rPr>
+        <w:rFonts w:ascii="Courier New" w:hAnsi="Courier New" w:cs="Courier New" w:hint="default"/>
+      </w:rPr>
+    </w:lvl>
+    <w:lvl w:ilvl="5">
+      <w:numFmt w:val="bullet"/>
+      <w:lvlText w:val=""/>
+      <w:lvlJc w:val="left"/>
+      <w:pPr>
+        <w:ind w:left="4320" w:hanging="360"/>
+      </w:pPr>
+      <w:rPr>
+        <w:rFonts w:ascii="Wingdings" w:hAnsi="Wingdings" w:cs="Wingdings" w:hint="default"/>
+      </w:rPr>
+    </w:lvl>
+    <w:lvl w:ilvl="6">
+      <w:numFmt w:val="bullet"/>
+      <w:lvlText w:val=""/>
+      <w:lvlJc w:val="left"/>
+      <w:pPr>
+        <w:ind w:left="5040" w:hanging="360"/>
+      </w:pPr>
+      <w:rPr>
+        <w:rFonts w:ascii="Symbol" w:hAnsi="Symbol" w:cs="Symbol" w:hint="default"/>
+      </w:rPr>
+    </w:lvl>
+    <w:lvl w:ilvl="7">
+      <w:numFmt w:val="bullet"/>
+      <w:lvlText w:val="o"/>
+      <w:lvlJc w:val="left"/>
+      <w:pPr>
+        <w:ind w:left="5760" w:hanging="360"/>
+      </w:pPr>
+      <w:rPr>
+        <w:rFonts w:ascii="Courier New" w:hAnsi="Courier New" w:cs="Courier New" w:hint="default"/>
+      </w:rPr>
+    </w:lvl>
+    <w:lvl w:ilvl="8">
+      <w:numFmt w:val="bullet"/>
+      <w:lvlText w:val=""/>
+      <w:lvlJc w:val="left"/>
+      <w:pPr>
+        <w:ind w:left="6480" w:hanging="360"/>
+      </w:pPr>
+      <w:rPr>
+        <w:rFonts w:ascii="Wingdings" w:hAnsi="Wingdings" w:cs="Wingdings" w:hint="default"/>
+      </w:rPr>
+    </w:lvl>
+  </w:abstractNum>
+  <w:abstractNum w:abstractNumId="2" w15:restartNumberingAfterBreak="0">
+    <w:nsid w:val="00A99201"/>
+    <w:multiLevelType w:val="multilevel"/>
+    <w:tmpl w:val="A8C8B004"/>
+    <w:lvl w:ilvl="0">
+      <w:start w:val="1"/>
+      <w:numFmt w:val="decimal"/>
+      <w:lvlText w:val="%1."/>
+      <w:lvlJc w:val="left"/>
+      <w:pPr>
+        <w:ind w:left="720" w:hanging="360"/>
+      </w:pPr>
+    </w:lvl>
+    <w:lvl w:ilvl="1">
+      <w:start w:val="1"/>
+      <w:numFmt w:val="lowerLetter"/>
+      <w:lvlText w:val="%2."/>
+      <w:lvlJc w:val="left"/>
+      <w:pPr>
+        <w:ind w:left="1440" w:hanging="360"/>
+      </w:pPr>
+    </w:lvl>
+    <w:lvl w:ilvl="2">
+      <w:start w:val="1"/>
+      <w:numFmt w:val="lowerRoman"/>
+      <w:lvlText w:val="%3."/>
+      <w:lvlJc w:val="left"/>
+      <w:pPr>
+        <w:ind w:left="2160" w:hanging="360"/>
+      </w:pPr>
+    </w:lvl>
+    <w:lvl w:ilvl="3">
+      <w:start w:val="1"/>
+      <w:numFmt w:val="decimal"/>
+      <w:lvlText w:val="%4."/>
+      <w:lvlJc w:val="left"/>
+      <w:pPr>
+        <w:ind w:left="2880" w:hanging="360"/>
+      </w:pPr>
+    </w:lvl>
+    <w:lvl w:ilvl="4">
+      <w:start w:val="1"/>
+      <w:numFmt w:val="lowerLetter"/>
+      <w:lvlText w:val="%5."/>
+      <w:lvlJc w:val="left"/>
+      <w:pPr>
+        <w:ind w:left="3600" w:hanging="360"/>
+      </w:pPr>
+    </w:lvl>
+    <w:lvl w:ilvl="5">
+      <w:start w:val="1"/>
+      <w:numFmt w:val="lowerRoman"/>
+      <w:lvlText w:val="%6."/>
+      <w:lvlJc w:val="left"/>
+      <w:pPr>
+        <w:ind w:left="4320" w:hanging="360"/>
+      </w:pPr>
+    </w:lvl>
+    <w:lvl w:ilvl="6">
+      <w:start w:val="1"/>
+      <w:numFmt w:val="decimal"/>
+      <w:lvlText w:val="%7."/>
+      <w:lvlJc w:val="left"/>
+      <w:pPr>
+        <w:ind w:left="5040" w:hanging="360"/>
+      </w:pPr>
+    </w:lvl>
+    <w:lvl w:ilvl="7">
+      <w:start w:val="1"/>
+      <w:numFmt w:val="lowerLetter"/>
+      <w:lvlText w:val="%8."/>
+      <w:lvlJc w:val="left"/>
+      <w:pPr>
+        <w:ind w:left="5760" w:hanging="360"/>
+      </w:pPr>
+    </w:lvl>
+    <w:lvl w:ilvl="8">
+      <w:start w:val="1"/>
+      <w:numFmt w:val="lowerRoman"/>
+      <w:lvlText w:val="%9."/>
+      <w:lvlJc w:val="left"/>
+      <w:pPr>
+        <w:ind w:left="6480" w:hanging="360"/>
+      </w:pPr>
+    </w:lvl>
+  </w:abstractNum>
+  <w:abstractNum w:abstractNumId="3" w15:restartNumberingAfterBreak="0">
     <w:nsid w:val="3A494C13"/>
     <w:multiLevelType w:val="hybridMultilevel"/>
     <w:tmpl w:val="13F2956A"/>
@@ -3843,86 +5013,86 @@
       <w:lvlText w:val="%1"/>
       <w:lvlJc w:val="left"/>
       <w:pPr>
-        <w:ind w:hanging="440" w:left="440"/>
+        <w:ind w:left="440" w:hanging="440"/>
       </w:pPr>
       <w:rPr>
         <w:rFonts w:hint="eastAsia"/>
       </w:rPr>
     </w:lvl>
-    <w:lvl w:ilvl="1" w:tentative="1" w:tplc="04090019">
+    <w:lvl w:ilvl="1" w:tplc="04090019" w:tentative="1">
       <w:start w:val="1"/>
       <w:numFmt w:val="lowerLetter"/>
       <w:lvlText w:val="%2)"/>
       <w:lvlJc w:val="left"/>
       <w:pPr>
-        <w:ind w:hanging="440" w:left="880"/>
+        <w:ind w:left="880" w:hanging="440"/>
       </w:pPr>
     </w:lvl>
-    <w:lvl w:ilvl="2" w:tentative="1" w:tplc="0409001B">
+    <w:lvl w:ilvl="2" w:tplc="0409001B" w:tentative="1">
       <w:start w:val="1"/>
       <w:numFmt w:val="lowerRoman"/>
       <w:lvlText w:val="%3."/>
       <w:lvlJc w:val="right"/>
       <w:pPr>
-        <w:ind w:hanging="440" w:left="1320"/>
+        <w:ind w:left="1320" w:hanging="440"/>
       </w:pPr>
     </w:lvl>
-    <w:lvl w:ilvl="3" w:tentative="1" w:tplc="0409000F">
+    <w:lvl w:ilvl="3" w:tplc="0409000F" w:tentative="1">
       <w:start w:val="1"/>
       <w:numFmt w:val="decimal"/>
       <w:lvlText w:val="%4."/>
       <w:lvlJc w:val="left"/>
       <w:pPr>
-        <w:ind w:hanging="440" w:left="1760"/>
+        <w:ind w:left="1760" w:hanging="440"/>
       </w:pPr>
     </w:lvl>
-    <w:lvl w:ilvl="4" w:tentative="1" w:tplc="04090019">
+    <w:lvl w:ilvl="4" w:tplc="04090019" w:tentative="1">
       <w:start w:val="1"/>
       <w:numFmt w:val="lowerLetter"/>
       <w:lvlText w:val="%5)"/>
       <w:lvlJc w:val="left"/>
       <w:pPr>
-        <w:ind w:hanging="440" w:left="2200"/>
+        <w:ind w:left="2200" w:hanging="440"/>
       </w:pPr>
     </w:lvl>
-    <w:lvl w:ilvl="5" w:tentative="1" w:tplc="0409001B">
+    <w:lvl w:ilvl="5" w:tplc="0409001B" w:tentative="1">
       <w:start w:val="1"/>
       <w:numFmt w:val="lowerRoman"/>
       <w:lvlText w:val="%6."/>
       <w:lvlJc w:val="right"/>
       <w:pPr>
-        <w:ind w:hanging="440" w:left="2640"/>
+        <w:ind w:left="2640" w:hanging="440"/>
       </w:pPr>
     </w:lvl>
-    <w:lvl w:ilvl="6" w:tentative="1" w:tplc="0409000F">
+    <w:lvl w:ilvl="6" w:tplc="0409000F" w:tentative="1">
       <w:start w:val="1"/>
       <w:numFmt w:val="decimal"/>
       <w:lvlText w:val="%7."/>
       <w:lvlJc w:val="left"/>
       <w:pPr>
-        <w:ind w:hanging="440" w:left="3080"/>
+        <w:ind w:left="3080" w:hanging="440"/>
       </w:pPr>
     </w:lvl>
-    <w:lvl w:ilvl="7" w:tentative="1" w:tplc="04090019">
+    <w:lvl w:ilvl="7" w:tplc="04090019" w:tentative="1">
       <w:start w:val="1"/>
       <w:numFmt w:val="lowerLetter"/>
       <w:lvlText w:val="%8)"/>
       <w:lvlJc w:val="left"/>
       <w:pPr>
-        <w:ind w:hanging="440" w:left="3520"/>
+        <w:ind w:left="3520" w:hanging="440"/>
       </w:pPr>
     </w:lvl>
-    <w:lvl w:ilvl="8" w:tentative="1" w:tplc="0409001B">
+    <w:lvl w:ilvl="8" w:tplc="0409001B" w:tentative="1">
       <w:start w:val="1"/>
       <w:numFmt w:val="lowerRoman"/>
       <w:lvlText w:val="%9."/>
       <w:lvlJc w:val="right"/>
       <w:pPr>
-        <w:ind w:hanging="440" w:left="3960"/>
+        <w:ind w:left="3960" w:hanging="440"/>
       </w:pPr>
     </w:lvl>
   </w:abstractNum>
-  <w:abstractNum ns2:restartNumberingAfterBreak="0" w:abstractNumId="2">
+  <w:abstractNum w:abstractNumId="4" w15:restartNumberingAfterBreak="0">
     <w:nsid w:val="54D53319"/>
     <w:multiLevelType w:val="multilevel"/>
     <w:tmpl w:val="E5F81554"/>
@@ -3933,9 +5103,9 @@
       <w:lvlJc w:val="left"/>
       <w:pPr>
         <w:tabs>
-          <w:tab w:pos="360" w:val="num"/>
+          <w:tab w:val="num" w:pos="360"/>
         </w:tabs>
-        <w:ind w:hanging="360" w:left="360"/>
+        <w:ind w:left="360" w:hanging="360"/>
       </w:pPr>
     </w:lvl>
     <w:lvl w:ilvl="1">
@@ -3945,9 +5115,9 @@
       <w:lvlJc w:val="left"/>
       <w:pPr>
         <w:tabs>
-          <w:tab w:pos="540" w:val="num"/>
+          <w:tab w:val="num" w:pos="540"/>
         </w:tabs>
-        <w:ind w:hanging="360" w:left="540"/>
+        <w:ind w:left="540" w:hanging="360"/>
       </w:pPr>
     </w:lvl>
     <w:lvl w:ilvl="2">
@@ -3957,9 +5127,9 @@
       <w:lvlJc w:val="left"/>
       <w:pPr>
         <w:tabs>
-          <w:tab w:pos="720" w:val="num"/>
+          <w:tab w:val="num" w:pos="720"/>
         </w:tabs>
-        <w:ind w:hanging="360" w:left="720"/>
+        <w:ind w:left="720" w:hanging="360"/>
       </w:pPr>
     </w:lvl>
     <w:lvl w:ilvl="3">
@@ -3993,7 +5163,7 @@
       <w:lvlJc w:val="left"/>
     </w:lvl>
   </w:abstractNum>
-  <w:abstractNum ns2:restartNumberingAfterBreak="0" w:abstractNumId="3">
+  <w:abstractNum w:abstractNumId="5" w15:restartNumberingAfterBreak="0">
     <w:nsid w:val="63C8339E"/>
     <w:multiLevelType w:val="hybridMultilevel"/>
     <w:tmpl w:val="A672CC52"/>
@@ -4003,89 +5173,89 @@
       <w:lvlText w:val="1.%1."/>
       <w:lvlJc w:val="left"/>
       <w:pPr>
-        <w:ind w:hanging="440" w:left="440"/>
+        <w:ind w:left="440" w:hanging="440"/>
       </w:pPr>
       <w:rPr>
         <w:rFonts w:hint="eastAsia"/>
       </w:rPr>
     </w:lvl>
-    <w:lvl w:ilvl="1" w:tentative="1" w:tplc="04090019">
+    <w:lvl w:ilvl="1" w:tplc="04090019" w:tentative="1">
       <w:start w:val="1"/>
       <w:numFmt w:val="lowerLetter"/>
       <w:lvlText w:val="%2)"/>
       <w:lvlJc w:val="left"/>
       <w:pPr>
-        <w:ind w:hanging="440" w:left="880"/>
+        <w:ind w:left="880" w:hanging="440"/>
       </w:pPr>
     </w:lvl>
-    <w:lvl w:ilvl="2" w:tentative="1" w:tplc="0409001B">
+    <w:lvl w:ilvl="2" w:tplc="0409001B" w:tentative="1">
       <w:start w:val="1"/>
       <w:numFmt w:val="lowerRoman"/>
       <w:lvlText w:val="%3."/>
       <w:lvlJc w:val="right"/>
       <w:pPr>
-        <w:ind w:hanging="440" w:left="1320"/>
+        <w:ind w:left="1320" w:hanging="440"/>
       </w:pPr>
     </w:lvl>
-    <w:lvl w:ilvl="3" w:tentative="1" w:tplc="0409000F">
+    <w:lvl w:ilvl="3" w:tplc="0409000F" w:tentative="1">
       <w:start w:val="1"/>
       <w:numFmt w:val="decimal"/>
       <w:lvlText w:val="%4."/>
       <w:lvlJc w:val="left"/>
       <w:pPr>
-        <w:ind w:hanging="440" w:left="1760"/>
+        <w:ind w:left="1760" w:hanging="440"/>
       </w:pPr>
     </w:lvl>
-    <w:lvl w:ilvl="4" w:tentative="1" w:tplc="04090019">
+    <w:lvl w:ilvl="4" w:tplc="04090019" w:tentative="1">
       <w:start w:val="1"/>
       <w:numFmt w:val="lowerLetter"/>
       <w:lvlText w:val="%5)"/>
       <w:lvlJc w:val="left"/>
       <w:pPr>
-        <w:ind w:hanging="440" w:left="2200"/>
+        <w:ind w:left="2200" w:hanging="440"/>
       </w:pPr>
     </w:lvl>
-    <w:lvl w:ilvl="5" w:tentative="1" w:tplc="0409001B">
+    <w:lvl w:ilvl="5" w:tplc="0409001B" w:tentative="1">
       <w:start w:val="1"/>
       <w:numFmt w:val="lowerRoman"/>
       <w:lvlText w:val="%6."/>
       <w:lvlJc w:val="right"/>
       <w:pPr>
-        <w:ind w:hanging="440" w:left="2640"/>
+        <w:ind w:left="2640" w:hanging="440"/>
       </w:pPr>
     </w:lvl>
-    <w:lvl w:ilvl="6" w:tentative="1" w:tplc="0409000F">
+    <w:lvl w:ilvl="6" w:tplc="0409000F" w:tentative="1">
       <w:start w:val="1"/>
       <w:numFmt w:val="decimal"/>
       <w:lvlText w:val="%7."/>
       <w:lvlJc w:val="left"/>
       <w:pPr>
-        <w:ind w:hanging="440" w:left="3080"/>
+        <w:ind w:left="3080" w:hanging="440"/>
       </w:pPr>
     </w:lvl>
-    <w:lvl w:ilvl="7" w:tentative="1" w:tplc="04090019">
+    <w:lvl w:ilvl="7" w:tplc="04090019" w:tentative="1">
       <w:start w:val="1"/>
       <w:numFmt w:val="lowerLetter"/>
       <w:lvlText w:val="%8)"/>
       <w:lvlJc w:val="left"/>
       <w:pPr>
-        <w:ind w:hanging="440" w:left="3520"/>
+        <w:ind w:left="3520" w:hanging="440"/>
       </w:pPr>
     </w:lvl>
-    <w:lvl w:ilvl="8" w:tentative="1" w:tplc="0409001B">
+    <w:lvl w:ilvl="8" w:tplc="0409001B" w:tentative="1">
       <w:start w:val="1"/>
       <w:numFmt w:val="lowerRoman"/>
       <w:lvlText w:val="%9."/>
       <w:lvlJc w:val="right"/>
       <w:pPr>
-        <w:ind w:hanging="440" w:left="3960"/>
+        <w:ind w:left="3960" w:hanging="440"/>
       </w:pPr>
     </w:lvl>
   </w:abstractNum>
-  <w:abstractNum ns2:restartNumberingAfterBreak="0" w:abstractNumId="4">
-    <w:nsid w:val="70066944"/>
+  <w:abstractNum w:abstractNumId="6" w15:restartNumberingAfterBreak="0">
+    <w:nsid w:val="665D4CF1"/>
     <w:multiLevelType w:val="multilevel"/>
-    <w:tmpl w:val="41A2572A"/>
+    <w:tmpl w:val="14B231C0"/>
     <w:lvl w:ilvl="0">
       <w:start w:val="1"/>
       <w:numFmt w:val="decimal"/>
@@ -4094,9 +5264,9 @@
       <w:lvlJc w:val="left"/>
       <w:pPr>
         <w:tabs>
-          <w:tab w:pos="360" w:val="num"/>
+          <w:tab w:val="num" w:pos="360"/>
         </w:tabs>
-        <w:ind w:hanging="360" w:left="360"/>
+        <w:ind w:left="360" w:hanging="360"/>
       </w:pPr>
     </w:lvl>
     <w:lvl w:ilvl="1">
@@ -4107,9 +5277,9 @@
       <w:lvlJc w:val="left"/>
       <w:pPr>
         <w:tabs>
-          <w:tab w:pos="540" w:val="num"/>
+          <w:tab w:val="num" w:pos="540"/>
         </w:tabs>
-        <w:ind w:hanging="360" w:left="540"/>
+        <w:ind w:left="540" w:hanging="360"/>
       </w:pPr>
     </w:lvl>
     <w:lvl w:ilvl="2">
@@ -4120,9 +5290,9 @@
       <w:lvlJc w:val="left"/>
       <w:pPr>
         <w:tabs>
-          <w:tab w:pos="720" w:val="num"/>
+          <w:tab w:val="num" w:pos="720"/>
         </w:tabs>
-        <w:ind w:hanging="360" w:left="720"/>
+        <w:ind w:left="720" w:hanging="360"/>
       </w:pPr>
     </w:lvl>
     <w:lvl w:ilvl="3">
@@ -4156,12 +5326,13 @@
       <w:lvlJc w:val="left"/>
     </w:lvl>
   </w:abstractNum>
-  <w:abstractNum w:abstractNumId="99">
+  <w:abstractNum w:abstractNumId="7" w15:restartNumberingAfterBreak="0">
+    <w:nsid w:val="70066944"/>
     <w:multiLevelType w:val="multilevel"/>
+    <w:tmpl w:val="41A2572A"/>
     <w:lvl w:ilvl="0">
       <w:start w:val="1"/>
       <w:numFmt w:val="decimal"/>
-      <w:pStyle w:val="LptHeading1"/>
       <w:lvlText w:val="%1"/>
       <w:lvlJc w:val="left"/>
       <w:pPr>
@@ -4174,7 +5345,6 @@
     <w:lvl w:ilvl="1">
       <w:start w:val="1"/>
       <w:numFmt w:val="decimal"/>
-      <w:pStyle w:val="LptHeading2"/>
       <w:lvlText w:val="%1.%2"/>
       <w:lvlJc w:val="left"/>
       <w:pPr>
@@ -4187,7 +5357,6 @@
     <w:lvl w:ilvl="2">
       <w:start w:val="1"/>
       <w:numFmt w:val="decimal"/>
-      <w:pStyle w:val="LptHeading3"/>
       <w:lvlText w:val="%1.%2.%3"/>
       <w:lvlJc w:val="left"/>
       <w:pPr>
@@ -4197,288 +5366,54 @@
         <w:ind w:left="720" w:hanging="360"/>
       </w:pPr>
     </w:lvl>
-  </w:abstractNum>
-  <w:abstractNum w:abstractNumId="990">
-    <w:nsid w:val="0000A990"/>
-    <w:multiLevelType w:val="multilevel"/>
-    <w:lvl w:ilvl="0">
-      <w:numFmt w:val="bullet"/>
-      <w:lvlText w:val=" "/>
+    <w:lvl w:ilvl="3">
+      <w:numFmt w:val="decimal"/>
+      <w:lvlText w:val=""/>
       <w:lvlJc w:val="left"/>
-      <w:pPr>
-        <w:ind w:left="720" w:hanging="360"/>
-      </w:pPr>
-    </w:lvl>
-    <w:lvl w:ilvl="1">
-      <w:numFmt w:val="bullet"/>
-      <w:lvlText w:val=" "/>
-      <w:lvlJc w:val="left"/>
-      <w:pPr>
-        <w:ind w:left="1440" w:hanging="360"/>
-      </w:pPr>
-    </w:lvl>
-    <w:lvl w:ilvl="2">
-      <w:numFmt w:val="bullet"/>
-      <w:lvlText w:val=" "/>
-      <w:lvlJc w:val="left"/>
-      <w:pPr>
-        <w:ind w:left="2160" w:hanging="360"/>
-      </w:pPr>
-    </w:lvl>
-    <w:lvl w:ilvl="3">
-      <w:numFmt w:val="bullet"/>
-      <w:lvlText w:val=" "/>
-      <w:lvlJc w:val="left"/>
-      <w:pPr>
-        <w:ind w:left="2880" w:hanging="360"/>
-      </w:pPr>
     </w:lvl>
     <w:lvl w:ilvl="4">
-      <w:numFmt w:val="bullet"/>
-      <w:lvlText w:val=" "/>
+      <w:numFmt w:val="decimal"/>
+      <w:lvlText w:val=""/>
       <w:lvlJc w:val="left"/>
-      <w:pPr>
-        <w:ind w:left="3600" w:hanging="360"/>
-      </w:pPr>
     </w:lvl>
     <w:lvl w:ilvl="5">
-      <w:numFmt w:val="bullet"/>
-      <w:lvlText w:val=" "/>
+      <w:numFmt w:val="decimal"/>
+      <w:lvlText w:val=""/>
       <w:lvlJc w:val="left"/>
-      <w:pPr>
-        <w:ind w:left="4320" w:hanging="360"/>
-      </w:pPr>
     </w:lvl>
     <w:lvl w:ilvl="6">
-      <w:numFmt w:val="bullet"/>
-      <w:lvlText w:val=" "/>
+      <w:numFmt w:val="decimal"/>
+      <w:lvlText w:val=""/>
       <w:lvlJc w:val="left"/>
-      <w:pPr>
-        <w:ind w:left="5040" w:hanging="360"/>
-      </w:pPr>
     </w:lvl>
     <w:lvl w:ilvl="7">
-      <w:numFmt w:val="bullet"/>
-      <w:lvlText w:val=" "/>
+      <w:numFmt w:val="decimal"/>
+      <w:lvlText w:val=""/>
       <w:lvlJc w:val="left"/>
-      <w:pPr>
-        <w:ind w:left="5760" w:hanging="360"/>
-      </w:pPr>
     </w:lvl>
     <w:lvl w:ilvl="8">
-      <w:numFmt w:val="bullet"/>
-      <w:lvlText w:val=" "/>
+      <w:numFmt w:val="decimal"/>
+      <w:lvlText w:val=""/>
       <w:lvlJc w:val="left"/>
-      <w:pPr>
-        <w:ind w:left="6480" w:hanging="360"/>
-      </w:pPr>
     </w:lvl>
   </w:abstractNum>
-  <w:abstractNum w:abstractNumId="99201">
-    <w:nsid w:val="00A99201"/>
-    <w:multiLevelType w:val="multilevel"/>
-    <w:lvl w:ilvl="0">
-      <w:start w:val="1"/>
-      <w:numFmt w:val="decimal"/>
-      <w:lvlText w:val="%1."/>
-      <w:lvlJc w:val="left"/>
-      <w:pPr>
-        <w:ind w:left="720" w:hanging="360"/>
-      </w:pPr>
-    </w:lvl>
-    <w:lvl w:ilvl="1">
-      <w:start w:val="1"/>
-      <w:numFmt w:val="lowerLetter"/>
-      <w:lvlText w:val="%2."/>
-      <w:lvlJc w:val="left"/>
-      <w:pPr>
-        <w:ind w:left="1440" w:hanging="360"/>
-      </w:pPr>
-    </w:lvl>
-    <w:lvl w:ilvl="2">
-      <w:start w:val="1"/>
-      <w:numFmt w:val="lowerRoman"/>
-      <w:lvlText w:val="%3."/>
-      <w:lvlJc w:val="left"/>
-      <w:pPr>
-        <w:ind w:left="2160" w:hanging="360"/>
-      </w:pPr>
-    </w:lvl>
-    <w:lvl w:ilvl="3">
-      <w:start w:val="1"/>
-      <w:numFmt w:val="decimal"/>
-      <w:lvlText w:val="%4."/>
-      <w:lvlJc w:val="left"/>
-      <w:pPr>
-        <w:ind w:left="2880" w:hanging="360"/>
-      </w:pPr>
-    </w:lvl>
-    <w:lvl w:ilvl="4">
-      <w:start w:val="1"/>
-      <w:numFmt w:val="lowerLetter"/>
-      <w:lvlText w:val="%5."/>
-      <w:lvlJc w:val="left"/>
-      <w:pPr>
-        <w:ind w:left="3600" w:hanging="360"/>
-      </w:pPr>
-    </w:lvl>
-    <w:lvl w:ilvl="5">
-      <w:start w:val="1"/>
-      <w:numFmt w:val="lowerRoman"/>
-      <w:lvlText w:val="%6."/>
-      <w:lvlJc w:val="left"/>
-      <w:pPr>
-        <w:ind w:left="4320" w:hanging="360"/>
-      </w:pPr>
-    </w:lvl>
-    <w:lvl w:ilvl="6">
-      <w:start w:val="1"/>
-      <w:numFmt w:val="decimal"/>
-      <w:lvlText w:val="%7."/>
-      <w:lvlJc w:val="left"/>
-      <w:pPr>
-        <w:ind w:left="5040" w:hanging="360"/>
-      </w:pPr>
-    </w:lvl>
-    <w:lvl w:ilvl="7">
-      <w:start w:val="1"/>
-      <w:numFmt w:val="lowerLetter"/>
-      <w:lvlText w:val="%8."/>
-      <w:lvlJc w:val="left"/>
-      <w:pPr>
-        <w:ind w:left="5760" w:hanging="360"/>
-      </w:pPr>
-    </w:lvl>
-    <w:lvl w:ilvl="8">
-      <w:start w:val="1"/>
-      <w:numFmt w:val="lowerRoman"/>
-      <w:lvlText w:val="%9."/>
-      <w:lvlJc w:val="left"/>
-      <w:pPr>
-        <w:ind w:left="6480" w:hanging="360"/>
-      </w:pPr>
-    </w:lvl>
-  </w:abstractNum>
-  <w:abstractNum w:abstractNumId="991">
-    <w:nsid w:val="0000A991"/>
-    <w:multiLevelType w:val="multilevel"/>
-    <w:lvl w:ilvl="0">
-      <w:numFmt w:val="bullet"/>
-      <w:lvlText w:val=""/>
-      <w:lvlJc w:val="left"/>
-      <w:pPr>
-        <w:ind w:left="720" w:hanging="360"/>
-      </w:pPr>
-      <w:rPr>
-        <w:rFonts w:ascii="Symbol" w:hAnsi="Symbol" w:cs="Symbol" w:hint="default"/>
-      </w:rPr>
-    </w:lvl>
-    <w:lvl w:ilvl="1">
-      <w:numFmt w:val="bullet"/>
-      <w:lvlText w:val="o"/>
-      <w:lvlJc w:val="left"/>
-      <w:pPr>
-        <w:ind w:left="1440" w:hanging="360"/>
-      </w:pPr>
-      <w:rPr>
-        <w:rFonts w:ascii="Courier New" w:hAnsi="Courier New" w:cs="Courier New" w:hint="default"/>
-      </w:rPr>
-    </w:lvl>
-    <w:lvl w:ilvl="2">
-      <w:numFmt w:val="bullet"/>
-      <w:lvlText w:val=""/>
-      <w:lvlJc w:val="left"/>
-      <w:pPr>
-        <w:ind w:left="2160" w:hanging="360"/>
-      </w:pPr>
-      <w:rPr>
-        <w:rFonts w:ascii="Wingdings" w:hAnsi="Wingdings" w:cs="Wingdings" w:hint="default"/>
-      </w:rPr>
-    </w:lvl>
-    <w:lvl w:ilvl="3">
-      <w:numFmt w:val="bullet"/>
-      <w:lvlText w:val=""/>
-      <w:lvlJc w:val="left"/>
-      <w:pPr>
-        <w:ind w:left="2880" w:hanging="360"/>
-      </w:pPr>
-      <w:rPr>
-        <w:rFonts w:ascii="Symbol" w:hAnsi="Symbol" w:cs="Symbol" w:hint="default"/>
-      </w:rPr>
-    </w:lvl>
-    <w:lvl w:ilvl="4">
-      <w:numFmt w:val="bullet"/>
-      <w:lvlText w:val="o"/>
-      <w:lvlJc w:val="left"/>
-      <w:pPr>
-        <w:ind w:left="3600" w:hanging="360"/>
-      </w:pPr>
-      <w:rPr>
-        <w:rFonts w:ascii="Courier New" w:hAnsi="Courier New" w:cs="Courier New" w:hint="default"/>
-      </w:rPr>
-    </w:lvl>
-    <w:lvl w:ilvl="5">
-      <w:numFmt w:val="bullet"/>
-      <w:lvlText w:val=""/>
-      <w:lvlJc w:val="left"/>
-      <w:pPr>
-        <w:ind w:left="4320" w:hanging="360"/>
-      </w:pPr>
-      <w:rPr>
-        <w:rFonts w:ascii="Wingdings" w:hAnsi="Wingdings" w:cs="Wingdings" w:hint="default"/>
-      </w:rPr>
-    </w:lvl>
-    <w:lvl w:ilvl="6">
-      <w:numFmt w:val="bullet"/>
-      <w:lvlText w:val=""/>
-      <w:lvlJc w:val="left"/>
-      <w:pPr>
-        <w:ind w:left="5040" w:hanging="360"/>
-      </w:pPr>
-      <w:rPr>
-        <w:rFonts w:ascii="Symbol" w:hAnsi="Symbol" w:cs="Symbol" w:hint="default"/>
-      </w:rPr>
-    </w:lvl>
-    <w:lvl w:ilvl="7">
-      <w:numFmt w:val="bullet"/>
-      <w:lvlText w:val="o"/>
-      <w:lvlJc w:val="left"/>
-      <w:pPr>
-        <w:ind w:left="5760" w:hanging="360"/>
-      </w:pPr>
-      <w:rPr>
-        <w:rFonts w:ascii="Courier New" w:hAnsi="Courier New" w:cs="Courier New" w:hint="default"/>
-      </w:rPr>
-    </w:lvl>
-    <w:lvl w:ilvl="8">
-      <w:numFmt w:val="bullet"/>
-      <w:lvlText w:val=""/>
-      <w:lvlJc w:val="left"/>
-      <w:pPr>
-        <w:ind w:left="6480" w:hanging="360"/>
-      </w:pPr>
-      <w:rPr>
-        <w:rFonts w:ascii="Wingdings" w:hAnsi="Wingdings" w:cs="Wingdings" w:hint="default"/>
-      </w:rPr>
-    </w:lvl>
-  </w:abstractNum>
-  <w:num ns3:durableId="2000958245" w:numId="1">
-    <w:abstractNumId w:val="2"/>
-  </w:num>
-  <w:num ns3:durableId="1485312545" w:numId="2">
+  <w:num w:numId="1" w16cid:durableId="2000958245">
     <w:abstractNumId w:val="4"/>
   </w:num>
-  <w:num ns3:durableId="54671412" w:numId="3">
+  <w:num w:numId="2" w16cid:durableId="1485312545">
+    <w:abstractNumId w:val="7"/>
+  </w:num>
+  <w:num w:numId="3" w16cid:durableId="54671412">
     <w:abstractNumId w:val="0"/>
   </w:num>
-  <w:num w:numId="99">
-    <w:abstractNumId w:val="99"/>
+  <w:num w:numId="4" w16cid:durableId="2035957703">
+    <w:abstractNumId w:val="6"/>
   </w:num>
-  <w:num w:numId="1000">
-    <w:abstractNumId w:val="990"/>
+  <w:num w:numId="5" w16cid:durableId="988442975">
+    <w:abstractNumId w:val="0"/>
   </w:num>
-  <w:num w:numId="1001">
-    <w:abstractNumId w:val="99201"/>
+  <w:num w:numId="6" w16cid:durableId="1279336569">
+    <w:abstractNumId w:val="2"/>
     <w:lvlOverride w:ilvl="0">
       <w:startOverride w:val="1"/>
     </w:lvlOverride>
@@ -4507,21 +5442,57 @@
       <w:startOverride w:val="1"/>
     </w:lvlOverride>
   </w:num>
-  <w:num w:numId="1002">
-    <w:abstractNumId w:val="991"/>
+  <w:num w:numId="7" w16cid:durableId="1808350006">
+    <w:abstractNumId w:val="1"/>
+  </w:num>
+  <w:num w:numId="8" w16cid:durableId="855734612">
+    <w:abstractNumId w:val="0"/>
+  </w:num>
+  <w:num w:numId="9" w16cid:durableId="866454222">
+    <w:abstractNumId w:val="2"/>
+    <w:lvlOverride w:ilvl="0">
+      <w:startOverride w:val="1"/>
+    </w:lvlOverride>
+    <w:lvlOverride w:ilvl="1">
+      <w:startOverride w:val="1"/>
+    </w:lvlOverride>
+    <w:lvlOverride w:ilvl="2">
+      <w:startOverride w:val="1"/>
+    </w:lvlOverride>
+    <w:lvlOverride w:ilvl="3">
+      <w:startOverride w:val="1"/>
+    </w:lvlOverride>
+    <w:lvlOverride w:ilvl="4">
+      <w:startOverride w:val="1"/>
+    </w:lvlOverride>
+    <w:lvlOverride w:ilvl="5">
+      <w:startOverride w:val="1"/>
+    </w:lvlOverride>
+    <w:lvlOverride w:ilvl="6">
+      <w:startOverride w:val="1"/>
+    </w:lvlOverride>
+    <w:lvlOverride w:ilvl="7">
+      <w:startOverride w:val="1"/>
+    </w:lvlOverride>
+    <w:lvlOverride w:ilvl="8">
+      <w:startOverride w:val="1"/>
+    </w:lvlOverride>
+  </w:num>
+  <w:num w:numId="10" w16cid:durableId="749541480">
+    <w:abstractNumId w:val="1"/>
   </w:num>
 </w:numbering>
 </file>
 
 <file path=word/styles.xml><?xml version="1.0" encoding="utf-8"?>
-<w:styles xmlns:ns1="http://schemas.openxmlformats.org/markup-compatibility/2006" xmlns:w="http://schemas.openxmlformats.org/wordprocessingml/2006/main" ns1:Ignorable="w14 w15 w16se w16cid w16 w16cex w16sdtdh w16sdtfl w16du">
+<w:styles xmlns:mc="http://schemas.openxmlformats.org/markup-compatibility/2006" xmlns:r="http://schemas.openxmlformats.org/officeDocument/2006/relationships" xmlns:w="http://schemas.openxmlformats.org/wordprocessingml/2006/main" xmlns:w14="http://schemas.microsoft.com/office/word/2010/wordml" xmlns:w15="http://schemas.microsoft.com/office/word/2012/wordml" xmlns:w16cex="http://schemas.microsoft.com/office/word/2018/wordml/cex" xmlns:w16cid="http://schemas.microsoft.com/office/word/2016/wordml/cid" xmlns:w16="http://schemas.microsoft.com/office/word/2018/wordml" xmlns:w16du="http://schemas.microsoft.com/office/word/2023/wordml/word16du" xmlns:w16sdtdh="http://schemas.microsoft.com/office/word/2020/wordml/sdtdatahash" xmlns:w16sdtfl="http://schemas.microsoft.com/office/word/2024/wordml/sdtformatlock" xmlns:w16se="http://schemas.microsoft.com/office/word/2015/wordml/symex" mc:Ignorable="w14 w15 w16se w16cid w16 w16cex w16sdtdh w16sdtfl w16du">
   <w:docDefaults>
     <w:rPrDefault>
       <w:rPr>
-        <w:rFonts w:asciiTheme="minorHAnsi" w:cstheme="minorBidi" w:eastAsiaTheme="minorEastAsia" w:hAnsiTheme="minorHAnsi"/>
+        <w:rFonts w:asciiTheme="minorHAnsi" w:eastAsiaTheme="minorEastAsia" w:hAnsiTheme="minorHAnsi" w:cstheme="minorBidi"/>
         <w:sz w:val="24"/>
         <w:szCs w:val="24"/>
-        <w:lang w:bidi="ar-SA" w:eastAsia="zh-CN" w:val="en-US"/>
+        <w:lang w:val="en-US" w:eastAsia="zh-CN" w:bidi="ar-SA"/>
       </w:rPr>
     </w:rPrDefault>
     <w:pPrDefault>
@@ -4530,7 +5501,7 @@
       </w:pPr>
     </w:pPrDefault>
   </w:docDefaults>
-  <w:latentStyles w:count="376" w:defLockedState="0" w:defQFormat="0" w:defSemiHidden="0" w:defUIPriority="0" w:defUnhideWhenUsed="0">
+  <w:latentStyles w:defLockedState="0" w:defUIPriority="0" w:defSemiHidden="0" w:defUnhideWhenUsed="0" w:defQFormat="0" w:count="376">
     <w:lsdException w:name="Normal Table" w:semiHidden="1" w:unhideWhenUsed="1"/>
     <w:lsdException w:name="Table Simple 1" w:semiHidden="1" w:unhideWhenUsed="1"/>
     <w:lsdException w:name="Table Simple 2" w:semiHidden="1" w:unhideWhenUsed="1"/>
@@ -4774,11 +5745,11 @@
     <w:lsdException w:name="Unresolved Mention" w:semiHidden="1" w:uiPriority="99" w:unhideWhenUsed="1"/>
     <w:lsdException w:name="Smart Link" w:semiHidden="1" w:uiPriority="99" w:unhideWhenUsed="1"/>
   </w:latentStyles>
-  <w:style w:default="1" w:styleId="a" w:type="paragraph">
+  <w:style w:type="paragraph" w:default="1" w:styleId="a">
     <w:name w:val="Normal"/>
     <w:qFormat/>
   </w:style>
-  <w:style w:styleId="1" w:type="paragraph">
+  <w:style w:type="paragraph" w:styleId="1">
     <w:name w:val="heading 1"/>
     <w:basedOn w:val="a"/>
     <w:next w:val="a0"/>
@@ -4789,17 +5760,17 @@
     <w:pPr>
       <w:keepNext/>
       <w:keepLines/>
-      <w:spacing w:after="80" w:before="360"/>
+      <w:spacing w:before="360" w:after="80"/>
       <w:outlineLvl w:val="0"/>
     </w:pPr>
     <w:rPr>
-      <w:rFonts w:asciiTheme="majorHAnsi" w:cstheme="majorBidi" w:eastAsiaTheme="majorEastAsia" w:hAnsiTheme="majorHAnsi"/>
-      <w:color w:themeColor="accent1" w:themeShade="BF" w:val="0F4761"/>
+      <w:rFonts w:asciiTheme="majorHAnsi" w:eastAsiaTheme="majorEastAsia" w:hAnsiTheme="majorHAnsi" w:cstheme="majorBidi"/>
+      <w:color w:val="0F4761" w:themeColor="accent1" w:themeShade="BF"/>
       <w:sz w:val="40"/>
       <w:szCs w:val="40"/>
     </w:rPr>
   </w:style>
-  <w:style w:styleId="2" w:type="paragraph">
+  <w:style w:type="paragraph" w:styleId="2">
     <w:name w:val="heading 2"/>
     <w:basedOn w:val="a"/>
     <w:next w:val="a0"/>
@@ -4812,17 +5783,17 @@
     <w:pPr>
       <w:keepNext/>
       <w:keepLines/>
-      <w:spacing w:after="80" w:before="160"/>
+      <w:spacing w:before="160" w:after="80"/>
       <w:outlineLvl w:val="1"/>
     </w:pPr>
     <w:rPr>
-      <w:rFonts w:asciiTheme="majorHAnsi" w:cstheme="majorBidi" w:eastAsiaTheme="majorEastAsia" w:hAnsiTheme="majorHAnsi"/>
-      <w:color w:themeColor="accent1" w:themeShade="BF" w:val="0F4761"/>
+      <w:rFonts w:asciiTheme="majorHAnsi" w:eastAsiaTheme="majorEastAsia" w:hAnsiTheme="majorHAnsi" w:cstheme="majorBidi"/>
+      <w:color w:val="0F4761" w:themeColor="accent1" w:themeShade="BF"/>
       <w:sz w:val="32"/>
       <w:szCs w:val="32"/>
     </w:rPr>
   </w:style>
-  <w:style w:styleId="3" w:type="paragraph">
+  <w:style w:type="paragraph" w:styleId="3">
     <w:name w:val="heading 3"/>
     <w:basedOn w:val="a"/>
     <w:next w:val="a0"/>
@@ -4835,17 +5806,17 @@
     <w:pPr>
       <w:keepNext/>
       <w:keepLines/>
-      <w:spacing w:after="80" w:before="160"/>
+      <w:spacing w:before="160" w:after="80"/>
       <w:outlineLvl w:val="2"/>
     </w:pPr>
     <w:rPr>
-      <w:rFonts w:cstheme="majorBidi" w:eastAsiaTheme="majorEastAsia"/>
-      <w:color w:themeColor="accent1" w:themeShade="BF" w:val="0F4761"/>
+      <w:rFonts w:eastAsiaTheme="majorEastAsia" w:cstheme="majorBidi"/>
+      <w:color w:val="0F4761" w:themeColor="accent1" w:themeShade="BF"/>
       <w:sz w:val="28"/>
       <w:szCs w:val="28"/>
     </w:rPr>
   </w:style>
-  <w:style w:styleId="4" w:type="paragraph">
+  <w:style w:type="paragraph" w:styleId="4">
     <w:name w:val="heading 4"/>
     <w:basedOn w:val="a"/>
     <w:next w:val="a0"/>
@@ -4858,17 +5829,17 @@
     <w:pPr>
       <w:keepNext/>
       <w:keepLines/>
-      <w:spacing w:after="40" w:before="80"/>
+      <w:spacing w:before="80" w:after="40"/>
       <w:outlineLvl w:val="3"/>
     </w:pPr>
     <w:rPr>
-      <w:rFonts w:cstheme="majorBidi" w:eastAsiaTheme="majorEastAsia"/>
+      <w:rFonts w:eastAsiaTheme="majorEastAsia" w:cstheme="majorBidi"/>
       <w:i/>
       <w:iCs/>
-      <w:color w:themeColor="accent1" w:themeShade="BF" w:val="0F4761"/>
-    </w:rPr>
-  </w:style>
-  <w:style w:styleId="5" w:type="paragraph">
+      <w:color w:val="0F4761" w:themeColor="accent1" w:themeShade="BF"/>
+    </w:rPr>
+  </w:style>
+  <w:style w:type="paragraph" w:styleId="5">
     <w:name w:val="heading 5"/>
     <w:basedOn w:val="a"/>
     <w:next w:val="a0"/>
@@ -4881,15 +5852,15 @@
     <w:pPr>
       <w:keepNext/>
       <w:keepLines/>
-      <w:spacing w:after="40" w:before="80"/>
+      <w:spacing w:before="80" w:after="40"/>
       <w:outlineLvl w:val="4"/>
     </w:pPr>
     <w:rPr>
-      <w:rFonts w:cstheme="majorBidi" w:eastAsiaTheme="majorEastAsia"/>
-      <w:color w:themeColor="accent1" w:themeShade="BF" w:val="0F4761"/>
-    </w:rPr>
-  </w:style>
-  <w:style w:styleId="6" w:type="paragraph">
+      <w:rFonts w:eastAsiaTheme="majorEastAsia" w:cstheme="majorBidi"/>
+      <w:color w:val="0F4761" w:themeColor="accent1" w:themeShade="BF"/>
+    </w:rPr>
+  </w:style>
+  <w:style w:type="paragraph" w:styleId="6">
     <w:name w:val="heading 6"/>
     <w:basedOn w:val="a"/>
     <w:next w:val="a0"/>
@@ -4902,17 +5873,17 @@
     <w:pPr>
       <w:keepNext/>
       <w:keepLines/>
-      <w:spacing w:after="0" w:before="40"/>
+      <w:spacing w:before="40" w:after="0"/>
       <w:outlineLvl w:val="5"/>
     </w:pPr>
     <w:rPr>
-      <w:rFonts w:cstheme="majorBidi" w:eastAsiaTheme="majorEastAsia"/>
+      <w:rFonts w:eastAsiaTheme="majorEastAsia" w:cstheme="majorBidi"/>
       <w:i/>
       <w:iCs/>
-      <w:color w:themeColor="text1" w:themeTint="A6" w:val="595959"/>
-    </w:rPr>
-  </w:style>
-  <w:style w:styleId="7" w:type="paragraph">
+      <w:color w:val="595959" w:themeColor="text1" w:themeTint="A6"/>
+    </w:rPr>
+  </w:style>
+  <w:style w:type="paragraph" w:styleId="7">
     <w:name w:val="heading 7"/>
     <w:basedOn w:val="a"/>
     <w:next w:val="a0"/>
@@ -4925,15 +5896,15 @@
     <w:pPr>
       <w:keepNext/>
       <w:keepLines/>
-      <w:spacing w:after="0" w:before="40"/>
+      <w:spacing w:before="40" w:after="0"/>
       <w:outlineLvl w:val="6"/>
     </w:pPr>
     <w:rPr>
-      <w:rFonts w:cstheme="majorBidi" w:eastAsiaTheme="majorEastAsia"/>
-      <w:color w:themeColor="text1" w:themeTint="A6" w:val="595959"/>
-    </w:rPr>
-  </w:style>
-  <w:style w:styleId="8" w:type="paragraph">
+      <w:rFonts w:eastAsiaTheme="majorEastAsia" w:cstheme="majorBidi"/>
+      <w:color w:val="595959" w:themeColor="text1" w:themeTint="A6"/>
+    </w:rPr>
+  </w:style>
+  <w:style w:type="paragraph" w:styleId="8">
     <w:name w:val="heading 8"/>
     <w:basedOn w:val="a"/>
     <w:next w:val="a0"/>
@@ -4950,13 +5921,13 @@
       <w:outlineLvl w:val="7"/>
     </w:pPr>
     <w:rPr>
-      <w:rFonts w:cstheme="majorBidi" w:eastAsiaTheme="majorEastAsia"/>
+      <w:rFonts w:eastAsiaTheme="majorEastAsia" w:cstheme="majorBidi"/>
       <w:i/>
       <w:iCs/>
-      <w:color w:themeColor="text1" w:themeTint="D8" w:val="272727"/>
-    </w:rPr>
-  </w:style>
-  <w:style w:styleId="9" w:type="paragraph">
+      <w:color w:val="272727" w:themeColor="text1" w:themeTint="D8"/>
+    </w:rPr>
+  </w:style>
+  <w:style w:type="paragraph" w:styleId="9">
     <w:name w:val="heading 9"/>
     <w:basedOn w:val="a"/>
     <w:next w:val="a0"/>
@@ -4973,60 +5944,60 @@
       <w:outlineLvl w:val="8"/>
     </w:pPr>
     <w:rPr>
-      <w:rFonts w:cstheme="majorBidi" w:eastAsiaTheme="majorEastAsia"/>
-      <w:color w:themeColor="text1" w:themeTint="D8" w:val="272727"/>
-    </w:rPr>
-  </w:style>
-  <w:style w:default="1" w:styleId="a1" w:type="character">
+      <w:rFonts w:eastAsiaTheme="majorEastAsia" w:cstheme="majorBidi"/>
+      <w:color w:val="272727" w:themeColor="text1" w:themeTint="D8"/>
+    </w:rPr>
+  </w:style>
+  <w:style w:type="character" w:default="1" w:styleId="a1">
     <w:name w:val="Default Paragraph Font"/>
     <w:uiPriority w:val="1"/>
     <w:semiHidden/>
     <w:unhideWhenUsed/>
   </w:style>
-  <w:style w:default="1" w:styleId="a2" w:type="table">
+  <w:style w:type="table" w:default="1" w:styleId="a2">
     <w:name w:val="Normal Table"/>
     <w:uiPriority w:val="99"/>
     <w:semiHidden/>
     <w:unhideWhenUsed/>
     <w:tblPr>
-      <w:tblInd w:type="dxa" w:w="0"/>
+      <w:tblInd w:w="0" w:type="dxa"/>
       <w:tblCellMar>
-        <w:top w:type="dxa" w:w="0"/>
-        <w:left w:type="dxa" w:w="108"/>
-        <w:bottom w:type="dxa" w:w="0"/>
-        <w:right w:type="dxa" w:w="108"/>
+        <w:top w:w="0" w:type="dxa"/>
+        <w:left w:w="108" w:type="dxa"/>
+        <w:bottom w:w="0" w:type="dxa"/>
+        <w:right w:w="108" w:type="dxa"/>
       </w:tblCellMar>
     </w:tblPr>
   </w:style>
-  <w:style w:default="1" w:styleId="a3" w:type="numbering">
+  <w:style w:type="numbering" w:default="1" w:styleId="a3">
     <w:name w:val="No List"/>
     <w:uiPriority w:val="99"/>
     <w:semiHidden/>
     <w:unhideWhenUsed/>
   </w:style>
-  <w:style w:styleId="a0" w:type="paragraph">
+  <w:style w:type="paragraph" w:styleId="a0">
     <w:name w:val="Body Text"/>
     <w:basedOn w:val="a"/>
     <w:qFormat/>
     <w:pPr>
-      <w:spacing w:after="180" w:before="180"/>
+      <w:spacing w:before="180" w:after="180"/>
     </w:pPr>
   </w:style>
-  <w:style w:customStyle="1" w:styleId="FirstParagraph" w:type="paragraph">
+  <w:style w:type="paragraph" w:customStyle="1" w:styleId="FirstParagraph">
     <w:name w:val="First Paragraph"/>
     <w:basedOn w:val="a0"/>
     <w:next w:val="a0"/>
     <w:qFormat/>
   </w:style>
-  <w:style w:customStyle="1" w:styleId="Compact" w:type="paragraph">
+  <w:style w:type="paragraph" w:customStyle="1" w:styleId="Compact">
     <w:name w:val="Compact"/>
     <w:basedOn w:val="LptBodyText"/>
     <w:qFormat/>
     <w:pPr>
-      <w:spacing w:after="36" w:before="36"/>
+      <w:spacing w:before="36" w:after="36"/>
     </w:pPr>
   </w:style>
-  <w:style w:styleId="a4" w:type="paragraph">
+  <w:style w:type="paragraph" w:styleId="a4">
     <w:name w:val="Title"/>
     <w:basedOn w:val="a"/>
     <w:next w:val="a0"/>
@@ -5040,24 +6011,24 @@
       <w:jc w:val="center"/>
     </w:pPr>
     <w:rPr>
-      <w:rFonts w:asciiTheme="majorHAnsi" w:cstheme="majorBidi" w:eastAsiaTheme="majorEastAsia" w:hAnsiTheme="majorHAnsi"/>
+      <w:rFonts w:asciiTheme="majorHAnsi" w:eastAsiaTheme="majorEastAsia" w:hAnsiTheme="majorHAnsi" w:cstheme="majorBidi"/>
       <w:sz w:val="56"/>
       <w:szCs w:val="56"/>
     </w:rPr>
   </w:style>
-  <w:style w:customStyle="1" w:styleId="a5" w:type="character">
+  <w:style w:type="character" w:customStyle="1" w:styleId="a5">
     <w:name w:val="标题 字符"/>
     <w:basedOn w:val="a1"/>
     <w:link w:val="a4"/>
     <w:uiPriority w:val="10"/>
     <w:rsid w:val="00A10FD9"/>
     <w:rPr>
-      <w:rFonts w:asciiTheme="majorHAnsi" w:cstheme="majorBidi" w:eastAsiaTheme="majorEastAsia" w:hAnsiTheme="majorHAnsi"/>
+      <w:rFonts w:asciiTheme="majorHAnsi" w:eastAsiaTheme="majorEastAsia" w:hAnsiTheme="majorHAnsi" w:cstheme="majorBidi"/>
       <w:sz w:val="56"/>
       <w:szCs w:val="56"/>
     </w:rPr>
   </w:style>
-  <w:style w:styleId="a6" w:type="paragraph">
+  <w:style w:type="paragraph" w:styleId="a6">
     <w:name w:val="Subtitle"/>
     <w:basedOn w:val="a4"/>
     <w:next w:val="a0"/>
@@ -5076,21 +6047,21 @@
       <w:szCs w:val="28"/>
     </w:rPr>
   </w:style>
-  <w:style w:customStyle="1" w:styleId="a7" w:type="character">
+  <w:style w:type="character" w:customStyle="1" w:styleId="a7">
     <w:name w:val="副标题 字符"/>
     <w:basedOn w:val="a1"/>
     <w:link w:val="a6"/>
     <w:uiPriority w:val="11"/>
     <w:rsid w:val="00A10FD9"/>
     <w:rPr>
-      <w:rFonts w:cstheme="majorBidi" w:eastAsiaTheme="majorEastAsia"/>
-      <w:color w:themeColor="text1" w:themeTint="A6" w:val="595959"/>
+      <w:rFonts w:eastAsiaTheme="majorEastAsia" w:cstheme="majorBidi"/>
+      <w:color w:val="595959" w:themeColor="text1" w:themeTint="A6"/>
       <w:spacing w:val="15"/>
       <w:sz w:val="28"/>
       <w:szCs w:val="28"/>
     </w:rPr>
   </w:style>
-  <w:style w:customStyle="1" w:styleId="Author" w:type="paragraph">
+  <w:style w:type="paragraph" w:customStyle="1" w:styleId="Author">
     <w:name w:val="Author"/>
     <w:basedOn w:val="a4"/>
     <w:next w:val="LptBodyText"/>
@@ -5104,7 +6075,7 @@
       <w:szCs w:val="24"/>
     </w:rPr>
   </w:style>
-  <w:style w:styleId="a8" w:type="paragraph">
+  <w:style w:type="paragraph" w:styleId="a8">
     <w:name w:val="Date"/>
     <w:basedOn w:val="a4"/>
     <w:next w:val="a0"/>
@@ -5118,14 +6089,14 @@
       <w:szCs w:val="24"/>
     </w:rPr>
   </w:style>
-  <w:style w:customStyle="1" w:styleId="AbstractTitle" w:type="paragraph">
+  <w:style w:type="paragraph" w:customStyle="1" w:styleId="AbstractTitle">
     <w:name w:val="Abstract Title"/>
     <w:basedOn w:val="a"/>
     <w:qFormat/>
     <w:pPr>
       <w:keepNext/>
       <w:keepLines/>
-      <w:spacing w:after="0" w:before="300"/>
+      <w:spacing w:before="300" w:after="0"/>
       <w:jc w:val="center"/>
     </w:pPr>
     <w:rPr>
@@ -5134,7 +6105,7 @@
       <w:szCs w:val="20"/>
     </w:rPr>
   </w:style>
-  <w:style w:customStyle="1" w:styleId="LptAbstract" w:type="paragraph">
+  <w:style w:type="paragraph" w:customStyle="1" w:styleId="LptAbstract">
     <w:name w:val="LptAbstract"/>
     <w:basedOn w:val="a"/>
     <w:next w:val="LptBodyText"/>
@@ -5143,8 +6114,8 @@
     <w:pPr>
       <w:keepNext/>
       <w:keepLines/>
-      <w:spacing w:after="240" w:before="720" w:line="360" w:lineRule="exact"/>
-      <w:ind w:left="200" w:leftChars="200" w:right="200" w:rightChars="200"/>
+      <w:spacing w:before="720" w:after="240" w:line="360" w:lineRule="exact"/>
+      <w:ind w:leftChars="200" w:left="200" w:rightChars="200" w:right="200"/>
       <w:jc w:val="both"/>
     </w:pPr>
     <w:rPr>
@@ -5153,25 +6124,25 @@
       <w:szCs w:val="20"/>
     </w:rPr>
   </w:style>
-  <w:style w:styleId="a9" w:type="paragraph">
+  <w:style w:type="paragraph" w:styleId="a9">
     <w:name w:val="Bibliography"/>
     <w:basedOn w:val="a"/>
     <w:qFormat/>
   </w:style>
-  <w:style w:customStyle="1" w:styleId="10" w:type="character">
+  <w:style w:type="character" w:customStyle="1" w:styleId="10">
     <w:name w:val="标题 1 字符"/>
     <w:basedOn w:val="a1"/>
     <w:link w:val="1"/>
     <w:uiPriority w:val="9"/>
     <w:rsid w:val="00A10FD9"/>
     <w:rPr>
-      <w:rFonts w:asciiTheme="majorHAnsi" w:cstheme="majorBidi" w:eastAsiaTheme="majorEastAsia" w:hAnsiTheme="majorHAnsi"/>
-      <w:color w:themeColor="accent1" w:themeShade="BF" w:val="0F4761"/>
+      <w:rFonts w:asciiTheme="majorHAnsi" w:eastAsiaTheme="majorEastAsia" w:hAnsiTheme="majorHAnsi" w:cstheme="majorBidi"/>
+      <w:color w:val="0F4761" w:themeColor="accent1" w:themeShade="BF"/>
       <w:sz w:val="40"/>
       <w:szCs w:val="40"/>
     </w:rPr>
   </w:style>
-  <w:style w:customStyle="1" w:styleId="20" w:type="character">
+  <w:style w:type="character" w:customStyle="1" w:styleId="20">
     <w:name w:val="标题 2 字符"/>
     <w:basedOn w:val="a1"/>
     <w:link w:val="2"/>
@@ -5179,13 +6150,13 @@
     <w:semiHidden/>
     <w:rsid w:val="00A10FD9"/>
     <w:rPr>
-      <w:rFonts w:asciiTheme="majorHAnsi" w:cstheme="majorBidi" w:eastAsiaTheme="majorEastAsia" w:hAnsiTheme="majorHAnsi"/>
-      <w:color w:themeColor="accent1" w:themeShade="BF" w:val="0F4761"/>
+      <w:rFonts w:asciiTheme="majorHAnsi" w:eastAsiaTheme="majorEastAsia" w:hAnsiTheme="majorHAnsi" w:cstheme="majorBidi"/>
+      <w:color w:val="0F4761" w:themeColor="accent1" w:themeShade="BF"/>
       <w:sz w:val="32"/>
       <w:szCs w:val="32"/>
     </w:rPr>
   </w:style>
-  <w:style w:customStyle="1" w:styleId="30" w:type="character">
+  <w:style w:type="character" w:customStyle="1" w:styleId="30">
     <w:name w:val="标题 3 字符"/>
     <w:basedOn w:val="a1"/>
     <w:link w:val="3"/>
@@ -5193,13 +6164,13 @@
     <w:semiHidden/>
     <w:rsid w:val="00A10FD9"/>
     <w:rPr>
-      <w:rFonts w:cstheme="majorBidi" w:eastAsiaTheme="majorEastAsia"/>
-      <w:color w:themeColor="accent1" w:themeShade="BF" w:val="0F4761"/>
+      <w:rFonts w:eastAsiaTheme="majorEastAsia" w:cstheme="majorBidi"/>
+      <w:color w:val="0F4761" w:themeColor="accent1" w:themeShade="BF"/>
       <w:sz w:val="28"/>
       <w:szCs w:val="28"/>
     </w:rPr>
   </w:style>
-  <w:style w:customStyle="1" w:styleId="40" w:type="character">
+  <w:style w:type="character" w:customStyle="1" w:styleId="40">
     <w:name w:val="标题 4 字符"/>
     <w:basedOn w:val="a1"/>
     <w:link w:val="4"/>
@@ -5207,13 +6178,13 @@
     <w:semiHidden/>
     <w:rsid w:val="00A10FD9"/>
     <w:rPr>
-      <w:rFonts w:cstheme="majorBidi" w:eastAsiaTheme="majorEastAsia"/>
+      <w:rFonts w:eastAsiaTheme="majorEastAsia" w:cstheme="majorBidi"/>
       <w:i/>
       <w:iCs/>
-      <w:color w:themeColor="accent1" w:themeShade="BF" w:val="0F4761"/>
-    </w:rPr>
-  </w:style>
-  <w:style w:customStyle="1" w:styleId="50" w:type="character">
+      <w:color w:val="0F4761" w:themeColor="accent1" w:themeShade="BF"/>
+    </w:rPr>
+  </w:style>
+  <w:style w:type="character" w:customStyle="1" w:styleId="50">
     <w:name w:val="标题 5 字符"/>
     <w:basedOn w:val="a1"/>
     <w:link w:val="5"/>
@@ -5221,11 +6192,11 @@
     <w:semiHidden/>
     <w:rsid w:val="00A10FD9"/>
     <w:rPr>
-      <w:rFonts w:cstheme="majorBidi" w:eastAsiaTheme="majorEastAsia"/>
-      <w:color w:themeColor="accent1" w:themeShade="BF" w:val="0F4761"/>
-    </w:rPr>
-  </w:style>
-  <w:style w:customStyle="1" w:styleId="60" w:type="character">
+      <w:rFonts w:eastAsiaTheme="majorEastAsia" w:cstheme="majorBidi"/>
+      <w:color w:val="0F4761" w:themeColor="accent1" w:themeShade="BF"/>
+    </w:rPr>
+  </w:style>
+  <w:style w:type="character" w:customStyle="1" w:styleId="60">
     <w:name w:val="标题 6 字符"/>
     <w:basedOn w:val="a1"/>
     <w:link w:val="6"/>
@@ -5233,13 +6204,13 @@
     <w:semiHidden/>
     <w:rsid w:val="00A10FD9"/>
     <w:rPr>
-      <w:rFonts w:cstheme="majorBidi" w:eastAsiaTheme="majorEastAsia"/>
+      <w:rFonts w:eastAsiaTheme="majorEastAsia" w:cstheme="majorBidi"/>
       <w:i/>
       <w:iCs/>
-      <w:color w:themeColor="text1" w:themeTint="A6" w:val="595959"/>
-    </w:rPr>
-  </w:style>
-  <w:style w:customStyle="1" w:styleId="70" w:type="character">
+      <w:color w:val="595959" w:themeColor="text1" w:themeTint="A6"/>
+    </w:rPr>
+  </w:style>
+  <w:style w:type="character" w:customStyle="1" w:styleId="70">
     <w:name w:val="标题 7 字符"/>
     <w:basedOn w:val="a1"/>
     <w:link w:val="7"/>
@@ -5247,11 +6218,11 @@
     <w:semiHidden/>
     <w:rsid w:val="00A10FD9"/>
     <w:rPr>
-      <w:rFonts w:cstheme="majorBidi" w:eastAsiaTheme="majorEastAsia"/>
-      <w:color w:themeColor="text1" w:themeTint="A6" w:val="595959"/>
-    </w:rPr>
-  </w:style>
-  <w:style w:customStyle="1" w:styleId="80" w:type="character">
+      <w:rFonts w:eastAsiaTheme="majorEastAsia" w:cstheme="majorBidi"/>
+      <w:color w:val="595959" w:themeColor="text1" w:themeTint="A6"/>
+    </w:rPr>
+  </w:style>
+  <w:style w:type="character" w:customStyle="1" w:styleId="80">
     <w:name w:val="标题 8 字符"/>
     <w:basedOn w:val="a1"/>
     <w:link w:val="8"/>
@@ -5259,13 +6230,13 @@
     <w:semiHidden/>
     <w:rsid w:val="00A10FD9"/>
     <w:rPr>
-      <w:rFonts w:cstheme="majorBidi" w:eastAsiaTheme="majorEastAsia"/>
+      <w:rFonts w:eastAsiaTheme="majorEastAsia" w:cstheme="majorBidi"/>
       <w:i/>
       <w:iCs/>
-      <w:color w:themeColor="text1" w:themeTint="D8" w:val="272727"/>
-    </w:rPr>
-  </w:style>
-  <w:style w:customStyle="1" w:styleId="90" w:type="character">
+      <w:color w:val="272727" w:themeColor="text1" w:themeTint="D8"/>
+    </w:rPr>
+  </w:style>
+  <w:style w:type="character" w:customStyle="1" w:styleId="90">
     <w:name w:val="标题 9 字符"/>
     <w:basedOn w:val="a1"/>
     <w:link w:val="9"/>
@@ -5273,11 +6244,11 @@
     <w:semiHidden/>
     <w:rsid w:val="00A10FD9"/>
     <w:rPr>
-      <w:rFonts w:cstheme="majorBidi" w:eastAsiaTheme="majorEastAsia"/>
-      <w:color w:themeColor="text1" w:themeTint="D8" w:val="272727"/>
-    </w:rPr>
-  </w:style>
-  <w:style w:styleId="aa" w:type="paragraph">
+      <w:rFonts w:eastAsiaTheme="majorEastAsia" w:cstheme="majorBidi"/>
+      <w:color w:val="272727" w:themeColor="text1" w:themeTint="D8"/>
+    </w:rPr>
+  </w:style>
+  <w:style w:type="paragraph" w:styleId="aa">
     <w:name w:val="Block Text"/>
     <w:basedOn w:val="a0"/>
     <w:next w:val="a0"/>
@@ -5285,18 +6256,18 @@
     <w:unhideWhenUsed/>
     <w:qFormat/>
     <w:pPr>
-      <w:spacing w:after="100" w:before="100"/>
+      <w:spacing w:before="100" w:after="100"/>
       <w:ind w:left="480" w:right="480"/>
     </w:pPr>
   </w:style>
-  <w:style w:styleId="ab" w:type="paragraph">
+  <w:style w:type="paragraph" w:styleId="ab">
     <w:name w:val="footnote text"/>
     <w:basedOn w:val="a"/>
     <w:uiPriority w:val="9"/>
     <w:unhideWhenUsed/>
     <w:qFormat/>
   </w:style>
-  <w:style w:customStyle="1" w:styleId="FootnoteBlockText" w:type="paragraph">
+  <w:style w:type="paragraph" w:customStyle="1" w:styleId="FootnoteBlockText">
     <w:name w:val="Footnote Block Text"/>
     <w:basedOn w:val="ab"/>
     <w:next w:val="ab"/>
@@ -5304,35 +6275,35 @@
     <w:unhideWhenUsed/>
     <w:qFormat/>
     <w:pPr>
-      <w:spacing w:after="100" w:before="100"/>
+      <w:spacing w:before="100" w:after="100"/>
       <w:ind w:left="480" w:right="480"/>
     </w:pPr>
   </w:style>
-  <w:style w:customStyle="1" w:styleId="Table" w:type="table">
+  <w:style w:type="table" w:customStyle="1" w:styleId="Table">
     <w:name w:val="Table"/>
     <w:semiHidden/>
     <w:unhideWhenUsed/>
     <w:qFormat/>
     <w:tblPr>
-      <w:tblInd w:type="dxa" w:w="0"/>
+      <w:tblInd w:w="0" w:type="dxa"/>
       <w:tblCellMar>
-        <w:top w:type="dxa" w:w="0"/>
-        <w:left w:type="dxa" w:w="108"/>
-        <w:bottom w:type="dxa" w:w="0"/>
-        <w:right w:type="dxa" w:w="108"/>
+        <w:top w:w="0" w:type="dxa"/>
+        <w:left w:w="108" w:type="dxa"/>
+        <w:bottom w:w="0" w:type="dxa"/>
+        <w:right w:w="108" w:type="dxa"/>
       </w:tblCellMar>
     </w:tblPr>
     <w:tblStylePr w:type="firstRow">
       <w:tblPr/>
       <w:tcPr>
         <w:tcBorders>
-          <w:bottom w:color="auto" w:space="0" w:sz="0" w:val="single"/>
+          <w:bottom w:val="single" w:sz="0" w:space="0" w:color="auto"/>
         </w:tcBorders>
         <w:vAlign w:val="bottom"/>
       </w:tcPr>
     </w:tblStylePr>
   </w:style>
-  <w:style w:customStyle="1" w:styleId="DefinitionTerm" w:type="paragraph">
+  <w:style w:type="paragraph" w:customStyle="1" w:styleId="DefinitionTerm">
     <w:name w:val="Definition Term"/>
     <w:basedOn w:val="a"/>
     <w:next w:val="Definition"/>
@@ -5345,11 +6316,11 @@
       <w:b/>
     </w:rPr>
   </w:style>
-  <w:style w:customStyle="1" w:styleId="Definition" w:type="paragraph">
+  <w:style w:type="paragraph" w:customStyle="1" w:styleId="Definition">
     <w:name w:val="Definition"/>
     <w:basedOn w:val="a"/>
   </w:style>
-  <w:style w:styleId="ac" w:type="paragraph">
+  <w:style w:type="paragraph" w:styleId="ac">
     <w:name w:val="caption"/>
     <w:basedOn w:val="a"/>
     <w:link w:val="ad"/>
@@ -5360,22 +6331,22 @@
       <w:i/>
     </w:rPr>
   </w:style>
-  <w:style w:customStyle="1" w:styleId="TableCaption" w:type="paragraph">
+  <w:style w:type="paragraph" w:customStyle="1" w:styleId="TableCaption">
     <w:name w:val="Table Caption"/>
     <w:basedOn w:val="ac"/>
     <w:pPr>
       <w:keepNext/>
     </w:pPr>
   </w:style>
-  <w:style w:customStyle="1" w:styleId="ImageCaption" w:type="paragraph">
+  <w:style w:type="paragraph" w:customStyle="1" w:styleId="ImageCaption">
     <w:name w:val="Image Caption"/>
     <w:basedOn w:val="ac"/>
   </w:style>
-  <w:style w:customStyle="1" w:styleId="Figure" w:type="paragraph">
+  <w:style w:type="paragraph" w:customStyle="1" w:styleId="Figure">
     <w:name w:val="Figure"/>
     <w:basedOn w:val="a"/>
   </w:style>
-  <w:style w:customStyle="1" w:styleId="CaptionedFigure" w:type="paragraph">
+  <w:style w:type="paragraph" w:customStyle="1" w:styleId="CaptionedFigure">
     <w:name w:val="Captioned Figure"/>
     <w:basedOn w:val="Figure"/>
     <w:rsid w:val="00FF4E68"/>
@@ -5384,12 +6355,12 @@
       <w:jc w:val="center"/>
     </w:pPr>
   </w:style>
-  <w:style w:customStyle="1" w:styleId="ad" w:type="character">
+  <w:style w:type="character" w:customStyle="1" w:styleId="ad">
     <w:name w:val="题注 字符"/>
     <w:basedOn w:val="a1"/>
     <w:link w:val="ac"/>
   </w:style>
-  <w:style w:customStyle="1" w:styleId="VerbatimChar" w:type="character">
+  <w:style w:type="character" w:customStyle="1" w:styleId="VerbatimChar">
     <w:name w:val="Verbatim Char"/>
     <w:basedOn w:val="ad"/>
     <w:link w:val="SourceCode"/>
@@ -5398,25 +6369,25 @@
       <w:sz w:val="22"/>
     </w:rPr>
   </w:style>
-  <w:style w:customStyle="1" w:styleId="SectionNumber" w:type="character">
+  <w:style w:type="character" w:customStyle="1" w:styleId="SectionNumber">
     <w:name w:val="Section Number"/>
     <w:basedOn w:val="ad"/>
   </w:style>
-  <w:style w:styleId="ae" w:type="character">
+  <w:style w:type="character" w:styleId="ae">
     <w:name w:val="footnote reference"/>
     <w:basedOn w:val="ad"/>
     <w:rPr>
       <w:vertAlign w:val="superscript"/>
     </w:rPr>
   </w:style>
-  <w:style w:styleId="af" w:type="character">
+  <w:style w:type="character" w:styleId="af">
     <w:name w:val="Hyperlink"/>
     <w:basedOn w:val="ad"/>
     <w:rPr>
-      <w:color w:themeColor="accent1" w:val="156082"/>
-    </w:rPr>
-  </w:style>
-  <w:style w:styleId="TOC" w:type="paragraph">
+      <w:color w:val="156082" w:themeColor="accent1"/>
+    </w:rPr>
+  </w:style>
+  <w:style w:type="paragraph" w:styleId="TOC">
     <w:name w:val="TOC Heading"/>
     <w:basedOn w:val="1"/>
     <w:next w:val="a0"/>
@@ -5428,13 +6399,13 @@
       <w:outlineLvl w:val="9"/>
     </w:pPr>
   </w:style>
-  <w:style w:customStyle="1" w:styleId="LptAuthorBlock" w:type="paragraph">
+  <w:style w:type="paragraph" w:customStyle="1" w:styleId="LptAuthorBlock">
     <w:name w:val="LptAuthorBlock"/>
     <w:basedOn w:val="af0"/>
     <w:qFormat/>
     <w:rsid w:val="002C1006"/>
     <w:pPr>
-      <w:spacing w:after="200" w:before="0"/>
+      <w:spacing w:before="0" w:after="200"/>
       <w:ind w:left="0" w:right="0"/>
     </w:pPr>
     <w:rPr>
@@ -5444,14 +6415,14 @@
       <w:sz w:val="32"/>
     </w:rPr>
   </w:style>
-  <w:style w:customStyle="1" w:styleId="LptBodyText" w:type="paragraph">
+  <w:style w:type="paragraph" w:customStyle="1" w:styleId="LptBodyText">
     <w:name w:val="LptBodyText"/>
     <w:basedOn w:val="a0"/>
     <w:qFormat/>
     <w:rsid w:val="007728B7"/>
     <w:pPr>
-      <w:spacing w:after="0" w:before="0" w:line="360" w:lineRule="exact"/>
-      <w:ind w:firstLine="200" w:firstLineChars="200"/>
+      <w:spacing w:before="0" w:after="0" w:line="360" w:lineRule="exact"/>
+      <w:ind w:firstLineChars="200" w:firstLine="200"/>
       <w:jc w:val="both"/>
     </w:pPr>
     <w:rPr>
@@ -5459,23 +6430,23 @@
       <w:spacing w:val="2"/>
     </w:rPr>
   </w:style>
-  <w:style w:customStyle="1" w:styleId="LptEquationNumbered" w:type="paragraph">
+  <w:style w:type="paragraph" w:customStyle="1" w:styleId="LptEquationNumbered">
     <w:name w:val="LptEquationNumbered"/>
     <w:basedOn w:val="a"/>
     <w:qFormat/>
     <w:rsid w:val="00886CAC"/>
     <w:pPr>
       <w:tabs>
-        <w:tab w:pos="4678" w:val="center"/>
-        <w:tab w:pos="9360" w:val="right"/>
+        <w:tab w:val="center" w:pos="4678"/>
+        <w:tab w:val="right" w:pos="9360"/>
       </w:tabs>
-      <w:spacing w:after="0" w:before="100" w:beforeLines="100" w:line="360" w:lineRule="auto"/>
+      <w:spacing w:beforeLines="100" w:before="100" w:after="0" w:line="360" w:lineRule="auto"/>
     </w:pPr>
     <w:rPr>
       <w:rFonts w:ascii="LMRoman12" w:eastAsia="宋体" w:hAnsi="LMRoman12"/>
     </w:rPr>
   </w:style>
-  <w:style w:customStyle="1" w:styleId="LptFigureCaption" w:type="paragraph">
+  <w:style w:type="paragraph" w:customStyle="1" w:styleId="LptFigureCaption">
     <w:name w:val="LptFigureCaption"/>
     <w:basedOn w:val="a"/>
     <w:qFormat/>
@@ -5487,14 +6458,14 @@
       <w:rFonts w:ascii="LMRoman12" w:eastAsia="宋体" w:hAnsi="LMRoman12"/>
     </w:rPr>
   </w:style>
-  <w:style w:customStyle="1" w:styleId="LptKeywords" w:type="paragraph">
+  <w:style w:type="paragraph" w:customStyle="1" w:styleId="LptKeywords">
     <w:name w:val="LptKeywords"/>
     <w:basedOn w:val="a"/>
     <w:qFormat/>
     <w:rsid w:val="0086435E"/>
     <w:pPr>
       <w:spacing w:after="360"/>
-      <w:ind w:left="200" w:leftChars="200" w:right="200" w:rightChars="200"/>
+      <w:ind w:leftChars="200" w:left="200" w:rightChars="200" w:right="200"/>
       <w:jc w:val="both"/>
     </w:pPr>
     <w:rPr>
@@ -5502,7 +6473,7 @@
       <w:spacing w:val="-12"/>
     </w:rPr>
   </w:style>
-  <w:style w:customStyle="1" w:styleId="LptPaperDate" w:type="paragraph">
+  <w:style w:type="paragraph" w:customStyle="1" w:styleId="LptPaperDate">
     <w:name w:val="LptPaperDate"/>
     <w:basedOn w:val="a"/>
     <w:qFormat/>
@@ -5516,13 +6487,13 @@
       <w:sz w:val="32"/>
     </w:rPr>
   </w:style>
-  <w:style w:customStyle="1" w:styleId="LptPaperTitle" w:type="paragraph">
+  <w:style w:type="paragraph" w:customStyle="1" w:styleId="LptPaperTitle">
     <w:name w:val="LptPaperTitle"/>
     <w:basedOn w:val="a"/>
     <w:qFormat/>
     <w:rsid w:val="00066123"/>
     <w:pPr>
-      <w:spacing w:after="480" w:before="720"/>
+      <w:spacing w:before="720" w:after="480"/>
       <w:jc w:val="center"/>
     </w:pPr>
     <w:rPr>
@@ -5530,22 +6501,22 @@
       <w:sz w:val="40"/>
     </w:rPr>
   </w:style>
-  <w:style w:customStyle="1" w:styleId="LptReferenceItem" w:type="paragraph">
+  <w:style w:type="paragraph" w:customStyle="1" w:styleId="LptReferenceItem">
     <w:name w:val="LptReferenceItem"/>
     <w:basedOn w:val="a"/>
     <w:qFormat/>
     <w:rsid w:val="000B0F81"/>
     <w:pPr>
       <w:wordWrap w:val="0"/>
-      <w:spacing w:after="50" w:afterLines="50" w:line="360" w:lineRule="exact"/>
-      <w:ind w:hanging="150" w:hangingChars="150" w:left="150"/>
+      <w:spacing w:afterLines="50" w:after="50" w:line="360" w:lineRule="exact"/>
+      <w:ind w:left="150" w:hangingChars="150" w:hanging="150"/>
       <w:jc w:val="both"/>
     </w:pPr>
     <w:rPr>
       <w:rFonts w:ascii="LMRoman12" w:eastAsia="宋体" w:hAnsi="LMRoman12"/>
     </w:rPr>
   </w:style>
-  <w:style w:customStyle="1" w:styleId="LptReferencesHeading" w:type="paragraph">
+  <w:style w:type="paragraph" w:customStyle="1" w:styleId="LptReferencesHeading">
     <w:name w:val="LptReferencesHeading"/>
     <w:basedOn w:val="a"/>
     <w:qFormat/>
@@ -5559,19 +6530,19 @@
       <w:sz w:val="32"/>
     </w:rPr>
   </w:style>
-  <w:style w:customStyle="1" w:styleId="LptTableBody" w:type="paragraph">
+  <w:style w:type="paragraph" w:customStyle="1" w:styleId="LptTableBody">
     <w:name w:val="LptTableBody"/>
     <w:basedOn w:val="a"/>
     <w:qFormat/>
     <w:rsid w:val="00A52D26"/>
     <w:pPr>
-      <w:spacing w:after="60" w:before="60"/>
+      <w:spacing w:before="60" w:after="60"/>
     </w:pPr>
     <w:rPr>
       <w:rFonts w:ascii="LMRoman12" w:eastAsia="宋体" w:hAnsi="LMRoman12"/>
     </w:rPr>
   </w:style>
-  <w:style w:customStyle="1" w:styleId="LptTableCaption" w:type="paragraph">
+  <w:style w:type="paragraph" w:customStyle="1" w:styleId="LptTableCaption">
     <w:name w:val="LptTableCaption"/>
     <w:basedOn w:val="LptBodyText"/>
     <w:qFormat/>
@@ -5580,19 +6551,19 @@
       <w:jc w:val="center"/>
     </w:pPr>
   </w:style>
-  <w:style w:customStyle="1" w:styleId="LptTableHeader" w:type="paragraph">
+  <w:style w:type="paragraph" w:customStyle="1" w:styleId="LptTableHeader">
     <w:name w:val="LptTableHeader"/>
     <w:basedOn w:val="a"/>
     <w:qFormat/>
     <w:rsid w:val="00C60195"/>
     <w:pPr>
-      <w:spacing w:after="120" w:before="120"/>
+      <w:spacing w:before="120" w:after="120"/>
     </w:pPr>
     <w:rPr>
       <w:rFonts w:ascii="LMRoman12" w:eastAsia="宋体" w:hAnsi="LMRoman12"/>
     </w:rPr>
   </w:style>
-  <w:style w:customStyle="1" w:styleId="SourceCode" w:type="paragraph">
+  <w:style w:type="paragraph" w:customStyle="1" w:styleId="SourceCode">
     <w:name w:val="Source Code"/>
     <w:basedOn w:val="a"/>
     <w:link w:val="VerbatimChar"/>
@@ -5600,7 +6571,7 @@
       <w:wordWrap w:val="0"/>
     </w:pPr>
   </w:style>
-  <w:style w:customStyle="1" w:styleId="KeywordTok" w:type="character">
+  <w:style w:type="character" w:customStyle="1" w:styleId="KeywordTok">
     <w:name w:val="KeywordTok"/>
     <w:basedOn w:val="VerbatimChar"/>
     <w:rPr>
@@ -5610,7 +6581,7 @@
       <w:sz w:val="22"/>
     </w:rPr>
   </w:style>
-  <w:style w:customStyle="1" w:styleId="DataTypeTok" w:type="character">
+  <w:style w:type="character" w:customStyle="1" w:styleId="DataTypeTok">
     <w:name w:val="DataTypeTok"/>
     <w:basedOn w:val="VerbatimChar"/>
     <w:rPr>
@@ -5619,7 +6590,7 @@
       <w:sz w:val="22"/>
     </w:rPr>
   </w:style>
-  <w:style w:customStyle="1" w:styleId="DecValTok" w:type="character">
+  <w:style w:type="character" w:customStyle="1" w:styleId="DecValTok">
     <w:name w:val="DecValTok"/>
     <w:basedOn w:val="VerbatimChar"/>
     <w:rPr>
@@ -5628,7 +6599,7 @@
       <w:sz w:val="22"/>
     </w:rPr>
   </w:style>
-  <w:style w:customStyle="1" w:styleId="BaseNTok" w:type="character">
+  <w:style w:type="character" w:customStyle="1" w:styleId="BaseNTok">
     <w:name w:val="BaseNTok"/>
     <w:basedOn w:val="VerbatimChar"/>
     <w:rPr>
@@ -5637,7 +6608,7 @@
       <w:sz w:val="22"/>
     </w:rPr>
   </w:style>
-  <w:style w:customStyle="1" w:styleId="FloatTok" w:type="character">
+  <w:style w:type="character" w:customStyle="1" w:styleId="FloatTok">
     <w:name w:val="FloatTok"/>
     <w:basedOn w:val="VerbatimChar"/>
     <w:rPr>
@@ -5646,7 +6617,7 @@
       <w:sz w:val="22"/>
     </w:rPr>
   </w:style>
-  <w:style w:customStyle="1" w:styleId="ConstantTok" w:type="character">
+  <w:style w:type="character" w:customStyle="1" w:styleId="ConstantTok">
     <w:name w:val="ConstantTok"/>
     <w:basedOn w:val="VerbatimChar"/>
     <w:rPr>
@@ -5655,7 +6626,7 @@
       <w:sz w:val="22"/>
     </w:rPr>
   </w:style>
-  <w:style w:customStyle="1" w:styleId="CharTok" w:type="character">
+  <w:style w:type="character" w:customStyle="1" w:styleId="CharTok">
     <w:name w:val="CharTok"/>
     <w:basedOn w:val="VerbatimChar"/>
     <w:rPr>
@@ -5664,7 +6635,7 @@
       <w:sz w:val="22"/>
     </w:rPr>
   </w:style>
-  <w:style w:customStyle="1" w:styleId="SpecialCharTok" w:type="character">
+  <w:style w:type="character" w:customStyle="1" w:styleId="SpecialCharTok">
     <w:name w:val="SpecialCharTok"/>
     <w:basedOn w:val="VerbatimChar"/>
     <w:rPr>
@@ -5673,7 +6644,7 @@
       <w:sz w:val="22"/>
     </w:rPr>
   </w:style>
-  <w:style w:customStyle="1" w:styleId="StringTok" w:type="character">
+  <w:style w:type="character" w:customStyle="1" w:styleId="StringTok">
     <w:name w:val="StringTok"/>
     <w:basedOn w:val="VerbatimChar"/>
     <w:rPr>
@@ -5682,7 +6653,7 @@
       <w:sz w:val="22"/>
     </w:rPr>
   </w:style>
-  <w:style w:customStyle="1" w:styleId="VerbatimStringTok" w:type="character">
+  <w:style w:type="character" w:customStyle="1" w:styleId="VerbatimStringTok">
     <w:name w:val="VerbatimStringTok"/>
     <w:basedOn w:val="VerbatimChar"/>
     <w:rPr>
@@ -5691,7 +6662,7 @@
       <w:sz w:val="22"/>
     </w:rPr>
   </w:style>
-  <w:style w:customStyle="1" w:styleId="SpecialStringTok" w:type="character">
+  <w:style w:type="character" w:customStyle="1" w:styleId="SpecialStringTok">
     <w:name w:val="SpecialStringTok"/>
     <w:basedOn w:val="VerbatimChar"/>
     <w:rPr>
@@ -5700,7 +6671,7 @@
       <w:sz w:val="22"/>
     </w:rPr>
   </w:style>
-  <w:style w:customStyle="1" w:styleId="ImportTok" w:type="character">
+  <w:style w:type="character" w:customStyle="1" w:styleId="ImportTok">
     <w:name w:val="ImportTok"/>
     <w:basedOn w:val="VerbatimChar"/>
     <w:rPr>
@@ -5710,7 +6681,7 @@
       <w:sz w:val="22"/>
     </w:rPr>
   </w:style>
-  <w:style w:customStyle="1" w:styleId="CommentTok" w:type="character">
+  <w:style w:type="character" w:customStyle="1" w:styleId="CommentTok">
     <w:name w:val="CommentTok"/>
     <w:basedOn w:val="VerbatimChar"/>
     <w:rPr>
@@ -5720,7 +6691,7 @@
       <w:sz w:val="22"/>
     </w:rPr>
   </w:style>
-  <w:style w:customStyle="1" w:styleId="DocumentationTok" w:type="character">
+  <w:style w:type="character" w:customStyle="1" w:styleId="DocumentationTok">
     <w:name w:val="DocumentationTok"/>
     <w:basedOn w:val="VerbatimChar"/>
     <w:rPr>
@@ -5730,7 +6701,7 @@
       <w:sz w:val="22"/>
     </w:rPr>
   </w:style>
-  <w:style w:customStyle="1" w:styleId="AnnotationTok" w:type="character">
+  <w:style w:type="character" w:customStyle="1" w:styleId="AnnotationTok">
     <w:name w:val="AnnotationTok"/>
     <w:basedOn w:val="VerbatimChar"/>
     <w:rPr>
@@ -5741,7 +6712,7 @@
       <w:sz w:val="22"/>
     </w:rPr>
   </w:style>
-  <w:style w:customStyle="1" w:styleId="CommentVarTok" w:type="character">
+  <w:style w:type="character" w:customStyle="1" w:styleId="CommentVarTok">
     <w:name w:val="CommentVarTok"/>
     <w:basedOn w:val="VerbatimChar"/>
     <w:rPr>
@@ -5752,7 +6723,7 @@
       <w:sz w:val="22"/>
     </w:rPr>
   </w:style>
-  <w:style w:customStyle="1" w:styleId="OtherTok" w:type="character">
+  <w:style w:type="character" w:customStyle="1" w:styleId="OtherTok">
     <w:name w:val="OtherTok"/>
     <w:basedOn w:val="VerbatimChar"/>
     <w:rPr>
@@ -5761,7 +6732,7 @@
       <w:sz w:val="22"/>
     </w:rPr>
   </w:style>
-  <w:style w:customStyle="1" w:styleId="FunctionTok" w:type="character">
+  <w:style w:type="character" w:customStyle="1" w:styleId="FunctionTok">
     <w:name w:val="FunctionTok"/>
     <w:basedOn w:val="VerbatimChar"/>
     <w:rPr>
@@ -5770,7 +6741,7 @@
       <w:sz w:val="22"/>
     </w:rPr>
   </w:style>
-  <w:style w:customStyle="1" w:styleId="VariableTok" w:type="character">
+  <w:style w:type="character" w:customStyle="1" w:styleId="VariableTok">
     <w:name w:val="VariableTok"/>
     <w:basedOn w:val="VerbatimChar"/>
     <w:rPr>
@@ -5779,7 +6750,7 @@
       <w:sz w:val="22"/>
     </w:rPr>
   </w:style>
-  <w:style w:customStyle="1" w:styleId="ControlFlowTok" w:type="character">
+  <w:style w:type="character" w:customStyle="1" w:styleId="ControlFlowTok">
     <w:name w:val="ControlFlowTok"/>
     <w:basedOn w:val="VerbatimChar"/>
     <w:rPr>
@@ -5789,7 +6760,7 @@
       <w:sz w:val="22"/>
     </w:rPr>
   </w:style>
-  <w:style w:customStyle="1" w:styleId="OperatorTok" w:type="character">
+  <w:style w:type="character" w:customStyle="1" w:styleId="OperatorTok">
     <w:name w:val="OperatorTok"/>
     <w:basedOn w:val="VerbatimChar"/>
     <w:rPr>
@@ -5798,7 +6769,7 @@
       <w:sz w:val="22"/>
     </w:rPr>
   </w:style>
-  <w:style w:customStyle="1" w:styleId="BuiltInTok" w:type="character">
+  <w:style w:type="character" w:customStyle="1" w:styleId="BuiltInTok">
     <w:name w:val="BuiltInTok"/>
     <w:basedOn w:val="VerbatimChar"/>
     <w:rPr>
@@ -5807,7 +6778,7 @@
       <w:sz w:val="22"/>
     </w:rPr>
   </w:style>
-  <w:style w:customStyle="1" w:styleId="ExtensionTok" w:type="character">
+  <w:style w:type="character" w:customStyle="1" w:styleId="ExtensionTok">
     <w:name w:val="ExtensionTok"/>
     <w:basedOn w:val="VerbatimChar"/>
     <w:rPr>
@@ -5815,7 +6786,7 @@
       <w:sz w:val="22"/>
     </w:rPr>
   </w:style>
-  <w:style w:customStyle="1" w:styleId="PreprocessorTok" w:type="character">
+  <w:style w:type="character" w:customStyle="1" w:styleId="PreprocessorTok">
     <w:name w:val="PreprocessorTok"/>
     <w:basedOn w:val="VerbatimChar"/>
     <w:rPr>
@@ -5824,7 +6795,7 @@
       <w:sz w:val="22"/>
     </w:rPr>
   </w:style>
-  <w:style w:customStyle="1" w:styleId="AttributeTok" w:type="character">
+  <w:style w:type="character" w:customStyle="1" w:styleId="AttributeTok">
     <w:name w:val="AttributeTok"/>
     <w:basedOn w:val="VerbatimChar"/>
     <w:rPr>
@@ -5833,7 +6804,7 @@
       <w:sz w:val="22"/>
     </w:rPr>
   </w:style>
-  <w:style w:customStyle="1" w:styleId="RegionMarkerTok" w:type="character">
+  <w:style w:type="character" w:customStyle="1" w:styleId="RegionMarkerTok">
     <w:name w:val="RegionMarkerTok"/>
     <w:basedOn w:val="VerbatimChar"/>
     <w:rPr>
@@ -5841,7 +6812,7 @@
       <w:sz w:val="22"/>
     </w:rPr>
   </w:style>
-  <w:style w:customStyle="1" w:styleId="InformationTok" w:type="character">
+  <w:style w:type="character" w:customStyle="1" w:styleId="InformationTok">
     <w:name w:val="InformationTok"/>
     <w:basedOn w:val="VerbatimChar"/>
     <w:rPr>
@@ -5852,7 +6823,7 @@
       <w:sz w:val="22"/>
     </w:rPr>
   </w:style>
-  <w:style w:customStyle="1" w:styleId="WarningTok" w:type="character">
+  <w:style w:type="character" w:customStyle="1" w:styleId="WarningTok">
     <w:name w:val="WarningTok"/>
     <w:basedOn w:val="VerbatimChar"/>
     <w:rPr>
@@ -5863,7 +6834,7 @@
       <w:sz w:val="22"/>
     </w:rPr>
   </w:style>
-  <w:style w:customStyle="1" w:styleId="AlertTok" w:type="character">
+  <w:style w:type="character" w:customStyle="1" w:styleId="AlertTok">
     <w:name w:val="AlertTok"/>
     <w:basedOn w:val="VerbatimChar"/>
     <w:rPr>
@@ -5873,7 +6844,7 @@
       <w:sz w:val="22"/>
     </w:rPr>
   </w:style>
-  <w:style w:customStyle="1" w:styleId="ErrorTok" w:type="character">
+  <w:style w:type="character" w:customStyle="1" w:styleId="ErrorTok">
     <w:name w:val="ErrorTok"/>
     <w:basedOn w:val="VerbatimChar"/>
     <w:rPr>
@@ -5883,7 +6854,7 @@
       <w:sz w:val="22"/>
     </w:rPr>
   </w:style>
-  <w:style w:customStyle="1" w:styleId="NormalTok" w:type="character">
+  <w:style w:type="character" w:customStyle="1" w:styleId="NormalTok">
     <w:name w:val="NormalTok"/>
     <w:basedOn w:val="VerbatimChar"/>
     <w:rPr>
@@ -5891,7 +6862,7 @@
       <w:sz w:val="22"/>
     </w:rPr>
   </w:style>
-  <w:style w:customStyle="1" w:styleId="LptHeading1" w:type="paragraph">
+  <w:style w:type="paragraph" w:customStyle="1" w:styleId="LptHeading1">
     <w:name w:val="LptHeading1"/>
     <w:basedOn w:val="a"/>
     <w:next w:val="LptBodyText"/>
@@ -5902,20 +6873,19 @@
       <w:keepNext/>
       <w:keepLines/>
       <w:numPr>
-        <w:ilvl w:val="0"/>
-        <w:numId w:val="99"/>
+        <w:numId w:val="4"/>
       </w:numPr>
-      <w:spacing w:after="240" w:before="480"/>
-      <w:ind w:firstLine="0" w:left="0"/>
+      <w:spacing w:before="480" w:after="240"/>
+      <w:ind w:left="0" w:firstLine="0"/>
       <w:outlineLvl w:val="0"/>
     </w:pPr>
     <w:rPr>
-      <w:rFonts w:ascii="LMRoman12" w:cstheme="majorBidi" w:eastAsia="黑体" w:hAnsi="LMRoman12"/>
+      <w:rFonts w:ascii="LMRoman12" w:eastAsia="黑体" w:hAnsi="LMRoman12" w:cstheme="majorBidi"/>
       <w:sz w:val="36"/>
       <w:szCs w:val="40"/>
     </w:rPr>
   </w:style>
-  <w:style w:customStyle="1" w:styleId="LptHeading2" w:type="paragraph">
+  <w:style w:type="paragraph" w:customStyle="1" w:styleId="LptHeading2">
     <w:name w:val="LptHeading2"/>
     <w:basedOn w:val="a"/>
     <w:next w:val="LptBodyText"/>
@@ -5928,19 +6898,19 @@
       <w:keepLines/>
       <w:numPr>
         <w:ilvl w:val="1"/>
-        <w:numId w:val="99"/>
+        <w:numId w:val="4"/>
       </w:numPr>
-      <w:spacing w:after="120" w:before="240"/>
-      <w:ind w:firstLine="0" w:left="0"/>
+      <w:spacing w:before="240" w:after="120"/>
+      <w:ind w:left="0" w:firstLine="0"/>
       <w:outlineLvl w:val="1"/>
     </w:pPr>
     <w:rPr>
-      <w:rFonts w:ascii="LMRoman12" w:cstheme="majorBidi" w:eastAsia="黑体" w:hAnsi="LMRoman12"/>
+      <w:rFonts w:ascii="LMRoman12" w:eastAsia="黑体" w:hAnsi="LMRoman12" w:cstheme="majorBidi"/>
       <w:sz w:val="32"/>
       <w:szCs w:val="32"/>
     </w:rPr>
   </w:style>
-  <w:style w:customStyle="1" w:styleId="LptHeading3" w:type="paragraph">
+  <w:style w:type="paragraph" w:customStyle="1" w:styleId="LptHeading3">
     <w:name w:val="LptHeading3"/>
     <w:basedOn w:val="a"/>
     <w:next w:val="LptBodyText"/>
@@ -5954,35 +6924,35 @@
       <w:keepLines/>
       <w:numPr>
         <w:ilvl w:val="2"/>
-        <w:numId w:val="99"/>
+        <w:numId w:val="4"/>
       </w:numPr>
-      <w:spacing w:after="160" w:before="160"/>
-      <w:ind w:hanging="357" w:left="357"/>
+      <w:spacing w:before="160" w:after="160"/>
+      <w:ind w:left="357" w:hanging="357"/>
       <w:outlineLvl w:val="2"/>
     </w:pPr>
     <w:rPr>
-      <w:rFonts w:ascii="LMRoman12" w:cstheme="majorBidi" w:eastAsia="黑体" w:hAnsi="LMRoman12"/>
+      <w:rFonts w:ascii="LMRoman12" w:eastAsia="黑体" w:hAnsi="LMRoman12" w:cstheme="majorBidi"/>
       <w:szCs w:val="28"/>
     </w:rPr>
   </w:style>
-  <w:style w:styleId="af0" w:type="paragraph">
+  <w:style w:type="paragraph" w:styleId="af0">
     <w:name w:val="Quote"/>
     <w:basedOn w:val="a"/>
     <w:next w:val="a"/>
     <w:link w:val="af1"/>
     <w:rsid w:val="00750A7F"/>
     <w:pPr>
-      <w:spacing w:after="160" w:before="200"/>
+      <w:spacing w:before="200" w:after="160"/>
       <w:ind w:left="864" w:right="864"/>
       <w:jc w:val="center"/>
     </w:pPr>
     <w:rPr>
       <w:i/>
       <w:iCs/>
-      <w:color w:themeColor="text1" w:themeTint="BF" w:val="404040"/>
-    </w:rPr>
-  </w:style>
-  <w:style w:customStyle="1" w:styleId="af1" w:type="character">
+      <w:color w:val="404040" w:themeColor="text1" w:themeTint="BF"/>
+    </w:rPr>
+  </w:style>
+  <w:style w:type="character" w:customStyle="1" w:styleId="af1">
     <w:name w:val="引用 字符"/>
     <w:basedOn w:val="a1"/>
     <w:link w:val="af0"/>
@@ -5990,24 +6960,45 @@
     <w:rPr>
       <w:i/>
       <w:iCs/>
-      <w:color w:themeColor="text1" w:themeTint="BF" w:val="404040"/>
-    </w:rPr>
-  </w:style>
-  <w:style w:customStyle="1" w:styleId="LptOrderedList" w:type="paragraph">
+      <w:color w:val="404040" w:themeColor="text1" w:themeTint="BF"/>
+    </w:rPr>
+  </w:style>
+  <w:style w:type="paragraph" w:customStyle="1" w:styleId="LptOrderedList">
     <w:name w:val="LptOrderedList"/>
     <w:basedOn w:val="LptBodyText"/>
-    <w:next w:val="LptOrderedList"/>
     <w:pPr>
-      <w:ind w:firstLine="0" w:firstLineChars="0"/>
+      <w:ind w:firstLineChars="0" w:firstLine="0"/>
     </w:pPr>
   </w:style>
-  <w:style w:customStyle="1" w:styleId="LptBulletList" w:type="paragraph">
+  <w:style w:type="paragraph" w:customStyle="1" w:styleId="LptBulletList">
     <w:name w:val="LptBulletList"/>
     <w:basedOn w:val="LptBodyText"/>
-    <w:next w:val="LptBulletList"/>
     <w:pPr>
-      <w:ind w:firstLine="0" w:firstLineChars="0"/>
+      <w:ind w:firstLineChars="0" w:firstLine="0"/>
     </w:pPr>
+  </w:style>
+  <w:style w:type="paragraph" w:customStyle="1" w:styleId="LptFigure">
+    <w:name w:val="LptFigure"/>
+    <w:basedOn w:val="Figure"/>
+    <w:rsid w:val="00800CA6"/>
+    <w:pPr>
+      <w:keepNext/>
+      <w:spacing w:after="0"/>
+      <w:jc w:val="center"/>
+    </w:pPr>
+  </w:style>
+  <w:style w:type="paragraph" w:customStyle="1" w:styleId="LptSubfigureCaption">
+    <w:name w:val="LptSubfigureCaption"/>
+    <w:basedOn w:val="ac"/>
+    <w:rsid w:val="00DB363D"/>
+    <w:pPr>
+      <w:spacing w:after="0"/>
+    </w:pPr>
+    <w:rPr>
+      <w:rFonts w:ascii="LMRoman10" w:eastAsia="宋体" w:hAnsi="LMRoman10"/>
+      <w:i w:val="0"/>
+      <w:sz w:val="20"/>
+    </w:rPr>
   </w:style>
 </w:styles>
 </file>

--- a/reference.docx
+++ b/reference.docx
@@ -1716,7 +1716,7 @@
           <w:noProof/>
         </w:rPr>
         <w:drawing>
-          <wp:inline distT="0" distB="0" distL="0" distR="0" wp14:anchorId="66B594C9" wp14:editId="5F19C3AD">
+          <wp:inline distT="0" distB="0" distL="0" distR="0" wp14:anchorId="27E14BA5" wp14:editId="091FB38A">
             <wp:extent cx="2510777" cy="779839"/>
             <wp:effectExtent l="0" t="0" r="0" b="0"/>
             <wp:docPr id="24" name="Picture"/>
@@ -1824,7 +1824,7 @@
                 <w:noProof/>
               </w:rPr>
               <w:drawing>
-                <wp:inline distT="0" distB="0" distL="0" distR="0" wp14:anchorId="7A74A9D2" wp14:editId="68A3E5A8">
+                <wp:inline distT="0" distB="0" distL="0" distR="0" wp14:anchorId="20376A42" wp14:editId="08F43781">
                   <wp:extent cx="2498544" cy="767606"/>
                   <wp:effectExtent l="0" t="0" r="0" b="0"/>
                   <wp:docPr id="28" name="Picture"/>
@@ -1938,7 +1938,7 @@
               </w:rPr>
               <w:lastRenderedPageBreak/>
               <w:drawing>
-                <wp:inline distT="0" distB="0" distL="0" distR="0" wp14:anchorId="72AE4E59" wp14:editId="240090E3">
+                <wp:inline distT="0" distB="0" distL="0" distR="0" wp14:anchorId="1C01F4F5" wp14:editId="121F0B1C">
                   <wp:extent cx="2510777" cy="779839"/>
                   <wp:effectExtent l="0" t="0" r="0" b="0"/>
                   <wp:docPr id="31" name="Picture"/>
@@ -1986,7 +1986,7 @@
               <w:jc w:val="center"/>
             </w:pPr>
             <w:r>
-              <w:t xml:space="preserve">PDF </w:t>
+              <w:t xml:space="preserve">(a) PDF </w:t>
             </w:r>
             <w:r>
               <w:rPr>
@@ -2014,7 +2014,7 @@
                 <w:noProof/>
               </w:rPr>
               <w:drawing>
-                <wp:inline distT="0" distB="0" distL="0" distR="0" wp14:anchorId="44C32550" wp14:editId="0D7B4788">
+                <wp:inline distT="0" distB="0" distL="0" distR="0" wp14:anchorId="4BF9FC2D" wp14:editId="504C1D5E">
                   <wp:extent cx="2498544" cy="767606"/>
                   <wp:effectExtent l="0" t="0" r="0" b="0"/>
                   <wp:docPr id="34" name="Picture"/>
@@ -2062,7 +2062,7 @@
               <w:jc w:val="center"/>
             </w:pPr>
             <w:r>
-              <w:t xml:space="preserve">PNG </w:t>
+              <w:t xml:space="preserve">(b) PNG </w:t>
             </w:r>
             <w:r>
               <w:rPr>
@@ -2711,7 +2711,7 @@
         <w:pStyle w:val="LptOrderedList"/>
         <w:numPr>
           <w:ilvl w:val="0"/>
-          <w:numId w:val="9"/>
+          <w:numId w:val="12"/>
         </w:numPr>
       </w:pPr>
       <w:r>
@@ -2729,7 +2729,7 @@
         <w:pStyle w:val="LptOrderedList"/>
         <w:numPr>
           <w:ilvl w:val="0"/>
-          <w:numId w:val="9"/>
+          <w:numId w:val="12"/>
         </w:numPr>
       </w:pPr>
       <w:r>
@@ -2744,7 +2744,7 @@
         <w:pStyle w:val="LptBulletList"/>
         <w:numPr>
           <w:ilvl w:val="1"/>
-          <w:numId w:val="10"/>
+          <w:numId w:val="13"/>
         </w:numPr>
       </w:pPr>
       <w:r>
@@ -2762,7 +2762,7 @@
         <w:pStyle w:val="LptBulletList"/>
         <w:numPr>
           <w:ilvl w:val="1"/>
-          <w:numId w:val="10"/>
+          <w:numId w:val="13"/>
         </w:numPr>
       </w:pPr>
       <w:r>
@@ -5479,6 +5479,42 @@
     </w:lvlOverride>
   </w:num>
   <w:num w:numId="10" w16cid:durableId="749541480">
+    <w:abstractNumId w:val="1"/>
+  </w:num>
+  <w:num w:numId="11" w16cid:durableId="1449931417">
+    <w:abstractNumId w:val="0"/>
+  </w:num>
+  <w:num w:numId="12" w16cid:durableId="405763787">
+    <w:abstractNumId w:val="2"/>
+    <w:lvlOverride w:ilvl="0">
+      <w:startOverride w:val="1"/>
+    </w:lvlOverride>
+    <w:lvlOverride w:ilvl="1">
+      <w:startOverride w:val="1"/>
+    </w:lvlOverride>
+    <w:lvlOverride w:ilvl="2">
+      <w:startOverride w:val="1"/>
+    </w:lvlOverride>
+    <w:lvlOverride w:ilvl="3">
+      <w:startOverride w:val="1"/>
+    </w:lvlOverride>
+    <w:lvlOverride w:ilvl="4">
+      <w:startOverride w:val="1"/>
+    </w:lvlOverride>
+    <w:lvlOverride w:ilvl="5">
+      <w:startOverride w:val="1"/>
+    </w:lvlOverride>
+    <w:lvlOverride w:ilvl="6">
+      <w:startOverride w:val="1"/>
+    </w:lvlOverride>
+    <w:lvlOverride w:ilvl="7">
+      <w:startOverride w:val="1"/>
+    </w:lvlOverride>
+    <w:lvlOverride w:ilvl="8">
+      <w:startOverride w:val="1"/>
+    </w:lvlOverride>
+  </w:num>
+  <w:num w:numId="13" w16cid:durableId="515266579">
     <w:abstractNumId w:val="1"/>
   </w:num>
 </w:numbering>

--- a/reference.docx
+++ b/reference.docx
@@ -1622,7 +1622,7 @@
         <w:rPr>
           <w:rFonts w:hint="eastAsia"/>
         </w:rPr>
-        <w:t>包含两个带子标题的</w:t>
+        <w:t>包含四个带子标题的</w:t>
       </w:r>
       <w:r>
         <w:rPr>
@@ -1634,7 +1634,7 @@
         <w:rPr>
           <w:rFonts w:hint="eastAsia"/>
         </w:rPr>
-        <w:t>，用于验证复合图片布局。</w:t>
+        <w:t>，用于验证依据子图宽度自动换行的复合图片布局。</w:t>
       </w:r>
       <w:r>
         <w:rPr>
@@ -1703,7 +1703,7 @@
         <w:t>center</w:t>
       </w:r>
       <w:r>
-        <w:t xml:space="preserve"> edge case, and Figure 3 verifies two captioned subfigures. PDF figures are rendered to PNG before DOCX conversion.</w:t>
+        <w:t xml:space="preserve"> edge case, and Figure 3 verifies automatic wrapping of four captioned subfigures according to their declared widths. PDF figures are rendered to PNG before DOCX conversion.</w:t>
       </w:r>
     </w:p>
     <w:p>
@@ -1716,7 +1716,7 @@
           <w:noProof/>
         </w:rPr>
         <w:drawing>
-          <wp:inline distT="0" distB="0" distL="0" distR="0" wp14:anchorId="27E14BA5" wp14:editId="091FB38A">
+          <wp:inline distT="0" distB="0" distL="0" distR="0" wp14:anchorId="3EF2A90C" wp14:editId="7E4BF52A">
             <wp:extent cx="2510777" cy="779839"/>
             <wp:effectExtent l="0" t="0" r="0" b="0"/>
             <wp:docPr id="24" name="Picture"/>
@@ -1823,8 +1823,9 @@
               <w:rPr>
                 <w:noProof/>
               </w:rPr>
+              <w:lastRenderedPageBreak/>
               <w:drawing>
-                <wp:inline distT="0" distB="0" distL="0" distR="0" wp14:anchorId="20376A42" wp14:editId="08F43781">
+                <wp:inline distT="0" distB="0" distL="0" distR="0" wp14:anchorId="43095B39" wp14:editId="58FD6310">
                   <wp:extent cx="2498544" cy="767606"/>
                   <wp:effectExtent l="0" t="0" r="0" b="0"/>
                   <wp:docPr id="28" name="Picture"/>
@@ -1909,13 +1910,14 @@
     </w:p>
     <w:tbl>
       <w:tblPr>
-        <w:tblW w:w="0" w:type="auto"/>
+        <w:tblW w:w="7920" w:type="dxa"/>
         <w:jc w:val="center"/>
+        <w:tblLayout w:type="fixed"/>
         <w:tblLook w:val="0600" w:firstRow="0" w:lastRow="0" w:firstColumn="0" w:lastColumn="0" w:noHBand="1" w:noVBand="1"/>
       </w:tblPr>
       <w:tblGrid>
-        <w:gridCol w:w="4169"/>
-        <w:gridCol w:w="4150"/>
+        <w:gridCol w:w="3960"/>
+        <w:gridCol w:w="3960"/>
       </w:tblGrid>
       <w:tr>
         <w:trPr>
@@ -1923,7 +1925,7 @@
         </w:trPr>
         <w:tc>
           <w:tcPr>
-            <w:tcW w:w="0" w:type="auto"/>
+            <w:tcW w:w="3960" w:type="dxa"/>
           </w:tcPr>
           <w:p>
             <w:pPr>
@@ -1936,10 +1938,9 @@
               <w:rPr>
                 <w:noProof/>
               </w:rPr>
-              <w:lastRenderedPageBreak/>
               <w:drawing>
-                <wp:inline distT="0" distB="0" distL="0" distR="0" wp14:anchorId="1C01F4F5" wp14:editId="121F0B1C">
-                  <wp:extent cx="2510777" cy="779839"/>
+                <wp:inline distT="0" distB="0" distL="0" distR="0" wp14:anchorId="0BCE2FFD" wp14:editId="0013A1DB">
+                  <wp:extent cx="2414016" cy="749784"/>
                   <wp:effectExtent l="0" t="0" r="0" b="0"/>
                   <wp:docPr id="31" name="Picture"/>
                   <wp:cNvGraphicFramePr/>
@@ -1961,7 +1962,7 @@
                         <pic:spPr bwMode="auto">
                           <a:xfrm>
                             <a:off x="0" y="0"/>
-                            <a:ext cx="2510777" cy="779839"/>
+                            <a:ext cx="2414016" cy="749784"/>
                           </a:xfrm>
                           <a:prstGeom prst="rect">
                             <a:avLst/>
@@ -2001,7 +2002,7 @@
         </w:tc>
         <w:tc>
           <w:tcPr>
-            <w:tcW w:w="0" w:type="auto"/>
+            <w:tcW w:w="3960" w:type="dxa"/>
           </w:tcPr>
           <w:p>
             <w:pPr>
@@ -2014,8 +2015,8 @@
                 <w:noProof/>
               </w:rPr>
               <w:drawing>
-                <wp:inline distT="0" distB="0" distL="0" distR="0" wp14:anchorId="4BF9FC2D" wp14:editId="504C1D5E">
-                  <wp:extent cx="2498544" cy="767606"/>
+                <wp:inline distT="0" distB="0" distL="0" distR="0" wp14:anchorId="0C34F0BB" wp14:editId="6603E2D1">
+                  <wp:extent cx="2414016" cy="741637"/>
                   <wp:effectExtent l="0" t="0" r="0" b="0"/>
                   <wp:docPr id="34" name="Picture"/>
                   <wp:cNvGraphicFramePr/>
@@ -2037,7 +2038,7 @@
                         <pic:spPr bwMode="auto">
                           <a:xfrm>
                             <a:off x="0" y="0"/>
-                            <a:ext cx="2498544" cy="767606"/>
+                            <a:ext cx="2414016" cy="741637"/>
                           </a:xfrm>
                           <a:prstGeom prst="rect">
                             <a:avLst/>
@@ -2077,6 +2078,181 @@
         </w:tc>
         <w:bookmarkEnd w:id="12"/>
       </w:tr>
+      <w:tr>
+        <w:trPr>
+          <w:jc w:val="center"/>
+        </w:trPr>
+        <w:tc>
+          <w:tcPr>
+            <w:tcW w:w="3960" w:type="dxa"/>
+          </w:tcPr>
+          <w:p>
+            <w:pPr>
+              <w:pStyle w:val="LptFigure"/>
+            </w:pPr>
+            <w:bookmarkStart w:id="13" w:name="fig:subfigure-layout-bottom-left"/>
+            <w:r>
+              <w:rPr>
+                <w:noProof/>
+              </w:rPr>
+              <w:drawing>
+                <wp:inline distT="0" distB="0" distL="0" distR="0" wp14:anchorId="3E214BDA" wp14:editId="1E67CF5A">
+                  <wp:extent cx="2414016" cy="749784"/>
+                  <wp:effectExtent l="0" t="0" r="0" b="0"/>
+                  <wp:docPr id="37" name="Picture"/>
+                  <wp:cNvGraphicFramePr/>
+                  <a:graphic xmlns:a="http://schemas.openxmlformats.org/drawingml/2006/main">
+                    <a:graphicData uri="http://schemas.openxmlformats.org/drawingml/2006/picture">
+                      <pic:pic xmlns:pic="http://schemas.openxmlformats.org/drawingml/2006/picture">
+                        <pic:nvPicPr>
+                          <pic:cNvPr id="38" name="Picture" descr="example-fig-1-048ca51106-300dpi.png"/>
+                          <pic:cNvPicPr>
+                            <a:picLocks noChangeAspect="1" noChangeArrowheads="1"/>
+                          </pic:cNvPicPr>
+                        </pic:nvPicPr>
+                        <pic:blipFill>
+                          <a:blip r:embed="rId5"/>
+                          <a:stretch>
+                            <a:fillRect/>
+                          </a:stretch>
+                        </pic:blipFill>
+                        <pic:spPr bwMode="auto">
+                          <a:xfrm>
+                            <a:off x="0" y="0"/>
+                            <a:ext cx="2414016" cy="749784"/>
+                          </a:xfrm>
+                          <a:prstGeom prst="rect">
+                            <a:avLst/>
+                          </a:prstGeom>
+                          <a:noFill/>
+                          <a:ln w="9525">
+                            <a:noFill/>
+                            <a:headEnd/>
+                            <a:tailEnd/>
+                          </a:ln>
+                        </pic:spPr>
+                      </pic:pic>
+                    </a:graphicData>
+                  </a:graphic>
+                </wp:inline>
+              </w:drawing>
+            </w:r>
+          </w:p>
+          <w:p>
+            <w:pPr>
+              <w:pStyle w:val="LptSubfigureCaption"/>
+              <w:jc w:val="center"/>
+            </w:pPr>
+            <w:r>
+              <w:t xml:space="preserve">(c) </w:t>
+            </w:r>
+            <w:r>
+              <w:rPr>
+                <w:rFonts w:hint="eastAsia"/>
+              </w:rPr>
+              <w:t>第二个</w:t>
+            </w:r>
+            <w:r>
+              <w:t xml:space="preserve"> PDF </w:t>
+            </w:r>
+            <w:r>
+              <w:rPr>
+                <w:rFonts w:hint="eastAsia"/>
+              </w:rPr>
+              <w:t>矢量子图</w:t>
+            </w:r>
+            <w:r>
+              <w:t xml:space="preserve"> Second PDF vector subfigure</w:t>
+            </w:r>
+          </w:p>
+        </w:tc>
+        <w:tc>
+          <w:tcPr>
+            <w:tcW w:w="3960" w:type="dxa"/>
+          </w:tcPr>
+          <w:p>
+            <w:pPr>
+              <w:pStyle w:val="LptFigure"/>
+            </w:pPr>
+            <w:bookmarkStart w:id="14" w:name="fig:subfigure-layout-bottom-right"/>
+            <w:bookmarkEnd w:id="13"/>
+            <w:r>
+              <w:rPr>
+                <w:noProof/>
+              </w:rPr>
+              <w:drawing>
+                <wp:inline distT="0" distB="0" distL="0" distR="0" wp14:anchorId="0F8A6B6B" wp14:editId="4C47926E">
+                  <wp:extent cx="2414016" cy="741637"/>
+                  <wp:effectExtent l="0" t="0" r="0" b="0"/>
+                  <wp:docPr id="40" name="Picture"/>
+                  <wp:cNvGraphicFramePr/>
+                  <a:graphic xmlns:a="http://schemas.openxmlformats.org/drawingml/2006/main">
+                    <a:graphicData uri="http://schemas.openxmlformats.org/drawingml/2006/picture">
+                      <pic:pic xmlns:pic="http://schemas.openxmlformats.org/drawingml/2006/picture">
+                        <pic:nvPicPr>
+                          <pic:cNvPr id="41" name="Picture" descr="example-fig-2.png"/>
+                          <pic:cNvPicPr>
+                            <a:picLocks noChangeAspect="1" noChangeArrowheads="1"/>
+                          </pic:cNvPicPr>
+                        </pic:nvPicPr>
+                        <pic:blipFill>
+                          <a:blip r:embed="rId6"/>
+                          <a:stretch>
+                            <a:fillRect/>
+                          </a:stretch>
+                        </pic:blipFill>
+                        <pic:spPr bwMode="auto">
+                          <a:xfrm>
+                            <a:off x="0" y="0"/>
+                            <a:ext cx="2414016" cy="741637"/>
+                          </a:xfrm>
+                          <a:prstGeom prst="rect">
+                            <a:avLst/>
+                          </a:prstGeom>
+                          <a:noFill/>
+                          <a:ln w="9525">
+                            <a:noFill/>
+                            <a:headEnd/>
+                            <a:tailEnd/>
+                          </a:ln>
+                        </pic:spPr>
+                      </pic:pic>
+                    </a:graphicData>
+                  </a:graphic>
+                </wp:inline>
+              </w:drawing>
+            </w:r>
+          </w:p>
+          <w:p>
+            <w:pPr>
+              <w:pStyle w:val="LptSubfigureCaption"/>
+              <w:jc w:val="center"/>
+            </w:pPr>
+            <w:r>
+              <w:t xml:space="preserve">(d) </w:t>
+            </w:r>
+            <w:r>
+              <w:rPr>
+                <w:rFonts w:hint="eastAsia"/>
+              </w:rPr>
+              <w:t>第二个</w:t>
+            </w:r>
+            <w:r>
+              <w:t xml:space="preserve"> PNG </w:t>
+            </w:r>
+            <w:r>
+              <w:rPr>
+                <w:rFonts w:hint="eastAsia"/>
+              </w:rPr>
+              <w:t>位图子图</w:t>
+            </w:r>
+            <w:r>
+              <w:t xml:space="preserve"> Second PNG bitmap subfigure</w:t>
+            </w:r>
+          </w:p>
+        </w:tc>
+        <w:bookmarkEnd w:id="14"/>
+      </w:tr>
     </w:tbl>
     <w:p>
       <w:pPr>
@@ -2095,17 +2271,17 @@
         <w:rPr>
           <w:rFonts w:hint="eastAsia"/>
         </w:rPr>
-        <w:t>带子标题的复合图片布局边界测试</w:t>
-      </w:r>
-      <w:r>
-        <w:t xml:space="preserve"> Captioned subfigure layout edge case</w:t>
+        <w:t>四子图自动换行布局边界测试</w:t>
+      </w:r>
+      <w:r>
+        <w:t xml:space="preserve"> Four-subfigure automatic wrapping edge case</w:t>
       </w:r>
     </w:p>
     <w:p>
       <w:pPr>
         <w:pStyle w:val="LptHeading2"/>
       </w:pPr>
-      <w:bookmarkStart w:id="13" w:name="subsec:table"/>
+      <w:bookmarkStart w:id="15" w:name="subsec:table"/>
       <w:bookmarkEnd w:id="11"/>
       <w:r>
         <w:rPr>
@@ -2117,7 +2293,7 @@
         <w:t xml:space="preserve"> Table Example</w:t>
       </w:r>
     </w:p>
-    <w:bookmarkEnd w:id="13"/>
+    <w:bookmarkEnd w:id="15"/>
     <w:p>
       <w:pPr>
         <w:pStyle w:val="LptBodyText"/>
@@ -2231,7 +2407,7 @@
         <w:pStyle w:val="LptTableCaption"/>
         <w:ind w:firstLine="484"/>
       </w:pPr>
-      <w:bookmarkStart w:id="14" w:name="tab:sample"/>
+      <w:bookmarkStart w:id="16" w:name="tab:sample"/>
       <w:r>
         <w:rPr>
           <w:rFonts w:hint="eastAsia"/>
@@ -2594,8 +2770,8 @@
       <w:pPr>
         <w:pStyle w:val="LptHeading2"/>
       </w:pPr>
-      <w:bookmarkStart w:id="15" w:name="subsec:list"/>
-      <w:bookmarkEnd w:id="14"/>
+      <w:bookmarkStart w:id="17" w:name="subsec:list"/>
+      <w:bookmarkEnd w:id="16"/>
       <w:r>
         <w:rPr>
           <w:rFonts w:hint="eastAsia"/>
@@ -2606,7 +2782,7 @@
         <w:t xml:space="preserve"> List Example</w:t>
       </w:r>
     </w:p>
-    <w:bookmarkEnd w:id="15"/>
+    <w:bookmarkEnd w:id="17"/>
     <w:p>
       <w:pPr>
         <w:pStyle w:val="LptBodyText"/>
@@ -2711,13 +2887,14 @@
         <w:pStyle w:val="LptOrderedList"/>
         <w:numPr>
           <w:ilvl w:val="0"/>
-          <w:numId w:val="12"/>
+          <w:numId w:val="15"/>
         </w:numPr>
       </w:pPr>
       <w:r>
         <w:rPr>
           <w:rFonts w:hint="eastAsia"/>
         </w:rPr>
+        <w:lastRenderedPageBreak/>
         <w:t>第一项用于验证有序列表的编号、段落样式和换行缩进。</w:t>
       </w:r>
       <w:r>
@@ -2729,7 +2906,7 @@
         <w:pStyle w:val="LptOrderedList"/>
         <w:numPr>
           <w:ilvl w:val="0"/>
-          <w:numId w:val="12"/>
+          <w:numId w:val="15"/>
         </w:numPr>
       </w:pPr>
       <w:r>
@@ -2744,7 +2921,7 @@
         <w:pStyle w:val="LptBulletList"/>
         <w:numPr>
           <w:ilvl w:val="1"/>
-          <w:numId w:val="13"/>
+          <w:numId w:val="16"/>
         </w:numPr>
       </w:pPr>
       <w:r>
@@ -2762,7 +2939,7 @@
         <w:pStyle w:val="LptBulletList"/>
         <w:numPr>
           <w:ilvl w:val="1"/>
-          <w:numId w:val="13"/>
+          <w:numId w:val="16"/>
         </w:numPr>
       </w:pPr>
       <w:r>
@@ -2779,19 +2956,18 @@
       <w:pPr>
         <w:pStyle w:val="LptHeading2"/>
       </w:pPr>
-      <w:bookmarkStart w:id="16" w:name="subsec:cross-reference"/>
-      <w:r>
-        <w:rPr>
-          <w:rFonts w:hint="eastAsia"/>
-        </w:rPr>
-        <w:lastRenderedPageBreak/>
+      <w:bookmarkStart w:id="18" w:name="subsec:cross-reference"/>
+      <w:r>
+        <w:rPr>
+          <w:rFonts w:hint="eastAsia"/>
+        </w:rPr>
         <w:t>综合引用示例</w:t>
       </w:r>
       <w:r>
         <w:t xml:space="preserve"> Combined Cross-Reference Example</w:t>
       </w:r>
     </w:p>
-    <w:bookmarkEnd w:id="16"/>
+    <w:bookmarkEnd w:id="18"/>
     <w:p>
       <w:pPr>
         <w:pStyle w:val="LptBodyText"/>
@@ -3478,7 +3654,7 @@
       <w:pPr>
         <w:pStyle w:val="LptHeading1"/>
       </w:pPr>
-      <w:bookmarkStart w:id="17" w:name="sec:conclusion"/>
+      <w:bookmarkStart w:id="19" w:name="sec:conclusion"/>
       <w:r>
         <w:rPr>
           <w:rFonts w:hint="eastAsia"/>
@@ -3489,7 +3665,7 @@
         <w:t xml:space="preserve"> Conclusion</w:t>
       </w:r>
     </w:p>
-    <w:bookmarkEnd w:id="17"/>
+    <w:bookmarkEnd w:id="19"/>
     <w:p>
       <w:pPr>
         <w:pStyle w:val="LptBodyText"/>
@@ -3526,7 +3702,11 @@
         <w:t>审阅稿的源文件。</w:t>
       </w:r>
       <w:r>
-        <w:t xml:space="preserve"> This example keeps the core semantic elements of a manuscript while removing journal-template elements such as headers and footers, two-column layout, special fonts, complex title pages, and dedicated reference macros. This writing style is more suitable as the source file for a Pandoc-generated Word review draft.</w:t>
+        <w:t xml:space="preserve"> This example keeps the core semantic elements of a manuscript while removing journal-template elements such as headers and footers, two-column layout, </w:t>
+      </w:r>
+      <w:r>
+        <w:lastRenderedPageBreak/>
+        <w:t>special fonts, complex title pages, and dedicated reference macros. This writing style is more suitable as the source file for a Pandoc-generated Word review draft.</w:t>
       </w:r>
     </w:p>
     <w:p>
@@ -3546,8 +3726,8 @@
         <w:spacing w:after="120"/>
         <w:ind w:left="360" w:hanging="360"/>
       </w:pPr>
-      <w:bookmarkStart w:id="18" w:name="ref-nightcity2077chipSideChannel"/>
-      <w:bookmarkStart w:id="19" w:name="refs"/>
+      <w:bookmarkStart w:id="20" w:name="ref-nightcity2077chipSideChannel"/>
+      <w:bookmarkStart w:id="21" w:name="refs"/>
       <w:r>
         <w:t xml:space="preserve">[1] </w:t>
       </w:r>
@@ -3573,10 +3753,9 @@
         <w:spacing w:after="120"/>
         <w:ind w:left="360" w:hanging="360"/>
       </w:pPr>
-      <w:bookmarkStart w:id="20" w:name="ref-wang2047flyingBlade"/>
-      <w:bookmarkEnd w:id="18"/>
-      <w:r>
-        <w:lastRenderedPageBreak/>
+      <w:bookmarkStart w:id="22" w:name="ref-wang2047flyingBlade"/>
+      <w:bookmarkEnd w:id="20"/>
+      <w:r>
         <w:t xml:space="preserve">[2] </w:t>
       </w:r>
       <w:r>
@@ -3645,8 +3824,8 @@
         <w:spacing w:after="120"/>
         <w:ind w:left="360" w:hanging="360"/>
       </w:pPr>
-      <w:bookmarkStart w:id="21" w:name="ref-天庭巡查司648六根封存"/>
-      <w:bookmarkEnd w:id="20"/>
+      <w:bookmarkStart w:id="23" w:name="ref-天庭巡查司648六根封存"/>
+      <w:bookmarkEnd w:id="22"/>
       <w:r>
         <w:t xml:space="preserve">[3] </w:t>
       </w:r>
@@ -3754,8 +3933,8 @@
         <w:spacing w:after="120"/>
         <w:ind w:left="360" w:hanging="360"/>
       </w:pPr>
-      <w:bookmarkStart w:id="22" w:name="ref-logan1023firstFlame"/>
-      <w:bookmarkEnd w:id="21"/>
+      <w:bookmarkStart w:id="24" w:name="ref-logan1023firstFlame"/>
+      <w:bookmarkEnd w:id="23"/>
       <w:r>
         <w:t xml:space="preserve">[4] </w:t>
       </w:r>
@@ -3770,8 +3949,8 @@
         <w:spacing w:after="120"/>
         <w:ind w:left="360" w:hanging="360"/>
       </w:pPr>
-      <w:bookmarkStart w:id="23" w:name="ref-htt2010teaTimeRules"/>
-      <w:bookmarkEnd w:id="22"/>
+      <w:bookmarkStart w:id="25" w:name="ref-htt2010teaTimeRules"/>
+      <w:bookmarkEnd w:id="24"/>
       <w:r>
         <w:t xml:space="preserve">[5] </w:t>
       </w:r>
@@ -3854,8 +4033,8 @@
         <w:spacing w:after="120"/>
         <w:ind w:left="360" w:hanging="360"/>
       </w:pPr>
-      <w:bookmarkStart w:id="24" w:name="ref-senshi514dungeonFoodSystems"/>
-      <w:bookmarkEnd w:id="23"/>
+      <w:bookmarkStart w:id="26" w:name="ref-senshi514dungeonFoodSystems"/>
+      <w:bookmarkEnd w:id="25"/>
       <w:r>
         <w:t xml:space="preserve">[6] </w:t>
       </w:r>
@@ -3891,8 +4070,8 @@
         <w:spacing w:after="120"/>
         <w:ind w:left="360" w:hanging="360"/>
       </w:pPr>
-      <w:bookmarkStart w:id="25" w:name="ref-二郎642六根分配"/>
-      <w:bookmarkEnd w:id="24"/>
+      <w:bookmarkStart w:id="27" w:name="ref-二郎642六根分配"/>
+      <w:bookmarkEnd w:id="26"/>
       <w:r>
         <w:t xml:space="preserve">[7] </w:t>
       </w:r>
@@ -4027,8 +4206,8 @@
         <w:spacing w:after="120"/>
         <w:ind w:left="360" w:hanging="360"/>
       </w:pPr>
-      <w:bookmarkStart w:id="26" w:name="ref-bridges2039timefallRouting"/>
-      <w:bookmarkEnd w:id="25"/>
+      <w:bookmarkStart w:id="28" w:name="ref-bridges2039timefallRouting"/>
+      <w:bookmarkEnd w:id="27"/>
       <w:r>
         <w:t xml:space="preserve">[8] </w:t>
       </w:r>
@@ -4054,8 +4233,8 @@
         <w:spacing w:after="120"/>
         <w:ind w:left="360" w:hanging="360"/>
       </w:pPr>
-      <w:bookmarkStart w:id="27" w:name="ref-ofnir1320landsBetweenDatabase"/>
-      <w:bookmarkEnd w:id="26"/>
+      <w:bookmarkStart w:id="29" w:name="ref-ofnir1320landsBetweenDatabase"/>
+      <w:bookmarkEnd w:id="28"/>
       <w:r>
         <w:t xml:space="preserve">[9] </w:t>
       </w:r>
@@ -4081,8 +4260,8 @@
         <w:spacing w:after="120"/>
         <w:ind w:left="360" w:hanging="360"/>
       </w:pPr>
-      <w:bookmarkStart w:id="28" w:name="ref-heroAssociation2021disasterDataset"/>
-      <w:bookmarkEnd w:id="27"/>
+      <w:bookmarkStart w:id="30" w:name="ref-heroAssociation2021disasterDataset"/>
+      <w:bookmarkEnd w:id="29"/>
       <w:r>
         <w:t xml:space="preserve">[10] </w:t>
       </w:r>
@@ -4108,9 +4287,10 @@
         <w:spacing w:after="120"/>
         <w:ind w:left="360" w:hanging="360"/>
       </w:pPr>
-      <w:bookmarkStart w:id="29" w:name="ref-alvarez2076braindanceArtifacts"/>
-      <w:bookmarkEnd w:id="28"/>
-      <w:r>
+      <w:bookmarkStart w:id="31" w:name="ref-alvarez2076braindanceArtifacts"/>
+      <w:bookmarkEnd w:id="30"/>
+      <w:r>
+        <w:lastRenderedPageBreak/>
         <w:t xml:space="preserve">[11] </w:t>
       </w:r>
       <w:r>
@@ -4135,8 +4315,8 @@
         <w:spacing w:after="120"/>
         <w:ind w:left="360" w:hanging="360"/>
       </w:pPr>
-      <w:bookmarkStart w:id="30" w:name="ref-tu550moonEngineChapter"/>
-      <w:bookmarkEnd w:id="29"/>
+      <w:bookmarkStart w:id="32" w:name="ref-tu550moonEngineChapter"/>
+      <w:bookmarkEnd w:id="31"/>
       <w:r>
         <w:t xml:space="preserve">[12] </w:t>
       </w:r>
@@ -4180,18 +4360,14 @@
         <w:spacing w:after="120"/>
         <w:ind w:left="360" w:hanging="360"/>
       </w:pPr>
-      <w:bookmarkStart w:id="31" w:name="ref-frieren1045memoryMagic"/>
-      <w:bookmarkEnd w:id="30"/>
+      <w:bookmarkStart w:id="33" w:name="ref-frieren1045memoryMagic"/>
+      <w:bookmarkEnd w:id="32"/>
       <w:r>
         <w:t xml:space="preserve">[13] </w:t>
       </w:r>
       <w:r>
         <w:tab/>
-        <w:t>FRIEREN, FERN. Memory error in long-lived species, low-frequency mourning behavior, and maintenance of civilian magic catalogues[M]//HEITER, SEIN. Applied Memo</w:t>
-      </w:r>
-      <w:r>
-        <w:lastRenderedPageBreak/>
-        <w:t>ry Engineering after the Demon King’s Defeat. Äußerst: Central Magic Association Press, 1045: 73-102.</w:t>
+        <w:t>FRIEREN, FERN. Memory error in long-lived species, low-frequency mourning behavior, and maintenance of civilian magic catalogues[M]//HEITER, SEIN. Applied Memory Engineering after the Demon King’s Defeat. Äußerst: Central Magic Association Press, 1045: 73-102.</w:t>
       </w:r>
     </w:p>
     <w:p>
@@ -4200,8 +4376,8 @@
         <w:spacing w:after="120"/>
         <w:ind w:left="360" w:hanging="360"/>
       </w:pPr>
-      <w:bookmarkStart w:id="32" w:name="ref-sculptor1579prostheticManual"/>
-      <w:bookmarkEnd w:id="31"/>
+      <w:bookmarkStart w:id="34" w:name="ref-sculptor1579prostheticManual"/>
+      <w:bookmarkEnd w:id="33"/>
       <w:r>
         <w:t xml:space="preserve">[14] </w:t>
       </w:r>
@@ -4216,8 +4392,8 @@
         <w:spacing w:after="120"/>
         <w:ind w:left="360" w:hanging="360"/>
       </w:pPr>
-      <w:bookmarkStart w:id="33" w:name="ref-senshi514goldenCountryMap"/>
-      <w:bookmarkEnd w:id="32"/>
+      <w:bookmarkStart w:id="35" w:name="ref-senshi514goldenCountryMap"/>
+      <w:bookmarkEnd w:id="34"/>
       <w:r>
         <w:t xml:space="preserve">[15] </w:t>
       </w:r>
@@ -4294,8 +4470,8 @@
         <w:spacing w:after="120"/>
         <w:ind w:left="360" w:hanging="360"/>
       </w:pPr>
-      <w:bookmarkStart w:id="34" w:name="ref-gotoh2023stageNoise"/>
-      <w:bookmarkEnd w:id="33"/>
+      <w:bookmarkStart w:id="36" w:name="ref-gotoh2023stageNoise"/>
+      <w:bookmarkEnd w:id="35"/>
       <w:r>
         <w:t xml:space="preserve">[16] </w:t>
       </w:r>
@@ -4310,8 +4486,8 @@
         <w:spacing w:after="120"/>
         <w:ind w:left="360" w:hanging="360"/>
       </w:pPr>
-      <w:bookmarkStart w:id="35" w:name="ref-sellen1214primevalCurrent"/>
-      <w:bookmarkEnd w:id="34"/>
+      <w:bookmarkStart w:id="37" w:name="ref-sellen1214primevalCurrent"/>
+      <w:bookmarkEnd w:id="36"/>
       <w:r>
         <w:t xml:space="preserve">[17] </w:t>
       </w:r>
@@ -4326,8 +4502,8 @@
         <w:spacing w:after="120"/>
         <w:ind w:left="360" w:hanging="360"/>
       </w:pPr>
-      <w:bookmarkStart w:id="36" w:name="ref-rubicon621jobFragments"/>
-      <w:bookmarkEnd w:id="35"/>
+      <w:bookmarkStart w:id="38" w:name="ref-rubicon621jobFragments"/>
+      <w:bookmarkEnd w:id="37"/>
       <w:r>
         <w:t xml:space="preserve">[18] </w:t>
       </w:r>
@@ -4360,8 +4536,8 @@
         <w:spacing w:after="120"/>
         <w:ind w:left="360" w:hanging="360"/>
       </w:pPr>
-      <w:bookmarkStart w:id="37" w:name="ref-moretti1349divinationRisk"/>
-      <w:bookmarkEnd w:id="36"/>
+      <w:bookmarkStart w:id="39" w:name="ref-moretti1349divinationRisk"/>
+      <w:bookmarkEnd w:id="38"/>
       <w:r>
         <w:t xml:space="preserve">[19] </w:t>
       </w:r>
@@ -4405,8 +4581,8 @@
         <w:spacing w:after="120"/>
         <w:ind w:left="360" w:hanging="360"/>
       </w:pPr>
-      <w:bookmarkStart w:id="38" w:name="ref-usagiyama2014steamerFault"/>
-      <w:bookmarkEnd w:id="37"/>
+      <w:bookmarkStart w:id="40" w:name="ref-usagiyama2014steamerFault"/>
+      <w:bookmarkEnd w:id="39"/>
       <w:r>
         <w:t xml:space="preserve">[20] </w:t>
       </w:r>
@@ -4421,8 +4597,8 @@
         <w:spacing w:after="120"/>
         <w:ind w:left="360" w:hanging="360"/>
       </w:pPr>
-      <w:bookmarkStart w:id="39" w:name="ref-nakano2011keionGear"/>
-      <w:bookmarkEnd w:id="38"/>
+      <w:bookmarkStart w:id="41" w:name="ref-nakano2011keionGear"/>
+      <w:bookmarkEnd w:id="40"/>
       <w:r>
         <w:t xml:space="preserve">[21] </w:t>
       </w:r>
@@ -4448,8 +4624,8 @@
         <w:spacing w:after="120"/>
         <w:ind w:left="360" w:hanging="360"/>
       </w:pPr>
-      <w:bookmarkStart w:id="40" w:name="ref-gustav1192priorArtTranslation"/>
-      <w:bookmarkEnd w:id="39"/>
+      <w:bookmarkStart w:id="42" w:name="ref-gustav1192priorArtTranslation"/>
+      <w:bookmarkEnd w:id="41"/>
       <w:r>
         <w:t xml:space="preserve">[22] </w:t>
       </w:r>
@@ -4464,9 +4640,10 @@
         <w:spacing w:after="120"/>
         <w:ind w:left="360" w:hanging="360"/>
       </w:pPr>
-      <w:bookmarkStart w:id="41" w:name="ref-toyohashi2024makeineSpecial"/>
-      <w:bookmarkEnd w:id="40"/>
-      <w:r>
+      <w:bookmarkStart w:id="43" w:name="ref-toyohashi2024makeineSpecial"/>
+      <w:bookmarkEnd w:id="42"/>
+      <w:r>
+        <w:lastRenderedPageBreak/>
         <w:t xml:space="preserve">[23] </w:t>
       </w:r>
       <w:r>
@@ -4539,8 +4716,8 @@
         <w:spacing w:after="120"/>
         <w:ind w:left="360" w:hanging="360"/>
       </w:pPr>
-      <w:bookmarkStart w:id="42" w:name="ref-ranni1321leyndellSymposium"/>
-      <w:bookmarkEnd w:id="41"/>
+      <w:bookmarkStart w:id="44" w:name="ref-ranni1321leyndellSymposium"/>
+      <w:bookmarkEnd w:id="43"/>
       <w:r>
         <w:t xml:space="preserve">[24] </w:t>
       </w:r>
@@ -4555,10 +4732,9 @@
         <w:spacing w:after="120"/>
         <w:ind w:left="360" w:hanging="360"/>
       </w:pPr>
-      <w:bookmarkStart w:id="43" w:name="ref-allmind621arenaBench"/>
-      <w:bookmarkEnd w:id="42"/>
-      <w:r>
-        <w:lastRenderedPageBreak/>
+      <w:bookmarkStart w:id="45" w:name="ref-allmind621arenaBench"/>
+      <w:bookmarkEnd w:id="44"/>
+      <w:r>
         <w:t xml:space="preserve">[25] </w:t>
       </w:r>
       <w:r>
@@ -4604,8 +4780,8 @@
         <w:spacing w:after="120"/>
         <w:ind w:left="360" w:hanging="360"/>
       </w:pPr>
-      <w:bookmarkStart w:id="44" w:name="ref-centrebrain4870dysonInterface"/>
-      <w:bookmarkEnd w:id="43"/>
+      <w:bookmarkStart w:id="46" w:name="ref-centrebrain4870dysonInterface"/>
+      <w:bookmarkEnd w:id="45"/>
       <w:r>
         <w:t xml:space="preserve">[26] </w:t>
       </w:r>
@@ -4620,8 +4796,8 @@
         <w:spacing w:after="120"/>
         <w:ind w:left="360" w:hanging="360"/>
       </w:pPr>
-      <w:bookmarkStart w:id="45" w:name="ref-ueg2058heavyFusionScaleup"/>
-      <w:bookmarkEnd w:id="44"/>
+      <w:bookmarkStart w:id="47" w:name="ref-ueg2058heavyFusionScaleup"/>
+      <w:bookmarkEnd w:id="46"/>
       <w:r>
         <w:t xml:space="preserve">[27] </w:t>
       </w:r>
@@ -4710,8 +4886,8 @@
         <w:spacing w:after="120"/>
         <w:ind w:left="360" w:hanging="360"/>
       </w:pPr>
-      <w:bookmarkStart w:id="46" w:name="ref-gotoh2023emergencyStickyNote"/>
-      <w:bookmarkEnd w:id="45"/>
+      <w:bookmarkStart w:id="48" w:name="ref-gotoh2023emergencyStickyNote"/>
+      <w:bookmarkEnd w:id="47"/>
       <w:r>
         <w:t xml:space="preserve">[28] </w:t>
       </w:r>
@@ -4719,8 +4895,8 @@
         <w:tab/>
         <w:t>GOTOH H, IJICHI N. Bocchi stage-emergency sticky note: Look at nijika, count four beats, and keep the volume below six before disappearing[Z]. [S.l.: s.n.], 2023.</w:t>
       </w:r>
-      <w:bookmarkEnd w:id="19"/>
-      <w:bookmarkEnd w:id="46"/>
+      <w:bookmarkEnd w:id="21"/>
+      <w:bookmarkEnd w:id="48"/>
     </w:p>
     <w:sectPr>
       <w:footnotePr>
@@ -5515,6 +5691,42 @@
     </w:lvlOverride>
   </w:num>
   <w:num w:numId="13" w16cid:durableId="515266579">
+    <w:abstractNumId w:val="1"/>
+  </w:num>
+  <w:num w:numId="14" w16cid:durableId="1301299652">
+    <w:abstractNumId w:val="0"/>
+  </w:num>
+  <w:num w:numId="15" w16cid:durableId="1922525382">
+    <w:abstractNumId w:val="2"/>
+    <w:lvlOverride w:ilvl="0">
+      <w:startOverride w:val="1"/>
+    </w:lvlOverride>
+    <w:lvlOverride w:ilvl="1">
+      <w:startOverride w:val="1"/>
+    </w:lvlOverride>
+    <w:lvlOverride w:ilvl="2">
+      <w:startOverride w:val="1"/>
+    </w:lvlOverride>
+    <w:lvlOverride w:ilvl="3">
+      <w:startOverride w:val="1"/>
+    </w:lvlOverride>
+    <w:lvlOverride w:ilvl="4">
+      <w:startOverride w:val="1"/>
+    </w:lvlOverride>
+    <w:lvlOverride w:ilvl="5">
+      <w:startOverride w:val="1"/>
+    </w:lvlOverride>
+    <w:lvlOverride w:ilvl="6">
+      <w:startOverride w:val="1"/>
+    </w:lvlOverride>
+    <w:lvlOverride w:ilvl="7">
+      <w:startOverride w:val="1"/>
+    </w:lvlOverride>
+    <w:lvlOverride w:ilvl="8">
+      <w:startOverride w:val="1"/>
+    </w:lvlOverride>
+  </w:num>
+  <w:num w:numId="16" w16cid:durableId="1896087767">
     <w:abstractNumId w:val="1"/>
   </w:num>
 </w:numbering>
